--- a/高中物理/高中物理同步/人教版必修3 第12章 电能 能量守恒定律·知识清单（完成）.docx
+++ b/高中物理/高中物理同步/人教版必修3 第12章 电能 能量守恒定律·知识清单（完成）.docx
@@ -299,6 +299,26 @@
           <w:sz w:val="21"/>
           <w:szCs w:val="21"/>
         </w:rPr>
+        <w:t xml:space="preserve">1．电功和电功率</w:t>
+      </w:r>
+    </w:p>
+    <w:p>
+      <w:pPr>
+        <w:snapToGrid w:val="0"/>
+        <w:spacing w:line="300" w:lineRule="auto" w:before="0" w:after="0"/>
+        <w:jc w:val="left"/>
+        <w:rPr>
+          <w:rFonts w:ascii="Times New Roman" w:hAnsi="Times New Roman" w:eastAsia="宋体" w:cs="Times New Roman"/>
+          <w:sz w:val="21"/>
+          <w:szCs w:val="21"/>
+        </w:rPr>
+      </w:pPr>
+      <w:r>
+        <w:rPr>
+          <w:rFonts w:ascii="Times New Roman" w:hAnsi="Times New Roman" w:eastAsia="宋体" w:cs="Times New Roman"/>
+          <w:sz w:val="21"/>
+          <w:szCs w:val="21"/>
+        </w:rPr>
         <w:t>(1)</w:t>
       </w:r>
       <w:r>
@@ -977,6 +997,26 @@
           <w:sz w:val="21"/>
           <w:szCs w:val="21"/>
         </w:rPr>
+        <w:t xml:space="preserve">2．焦耳定律</w:t>
+      </w:r>
+    </w:p>
+    <w:p>
+      <w:pPr>
+        <w:snapToGrid w:val="0"/>
+        <w:spacing w:line="300" w:lineRule="auto" w:before="0" w:after="0"/>
+        <w:jc w:val="left"/>
+        <w:rPr>
+          <w:rFonts w:ascii="Times New Roman" w:hAnsi="Times New Roman" w:eastAsia="宋体" w:cs="Times New Roman"/>
+          <w:sz w:val="21"/>
+          <w:szCs w:val="21"/>
+        </w:rPr>
+      </w:pPr>
+      <w:r>
+        <w:rPr>
+          <w:rFonts w:ascii="Times New Roman" w:hAnsi="Times New Roman" w:eastAsia="宋体" w:cs="Times New Roman"/>
+          <w:sz w:val="21"/>
+          <w:szCs w:val="21"/>
+        </w:rPr>
         <w:t>(1)</w:t>
       </w:r>
       <w:r>
@@ -1368,6 +1408,26 @@
           <w:szCs w:val="21"/>
         </w:rPr>
       </w:pPr>
+    </w:p>
+    <w:p>
+      <w:pPr>
+        <w:snapToGrid w:val="0"/>
+        <w:spacing w:line="300" w:lineRule="auto" w:before="0" w:after="0"/>
+        <w:jc w:val="left"/>
+        <w:rPr>
+          <w:rFonts w:ascii="Times New Roman" w:hAnsi="Times New Roman" w:eastAsia="宋体" w:cs="Times New Roman"/>
+          <w:sz w:val="21"/>
+          <w:szCs w:val="21"/>
+        </w:rPr>
+      </w:pPr>
+      <w:r>
+        <w:rPr>
+          <w:rFonts w:ascii="Times New Roman" w:hAnsi="Times New Roman" w:eastAsia="宋体" w:cs="Times New Roman"/>
+          <w:sz w:val="21"/>
+          <w:szCs w:val="21"/>
+        </w:rPr>
+        <w:t xml:space="preserve">3．电路中的能量转化</w:t>
+      </w:r>
     </w:p>
     <w:p>
       <w:pPr>
@@ -2243,6 +2303,26 @@
           <w:sz w:val="21"/>
           <w:szCs w:val="21"/>
         </w:rPr>
+        <w:t xml:space="preserve">4．电动势</w:t>
+      </w:r>
+    </w:p>
+    <w:p>
+      <w:pPr>
+        <w:snapToGrid w:val="0"/>
+        <w:spacing w:line="300" w:lineRule="auto" w:before="0" w:after="0"/>
+        <w:jc w:val="left"/>
+        <w:rPr>
+          <w:rFonts w:ascii="Times New Roman" w:hAnsi="Times New Roman" w:eastAsia="宋体" w:cs="Times New Roman"/>
+          <w:sz w:val="21"/>
+          <w:szCs w:val="21"/>
+        </w:rPr>
+      </w:pPr>
+      <w:r>
+        <w:rPr>
+          <w:rFonts w:ascii="Times New Roman" w:hAnsi="Times New Roman" w:eastAsia="宋体" w:cs="Times New Roman"/>
+          <w:sz w:val="21"/>
+          <w:szCs w:val="21"/>
+        </w:rPr>
         <w:t>(1)</w:t>
       </w:r>
       <w:r>
@@ -3148,6 +3228,26 @@
           <w:szCs w:val="21"/>
         </w:rPr>
       </w:pPr>
+    </w:p>
+    <w:p>
+      <w:pPr>
+        <w:snapToGrid w:val="0"/>
+        <w:spacing w:line="300" w:lineRule="auto" w:before="0" w:after="0"/>
+        <w:jc w:val="left"/>
+        <w:rPr>
+          <w:rFonts w:ascii="Times New Roman" w:hAnsi="Times New Roman" w:eastAsia="宋体" w:cs="Times New Roman"/>
+          <w:sz w:val="21"/>
+          <w:szCs w:val="21"/>
+        </w:rPr>
+      </w:pPr>
+      <w:r>
+        <w:rPr>
+          <w:rFonts w:ascii="Times New Roman" w:hAnsi="Times New Roman" w:eastAsia="宋体" w:cs="Times New Roman"/>
+          <w:sz w:val="21"/>
+          <w:szCs w:val="21"/>
+        </w:rPr>
+        <w:t xml:space="preserve">5．闭合电路欧姆定律</w:t>
+      </w:r>
     </w:p>
     <w:p>
       <w:pPr>
@@ -4370,6 +4470,26 @@
           <w:sz w:val="21"/>
           <w:szCs w:val="21"/>
         </w:rPr>
+        <w:t xml:space="preserve">6．路端电压与负载的关系</w:t>
+      </w:r>
+    </w:p>
+    <w:p>
+      <w:pPr>
+        <w:snapToGrid w:val="0"/>
+        <w:spacing w:line="300" w:lineRule="auto" w:before="0" w:after="0"/>
+        <w:jc w:val="left"/>
+        <w:rPr>
+          <w:rFonts w:ascii="Times New Roman" w:hAnsi="Times New Roman" w:eastAsia="宋体" w:cs="Times New Roman"/>
+          <w:sz w:val="21"/>
+          <w:szCs w:val="21"/>
+        </w:rPr>
+      </w:pPr>
+      <w:r>
+        <w:rPr>
+          <w:rFonts w:ascii="Times New Roman" w:hAnsi="Times New Roman" w:eastAsia="宋体" w:cs="Times New Roman"/>
+          <w:sz w:val="21"/>
+          <w:szCs w:val="21"/>
+        </w:rPr>
         <w:t>（</w:t>
       </w:r>
       <w:r>
@@ -5421,6 +5541,26 @@
           <w:szCs w:val="21"/>
         </w:rPr>
         <w:t>12.3 实验：电池电动势和内阻的测量</w:t>
+      </w:r>
+    </w:p>
+    <w:p>
+      <w:pPr>
+        <w:snapToGrid w:val="0"/>
+        <w:spacing w:line="300" w:lineRule="auto" w:before="0" w:after="0"/>
+        <w:jc w:val="left"/>
+        <w:rPr>
+          <w:rFonts w:ascii="Times New Roman" w:hAnsi="Times New Roman" w:eastAsia="宋体" w:cs="Times New Roman"/>
+          <w:sz w:val="21"/>
+          <w:szCs w:val="21"/>
+        </w:rPr>
+      </w:pPr>
+      <w:r>
+        <w:rPr>
+          <w:rFonts w:ascii="Times New Roman" w:hAnsi="Times New Roman" w:eastAsia="宋体" w:cs="Times New Roman"/>
+          <w:sz w:val="21"/>
+          <w:szCs w:val="21"/>
+        </w:rPr>
+        <w:t xml:space="preserve">7．电源的U-I图像</w:t>
       </w:r>
     </w:p>
     <w:p>
@@ -6040,6 +6180,26 @@
           <w:sz w:val="21"/>
           <w:szCs w:val="21"/>
         </w:rPr>
+        <w:t xml:space="preserve">8．能量守恒定律</w:t>
+      </w:r>
+    </w:p>
+    <w:p>
+      <w:pPr>
+        <w:snapToGrid w:val="0"/>
+        <w:spacing w:line="300" w:lineRule="auto" w:before="0" w:after="0"/>
+        <w:jc w:val="left"/>
+        <w:rPr>
+          <w:rFonts w:ascii="Times New Roman" w:hAnsi="Times New Roman" w:eastAsia="宋体" w:cs="Times New Roman"/>
+          <w:sz w:val="21"/>
+          <w:szCs w:val="21"/>
+        </w:rPr>
+      </w:pPr>
+      <w:r>
+        <w:rPr>
+          <w:rFonts w:ascii="Times New Roman" w:hAnsi="Times New Roman" w:eastAsia="宋体" w:cs="Times New Roman"/>
+          <w:sz w:val="21"/>
+          <w:szCs w:val="21"/>
+        </w:rPr>
         <w:t>（</w:t>
       </w:r>
       <w:r>
@@ -6464,6 +6624,26 @@
           <w:szCs w:val="21"/>
         </w:rPr>
       </w:pPr>
+    </w:p>
+    <w:p>
+      <w:pPr>
+        <w:snapToGrid w:val="0"/>
+        <w:spacing w:line="300" w:lineRule="auto" w:before="0" w:after="0"/>
+        <w:jc w:val="left"/>
+        <w:rPr>
+          <w:rFonts w:ascii="Times New Roman" w:hAnsi="Times New Roman" w:eastAsia="宋体" w:cs="Times New Roman"/>
+          <w:sz w:val="21"/>
+          <w:szCs w:val="21"/>
+        </w:rPr>
+      </w:pPr>
+      <w:r>
+        <w:rPr>
+          <w:rFonts w:ascii="Times New Roman" w:hAnsi="Times New Roman" w:eastAsia="宋体" w:cs="Times New Roman"/>
+          <w:sz w:val="21"/>
+          <w:szCs w:val="21"/>
+        </w:rPr>
+        <w:t xml:space="preserve">9．能量转移或转化的方向性</w:t>
+      </w:r>
     </w:p>
     <w:p>
       <w:pPr>
@@ -6805,6 +6985,26 @@
           <w:szCs w:val="21"/>
         </w:rPr>
       </w:pPr>
+    </w:p>
+    <w:p>
+      <w:pPr>
+        <w:snapToGrid w:val="0"/>
+        <w:spacing w:line="300" w:lineRule="auto" w:before="0" w:after="0"/>
+        <w:jc w:val="left"/>
+        <w:rPr>
+          <w:rFonts w:ascii="Times New Roman" w:hAnsi="Times New Roman" w:eastAsia="宋体" w:cs="Times New Roman"/>
+          <w:sz w:val="21"/>
+          <w:szCs w:val="21"/>
+        </w:rPr>
+      </w:pPr>
+      <w:r>
+        <w:rPr>
+          <w:rFonts w:ascii="Times New Roman" w:hAnsi="Times New Roman" w:eastAsia="宋体" w:cs="Times New Roman"/>
+          <w:sz w:val="21"/>
+          <w:szCs w:val="21"/>
+        </w:rPr>
+        <w:t xml:space="preserve">10．能源的分类与应用　能源与社会发展</w:t>
+      </w:r>
     </w:p>
     <w:p>
       <w:pPr>

--- a/高中物理/高中物理同步/人教版必修3 第12章 电能 能量守恒定律·知识清单（完成）.docx
+++ b/高中物理/高中物理同步/人教版必修3 第12章 电能 能量守恒定律·知识清单（完成）.docx
@@ -890,14 +890,14 @@
           <m:fPr>
             <m:ctrlPr>
               <w:rPr>
-                <w:rFonts w:ascii="Cambria Math" w:hAnsi="Cambria Math"/>
+                <w:rFonts w:ascii="Times New Roman" w:hAnsi="Times New Roman"/>
               </w:rPr>
             </m:ctrlPr>
           </m:fPr>
           <m:num>
             <m:r>
               <w:rPr>
-                <w:rFonts w:ascii="Cambria Math" w:hAnsi="Cambria Math" w:cs="Cambria Math"/>
+                <w:rFonts w:ascii="Times New Roman" w:hAnsi="Times New Roman" w:cs="Cambria Math"/>
               </w:rPr>
               <m:t>W</m:t>
             </m:r>
@@ -905,7 +905,7 @@
           <m:den>
             <m:r>
               <w:rPr>
-                <w:rFonts w:ascii="Cambria Math" w:hAnsi="Cambria Math" w:cs="Cambria Math"/>
+                <w:rFonts w:ascii="Times New Roman" w:hAnsi="Times New Roman" w:cs="Cambria Math"/>
               </w:rPr>
               <m:t>t</m:t>
             </m:r>
@@ -2191,7 +2191,7 @@
           <m:fPr>
             <m:ctrlPr>
               <w:rPr>
-                <w:rFonts w:ascii="Cambria Math" w:hAnsi="Cambria Math"/>
+                <w:rFonts w:ascii="Times New Roman" w:hAnsi="Times New Roman"/>
                 <w:b w:val="1"/>
                 <w:bCs w:val="1"/>
                 <w:u w:val="thick"/>
@@ -2203,7 +2203,7 @@
               <m:sSubPr>
                 <m:ctrlPr>
                   <w:rPr>
-                    <w:rFonts w:ascii="Cambria Math" w:hAnsi="Cambria Math"/>
+                    <w:rFonts w:ascii="Times New Roman" w:hAnsi="Times New Roman"/>
                   </w:rPr>
                 </m:ctrlPr>
               </m:sSubPr>
@@ -2213,7 +2213,7 @@
                     <m:sty m:val="bi"/>
                   </m:rPr>
                   <w:rPr>
-                    <w:rFonts w:ascii="Cambria Math" w:hAnsi="Cambria Math" w:cs="Cambria Math"/>
+                    <w:rFonts w:ascii="Times New Roman" w:hAnsi="Times New Roman" w:cs="Cambria Math"/>
                     <w:szCs w:val="21"/>
                   </w:rPr>
                   <m:t>P</m:t>
@@ -2225,7 +2225,7 @@
                     <m:sty m:val="b"/>
                   </m:rPr>
                   <w:rPr>
-                    <w:rFonts w:ascii="Cambria Math" w:hAnsi="Cambria Math" w:cs="Cambria Math"/>
+                    <w:rFonts w:ascii="Times New Roman" w:hAnsi="Times New Roman" w:cs="Cambria Math"/>
                     <w:szCs w:val="21"/>
                   </w:rPr>
                   <m:t>机</m:t>
@@ -2238,7 +2238,7 @@
               <m:sSubPr>
                 <m:ctrlPr>
                   <w:rPr>
-                    <w:rFonts w:ascii="Cambria Math" w:hAnsi="Cambria Math"/>
+                    <w:rFonts w:ascii="Times New Roman" w:hAnsi="Times New Roman"/>
                   </w:rPr>
                 </m:ctrlPr>
               </m:sSubPr>
@@ -2248,7 +2248,7 @@
                     <m:sty m:val="bi"/>
                   </m:rPr>
                   <w:rPr>
-                    <w:rFonts w:ascii="Cambria Math" w:hAnsi="Cambria Math" w:cs="Cambria Math"/>
+                    <w:rFonts w:ascii="Times New Roman" w:hAnsi="Times New Roman" w:cs="Cambria Math"/>
                     <w:szCs w:val="21"/>
                   </w:rPr>
                   <m:t>P</m:t>
@@ -2260,7 +2260,7 @@
                     <m:sty m:val="b"/>
                   </m:rPr>
                   <w:rPr>
-                    <w:rFonts w:ascii="Cambria Math" w:hAnsi="Cambria Math" w:cs="Cambria Math"/>
+                    <w:rFonts w:ascii="Times New Roman" w:hAnsi="Times New Roman" w:cs="Cambria Math"/>
                     <w:szCs w:val="21"/>
                   </w:rPr>
                   <m:t>总</m:t>
@@ -3007,7 +3007,7 @@
         <w:spacing w:line="300" w:lineRule="auto" w:before="0" w:after="0"/>
         <w:jc w:val="left"/>
         <w:rPr>
-          <w:rFonts w:eastAsia="Times New Roman"/>
+          <w:rFonts w:eastAsia="宋体"/>
           <w:i/>
           <w:sz w:val="21"/>
           <w:szCs w:val="21"/>
@@ -3105,7 +3105,7 @@
             <m:ctrlPr>
               <w:rPr>
                 <w:b w:val="1"/>
-                <w:rFonts w:ascii="Cambria Math" w:hAnsi="Cambria Math"/>
+                <w:rFonts w:ascii="Times New Roman" w:hAnsi="Times New Roman"/>
                 <w:u w:val="thick"/>
                 <w:bCs w:val="1"/>
               </w:rPr>
@@ -3116,7 +3116,7 @@
               <m:sSupPr>
                 <m:ctrlPr>
                   <w:rPr>
-                    <w:rFonts w:ascii="Cambria Math" w:hAnsi="Cambria Math"/>
+                    <w:rFonts w:ascii="Times New Roman" w:hAnsi="Times New Roman"/>
                   </w:rPr>
                 </m:ctrlPr>
               </m:sSupPr>
@@ -3124,7 +3124,7 @@
                 <m:r>
                   <w:rPr>
                     <w:b w:val="1"/>
-                    <w:rFonts w:ascii="Cambria Math" w:hAnsi="Cambria Math" w:cs="Cambria Math"/>
+                    <w:rFonts w:ascii="Times New Roman" w:hAnsi="Times New Roman" w:cs="Cambria Math"/>
                     <w:u w:val="thick"/>
                     <w:bCs w:val="1"/>
                   </w:rPr>
@@ -3135,7 +3135,7 @@
                 <m:r>
                   <w:rPr>
                     <w:b w:val="1"/>
-                    <w:rFonts w:ascii="Cambria Math" w:hAnsi="Cambria Math" w:cs="Cambria Math"/>
+                    <w:rFonts w:ascii="Times New Roman" w:hAnsi="Times New Roman" w:cs="Cambria Math"/>
                     <w:u w:val="thick"/>
                     <w:bCs w:val="1"/>
                   </w:rPr>
@@ -3148,7 +3148,7 @@
             <m:r>
               <w:rPr>
                 <w:b w:val="1"/>
-                <w:rFonts w:ascii="Cambria Math" w:hAnsi="Cambria Math" w:cs="Cambria Math"/>
+                <w:rFonts w:ascii="Times New Roman" w:hAnsi="Times New Roman" w:cs="Cambria Math"/>
                 <w:u w:val="thick"/>
                 <w:bCs w:val="1"/>
               </w:rPr>
@@ -3180,7 +3180,7 @@
         <w:spacing w:line="300" w:lineRule="auto" w:before="0" w:after="0"/>
         <w:jc w:val="left"/>
         <w:rPr>
-          <w:rFonts w:eastAsia="Times New Roman"/>
+          <w:rFonts w:eastAsia="宋体"/>
           <w:i/>
           <w:sz w:val="21"/>
           <w:szCs w:val="21"/>
@@ -3296,7 +3296,7 @@
             <m:ctrlPr>
               <w:rPr>
                 <w:b w:val="1"/>
-                <w:rFonts w:ascii="Cambria Math" w:hAnsi="Cambria Math"/>
+                <w:rFonts w:ascii="Times New Roman" w:hAnsi="Times New Roman"/>
                 <w:u w:val="thick"/>
                 <w:bCs w:val="1"/>
               </w:rPr>
@@ -3307,7 +3307,7 @@
               <m:sSupPr>
                 <m:ctrlPr>
                   <w:rPr>
-                    <w:rFonts w:ascii="Cambria Math" w:hAnsi="Cambria Math"/>
+                    <w:rFonts w:ascii="Times New Roman" w:hAnsi="Times New Roman"/>
                   </w:rPr>
                 </m:ctrlPr>
               </m:sSupPr>
@@ -3315,7 +3315,7 @@
                 <m:r>
                   <w:rPr>
                     <w:b w:val="1"/>
-                    <w:rFonts w:ascii="Cambria Math" w:hAnsi="Cambria Math" w:cs="Cambria Math"/>
+                    <w:rFonts w:ascii="Times New Roman" w:hAnsi="Times New Roman" w:cs="Cambria Math"/>
                     <w:u w:val="thick"/>
                     <w:bCs w:val="1"/>
                   </w:rPr>
@@ -3326,7 +3326,7 @@
                 <m:r>
                   <w:rPr>
                     <w:b w:val="1"/>
-                    <w:rFonts w:ascii="Cambria Math" w:hAnsi="Cambria Math" w:cs="Cambria Math"/>
+                    <w:rFonts w:ascii="Times New Roman" w:hAnsi="Times New Roman" w:cs="Cambria Math"/>
                     <w:u w:val="thick"/>
                     <w:bCs w:val="1"/>
                   </w:rPr>
@@ -3339,7 +3339,7 @@
             <m:r>
               <w:rPr>
                 <w:b w:val="1"/>
-                <w:rFonts w:ascii="Cambria Math" w:hAnsi="Cambria Math" w:cs="Cambria Math"/>
+                <w:rFonts w:ascii="Times New Roman" w:hAnsi="Times New Roman" w:cs="Cambria Math"/>
                 <w:u w:val="thick"/>
                 <w:bCs w:val="1"/>
               </w:rPr>
@@ -3362,7 +3362,7 @@
         <w:spacing w:line="300" w:lineRule="auto" w:before="0" w:after="0"/>
         <w:jc w:val="left"/>
         <w:rPr>
-          <w:rFonts w:eastAsia="Times New Roman"/>
+          <w:rFonts w:eastAsia="宋体"/>
           <w:i/>
           <w:sz w:val="21"/>
           <w:szCs w:val="21"/>
@@ -3398,7 +3398,7 @@
         <w:spacing w:line="300" w:lineRule="auto" w:before="0" w:after="0"/>
         <w:jc w:val="left"/>
         <w:rPr>
-          <w:rFonts w:eastAsia="Times New Roman"/>
+          <w:rFonts w:eastAsia="宋体"/>
           <w:i/>
           <w:sz w:val="21"/>
           <w:szCs w:val="21"/>
@@ -3549,7 +3549,7 @@
         <w:spacing w:line="300" w:lineRule="auto" w:before="0" w:after="0"/>
         <w:jc w:val="left"/>
         <w:rPr>
-          <w:rFonts w:eastAsia="Times New Roman"/>
+          <w:rFonts w:eastAsia="宋体"/>
           <w:i/>
           <w:sz w:val="21"/>
           <w:szCs w:val="21"/>
@@ -4365,7 +4365,7 @@
           <m:fPr>
             <m:ctrlPr>
               <w:rPr>
-                <w:rFonts w:ascii="Cambria Math" w:hAnsi="Cambria Math"/>
+                <w:rFonts w:ascii="Times New Roman" w:hAnsi="Times New Roman"/>
                 <w:b w:val="1"/>
                 <w:bCs w:val="1"/>
                 <w:u w:val="thick"/>
@@ -4378,7 +4378,7 @@
                 <m:sty m:val="bi"/>
               </m:rPr>
               <w:rPr>
-                <w:rFonts w:ascii="Cambria Math" w:hAnsi="Cambria Math" w:cs="Cambria Math"/>
+                <w:rFonts w:ascii="Times New Roman" w:hAnsi="Times New Roman" w:cs="Cambria Math"/>
                 <w:szCs w:val="21"/>
               </w:rPr>
               <m:t>W</m:t>
@@ -4390,7 +4390,7 @@
                 <m:sty m:val="bi"/>
               </m:rPr>
               <w:rPr>
-                <w:rFonts w:ascii="Cambria Math" w:hAnsi="Cambria Math" w:cs="Cambria Math"/>
+                <w:rFonts w:ascii="Times New Roman" w:hAnsi="Times New Roman" w:cs="Cambria Math"/>
                 <w:szCs w:val="21"/>
               </w:rPr>
               <m:t>q</m:t>
@@ -4699,7 +4699,7 @@
         <w:spacing w:line="300" w:lineRule="auto" w:before="0" w:after="0"/>
         <w:jc w:val="left"/>
         <w:rPr>
-          <w:rFonts w:eastAsia="Times New Roman"/>
+          <w:rFonts w:eastAsia="宋体"/>
           <w:i/>
           <w:sz w:val="21"/>
           <w:szCs w:val="21"/>
@@ -4767,7 +4767,7 @@
               <w:spacing w:line="300" w:lineRule="auto" w:before="0" w:after="0"/>
               <w:jc w:val="left"/>
               <w:rPr>
-                <w:rFonts w:eastAsia="Times New Roman"/>
+                <w:rFonts w:eastAsia="宋体"/>
                 <w:i/>
                 <w:sz w:val="21"/>
                 <w:szCs w:val="21"/>
@@ -4803,7 +4803,7 @@
               <w:spacing w:line="300" w:lineRule="auto" w:before="0" w:after="0"/>
               <w:jc w:val="left"/>
               <w:rPr>
-                <w:rFonts w:eastAsia="Times New Roman"/>
+                <w:rFonts w:eastAsia="宋体"/>
                 <w:i/>
                 <w:sz w:val="21"/>
                 <w:szCs w:val="21"/>
@@ -4848,7 +4848,7 @@
               <w:spacing w:line="300" w:lineRule="auto" w:before="0" w:after="0"/>
               <w:jc w:val="left"/>
               <w:rPr>
-                <w:rFonts w:eastAsia="Times New Roman"/>
+                <w:rFonts w:eastAsia="宋体"/>
                 <w:i/>
                 <w:sz w:val="21"/>
                 <w:szCs w:val="21"/>
@@ -4895,7 +4895,7 @@
               <w:spacing w:line="300" w:lineRule="auto" w:before="0" w:after="0"/>
               <w:jc w:val="left"/>
               <w:rPr>
-                <w:rFonts w:eastAsia="Times New Roman"/>
+                <w:rFonts w:eastAsia="宋体"/>
                 <w:i/>
                 <w:sz w:val="21"/>
                 <w:szCs w:val="21"/>
@@ -4931,7 +4931,7 @@
               <w:spacing w:line="300" w:lineRule="auto" w:before="0" w:after="0"/>
               <w:jc w:val="left"/>
               <w:rPr>
-                <w:rFonts w:eastAsia="Times New Roman"/>
+                <w:rFonts w:eastAsia="宋体"/>
                 <w:i/>
                 <w:sz w:val="21"/>
                 <w:szCs w:val="21"/>
@@ -4970,7 +4970,7 @@
               <w:spacing w:line="300" w:lineRule="auto" w:before="0" w:after="0"/>
               <w:jc w:val="left"/>
               <w:rPr>
-                <w:rFonts w:eastAsia="Times New Roman"/>
+                <w:rFonts w:eastAsia="宋体"/>
                 <w:i/>
                 <w:sz w:val="21"/>
                 <w:szCs w:val="21"/>
@@ -5011,7 +5011,7 @@
               <w:spacing w:line="300" w:lineRule="auto" w:before="0" w:after="0"/>
               <w:jc w:val="left"/>
               <w:rPr>
-                <w:rFonts w:eastAsia="Times New Roman"/>
+                <w:rFonts w:eastAsia="宋体"/>
                 <w:i/>
                 <w:sz w:val="21"/>
                 <w:szCs w:val="21"/>
@@ -5047,7 +5047,7 @@
               <w:spacing w:line="300" w:lineRule="auto" w:before="0" w:after="0"/>
               <w:jc w:val="left"/>
               <w:rPr>
-                <w:rFonts w:eastAsia="Times New Roman"/>
+                <w:rFonts w:eastAsia="宋体"/>
                 <w:i/>
                 <w:sz w:val="21"/>
                 <w:szCs w:val="21"/>
@@ -5076,7 +5076,7 @@
                   <m:ctrlPr>
                     <w:rPr>
                       <w:b w:val="1"/>
-                      <w:rFonts w:ascii="Cambria Math" w:hAnsi="Cambria Math"/>
+                      <w:rFonts w:ascii="Times New Roman" w:hAnsi="Times New Roman"/>
                       <w:u w:val="thick"/>
                       <w:bCs w:val="1"/>
                     </w:rPr>
@@ -5086,7 +5086,7 @@
                   <m:r>
                     <w:rPr>
                       <w:b w:val="1"/>
-                      <w:rFonts w:ascii="Cambria Math" w:hAnsi="Cambria Math" w:cs="Cambria Math"/>
+                      <w:rFonts w:ascii="Times New Roman" w:hAnsi="Times New Roman" w:cs="Cambria Math"/>
                       <w:u w:val="thick"/>
                       <w:bCs w:val="1"/>
                     </w:rPr>
@@ -5097,7 +5097,7 @@
                   <m:r>
                     <w:rPr>
                       <w:b w:val="1"/>
-                      <w:rFonts w:ascii="Cambria Math" w:hAnsi="Cambria Math" w:cs="Cambria Math"/>
+                      <w:rFonts w:ascii="Times New Roman" w:hAnsi="Times New Roman" w:cs="Cambria Math"/>
                       <w:u w:val="thick"/>
                       <w:bCs w:val="1"/>
                     </w:rPr>
@@ -5153,7 +5153,7 @@
               <w:spacing w:line="300" w:lineRule="auto" w:before="0" w:after="0"/>
               <w:jc w:val="left"/>
               <w:rPr>
-                <w:rFonts w:eastAsia="Times New Roman"/>
+                <w:rFonts w:eastAsia="宋体"/>
                 <w:i/>
                 <w:sz w:val="21"/>
                 <w:szCs w:val="21"/>
@@ -5182,7 +5182,7 @@
                   <m:ctrlPr>
                     <w:rPr>
                       <w:b w:val="1"/>
-                      <w:rFonts w:ascii="Cambria Math" w:hAnsi="Cambria Math"/>
+                      <w:rFonts w:ascii="Times New Roman" w:hAnsi="Times New Roman"/>
                       <w:u w:val="thick"/>
                       <w:bCs w:val="1"/>
                     </w:rPr>
@@ -5192,7 +5192,7 @@
                   <m:r>
                     <w:rPr>
                       <w:b w:val="1"/>
-                      <w:rFonts w:ascii="Cambria Math" w:hAnsi="Cambria Math" w:cs="Cambria Math"/>
+                      <w:rFonts w:ascii="Times New Roman" w:hAnsi="Times New Roman" w:cs="Cambria Math"/>
                       <w:u w:val="thick"/>
                       <w:bCs w:val="1"/>
                     </w:rPr>
@@ -5203,7 +5203,7 @@
                   <m:r>
                     <w:rPr>
                       <w:b w:val="1"/>
-                      <w:rFonts w:ascii="Cambria Math" w:hAnsi="Cambria Math" w:cs="Cambria Math"/>
+                      <w:rFonts w:ascii="Times New Roman" w:hAnsi="Times New Roman" w:cs="Cambria Math"/>
                       <w:u w:val="thick"/>
                       <w:bCs w:val="1"/>
                     </w:rPr>
@@ -5261,7 +5261,7 @@
               <w:spacing w:line="300" w:lineRule="auto" w:before="0" w:after="0"/>
               <w:jc w:val="left"/>
               <w:rPr>
-                <w:rFonts w:eastAsia="Times New Roman"/>
+                <w:rFonts w:eastAsia="宋体"/>
                 <w:i/>
                 <w:sz w:val="21"/>
                 <w:szCs w:val="21"/>
@@ -5297,7 +5297,7 @@
               <w:spacing w:line="300" w:lineRule="auto" w:before="0" w:after="0"/>
               <w:jc w:val="left"/>
               <w:rPr>
-                <w:rFonts w:eastAsia="Times New Roman"/>
+                <w:rFonts w:eastAsia="宋体"/>
                 <w:i/>
                 <w:sz w:val="21"/>
                 <w:szCs w:val="21"/>
@@ -5349,7 +5349,7 @@
               <w:spacing w:line="300" w:lineRule="auto" w:before="0" w:after="0"/>
               <w:jc w:val="left"/>
               <w:rPr>
-                <w:rFonts w:eastAsia="Times New Roman"/>
+                <w:rFonts w:eastAsia="宋体"/>
                 <w:i/>
                 <w:sz w:val="21"/>
                 <w:szCs w:val="21"/>
@@ -5403,7 +5403,7 @@
               <w:spacing w:line="300" w:lineRule="auto" w:before="0" w:after="0"/>
               <w:jc w:val="left"/>
               <w:rPr>
-                <w:rFonts w:eastAsia="Times New Roman"/>
+                <w:rFonts w:eastAsia="宋体"/>
                 <w:i/>
                 <w:sz w:val="21"/>
                 <w:szCs w:val="21"/>
@@ -5440,7 +5440,7 @@
               <w:spacing w:line="300" w:lineRule="auto" w:before="0" w:after="0"/>
               <w:jc w:val="left"/>
               <w:rPr>
-                <w:rFonts w:eastAsia="Times New Roman"/>
+                <w:rFonts w:eastAsia="宋体"/>
                 <w:i/>
                 <w:sz w:val="21"/>
                 <w:szCs w:val="21"/>
@@ -5466,7 +5466,7 @@
         <w:spacing w:line="300" w:lineRule="auto" w:before="0" w:after="0"/>
         <w:jc w:val="left"/>
         <w:rPr>
-          <w:rFonts w:eastAsia="Times New Roman"/>
+          <w:rFonts w:eastAsia="宋体"/>
           <w:i/>
           <w:sz w:val="21"/>
           <w:szCs w:val="21"/>
@@ -5495,7 +5495,7 @@
         <w:spacing w:line="300" w:lineRule="auto" w:before="0" w:after="0"/>
         <w:jc w:val="left"/>
         <w:rPr>
-          <w:rFonts w:eastAsia="Times New Roman"/>
+          <w:rFonts w:eastAsia="宋体"/>
           <w:i/>
           <w:sz w:val="21"/>
           <w:szCs w:val="21"/>
@@ -5640,7 +5640,7 @@
         <w:spacing w:line="300" w:lineRule="auto" w:before="0" w:after="0"/>
         <w:jc w:val="left"/>
         <w:rPr>
-          <w:rFonts w:eastAsia="Times New Roman"/>
+          <w:rFonts w:eastAsia="宋体"/>
           <w:i/>
           <w:sz w:val="21"/>
           <w:szCs w:val="21"/>
@@ -5765,7 +5765,7 @@
             <m:ctrlPr>
               <w:rPr>
                 <w:b w:val="1"/>
-                <w:rFonts w:ascii="Cambria Math" w:hAnsi="Cambria Math"/>
+                <w:rFonts w:ascii="Times New Roman" w:hAnsi="Times New Roman"/>
                 <w:u w:val="thick"/>
                 <w:bCs w:val="1"/>
               </w:rPr>
@@ -5775,7 +5775,7 @@
             <m:r>
               <w:rPr>
                 <w:b w:val="1"/>
-                <w:rFonts w:ascii="Cambria Math" w:hAnsi="Cambria Math" w:cs="Cambria Math"/>
+                <w:rFonts w:ascii="Times New Roman" w:hAnsi="Times New Roman" w:cs="Cambria Math"/>
                 <w:u w:val="thick"/>
                 <w:bCs w:val="1"/>
               </w:rPr>
@@ -5786,7 +5786,7 @@
             <m:r>
               <w:rPr>
                 <w:b w:val="1"/>
-                <w:rFonts w:ascii="Cambria Math" w:hAnsi="Cambria Math" w:cs="Cambria Math"/>
+                <w:rFonts w:ascii="Times New Roman" w:hAnsi="Times New Roman" w:cs="Cambria Math"/>
                 <w:u w:val="thick"/>
                 <w:bCs w:val="1"/>
               </w:rPr>
@@ -6412,7 +6412,7 @@
       <m:oMath>
         <m:r>
           <w:rPr>
-            <w:rFonts w:ascii="Cambria Math" w:hAnsi="Cambria Math" w:cs="Cambria Math"/>
+            <w:rFonts w:ascii="Times New Roman" w:hAnsi="Times New Roman" w:cs="Cambria Math"/>
           </w:rPr>
           <m:t>I=</m:t>
         </m:r>
@@ -6420,14 +6420,14 @@
           <m:fPr>
             <m:ctrlPr>
               <w:rPr>
-                <w:rFonts w:ascii="Cambria Math" w:hAnsi="Cambria Math"/>
+                <w:rFonts w:ascii="Times New Roman" w:hAnsi="Times New Roman"/>
               </w:rPr>
             </m:ctrlPr>
           </m:fPr>
           <m:num>
             <m:r>
               <w:rPr>
-                <w:rFonts w:ascii="Cambria Math" w:hAnsi="Cambria Math" w:cs="Cambria Math"/>
+                <w:rFonts w:ascii="Times New Roman" w:hAnsi="Times New Roman" w:cs="Cambria Math"/>
               </w:rPr>
               <m:t>E</m:t>
             </m:r>
@@ -6435,7 +6435,7 @@
           <m:den>
             <m:r>
               <w:rPr>
-                <w:rFonts w:ascii="Cambria Math" w:hAnsi="Cambria Math" w:cs="Cambria Math"/>
+                <w:rFonts w:ascii="Times New Roman" w:hAnsi="Times New Roman" w:cs="Cambria Math"/>
               </w:rPr>
               <m:t>R+r</m:t>
             </m:r>
@@ -6475,7 +6475,7 @@
             <m:sty m:val="bi"/>
           </m:rPr>
           <w:rPr>
-            <w:rFonts w:ascii="Cambria Math" w:hAnsi="Cambria Math" w:cs="Cambria Math"/>
+            <w:rFonts w:ascii="Times New Roman" w:hAnsi="Times New Roman" w:cs="Cambria Math"/>
             <w:szCs w:val="21"/>
             <w:u w:val="thick"/>
             <w:b w:val="1"/>
@@ -6487,7 +6487,7 @@
           <m:fPr>
             <m:ctrlPr>
               <w:rPr>
-                <w:rFonts w:ascii="Cambria Math" w:hAnsi="Cambria Math"/>
+                <w:rFonts w:ascii="Times New Roman" w:hAnsi="Times New Roman"/>
                 <w:b w:val="1"/>
                 <w:bCs w:val="1"/>
                 <w:u w:val="thick"/>
@@ -6500,7 +6500,7 @@
                 <m:sty m:val="bi"/>
               </m:rPr>
               <w:rPr>
-                <w:rFonts w:ascii="Cambria Math" w:hAnsi="Cambria Math" w:cs="Cambria Math"/>
+                <w:rFonts w:ascii="Times New Roman" w:hAnsi="Times New Roman" w:cs="Cambria Math"/>
                 <w:szCs w:val="21"/>
               </w:rPr>
               <m:t>E</m:t>
@@ -6512,7 +6512,7 @@
                 <m:sty m:val="bi"/>
               </m:rPr>
               <w:rPr>
-                <w:rFonts w:ascii="Cambria Math" w:hAnsi="Cambria Math" w:cs="Cambria Math"/>
+                <w:rFonts w:ascii="Times New Roman" w:hAnsi="Times New Roman" w:cs="Cambria Math"/>
                 <w:szCs w:val="21"/>
               </w:rPr>
               <m:t>R+r</m:t>
@@ -6738,7 +6738,7 @@
           <m:fPr>
             <m:ctrlPr>
               <w:rPr>
-                <w:rFonts w:ascii="Cambria Math" w:hAnsi="Cambria Math"/>
+                <w:rFonts w:ascii="Times New Roman" w:hAnsi="Times New Roman"/>
                 <w:b w:val="1"/>
                 <w:bCs w:val="1"/>
                 <w:u w:val="thick"/>
@@ -6751,7 +6751,7 @@
                 <m:sty m:val="bi"/>
               </m:rPr>
               <w:rPr>
-                <w:rFonts w:ascii="Cambria Math" w:hAnsi="Cambria Math" w:cs="Cambria Math"/>
+                <w:rFonts w:ascii="Times New Roman" w:hAnsi="Times New Roman" w:cs="Cambria Math"/>
                 <w:szCs w:val="21"/>
               </w:rPr>
               <m:t>E</m:t>
@@ -6763,7 +6763,7 @@
                 <m:sty m:val="bi"/>
               </m:rPr>
               <w:rPr>
-                <w:rFonts w:ascii="Cambria Math" w:hAnsi="Cambria Math" w:cs="Cambria Math"/>
+                <w:rFonts w:ascii="Times New Roman" w:hAnsi="Times New Roman" w:cs="Cambria Math"/>
                 <w:szCs w:val="21"/>
               </w:rPr>
               <m:t>R+r</m:t>
@@ -7470,14 +7470,14 @@
           <m:fPr>
             <m:ctrlPr>
               <w:rPr>
-                <w:rFonts w:ascii="Cambria Math" w:hAnsi="Cambria Math"/>
+                <w:rFonts w:ascii="Times New Roman" w:hAnsi="Times New Roman"/>
               </w:rPr>
             </m:ctrlPr>
           </m:fPr>
           <m:num>
             <m:r>
               <w:rPr>
-                <w:rFonts w:ascii="Cambria Math" w:hAnsi="Cambria Math" w:cs="Cambria Math"/>
+                <w:rFonts w:ascii="Times New Roman" w:hAnsi="Times New Roman" w:cs="Cambria Math"/>
               </w:rPr>
               <m:t>E</m:t>
             </m:r>
@@ -7485,7 +7485,7 @@
           <m:den>
             <m:r>
               <w:rPr>
-                <w:rFonts w:ascii="Cambria Math" w:hAnsi="Cambria Math" w:cs="Cambria Math"/>
+                <w:rFonts w:ascii="Times New Roman" w:hAnsi="Times New Roman" w:cs="Cambria Math"/>
               </w:rPr>
               <m:t>R+r</m:t>
             </m:r>
@@ -7949,7 +7949,7 @@
           <m:fPr>
             <m:ctrlPr>
               <w:rPr>
-                <w:rFonts w:ascii="Cambria Math" w:hAnsi="Cambria Math"/>
+                <w:rFonts w:ascii="Times New Roman" w:hAnsi="Times New Roman"/>
                 <w:b w:val="1"/>
                 <w:bCs w:val="1"/>
                 <w:u w:val="thick"/>
@@ -7962,7 +7962,7 @@
                 <m:sty m:val="bi"/>
               </m:rPr>
               <w:rPr>
-                <w:rFonts w:ascii="Cambria Math" w:hAnsi="Cambria Math" w:cs="Cambria Math"/>
+                <w:rFonts w:ascii="Times New Roman" w:hAnsi="Times New Roman" w:cs="Cambria Math"/>
                 <w:szCs w:val="21"/>
               </w:rPr>
               <m:t>E</m:t>
@@ -7974,7 +7974,7 @@
                 <m:sty m:val="bi"/>
               </m:rPr>
               <w:rPr>
-                <w:rFonts w:ascii="Cambria Math" w:hAnsi="Cambria Math" w:cs="Cambria Math"/>
+                <w:rFonts w:ascii="Times New Roman" w:hAnsi="Times New Roman" w:cs="Cambria Math"/>
                 <w:szCs w:val="21"/>
               </w:rPr>
               <m:t>r</m:t>
@@ -8169,7 +8169,7 @@
               <w:spacing w:line="300" w:lineRule="auto" w:before="0" w:after="0"/>
               <w:jc w:val="left"/>
               <w:rPr>
-                <w:rFonts w:eastAsia="Times New Roman"/>
+                <w:rFonts w:eastAsia="宋体"/>
                 <w:i/>
                 <w:sz w:val="21"/>
                 <w:szCs w:val="21"/>
@@ -8274,7 +8274,7 @@
               <w:spacing w:line="300" w:lineRule="auto" w:before="0" w:after="0"/>
               <w:jc w:val="left"/>
               <w:rPr>
-                <w:rFonts w:eastAsia="Times New Roman"/>
+                <w:rFonts w:eastAsia="宋体"/>
                 <w:i/>
                 <w:sz w:val="21"/>
                 <w:szCs w:val="21"/>
@@ -8335,7 +8335,7 @@
                   <m:ctrlPr>
                     <w:rPr>
                       <w:b w:val="1"/>
-                      <w:rFonts w:ascii="Cambria Math" w:hAnsi="Cambria Math"/>
+                      <w:rFonts w:ascii="Times New Roman" w:hAnsi="Times New Roman"/>
                       <w:u w:val="thick"/>
                       <w:bCs w:val="1"/>
                     </w:rPr>
@@ -8345,7 +8345,7 @@
                   <m:r>
                     <w:rPr>
                       <w:b w:val="1"/>
-                      <w:rFonts w:ascii="Cambria Math" w:hAnsi="Cambria Math" w:cs="Cambria Math"/>
+                      <w:rFonts w:ascii="Times New Roman" w:hAnsi="Times New Roman" w:cs="Cambria Math"/>
                       <w:u w:val="thick"/>
                       <w:bCs w:val="1"/>
                     </w:rPr>
@@ -8356,7 +8356,7 @@
                   <m:r>
                     <w:rPr>
                       <w:b w:val="1"/>
-                      <w:rFonts w:ascii="Cambria Math" w:hAnsi="Cambria Math" w:cs="Cambria Math"/>
+                      <w:rFonts w:ascii="Times New Roman" w:hAnsi="Times New Roman" w:cs="Cambria Math"/>
                       <w:u w:val="thick"/>
                       <w:bCs w:val="1"/>
                     </w:rPr>
@@ -8396,7 +8396,7 @@
                   <m:ctrlPr>
                     <w:rPr>
                       <w:b w:val="1"/>
-                      <w:rFonts w:ascii="Cambria Math" w:hAnsi="Cambria Math"/>
+                      <w:rFonts w:ascii="Times New Roman" w:hAnsi="Times New Roman"/>
                       <w:u w:val="thick"/>
                       <w:bCs w:val="1"/>
                     </w:rPr>
@@ -8406,7 +8406,7 @@
                   <m:r>
                     <w:rPr>
                       <w:b w:val="1"/>
-                      <w:rFonts w:ascii="Cambria Math" w:hAnsi="Cambria Math" w:cs="Cambria Math"/>
+                      <w:rFonts w:ascii="Times New Roman" w:hAnsi="Times New Roman" w:cs="Cambria Math"/>
                       <w:u w:val="thick"/>
                       <w:bCs w:val="1"/>
                     </w:rPr>
@@ -8417,7 +8417,7 @@
                   <m:r>
                     <w:rPr>
                       <w:b w:val="1"/>
-                      <w:rFonts w:ascii="Cambria Math" w:hAnsi="Cambria Math" w:cs="Cambria Math"/>
+                      <w:rFonts w:ascii="Times New Roman" w:hAnsi="Times New Roman" w:cs="Cambria Math"/>
                       <w:u w:val="thick"/>
                       <w:bCs w:val="1"/>
                     </w:rPr>
@@ -8467,7 +8467,7 @@
               <w:spacing w:line="300" w:lineRule="auto" w:before="0" w:after="0"/>
               <w:jc w:val="left"/>
               <w:rPr>
-                <w:rFonts w:eastAsia="Times New Roman"/>
+                <w:rFonts w:eastAsia="宋体"/>
                 <w:i/>
                 <w:sz w:val="21"/>
                 <w:szCs w:val="21"/>
@@ -8520,7 +8520,7 @@
                   <m:ctrlPr>
                     <w:rPr>
                       <w:b w:val="1"/>
-                      <w:rFonts w:ascii="Cambria Math" w:hAnsi="Cambria Math"/>
+                      <w:rFonts w:ascii="Times New Roman" w:hAnsi="Times New Roman"/>
                       <w:u w:val="thick"/>
                       <w:bCs w:val="1"/>
                     </w:rPr>
@@ -8530,7 +8530,7 @@
                   <m:r>
                     <w:rPr>
                       <w:b w:val="1"/>
-                      <w:rFonts w:ascii="Cambria Math" w:hAnsi="Cambria Math" w:cs="Cambria Math"/>
+                      <w:rFonts w:ascii="Times New Roman" w:hAnsi="Times New Roman" w:cs="Cambria Math"/>
                       <w:u w:val="thick"/>
                       <w:bCs w:val="1"/>
                     </w:rPr>
@@ -8541,7 +8541,7 @@
                   <m:r>
                     <w:rPr>
                       <w:b w:val="1"/>
-                      <w:rFonts w:ascii="Cambria Math" w:hAnsi="Cambria Math" w:cs="Cambria Math"/>
+                      <w:rFonts w:ascii="Times New Roman" w:hAnsi="Times New Roman" w:cs="Cambria Math"/>
                       <w:u w:val="thick"/>
                       <w:bCs w:val="1"/>
                     </w:rPr>
@@ -8596,7 +8596,7 @@
               <w:spacing w:line="300" w:lineRule="auto" w:before="0" w:after="0"/>
               <w:jc w:val="left"/>
               <w:rPr>
-                <w:rFonts w:eastAsia="Times New Roman"/>
+                <w:rFonts w:eastAsia="宋体"/>
                 <w:i/>
                 <w:sz w:val="21"/>
                 <w:szCs w:val="21"/>
@@ -8765,7 +8765,7 @@
               <w:spacing w:line="300" w:lineRule="auto" w:before="0" w:after="0"/>
               <w:jc w:val="left"/>
               <w:rPr>
-                <w:rFonts w:eastAsia="Times New Roman"/>
+                <w:rFonts w:eastAsia="宋体"/>
                 <w:i/>
                 <w:sz w:val="21"/>
                 <w:szCs w:val="21"/>
@@ -8818,7 +8818,7 @@
                   <m:ctrlPr>
                     <w:rPr>
                       <w:b w:val="1"/>
-                      <w:rFonts w:ascii="Cambria Math" w:hAnsi="Cambria Math"/>
+                      <w:rFonts w:ascii="Times New Roman" w:hAnsi="Times New Roman"/>
                       <w:u w:val="thick"/>
                       <w:bCs w:val="1"/>
                     </w:rPr>
@@ -8828,7 +8828,7 @@
                   <m:r>
                     <w:rPr>
                       <w:b w:val="1"/>
-                      <w:rFonts w:ascii="Cambria Math" w:hAnsi="Cambria Math" w:cs="Cambria Math"/>
+                      <w:rFonts w:ascii="Times New Roman" w:hAnsi="Times New Roman" w:cs="Cambria Math"/>
                       <w:u w:val="thick"/>
                       <w:bCs w:val="1"/>
                     </w:rPr>
@@ -8839,7 +8839,7 @@
                   <m:r>
                     <w:rPr>
                       <w:b w:val="1"/>
-                      <w:rFonts w:ascii="Cambria Math" w:hAnsi="Cambria Math" w:cs="Cambria Math"/>
+                      <w:rFonts w:ascii="Times New Roman" w:hAnsi="Times New Roman" w:cs="Cambria Math"/>
                       <w:u w:val="thick"/>
                       <w:bCs w:val="1"/>
                     </w:rPr>
@@ -8929,7 +8929,7 @@
               <w:spacing w:line="300" w:lineRule="auto" w:before="0" w:after="0"/>
               <w:jc w:val="left"/>
               <w:rPr>
-                <w:rFonts w:eastAsia="Times New Roman"/>
+                <w:rFonts w:eastAsia="宋体"/>
                 <w:i/>
                 <w:sz w:val="21"/>
                 <w:szCs w:val="21"/>
@@ -9049,7 +9049,7 @@
                   <m:ctrlPr>
                     <w:rPr>
                       <w:b w:val="1"/>
-                      <w:rFonts w:ascii="Cambria Math" w:hAnsi="Cambria Math"/>
+                      <w:rFonts w:ascii="Times New Roman" w:hAnsi="Times New Roman"/>
                       <w:u w:val="thick"/>
                       <w:bCs w:val="1"/>
                     </w:rPr>
@@ -9059,7 +9059,7 @@
                   <m:r>
                     <w:rPr>
                       <w:b w:val="1"/>
-                      <w:rFonts w:ascii="Cambria Math" w:hAnsi="Cambria Math" w:cs="Cambria Math"/>
+                      <w:rFonts w:ascii="Times New Roman" w:hAnsi="Times New Roman" w:cs="Cambria Math"/>
                       <w:u w:val="thick"/>
                       <w:bCs w:val="1"/>
                     </w:rPr>
@@ -9070,7 +9070,7 @@
                   <m:r>
                     <w:rPr>
                       <w:b w:val="1"/>
-                      <w:rFonts w:ascii="Cambria Math" w:hAnsi="Cambria Math" w:cs="Cambria Math"/>
+                      <w:rFonts w:ascii="Times New Roman" w:hAnsi="Times New Roman" w:cs="Cambria Math"/>
                       <w:u w:val="thick"/>
                       <w:bCs w:val="1"/>
                     </w:rPr>
@@ -9353,7 +9353,7 @@
         <w:spacing w:line="300" w:lineRule="auto" w:before="0" w:after="0"/>
         <w:jc w:val="left"/>
         <w:rPr>
-          <w:rFonts w:eastAsia="Times New Roman"/>
+          <w:rFonts w:eastAsia="宋体"/>
           <w:i/>
           <w:sz w:val="21"/>
           <w:szCs w:val="21"/>
@@ -9531,7 +9531,7 @@
         <w:spacing w:line="300" w:lineRule="auto" w:before="0" w:after="0"/>
         <w:jc w:val="left"/>
         <w:rPr>
-          <w:rFonts w:eastAsia="Times New Roman"/>
+          <w:rFonts w:eastAsia="宋体"/>
           <w:i/>
           <w:sz w:val="21"/>
           <w:szCs w:val="21"/>
@@ -9653,7 +9653,7 @@
             <m:ctrlPr>
               <w:rPr>
                 <w:b w:val="1"/>
-                <w:rFonts w:ascii="Cambria Math" w:hAnsi="Cambria Math"/>
+                <w:rFonts w:ascii="Times New Roman" w:hAnsi="Times New Roman"/>
                 <w:u w:val="thick"/>
                 <w:bCs w:val="1"/>
               </w:rPr>
@@ -9664,7 +9664,7 @@
               <m:sSupPr>
                 <m:ctrlPr>
                   <w:rPr>
-                    <w:rFonts w:ascii="Cambria Math" w:hAnsi="Cambria Math"/>
+                    <w:rFonts w:ascii="Times New Roman" w:hAnsi="Times New Roman"/>
                   </w:rPr>
                 </m:ctrlPr>
               </m:sSupPr>
@@ -9672,7 +9672,7 @@
                 <m:r>
                   <w:rPr>
                     <w:b w:val="1"/>
-                    <w:rFonts w:ascii="Cambria Math" w:hAnsi="Cambria Math" w:cs="Cambria Math"/>
+                    <w:rFonts w:ascii="Times New Roman" w:hAnsi="Times New Roman" w:cs="Cambria Math"/>
                     <w:u w:val="thick"/>
                     <w:bCs w:val="1"/>
                   </w:rPr>
@@ -9683,7 +9683,7 @@
                 <m:r>
                   <w:rPr>
                     <w:b w:val="1"/>
-                    <w:rFonts w:ascii="Cambria Math" w:hAnsi="Cambria Math" w:cs="Cambria Math"/>
+                    <w:rFonts w:ascii="Times New Roman" w:hAnsi="Times New Roman" w:cs="Cambria Math"/>
                     <w:u w:val="thick"/>
                     <w:bCs w:val="1"/>
                   </w:rPr>
@@ -9696,7 +9696,7 @@
             <m:r>
               <w:rPr>
                 <w:b w:val="1"/>
-                <w:rFonts w:ascii="Cambria Math" w:hAnsi="Cambria Math" w:cs="Cambria Math"/>
+                <w:rFonts w:ascii="Times New Roman" w:hAnsi="Times New Roman" w:cs="Cambria Math"/>
                 <w:u w:val="thick"/>
                 <w:bCs w:val="1"/>
               </w:rPr>
@@ -9729,7 +9729,7 @@
         <w:spacing w:line="300" w:lineRule="auto" w:before="0" w:after="0"/>
         <w:jc w:val="left"/>
         <w:rPr>
-          <w:rFonts w:eastAsia="Times New Roman"/>
+          <w:rFonts w:eastAsia="宋体"/>
           <w:i/>
           <w:sz w:val="21"/>
           <w:szCs w:val="21"/>
@@ -9890,7 +9890,7 @@
         <w:spacing w:line="300" w:lineRule="auto" w:before="0" w:after="0"/>
         <w:jc w:val="left"/>
         <w:rPr>
-          <w:rFonts w:eastAsia="Times New Roman"/>
+          <w:rFonts w:eastAsia="宋体"/>
           <w:i/>
           <w:sz w:val="21"/>
           <w:szCs w:val="21"/>
@@ -10068,7 +10068,7 @@
         <w:spacing w:line="300" w:lineRule="auto" w:before="0" w:after="0"/>
         <w:jc w:val="left"/>
         <w:rPr>
-          <w:rFonts w:eastAsia="Times New Roman"/>
+          <w:rFonts w:eastAsia="宋体"/>
           <w:i/>
           <w:sz w:val="21"/>
           <w:szCs w:val="21"/>
@@ -10165,7 +10165,7 @@
             <m:ctrlPr>
               <w:rPr>
                 <w:b w:val="1"/>
-                <w:rFonts w:ascii="Cambria Math" w:hAnsi="Cambria Math"/>
+                <w:rFonts w:ascii="Times New Roman" w:hAnsi="Times New Roman"/>
                 <w:u w:val="thick"/>
                 <w:bCs w:val="1"/>
               </w:rPr>
@@ -10176,7 +10176,7 @@
               <m:sSupPr>
                 <m:ctrlPr>
                   <w:rPr>
-                    <w:rFonts w:ascii="Cambria Math" w:hAnsi="Cambria Math"/>
+                    <w:rFonts w:ascii="Times New Roman" w:hAnsi="Times New Roman"/>
                   </w:rPr>
                 </m:ctrlPr>
               </m:sSupPr>
@@ -10184,7 +10184,7 @@
                 <m:r>
                   <w:rPr>
                     <w:b w:val="1"/>
-                    <w:rFonts w:ascii="Cambria Math" w:hAnsi="Cambria Math" w:cs="Cambria Math"/>
+                    <w:rFonts w:ascii="Times New Roman" w:hAnsi="Times New Roman" w:cs="Cambria Math"/>
                     <w:u w:val="thick"/>
                     <w:bCs w:val="1"/>
                   </w:rPr>
@@ -10195,7 +10195,7 @@
                 <m:r>
                   <w:rPr>
                     <w:b w:val="1"/>
-                    <w:rFonts w:ascii="Cambria Math" w:hAnsi="Cambria Math" w:cs="Cambria Math"/>
+                    <w:rFonts w:ascii="Times New Roman" w:hAnsi="Times New Roman" w:cs="Cambria Math"/>
                     <w:u w:val="thick"/>
                     <w:bCs w:val="1"/>
                   </w:rPr>
@@ -10206,7 +10206,7 @@
             <m:r>
               <w:rPr>
                 <w:b w:val="1"/>
-                <w:rFonts w:ascii="Cambria Math" w:hAnsi="Cambria Math" w:cs="Cambria Math"/>
+                <w:rFonts w:ascii="Times New Roman" w:hAnsi="Times New Roman" w:cs="Cambria Math"/>
                 <w:u w:val="thick"/>
                 <w:bCs w:val="1"/>
               </w:rPr>
@@ -10218,7 +10218,7 @@
               <m:sSupPr>
                 <m:ctrlPr>
                   <w:rPr>
-                    <w:rFonts w:ascii="Cambria Math" w:hAnsi="Cambria Math"/>
+                    <w:rFonts w:ascii="Times New Roman" w:hAnsi="Times New Roman"/>
                   </w:rPr>
                 </m:ctrlPr>
               </m:sSupPr>
@@ -10227,7 +10227,7 @@
                   <m:dPr>
                     <m:ctrlPr>
                       <w:rPr>
-                        <w:rFonts w:ascii="Cambria Math" w:hAnsi="Cambria Math"/>
+                        <w:rFonts w:ascii="Times New Roman" w:hAnsi="Times New Roman"/>
                       </w:rPr>
                     </m:ctrlPr>
                   </m:dPr>
@@ -10235,7 +10235,7 @@
                     <m:r>
                       <w:rPr>
                         <w:b w:val="1"/>
-                        <w:rFonts w:ascii="Cambria Math" w:hAnsi="Cambria Math" w:cs="Cambria Math"/>
+                        <w:rFonts w:ascii="Times New Roman" w:hAnsi="Times New Roman" w:cs="Cambria Math"/>
                         <w:u w:val="thick"/>
                         <w:bCs w:val="1"/>
                       </w:rPr>
@@ -10248,7 +10248,7 @@
                 <m:r>
                   <w:rPr>
                     <w:b w:val="1"/>
-                    <w:rFonts w:ascii="Cambria Math" w:hAnsi="Cambria Math" w:cs="Cambria Math"/>
+                    <w:rFonts w:ascii="Times New Roman" w:hAnsi="Times New Roman" w:cs="Cambria Math"/>
                     <w:u w:val="thick"/>
                     <w:bCs w:val="1"/>
                   </w:rPr>
@@ -10283,7 +10283,7 @@
         <w:spacing w:line="300" w:lineRule="auto" w:before="0" w:after="0"/>
         <w:jc w:val="left"/>
         <w:rPr>
-          <w:rFonts w:eastAsia="Times New Roman"/>
+          <w:rFonts w:eastAsia="宋体"/>
           <w:i/>
           <w:sz w:val="21"/>
           <w:szCs w:val="21"/>
@@ -10336,7 +10336,7 @@
             <m:ctrlPr>
               <w:rPr>
                 <w:b w:val="1"/>
-                <w:rFonts w:ascii="Cambria Math" w:hAnsi="Cambria Math"/>
+                <w:rFonts w:ascii="Times New Roman" w:hAnsi="Times New Roman"/>
                 <w:u w:val="thick"/>
                 <w:bCs w:val="1"/>
               </w:rPr>
@@ -10347,7 +10347,7 @@
               <m:sSubPr>
                 <m:ctrlPr>
                   <w:rPr>
-                    <w:rFonts w:ascii="Cambria Math" w:hAnsi="Cambria Math"/>
+                    <w:rFonts w:ascii="Times New Roman" w:hAnsi="Times New Roman"/>
                   </w:rPr>
                 </m:ctrlPr>
               </m:sSubPr>
@@ -10355,7 +10355,7 @@
                 <m:r>
                   <w:rPr>
                     <w:b w:val="1"/>
-                    <w:rFonts w:ascii="Cambria Math" w:hAnsi="Cambria Math" w:cs="Cambria Math"/>
+                    <w:rFonts w:ascii="Times New Roman" w:hAnsi="Times New Roman" w:cs="Cambria Math"/>
                     <w:u w:val="thick"/>
                     <w:bCs w:val="1"/>
                   </w:rPr>
@@ -10369,7 +10369,7 @@
                   </m:rPr>
                   <w:rPr>
                     <w:b w:val="1"/>
-                    <w:rFonts w:ascii="Cambria Math" w:hAnsi="Cambria Math" w:cs="Cambria Math"/>
+                    <w:rFonts w:ascii="Times New Roman" w:hAnsi="Times New Roman" w:cs="Cambria Math"/>
                     <w:u w:val="thick"/>
                     <w:bCs w:val="1"/>
                   </w:rPr>
@@ -10383,7 +10383,7 @@
               <m:sSubPr>
                 <m:ctrlPr>
                   <w:rPr>
-                    <w:rFonts w:ascii="Cambria Math" w:hAnsi="Cambria Math"/>
+                    <w:rFonts w:ascii="Times New Roman" w:hAnsi="Times New Roman"/>
                   </w:rPr>
                 </m:ctrlPr>
               </m:sSubPr>
@@ -10391,7 +10391,7 @@
                 <m:r>
                   <w:rPr>
                     <w:b w:val="1"/>
-                    <w:rFonts w:ascii="Cambria Math" w:hAnsi="Cambria Math" w:cs="Cambria Math"/>
+                    <w:rFonts w:ascii="Times New Roman" w:hAnsi="Times New Roman" w:cs="Cambria Math"/>
                     <w:u w:val="thick"/>
                     <w:bCs w:val="1"/>
                   </w:rPr>
@@ -10405,7 +10405,7 @@
                   </m:rPr>
                   <w:rPr>
                     <w:b w:val="1"/>
-                    <w:rFonts w:ascii="Cambria Math" w:hAnsi="Cambria Math" w:cs="Cambria Math"/>
+                    <w:rFonts w:ascii="Times New Roman" w:hAnsi="Times New Roman" w:cs="Cambria Math"/>
                     <w:u w:val="thick"/>
                     <w:bCs w:val="1"/>
                   </w:rPr>
@@ -10438,7 +10438,7 @@
             <m:ctrlPr>
               <w:rPr>
                 <w:b w:val="1"/>
-                <w:rFonts w:ascii="Cambria Math" w:hAnsi="Cambria Math"/>
+                <w:rFonts w:ascii="Times New Roman" w:hAnsi="Times New Roman"/>
                 <w:u w:val="thick"/>
                 <w:bCs w:val="1"/>
               </w:rPr>
@@ -10448,7 +10448,7 @@
             <m:r>
               <w:rPr>
                 <w:b w:val="1"/>
-                <w:rFonts w:ascii="Cambria Math" w:hAnsi="Cambria Math" w:cs="Cambria Math"/>
+                <w:rFonts w:ascii="Times New Roman" w:hAnsi="Times New Roman" w:cs="Cambria Math"/>
                 <w:u w:val="thick"/>
                 <w:bCs w:val="1"/>
               </w:rPr>
@@ -10459,7 +10459,7 @@
             <m:r>
               <w:rPr>
                 <w:b w:val="1"/>
-                <w:rFonts w:ascii="Cambria Math" w:hAnsi="Cambria Math" w:cs="Cambria Math"/>
+                <w:rFonts w:ascii="Times New Roman" w:hAnsi="Times New Roman" w:cs="Cambria Math"/>
                 <w:u w:val="thick"/>
                 <w:bCs w:val="1"/>
               </w:rPr>
@@ -10482,7 +10482,7 @@
         <w:spacing w:line="300" w:lineRule="auto" w:before="0" w:after="0"/>
         <w:jc w:val="left"/>
         <w:rPr>
-          <w:rFonts w:eastAsia="Times New Roman"/>
+          <w:rFonts w:eastAsia="宋体"/>
           <w:i/>
           <w:sz w:val="21"/>
           <w:szCs w:val="21"/>
@@ -10535,7 +10535,7 @@
             <m:ctrlPr>
               <w:rPr>
                 <w:b w:val="1"/>
-                <w:rFonts w:ascii="Cambria Math" w:hAnsi="Cambria Math"/>
+                <w:rFonts w:ascii="Times New Roman" w:hAnsi="Times New Roman"/>
                 <w:u w:val="thick"/>
                 <w:bCs w:val="1"/>
               </w:rPr>
@@ -10545,7 +10545,7 @@
             <m:r>
               <w:rPr>
                 <w:b w:val="1"/>
-                <w:rFonts w:ascii="Cambria Math" w:hAnsi="Cambria Math" w:cs="Cambria Math"/>
+                <w:rFonts w:ascii="Times New Roman" w:hAnsi="Times New Roman" w:cs="Cambria Math"/>
                 <w:u w:val="thick"/>
                 <w:bCs w:val="1"/>
               </w:rPr>
@@ -10556,7 +10556,7 @@
             <m:r>
               <w:rPr>
                 <w:b w:val="1"/>
-                <w:rFonts w:ascii="Cambria Math" w:hAnsi="Cambria Math" w:cs="Cambria Math"/>
+                <w:rFonts w:ascii="Times New Roman" w:hAnsi="Times New Roman" w:cs="Cambria Math"/>
                 <w:u w:val="thick"/>
                 <w:bCs w:val="1"/>
               </w:rPr>
@@ -10597,7 +10597,7 @@
         <w:spacing w:line="300" w:lineRule="auto" w:before="0" w:after="0"/>
         <w:jc w:val="left"/>
         <w:rPr>
-          <w:rFonts w:eastAsia="Times New Roman"/>
+          <w:rFonts w:eastAsia="宋体"/>
           <w:i/>
           <w:sz w:val="21"/>
           <w:szCs w:val="21"/>
@@ -10696,7 +10696,7 @@
             <m:ctrlPr>
               <w:rPr>
                 <w:b w:val="1"/>
-                <w:rFonts w:ascii="Cambria Math" w:hAnsi="Cambria Math"/>
+                <w:rFonts w:ascii="Times New Roman" w:hAnsi="Times New Roman"/>
                 <w:u w:val="thick"/>
                 <w:bCs w:val="1"/>
               </w:rPr>
@@ -10707,7 +10707,7 @@
               <m:sSupPr>
                 <m:ctrlPr>
                   <w:rPr>
-                    <w:rFonts w:ascii="Cambria Math" w:hAnsi="Cambria Math"/>
+                    <w:rFonts w:ascii="Times New Roman" w:hAnsi="Times New Roman"/>
                   </w:rPr>
                 </m:ctrlPr>
               </m:sSupPr>
@@ -10715,7 +10715,7 @@
                 <m:r>
                   <w:rPr>
                     <w:b w:val="1"/>
-                    <w:rFonts w:ascii="Cambria Math" w:hAnsi="Cambria Math" w:cs="Cambria Math"/>
+                    <w:rFonts w:ascii="Times New Roman" w:hAnsi="Times New Roman" w:cs="Cambria Math"/>
                     <w:u w:val="thick"/>
                     <w:bCs w:val="1"/>
                   </w:rPr>
@@ -10726,7 +10726,7 @@
                 <m:r>
                   <w:rPr>
                     <w:b w:val="1"/>
-                    <w:rFonts w:ascii="Cambria Math" w:hAnsi="Cambria Math" w:cs="Cambria Math"/>
+                    <w:rFonts w:ascii="Times New Roman" w:hAnsi="Times New Roman" w:cs="Cambria Math"/>
                     <w:u w:val="thick"/>
                     <w:bCs w:val="1"/>
                   </w:rPr>
@@ -10740,7 +10740,7 @@
               <m:sSupPr>
                 <m:ctrlPr>
                   <w:rPr>
-                    <w:rFonts w:ascii="Cambria Math" w:hAnsi="Cambria Math"/>
+                    <w:rFonts w:ascii="Times New Roman" w:hAnsi="Times New Roman"/>
                   </w:rPr>
                 </m:ctrlPr>
               </m:sSupPr>
@@ -10749,7 +10749,7 @@
                   <m:dPr>
                     <m:ctrlPr>
                       <w:rPr>
-                        <w:rFonts w:ascii="Cambria Math" w:hAnsi="Cambria Math"/>
+                        <w:rFonts w:ascii="Times New Roman" w:hAnsi="Times New Roman"/>
                       </w:rPr>
                     </m:ctrlPr>
                   </m:dPr>
@@ -10757,7 +10757,7 @@
                     <m:r>
                       <w:rPr>
                         <w:b w:val="1"/>
-                        <w:rFonts w:ascii="Cambria Math" w:hAnsi="Cambria Math" w:cs="Cambria Math"/>
+                        <w:rFonts w:ascii="Times New Roman" w:hAnsi="Times New Roman" w:cs="Cambria Math"/>
                         <w:u w:val="thick"/>
                         <w:bCs w:val="1"/>
                       </w:rPr>
@@ -10770,7 +10770,7 @@
                 <m:r>
                   <w:rPr>
                     <w:b w:val="1"/>
-                    <w:rFonts w:ascii="Cambria Math" w:hAnsi="Cambria Math" w:cs="Cambria Math"/>
+                    <w:rFonts w:ascii="Times New Roman" w:hAnsi="Times New Roman" w:cs="Cambria Math"/>
                     <w:u w:val="thick"/>
                     <w:bCs w:val="1"/>
                   </w:rPr>
@@ -10804,7 +10804,7 @@
             <m:ctrlPr>
               <w:rPr>
                 <w:b w:val="1"/>
-                <w:rFonts w:ascii="Cambria Math" w:hAnsi="Cambria Math"/>
+                <w:rFonts w:ascii="Times New Roman" w:hAnsi="Times New Roman"/>
                 <w:u w:val="thick"/>
                 <w:bCs w:val="1"/>
               </w:rPr>
@@ -10815,7 +10815,7 @@
               <m:sSupPr>
                 <m:ctrlPr>
                   <w:rPr>
-                    <w:rFonts w:ascii="Cambria Math" w:hAnsi="Cambria Math"/>
+                    <w:rFonts w:ascii="Times New Roman" w:hAnsi="Times New Roman"/>
                   </w:rPr>
                 </m:ctrlPr>
               </m:sSupPr>
@@ -10823,7 +10823,7 @@
                 <m:r>
                   <w:rPr>
                     <w:b w:val="1"/>
-                    <w:rFonts w:ascii="Cambria Math" w:hAnsi="Cambria Math" w:cs="Cambria Math"/>
+                    <w:rFonts w:ascii="Times New Roman" w:hAnsi="Times New Roman" w:cs="Cambria Math"/>
                     <w:u w:val="thick"/>
                     <w:bCs w:val="1"/>
                   </w:rPr>
@@ -10834,7 +10834,7 @@
                 <m:r>
                   <w:rPr>
                     <w:b w:val="1"/>
-                    <w:rFonts w:ascii="Cambria Math" w:hAnsi="Cambria Math" w:cs="Cambria Math"/>
+                    <w:rFonts w:ascii="Times New Roman" w:hAnsi="Times New Roman" w:cs="Cambria Math"/>
                     <w:u w:val="thick"/>
                     <w:bCs w:val="1"/>
                   </w:rPr>
@@ -10845,7 +10845,7 @@
             <m:r>
               <w:rPr>
                 <w:b w:val="1"/>
-                <w:rFonts w:ascii="Cambria Math" w:hAnsi="Cambria Math" w:cs="Cambria Math"/>
+                <w:rFonts w:ascii="Times New Roman" w:hAnsi="Times New Roman" w:cs="Cambria Math"/>
                 <w:u w:val="thick"/>
                 <w:bCs w:val="1"/>
               </w:rPr>
@@ -10857,7 +10857,7 @@
               <m:sSupPr>
                 <m:ctrlPr>
                   <w:rPr>
-                    <w:rFonts w:ascii="Cambria Math" w:hAnsi="Cambria Math"/>
+                    <w:rFonts w:ascii="Times New Roman" w:hAnsi="Times New Roman"/>
                   </w:rPr>
                 </m:ctrlPr>
               </m:sSupPr>
@@ -10866,7 +10866,7 @@
                   <m:dPr>
                     <m:ctrlPr>
                       <w:rPr>
-                        <w:rFonts w:ascii="Cambria Math" w:hAnsi="Cambria Math"/>
+                        <w:rFonts w:ascii="Times New Roman" w:hAnsi="Times New Roman"/>
                       </w:rPr>
                     </m:ctrlPr>
                   </m:dPr>
@@ -10874,7 +10874,7 @@
                     <m:r>
                       <w:rPr>
                         <w:b w:val="1"/>
-                        <w:rFonts w:ascii="Cambria Math" w:hAnsi="Cambria Math" w:cs="Cambria Math"/>
+                        <w:rFonts w:ascii="Times New Roman" w:hAnsi="Times New Roman" w:cs="Cambria Math"/>
                         <w:u w:val="thick"/>
                         <w:bCs w:val="1"/>
                       </w:rPr>
@@ -10887,7 +10887,7 @@
                 <m:r>
                   <w:rPr>
                     <w:b w:val="1"/>
-                    <w:rFonts w:ascii="Cambria Math" w:hAnsi="Cambria Math" w:cs="Cambria Math"/>
+                    <w:rFonts w:ascii="Times New Roman" w:hAnsi="Times New Roman" w:cs="Cambria Math"/>
                     <w:u w:val="thick"/>
                     <w:bCs w:val="1"/>
                   </w:rPr>
@@ -10898,7 +10898,7 @@
             <m:r>
               <w:rPr>
                 <w:b w:val="1"/>
-                <w:rFonts w:ascii="Cambria Math" w:hAnsi="Cambria Math" w:cs="Cambria Math"/>
+                <w:rFonts w:ascii="Times New Roman" w:hAnsi="Times New Roman" w:cs="Cambria Math"/>
                 <w:u w:val="thick"/>
                 <w:bCs w:val="1"/>
               </w:rPr>
@@ -10921,7 +10921,7 @@
             <m:ctrlPr>
               <w:rPr>
                 <w:b w:val="1"/>
-                <w:rFonts w:ascii="Cambria Math" w:hAnsi="Cambria Math"/>
+                <w:rFonts w:ascii="Times New Roman" w:hAnsi="Times New Roman"/>
                 <w:u w:val="thick"/>
                 <w:bCs w:val="1"/>
               </w:rPr>
@@ -10933,7 +10933,7 @@
                 <m:ctrlPr>
                   <w:rPr>
                     <w:b w:val="1"/>
-                    <w:rFonts w:ascii="Cambria Math" w:hAnsi="Cambria Math"/>
+                    <w:rFonts w:ascii="Times New Roman" w:hAnsi="Times New Roman"/>
                     <w:u w:val="thick"/>
                     <w:bCs w:val="1"/>
                   </w:rPr>
@@ -10944,7 +10944,7 @@
                   <m:sSupPr>
                     <m:ctrlPr>
                       <w:rPr>
-                        <w:rFonts w:ascii="Cambria Math" w:hAnsi="Cambria Math"/>
+                        <w:rFonts w:ascii="Times New Roman" w:hAnsi="Times New Roman"/>
                       </w:rPr>
                     </m:ctrlPr>
                   </m:sSupPr>
@@ -10952,7 +10952,7 @@
                     <m:r>
                       <w:rPr>
                         <w:b w:val="1"/>
-                        <w:rFonts w:ascii="Cambria Math" w:hAnsi="Cambria Math" w:cs="Cambria Math"/>
+                        <w:rFonts w:ascii="Times New Roman" w:hAnsi="Times New Roman" w:cs="Cambria Math"/>
                         <w:u w:val="thick"/>
                         <w:bCs w:val="1"/>
                       </w:rPr>
@@ -10963,7 +10963,7 @@
                     <m:r>
                       <w:rPr>
                         <w:b w:val="1"/>
-                        <w:rFonts w:ascii="Cambria Math" w:hAnsi="Cambria Math" w:cs="Cambria Math"/>
+                        <w:rFonts w:ascii="Times New Roman" w:hAnsi="Times New Roman" w:cs="Cambria Math"/>
                         <w:u w:val="thick"/>
                         <w:bCs w:val="1"/>
                       </w:rPr>
@@ -10977,7 +10977,7 @@
                   <m:sSupPr>
                     <m:ctrlPr>
                       <w:rPr>
-                        <w:rFonts w:ascii="Cambria Math" w:hAnsi="Cambria Math"/>
+                        <w:rFonts w:ascii="Times New Roman" w:hAnsi="Times New Roman"/>
                       </w:rPr>
                     </m:ctrlPr>
                   </m:sSupPr>
@@ -10985,7 +10985,7 @@
                     <m:r>
                       <w:rPr>
                         <w:b w:val="1"/>
-                        <w:rFonts w:ascii="Cambria Math" w:hAnsi="Cambria Math" w:cs="Cambria Math"/>
+                        <w:rFonts w:ascii="Times New Roman" w:hAnsi="Times New Roman" w:cs="Cambria Math"/>
                         <w:u w:val="thick"/>
                         <w:bCs w:val="1"/>
                       </w:rPr>
@@ -10996,7 +10996,7 @@
                     <m:r>
                       <w:rPr>
                         <w:b w:val="1"/>
-                        <w:rFonts w:ascii="Cambria Math" w:hAnsi="Cambria Math" w:cs="Cambria Math"/>
+                        <w:rFonts w:ascii="Times New Roman" w:hAnsi="Times New Roman" w:cs="Cambria Math"/>
                         <w:u w:val="thick"/>
                         <w:bCs w:val="1"/>
                       </w:rPr>
@@ -11011,7 +11011,7 @@
             <m:r>
               <w:rPr>
                 <w:b w:val="1"/>
-                <w:rFonts w:ascii="Cambria Math" w:hAnsi="Cambria Math" w:cs="Cambria Math"/>
+                <w:rFonts w:ascii="Times New Roman" w:hAnsi="Times New Roman" w:cs="Cambria Math"/>
                 <w:u w:val="thick"/>
                 <w:bCs w:val="1"/>
               </w:rPr>
@@ -11022,7 +11022,7 @@
         <m:r>
           <w:rPr>
             <w:b w:val="1"/>
-            <w:rFonts w:ascii="Cambria Math" w:hAnsi="Cambria Math" w:cs="Cambria Math"/>
+            <w:rFonts w:ascii="Times New Roman" w:hAnsi="Times New Roman" w:cs="Cambria Math"/>
             <w:u w:val="thick"/>
             <w:bCs w:val="1"/>
           </w:rPr>
@@ -11035,7 +11035,7 @@
         <w:spacing w:line="300" w:lineRule="auto" w:before="0" w:after="0"/>
         <w:jc w:val="left"/>
         <w:rPr>
-          <w:rFonts w:eastAsia="Times New Roman"/>
+          <w:rFonts w:eastAsia="宋体"/>
           <w:i/>
           <w:sz w:val="21"/>
           <w:szCs w:val="21"/>
@@ -11118,7 +11118,7 @@
             <m:ctrlPr>
               <w:rPr>
                 <w:b w:val="1"/>
-                <w:rFonts w:ascii="Cambria Math" w:hAnsi="Cambria Math"/>
+                <w:rFonts w:ascii="Times New Roman" w:hAnsi="Times New Roman"/>
                 <w:u w:val="thick"/>
                 <w:bCs w:val="1"/>
               </w:rPr>
@@ -11128,7 +11128,7 @@
             <m:r>
               <w:rPr>
                 <w:b w:val="1"/>
-                <w:rFonts w:ascii="Cambria Math" w:hAnsi="Cambria Math" w:cs="Cambria Math"/>
+                <w:rFonts w:ascii="Times New Roman" w:hAnsi="Times New Roman" w:cs="Cambria Math"/>
                 <w:u w:val="thick"/>
                 <w:bCs w:val="1"/>
               </w:rPr>
@@ -11139,7 +11139,7 @@
             <m:r>
               <w:rPr>
                 <w:b w:val="1"/>
-                <w:rFonts w:ascii="Cambria Math" w:hAnsi="Cambria Math" w:cs="Cambria Math"/>
+                <w:rFonts w:ascii="Times New Roman" w:hAnsi="Times New Roman" w:cs="Cambria Math"/>
                 <w:u w:val="thick"/>
                 <w:bCs w:val="1"/>
               </w:rPr>
@@ -11180,7 +11180,7 @@
         <w:spacing w:line="300" w:lineRule="auto" w:before="0" w:after="0"/>
         <w:jc w:val="left"/>
         <w:rPr>
-          <w:rFonts w:eastAsia="Times New Roman"/>
+          <w:rFonts w:eastAsia="宋体"/>
           <w:i/>
           <w:sz w:val="21"/>
           <w:szCs w:val="21"/>
@@ -11209,7 +11209,7 @@
             <m:ctrlPr>
               <w:rPr>
                 <w:b w:val="1"/>
-                <w:rFonts w:ascii="Cambria Math" w:hAnsi="Cambria Math"/>
+                <w:rFonts w:ascii="Times New Roman" w:hAnsi="Times New Roman"/>
                 <w:u w:val="thick"/>
                 <w:bCs w:val="1"/>
               </w:rPr>
@@ -11220,7 +11220,7 @@
               <m:sSubPr>
                 <m:ctrlPr>
                   <w:rPr>
-                    <w:rFonts w:ascii="Cambria Math" w:hAnsi="Cambria Math"/>
+                    <w:rFonts w:ascii="Times New Roman" w:hAnsi="Times New Roman"/>
                   </w:rPr>
                 </m:ctrlPr>
               </m:sSubPr>
@@ -11228,7 +11228,7 @@
                 <m:r>
                   <w:rPr>
                     <w:b w:val="1"/>
-                    <w:rFonts w:ascii="Cambria Math" w:hAnsi="Cambria Math" w:cs="Cambria Math"/>
+                    <w:rFonts w:ascii="Times New Roman" w:hAnsi="Times New Roman" w:cs="Cambria Math"/>
                     <w:u w:val="thick"/>
                     <w:bCs w:val="1"/>
                   </w:rPr>
@@ -11242,7 +11242,7 @@
                   </m:rPr>
                   <w:rPr>
                     <w:b w:val="1"/>
-                    <w:rFonts w:ascii="Cambria Math" w:hAnsi="Cambria Math" w:cs="Cambria Math"/>
+                    <w:rFonts w:ascii="Times New Roman" w:hAnsi="Times New Roman" w:cs="Cambria Math"/>
                     <w:u w:val="thick"/>
                     <w:bCs w:val="1"/>
                   </w:rPr>
@@ -11256,7 +11256,7 @@
               <m:sSubPr>
                 <m:ctrlPr>
                   <w:rPr>
-                    <w:rFonts w:ascii="Cambria Math" w:hAnsi="Cambria Math"/>
+                    <w:rFonts w:ascii="Times New Roman" w:hAnsi="Times New Roman"/>
                   </w:rPr>
                 </m:ctrlPr>
               </m:sSubPr>
@@ -11264,7 +11264,7 @@
                 <m:r>
                   <w:rPr>
                     <w:b w:val="1"/>
-                    <w:rFonts w:ascii="Cambria Math" w:hAnsi="Cambria Math" w:cs="Cambria Math"/>
+                    <w:rFonts w:ascii="Times New Roman" w:hAnsi="Times New Roman" w:cs="Cambria Math"/>
                     <w:u w:val="thick"/>
                     <w:bCs w:val="1"/>
                   </w:rPr>
@@ -11278,7 +11278,7 @@
                   </m:rPr>
                   <w:rPr>
                     <w:b w:val="1"/>
-                    <w:rFonts w:ascii="Cambria Math" w:hAnsi="Cambria Math" w:cs="Cambria Math"/>
+                    <w:rFonts w:ascii="Times New Roman" w:hAnsi="Times New Roman" w:cs="Cambria Math"/>
                     <w:u w:val="thick"/>
                     <w:bCs w:val="1"/>
                   </w:rPr>
@@ -11311,7 +11311,7 @@
             <m:ctrlPr>
               <w:rPr>
                 <w:b w:val="1"/>
-                <w:rFonts w:ascii="Cambria Math" w:hAnsi="Cambria Math"/>
+                <w:rFonts w:ascii="Times New Roman" w:hAnsi="Times New Roman"/>
                 <w:u w:val="thick"/>
                 <w:bCs w:val="1"/>
               </w:rPr>
@@ -11321,7 +11321,7 @@
             <m:r>
               <w:rPr>
                 <w:b w:val="1"/>
-                <w:rFonts w:ascii="Cambria Math" w:hAnsi="Cambria Math" w:cs="Cambria Math"/>
+                <w:rFonts w:ascii="Times New Roman" w:hAnsi="Times New Roman" w:cs="Cambria Math"/>
                 <w:u w:val="thick"/>
                 <w:bCs w:val="1"/>
               </w:rPr>
@@ -11332,7 +11332,7 @@
             <m:r>
               <w:rPr>
                 <w:b w:val="1"/>
-                <w:rFonts w:ascii="Cambria Math" w:hAnsi="Cambria Math" w:cs="Cambria Math"/>
+                <w:rFonts w:ascii="Times New Roman" w:hAnsi="Times New Roman" w:cs="Cambria Math"/>
                 <w:u w:val="thick"/>
                 <w:bCs w:val="1"/>
               </w:rPr>
@@ -11363,7 +11363,7 @@
             <m:ctrlPr>
               <w:rPr>
                 <w:b w:val="1"/>
-                <w:rFonts w:ascii="Cambria Math" w:hAnsi="Cambria Math"/>
+                <w:rFonts w:ascii="Times New Roman" w:hAnsi="Times New Roman"/>
                 <w:u w:val="thick"/>
                 <w:bCs w:val="1"/>
               </w:rPr>
@@ -11373,7 +11373,7 @@
             <m:r>
               <w:rPr>
                 <w:b w:val="1"/>
-                <w:rFonts w:ascii="Cambria Math" w:hAnsi="Cambria Math" w:cs="Cambria Math"/>
+                <w:rFonts w:ascii="Times New Roman" w:hAnsi="Times New Roman" w:cs="Cambria Math"/>
                 <w:u w:val="thick"/>
                 <w:bCs w:val="1"/>
               </w:rPr>
@@ -11384,7 +11384,7 @@
             <m:r>
               <w:rPr>
                 <w:b w:val="1"/>
-                <w:rFonts w:ascii="Cambria Math" w:hAnsi="Cambria Math" w:cs="Cambria Math"/>
+                <w:rFonts w:ascii="Times New Roman" w:hAnsi="Times New Roman" w:cs="Cambria Math"/>
                 <w:u w:val="thick"/>
                 <w:bCs w:val="1"/>
               </w:rPr>
@@ -11395,7 +11395,7 @@
                 <m:ctrlPr>
                   <w:rPr>
                     <w:b w:val="1"/>
-                    <w:rFonts w:ascii="Cambria Math" w:hAnsi="Cambria Math"/>
+                    <w:rFonts w:ascii="Times New Roman" w:hAnsi="Times New Roman"/>
                     <w:u w:val="thick"/>
                     <w:bCs w:val="1"/>
                   </w:rPr>
@@ -11405,7 +11405,7 @@
                 <m:r>
                   <w:rPr>
                     <w:b w:val="1"/>
-                    <w:rFonts w:ascii="Cambria Math" w:hAnsi="Cambria Math" w:cs="Cambria Math"/>
+                    <w:rFonts w:ascii="Times New Roman" w:hAnsi="Times New Roman" w:cs="Cambria Math"/>
                     <w:u w:val="thick"/>
                     <w:bCs w:val="1"/>
                   </w:rPr>
@@ -11416,7 +11416,7 @@
                 <m:r>
                   <w:rPr>
                     <w:b w:val="1"/>
-                    <w:rFonts w:ascii="Cambria Math" w:hAnsi="Cambria Math" w:cs="Cambria Math"/>
+                    <w:rFonts w:ascii="Times New Roman" w:hAnsi="Times New Roman" w:cs="Cambria Math"/>
                     <w:u w:val="thick"/>
                     <w:bCs w:val="1"/>
                   </w:rPr>
@@ -12106,7 +12106,7 @@
         <w:spacing w:line="300" w:lineRule="auto" w:before="0" w:after="0"/>
         <w:jc w:val="left"/>
         <w:rPr>
-          <w:rFonts w:eastAsia="Times New Roman"/>
+          <w:rFonts w:eastAsia="宋体"/>
           <w:i/>
           <w:sz w:val="21"/>
           <w:szCs w:val="21"/>
@@ -12213,7 +12213,7 @@
         <w:spacing w:line="300" w:lineRule="auto" w:before="0" w:after="0"/>
         <w:jc w:val="left"/>
         <w:rPr>
-          <w:rFonts w:eastAsia="Times New Roman"/>
+          <w:rFonts w:eastAsia="宋体"/>
           <w:i/>
           <w:sz w:val="21"/>
           <w:szCs w:val="21"/>
@@ -12663,7 +12663,7 @@
           <m:fPr>
             <m:ctrlPr>
               <w:rPr>
-                <w:rFonts w:ascii="Cambria Math" w:hAnsi="Cambria Math"/>
+                <w:rFonts w:ascii="Times New Roman" w:hAnsi="Times New Roman"/>
                 <w:b w:val="1"/>
                 <w:bCs w:val="1"/>
                 <w:u w:val="thick"/>
@@ -12676,7 +12676,7 @@
                 <m:sty m:val="bi"/>
               </m:rPr>
               <w:rPr>
-                <w:rFonts w:ascii="Cambria Math" w:hAnsi="Cambria Math" w:cs="Cambria Math"/>
+                <w:rFonts w:ascii="Times New Roman" w:hAnsi="Times New Roman" w:cs="Cambria Math"/>
                 <w:szCs w:val="21"/>
               </w:rPr>
               <m:t>E</m:t>
@@ -12688,7 +12688,7 @@
                 <m:sty m:val="bi"/>
               </m:rPr>
               <w:rPr>
-                <w:rFonts w:ascii="Cambria Math" w:hAnsi="Cambria Math" w:cs="Cambria Math"/>
+                <w:rFonts w:ascii="Times New Roman" w:hAnsi="Times New Roman" w:cs="Cambria Math"/>
                 <w:szCs w:val="21"/>
               </w:rPr>
               <m:t>r</m:t>
@@ -12769,7 +12769,7 @@
       <m:oMath>
         <m:r>
           <w:rPr>
-            <w:rFonts w:ascii="Cambria Math" w:hAnsi="Cambria Math" w:cs="Cambria Math"/>
+            <w:rFonts w:ascii="Times New Roman" w:hAnsi="Times New Roman" w:cs="Cambria Math"/>
           </w:rPr>
           <m:t>r=</m:t>
         </m:r>
@@ -12777,14 +12777,14 @@
           <m:fPr>
             <m:ctrlPr>
               <w:rPr>
-                <w:rFonts w:ascii="Cambria Math" w:hAnsi="Cambria Math"/>
+                <w:rFonts w:ascii="Times New Roman" w:hAnsi="Times New Roman"/>
               </w:rPr>
             </m:ctrlPr>
           </m:fPr>
           <m:num>
             <m:r>
               <w:rPr>
-                <w:rFonts w:ascii="Cambria Math" w:hAnsi="Cambria Math" w:cs="Cambria Math"/>
+                <w:rFonts w:ascii="Times New Roman" w:hAnsi="Times New Roman" w:cs="Cambria Math"/>
               </w:rPr>
               <m:t>E</m:t>
             </m:r>
@@ -12794,14 +12794,14 @@
               <m:sSubPr>
                 <m:ctrlPr>
                   <w:rPr>
-                    <w:rFonts w:ascii="Cambria Math" w:hAnsi="Cambria Math"/>
+                    <w:rFonts w:ascii="Times New Roman" w:hAnsi="Times New Roman"/>
                   </w:rPr>
                 </m:ctrlPr>
               </m:sSubPr>
               <m:e>
                 <m:r>
                   <w:rPr>
-                    <w:rFonts w:ascii="Cambria Math" w:hAnsi="Cambria Math" w:cs="Cambria Math"/>
+                    <w:rFonts w:ascii="Times New Roman" w:hAnsi="Times New Roman" w:cs="Cambria Math"/>
                   </w:rPr>
                   <m:t>I</m:t>
                 </m:r>
@@ -12812,7 +12812,7 @@
                     <m:sty m:val="p"/>
                   </m:rPr>
                   <w:rPr>
-                    <w:rFonts w:ascii="Cambria Math" w:hAnsi="Cambria Math" w:cs="Cambria Math"/>
+                    <w:rFonts w:ascii="Times New Roman" w:hAnsi="Times New Roman" w:cs="Cambria Math"/>
                   </w:rPr>
                   <m:t>短</m:t>
                 </m:r>
@@ -12822,7 +12822,7 @@
         </m:f>
         <m:r>
           <w:rPr>
-            <w:rFonts w:ascii="Cambria Math" w:hAnsi="Cambria Math" w:cs="Cambria Math"/>
+            <w:rFonts w:ascii="Times New Roman" w:hAnsi="Times New Roman" w:cs="Cambria Math"/>
           </w:rPr>
           <m:t>=</m:t>
         </m:r>
@@ -12830,7 +12830,7 @@
           <m:fPr>
             <m:ctrlPr>
               <w:rPr>
-                <w:rFonts w:ascii="Cambria Math" w:hAnsi="Cambria Math"/>
+                <w:rFonts w:ascii="Times New Roman" w:hAnsi="Times New Roman"/>
                 <w:b w:val="1"/>
                 <w:bCs w:val="1"/>
                 <w:u w:val="thick"/>
@@ -12843,7 +12843,7 @@
                 <m:sty m:val="b"/>
               </m:rPr>
               <w:rPr>
-                <w:rFonts w:ascii="Cambria Math" w:hAnsi="Cambria Math" w:cs="Cambria Math"/>
+                <w:rFonts w:ascii="Times New Roman" w:hAnsi="Times New Roman" w:cs="Cambria Math"/>
                 <w:szCs w:val="21"/>
               </w:rPr>
               <m:t>Δ</m:t>
@@ -12853,7 +12853,7 @@
                 <m:sty m:val="bi"/>
               </m:rPr>
               <w:rPr>
-                <w:rFonts w:ascii="Cambria Math" w:hAnsi="Cambria Math" w:cs="Cambria Math"/>
+                <w:rFonts w:ascii="Times New Roman" w:hAnsi="Times New Roman" w:cs="Cambria Math"/>
                 <w:szCs w:val="21"/>
               </w:rPr>
               <m:t>U</m:t>
@@ -12865,7 +12865,7 @@
                 <m:sty m:val="b"/>
               </m:rPr>
               <w:rPr>
-                <w:rFonts w:ascii="Cambria Math" w:hAnsi="Cambria Math" w:cs="Cambria Math"/>
+                <w:rFonts w:ascii="Times New Roman" w:hAnsi="Times New Roman" w:cs="Cambria Math"/>
                 <w:szCs w:val="21"/>
               </w:rPr>
               <m:t>Δ</m:t>
@@ -12875,7 +12875,7 @@
                 <m:sty m:val="bi"/>
               </m:rPr>
               <w:rPr>
-                <w:rFonts w:ascii="Cambria Math" w:hAnsi="Cambria Math" w:cs="Cambria Math"/>
+                <w:rFonts w:ascii="Times New Roman" w:hAnsi="Times New Roman" w:cs="Cambria Math"/>
                 <w:szCs w:val="21"/>
               </w:rPr>
               <m:t>I</m:t>
@@ -12926,7 +12926,7 @@
         <w:spacing w:line="300" w:lineRule="auto" w:before="0" w:after="0"/>
         <w:jc w:val="left"/>
         <w:rPr>
-          <w:rFonts w:eastAsia="Times New Roman"/>
+          <w:rFonts w:eastAsia="宋体"/>
           <w:i/>
           <w:sz w:val="21"/>
           <w:szCs w:val="21"/>
@@ -13022,7 +13022,7 @@
             <m:ctrlPr>
               <w:rPr>
                 <w:b w:val="1"/>
-                <w:rFonts w:ascii="Cambria Math" w:hAnsi="Cambria Math"/>
+                <w:rFonts w:ascii="Times New Roman" w:hAnsi="Times New Roman"/>
                 <w:u w:val="thick"/>
                 <w:bCs w:val="1"/>
               </w:rPr>
@@ -13032,7 +13032,7 @@
             <m:r>
               <w:rPr>
                 <w:b w:val="1"/>
-                <w:rFonts w:ascii="Cambria Math" w:hAnsi="Cambria Math" w:cs="Cambria Math"/>
+                <w:rFonts w:ascii="Times New Roman" w:hAnsi="Times New Roman" w:cs="Cambria Math"/>
                 <w:u w:val="thick"/>
                 <w:bCs w:val="1"/>
               </w:rPr>
@@ -13043,7 +13043,7 @@
             <m:r>
               <w:rPr>
                 <w:b w:val="1"/>
-                <w:rFonts w:ascii="Cambria Math" w:hAnsi="Cambria Math" w:cs="Cambria Math"/>
+                <w:rFonts w:ascii="Times New Roman" w:hAnsi="Times New Roman" w:cs="Cambria Math"/>
                 <w:u w:val="thick"/>
                 <w:bCs w:val="1"/>
               </w:rPr>
@@ -13058,7 +13058,7 @@
         <w:spacing w:line="300" w:lineRule="auto" w:before="0" w:after="0"/>
         <w:jc w:val="left"/>
         <w:rPr>
-          <w:rFonts w:eastAsia="Times New Roman"/>
+          <w:rFonts w:eastAsia="宋体"/>
           <w:i/>
           <w:sz w:val="21"/>
           <w:szCs w:val="21"/>
@@ -13121,7 +13121,7 @@
             <m:ctrlPr>
               <w:rPr>
                 <w:b w:val="1"/>
-                <w:rFonts w:ascii="Cambria Math" w:hAnsi="Cambria Math"/>
+                <w:rFonts w:ascii="Times New Roman" w:hAnsi="Times New Roman"/>
                 <w:u w:val="thick"/>
                 <w:bCs w:val="1"/>
               </w:rPr>
@@ -13131,7 +13131,7 @@
             <m:r>
               <w:rPr>
                 <w:b w:val="1"/>
-                <w:rFonts w:ascii="Cambria Math" w:hAnsi="Cambria Math" w:cs="Cambria Math"/>
+                <w:rFonts w:ascii="Times New Roman" w:hAnsi="Times New Roman" w:cs="Cambria Math"/>
                 <w:u w:val="thick"/>
                 <w:bCs w:val="1"/>
               </w:rPr>
@@ -13142,7 +13142,7 @@
             <m:r>
               <w:rPr>
                 <w:b w:val="1"/>
-                <w:rFonts w:ascii="Cambria Math" w:hAnsi="Cambria Math" w:cs="Cambria Math"/>
+                <w:rFonts w:ascii="Times New Roman" w:hAnsi="Times New Roman" w:cs="Cambria Math"/>
                 <w:u w:val="thick"/>
                 <w:bCs w:val="1"/>
               </w:rPr>
@@ -13157,7 +13157,7 @@
         <w:spacing w:line="300" w:lineRule="auto" w:before="0" w:after="0"/>
         <w:jc w:val="left"/>
         <w:rPr>
-          <w:rFonts w:eastAsia="Times New Roman"/>
+          <w:rFonts w:eastAsia="宋体"/>
           <w:i/>
           <w:sz w:val="21"/>
           <w:szCs w:val="21"/>
@@ -13211,7 +13211,7 @@
             <m:endChr m:val="|"/>
             <m:ctrlPr>
               <w:rPr>
-                <w:rFonts w:ascii="Cambria Math" w:hAnsi="Cambria Math"/>
+                <w:rFonts w:ascii="Times New Roman" w:hAnsi="Times New Roman"/>
               </w:rPr>
             </m:ctrlPr>
           </m:dPr>
@@ -13221,7 +13221,7 @@
                 <m:ctrlPr>
                   <w:rPr>
                     <w:b w:val="1"/>
-                    <w:rFonts w:ascii="Cambria Math" w:hAnsi="Cambria Math"/>
+                    <w:rFonts w:ascii="Times New Roman" w:hAnsi="Times New Roman"/>
                     <w:u w:val="thick"/>
                     <w:bCs w:val="1"/>
                   </w:rPr>
@@ -13234,7 +13234,7 @@
                   </m:rPr>
                   <w:rPr>
                     <w:b w:val="1"/>
-                    <w:rFonts w:ascii="Cambria Math" w:hAnsi="Cambria Math" w:cs="Cambria Math"/>
+                    <w:rFonts w:ascii="Times New Roman" w:hAnsi="Times New Roman" w:cs="Cambria Math"/>
                     <w:u w:val="thick"/>
                     <w:bCs w:val="1"/>
                   </w:rPr>
@@ -13243,7 +13243,7 @@
                 <m:r>
                   <w:rPr>
                     <w:b w:val="1"/>
-                    <w:rFonts w:ascii="Cambria Math" w:hAnsi="Cambria Math" w:cs="Cambria Math"/>
+                    <w:rFonts w:ascii="Times New Roman" w:hAnsi="Times New Roman" w:cs="Cambria Math"/>
                     <w:u w:val="thick"/>
                     <w:bCs w:val="1"/>
                   </w:rPr>
@@ -13257,7 +13257,7 @@
                   </m:rPr>
                   <w:rPr>
                     <w:b w:val="1"/>
-                    <w:rFonts w:ascii="Cambria Math" w:hAnsi="Cambria Math" w:cs="Cambria Math"/>
+                    <w:rFonts w:ascii="Times New Roman" w:hAnsi="Times New Roman" w:cs="Cambria Math"/>
                     <w:u w:val="thick"/>
                     <w:bCs w:val="1"/>
                   </w:rPr>
@@ -13266,7 +13266,7 @@
                 <m:r>
                   <w:rPr>
                     <w:b w:val="1"/>
-                    <w:rFonts w:ascii="Cambria Math" w:hAnsi="Cambria Math" w:cs="Cambria Math"/>
+                    <w:rFonts w:ascii="Times New Roman" w:hAnsi="Times New Roman" w:cs="Cambria Math"/>
                     <w:u w:val="thick"/>
                     <w:bCs w:val="1"/>
                   </w:rPr>
@@ -13279,7 +13279,7 @@
         <m:r>
           <w:rPr>
             <w:b w:val="1"/>
-            <w:rFonts w:ascii="Cambria Math" w:hAnsi="Cambria Math" w:cs="Cambria Math"/>
+            <w:rFonts w:ascii="Times New Roman" w:hAnsi="Times New Roman" w:cs="Cambria Math"/>
             <w:u w:val="thick"/>
             <w:bCs w:val="1"/>
           </w:rPr>
@@ -13290,7 +13290,7 @@
             <m:ctrlPr>
               <w:rPr>
                 <w:b w:val="1"/>
-                <w:rFonts w:ascii="Cambria Math" w:hAnsi="Cambria Math"/>
+                <w:rFonts w:ascii="Times New Roman" w:hAnsi="Times New Roman"/>
                 <w:u w:val="thick"/>
                 <w:bCs w:val="1"/>
               </w:rPr>
@@ -13300,7 +13300,7 @@
             <m:r>
               <w:rPr>
                 <w:b w:val="1"/>
-                <w:rFonts w:ascii="Cambria Math" w:hAnsi="Cambria Math" w:cs="Cambria Math"/>
+                <w:rFonts w:ascii="Times New Roman" w:hAnsi="Times New Roman" w:cs="Cambria Math"/>
                 <w:u w:val="thick"/>
                 <w:bCs w:val="1"/>
               </w:rPr>
@@ -13312,7 +13312,7 @@
               <m:sSubPr>
                 <m:ctrlPr>
                   <w:rPr>
-                    <w:rFonts w:ascii="Cambria Math" w:hAnsi="Cambria Math"/>
+                    <w:rFonts w:ascii="Times New Roman" w:hAnsi="Times New Roman"/>
                   </w:rPr>
                 </m:ctrlPr>
               </m:sSubPr>
@@ -13320,7 +13320,7 @@
                 <m:r>
                   <w:rPr>
                     <w:b w:val="1"/>
-                    <w:rFonts w:ascii="Cambria Math" w:hAnsi="Cambria Math" w:cs="Cambria Math"/>
+                    <w:rFonts w:ascii="Times New Roman" w:hAnsi="Times New Roman" w:cs="Cambria Math"/>
                     <w:u w:val="thick"/>
                     <w:bCs w:val="1"/>
                   </w:rPr>
@@ -13334,7 +13334,7 @@
                   </m:rPr>
                   <w:rPr>
                     <w:b w:val="1"/>
-                    <w:rFonts w:ascii="Cambria Math" w:hAnsi="Cambria Math" w:cs="Cambria Math"/>
+                    <w:rFonts w:ascii="Times New Roman" w:hAnsi="Times New Roman" w:cs="Cambria Math"/>
                     <w:u w:val="thick"/>
                     <w:bCs w:val="1"/>
                   </w:rPr>
@@ -13359,7 +13359,7 @@
         <w:spacing w:line="300" w:lineRule="auto" w:before="0" w:after="0"/>
         <w:jc w:val="left"/>
         <w:rPr>
-          <w:rFonts w:eastAsia="Times New Roman"/>
+          <w:rFonts w:eastAsia="宋体"/>
           <w:i/>
           <w:sz w:val="21"/>
           <w:szCs w:val="21"/>
@@ -13413,7 +13413,7 @@
         <w:spacing w:line="300" w:lineRule="auto" w:before="0" w:after="0"/>
         <w:jc w:val="left"/>
         <w:rPr>
-          <w:rFonts w:eastAsia="Times New Roman"/>
+          <w:rFonts w:eastAsia="宋体"/>
           <w:i/>
           <w:sz w:val="21"/>
           <w:szCs w:val="21"/>
@@ -13574,7 +13574,7 @@
               <w:spacing w:line="300" w:lineRule="auto" w:before="0" w:after="0"/>
               <w:jc w:val="left"/>
               <w:rPr>
-                <w:rFonts w:eastAsia="Times New Roman"/>
+                <w:rFonts w:eastAsia="宋体"/>
                 <w:i/>
                 <w:sz w:val="21"/>
                 <w:szCs w:val="21"/>
@@ -13602,7 +13602,7 @@
               <w:spacing w:line="300" w:lineRule="auto" w:before="0" w:after="0"/>
               <w:jc w:val="left"/>
               <w:rPr>
-                <w:rFonts w:eastAsia="Times New Roman"/>
+                <w:rFonts w:eastAsia="宋体"/>
                 <w:i/>
                 <w:sz w:val="21"/>
                 <w:szCs w:val="21"/>
@@ -13672,7 +13672,7 @@
               <w:spacing w:line="300" w:lineRule="auto" w:before="0" w:after="0"/>
               <w:jc w:val="left"/>
               <w:rPr>
-                <w:rFonts w:eastAsia="Times New Roman"/>
+                <w:rFonts w:eastAsia="宋体"/>
                 <w:i/>
                 <w:sz w:val="21"/>
                 <w:szCs w:val="21"/>
@@ -13744,7 +13744,7 @@
               <w:spacing w:line="300" w:lineRule="auto" w:before="0" w:after="0"/>
               <w:jc w:val="left"/>
               <w:rPr>
-                <w:rFonts w:eastAsia="Times New Roman"/>
+                <w:rFonts w:eastAsia="宋体"/>
                 <w:i/>
                 <w:sz w:val="21"/>
                 <w:szCs w:val="21"/>
@@ -13779,7 +13779,7 @@
             <w:pPr>
               <w:spacing w:line="300" w:lineRule="auto" w:before="0" w:after="0"/>
               <w:rPr>
-                <w:rFonts w:eastAsia="Times New Roman"/>
+                <w:rFonts w:eastAsia="宋体"/>
                 <w:i/>
                 <w:sz w:val="21"/>
                 <w:szCs w:val="21"/>
@@ -13853,7 +13853,7 @@
             <w:pPr>
               <w:spacing w:line="300" w:lineRule="auto" w:before="0" w:after="0"/>
               <w:rPr>
-                <w:rFonts w:eastAsia="Times New Roman"/>
+                <w:rFonts w:eastAsia="宋体"/>
                 <w:i/>
                 <w:sz w:val="21"/>
                 <w:szCs w:val="21"/>
@@ -13930,7 +13930,7 @@
               <w:spacing w:line="300" w:lineRule="auto" w:before="0" w:after="0"/>
               <w:jc w:val="left"/>
               <w:rPr>
-                <w:rFonts w:eastAsia="Times New Roman"/>
+                <w:rFonts w:eastAsia="宋体"/>
                 <w:i/>
                 <w:sz w:val="21"/>
                 <w:szCs w:val="21"/>
@@ -13966,7 +13966,7 @@
               <w:spacing w:line="300" w:lineRule="auto" w:before="0" w:after="0"/>
               <w:jc w:val="left"/>
               <w:rPr>
-                <w:rFonts w:eastAsia="Times New Roman"/>
+                <w:rFonts w:eastAsia="宋体"/>
                 <w:i/>
                 <w:sz w:val="21"/>
                 <w:szCs w:val="21"/>
@@ -14002,7 +14002,7 @@
               <w:spacing w:line="300" w:lineRule="auto" w:before="0" w:after="0"/>
               <w:jc w:val="left"/>
               <w:rPr>
-                <w:rFonts w:eastAsia="Times New Roman"/>
+                <w:rFonts w:eastAsia="宋体"/>
                 <w:i/>
                 <w:sz w:val="21"/>
                 <w:szCs w:val="21"/>
@@ -14040,7 +14040,7 @@
               <w:spacing w:line="300" w:lineRule="auto" w:before="0" w:after="0"/>
               <w:jc w:val="left"/>
               <w:rPr>
-                <w:rFonts w:eastAsia="Times New Roman"/>
+                <w:rFonts w:eastAsia="宋体"/>
                 <w:i/>
                 <w:sz w:val="21"/>
                 <w:szCs w:val="21"/>
@@ -14076,7 +14076,7 @@
               <w:spacing w:line="300" w:lineRule="auto" w:before="0" w:after="0"/>
               <w:jc w:val="left"/>
               <w:rPr>
-                <w:rFonts w:eastAsia="Times New Roman"/>
+                <w:rFonts w:eastAsia="宋体"/>
                 <w:i/>
                 <w:sz w:val="21"/>
                 <w:szCs w:val="21"/>
@@ -14113,7 +14113,7 @@
                   <m:ctrlPr>
                     <w:rPr>
                       <w:b w:val="1"/>
-                      <w:rFonts w:ascii="Cambria Math" w:hAnsi="Cambria Math"/>
+                      <w:rFonts w:ascii="Times New Roman" w:hAnsi="Times New Roman"/>
                       <w:u w:val="thick"/>
                       <w:bCs w:val="1"/>
                     </w:rPr>
@@ -14123,7 +14123,7 @@
                   <m:r>
                     <w:rPr>
                       <w:b w:val="1"/>
-                      <w:rFonts w:ascii="Cambria Math" w:hAnsi="Cambria Math" w:cs="Cambria Math"/>
+                      <w:rFonts w:ascii="Times New Roman" w:hAnsi="Times New Roman" w:cs="Cambria Math"/>
                       <w:u w:val="thick"/>
                       <w:bCs w:val="1"/>
                     </w:rPr>
@@ -14134,7 +14134,7 @@
                   <m:r>
                     <w:rPr>
                       <w:b w:val="1"/>
-                      <w:rFonts w:ascii="Cambria Math" w:hAnsi="Cambria Math" w:cs="Cambria Math"/>
+                      <w:rFonts w:ascii="Times New Roman" w:hAnsi="Times New Roman" w:cs="Cambria Math"/>
                       <w:u w:val="thick"/>
                       <w:bCs w:val="1"/>
                     </w:rPr>
@@ -14173,7 +14173,7 @@
               <w:spacing w:line="300" w:lineRule="auto" w:before="0" w:after="0"/>
               <w:jc w:val="left"/>
               <w:rPr>
-                <w:rFonts w:eastAsia="Times New Roman"/>
+                <w:rFonts w:eastAsia="宋体"/>
                 <w:i/>
                 <w:sz w:val="21"/>
                 <w:szCs w:val="21"/>
@@ -14211,7 +14211,7 @@
               <w:spacing w:line="300" w:lineRule="auto" w:before="0" w:after="0"/>
               <w:jc w:val="left"/>
               <w:rPr>
-                <w:rFonts w:eastAsia="Times New Roman"/>
+                <w:rFonts w:eastAsia="宋体"/>
                 <w:i/>
                 <w:sz w:val="21"/>
                 <w:szCs w:val="21"/>
@@ -14256,7 +14256,7 @@
               <w:spacing w:line="300" w:lineRule="auto" w:before="0" w:after="0"/>
               <w:jc w:val="left"/>
               <w:rPr>
-                <w:rFonts w:eastAsia="Times New Roman"/>
+                <w:rFonts w:eastAsia="宋体"/>
                 <w:i/>
                 <w:sz w:val="21"/>
                 <w:szCs w:val="21"/>
@@ -14292,7 +14292,7 @@
               <w:spacing w:line="300" w:lineRule="auto" w:before="0" w:after="0"/>
               <w:jc w:val="left"/>
               <w:rPr>
-                <w:rFonts w:eastAsia="Times New Roman"/>
+                <w:rFonts w:eastAsia="宋体"/>
                 <w:i/>
                 <w:sz w:val="21"/>
                 <w:szCs w:val="21"/>
@@ -14330,7 +14330,7 @@
               <w:spacing w:line="300" w:lineRule="auto" w:before="0" w:after="0"/>
               <w:jc w:val="left"/>
               <w:rPr>
-                <w:rFonts w:eastAsia="Times New Roman"/>
+                <w:rFonts w:eastAsia="宋体"/>
                 <w:i/>
                 <w:sz w:val="21"/>
                 <w:szCs w:val="21"/>
@@ -14350,7 +14350,7 @@
               <w:spacing w:line="300" w:lineRule="auto" w:before="0" w:after="0"/>
               <w:jc w:val="left"/>
               <w:rPr>
-                <w:rFonts w:eastAsia="Times New Roman"/>
+                <w:rFonts w:eastAsia="宋体"/>
                 <w:i/>
                 <w:sz w:val="21"/>
                 <w:szCs w:val="21"/>
@@ -14420,7 +14420,7 @@
               <w:spacing w:line="300" w:lineRule="auto" w:before="0" w:after="0"/>
               <w:jc w:val="left"/>
               <w:rPr>
-                <w:rFonts w:eastAsia="Times New Roman"/>
+                <w:rFonts w:eastAsia="宋体"/>
                 <w:i/>
                 <w:sz w:val="21"/>
                 <w:szCs w:val="21"/>
@@ -14456,7 +14456,7 @@
               <w:spacing w:line="300" w:lineRule="auto" w:before="0" w:after="0"/>
               <w:jc w:val="left"/>
               <w:rPr>
-                <w:rFonts w:eastAsia="Times New Roman"/>
+                <w:rFonts w:eastAsia="宋体"/>
                 <w:i/>
                 <w:sz w:val="21"/>
                 <w:szCs w:val="21"/>
@@ -14494,7 +14494,7 @@
               <w:spacing w:line="300" w:lineRule="auto" w:before="0" w:after="0"/>
               <w:jc w:val="left"/>
               <w:rPr>
-                <w:rFonts w:eastAsia="Times New Roman"/>
+                <w:rFonts w:eastAsia="宋体"/>
                 <w:i/>
                 <w:sz w:val="21"/>
                 <w:szCs w:val="21"/>
@@ -14530,7 +14530,7 @@
               <w:spacing w:line="300" w:lineRule="auto" w:before="0" w:after="0"/>
               <w:jc w:val="left"/>
               <w:rPr>
-                <w:rFonts w:eastAsia="Times New Roman"/>
+                <w:rFonts w:eastAsia="宋体"/>
                 <w:i/>
                 <w:sz w:val="21"/>
                 <w:szCs w:val="21"/>
@@ -14582,7 +14582,7 @@
               <w:spacing w:line="300" w:lineRule="auto" w:before="0" w:after="0"/>
               <w:jc w:val="left"/>
               <w:rPr>
-                <w:rFonts w:eastAsia="Times New Roman"/>
+                <w:rFonts w:eastAsia="宋体"/>
                 <w:i/>
                 <w:sz w:val="21"/>
                 <w:szCs w:val="21"/>
@@ -14633,7 +14633,7 @@
           <w:sz w:val="21"/>
           <w:szCs w:val="21"/>
         </w:rPr>
-        <w:t>一、实验原理和方法</w:t>
+        <w:t>实验原理和方法</w:t>
       </w:r>
     </w:p>
     <w:p>
@@ -14641,7 +14641,7 @@
         <w:spacing w:line="300" w:lineRule="auto" w:before="0" w:after="0"/>
         <w:jc w:val="left"/>
         <w:rPr>
-          <w:rFonts w:eastAsia="Times New Roman"/>
+          <w:rFonts w:eastAsia="宋体"/>
           <w:i/>
           <w:sz w:val="21"/>
           <w:szCs w:val="21"/>
@@ -14711,7 +14711,7 @@
       <w:pPr>
         <w:spacing w:line="300" w:lineRule="auto" w:before="0" w:after="0"/>
         <w:rPr>
-          <w:rFonts w:eastAsia="Times New Roman"/>
+          <w:rFonts w:eastAsia="宋体"/>
           <w:i/>
           <w:sz w:val="21"/>
           <w:szCs w:val="21"/>
@@ -14768,7 +14768,7 @@
         <m:r>
           <w:rPr>
             <w:b w:val="1"/>
-            <w:rFonts w:ascii="Cambria Math" w:hAnsi="Cambria Math" w:cs="Cambria Math"/>
+            <w:rFonts w:ascii="Times New Roman" w:hAnsi="Times New Roman" w:cs="Cambria Math"/>
             <w:u w:val="thick"/>
             <w:bCs w:val="1"/>
           </w:rPr>
@@ -14778,7 +14778,7 @@
           <m:sSubPr>
             <m:ctrlPr>
               <w:rPr>
-                <w:rFonts w:ascii="Cambria Math" w:hAnsi="Cambria Math"/>
+                <w:rFonts w:ascii="Times New Roman" w:hAnsi="Times New Roman"/>
               </w:rPr>
             </m:ctrlPr>
           </m:sSubPr>
@@ -14786,7 +14786,7 @@
             <m:r>
               <w:rPr>
                 <w:b w:val="1"/>
-                <w:rFonts w:ascii="Cambria Math" w:hAnsi="Cambria Math" w:cs="Cambria Math"/>
+                <w:rFonts w:ascii="Times New Roman" w:hAnsi="Times New Roman" w:cs="Cambria Math"/>
                 <w:u w:val="thick"/>
                 <w:bCs w:val="1"/>
               </w:rPr>
@@ -14797,7 +14797,7 @@
             <m:r>
               <w:rPr>
                 <w:b w:val="1"/>
-                <w:rFonts w:ascii="Cambria Math" w:hAnsi="Cambria Math" w:cs="Cambria Math"/>
+                <w:rFonts w:ascii="Times New Roman" w:hAnsi="Times New Roman" w:cs="Cambria Math"/>
                 <w:u w:val="thick"/>
                 <w:bCs w:val="1"/>
               </w:rPr>
@@ -14808,7 +14808,7 @@
         <m:r>
           <w:rPr>
             <w:b w:val="1"/>
-            <w:rFonts w:ascii="Cambria Math" w:hAnsi="Cambria Math" w:cs="Cambria Math"/>
+            <w:rFonts w:ascii="Times New Roman" w:hAnsi="Times New Roman" w:cs="Cambria Math"/>
             <w:u w:val="thick"/>
             <w:bCs w:val="1"/>
           </w:rPr>
@@ -14818,7 +14818,7 @@
           <m:sSubPr>
             <m:ctrlPr>
               <w:rPr>
-                <w:rFonts w:ascii="Cambria Math" w:hAnsi="Cambria Math"/>
+                <w:rFonts w:ascii="Times New Roman" w:hAnsi="Times New Roman"/>
               </w:rPr>
             </m:ctrlPr>
           </m:sSubPr>
@@ -14826,7 +14826,7 @@
             <m:r>
               <w:rPr>
                 <w:b w:val="1"/>
-                <w:rFonts w:ascii="Cambria Math" w:hAnsi="Cambria Math" w:cs="Cambria Math"/>
+                <w:rFonts w:ascii="Times New Roman" w:hAnsi="Times New Roman" w:cs="Cambria Math"/>
                 <w:u w:val="thick"/>
                 <w:bCs w:val="1"/>
               </w:rPr>
@@ -14837,7 +14837,7 @@
             <m:r>
               <w:rPr>
                 <w:b w:val="1"/>
-                <w:rFonts w:ascii="Cambria Math" w:hAnsi="Cambria Math" w:cs="Cambria Math"/>
+                <w:rFonts w:ascii="Times New Roman" w:hAnsi="Times New Roman" w:cs="Cambria Math"/>
                 <w:u w:val="thick"/>
                 <w:bCs w:val="1"/>
               </w:rPr>
@@ -14848,7 +14848,7 @@
         <m:r>
           <w:rPr>
             <w:b w:val="1"/>
-            <w:rFonts w:ascii="Cambria Math" w:hAnsi="Cambria Math" w:cs="Cambria Math"/>
+            <w:rFonts w:ascii="Times New Roman" w:hAnsi="Times New Roman" w:cs="Cambria Math"/>
             <w:u w:val="thick"/>
             <w:bCs w:val="1"/>
           </w:rPr>
@@ -14858,7 +14858,7 @@
           <m:sSubPr>
             <m:ctrlPr>
               <w:rPr>
-                <w:rFonts w:ascii="Cambria Math" w:hAnsi="Cambria Math"/>
+                <w:rFonts w:ascii="Times New Roman" w:hAnsi="Times New Roman"/>
               </w:rPr>
             </m:ctrlPr>
           </m:sSubPr>
@@ -14866,7 +14866,7 @@
             <m:r>
               <w:rPr>
                 <w:b w:val="1"/>
-                <w:rFonts w:ascii="Cambria Math" w:hAnsi="Cambria Math" w:cs="Cambria Math"/>
+                <w:rFonts w:ascii="Times New Roman" w:hAnsi="Times New Roman" w:cs="Cambria Math"/>
                 <w:u w:val="thick"/>
                 <w:bCs w:val="1"/>
               </w:rPr>
@@ -14877,7 +14877,7 @@
             <m:r>
               <w:rPr>
                 <w:b w:val="1"/>
-                <w:rFonts w:ascii="Cambria Math" w:hAnsi="Cambria Math" w:cs="Cambria Math"/>
+                <w:rFonts w:ascii="Times New Roman" w:hAnsi="Times New Roman" w:cs="Cambria Math"/>
                 <w:u w:val="thick"/>
                 <w:bCs w:val="1"/>
               </w:rPr>
@@ -14888,7 +14888,7 @@
         <m:r>
           <w:rPr>
             <w:b w:val="1"/>
-            <w:rFonts w:ascii="Cambria Math" w:hAnsi="Cambria Math" w:cs="Cambria Math"/>
+            <w:rFonts w:ascii="Times New Roman" w:hAnsi="Times New Roman" w:cs="Cambria Math"/>
             <w:u w:val="thick"/>
             <w:bCs w:val="1"/>
           </w:rPr>
@@ -14898,7 +14898,7 @@
           <m:sSubPr>
             <m:ctrlPr>
               <w:rPr>
-                <w:rFonts w:ascii="Cambria Math" w:hAnsi="Cambria Math"/>
+                <w:rFonts w:ascii="Times New Roman" w:hAnsi="Times New Roman"/>
               </w:rPr>
             </m:ctrlPr>
           </m:sSubPr>
@@ -14906,7 +14906,7 @@
             <m:r>
               <w:rPr>
                 <w:b w:val="1"/>
-                <w:rFonts w:ascii="Cambria Math" w:hAnsi="Cambria Math" w:cs="Cambria Math"/>
+                <w:rFonts w:ascii="Times New Roman" w:hAnsi="Times New Roman" w:cs="Cambria Math"/>
                 <w:u w:val="thick"/>
                 <w:bCs w:val="1"/>
               </w:rPr>
@@ -14917,7 +14917,7 @@
             <m:r>
               <w:rPr>
                 <w:b w:val="1"/>
-                <w:rFonts w:ascii="Cambria Math" w:hAnsi="Cambria Math" w:cs="Cambria Math"/>
+                <w:rFonts w:ascii="Times New Roman" w:hAnsi="Times New Roman" w:cs="Cambria Math"/>
                 <w:u w:val="thick"/>
                 <w:bCs w:val="1"/>
               </w:rPr>
@@ -14928,7 +14928,7 @@
         <m:r>
           <w:rPr>
             <w:b w:val="1"/>
-            <w:rFonts w:ascii="Cambria Math" w:hAnsi="Cambria Math" w:cs="Cambria Math"/>
+            <w:rFonts w:ascii="Times New Roman" w:hAnsi="Times New Roman" w:cs="Cambria Math"/>
             <w:u w:val="thick"/>
             <w:bCs w:val="1"/>
           </w:rPr>
@@ -14939,7 +14939,7 @@
             <m:ctrlPr>
               <w:rPr>
                 <w:b w:val="1"/>
-                <w:rFonts w:ascii="Cambria Math" w:hAnsi="Cambria Math"/>
+                <w:rFonts w:ascii="Times New Roman" w:hAnsi="Times New Roman"/>
                 <w:u w:val="thick"/>
                 <w:bCs w:val="1"/>
               </w:rPr>
@@ -14950,7 +14950,7 @@
               <m:sSubPr>
                 <m:ctrlPr>
                   <w:rPr>
-                    <w:rFonts w:ascii="Cambria Math" w:hAnsi="Cambria Math"/>
+                    <w:rFonts w:ascii="Times New Roman" w:hAnsi="Times New Roman"/>
                   </w:rPr>
                 </m:ctrlPr>
               </m:sSubPr>
@@ -14958,7 +14958,7 @@
                 <m:r>
                   <w:rPr>
                     <w:b w:val="1"/>
-                    <w:rFonts w:ascii="Cambria Math" w:hAnsi="Cambria Math" w:cs="Cambria Math"/>
+                    <w:rFonts w:ascii="Times New Roman" w:hAnsi="Times New Roman" w:cs="Cambria Math"/>
                     <w:u w:val="thick"/>
                     <w:bCs w:val="1"/>
                   </w:rPr>
@@ -14969,7 +14969,7 @@
                 <m:r>
                   <w:rPr>
                     <w:b w:val="1"/>
-                    <w:rFonts w:ascii="Cambria Math" w:hAnsi="Cambria Math" w:cs="Cambria Math"/>
+                    <w:rFonts w:ascii="Times New Roman" w:hAnsi="Times New Roman" w:cs="Cambria Math"/>
                     <w:u w:val="thick"/>
                     <w:bCs w:val="1"/>
                   </w:rPr>
@@ -14981,7 +14981,7 @@
               <m:sSubPr>
                 <m:ctrlPr>
                   <w:rPr>
-                    <w:rFonts w:ascii="Cambria Math" w:hAnsi="Cambria Math"/>
+                    <w:rFonts w:ascii="Times New Roman" w:hAnsi="Times New Roman"/>
                   </w:rPr>
                 </m:ctrlPr>
               </m:sSubPr>
@@ -14989,7 +14989,7 @@
                 <m:r>
                   <w:rPr>
                     <w:b w:val="1"/>
-                    <w:rFonts w:ascii="Cambria Math" w:hAnsi="Cambria Math" w:cs="Cambria Math"/>
+                    <w:rFonts w:ascii="Times New Roman" w:hAnsi="Times New Roman" w:cs="Cambria Math"/>
                     <w:u w:val="thick"/>
                     <w:bCs w:val="1"/>
                   </w:rPr>
@@ -15000,7 +15000,7 @@
                 <m:r>
                   <w:rPr>
                     <w:b w:val="1"/>
-                    <w:rFonts w:ascii="Cambria Math" w:hAnsi="Cambria Math" w:cs="Cambria Math"/>
+                    <w:rFonts w:ascii="Times New Roman" w:hAnsi="Times New Roman" w:cs="Cambria Math"/>
                     <w:u w:val="thick"/>
                     <w:bCs w:val="1"/>
                   </w:rPr>
@@ -15011,7 +15011,7 @@
             <m:r>
               <w:rPr>
                 <w:b w:val="1"/>
-                <w:rFonts w:ascii="Cambria Math" w:hAnsi="Cambria Math" w:cs="Cambria Math"/>
+                <w:rFonts w:ascii="Times New Roman" w:hAnsi="Times New Roman" w:cs="Cambria Math"/>
                 <w:u w:val="thick"/>
                 <w:bCs w:val="1"/>
               </w:rPr>
@@ -15021,7 +15021,7 @@
               <m:sSubPr>
                 <m:ctrlPr>
                   <w:rPr>
-                    <w:rFonts w:ascii="Cambria Math" w:hAnsi="Cambria Math"/>
+                    <w:rFonts w:ascii="Times New Roman" w:hAnsi="Times New Roman"/>
                   </w:rPr>
                 </m:ctrlPr>
               </m:sSubPr>
@@ -15029,7 +15029,7 @@
                 <m:r>
                   <w:rPr>
                     <w:b w:val="1"/>
-                    <w:rFonts w:ascii="Cambria Math" w:hAnsi="Cambria Math" w:cs="Cambria Math"/>
+                    <w:rFonts w:ascii="Times New Roman" w:hAnsi="Times New Roman" w:cs="Cambria Math"/>
                     <w:u w:val="thick"/>
                     <w:bCs w:val="1"/>
                   </w:rPr>
@@ -15040,7 +15040,7 @@
                 <m:r>
                   <w:rPr>
                     <w:b w:val="1"/>
-                    <w:rFonts w:ascii="Cambria Math" w:hAnsi="Cambria Math" w:cs="Cambria Math"/>
+                    <w:rFonts w:ascii="Times New Roman" w:hAnsi="Times New Roman" w:cs="Cambria Math"/>
                     <w:u w:val="thick"/>
                     <w:bCs w:val="1"/>
                   </w:rPr>
@@ -15052,7 +15052,7 @@
               <m:sSubPr>
                 <m:ctrlPr>
                   <w:rPr>
-                    <w:rFonts w:ascii="Cambria Math" w:hAnsi="Cambria Math"/>
+                    <w:rFonts w:ascii="Times New Roman" w:hAnsi="Times New Roman"/>
                   </w:rPr>
                 </m:ctrlPr>
               </m:sSubPr>
@@ -15060,7 +15060,7 @@
                 <m:r>
                   <w:rPr>
                     <w:b w:val="1"/>
-                    <w:rFonts w:ascii="Cambria Math" w:hAnsi="Cambria Math" w:cs="Cambria Math"/>
+                    <w:rFonts w:ascii="Times New Roman" w:hAnsi="Times New Roman" w:cs="Cambria Math"/>
                     <w:u w:val="thick"/>
                     <w:bCs w:val="1"/>
                   </w:rPr>
@@ -15071,7 +15071,7 @@
                 <m:r>
                   <w:rPr>
                     <w:b w:val="1"/>
-                    <w:rFonts w:ascii="Cambria Math" w:hAnsi="Cambria Math" w:cs="Cambria Math"/>
+                    <w:rFonts w:ascii="Times New Roman" w:hAnsi="Times New Roman" w:cs="Cambria Math"/>
                     <w:u w:val="thick"/>
                     <w:bCs w:val="1"/>
                   </w:rPr>
@@ -15085,7 +15085,7 @@
               <m:sSubPr>
                 <m:ctrlPr>
                   <w:rPr>
-                    <w:rFonts w:ascii="Cambria Math" w:hAnsi="Cambria Math"/>
+                    <w:rFonts w:ascii="Times New Roman" w:hAnsi="Times New Roman"/>
                   </w:rPr>
                 </m:ctrlPr>
               </m:sSubPr>
@@ -15093,7 +15093,7 @@
                 <m:r>
                   <w:rPr>
                     <w:b w:val="1"/>
-                    <w:rFonts w:ascii="Cambria Math" w:hAnsi="Cambria Math" w:cs="Cambria Math"/>
+                    <w:rFonts w:ascii="Times New Roman" w:hAnsi="Times New Roman" w:cs="Cambria Math"/>
                     <w:u w:val="thick"/>
                     <w:bCs w:val="1"/>
                   </w:rPr>
@@ -15104,7 +15104,7 @@
                 <m:r>
                   <w:rPr>
                     <w:b w:val="1"/>
-                    <w:rFonts w:ascii="Cambria Math" w:hAnsi="Cambria Math" w:cs="Cambria Math"/>
+                    <w:rFonts w:ascii="Times New Roman" w:hAnsi="Times New Roman" w:cs="Cambria Math"/>
                     <w:u w:val="thick"/>
                     <w:bCs w:val="1"/>
                   </w:rPr>
@@ -15115,7 +15115,7 @@
             <m:r>
               <w:rPr>
                 <w:b w:val="1"/>
-                <w:rFonts w:ascii="Cambria Math" w:hAnsi="Cambria Math" w:cs="Cambria Math"/>
+                <w:rFonts w:ascii="Times New Roman" w:hAnsi="Times New Roman" w:cs="Cambria Math"/>
                 <w:u w:val="thick"/>
                 <w:bCs w:val="1"/>
               </w:rPr>
@@ -15125,7 +15125,7 @@
               <m:sSubPr>
                 <m:ctrlPr>
                   <w:rPr>
-                    <w:rFonts w:ascii="Cambria Math" w:hAnsi="Cambria Math"/>
+                    <w:rFonts w:ascii="Times New Roman" w:hAnsi="Times New Roman"/>
                   </w:rPr>
                 </m:ctrlPr>
               </m:sSubPr>
@@ -15133,7 +15133,7 @@
                 <m:r>
                   <w:rPr>
                     <w:b w:val="1"/>
-                    <w:rFonts w:ascii="Cambria Math" w:hAnsi="Cambria Math" w:cs="Cambria Math"/>
+                    <w:rFonts w:ascii="Times New Roman" w:hAnsi="Times New Roman" w:cs="Cambria Math"/>
                     <w:u w:val="thick"/>
                     <w:bCs w:val="1"/>
                   </w:rPr>
@@ -15144,7 +15144,7 @@
                 <m:r>
                   <w:rPr>
                     <w:b w:val="1"/>
-                    <w:rFonts w:ascii="Cambria Math" w:hAnsi="Cambria Math" w:cs="Cambria Math"/>
+                    <w:rFonts w:ascii="Times New Roman" w:hAnsi="Times New Roman" w:cs="Cambria Math"/>
                     <w:u w:val="thick"/>
                     <w:bCs w:val="1"/>
                   </w:rPr>
@@ -15157,7 +15157,7 @@
         <m:r>
           <w:rPr>
             <w:b w:val="1"/>
-            <w:rFonts w:ascii="Cambria Math" w:hAnsi="Cambria Math" w:cs="Cambria Math"/>
+            <w:rFonts w:ascii="Times New Roman" w:hAnsi="Times New Roman" w:cs="Cambria Math"/>
             <w:u w:val="thick"/>
             <w:bCs w:val="1"/>
           </w:rPr>
@@ -15168,7 +15168,7 @@
             <m:ctrlPr>
               <w:rPr>
                 <w:b w:val="1"/>
-                <w:rFonts w:ascii="Cambria Math" w:hAnsi="Cambria Math"/>
+                <w:rFonts w:ascii="Times New Roman" w:hAnsi="Times New Roman"/>
                 <w:u w:val="thick"/>
                 <w:bCs w:val="1"/>
               </w:rPr>
@@ -15179,7 +15179,7 @@
               <m:sSubPr>
                 <m:ctrlPr>
                   <w:rPr>
-                    <w:rFonts w:ascii="Cambria Math" w:hAnsi="Cambria Math"/>
+                    <w:rFonts w:ascii="Times New Roman" w:hAnsi="Times New Roman"/>
                   </w:rPr>
                 </m:ctrlPr>
               </m:sSubPr>
@@ -15187,7 +15187,7 @@
                 <m:r>
                   <w:rPr>
                     <w:b w:val="1"/>
-                    <w:rFonts w:ascii="Cambria Math" w:hAnsi="Cambria Math" w:cs="Cambria Math"/>
+                    <w:rFonts w:ascii="Times New Roman" w:hAnsi="Times New Roman" w:cs="Cambria Math"/>
                     <w:u w:val="thick"/>
                     <w:bCs w:val="1"/>
                   </w:rPr>
@@ -15198,7 +15198,7 @@
                 <m:r>
                   <w:rPr>
                     <w:b w:val="1"/>
-                    <w:rFonts w:ascii="Cambria Math" w:hAnsi="Cambria Math" w:cs="Cambria Math"/>
+                    <w:rFonts w:ascii="Times New Roman" w:hAnsi="Times New Roman" w:cs="Cambria Math"/>
                     <w:u w:val="thick"/>
                     <w:bCs w:val="1"/>
                   </w:rPr>
@@ -15209,7 +15209,7 @@
             <m:r>
               <w:rPr>
                 <w:b w:val="1"/>
-                <w:rFonts w:ascii="Cambria Math" w:hAnsi="Cambria Math" w:cs="Cambria Math"/>
+                <w:rFonts w:ascii="Times New Roman" w:hAnsi="Times New Roman" w:cs="Cambria Math"/>
                 <w:u w:val="thick"/>
                 <w:bCs w:val="1"/>
               </w:rPr>
@@ -15219,7 +15219,7 @@
               <m:sSubPr>
                 <m:ctrlPr>
                   <w:rPr>
-                    <w:rFonts w:ascii="Cambria Math" w:hAnsi="Cambria Math"/>
+                    <w:rFonts w:ascii="Times New Roman" w:hAnsi="Times New Roman"/>
                   </w:rPr>
                 </m:ctrlPr>
               </m:sSubPr>
@@ -15227,7 +15227,7 @@
                 <m:r>
                   <w:rPr>
                     <w:b w:val="1"/>
-                    <w:rFonts w:ascii="Cambria Math" w:hAnsi="Cambria Math" w:cs="Cambria Math"/>
+                    <w:rFonts w:ascii="Times New Roman" w:hAnsi="Times New Roman" w:cs="Cambria Math"/>
                     <w:u w:val="thick"/>
                     <w:bCs w:val="1"/>
                   </w:rPr>
@@ -15238,7 +15238,7 @@
                 <m:r>
                   <w:rPr>
                     <w:b w:val="1"/>
-                    <w:rFonts w:ascii="Cambria Math" w:hAnsi="Cambria Math" w:cs="Cambria Math"/>
+                    <w:rFonts w:ascii="Times New Roman" w:hAnsi="Times New Roman" w:cs="Cambria Math"/>
                     <w:u w:val="thick"/>
                     <w:bCs w:val="1"/>
                   </w:rPr>
@@ -15252,7 +15252,7 @@
               <m:sSubPr>
                 <m:ctrlPr>
                   <w:rPr>
-                    <w:rFonts w:ascii="Cambria Math" w:hAnsi="Cambria Math"/>
+                    <w:rFonts w:ascii="Times New Roman" w:hAnsi="Times New Roman"/>
                   </w:rPr>
                 </m:ctrlPr>
               </m:sSubPr>
@@ -15260,7 +15260,7 @@
                 <m:r>
                   <w:rPr>
                     <w:b w:val="1"/>
-                    <w:rFonts w:ascii="Cambria Math" w:hAnsi="Cambria Math" w:cs="Cambria Math"/>
+                    <w:rFonts w:ascii="Times New Roman" w:hAnsi="Times New Roman" w:cs="Cambria Math"/>
                     <w:u w:val="thick"/>
                     <w:bCs w:val="1"/>
                   </w:rPr>
@@ -15271,7 +15271,7 @@
                 <m:r>
                   <w:rPr>
                     <w:b w:val="1"/>
-                    <w:rFonts w:ascii="Cambria Math" w:hAnsi="Cambria Math" w:cs="Cambria Math"/>
+                    <w:rFonts w:ascii="Times New Roman" w:hAnsi="Times New Roman" w:cs="Cambria Math"/>
                     <w:u w:val="thick"/>
                     <w:bCs w:val="1"/>
                   </w:rPr>
@@ -15282,7 +15282,7 @@
             <m:r>
               <w:rPr>
                 <w:b w:val="1"/>
-                <w:rFonts w:ascii="Cambria Math" w:hAnsi="Cambria Math" w:cs="Cambria Math"/>
+                <w:rFonts w:ascii="Times New Roman" w:hAnsi="Times New Roman" w:cs="Cambria Math"/>
                 <w:u w:val="thick"/>
                 <w:bCs w:val="1"/>
               </w:rPr>
@@ -15292,7 +15292,7 @@
               <m:sSubPr>
                 <m:ctrlPr>
                   <w:rPr>
-                    <w:rFonts w:ascii="Cambria Math" w:hAnsi="Cambria Math"/>
+                    <w:rFonts w:ascii="Times New Roman" w:hAnsi="Times New Roman"/>
                   </w:rPr>
                 </m:ctrlPr>
               </m:sSubPr>
@@ -15300,7 +15300,7 @@
                 <m:r>
                   <w:rPr>
                     <w:b w:val="1"/>
-                    <w:rFonts w:ascii="Cambria Math" w:hAnsi="Cambria Math" w:cs="Cambria Math"/>
+                    <w:rFonts w:ascii="Times New Roman" w:hAnsi="Times New Roman" w:cs="Cambria Math"/>
                     <w:u w:val="thick"/>
                     <w:bCs w:val="1"/>
                   </w:rPr>
@@ -15311,7 +15311,7 @@
                 <m:r>
                   <w:rPr>
                     <w:b w:val="1"/>
-                    <w:rFonts w:ascii="Cambria Math" w:hAnsi="Cambria Math" w:cs="Cambria Math"/>
+                    <w:rFonts w:ascii="Times New Roman" w:hAnsi="Times New Roman" w:cs="Cambria Math"/>
                     <w:u w:val="thick"/>
                     <w:bCs w:val="1"/>
                   </w:rPr>
@@ -15327,7 +15327,7 @@
       <w:pPr>
         <w:spacing w:line="300" w:lineRule="auto" w:before="0" w:after="0"/>
         <w:rPr>
-          <w:rFonts w:eastAsia="Times New Roman"/>
+          <w:rFonts w:eastAsia="宋体"/>
           <w:i/>
           <w:sz w:val="21"/>
           <w:szCs w:val="21"/>
@@ -15340,14 +15340,14 @@
           <w:sz w:val="21"/>
           <w:szCs w:val="21"/>
         </w:rPr>
-        <w:t>二、实验器材</w:t>
+        <w:t>实验器材</w:t>
       </w:r>
     </w:p>
     <w:p>
       <w:pPr>
         <w:spacing w:line="300" w:lineRule="auto" w:before="0" w:after="0"/>
         <w:rPr>
-          <w:rFonts w:eastAsia="Times New Roman"/>
+          <w:rFonts w:eastAsia="宋体"/>
           <w:i/>
           <w:sz w:val="21"/>
           <w:szCs w:val="21"/>
@@ -15431,7 +15431,7 @@
       <w:pPr>
         <w:spacing w:line="300" w:lineRule="auto" w:before="0" w:after="0"/>
         <w:rPr>
-          <w:rFonts w:eastAsia="Times New Roman"/>
+          <w:rFonts w:eastAsia="宋体"/>
           <w:i/>
           <w:sz w:val="21"/>
           <w:szCs w:val="21"/>
@@ -15444,14 +15444,14 @@
           <w:sz w:val="21"/>
           <w:szCs w:val="21"/>
         </w:rPr>
-        <w:t>三、实验步骤</w:t>
+        <w:t>实验步骤</w:t>
       </w:r>
     </w:p>
     <w:p>
       <w:pPr>
         <w:spacing w:line="300" w:lineRule="auto" w:before="0" w:after="0"/>
         <w:rPr>
-          <w:rFonts w:eastAsia="Times New Roman"/>
+          <w:rFonts w:eastAsia="宋体"/>
           <w:i/>
           <w:sz w:val="21"/>
           <w:szCs w:val="21"/>
@@ -15479,7 +15479,7 @@
       <w:pPr>
         <w:spacing w:line="300" w:lineRule="auto" w:before="0" w:after="0"/>
         <w:rPr>
-          <w:rFonts w:eastAsia="Times New Roman"/>
+          <w:rFonts w:eastAsia="宋体"/>
           <w:i/>
           <w:sz w:val="21"/>
           <w:szCs w:val="21"/>
@@ -15508,7 +15508,7 @@
         <w:spacing w:line="300" w:lineRule="auto" w:before="0" w:after="0"/>
         <w:jc w:val="left"/>
         <w:rPr>
-          <w:rFonts w:eastAsia="Times New Roman"/>
+          <w:rFonts w:eastAsia="宋体"/>
           <w:i/>
           <w:sz w:val="21"/>
           <w:szCs w:val="21"/>
@@ -15661,7 +15661,7 @@
               <w:spacing w:line="300" w:lineRule="auto" w:before="0" w:after="0"/>
               <w:jc w:val="left"/>
               <w:rPr>
-                <w:rFonts w:eastAsia="Times New Roman"/>
+                <w:rFonts w:eastAsia="宋体"/>
                 <w:i/>
                 <w:sz w:val="21"/>
                 <w:szCs w:val="21"/>
@@ -15697,7 +15697,7 @@
               <w:spacing w:line="300" w:lineRule="auto" w:before="0" w:after="0"/>
               <w:jc w:val="left"/>
               <w:rPr>
-                <w:rFonts w:eastAsia="Times New Roman"/>
+                <w:rFonts w:eastAsia="宋体"/>
                 <w:i/>
                 <w:sz w:val="21"/>
                 <w:szCs w:val="21"/>
@@ -15733,7 +15733,7 @@
               <w:spacing w:line="300" w:lineRule="auto" w:before="0" w:after="0"/>
               <w:jc w:val="left"/>
               <w:rPr>
-                <w:rFonts w:eastAsia="Times New Roman"/>
+                <w:rFonts w:eastAsia="宋体"/>
                 <w:i/>
                 <w:sz w:val="21"/>
                 <w:szCs w:val="21"/>
@@ -15769,7 +15769,7 @@
               <w:spacing w:line="300" w:lineRule="auto" w:before="0" w:after="0"/>
               <w:jc w:val="left"/>
               <w:rPr>
-                <w:rFonts w:eastAsia="Times New Roman"/>
+                <w:rFonts w:eastAsia="宋体"/>
                 <w:i/>
                 <w:sz w:val="21"/>
                 <w:szCs w:val="21"/>
@@ -15805,7 +15805,7 @@
               <w:spacing w:line="300" w:lineRule="auto" w:before="0" w:after="0"/>
               <w:jc w:val="left"/>
               <w:rPr>
-                <w:rFonts w:eastAsia="Times New Roman"/>
+                <w:rFonts w:eastAsia="宋体"/>
                 <w:i/>
                 <w:sz w:val="21"/>
                 <w:szCs w:val="21"/>
@@ -15841,7 +15841,7 @@
               <w:spacing w:line="300" w:lineRule="auto" w:before="0" w:after="0"/>
               <w:jc w:val="left"/>
               <w:rPr>
-                <w:rFonts w:eastAsia="Times New Roman"/>
+                <w:rFonts w:eastAsia="宋体"/>
                 <w:i/>
                 <w:sz w:val="21"/>
                 <w:szCs w:val="21"/>
@@ -15877,7 +15877,7 @@
               <w:spacing w:line="300" w:lineRule="auto" w:before="0" w:after="0"/>
               <w:jc w:val="left"/>
               <w:rPr>
-                <w:rFonts w:eastAsia="Times New Roman"/>
+                <w:rFonts w:eastAsia="宋体"/>
                 <w:i/>
                 <w:sz w:val="21"/>
                 <w:szCs w:val="21"/>
@@ -15915,7 +15915,7 @@
               <w:spacing w:line="300" w:lineRule="auto" w:before="0" w:after="0"/>
               <w:jc w:val="left"/>
               <w:rPr>
-                <w:rFonts w:eastAsia="Times New Roman"/>
+                <w:rFonts w:eastAsia="宋体"/>
                 <w:i/>
                 <w:sz w:val="21"/>
                 <w:szCs w:val="21"/>
@@ -15960,7 +15960,7 @@
               <w:spacing w:line="300" w:lineRule="auto" w:before="0" w:after="0"/>
               <w:jc w:val="left"/>
               <w:rPr>
-                <w:rFonts w:eastAsia="Times New Roman"/>
+                <w:rFonts w:eastAsia="宋体"/>
                 <w:i/>
                 <w:sz w:val="21"/>
                 <w:szCs w:val="21"/>
@@ -15988,7 +15988,7 @@
               <w:spacing w:line="300" w:lineRule="auto" w:before="0" w:after="0"/>
               <w:jc w:val="left"/>
               <w:rPr>
-                <w:rFonts w:eastAsia="Times New Roman"/>
+                <w:rFonts w:eastAsia="宋体"/>
                 <w:i/>
                 <w:sz w:val="21"/>
                 <w:szCs w:val="21"/>
@@ -16016,7 +16016,7 @@
               <w:spacing w:line="300" w:lineRule="auto" w:before="0" w:after="0"/>
               <w:jc w:val="left"/>
               <w:rPr>
-                <w:rFonts w:eastAsia="Times New Roman"/>
+                <w:rFonts w:eastAsia="宋体"/>
                 <w:i/>
                 <w:sz w:val="21"/>
                 <w:szCs w:val="21"/>
@@ -16044,7 +16044,7 @@
               <w:spacing w:line="300" w:lineRule="auto" w:before="0" w:after="0"/>
               <w:jc w:val="left"/>
               <w:rPr>
-                <w:rFonts w:eastAsia="Times New Roman"/>
+                <w:rFonts w:eastAsia="宋体"/>
                 <w:i/>
                 <w:sz w:val="21"/>
                 <w:szCs w:val="21"/>
@@ -16072,7 +16072,7 @@
               <w:spacing w:line="300" w:lineRule="auto" w:before="0" w:after="0"/>
               <w:jc w:val="left"/>
               <w:rPr>
-                <w:rFonts w:eastAsia="Times New Roman"/>
+                <w:rFonts w:eastAsia="宋体"/>
                 <w:i/>
                 <w:sz w:val="21"/>
                 <w:szCs w:val="21"/>
@@ -16100,7 +16100,7 @@
               <w:spacing w:line="300" w:lineRule="auto" w:before="0" w:after="0"/>
               <w:jc w:val="left"/>
               <w:rPr>
-                <w:rFonts w:eastAsia="Times New Roman"/>
+                <w:rFonts w:eastAsia="宋体"/>
                 <w:i/>
                 <w:sz w:val="21"/>
                 <w:szCs w:val="21"/>
@@ -16130,7 +16130,7 @@
               <w:spacing w:line="300" w:lineRule="auto" w:before="0" w:after="0"/>
               <w:jc w:val="left"/>
               <w:rPr>
-                <w:rFonts w:eastAsia="Times New Roman"/>
+                <w:rFonts w:eastAsia="宋体"/>
                 <w:i/>
                 <w:sz w:val="21"/>
                 <w:szCs w:val="21"/>
@@ -16175,7 +16175,7 @@
               <w:spacing w:line="300" w:lineRule="auto" w:before="0" w:after="0"/>
               <w:jc w:val="left"/>
               <w:rPr>
-                <w:rFonts w:eastAsia="Times New Roman"/>
+                <w:rFonts w:eastAsia="宋体"/>
                 <w:i/>
                 <w:sz w:val="21"/>
                 <w:szCs w:val="21"/>
@@ -16203,7 +16203,7 @@
               <w:spacing w:line="300" w:lineRule="auto" w:before="0" w:after="0"/>
               <w:jc w:val="left"/>
               <w:rPr>
-                <w:rFonts w:eastAsia="Times New Roman"/>
+                <w:rFonts w:eastAsia="宋体"/>
                 <w:i/>
                 <w:sz w:val="21"/>
                 <w:szCs w:val="21"/>
@@ -16231,7 +16231,7 @@
               <w:spacing w:line="300" w:lineRule="auto" w:before="0" w:after="0"/>
               <w:jc w:val="left"/>
               <w:rPr>
-                <w:rFonts w:eastAsia="Times New Roman"/>
+                <w:rFonts w:eastAsia="宋体"/>
                 <w:i/>
                 <w:sz w:val="21"/>
                 <w:szCs w:val="21"/>
@@ -16259,7 +16259,7 @@
               <w:spacing w:line="300" w:lineRule="auto" w:before="0" w:after="0"/>
               <w:jc w:val="left"/>
               <w:rPr>
-                <w:rFonts w:eastAsia="Times New Roman"/>
+                <w:rFonts w:eastAsia="宋体"/>
                 <w:i/>
                 <w:sz w:val="21"/>
                 <w:szCs w:val="21"/>
@@ -16287,7 +16287,7 @@
               <w:spacing w:line="300" w:lineRule="auto" w:before="0" w:after="0"/>
               <w:jc w:val="left"/>
               <w:rPr>
-                <w:rFonts w:eastAsia="Times New Roman"/>
+                <w:rFonts w:eastAsia="宋体"/>
                 <w:i/>
                 <w:sz w:val="21"/>
                 <w:szCs w:val="21"/>
@@ -16315,7 +16315,7 @@
               <w:spacing w:line="300" w:lineRule="auto" w:before="0" w:after="0"/>
               <w:jc w:val="left"/>
               <w:rPr>
-                <w:rFonts w:eastAsia="Times New Roman"/>
+                <w:rFonts w:eastAsia="宋体"/>
                 <w:i/>
                 <w:sz w:val="21"/>
                 <w:szCs w:val="21"/>
@@ -16330,7 +16330,7 @@
         <w:spacing w:line="300" w:lineRule="auto" w:before="0" w:after="0"/>
         <w:jc w:val="left"/>
         <w:rPr>
-          <w:rFonts w:eastAsia="Times New Roman"/>
+          <w:rFonts w:eastAsia="宋体"/>
           <w:i/>
           <w:sz w:val="21"/>
           <w:szCs w:val="21"/>
@@ -16358,7 +16358,7 @@
         <w:spacing w:line="300" w:lineRule="auto" w:before="0" w:after="0"/>
         <w:jc w:val="left"/>
         <w:rPr>
-          <w:rFonts w:eastAsia="Times New Roman"/>
+          <w:rFonts w:eastAsia="宋体"/>
           <w:i/>
           <w:sz w:val="21"/>
           <w:szCs w:val="21"/>
@@ -16386,7 +16386,7 @@
         <w:spacing w:line="300" w:lineRule="auto" w:before="0" w:after="0"/>
         <w:jc w:val="left"/>
         <w:rPr>
-          <w:rFonts w:eastAsia="Times New Roman"/>
+          <w:rFonts w:eastAsia="宋体"/>
           <w:i/>
           <w:sz w:val="21"/>
           <w:szCs w:val="21"/>
@@ -16398,7 +16398,7 @@
           <w:sz w:val="21"/>
           <w:szCs w:val="21"/>
         </w:rPr>
-        <w:t>四、数据处理</w:t>
+        <w:t>数据处理</w:t>
       </w:r>
     </w:p>
     <w:p>
@@ -16406,7 +16406,7 @@
         <w:spacing w:line="300" w:lineRule="auto" w:before="0" w:after="0"/>
         <w:jc w:val="left"/>
         <w:rPr>
-          <w:rFonts w:eastAsia="Times New Roman"/>
+          <w:rFonts w:eastAsia="宋体"/>
           <w:i/>
           <w:sz w:val="21"/>
           <w:szCs w:val="21"/>
@@ -16434,7 +16434,7 @@
         <w:spacing w:line="300" w:lineRule="auto" w:before="0" w:after="0"/>
         <w:jc w:val="left"/>
         <w:rPr>
-          <w:rFonts w:eastAsia="Times New Roman"/>
+          <w:rFonts w:eastAsia="宋体"/>
           <w:i/>
           <w:sz w:val="21"/>
           <w:szCs w:val="21"/>
@@ -16573,7 +16573,7 @@
         <w:spacing w:line="300" w:lineRule="auto" w:before="0" w:after="0"/>
         <w:jc w:val="left"/>
         <w:rPr>
-          <w:rFonts w:eastAsia="Times New Roman"/>
+          <w:rFonts w:eastAsia="宋体"/>
           <w:i/>
           <w:sz w:val="21"/>
           <w:szCs w:val="21"/>
@@ -16601,7 +16601,7 @@
         <w:spacing w:line="300" w:lineRule="auto" w:before="0" w:after="0"/>
         <w:jc w:val="left"/>
         <w:rPr>
-          <w:rFonts w:eastAsia="Times New Roman"/>
+          <w:rFonts w:eastAsia="宋体"/>
           <w:i/>
           <w:sz w:val="21"/>
           <w:szCs w:val="21"/>
@@ -16705,7 +16705,7 @@
         <w:spacing w:line="300" w:lineRule="auto" w:before="0" w:after="0"/>
         <w:jc w:val="left"/>
         <w:rPr>
-          <w:rFonts w:eastAsia="Times New Roman"/>
+          <w:rFonts w:eastAsia="宋体"/>
           <w:i/>
           <w:sz w:val="21"/>
           <w:szCs w:val="21"/>
@@ -16740,7 +16740,7 @@
       <w:pPr>
         <w:spacing w:line="300" w:lineRule="auto" w:before="0" w:after="0"/>
         <w:rPr>
-          <w:rFonts w:eastAsia="Times New Roman"/>
+          <w:rFonts w:eastAsia="宋体"/>
           <w:i/>
           <w:sz w:val="21"/>
           <w:szCs w:val="21"/>
@@ -16823,7 +16823,7 @@
         <w:spacing w:line="300" w:lineRule="auto" w:before="0" w:after="0"/>
         <w:jc w:val="left"/>
         <w:rPr>
-          <w:rFonts w:eastAsia="Times New Roman"/>
+          <w:rFonts w:eastAsia="宋体"/>
           <w:i/>
           <w:sz w:val="21"/>
           <w:szCs w:val="21"/>
@@ -16868,7 +16868,7 @@
         <w:spacing w:line="300" w:lineRule="auto" w:before="0" w:after="0"/>
         <w:jc w:val="left"/>
         <w:rPr>
-          <w:rFonts w:eastAsia="Times New Roman"/>
+          <w:rFonts w:eastAsia="宋体"/>
           <w:i/>
           <w:sz w:val="21"/>
           <w:szCs w:val="21"/>
@@ -16922,7 +16922,7 @@
             <m:ctrlPr>
               <w:rPr>
                 <w:b w:val="1"/>
-                <w:rFonts w:ascii="Cambria Math" w:hAnsi="Cambria Math"/>
+                <w:rFonts w:ascii="Times New Roman" w:hAnsi="Times New Roman"/>
                 <w:u w:val="thick"/>
                 <w:bCs w:val="1"/>
               </w:rPr>
@@ -16932,7 +16932,7 @@
             <m:r>
               <w:rPr>
                 <w:b w:val="1"/>
-                <w:rFonts w:ascii="Cambria Math" w:hAnsi="Cambria Math" w:cs="Cambria Math"/>
+                <w:rFonts w:ascii="Times New Roman" w:hAnsi="Times New Roman" w:cs="Cambria Math"/>
                 <w:u w:val="thick"/>
                 <w:bCs w:val="1"/>
               </w:rPr>
@@ -16943,7 +16943,7 @@
             <m:r>
               <w:rPr>
                 <w:b w:val="1"/>
-                <w:rFonts w:ascii="Cambria Math" w:hAnsi="Cambria Math" w:cs="Cambria Math"/>
+                <w:rFonts w:ascii="Times New Roman" w:hAnsi="Times New Roman" w:cs="Cambria Math"/>
                 <w:u w:val="thick"/>
                 <w:bCs w:val="1"/>
               </w:rPr>
@@ -16966,7 +16966,7 @@
         <w:spacing w:line="300" w:lineRule="auto" w:before="0" w:after="0"/>
         <w:jc w:val="left"/>
         <w:rPr>
-          <w:rFonts w:eastAsia="Times New Roman"/>
+          <w:rFonts w:eastAsia="宋体"/>
           <w:i/>
           <w:sz w:val="21"/>
           <w:szCs w:val="21"/>
@@ -17011,7 +17011,7 @@
             <m:ctrlPr>
               <w:rPr>
                 <w:b w:val="1"/>
-                <w:rFonts w:ascii="Cambria Math" w:hAnsi="Cambria Math"/>
+                <w:rFonts w:ascii="Times New Roman" w:hAnsi="Times New Roman"/>
                 <w:u w:val="thick"/>
                 <w:bCs w:val="1"/>
               </w:rPr>
@@ -17021,7 +17021,7 @@
             <m:r>
               <w:rPr>
                 <w:b w:val="1"/>
-                <w:rFonts w:ascii="Cambria Math" w:hAnsi="Cambria Math" w:cs="Cambria Math"/>
+                <w:rFonts w:ascii="Times New Roman" w:hAnsi="Times New Roman" w:cs="Cambria Math"/>
                 <w:u w:val="thick"/>
                 <w:bCs w:val="1"/>
               </w:rPr>
@@ -17032,7 +17032,7 @@
             <m:r>
               <w:rPr>
                 <w:b w:val="1"/>
-                <w:rFonts w:ascii="Cambria Math" w:hAnsi="Cambria Math" w:cs="Cambria Math"/>
+                <w:rFonts w:ascii="Times New Roman" w:hAnsi="Times New Roman" w:cs="Cambria Math"/>
                 <w:u w:val="thick"/>
                 <w:bCs w:val="1"/>
               </w:rPr>
@@ -17055,7 +17055,7 @@
         <w:spacing w:line="300" w:lineRule="auto" w:before="0" w:after="0"/>
         <w:jc w:val="left"/>
         <w:rPr>
-          <w:rFonts w:eastAsia="Times New Roman"/>
+          <w:rFonts w:eastAsia="宋体"/>
           <w:i/>
           <w:sz w:val="21"/>
           <w:szCs w:val="21"/>
@@ -17067,7 +17067,7 @@
           <w:sz w:val="21"/>
           <w:szCs w:val="21"/>
         </w:rPr>
-        <w:t>五、误差分析</w:t>
+        <w:t>误差分析</w:t>
       </w:r>
     </w:p>
     <w:p>
@@ -17075,7 +17075,7 @@
         <w:spacing w:line="300" w:lineRule="auto" w:before="0" w:after="0"/>
         <w:jc w:val="left"/>
         <w:rPr>
-          <w:rFonts w:eastAsia="Times New Roman"/>
+          <w:rFonts w:eastAsia="宋体"/>
           <w:i/>
           <w:sz w:val="21"/>
           <w:szCs w:val="21"/>
@@ -17111,7 +17111,7 @@
         <w:spacing w:line="300" w:lineRule="auto" w:before="0" w:after="0"/>
         <w:jc w:val="left"/>
         <w:rPr>
-          <w:rFonts w:eastAsia="Times New Roman"/>
+          <w:rFonts w:eastAsia="宋体"/>
           <w:i/>
           <w:sz w:val="21"/>
           <w:szCs w:val="21"/>
@@ -17139,7 +17139,7 @@
         <w:spacing w:line="300" w:lineRule="auto" w:before="0" w:after="0"/>
         <w:jc w:val="left"/>
         <w:rPr>
-          <w:rFonts w:eastAsia="Times New Roman"/>
+          <w:rFonts w:eastAsia="宋体"/>
           <w:i/>
           <w:sz w:val="21"/>
           <w:szCs w:val="21"/>
@@ -17202,7 +17202,7 @@
         <w:spacing w:line="300" w:lineRule="auto" w:before="0" w:after="0"/>
         <w:jc w:val="left"/>
         <w:rPr>
-          <w:rFonts w:eastAsia="Times New Roman"/>
+          <w:rFonts w:eastAsia="宋体"/>
           <w:i/>
           <w:sz w:val="21"/>
           <w:szCs w:val="21"/>
@@ -17264,7 +17264,7 @@
         <w:spacing w:line="300" w:lineRule="auto" w:before="0" w:after="0"/>
         <w:jc w:val="left"/>
         <w:rPr>
-          <w:rFonts w:eastAsia="Times New Roman"/>
+          <w:rFonts w:eastAsia="宋体"/>
           <w:i/>
           <w:sz w:val="21"/>
           <w:szCs w:val="21"/>
@@ -17300,7 +17300,7 @@
         <w:spacing w:line="300" w:lineRule="auto" w:before="0" w:after="0"/>
         <w:jc w:val="left"/>
         <w:rPr>
-          <w:rFonts w:eastAsia="Times New Roman"/>
+          <w:rFonts w:eastAsia="宋体"/>
           <w:i/>
           <w:sz w:val="21"/>
           <w:szCs w:val="21"/>
@@ -17320,7 +17320,7 @@
         <w:spacing w:line="300" w:lineRule="auto" w:before="0" w:after="0"/>
         <w:jc w:val="left"/>
         <w:rPr>
-          <w:rFonts w:eastAsia="Times New Roman"/>
+          <w:rFonts w:eastAsia="宋体"/>
           <w:i/>
           <w:sz w:val="21"/>
           <w:szCs w:val="21"/>
@@ -17520,7 +17520,7 @@
         <w:spacing w:line="300" w:lineRule="auto" w:before="0" w:after="0"/>
         <w:jc w:val="left"/>
         <w:rPr>
-          <w:rFonts w:eastAsia="Times New Roman"/>
+          <w:rFonts w:eastAsia="宋体"/>
           <w:i/>
           <w:sz w:val="21"/>
           <w:szCs w:val="21"/>
@@ -17638,7 +17638,7 @@
         <w:spacing w:line="300" w:lineRule="auto" w:before="0" w:after="0"/>
         <w:jc w:val="left"/>
         <w:rPr>
-          <w:rFonts w:eastAsia="Times New Roman"/>
+          <w:rFonts w:eastAsia="宋体"/>
           <w:i/>
           <w:sz w:val="21"/>
           <w:szCs w:val="21"/>
@@ -17754,7 +17754,7 @@
             <m:ctrlPr>
               <w:rPr>
                 <w:b w:val="1"/>
-                <w:rFonts w:ascii="Cambria Math" w:hAnsi="Cambria Math"/>
+                <w:rFonts w:ascii="Times New Roman" w:hAnsi="Times New Roman"/>
                 <w:u w:val="thick"/>
                 <w:bCs w:val="1"/>
               </w:rPr>
@@ -17765,7 +17765,7 @@
               <m:sSubPr>
                 <m:ctrlPr>
                   <w:rPr>
-                    <w:rFonts w:ascii="Cambria Math" w:hAnsi="Cambria Math"/>
+                    <w:rFonts w:ascii="Times New Roman" w:hAnsi="Times New Roman"/>
                   </w:rPr>
                 </m:ctrlPr>
               </m:sSubPr>
@@ -17773,7 +17773,7 @@
                 <m:r>
                   <w:rPr>
                     <w:b w:val="1"/>
-                    <w:rFonts w:ascii="Cambria Math" w:hAnsi="Cambria Math" w:cs="Cambria Math"/>
+                    <w:rFonts w:ascii="Times New Roman" w:hAnsi="Times New Roman" w:cs="Cambria Math"/>
                     <w:u w:val="thick"/>
                     <w:bCs w:val="1"/>
                   </w:rPr>
@@ -17787,7 +17787,7 @@
                   </m:rPr>
                   <w:rPr>
                     <w:b w:val="1"/>
-                    <w:rFonts w:ascii="Cambria Math" w:hAnsi="Cambria Math" w:cs="Cambria Math"/>
+                    <w:rFonts w:ascii="Times New Roman" w:hAnsi="Times New Roman" w:cs="Cambria Math"/>
                     <w:u w:val="thick"/>
                     <w:bCs w:val="1"/>
                   </w:rPr>
@@ -17801,7 +17801,7 @@
               <m:sSubPr>
                 <m:ctrlPr>
                   <w:rPr>
-                    <w:rFonts w:ascii="Cambria Math" w:hAnsi="Cambria Math"/>
+                    <w:rFonts w:ascii="Times New Roman" w:hAnsi="Times New Roman"/>
                   </w:rPr>
                 </m:ctrlPr>
               </m:sSubPr>
@@ -17809,7 +17809,7 @@
                 <m:r>
                   <w:rPr>
                     <w:b w:val="1"/>
-                    <w:rFonts w:ascii="Cambria Math" w:hAnsi="Cambria Math" w:cs="Cambria Math"/>
+                    <w:rFonts w:ascii="Times New Roman" w:hAnsi="Times New Roman" w:cs="Cambria Math"/>
                     <w:u w:val="thick"/>
                     <w:bCs w:val="1"/>
                   </w:rPr>
@@ -17820,7 +17820,7 @@
                 <m:r>
                   <w:rPr>
                     <w:b w:val="1"/>
-                    <w:rFonts w:ascii="Cambria Math" w:hAnsi="Cambria Math" w:cs="Cambria Math"/>
+                    <w:rFonts w:ascii="Times New Roman" w:hAnsi="Times New Roman" w:cs="Cambria Math"/>
                     <w:u w:val="thick"/>
                     <w:bCs w:val="1"/>
                   </w:rPr>
@@ -17845,7 +17845,7 @@
         <w:spacing w:line="300" w:lineRule="auto" w:before="0" w:after="0"/>
         <w:jc w:val="left"/>
         <w:rPr>
-          <w:rFonts w:eastAsia="Times New Roman"/>
+          <w:rFonts w:eastAsia="宋体"/>
           <w:i/>
           <w:sz w:val="21"/>
           <w:szCs w:val="21"/>
@@ -18110,7 +18110,7 @@
         <w:spacing w:line="300" w:lineRule="auto" w:before="0" w:after="0"/>
         <w:jc w:val="left"/>
         <w:rPr>
-          <w:rFonts w:eastAsia="Times New Roman"/>
+          <w:rFonts w:eastAsia="宋体"/>
           <w:i/>
           <w:sz w:val="21"/>
           <w:szCs w:val="21"/>
@@ -18232,7 +18232,7 @@
         <w:spacing w:line="300" w:lineRule="auto" w:before="0" w:after="0"/>
         <w:jc w:val="left"/>
         <w:rPr>
-          <w:rFonts w:eastAsia="Times New Roman"/>
+          <w:rFonts w:eastAsia="宋体"/>
           <w:i/>
           <w:sz w:val="21"/>
           <w:szCs w:val="21"/>
@@ -18350,7 +18350,7 @@
         <w:spacing w:line="300" w:lineRule="auto" w:before="0" w:after="0"/>
         <w:jc w:val="left"/>
         <w:rPr>
-          <w:rFonts w:eastAsia="Times New Roman"/>
+          <w:rFonts w:eastAsia="宋体"/>
           <w:i/>
           <w:sz w:val="21"/>
           <w:szCs w:val="21"/>
@@ -18458,7 +18458,7 @@
         <w:spacing w:line="300" w:lineRule="auto" w:before="0" w:after="0"/>
         <w:jc w:val="left"/>
         <w:rPr>
-          <w:rFonts w:eastAsia="Times New Roman"/>
+          <w:rFonts w:eastAsia="宋体"/>
           <w:i/>
           <w:sz w:val="21"/>
           <w:szCs w:val="21"/>
@@ -18723,7 +18723,7 @@
         <w:spacing w:line="300" w:lineRule="auto" w:before="0" w:after="0"/>
         <w:jc w:val="left"/>
         <w:rPr>
-          <w:rFonts w:eastAsia="Times New Roman"/>
+          <w:rFonts w:eastAsia="宋体"/>
           <w:i/>
           <w:sz w:val="21"/>
           <w:szCs w:val="21"/>
@@ -18735,7 +18735,7 @@
           <w:sz w:val="21"/>
           <w:szCs w:val="21"/>
         </w:rPr>
-        <w:t>六、注意事项</w:t>
+        <w:t>注意事项</w:t>
       </w:r>
     </w:p>
     <w:p>
@@ -18743,7 +18743,7 @@
         <w:spacing w:line="300" w:lineRule="auto" w:before="0" w:after="0"/>
         <w:jc w:val="left"/>
         <w:rPr>
-          <w:rFonts w:eastAsia="Times New Roman"/>
+          <w:rFonts w:eastAsia="宋体"/>
           <w:i/>
           <w:sz w:val="21"/>
           <w:szCs w:val="21"/>
@@ -18771,7 +18771,7 @@
         <w:spacing w:line="300" w:lineRule="auto" w:before="0" w:after="0"/>
         <w:jc w:val="left"/>
         <w:rPr>
-          <w:rFonts w:eastAsia="Times New Roman"/>
+          <w:rFonts w:eastAsia="宋体"/>
           <w:i/>
           <w:sz w:val="21"/>
           <w:szCs w:val="21"/>
@@ -18823,7 +18823,7 @@
         <w:spacing w:line="300" w:lineRule="auto" w:before="0" w:after="0"/>
         <w:jc w:val="left"/>
         <w:rPr>
-          <w:rFonts w:eastAsia="Times New Roman"/>
+          <w:rFonts w:eastAsia="宋体"/>
           <w:i/>
           <w:sz w:val="21"/>
           <w:szCs w:val="21"/>
@@ -18907,7 +18907,7 @@
         <w:spacing w:line="300" w:lineRule="auto" w:before="0" w:after="0"/>
         <w:jc w:val="left"/>
         <w:rPr>
-          <w:rFonts w:eastAsia="Times New Roman"/>
+          <w:rFonts w:eastAsia="宋体"/>
           <w:i/>
           <w:sz w:val="21"/>
           <w:szCs w:val="21"/>
@@ -18992,7 +18992,7 @@
         <w:spacing w:line="300" w:lineRule="auto" w:before="0" w:after="0"/>
         <w:jc w:val="left"/>
         <w:rPr>
-          <w:rFonts w:eastAsia="Times New Roman"/>
+          <w:rFonts w:eastAsia="宋体"/>
           <w:i/>
           <w:sz w:val="21"/>
           <w:szCs w:val="21"/>
@@ -19028,7 +19028,7 @@
         <w:spacing w:line="300" w:lineRule="auto" w:before="0" w:after="0"/>
         <w:jc w:val="left"/>
         <w:rPr>
-          <w:rFonts w:eastAsia="Times New Roman"/>
+          <w:rFonts w:eastAsia="宋体"/>
           <w:i/>
           <w:sz w:val="21"/>
           <w:szCs w:val="21"/>
@@ -19059,7 +19059,7 @@
         <w:spacing w:line="300" w:lineRule="auto" w:before="0" w:after="0"/>
         <w:jc w:val="left"/>
         <w:rPr>
-          <w:rFonts w:eastAsia="Times New Roman"/>
+          <w:rFonts w:eastAsia="宋体"/>
           <w:i/>
           <w:sz w:val="21"/>
           <w:szCs w:val="21"/>
@@ -19216,7 +19216,7 @@
         <w:spacing w:line="300" w:lineRule="auto" w:before="0" w:after="0"/>
         <w:jc w:val="left"/>
         <w:rPr>
-          <w:rFonts w:eastAsia="Times New Roman"/>
+          <w:rFonts w:eastAsia="宋体"/>
           <w:i/>
           <w:sz w:val="21"/>
           <w:szCs w:val="21"/>
@@ -19244,7 +19244,7 @@
         <w:spacing w:line="300" w:lineRule="auto" w:before="0" w:after="0"/>
         <w:jc w:val="left"/>
         <w:rPr>
-          <w:rFonts w:eastAsia="Times New Roman"/>
+          <w:rFonts w:eastAsia="宋体"/>
           <w:i/>
           <w:sz w:val="21"/>
           <w:szCs w:val="21"/>
@@ -19280,7 +19280,7 @@
         <w:spacing w:line="300" w:lineRule="auto" w:before="0" w:after="0"/>
         <w:jc w:val="left"/>
         <w:rPr>
-          <w:rFonts w:eastAsia="Times New Roman"/>
+          <w:rFonts w:eastAsia="宋体"/>
           <w:i/>
           <w:sz w:val="21"/>
           <w:szCs w:val="21"/>
@@ -19386,7 +19386,7 @@
         <w:spacing w:line="300" w:lineRule="auto" w:before="0" w:after="0"/>
         <w:jc w:val="left"/>
         <w:rPr>
-          <w:rFonts w:eastAsia="Times New Roman"/>
+          <w:rFonts w:eastAsia="宋体"/>
           <w:i/>
           <w:sz w:val="21"/>
           <w:szCs w:val="21"/>
@@ -19456,7 +19456,7 @@
       <w:pPr>
         <w:spacing w:line="300" w:lineRule="auto" w:before="0" w:after="0"/>
         <w:rPr>
-          <w:rFonts w:eastAsia="Times New Roman"/>
+          <w:rFonts w:eastAsia="宋体"/>
           <w:i/>
           <w:sz w:val="21"/>
           <w:szCs w:val="21"/>
@@ -19530,7 +19530,7 @@
       <w:pPr>
         <w:spacing w:line="300" w:lineRule="auto" w:before="0" w:after="0"/>
         <w:rPr>
-          <w:rFonts w:eastAsia="Times New Roman"/>
+          <w:rFonts w:eastAsia="宋体"/>
           <w:i/>
           <w:sz w:val="21"/>
           <w:szCs w:val="21"/>
@@ -19551,7 +19551,7 @@
       <w:pPr>
         <w:spacing w:line="300" w:lineRule="auto" w:before="0" w:after="0"/>
         <w:rPr>
-          <w:rFonts w:eastAsia="Times New Roman"/>
+          <w:rFonts w:eastAsia="宋体"/>
           <w:i/>
           <w:sz w:val="21"/>
           <w:szCs w:val="21"/>
@@ -19579,7 +19579,7 @@
       <w:pPr>
         <w:spacing w:line="300" w:lineRule="auto" w:before="0" w:after="0"/>
         <w:rPr>
-          <w:rFonts w:eastAsia="Times New Roman"/>
+          <w:rFonts w:eastAsia="宋体"/>
           <w:i/>
           <w:sz w:val="21"/>
           <w:szCs w:val="21"/>
@@ -19614,7 +19614,7 @@
         <m:r>
           <w:rPr>
             <w:b w:val="1"/>
-            <w:rFonts w:ascii="Cambria Math" w:hAnsi="Cambria Math" w:cs="Cambria Math"/>
+            <w:rFonts w:ascii="Times New Roman" w:hAnsi="Times New Roman" w:cs="Cambria Math"/>
             <w:u w:val="thick"/>
             <w:bCs w:val="1"/>
           </w:rPr>
@@ -19624,7 +19624,7 @@
           <m:sSubPr>
             <m:ctrlPr>
               <w:rPr>
-                <w:rFonts w:ascii="Cambria Math" w:hAnsi="Cambria Math"/>
+                <w:rFonts w:ascii="Times New Roman" w:hAnsi="Times New Roman"/>
               </w:rPr>
             </m:ctrlPr>
           </m:sSubPr>
@@ -19632,7 +19632,7 @@
             <m:r>
               <w:rPr>
                 <w:b w:val="1"/>
-                <w:rFonts w:ascii="Cambria Math" w:hAnsi="Cambria Math" w:cs="Cambria Math"/>
+                <w:rFonts w:ascii="Times New Roman" w:hAnsi="Times New Roman" w:cs="Cambria Math"/>
                 <w:u w:val="thick"/>
                 <w:bCs w:val="1"/>
               </w:rPr>
@@ -19643,7 +19643,7 @@
             <m:r>
               <w:rPr>
                 <w:b w:val="1"/>
-                <w:rFonts w:ascii="Cambria Math" w:hAnsi="Cambria Math" w:cs="Cambria Math"/>
+                <w:rFonts w:ascii="Times New Roman" w:hAnsi="Times New Roman" w:cs="Cambria Math"/>
                 <w:u w:val="thick"/>
                 <w:bCs w:val="1"/>
               </w:rPr>
@@ -19655,7 +19655,7 @@
           <m:sSubPr>
             <m:ctrlPr>
               <w:rPr>
-                <w:rFonts w:ascii="Cambria Math" w:hAnsi="Cambria Math"/>
+                <w:rFonts w:ascii="Times New Roman" w:hAnsi="Times New Roman"/>
               </w:rPr>
             </m:ctrlPr>
           </m:sSubPr>
@@ -19663,7 +19663,7 @@
             <m:r>
               <w:rPr>
                 <w:b w:val="1"/>
-                <w:rFonts w:ascii="Cambria Math" w:hAnsi="Cambria Math" w:cs="Cambria Math"/>
+                <w:rFonts w:ascii="Times New Roman" w:hAnsi="Times New Roman" w:cs="Cambria Math"/>
                 <w:u w:val="thick"/>
                 <w:bCs w:val="1"/>
               </w:rPr>
@@ -19674,7 +19674,7 @@
             <m:r>
               <w:rPr>
                 <w:b w:val="1"/>
-                <w:rFonts w:ascii="Cambria Math" w:hAnsi="Cambria Math" w:cs="Cambria Math"/>
+                <w:rFonts w:ascii="Times New Roman" w:hAnsi="Times New Roman" w:cs="Cambria Math"/>
                 <w:u w:val="thick"/>
                 <w:bCs w:val="1"/>
               </w:rPr>
@@ -19685,7 +19685,7 @@
         <m:r>
           <w:rPr>
             <w:b w:val="1"/>
-            <w:rFonts w:ascii="Cambria Math" w:hAnsi="Cambria Math" w:cs="Cambria Math"/>
+            <w:rFonts w:ascii="Times New Roman" w:hAnsi="Times New Roman" w:cs="Cambria Math"/>
             <w:u w:val="thick"/>
             <w:bCs w:val="1"/>
           </w:rPr>
@@ -19695,7 +19695,7 @@
           <m:sSubPr>
             <m:ctrlPr>
               <w:rPr>
-                <w:rFonts w:ascii="Cambria Math" w:hAnsi="Cambria Math"/>
+                <w:rFonts w:ascii="Times New Roman" w:hAnsi="Times New Roman"/>
               </w:rPr>
             </m:ctrlPr>
           </m:sSubPr>
@@ -19703,7 +19703,7 @@
             <m:r>
               <w:rPr>
                 <w:b w:val="1"/>
-                <w:rFonts w:ascii="Cambria Math" w:hAnsi="Cambria Math" w:cs="Cambria Math"/>
+                <w:rFonts w:ascii="Times New Roman" w:hAnsi="Times New Roman" w:cs="Cambria Math"/>
                 <w:u w:val="thick"/>
                 <w:bCs w:val="1"/>
               </w:rPr>
@@ -19714,7 +19714,7 @@
             <m:r>
               <w:rPr>
                 <w:b w:val="1"/>
-                <w:rFonts w:ascii="Cambria Math" w:hAnsi="Cambria Math" w:cs="Cambria Math"/>
+                <w:rFonts w:ascii="Times New Roman" w:hAnsi="Times New Roman" w:cs="Cambria Math"/>
                 <w:u w:val="thick"/>
                 <w:bCs w:val="1"/>
               </w:rPr>
@@ -19725,7 +19725,7 @@
         <m:r>
           <w:rPr>
             <w:b w:val="1"/>
-            <w:rFonts w:ascii="Cambria Math" w:hAnsi="Cambria Math" w:cs="Cambria Math"/>
+            <w:rFonts w:ascii="Times New Roman" w:hAnsi="Times New Roman" w:cs="Cambria Math"/>
             <w:u w:val="thick"/>
             <w:bCs w:val="1"/>
           </w:rPr>
@@ -19735,7 +19735,7 @@
           <m:sSubPr>
             <m:ctrlPr>
               <w:rPr>
-                <w:rFonts w:ascii="Cambria Math" w:hAnsi="Cambria Math"/>
+                <w:rFonts w:ascii="Times New Roman" w:hAnsi="Times New Roman"/>
               </w:rPr>
             </m:ctrlPr>
           </m:sSubPr>
@@ -19743,7 +19743,7 @@
             <m:r>
               <w:rPr>
                 <w:b w:val="1"/>
-                <w:rFonts w:ascii="Cambria Math" w:hAnsi="Cambria Math" w:cs="Cambria Math"/>
+                <w:rFonts w:ascii="Times New Roman" w:hAnsi="Times New Roman" w:cs="Cambria Math"/>
                 <w:u w:val="thick"/>
                 <w:bCs w:val="1"/>
               </w:rPr>
@@ -19754,7 +19754,7 @@
             <m:r>
               <w:rPr>
                 <w:b w:val="1"/>
-                <w:rFonts w:ascii="Cambria Math" w:hAnsi="Cambria Math" w:cs="Cambria Math"/>
+                <w:rFonts w:ascii="Times New Roman" w:hAnsi="Times New Roman" w:cs="Cambria Math"/>
                 <w:u w:val="thick"/>
                 <w:bCs w:val="1"/>
               </w:rPr>
@@ -19766,7 +19766,7 @@
           <m:sSubPr>
             <m:ctrlPr>
               <w:rPr>
-                <w:rFonts w:ascii="Cambria Math" w:hAnsi="Cambria Math"/>
+                <w:rFonts w:ascii="Times New Roman" w:hAnsi="Times New Roman"/>
               </w:rPr>
             </m:ctrlPr>
           </m:sSubPr>
@@ -19774,7 +19774,7 @@
             <m:r>
               <w:rPr>
                 <w:b w:val="1"/>
-                <w:rFonts w:ascii="Cambria Math" w:hAnsi="Cambria Math" w:cs="Cambria Math"/>
+                <w:rFonts w:ascii="Times New Roman" w:hAnsi="Times New Roman" w:cs="Cambria Math"/>
                 <w:u w:val="thick"/>
                 <w:bCs w:val="1"/>
               </w:rPr>
@@ -19785,7 +19785,7 @@
             <m:r>
               <w:rPr>
                 <w:b w:val="1"/>
-                <w:rFonts w:ascii="Cambria Math" w:hAnsi="Cambria Math" w:cs="Cambria Math"/>
+                <w:rFonts w:ascii="Times New Roman" w:hAnsi="Times New Roman" w:cs="Cambria Math"/>
                 <w:u w:val="thick"/>
                 <w:bCs w:val="1"/>
               </w:rPr>
@@ -19796,7 +19796,7 @@
         <m:r>
           <w:rPr>
             <w:b w:val="1"/>
-            <w:rFonts w:ascii="Cambria Math" w:hAnsi="Cambria Math" w:cs="Cambria Math"/>
+            <w:rFonts w:ascii="Times New Roman" w:hAnsi="Times New Roman" w:cs="Cambria Math"/>
             <w:u w:val="thick"/>
             <w:bCs w:val="1"/>
           </w:rPr>
@@ -19806,7 +19806,7 @@
           <m:sSubPr>
             <m:ctrlPr>
               <w:rPr>
-                <w:rFonts w:ascii="Cambria Math" w:hAnsi="Cambria Math"/>
+                <w:rFonts w:ascii="Times New Roman" w:hAnsi="Times New Roman"/>
               </w:rPr>
             </m:ctrlPr>
           </m:sSubPr>
@@ -19814,7 +19814,7 @@
             <m:r>
               <w:rPr>
                 <w:b w:val="1"/>
-                <w:rFonts w:ascii="Cambria Math" w:hAnsi="Cambria Math" w:cs="Cambria Math"/>
+                <w:rFonts w:ascii="Times New Roman" w:hAnsi="Times New Roman" w:cs="Cambria Math"/>
                 <w:u w:val="thick"/>
                 <w:bCs w:val="1"/>
               </w:rPr>
@@ -19825,7 +19825,7 @@
             <m:r>
               <w:rPr>
                 <w:b w:val="1"/>
-                <w:rFonts w:ascii="Cambria Math" w:hAnsi="Cambria Math" w:cs="Cambria Math"/>
+                <w:rFonts w:ascii="Times New Roman" w:hAnsi="Times New Roman" w:cs="Cambria Math"/>
                 <w:u w:val="thick"/>
                 <w:bCs w:val="1"/>
               </w:rPr>
@@ -19840,7 +19840,7 @@
         <w:spacing w:line="300" w:lineRule="auto" w:before="0" w:after="0"/>
         <w:jc w:val="left"/>
         <w:rPr>
-          <w:rFonts w:eastAsia="Times New Roman"/>
+          <w:rFonts w:eastAsia="宋体"/>
           <w:i/>
           <w:sz w:val="21"/>
           <w:szCs w:val="21"/>
@@ -19894,7 +19894,7 @@
         <w:spacing w:line="300" w:lineRule="auto" w:before="0" w:after="0"/>
         <w:jc w:val="left"/>
         <w:rPr>
-          <w:rFonts w:eastAsia="Times New Roman"/>
+          <w:rFonts w:eastAsia="宋体"/>
           <w:i/>
           <w:sz w:val="21"/>
           <w:szCs w:val="21"/>
@@ -19998,7 +19998,7 @@
         <w:spacing w:line="300" w:lineRule="auto" w:before="0" w:after="0"/>
         <w:jc w:val="left"/>
         <w:rPr>
-          <w:rFonts w:eastAsia="Times New Roman"/>
+          <w:rFonts w:eastAsia="宋体"/>
           <w:i/>
           <w:sz w:val="21"/>
           <w:szCs w:val="21"/>
@@ -20018,7 +20018,7 @@
             <m:ctrlPr>
               <w:rPr>
                 <w:b w:val="1"/>
-                <w:rFonts w:ascii="Cambria Math" w:hAnsi="Cambria Math"/>
+                <w:rFonts w:ascii="Times New Roman" w:hAnsi="Times New Roman"/>
                 <w:u w:val="thick"/>
                 <w:bCs w:val="1"/>
               </w:rPr>
@@ -20028,7 +20028,7 @@
             <m:r>
               <w:rPr>
                 <w:b w:val="1"/>
-                <w:rFonts w:ascii="Cambria Math" w:hAnsi="Cambria Math" w:cs="Cambria Math"/>
+                <w:rFonts w:ascii="Times New Roman" w:hAnsi="Times New Roman" w:cs="Cambria Math"/>
                 <w:u w:val="thick"/>
                 <w:bCs w:val="1"/>
               </w:rPr>
@@ -20039,7 +20039,7 @@
             <m:r>
               <w:rPr>
                 <w:b w:val="1"/>
-                <w:rFonts w:ascii="Cambria Math" w:hAnsi="Cambria Math" w:cs="Cambria Math"/>
+                <w:rFonts w:ascii="Times New Roman" w:hAnsi="Times New Roman" w:cs="Cambria Math"/>
                 <w:u w:val="thick"/>
                 <w:bCs w:val="1"/>
               </w:rPr>
@@ -20062,7 +20062,7 @@
             <m:ctrlPr>
               <w:rPr>
                 <w:b w:val="1"/>
-                <w:rFonts w:ascii="Cambria Math" w:hAnsi="Cambria Math"/>
+                <w:rFonts w:ascii="Times New Roman" w:hAnsi="Times New Roman"/>
                 <w:u w:val="thick"/>
                 <w:bCs w:val="1"/>
               </w:rPr>
@@ -20072,7 +20072,7 @@
             <m:r>
               <w:rPr>
                 <w:b w:val="1"/>
-                <w:rFonts w:ascii="Cambria Math" w:hAnsi="Cambria Math" w:cs="Cambria Math"/>
+                <w:rFonts w:ascii="Times New Roman" w:hAnsi="Times New Roman" w:cs="Cambria Math"/>
                 <w:u w:val="thick"/>
                 <w:bCs w:val="1"/>
               </w:rPr>
@@ -20083,7 +20083,7 @@
             <m:r>
               <w:rPr>
                 <w:b w:val="1"/>
-                <w:rFonts w:ascii="Cambria Math" w:hAnsi="Cambria Math" w:cs="Cambria Math"/>
+                <w:rFonts w:ascii="Times New Roman" w:hAnsi="Times New Roman" w:cs="Cambria Math"/>
                 <w:u w:val="thick"/>
                 <w:bCs w:val="1"/>
               </w:rPr>
@@ -20115,7 +20115,7 @@
             <m:ctrlPr>
               <w:rPr>
                 <w:b w:val="1"/>
-                <w:rFonts w:ascii="Cambria Math" w:hAnsi="Cambria Math"/>
+                <w:rFonts w:ascii="Times New Roman" w:hAnsi="Times New Roman"/>
                 <w:u w:val="thick"/>
                 <w:bCs w:val="1"/>
               </w:rPr>
@@ -20125,7 +20125,7 @@
             <m:r>
               <w:rPr>
                 <w:b w:val="1"/>
-                <w:rFonts w:ascii="Cambria Math" w:hAnsi="Cambria Math" w:cs="Cambria Math"/>
+                <w:rFonts w:ascii="Times New Roman" w:hAnsi="Times New Roman" w:cs="Cambria Math"/>
                 <w:u w:val="thick"/>
                 <w:bCs w:val="1"/>
               </w:rPr>
@@ -20136,7 +20136,7 @@
             <m:r>
               <w:rPr>
                 <w:b w:val="1"/>
-                <w:rFonts w:ascii="Cambria Math" w:hAnsi="Cambria Math" w:cs="Cambria Math"/>
+                <w:rFonts w:ascii="Times New Roman" w:hAnsi="Times New Roman" w:cs="Cambria Math"/>
                 <w:u w:val="thick"/>
                 <w:bCs w:val="1"/>
               </w:rPr>
@@ -20159,7 +20159,7 @@
             <m:ctrlPr>
               <w:rPr>
                 <w:b w:val="1"/>
-                <w:rFonts w:ascii="Cambria Math" w:hAnsi="Cambria Math"/>
+                <w:rFonts w:ascii="Times New Roman" w:hAnsi="Times New Roman"/>
                 <w:u w:val="thick"/>
                 <w:bCs w:val="1"/>
               </w:rPr>
@@ -20169,7 +20169,7 @@
             <m:r>
               <w:rPr>
                 <w:b w:val="1"/>
-                <w:rFonts w:ascii="Cambria Math" w:hAnsi="Cambria Math" w:cs="Cambria Math"/>
+                <w:rFonts w:ascii="Times New Roman" w:hAnsi="Times New Roman" w:cs="Cambria Math"/>
                 <w:u w:val="thick"/>
                 <w:bCs w:val="1"/>
               </w:rPr>
@@ -20180,7 +20180,7 @@
             <m:r>
               <w:rPr>
                 <w:b w:val="1"/>
-                <w:rFonts w:ascii="Cambria Math" w:hAnsi="Cambria Math" w:cs="Cambria Math"/>
+                <w:rFonts w:ascii="Times New Roman" w:hAnsi="Times New Roman" w:cs="Cambria Math"/>
                 <w:u w:val="thick"/>
                 <w:bCs w:val="1"/>
               </w:rPr>
@@ -20220,7 +20220,7 @@
         <w:spacing w:line="300" w:lineRule="auto" w:before="0" w:after="0"/>
         <w:jc w:val="left"/>
         <w:rPr>
-          <w:rFonts w:eastAsia="Times New Roman"/>
+          <w:rFonts w:eastAsia="宋体"/>
           <w:i/>
           <w:sz w:val="21"/>
           <w:szCs w:val="21"/>
@@ -20232,7 +20232,7 @@
             <m:ctrlPr>
               <w:rPr>
                 <w:b w:val="1"/>
-                <w:rFonts w:ascii="Cambria Math" w:hAnsi="Cambria Math"/>
+                <w:rFonts w:ascii="Times New Roman" w:hAnsi="Times New Roman"/>
                 <w:u w:val="thick"/>
                 <w:bCs w:val="1"/>
               </w:rPr>
@@ -20242,7 +20242,7 @@
             <m:r>
               <w:rPr>
                 <w:b w:val="1"/>
-                <w:rFonts w:ascii="Cambria Math" w:hAnsi="Cambria Math" w:cs="Cambria Math"/>
+                <w:rFonts w:ascii="Times New Roman" w:hAnsi="Times New Roman" w:cs="Cambria Math"/>
                 <w:u w:val="thick"/>
                 <w:bCs w:val="1"/>
               </w:rPr>
@@ -20253,7 +20253,7 @@
             <m:r>
               <w:rPr>
                 <w:b w:val="1"/>
-                <w:rFonts w:ascii="Cambria Math" w:hAnsi="Cambria Math" w:cs="Cambria Math"/>
+                <w:rFonts w:ascii="Times New Roman" w:hAnsi="Times New Roman" w:cs="Cambria Math"/>
                 <w:u w:val="thick"/>
                 <w:bCs w:val="1"/>
               </w:rPr>
@@ -20310,7 +20310,7 @@
             <m:ctrlPr>
               <w:rPr>
                 <w:b w:val="1"/>
-                <w:rFonts w:ascii="Cambria Math" w:hAnsi="Cambria Math"/>
+                <w:rFonts w:ascii="Times New Roman" w:hAnsi="Times New Roman"/>
                 <w:u w:val="thick"/>
                 <w:bCs w:val="1"/>
               </w:rPr>
@@ -20320,7 +20320,7 @@
             <m:r>
               <w:rPr>
                 <w:b w:val="1"/>
-                <w:rFonts w:ascii="Cambria Math" w:hAnsi="Cambria Math" w:cs="Cambria Math"/>
+                <w:rFonts w:ascii="Times New Roman" w:hAnsi="Times New Roman" w:cs="Cambria Math"/>
                 <w:u w:val="thick"/>
                 <w:bCs w:val="1"/>
               </w:rPr>
@@ -20331,7 +20331,7 @@
             <m:r>
               <w:rPr>
                 <w:b w:val="1"/>
-                <w:rFonts w:ascii="Cambria Math" w:hAnsi="Cambria Math" w:cs="Cambria Math"/>
+                <w:rFonts w:ascii="Times New Roman" w:hAnsi="Times New Roman" w:cs="Cambria Math"/>
                 <w:u w:val="thick"/>
                 <w:bCs w:val="1"/>
               </w:rPr>
@@ -20354,7 +20354,7 @@
             <m:ctrlPr>
               <w:rPr>
                 <w:b w:val="1"/>
-                <w:rFonts w:ascii="Cambria Math" w:hAnsi="Cambria Math"/>
+                <w:rFonts w:ascii="Times New Roman" w:hAnsi="Times New Roman"/>
                 <w:u w:val="thick"/>
                 <w:bCs w:val="1"/>
               </w:rPr>
@@ -20364,7 +20364,7 @@
             <m:r>
               <w:rPr>
                 <w:b w:val="1"/>
-                <w:rFonts w:ascii="Cambria Math" w:hAnsi="Cambria Math" w:cs="Cambria Math"/>
+                <w:rFonts w:ascii="Times New Roman" w:hAnsi="Times New Roman" w:cs="Cambria Math"/>
                 <w:u w:val="thick"/>
                 <w:bCs w:val="1"/>
               </w:rPr>
@@ -20375,7 +20375,7 @@
             <m:r>
               <w:rPr>
                 <w:b w:val="1"/>
-                <w:rFonts w:ascii="Cambria Math" w:hAnsi="Cambria Math" w:cs="Cambria Math"/>
+                <w:rFonts w:ascii="Times New Roman" w:hAnsi="Times New Roman" w:cs="Cambria Math"/>
                 <w:u w:val="thick"/>
                 <w:bCs w:val="1"/>
               </w:rPr>
@@ -20390,7 +20390,7 @@
         <w:spacing w:line="300" w:lineRule="auto" w:before="0" w:after="0"/>
         <w:jc w:val="left"/>
         <w:rPr>
-          <w:rFonts w:eastAsia="Times New Roman"/>
+          <w:rFonts w:eastAsia="宋体"/>
           <w:i/>
           <w:sz w:val="21"/>
           <w:szCs w:val="21"/>
@@ -20444,7 +20444,7 @@
             <m:ctrlPr>
               <w:rPr>
                 <w:b w:val="1"/>
-                <w:rFonts w:ascii="Cambria Math" w:hAnsi="Cambria Math"/>
+                <w:rFonts w:ascii="Times New Roman" w:hAnsi="Times New Roman"/>
                 <w:u w:val="thick"/>
                 <w:bCs w:val="1"/>
               </w:rPr>
@@ -20454,7 +20454,7 @@
             <m:r>
               <w:rPr>
                 <w:b w:val="1"/>
-                <w:rFonts w:ascii="Cambria Math" w:hAnsi="Cambria Math" w:cs="Cambria Math"/>
+                <w:rFonts w:ascii="Times New Roman" w:hAnsi="Times New Roman" w:cs="Cambria Math"/>
                 <w:u w:val="thick"/>
                 <w:bCs w:val="1"/>
               </w:rPr>
@@ -20465,7 +20465,7 @@
             <m:r>
               <w:rPr>
                 <w:b w:val="1"/>
-                <w:rFonts w:ascii="Cambria Math" w:hAnsi="Cambria Math" w:cs="Cambria Math"/>
+                <w:rFonts w:ascii="Times New Roman" w:hAnsi="Times New Roman" w:cs="Cambria Math"/>
                 <w:u w:val="thick"/>
                 <w:bCs w:val="1"/>
               </w:rPr>
@@ -20522,7 +20522,7 @@
             <m:ctrlPr>
               <w:rPr>
                 <w:b w:val="1"/>
-                <w:rFonts w:ascii="Cambria Math" w:hAnsi="Cambria Math"/>
+                <w:rFonts w:ascii="Times New Roman" w:hAnsi="Times New Roman"/>
                 <w:u w:val="thick"/>
                 <w:bCs w:val="1"/>
               </w:rPr>
@@ -20532,7 +20532,7 @@
             <m:r>
               <w:rPr>
                 <w:b w:val="1"/>
-                <w:rFonts w:ascii="Cambria Math" w:hAnsi="Cambria Math" w:cs="Cambria Math"/>
+                <w:rFonts w:ascii="Times New Roman" w:hAnsi="Times New Roman" w:cs="Cambria Math"/>
                 <w:u w:val="thick"/>
                 <w:bCs w:val="1"/>
               </w:rPr>
@@ -20543,7 +20543,7 @@
             <m:r>
               <w:rPr>
                 <w:b w:val="1"/>
-                <w:rFonts w:ascii="Cambria Math" w:hAnsi="Cambria Math" w:cs="Cambria Math"/>
+                <w:rFonts w:ascii="Times New Roman" w:hAnsi="Times New Roman" w:cs="Cambria Math"/>
                 <w:u w:val="thick"/>
                 <w:bCs w:val="1"/>
               </w:rPr>
@@ -20566,7 +20566,7 @@
         <w:spacing w:line="300" w:lineRule="auto" w:before="0" w:after="0"/>
         <w:jc w:val="left"/>
         <w:rPr>
-          <w:rFonts w:eastAsia="Times New Roman"/>
+          <w:rFonts w:eastAsia="宋体"/>
           <w:i/>
           <w:sz w:val="21"/>
           <w:szCs w:val="21"/>
@@ -20595,7 +20595,7 @@
             <m:ctrlPr>
               <w:rPr>
                 <w:b w:val="1"/>
-                <w:rFonts w:ascii="Cambria Math" w:hAnsi="Cambria Math"/>
+                <w:rFonts w:ascii="Times New Roman" w:hAnsi="Times New Roman"/>
                 <w:u w:val="thick"/>
                 <w:bCs w:val="1"/>
               </w:rPr>
@@ -20605,7 +20605,7 @@
             <m:r>
               <w:rPr>
                 <w:b w:val="1"/>
-                <w:rFonts w:ascii="Cambria Math" w:hAnsi="Cambria Math" w:cs="Cambria Math"/>
+                <w:rFonts w:ascii="Times New Roman" w:hAnsi="Times New Roman" w:cs="Cambria Math"/>
                 <w:u w:val="thick"/>
                 <w:bCs w:val="1"/>
               </w:rPr>
@@ -20616,7 +20616,7 @@
             <m:r>
               <w:rPr>
                 <w:b w:val="1"/>
-                <w:rFonts w:ascii="Cambria Math" w:hAnsi="Cambria Math" w:cs="Cambria Math"/>
+                <w:rFonts w:ascii="Times New Roman" w:hAnsi="Times New Roman" w:cs="Cambria Math"/>
                 <w:u w:val="thick"/>
                 <w:bCs w:val="1"/>
               </w:rPr>
@@ -20689,7 +20689,7 @@
       <w:pPr>
         <w:spacing w:line="300" w:lineRule="auto" w:before="0" w:after="0"/>
         <w:rPr>
-          <w:rFonts w:eastAsia="Times New Roman"/>
+          <w:rFonts w:eastAsia="宋体"/>
           <w:i/>
           <w:sz w:val="21"/>
           <w:szCs w:val="21"/>
@@ -20763,7 +20763,7 @@
       <w:pPr>
         <w:spacing w:line="300" w:lineRule="auto" w:before="0" w:after="0"/>
         <w:rPr>
-          <w:rFonts w:eastAsia="Times New Roman"/>
+          <w:rFonts w:eastAsia="宋体"/>
           <w:i/>
           <w:sz w:val="21"/>
           <w:szCs w:val="21"/>
@@ -20800,7 +20800,7 @@
         <w:spacing w:line="300" w:lineRule="auto" w:before="0" w:after="0"/>
         <w:jc w:val="left"/>
         <w:rPr>
-          <w:rFonts w:eastAsia="Times New Roman"/>
+          <w:rFonts w:eastAsia="宋体"/>
           <w:i/>
           <w:sz w:val="21"/>
           <w:szCs w:val="21"/>
@@ -21074,7 +21074,7 @@
         <w:spacing w:line="300" w:lineRule="auto" w:before="0" w:after="0"/>
         <w:jc w:val="left"/>
         <w:rPr>
-          <w:rFonts w:eastAsia="Times New Roman"/>
+          <w:rFonts w:eastAsia="宋体"/>
           <w:i/>
           <w:sz w:val="21"/>
           <w:szCs w:val="21"/>
@@ -21128,7 +21128,7 @@
             <m:ctrlPr>
               <w:rPr>
                 <w:b w:val="1"/>
-                <w:rFonts w:ascii="Cambria Math" w:hAnsi="Cambria Math"/>
+                <w:rFonts w:ascii="Times New Roman" w:hAnsi="Times New Roman"/>
                 <w:u w:val="thick"/>
                 <w:bCs w:val="1"/>
               </w:rPr>
@@ -21138,7 +21138,7 @@
             <m:r>
               <w:rPr>
                 <w:b w:val="1"/>
-                <w:rFonts w:ascii="Cambria Math" w:hAnsi="Cambria Math" w:cs="Cambria Math"/>
+                <w:rFonts w:ascii="Times New Roman" w:hAnsi="Times New Roman" w:cs="Cambria Math"/>
                 <w:u w:val="thick"/>
                 <w:bCs w:val="1"/>
               </w:rPr>
@@ -21149,7 +21149,7 @@
             <m:r>
               <w:rPr>
                 <w:b w:val="1"/>
-                <w:rFonts w:ascii="Cambria Math" w:hAnsi="Cambria Math" w:cs="Cambria Math"/>
+                <w:rFonts w:ascii="Times New Roman" w:hAnsi="Times New Roman" w:cs="Cambria Math"/>
                 <w:u w:val="thick"/>
                 <w:bCs w:val="1"/>
               </w:rPr>
@@ -21180,7 +21180,7 @@
       <w:pPr>
         <w:spacing w:line="300" w:lineRule="auto" w:before="0" w:after="0"/>
         <w:rPr>
-          <w:rFonts w:eastAsia="Times New Roman"/>
+          <w:rFonts w:eastAsia="宋体"/>
           <w:i/>
           <w:sz w:val="21"/>
           <w:szCs w:val="21"/>
@@ -21254,7 +21254,7 @@
       <w:pPr>
         <w:spacing w:line="300" w:lineRule="auto" w:before="0" w:after="0"/>
         <w:rPr>
-          <w:rFonts w:eastAsia="Times New Roman"/>
+          <w:rFonts w:eastAsia="宋体"/>
           <w:i/>
           <w:sz w:val="21"/>
           <w:szCs w:val="21"/>
@@ -21274,7 +21274,7 @@
       <w:pPr>
         <w:spacing w:line="300" w:lineRule="auto" w:before="0" w:after="0"/>
         <w:rPr>
-          <w:rFonts w:eastAsia="Times New Roman"/>
+          <w:rFonts w:eastAsia="宋体"/>
           <w:i/>
           <w:sz w:val="21"/>
           <w:szCs w:val="21"/>
@@ -21302,7 +21302,7 @@
       <w:pPr>
         <w:spacing w:line="300" w:lineRule="auto" w:before="0" w:after="0"/>
         <w:rPr>
-          <w:rFonts w:eastAsia="Times New Roman"/>
+          <w:rFonts w:eastAsia="宋体"/>
           <w:i/>
           <w:sz w:val="21"/>
           <w:szCs w:val="21"/>
@@ -21337,7 +21337,7 @@
         <m:r>
           <w:rPr>
             <w:b w:val="1"/>
-            <w:rFonts w:ascii="Cambria Math" w:hAnsi="Cambria Math" w:cs="Cambria Math"/>
+            <w:rFonts w:ascii="Times New Roman" w:hAnsi="Times New Roman" w:cs="Cambria Math"/>
             <w:u w:val="thick"/>
             <w:bCs w:val="1"/>
           </w:rPr>
@@ -21347,7 +21347,7 @@
           <m:sSubPr>
             <m:ctrlPr>
               <w:rPr>
-                <w:rFonts w:ascii="Cambria Math" w:hAnsi="Cambria Math"/>
+                <w:rFonts w:ascii="Times New Roman" w:hAnsi="Times New Roman"/>
               </w:rPr>
             </m:ctrlPr>
           </m:sSubPr>
@@ -21355,7 +21355,7 @@
             <m:r>
               <w:rPr>
                 <w:b w:val="1"/>
-                <w:rFonts w:ascii="Cambria Math" w:hAnsi="Cambria Math" w:cs="Cambria Math"/>
+                <w:rFonts w:ascii="Times New Roman" w:hAnsi="Times New Roman" w:cs="Cambria Math"/>
                 <w:u w:val="thick"/>
                 <w:bCs w:val="1"/>
               </w:rPr>
@@ -21366,7 +21366,7 @@
             <m:r>
               <w:rPr>
                 <w:b w:val="1"/>
-                <w:rFonts w:ascii="Cambria Math" w:hAnsi="Cambria Math" w:cs="Cambria Math"/>
+                <w:rFonts w:ascii="Times New Roman" w:hAnsi="Times New Roman" w:cs="Cambria Math"/>
                 <w:u w:val="thick"/>
                 <w:bCs w:val="1"/>
               </w:rPr>
@@ -21377,7 +21377,7 @@
         <m:r>
           <w:rPr>
             <w:b w:val="1"/>
-            <w:rFonts w:ascii="Cambria Math" w:hAnsi="Cambria Math" w:cs="Cambria Math"/>
+            <w:rFonts w:ascii="Times New Roman" w:hAnsi="Times New Roman" w:cs="Cambria Math"/>
             <w:u w:val="thick"/>
             <w:bCs w:val="1"/>
           </w:rPr>
@@ -21388,7 +21388,7 @@
             <m:ctrlPr>
               <w:rPr>
                 <w:b w:val="1"/>
-                <w:rFonts w:ascii="Cambria Math" w:hAnsi="Cambria Math"/>
+                <w:rFonts w:ascii="Times New Roman" w:hAnsi="Times New Roman"/>
                 <w:u w:val="thick"/>
                 <w:bCs w:val="1"/>
               </w:rPr>
@@ -21399,7 +21399,7 @@
               <m:sSubPr>
                 <m:ctrlPr>
                   <w:rPr>
-                    <w:rFonts w:ascii="Cambria Math" w:hAnsi="Cambria Math"/>
+                    <w:rFonts w:ascii="Times New Roman" w:hAnsi="Times New Roman"/>
                   </w:rPr>
                 </m:ctrlPr>
               </m:sSubPr>
@@ -21407,7 +21407,7 @@
                 <m:r>
                   <w:rPr>
                     <w:b w:val="1"/>
-                    <w:rFonts w:ascii="Cambria Math" w:hAnsi="Cambria Math" w:cs="Cambria Math"/>
+                    <w:rFonts w:ascii="Times New Roman" w:hAnsi="Times New Roman" w:cs="Cambria Math"/>
                     <w:u w:val="thick"/>
                     <w:bCs w:val="1"/>
                   </w:rPr>
@@ -21418,7 +21418,7 @@
                 <m:r>
                   <w:rPr>
                     <w:b w:val="1"/>
-                    <w:rFonts w:ascii="Cambria Math" w:hAnsi="Cambria Math" w:cs="Cambria Math"/>
+                    <w:rFonts w:ascii="Times New Roman" w:hAnsi="Times New Roman" w:cs="Cambria Math"/>
                     <w:u w:val="thick"/>
                     <w:bCs w:val="1"/>
                   </w:rPr>
@@ -21432,7 +21432,7 @@
               <m:sSubPr>
                 <m:ctrlPr>
                   <w:rPr>
-                    <w:rFonts w:ascii="Cambria Math" w:hAnsi="Cambria Math"/>
+                    <w:rFonts w:ascii="Times New Roman" w:hAnsi="Times New Roman"/>
                   </w:rPr>
                 </m:ctrlPr>
               </m:sSubPr>
@@ -21440,7 +21440,7 @@
                 <m:r>
                   <w:rPr>
                     <w:b w:val="1"/>
-                    <w:rFonts w:ascii="Cambria Math" w:hAnsi="Cambria Math" w:cs="Cambria Math"/>
+                    <w:rFonts w:ascii="Times New Roman" w:hAnsi="Times New Roman" w:cs="Cambria Math"/>
                     <w:u w:val="thick"/>
                     <w:bCs w:val="1"/>
                   </w:rPr>
@@ -21451,7 +21451,7 @@
                 <m:r>
                   <w:rPr>
                     <w:b w:val="1"/>
-                    <w:rFonts w:ascii="Cambria Math" w:hAnsi="Cambria Math" w:cs="Cambria Math"/>
+                    <w:rFonts w:ascii="Times New Roman" w:hAnsi="Times New Roman" w:cs="Cambria Math"/>
                     <w:u w:val="thick"/>
                     <w:bCs w:val="1"/>
                   </w:rPr>
@@ -21467,7 +21467,7 @@
           </m:rPr>
           <w:rPr>
             <w:b w:val="1"/>
-            <w:rFonts w:ascii="Cambria Math" w:hAnsi="Cambria Math" w:cs="Cambria Math"/>
+            <w:rFonts w:ascii="Times New Roman" w:hAnsi="Times New Roman" w:cs="Cambria Math"/>
             <w:u w:val="thick"/>
             <w:bCs w:val="1"/>
           </w:rPr>
@@ -21476,7 +21476,7 @@
         <m:r>
           <w:rPr>
             <w:b w:val="1"/>
-            <w:rFonts w:ascii="Cambria Math" w:hAnsi="Cambria Math" w:cs="Cambria Math"/>
+            <w:rFonts w:ascii="Times New Roman" w:hAnsi="Times New Roman" w:cs="Cambria Math"/>
             <w:u w:val="thick"/>
             <w:bCs w:val="1"/>
           </w:rPr>
@@ -21486,7 +21486,7 @@
           <m:sSubPr>
             <m:ctrlPr>
               <w:rPr>
-                <w:rFonts w:ascii="Cambria Math" w:hAnsi="Cambria Math"/>
+                <w:rFonts w:ascii="Times New Roman" w:hAnsi="Times New Roman"/>
               </w:rPr>
             </m:ctrlPr>
           </m:sSubPr>
@@ -21494,7 +21494,7 @@
             <m:r>
               <w:rPr>
                 <w:b w:val="1"/>
-                <w:rFonts w:ascii="Cambria Math" w:hAnsi="Cambria Math" w:cs="Cambria Math"/>
+                <w:rFonts w:ascii="Times New Roman" w:hAnsi="Times New Roman" w:cs="Cambria Math"/>
                 <w:u w:val="thick"/>
                 <w:bCs w:val="1"/>
               </w:rPr>
@@ -21505,7 +21505,7 @@
             <m:r>
               <w:rPr>
                 <w:b w:val="1"/>
-                <w:rFonts w:ascii="Cambria Math" w:hAnsi="Cambria Math" w:cs="Cambria Math"/>
+                <w:rFonts w:ascii="Times New Roman" w:hAnsi="Times New Roman" w:cs="Cambria Math"/>
                 <w:u w:val="thick"/>
                 <w:bCs w:val="1"/>
               </w:rPr>
@@ -21516,7 +21516,7 @@
         <m:r>
           <w:rPr>
             <w:b w:val="1"/>
-            <w:rFonts w:ascii="Cambria Math" w:hAnsi="Cambria Math" w:cs="Cambria Math"/>
+            <w:rFonts w:ascii="Times New Roman" w:hAnsi="Times New Roman" w:cs="Cambria Math"/>
             <w:u w:val="thick"/>
             <w:bCs w:val="1"/>
           </w:rPr>
@@ -21527,7 +21527,7 @@
             <m:ctrlPr>
               <w:rPr>
                 <w:b w:val="1"/>
-                <w:rFonts w:ascii="Cambria Math" w:hAnsi="Cambria Math"/>
+                <w:rFonts w:ascii="Times New Roman" w:hAnsi="Times New Roman"/>
                 <w:u w:val="thick"/>
                 <w:bCs w:val="1"/>
               </w:rPr>
@@ -21538,7 +21538,7 @@
               <m:sSubPr>
                 <m:ctrlPr>
                   <w:rPr>
-                    <w:rFonts w:ascii="Cambria Math" w:hAnsi="Cambria Math"/>
+                    <w:rFonts w:ascii="Times New Roman" w:hAnsi="Times New Roman"/>
                   </w:rPr>
                 </m:ctrlPr>
               </m:sSubPr>
@@ -21546,7 +21546,7 @@
                 <m:r>
                   <w:rPr>
                     <w:b w:val="1"/>
-                    <w:rFonts w:ascii="Cambria Math" w:hAnsi="Cambria Math" w:cs="Cambria Math"/>
+                    <w:rFonts w:ascii="Times New Roman" w:hAnsi="Times New Roman" w:cs="Cambria Math"/>
                     <w:u w:val="thick"/>
                     <w:bCs w:val="1"/>
                   </w:rPr>
@@ -21557,7 +21557,7 @@
                 <m:r>
                   <w:rPr>
                     <w:b w:val="1"/>
-                    <w:rFonts w:ascii="Cambria Math" w:hAnsi="Cambria Math" w:cs="Cambria Math"/>
+                    <w:rFonts w:ascii="Times New Roman" w:hAnsi="Times New Roman" w:cs="Cambria Math"/>
                     <w:u w:val="thick"/>
                     <w:bCs w:val="1"/>
                   </w:rPr>
@@ -21571,7 +21571,7 @@
               <m:sSubPr>
                 <m:ctrlPr>
                   <w:rPr>
-                    <w:rFonts w:ascii="Cambria Math" w:hAnsi="Cambria Math"/>
+                    <w:rFonts w:ascii="Times New Roman" w:hAnsi="Times New Roman"/>
                   </w:rPr>
                 </m:ctrlPr>
               </m:sSubPr>
@@ -21579,7 +21579,7 @@
                 <m:r>
                   <w:rPr>
                     <w:b w:val="1"/>
-                    <w:rFonts w:ascii="Cambria Math" w:hAnsi="Cambria Math" w:cs="Cambria Math"/>
+                    <w:rFonts w:ascii="Times New Roman" w:hAnsi="Times New Roman" w:cs="Cambria Math"/>
                     <w:u w:val="thick"/>
                     <w:bCs w:val="1"/>
                   </w:rPr>
@@ -21590,7 +21590,7 @@
                 <m:r>
                   <w:rPr>
                     <w:b w:val="1"/>
-                    <w:rFonts w:ascii="Cambria Math" w:hAnsi="Cambria Math" w:cs="Cambria Math"/>
+                    <w:rFonts w:ascii="Times New Roman" w:hAnsi="Times New Roman" w:cs="Cambria Math"/>
                     <w:u w:val="thick"/>
                     <w:bCs w:val="1"/>
                   </w:rPr>
@@ -21607,7 +21607,7 @@
         <w:spacing w:line="300" w:lineRule="auto" w:before="0" w:after="0"/>
         <w:jc w:val="left"/>
         <w:rPr>
-          <w:rFonts w:eastAsia="Times New Roman"/>
+          <w:rFonts w:eastAsia="宋体"/>
           <w:i/>
           <w:sz w:val="21"/>
           <w:szCs w:val="21"/>
@@ -21661,7 +21661,7 @@
         <w:spacing w:line="300" w:lineRule="auto" w:before="0" w:after="0"/>
         <w:jc w:val="left"/>
         <w:rPr>
-          <w:rFonts w:eastAsia="Times New Roman"/>
+          <w:rFonts w:eastAsia="宋体"/>
           <w:i/>
           <w:sz w:val="21"/>
           <w:szCs w:val="21"/>
@@ -21731,7 +21731,7 @@
             <m:ctrlPr>
               <w:rPr>
                 <w:b w:val="1"/>
-                <w:rFonts w:ascii="Cambria Math" w:hAnsi="Cambria Math"/>
+                <w:rFonts w:ascii="Times New Roman" w:hAnsi="Times New Roman"/>
                 <w:u w:val="thick"/>
                 <w:bCs w:val="1"/>
               </w:rPr>
@@ -21741,7 +21741,7 @@
             <m:r>
               <w:rPr>
                 <w:b w:val="1"/>
-                <w:rFonts w:ascii="Cambria Math" w:hAnsi="Cambria Math" w:cs="Cambria Math"/>
+                <w:rFonts w:ascii="Times New Roman" w:hAnsi="Times New Roman" w:cs="Cambria Math"/>
                 <w:u w:val="thick"/>
                 <w:bCs w:val="1"/>
               </w:rPr>
@@ -21752,7 +21752,7 @@
             <m:r>
               <w:rPr>
                 <w:b w:val="1"/>
-                <w:rFonts w:ascii="Cambria Math" w:hAnsi="Cambria Math" w:cs="Cambria Math"/>
+                <w:rFonts w:ascii="Times New Roman" w:hAnsi="Times New Roman" w:cs="Cambria Math"/>
                 <w:u w:val="thick"/>
                 <w:bCs w:val="1"/>
               </w:rPr>
@@ -21784,7 +21784,7 @@
             <m:ctrlPr>
               <w:rPr>
                 <w:b w:val="1"/>
-                <w:rFonts w:ascii="Cambria Math" w:hAnsi="Cambria Math"/>
+                <w:rFonts w:ascii="Times New Roman" w:hAnsi="Times New Roman"/>
                 <w:u w:val="thick"/>
                 <w:bCs w:val="1"/>
               </w:rPr>
@@ -21794,7 +21794,7 @@
             <m:r>
               <w:rPr>
                 <w:b w:val="1"/>
-                <w:rFonts w:ascii="Cambria Math" w:hAnsi="Cambria Math" w:cs="Cambria Math"/>
+                <w:rFonts w:ascii="Times New Roman" w:hAnsi="Times New Roman" w:cs="Cambria Math"/>
                 <w:u w:val="thick"/>
                 <w:bCs w:val="1"/>
               </w:rPr>
@@ -21805,7 +21805,7 @@
             <m:r>
               <w:rPr>
                 <w:b w:val="1"/>
-                <w:rFonts w:ascii="Cambria Math" w:hAnsi="Cambria Math" w:cs="Cambria Math"/>
+                <w:rFonts w:ascii="Times New Roman" w:hAnsi="Times New Roman" w:cs="Cambria Math"/>
                 <w:u w:val="thick"/>
                 <w:bCs w:val="1"/>
               </w:rPr>
@@ -21828,7 +21828,7 @@
             <m:ctrlPr>
               <w:rPr>
                 <w:b w:val="1"/>
-                <w:rFonts w:ascii="Cambria Math" w:hAnsi="Cambria Math"/>
+                <w:rFonts w:ascii="Times New Roman" w:hAnsi="Times New Roman"/>
                 <w:u w:val="thick"/>
                 <w:bCs w:val="1"/>
               </w:rPr>
@@ -21838,7 +21838,7 @@
             <m:r>
               <w:rPr>
                 <w:b w:val="1"/>
-                <w:rFonts w:ascii="Cambria Math" w:hAnsi="Cambria Math" w:cs="Cambria Math"/>
+                <w:rFonts w:ascii="Times New Roman" w:hAnsi="Times New Roman" w:cs="Cambria Math"/>
                 <w:u w:val="thick"/>
                 <w:bCs w:val="1"/>
               </w:rPr>
@@ -21849,7 +21849,7 @@
             <m:r>
               <w:rPr>
                 <w:b w:val="1"/>
-                <w:rFonts w:ascii="Cambria Math" w:hAnsi="Cambria Math" w:cs="Cambria Math"/>
+                <w:rFonts w:ascii="Times New Roman" w:hAnsi="Times New Roman" w:cs="Cambria Math"/>
                 <w:u w:val="thick"/>
                 <w:bCs w:val="1"/>
               </w:rPr>
@@ -21872,7 +21872,7 @@
             <m:ctrlPr>
               <w:rPr>
                 <w:b w:val="1"/>
-                <w:rFonts w:ascii="Cambria Math" w:hAnsi="Cambria Math"/>
+                <w:rFonts w:ascii="Times New Roman" w:hAnsi="Times New Roman"/>
                 <w:u w:val="thick"/>
                 <w:bCs w:val="1"/>
               </w:rPr>
@@ -21882,7 +21882,7 @@
             <m:r>
               <w:rPr>
                 <w:b w:val="1"/>
-                <w:rFonts w:ascii="Cambria Math" w:hAnsi="Cambria Math" w:cs="Cambria Math"/>
+                <w:rFonts w:ascii="Times New Roman" w:hAnsi="Times New Roman" w:cs="Cambria Math"/>
                 <w:u w:val="thick"/>
                 <w:bCs w:val="1"/>
               </w:rPr>
@@ -21893,7 +21893,7 @@
             <m:r>
               <w:rPr>
                 <w:b w:val="1"/>
-                <w:rFonts w:ascii="Cambria Math" w:hAnsi="Cambria Math" w:cs="Cambria Math"/>
+                <w:rFonts w:ascii="Times New Roman" w:hAnsi="Times New Roman" w:cs="Cambria Math"/>
                 <w:u w:val="thick"/>
                 <w:bCs w:val="1"/>
               </w:rPr>
@@ -21916,7 +21916,7 @@
             <m:ctrlPr>
               <w:rPr>
                 <w:b w:val="1"/>
-                <w:rFonts w:ascii="Cambria Math" w:hAnsi="Cambria Math"/>
+                <w:rFonts w:ascii="Times New Roman" w:hAnsi="Times New Roman"/>
                 <w:u w:val="thick"/>
                 <w:bCs w:val="1"/>
               </w:rPr>
@@ -21926,7 +21926,7 @@
             <m:r>
               <w:rPr>
                 <w:b w:val="1"/>
-                <w:rFonts w:ascii="Cambria Math" w:hAnsi="Cambria Math" w:cs="Cambria Math"/>
+                <w:rFonts w:ascii="Times New Roman" w:hAnsi="Times New Roman" w:cs="Cambria Math"/>
                 <w:u w:val="thick"/>
                 <w:bCs w:val="1"/>
               </w:rPr>
@@ -21937,7 +21937,7 @@
             <m:r>
               <w:rPr>
                 <w:b w:val="1"/>
-                <w:rFonts w:ascii="Cambria Math" w:hAnsi="Cambria Math" w:cs="Cambria Math"/>
+                <w:rFonts w:ascii="Times New Roman" w:hAnsi="Times New Roman" w:cs="Cambria Math"/>
                 <w:u w:val="thick"/>
                 <w:bCs w:val="1"/>
               </w:rPr>
@@ -21968,7 +21968,7 @@
             <m:ctrlPr>
               <w:rPr>
                 <w:b w:val="1"/>
-                <w:rFonts w:ascii="Cambria Math" w:hAnsi="Cambria Math"/>
+                <w:rFonts w:ascii="Times New Roman" w:hAnsi="Times New Roman"/>
                 <w:u w:val="thick"/>
                 <w:bCs w:val="1"/>
               </w:rPr>
@@ -21978,7 +21978,7 @@
             <m:r>
               <w:rPr>
                 <w:b w:val="1"/>
-                <w:rFonts w:ascii="Cambria Math" w:hAnsi="Cambria Math" w:cs="Cambria Math"/>
+                <w:rFonts w:ascii="Times New Roman" w:hAnsi="Times New Roman" w:cs="Cambria Math"/>
                 <w:u w:val="thick"/>
                 <w:bCs w:val="1"/>
               </w:rPr>
@@ -21989,7 +21989,7 @@
             <m:r>
               <w:rPr>
                 <w:b w:val="1"/>
-                <w:rFonts w:ascii="Cambria Math" w:hAnsi="Cambria Math" w:cs="Cambria Math"/>
+                <w:rFonts w:ascii="Times New Roman" w:hAnsi="Times New Roman" w:cs="Cambria Math"/>
                 <w:u w:val="thick"/>
                 <w:bCs w:val="1"/>
               </w:rPr>
@@ -22012,7 +22012,7 @@
             <m:ctrlPr>
               <w:rPr>
                 <w:b w:val="1"/>
-                <w:rFonts w:ascii="Cambria Math" w:hAnsi="Cambria Math"/>
+                <w:rFonts w:ascii="Times New Roman" w:hAnsi="Times New Roman"/>
                 <w:u w:val="thick"/>
                 <w:bCs w:val="1"/>
               </w:rPr>
@@ -22022,7 +22022,7 @@
             <m:r>
               <w:rPr>
                 <w:b w:val="1"/>
-                <w:rFonts w:ascii="Cambria Math" w:hAnsi="Cambria Math" w:cs="Cambria Math"/>
+                <w:rFonts w:ascii="Times New Roman" w:hAnsi="Times New Roman" w:cs="Cambria Math"/>
                 <w:u w:val="thick"/>
                 <w:bCs w:val="1"/>
               </w:rPr>
@@ -22033,7 +22033,7 @@
             <m:r>
               <w:rPr>
                 <w:b w:val="1"/>
-                <w:rFonts w:ascii="Cambria Math" w:hAnsi="Cambria Math" w:cs="Cambria Math"/>
+                <w:rFonts w:ascii="Times New Roman" w:hAnsi="Times New Roman" w:cs="Cambria Math"/>
                 <w:u w:val="thick"/>
                 <w:bCs w:val="1"/>
               </w:rPr>
@@ -22073,7 +22073,7 @@
             <m:ctrlPr>
               <w:rPr>
                 <w:b w:val="1"/>
-                <w:rFonts w:ascii="Cambria Math" w:hAnsi="Cambria Math"/>
+                <w:rFonts w:ascii="Times New Roman" w:hAnsi="Times New Roman"/>
                 <w:u w:val="thick"/>
                 <w:bCs w:val="1"/>
               </w:rPr>
@@ -22083,7 +22083,7 @@
             <m:r>
               <w:rPr>
                 <w:b w:val="1"/>
-                <w:rFonts w:ascii="Cambria Math" w:hAnsi="Cambria Math" w:cs="Cambria Math"/>
+                <w:rFonts w:ascii="Times New Roman" w:hAnsi="Times New Roman" w:cs="Cambria Math"/>
                 <w:u w:val="thick"/>
                 <w:bCs w:val="1"/>
               </w:rPr>
@@ -22094,7 +22094,7 @@
             <m:r>
               <w:rPr>
                 <w:b w:val="1"/>
-                <w:rFonts w:ascii="Cambria Math" w:hAnsi="Cambria Math" w:cs="Cambria Math"/>
+                <w:rFonts w:ascii="Times New Roman" w:hAnsi="Times New Roman" w:cs="Cambria Math"/>
                 <w:u w:val="thick"/>
                 <w:bCs w:val="1"/>
               </w:rPr>
@@ -22117,7 +22117,7 @@
             <m:ctrlPr>
               <w:rPr>
                 <w:b w:val="1"/>
-                <w:rFonts w:ascii="Cambria Math" w:hAnsi="Cambria Math"/>
+                <w:rFonts w:ascii="Times New Roman" w:hAnsi="Times New Roman"/>
                 <w:u w:val="thick"/>
                 <w:bCs w:val="1"/>
               </w:rPr>
@@ -22127,7 +22127,7 @@
             <m:r>
               <w:rPr>
                 <w:b w:val="1"/>
-                <w:rFonts w:ascii="Cambria Math" w:hAnsi="Cambria Math" w:cs="Cambria Math"/>
+                <w:rFonts w:ascii="Times New Roman" w:hAnsi="Times New Roman" w:cs="Cambria Math"/>
                 <w:u w:val="thick"/>
                 <w:bCs w:val="1"/>
               </w:rPr>
@@ -22138,7 +22138,7 @@
             <m:r>
               <w:rPr>
                 <w:b w:val="1"/>
-                <w:rFonts w:ascii="Cambria Math" w:hAnsi="Cambria Math" w:cs="Cambria Math"/>
+                <w:rFonts w:ascii="Times New Roman" w:hAnsi="Times New Roman" w:cs="Cambria Math"/>
                 <w:u w:val="thick"/>
                 <w:bCs w:val="1"/>
               </w:rPr>
@@ -22160,7 +22160,7 @@
       <w:pPr>
         <w:spacing w:line="300" w:lineRule="auto" w:before="0" w:after="0"/>
         <w:rPr>
-          <w:rFonts w:eastAsia="Times New Roman"/>
+          <w:rFonts w:eastAsia="宋体"/>
           <w:i/>
           <w:sz w:val="21"/>
           <w:szCs w:val="21"/>
@@ -22234,7 +22234,7 @@
       <w:pPr>
         <w:spacing w:line="300" w:lineRule="auto" w:before="0" w:after="0"/>
         <w:rPr>
-          <w:rFonts w:eastAsia="Times New Roman"/>
+          <w:rFonts w:eastAsia="宋体"/>
           <w:i/>
           <w:sz w:val="21"/>
           <w:szCs w:val="21"/>
@@ -22271,7 +22271,7 @@
         <w:spacing w:line="300" w:lineRule="auto" w:before="0" w:after="0"/>
         <w:jc w:val="left"/>
         <w:rPr>
-          <w:rFonts w:eastAsia="Times New Roman"/>
+          <w:rFonts w:eastAsia="宋体"/>
           <w:i/>
           <w:sz w:val="21"/>
           <w:szCs w:val="21"/>
@@ -25228,11 +25228,10 @@
       </w:tr>
     </w:tbl>
     <w:sectPr>
-      <w:footerReference w:type="even" r:id="rId18"/>
-      <w:footerReference w:type="default" r:id="rId19"/>
-      <w:footerReference w:type="first" r:id="rId20"/>
-      <w:pgSz w:w="11906" w:h="16838" w:code="9"/>
-      <w:pgMar w:top="720" w:right="720" w:bottom="720" w:left="720" w:header="851" w:footer="425" w:gutter="0"/>
+      <w:footerReference w:type="default" r:id="rId18"/>
+      <w:pgSz w:w="11906" w:h="16838"/>
+      <w:pgMar w:top="720" w:right="720" w:bottom="720" w:left="720" w:header="720" w:footer="720" w:gutter="0"/>
+      <w:pgNumType w:start="1"/>
       <w:cols w:sep="1" w:space="425"/>
       <w:docGrid w:type="lines" w:linePitch="312"/>
     </w:sectPr>
@@ -25260,60 +25259,54 @@
 </file>
 
 <file path=word/footer1.xml><?xml version="1.0" encoding="utf-8"?>
-<w:ftr xmlns:wpc="http://schemas.microsoft.com/office/word/2010/wordprocessingCanvas" xmlns:cx="http://schemas.microsoft.com/office/drawing/2014/chartex" xmlns:cx1="http://schemas.microsoft.com/office/drawing/2015/9/8/chartex" xmlns:cx2="http://schemas.microsoft.com/office/drawing/2015/10/21/chartex" xmlns:cx3="http://schemas.microsoft.com/office/drawing/2016/5/9/chartex" xmlns:cx4="http://schemas.microsoft.com/office/drawing/2016/5/10/chartex" xmlns:cx5="http://schemas.microsoft.com/office/drawing/2016/5/11/chartex" xmlns:cx6="http://schemas.microsoft.com/office/drawing/2016/5/12/chartex" xmlns:cx7="http://schemas.microsoft.com/office/drawing/2016/5/13/chartex" xmlns:cx8="http://schemas.microsoft.com/office/drawing/2016/5/14/chartex" xmlns:mc="http://schemas.openxmlformats.org/markup-compatibility/2006" xmlns:aink="http://schemas.microsoft.com/office/drawing/2016/ink" xmlns:am3d="http://schemas.microsoft.com/office/drawing/2017/model3d" xmlns:o="urn:schemas-microsoft-com:office:office" xmlns:r="http://schemas.openxmlformats.org/officeDocument/2006/relationships" xmlns:m="http://schemas.openxmlformats.org/officeDocument/2006/math" xmlns:v="urn:schemas-microsoft-com:vml" xmlns:wp14="http://schemas.microsoft.com/office/word/2010/wordprocessingDrawing" xmlns:wp="http://schemas.openxmlformats.org/drawingml/2006/wordprocessingDrawing" xmlns:w10="urn:schemas-microsoft-com:office:word" xmlns:w="http://schemas.openxmlformats.org/wordprocessingml/2006/main" xmlns:w14="http://schemas.microsoft.com/office/word/2010/wordml" xmlns:w15="http://schemas.microsoft.com/office/word/2012/wordml" xmlns:w16cex="http://schemas.microsoft.com/office/word/2018/wordml/cex" xmlns:w16cid="http://schemas.microsoft.com/office/word/2016/wordml/cid" xmlns:w16="http://schemas.microsoft.com/office/word/2018/wordml" xmlns:w16sdtdh="http://schemas.microsoft.com/office/word/2020/wordml/sdtdatahash" xmlns:w16se="http://schemas.microsoft.com/office/word/2015/wordml/symex" xmlns:wpg="http://schemas.microsoft.com/office/word/2010/wordprocessingGroup" xmlns:wpi="http://schemas.microsoft.com/office/word/2010/wordprocessingInk" xmlns:wne="http://schemas.microsoft.com/office/word/2006/wordml" xmlns:wps="http://schemas.microsoft.com/office/word/2010/wordprocessingShape" mc:Ignorable="w14 w15 w16se w16cid w16 w16cex w16sdtdh wp14">
+<w:ftr xmlns:w="http://schemas.openxmlformats.org/wordprocessingml/2006/main" xmlns:r="http://schemas.openxmlformats.org/officeDocument/2006/relationships">
   <w:p>
     <w:pPr>
       <w:jc w:val="center"/>
     </w:pPr>
     <w:r>
       <w:rPr>
-        <w:rFonts w:ascii="Times New Roman" w:hAnsi="Times New Roman" w:eastAsia="宋体" w:cs="Times New Roman"/>
+        <w:rFonts w:ascii="Times New Roman" w:hAnsi="Times New Roman" w:eastAsia="宋体"/>
         <w:sz w:val="21"/>
         <w:szCs w:val="21"/>
       </w:rPr>
-      <w:fldChar w:fldCharType="begin"/>
-      <w:instrText xml:space="preserve"> PAGE </w:instrText>
-      <w:fldChar w:fldCharType="end"/>
+      <w:t xml:space="preserve">第</w:t>
     </w:r>
-  </w:p>
-</w:ftr>
-</file>
-
-<file path=word/footer2.xml><?xml version="1.0" encoding="utf-8"?>
-<w:ftr xmlns:wpc="http://schemas.microsoft.com/office/word/2010/wordprocessingCanvas" xmlns:cx="http://schemas.microsoft.com/office/drawing/2014/chartex" xmlns:cx1="http://schemas.microsoft.com/office/drawing/2015/9/8/chartex" xmlns:cx2="http://schemas.microsoft.com/office/drawing/2015/10/21/chartex" xmlns:cx3="http://schemas.microsoft.com/office/drawing/2016/5/9/chartex" xmlns:cx4="http://schemas.microsoft.com/office/drawing/2016/5/10/chartex" xmlns:cx5="http://schemas.microsoft.com/office/drawing/2016/5/11/chartex" xmlns:cx6="http://schemas.microsoft.com/office/drawing/2016/5/12/chartex" xmlns:cx7="http://schemas.microsoft.com/office/drawing/2016/5/13/chartex" xmlns:cx8="http://schemas.microsoft.com/office/drawing/2016/5/14/chartex" xmlns:mc="http://schemas.openxmlformats.org/markup-compatibility/2006" xmlns:aink="http://schemas.microsoft.com/office/drawing/2016/ink" xmlns:am3d="http://schemas.microsoft.com/office/drawing/2017/model3d" xmlns:o="urn:schemas-microsoft-com:office:office" xmlns:r="http://schemas.openxmlformats.org/officeDocument/2006/relationships" xmlns:m="http://schemas.openxmlformats.org/officeDocument/2006/math" xmlns:v="urn:schemas-microsoft-com:vml" xmlns:wp14="http://schemas.microsoft.com/office/word/2010/wordprocessingDrawing" xmlns:wp="http://schemas.openxmlformats.org/drawingml/2006/wordprocessingDrawing" xmlns:w10="urn:schemas-microsoft-com:office:word" xmlns:w="http://schemas.openxmlformats.org/wordprocessingml/2006/main" xmlns:w14="http://schemas.microsoft.com/office/word/2010/wordml" xmlns:w15="http://schemas.microsoft.com/office/word/2012/wordml" xmlns:w16cex="http://schemas.microsoft.com/office/word/2018/wordml/cex" xmlns:w16cid="http://schemas.microsoft.com/office/word/2016/wordml/cid" xmlns:w16="http://schemas.microsoft.com/office/word/2018/wordml" xmlns:w16sdtdh="http://schemas.microsoft.com/office/word/2020/wordml/sdtdatahash" xmlns:w16se="http://schemas.microsoft.com/office/word/2015/wordml/symex" xmlns:wpg="http://schemas.microsoft.com/office/word/2010/wordprocessingGroup" xmlns:wpi="http://schemas.microsoft.com/office/word/2010/wordprocessingInk" xmlns:wne="http://schemas.microsoft.com/office/word/2006/wordml" xmlns:wps="http://schemas.microsoft.com/office/word/2010/wordprocessingShape" mc:Ignorable="w14 w15 w16se w16cid w16 w16cex w16sdtdh wp14">
-  <w:p>
-    <w:pPr>
-      <w:jc w:val="center"/>
-    </w:pPr>
+    <w:fldSimple w:instr=" PAGE ">
+      <w:r>
+        <w:rPr>
+          <w:rFonts w:ascii="Times New Roman" w:hAnsi="Times New Roman" w:eastAsia="宋体"/>
+          <w:sz w:val="21"/>
+          <w:szCs w:val="21"/>
+        </w:rPr>
+        <w:t xml:space="preserve">1</w:t>
+      </w:r>
+    </w:fldSimple>
     <w:r>
       <w:rPr>
-        <w:rFonts w:ascii="Times New Roman" w:hAnsi="Times New Roman" w:eastAsia="宋体" w:cs="Times New Roman"/>
+        <w:rFonts w:ascii="Times New Roman" w:hAnsi="Times New Roman" w:eastAsia="宋体"/>
         <w:sz w:val="21"/>
         <w:szCs w:val="21"/>
       </w:rPr>
-      <w:fldChar w:fldCharType="begin"/>
-      <w:instrText xml:space="preserve"> PAGE </w:instrText>
-      <w:fldChar w:fldCharType="end"/>
+      <w:t xml:space="preserve">页（共</w:t>
     </w:r>
-  </w:p>
-</w:ftr>
-</file>
-
-<file path=word/footer3.xml><?xml version="1.0" encoding="utf-8"?>
-<w:ftr xmlns:wpc="http://schemas.microsoft.com/office/word/2010/wordprocessingCanvas" xmlns:cx="http://schemas.microsoft.com/office/drawing/2014/chartex" xmlns:cx1="http://schemas.microsoft.com/office/drawing/2015/9/8/chartex" xmlns:cx2="http://schemas.microsoft.com/office/drawing/2015/10/21/chartex" xmlns:cx3="http://schemas.microsoft.com/office/drawing/2016/5/9/chartex" xmlns:cx4="http://schemas.microsoft.com/office/drawing/2016/5/10/chartex" xmlns:cx5="http://schemas.microsoft.com/office/drawing/2016/5/11/chartex" xmlns:cx6="http://schemas.microsoft.com/office/drawing/2016/5/12/chartex" xmlns:cx7="http://schemas.microsoft.com/office/drawing/2016/5/13/chartex" xmlns:cx8="http://schemas.microsoft.com/office/drawing/2016/5/14/chartex" xmlns:mc="http://schemas.openxmlformats.org/markup-compatibility/2006" xmlns:aink="http://schemas.microsoft.com/office/drawing/2016/ink" xmlns:am3d="http://schemas.microsoft.com/office/drawing/2017/model3d" xmlns:o="urn:schemas-microsoft-com:office:office" xmlns:r="http://schemas.openxmlformats.org/officeDocument/2006/relationships" xmlns:m="http://schemas.openxmlformats.org/officeDocument/2006/math" xmlns:v="urn:schemas-microsoft-com:vml" xmlns:wp14="http://schemas.microsoft.com/office/word/2010/wordprocessingDrawing" xmlns:wp="http://schemas.openxmlformats.org/drawingml/2006/wordprocessingDrawing" xmlns:w10="urn:schemas-microsoft-com:office:word" xmlns:w="http://schemas.openxmlformats.org/wordprocessingml/2006/main" xmlns:w14="http://schemas.microsoft.com/office/word/2010/wordml" xmlns:w15="http://schemas.microsoft.com/office/word/2012/wordml" xmlns:w16cex="http://schemas.microsoft.com/office/word/2018/wordml/cex" xmlns:w16cid="http://schemas.microsoft.com/office/word/2016/wordml/cid" xmlns:w16="http://schemas.microsoft.com/office/word/2018/wordml" xmlns:w16sdtdh="http://schemas.microsoft.com/office/word/2020/wordml/sdtdatahash" xmlns:w16se="http://schemas.microsoft.com/office/word/2015/wordml/symex" xmlns:wpg="http://schemas.microsoft.com/office/word/2010/wordprocessingGroup" xmlns:wpi="http://schemas.microsoft.com/office/word/2010/wordprocessingInk" xmlns:wne="http://schemas.microsoft.com/office/word/2006/wordml" xmlns:wps="http://schemas.microsoft.com/office/word/2010/wordprocessingShape" mc:Ignorable="w14 w15 w16se w16cid w16 w16cex w16sdtdh wp14">
-  <w:p>
-    <w:pPr>
-      <w:jc w:val="center"/>
-    </w:pPr>
+    <w:fldSimple w:instr=" NUMPAGES ">
+      <w:r>
+        <w:rPr>
+          <w:rFonts w:ascii="Times New Roman" w:hAnsi="Times New Roman" w:eastAsia="宋体"/>
+          <w:sz w:val="21"/>
+          <w:szCs w:val="21"/>
+        </w:rPr>
+        <w:t xml:space="preserve">1</w:t>
+      </w:r>
+    </w:fldSimple>
     <w:r>
       <w:rPr>
-        <w:rFonts w:ascii="Times New Roman" w:hAnsi="Times New Roman" w:eastAsia="宋体" w:cs="Times New Roman"/>
+        <w:rFonts w:ascii="Times New Roman" w:hAnsi="Times New Roman" w:eastAsia="宋体"/>
         <w:sz w:val="21"/>
         <w:szCs w:val="21"/>
       </w:rPr>
-      <w:fldChar w:fldCharType="begin"/>
-      <w:instrText xml:space="preserve"> PAGE </w:instrText>
-      <w:fldChar w:fldCharType="end"/>
+      <w:t xml:space="preserve">页）</w:t>
     </w:r>
   </w:p>
 </w:ftr>

--- a/高中物理/高中物理同步/人教版必修3 第12章 电能 能量守恒定律·知识清单（完成）.docx
+++ b/高中物理/高中物理同步/人教版必修3 第12章 电能 能量守恒定律·知识清单（完成）.docx
@@ -21154,7 +21154,7 @@
     <w:sectPr>
       <w:footerReference w:type="default" r:id="rId31"/>
       <w:pgSz w:w="11906" w:h="16838"/>
-      <w:pgMar w:top="720" w:right="720" w:bottom="720" w:left="720" w:header="720" w:footer="720" w:gutter="0"/>
+      <w:pgMar w:top="850" w:right="850" w:bottom="850" w:left="850" w:header="850" w:footer="850" w:gutter="0"/>
       <w:pgNumType w:start="1"/>
       <w:cols w:sep="1" w:space="425"/>
       <w:docGrid w:type="lines" w:linePitch="312"/>
@@ -21183,70 +21183,62 @@
 </file>
 
 <file path=word/footer1.xml><?xml version="1.0" encoding="utf-8"?>
-<w:ftr xmlns:wpc="http://schemas.microsoft.com/office/word/2010/wordprocessingCanvas" xmlns:cx="http://schemas.microsoft.com/office/drawing/2014/chartex" xmlns:cx1="http://schemas.microsoft.com/office/drawing/2015/9/8/chartex" xmlns:cx2="http://schemas.microsoft.com/office/drawing/2015/10/21/chartex" xmlns:cx3="http://schemas.microsoft.com/office/drawing/2016/5/9/chartex" xmlns:cx4="http://schemas.microsoft.com/office/drawing/2016/5/10/chartex" xmlns:cx5="http://schemas.microsoft.com/office/drawing/2016/5/11/chartex" xmlns:cx6="http://schemas.microsoft.com/office/drawing/2016/5/12/chartex" xmlns:cx7="http://schemas.microsoft.com/office/drawing/2016/5/13/chartex" xmlns:cx8="http://schemas.microsoft.com/office/drawing/2016/5/14/chartex" xmlns:mc="http://schemas.openxmlformats.org/markup-compatibility/2006" xmlns:aink="http://schemas.microsoft.com/office/drawing/2016/ink" xmlns:am3d="http://schemas.microsoft.com/office/drawing/2017/model3d" xmlns:o="urn:schemas-microsoft-com:office:office" xmlns:oel="http://schemas.microsoft.com/office/2019/extlst" xmlns:r="http://schemas.openxmlformats.org/officeDocument/2006/relationships" xmlns:m="http://schemas.openxmlformats.org/officeDocument/2006/math" xmlns:v="urn:schemas-microsoft-com:vml" xmlns:wp14="http://schemas.microsoft.com/office/word/2010/wordprocessingDrawing" xmlns:wp="http://schemas.openxmlformats.org/drawingml/2006/wordprocessingDrawing" xmlns:w10="urn:schemas-microsoft-com:office:word" xmlns:w="http://schemas.openxmlformats.org/wordprocessingml/2006/main" xmlns:w14="http://schemas.microsoft.com/office/word/2010/wordml" xmlns:w15="http://schemas.microsoft.com/office/word/2012/wordml" xmlns:w16cex="http://schemas.microsoft.com/office/word/2018/wordml/cex" xmlns:w16cid="http://schemas.microsoft.com/office/word/2016/wordml/cid" xmlns:w16="http://schemas.microsoft.com/office/word/2018/wordml" xmlns:w16sdtdh="http://schemas.microsoft.com/office/word/2020/wordml/sdtdatahash" xmlns:w16se="http://schemas.microsoft.com/office/word/2015/wordml/symex" xmlns:wpg="http://schemas.microsoft.com/office/word/2010/wordprocessingGroup" xmlns:wpi="http://schemas.microsoft.com/office/word/2010/wordprocessingInk" xmlns:wne="http://schemas.microsoft.com/office/word/2006/wordml" xmlns:wps="http://schemas.microsoft.com/office/word/2010/wordprocessingShape" mc:Ignorable="w14 w15 w16se w16cid w16 w16cex w16sdtdh wp14">
+<w:ftr xmlns:w="http://schemas.openxmlformats.org/wordprocessingml/2006/main" xmlns:r="http://schemas.openxmlformats.org/officeDocument/2006/relationships">
   <w:p>
     <w:pPr>
       <w:jc w:val="center"/>
     </w:pPr>
     <w:r>
       <w:rPr>
+        <w:rFonts w:ascii="Times New Roman" w:hAnsi="Times New Roman" w:eastAsia="宋体"/>
+        <w:sz w:val="21"/>
         <w:szCs w:val="21"/>
       </w:rPr>
-      <w:t>第</w:t>
-    </w:r>
-    <w:r>
-      <w:fldChar w:fldCharType="begin"/>
-    </w:r>
-    <w:r>
-      <w:instrText xml:space="preserve"> PAGE </w:instrText>
-    </w:r>
-    <w:r>
-      <w:fldChar w:fldCharType="separate"/>
+      <w:t xml:space="preserve">第12章·清单　</w:t>
     </w:r>
     <w:r>
       <w:rPr>
+        <w:rFonts w:ascii="Times New Roman" w:hAnsi="Times New Roman" w:eastAsia="宋体"/>
+        <w:sz w:val="21"/>
         <w:szCs w:val="21"/>
       </w:rPr>
-      <w:t>1</w:t>
+      <w:t xml:space="preserve">第</w:t>
     </w:r>
+    <w:fldSimple w:instr=" PAGE ">
+      <w:r>
+        <w:rPr>
+          <w:rFonts w:ascii="Times New Roman" w:hAnsi="Times New Roman" w:eastAsia="宋体"/>
+          <w:sz w:val="21"/>
+          <w:szCs w:val="21"/>
+        </w:rPr>
+        <w:t xml:space="preserve">1</w:t>
+      </w:r>
+    </w:fldSimple>
     <w:r>
       <w:rPr>
+        <w:rFonts w:ascii="Times New Roman" w:hAnsi="Times New Roman" w:eastAsia="宋体"/>
+        <w:sz w:val="21"/>
         <w:szCs w:val="21"/>
       </w:rPr>
-      <w:fldChar w:fldCharType="end"/>
+      <w:t xml:space="preserve">页（共</w:t>
     </w:r>
+    <w:fldSimple w:instr=" NUMPAGES ">
+      <w:r>
+        <w:rPr>
+          <w:rFonts w:ascii="Times New Roman" w:hAnsi="Times New Roman" w:eastAsia="宋体"/>
+          <w:sz w:val="21"/>
+          <w:szCs w:val="21"/>
+        </w:rPr>
+        <w:t xml:space="preserve">1</w:t>
+      </w:r>
+    </w:fldSimple>
     <w:r>
       <w:rPr>
+        <w:rFonts w:ascii="Times New Roman" w:hAnsi="Times New Roman" w:eastAsia="宋体"/>
+        <w:sz w:val="21"/>
         <w:szCs w:val="21"/>
       </w:rPr>
-      <w:t>页（共</w:t>
-    </w:r>
-    <w:r>
-      <w:fldChar w:fldCharType="begin"/>
-    </w:r>
-    <w:r>
-      <w:instrText xml:space="preserve"> NUMPAGES </w:instrText>
-    </w:r>
-    <w:r>
-      <w:fldChar w:fldCharType="separate"/>
-    </w:r>
-    <w:r>
-      <w:rPr>
-        <w:szCs w:val="21"/>
-      </w:rPr>
-      <w:t>1</w:t>
-    </w:r>
-    <w:r>
-      <w:rPr>
-        <w:szCs w:val="21"/>
-      </w:rPr>
-      <w:fldChar w:fldCharType="end"/>
-    </w:r>
-    <w:r>
-      <w:rPr>
-        <w:szCs w:val="21"/>
-      </w:rPr>
-      <w:t>页）</w:t>
+      <w:t xml:space="preserve">页）</w:t>
     </w:r>
   </w:p>
 </w:ftr>

--- a/高中物理/高中物理同步/人教版必修3 第12章 电能 能量守恒定律·知识清单（完成）.docx
+++ b/高中物理/高中物理同步/人教版必修3 第12章 电能 能量守恒定律·知识清单（完成）.docx
@@ -2218,15 +2218,15 @@
           <w:szCs w:val="21"/>
           <w:sz w:val="21"/>
         </w:rPr>
-        <w:t>4</w:t>
-      </w:r>
-      <w:r>
-        <w:rPr>
-          <w:rFonts w:ascii="Times New Roman" w:hAnsi="Times New Roman" w:eastAsia="宋体" w:cs="Times New Roman"/>
-          <w:szCs w:val="21"/>
-          <w:sz w:val="21"/>
-        </w:rPr>
-        <w:t>．纯电阻电路和非纯电阻电路的比较　电功与电热的区别与联系</w:t>
+        <w:t/>
+      </w:r>
+      <w:r>
+        <w:rPr>
+          <w:rFonts w:ascii="Times New Roman" w:hAnsi="Times New Roman" w:eastAsia="宋体" w:cs="Times New Roman"/>
+          <w:szCs w:val="21"/>
+          <w:sz w:val="21"/>
+        </w:rPr>
+        <w:t>4．纯电阻电路和非纯电阻电路的比较</w:t>
       </w:r>
     </w:p>
     <w:p>
@@ -2798,23 +2798,23 @@
           <w:szCs w:val="21"/>
           <w:sz w:val="21"/>
         </w:rPr>
-        <w:t>（</w:t>
-      </w:r>
-      <w:r>
-        <w:rPr>
-          <w:rFonts w:ascii="Times New Roman" w:hAnsi="Times New Roman" w:eastAsia="宋体" w:cs="Times New Roman"/>
-          <w:szCs w:val="21"/>
-          <w:sz w:val="21"/>
-        </w:rPr>
-        <w:t>2</w:t>
-      </w:r>
-      <w:r>
-        <w:rPr>
-          <w:rFonts w:ascii="Times New Roman" w:hAnsi="Times New Roman" w:eastAsia="宋体" w:cs="Times New Roman"/>
-          <w:szCs w:val="21"/>
-          <w:sz w:val="21"/>
-        </w:rPr>
-        <w:t>）电功与电热的区别与联系</w:t>
+        <w:t/>
+      </w:r>
+      <w:r>
+        <w:rPr>
+          <w:rFonts w:ascii="Times New Roman" w:hAnsi="Times New Roman" w:eastAsia="宋体" w:cs="Times New Roman"/>
+          <w:szCs w:val="21"/>
+          <w:sz w:val="21"/>
+        </w:rPr>
+        <w:t/>
+      </w:r>
+      <w:r>
+        <w:rPr>
+          <w:rFonts w:ascii="Times New Roman" w:hAnsi="Times New Roman" w:eastAsia="宋体" w:cs="Times New Roman"/>
+          <w:szCs w:val="21"/>
+          <w:sz w:val="21"/>
+        </w:rPr>
+        <w:t>5．电功与电热的区别与联系</w:t>
       </w:r>
     </w:p>
     <w:p>
@@ -3585,15 +3585,15 @@
           <w:szCs w:val="21"/>
           <w:sz w:val="21"/>
         </w:rPr>
-        <w:t>5</w:t>
-      </w:r>
-      <w:r>
-        <w:rPr>
-          <w:rFonts w:ascii="Times New Roman" w:hAnsi="Times New Roman" w:eastAsia="宋体" w:cs="Times New Roman"/>
-          <w:szCs w:val="21"/>
-          <w:sz w:val="21"/>
-        </w:rPr>
-        <w:t>．电动势</w:t>
+        <w:t/>
+      </w:r>
+      <w:r>
+        <w:rPr>
+          <w:rFonts w:ascii="Times New Roman" w:hAnsi="Times New Roman" w:eastAsia="宋体" w:cs="Times New Roman"/>
+          <w:szCs w:val="21"/>
+          <w:sz w:val="21"/>
+        </w:rPr>
+        <w:t>6．电动势</w:t>
       </w:r>
     </w:p>
     <w:p>
@@ -4485,15 +4485,15 @@
           <w:szCs w:val="21"/>
           <w:sz w:val="21"/>
         </w:rPr>
-        <w:t>6</w:t>
-      </w:r>
-      <w:r>
-        <w:rPr>
-          <w:rFonts w:ascii="Times New Roman" w:hAnsi="Times New Roman" w:eastAsia="宋体" w:cs="Times New Roman"/>
-          <w:szCs w:val="21"/>
-          <w:sz w:val="21"/>
-        </w:rPr>
-        <w:t>．电动势与电压的对比　电源的连接</w:t>
+        <w:t/>
+      </w:r>
+      <w:r>
+        <w:rPr>
+          <w:rFonts w:ascii="Times New Roman" w:hAnsi="Times New Roman" w:eastAsia="宋体" w:cs="Times New Roman"/>
+          <w:szCs w:val="21"/>
+          <w:sz w:val="21"/>
+        </w:rPr>
+        <w:t>7．电动势与电压的对比</w:t>
       </w:r>
     </w:p>
     <w:p>
@@ -5244,23 +5244,23 @@
           <w:szCs w:val="21"/>
           <w:sz w:val="21"/>
         </w:rPr>
-        <w:t>（</w:t>
-      </w:r>
-      <w:r>
-        <w:rPr>
-          <w:rFonts w:ascii="Times New Roman" w:hAnsi="Times New Roman" w:eastAsia="宋体" w:cs="Times New Roman"/>
-          <w:szCs w:val="21"/>
-          <w:sz w:val="21"/>
-        </w:rPr>
-        <w:t>2</w:t>
-      </w:r>
-      <w:r>
-        <w:rPr>
-          <w:rFonts w:ascii="Times New Roman" w:hAnsi="Times New Roman" w:eastAsia="宋体" w:cs="Times New Roman"/>
-          <w:szCs w:val="21"/>
-          <w:sz w:val="21"/>
-        </w:rPr>
-        <w:t>）电源的连接</w:t>
+        <w:t/>
+      </w:r>
+      <w:r>
+        <w:rPr>
+          <w:rFonts w:ascii="Times New Roman" w:hAnsi="Times New Roman" w:eastAsia="宋体" w:cs="Times New Roman"/>
+          <w:szCs w:val="21"/>
+          <w:sz w:val="21"/>
+        </w:rPr>
+        <w:t/>
+      </w:r>
+      <w:r>
+        <w:rPr>
+          <w:rFonts w:ascii="Times New Roman" w:hAnsi="Times New Roman" w:eastAsia="宋体" w:cs="Times New Roman"/>
+          <w:szCs w:val="21"/>
+          <w:sz w:val="21"/>
+        </w:rPr>
+        <w:t>8．电源的连接</w:t>
       </w:r>
     </w:p>
     <w:p>
@@ -5574,15 +5574,15 @@
           <w:szCs w:val="21"/>
           <w:sz w:val="21"/>
         </w:rPr>
-        <w:t>7</w:t>
-      </w:r>
-      <w:r>
-        <w:rPr>
-          <w:rFonts w:ascii="Times New Roman" w:hAnsi="Times New Roman" w:eastAsia="宋体" w:cs="Times New Roman"/>
-          <w:szCs w:val="21"/>
-          <w:sz w:val="21"/>
-        </w:rPr>
-        <w:t>．闭合电路欧姆定律</w:t>
+        <w:t/>
+      </w:r>
+      <w:r>
+        <w:rPr>
+          <w:rFonts w:ascii="Times New Roman" w:hAnsi="Times New Roman" w:eastAsia="宋体" w:cs="Times New Roman"/>
+          <w:szCs w:val="21"/>
+          <w:sz w:val="21"/>
+        </w:rPr>
+        <w:t>9．闭合电路欧姆定律</w:t>
       </w:r>
     </w:p>
     <w:p>
@@ -6666,15 +6666,15 @@
           <w:szCs w:val="21"/>
           <w:sz w:val="21"/>
         </w:rPr>
-        <w:t>8</w:t>
-      </w:r>
-      <w:r>
-        <w:rPr>
-          <w:rFonts w:ascii="Times New Roman" w:hAnsi="Times New Roman" w:eastAsia="宋体" w:cs="Times New Roman"/>
-          <w:szCs w:val="21"/>
-          <w:sz w:val="21"/>
-        </w:rPr>
-        <w:t>．路端电压与负载的关系</w:t>
+        <w:t/>
+      </w:r>
+      <w:r>
+        <w:rPr>
+          <w:rFonts w:ascii="Times New Roman" w:hAnsi="Times New Roman" w:eastAsia="宋体" w:cs="Times New Roman"/>
+          <w:szCs w:val="21"/>
+          <w:sz w:val="21"/>
+        </w:rPr>
+        <w:t>10．路端电压与负载的关系</w:t>
       </w:r>
     </w:p>
     <w:p>
@@ -7679,15 +7679,15 @@
           <w:szCs w:val="21"/>
           <w:sz w:val="21"/>
         </w:rPr>
-        <w:t>9</w:t>
-      </w:r>
-      <w:r>
-        <w:rPr>
-          <w:rFonts w:ascii="Times New Roman" w:hAnsi="Times New Roman" w:eastAsia="宋体" w:cs="Times New Roman"/>
-          <w:szCs w:val="21"/>
-          <w:sz w:val="21"/>
-        </w:rPr>
-        <w:t>．闭合电路中的几个关系式与使用提醒</w:t>
+        <w:t/>
+      </w:r>
+      <w:r>
+        <w:rPr>
+          <w:rFonts w:ascii="Times New Roman" w:hAnsi="Times New Roman" w:eastAsia="宋体" w:cs="Times New Roman"/>
+          <w:szCs w:val="21"/>
+          <w:sz w:val="21"/>
+        </w:rPr>
+        <w:t>11．闭合电路中的几个关系式与使用提醒</w:t>
       </w:r>
     </w:p>
     <w:p>
@@ -8969,15 +8969,15 @@
           <w:szCs w:val="21"/>
           <w:sz w:val="21"/>
         </w:rPr>
-        <w:t>10</w:t>
-      </w:r>
-      <w:r>
-        <w:rPr>
-          <w:rFonts w:ascii="Times New Roman" w:hAnsi="Times New Roman" w:eastAsia="宋体" w:cs="Times New Roman"/>
-          <w:szCs w:val="21"/>
-          <w:sz w:val="21"/>
-        </w:rPr>
-        <w:t>．电源的总功率</w:t>
+        <w:t/>
+      </w:r>
+      <w:r>
+        <w:rPr>
+          <w:rFonts w:ascii="Times New Roman" w:hAnsi="Times New Roman" w:eastAsia="宋体" w:cs="Times New Roman"/>
+          <w:szCs w:val="21"/>
+          <w:sz w:val="21"/>
+        </w:rPr>
+        <w:t>12．电源的总功率</w:t>
       </w:r>
     </w:p>
     <w:p>
@@ -9328,15 +9328,15 @@
           <w:szCs w:val="21"/>
           <w:sz w:val="21"/>
         </w:rPr>
-        <w:t>11</w:t>
-      </w:r>
-      <w:r>
-        <w:rPr>
-          <w:rFonts w:ascii="Times New Roman" w:hAnsi="Times New Roman" w:eastAsia="宋体" w:cs="Times New Roman"/>
-          <w:szCs w:val="21"/>
-          <w:sz w:val="21"/>
-        </w:rPr>
-        <w:t>．电源内部消耗的功率</w:t>
+        <w:t/>
+      </w:r>
+      <w:r>
+        <w:rPr>
+          <w:rFonts w:ascii="Times New Roman" w:hAnsi="Times New Roman" w:eastAsia="宋体" w:cs="Times New Roman"/>
+          <w:szCs w:val="21"/>
+          <w:sz w:val="21"/>
+        </w:rPr>
+        <w:t>13．电源内部消耗的功率</w:t>
       </w:r>
     </w:p>
     <w:p>
@@ -9494,15 +9494,15 @@
           <w:szCs w:val="21"/>
           <w:sz w:val="21"/>
         </w:rPr>
-        <w:t>12</w:t>
-      </w:r>
-      <w:r>
-        <w:rPr>
-          <w:rFonts w:ascii="Times New Roman" w:hAnsi="Times New Roman" w:eastAsia="宋体" w:cs="Times New Roman"/>
-          <w:szCs w:val="21"/>
-          <w:sz w:val="21"/>
-        </w:rPr>
-        <w:t>．电源的输出功率</w:t>
+        <w:t/>
+      </w:r>
+      <w:r>
+        <w:rPr>
+          <w:rFonts w:ascii="Times New Roman" w:hAnsi="Times New Roman" w:eastAsia="宋体" w:cs="Times New Roman"/>
+          <w:szCs w:val="21"/>
+          <w:sz w:val="21"/>
+        </w:rPr>
+        <w:t>14．电源的输出功率</w:t>
       </w:r>
     </w:p>
     <w:p>
@@ -9862,15 +9862,15 @@
           <w:szCs w:val="21"/>
           <w:sz w:val="21"/>
         </w:rPr>
-        <w:t>13</w:t>
-      </w:r>
-      <w:r>
-        <w:rPr>
-          <w:rFonts w:ascii="Times New Roman" w:hAnsi="Times New Roman" w:eastAsia="宋体" w:cs="Times New Roman"/>
-          <w:szCs w:val="21"/>
-          <w:sz w:val="21"/>
-        </w:rPr>
-        <w:t>．电源的效率</w:t>
+        <w:t/>
+      </w:r>
+      <w:r>
+        <w:rPr>
+          <w:rFonts w:ascii="Times New Roman" w:hAnsi="Times New Roman" w:eastAsia="宋体" w:cs="Times New Roman"/>
+          <w:szCs w:val="21"/>
+          <w:sz w:val="21"/>
+        </w:rPr>
+        <w:t>15．电源的效率</w:t>
       </w:r>
     </w:p>
     <w:p>
@@ -10156,15 +10156,15 @@
           <w:szCs w:val="21"/>
           <w:sz w:val="21"/>
         </w:rPr>
-        <w:t>14</w:t>
-      </w:r>
-      <w:r>
-        <w:rPr>
-          <w:rFonts w:ascii="Times New Roman" w:hAnsi="Times New Roman" w:eastAsia="宋体" w:cs="Times New Roman"/>
-          <w:szCs w:val="21"/>
-          <w:sz w:val="21"/>
-        </w:rPr>
-        <w:t>．纯电阻电路中电源的最大输出功率（</w:t>
+        <w:t/>
+      </w:r>
+      <w:r>
+        <w:rPr>
+          <w:rFonts w:ascii="Times New Roman" w:hAnsi="Times New Roman" w:eastAsia="宋体" w:cs="Times New Roman"/>
+          <w:szCs w:val="21"/>
+          <w:sz w:val="21"/>
+        </w:rPr>
+        <w:t>16．纯电阻电路中电源的最大输出功率（</w:t>
       </w:r>
       <w:r>
         <w:rPr>
@@ -10740,15 +10740,15 @@
           <w:szCs w:val="21"/>
           <w:sz w:val="21"/>
         </w:rPr>
-        <w:t>15</w:t>
-      </w:r>
-      <w:r>
-        <w:rPr>
-          <w:rFonts w:ascii="Times New Roman" w:hAnsi="Times New Roman" w:eastAsia="宋体" w:cs="Times New Roman"/>
-          <w:szCs w:val="21"/>
-          <w:sz w:val="21"/>
-        </w:rPr>
-        <w:t>．提高纯电阻电路效率的方法</w:t>
+        <w:t/>
+      </w:r>
+      <w:r>
+        <w:rPr>
+          <w:rFonts w:ascii="Times New Roman" w:hAnsi="Times New Roman" w:eastAsia="宋体" w:cs="Times New Roman"/>
+          <w:szCs w:val="21"/>
+          <w:sz w:val="21"/>
+        </w:rPr>
+        <w:t>17．提高纯电阻电路效率的方法</w:t>
       </w:r>
     </w:p>
     <w:p>
@@ -11052,15 +11052,15 @@
           <w:szCs w:val="21"/>
           <w:sz w:val="21"/>
         </w:rPr>
-        <w:t>16</w:t>
-      </w:r>
-      <w:r>
-        <w:rPr>
-          <w:rFonts w:ascii="Times New Roman" w:hAnsi="Times New Roman" w:eastAsia="宋体" w:cs="Times New Roman"/>
-          <w:szCs w:val="21"/>
-          <w:sz w:val="21"/>
-        </w:rPr>
-        <w:t>．动态电路的特点</w:t>
+        <w:t/>
+      </w:r>
+      <w:r>
+        <w:rPr>
+          <w:rFonts w:ascii="Times New Roman" w:hAnsi="Times New Roman" w:eastAsia="宋体" w:cs="Times New Roman"/>
+          <w:szCs w:val="21"/>
+          <w:sz w:val="21"/>
+        </w:rPr>
+        <w:t>18．动态电路的特点</w:t>
       </w:r>
     </w:p>
     <w:p>
@@ -11094,15 +11094,15 @@
           <w:szCs w:val="21"/>
           <w:sz w:val="21"/>
         </w:rPr>
-        <w:t>17</w:t>
-      </w:r>
-      <w:r>
-        <w:rPr>
-          <w:rFonts w:ascii="Times New Roman" w:hAnsi="Times New Roman" w:eastAsia="宋体" w:cs="Times New Roman"/>
-          <w:szCs w:val="21"/>
-          <w:sz w:val="21"/>
-        </w:rPr>
-        <w:t>．电路动态分析的常用方法</w:t>
+        <w:t/>
+      </w:r>
+      <w:r>
+        <w:rPr>
+          <w:rFonts w:ascii="Times New Roman" w:hAnsi="Times New Roman" w:eastAsia="宋体" w:cs="Times New Roman"/>
+          <w:szCs w:val="21"/>
+          <w:sz w:val="21"/>
+        </w:rPr>
+        <w:t>19．电路动态分析的常用方法</w:t>
       </w:r>
     </w:p>
     <w:p>
@@ -11460,15 +11460,15 @@
           <w:szCs w:val="21"/>
           <w:sz w:val="21"/>
         </w:rPr>
-        <w:t>18</w:t>
-      </w:r>
-      <w:r>
-        <w:rPr>
-          <w:rFonts w:ascii="Times New Roman" w:hAnsi="Times New Roman" w:eastAsia="宋体" w:cs="Times New Roman"/>
-          <w:szCs w:val="21"/>
-          <w:sz w:val="21"/>
-        </w:rPr>
-        <w:t>．</w:t>
+        <w:t/>
+      </w:r>
+      <w:r>
+        <w:rPr>
+          <w:rFonts w:ascii="Times New Roman" w:hAnsi="Times New Roman" w:eastAsia="宋体" w:cs="Times New Roman"/>
+          <w:szCs w:val="21"/>
+          <w:sz w:val="21"/>
+        </w:rPr>
+        <w:t>20．</w:t>
       </w:r>
       <w:proofErr w:type="gramStart"/>
       <w:r>
@@ -11892,15 +11892,15 @@
           <w:szCs w:val="21"/>
           <w:sz w:val="21"/>
         </w:rPr>
-        <w:t>19</w:t>
-      </w:r>
-      <w:r>
-        <w:rPr>
-          <w:rFonts w:ascii="Times New Roman" w:hAnsi="Times New Roman" w:eastAsia="宋体" w:cs="Times New Roman"/>
-          <w:szCs w:val="21"/>
-          <w:sz w:val="21"/>
-        </w:rPr>
-        <w:t>．电源的</w:t>
+        <w:t/>
+      </w:r>
+      <w:r>
+        <w:rPr>
+          <w:rFonts w:ascii="Times New Roman" w:hAnsi="Times New Roman" w:eastAsia="宋体" w:cs="Times New Roman"/>
+          <w:szCs w:val="21"/>
+          <w:sz w:val="21"/>
+        </w:rPr>
+        <w:t>21．电源的</w:t>
       </w:r>
       <w:r>
         <w:rPr>
@@ -12434,15 +12434,15 @@
           <w:szCs w:val="21"/>
           <w:sz w:val="21"/>
         </w:rPr>
-        <w:t>20</w:t>
-      </w:r>
-      <w:r>
-        <w:rPr>
-          <w:rFonts w:ascii="Times New Roman" w:hAnsi="Times New Roman" w:eastAsia="宋体" w:cs="Times New Roman"/>
-          <w:szCs w:val="21"/>
-          <w:sz w:val="21"/>
-        </w:rPr>
-        <w:t>．电源的</w:t>
+        <w:t/>
+      </w:r>
+      <w:r>
+        <w:rPr>
+          <w:rFonts w:ascii="Times New Roman" w:hAnsi="Times New Roman" w:eastAsia="宋体" w:cs="Times New Roman"/>
+          <w:szCs w:val="21"/>
+          <w:sz w:val="21"/>
+        </w:rPr>
+        <w:t>22．电源的</w:t>
       </w:r>
       <w:r>
         <w:rPr>
@@ -13040,15 +13040,15 @@
           <w:szCs w:val="21"/>
           <w:sz w:val="21"/>
         </w:rPr>
-        <w:t>21</w:t>
-      </w:r>
-      <w:r>
-        <w:rPr>
-          <w:rFonts w:ascii="Times New Roman" w:hAnsi="Times New Roman" w:eastAsia="宋体" w:cs="Times New Roman"/>
-          <w:szCs w:val="21"/>
-          <w:sz w:val="21"/>
-        </w:rPr>
-        <w:t>．电源与电阻的</w:t>
+        <w:t/>
+      </w:r>
+      <w:r>
+        <w:rPr>
+          <w:rFonts w:ascii="Times New Roman" w:hAnsi="Times New Roman" w:eastAsia="宋体" w:cs="Times New Roman"/>
+          <w:szCs w:val="21"/>
+          <w:sz w:val="21"/>
+        </w:rPr>
+        <w:t>23．电源与电阻的</w:t>
       </w:r>
       <w:r>
         <w:rPr>
@@ -14101,15 +14101,15 @@
           <w:szCs w:val="21"/>
           <w:sz w:val="21"/>
         </w:rPr>
-        <w:t>22</w:t>
-      </w:r>
-      <w:r>
-        <w:rPr>
-          <w:rFonts w:ascii="Times New Roman" w:hAnsi="Times New Roman" w:eastAsia="宋体" w:cs="Times New Roman"/>
-          <w:szCs w:val="21"/>
-          <w:sz w:val="21"/>
-        </w:rPr>
-        <w:t>．实验：电池电动势和内阻的测量（伏安法）</w:t>
+        <w:t/>
+      </w:r>
+      <w:r>
+        <w:rPr>
+          <w:rFonts w:ascii="Times New Roman" w:hAnsi="Times New Roman" w:eastAsia="宋体" w:cs="Times New Roman"/>
+          <w:szCs w:val="21"/>
+          <w:sz w:val="21"/>
+        </w:rPr>
+        <w:t>24．实验：电池电动势和内阻的测量（伏安法）</w:t>
       </w:r>
     </w:p>
     <w:p>
@@ -18749,15 +18749,15 @@
           <w:sz w:val="21"/>
         </w:rPr>
         <w:lastRenderedPageBreak/>
-        <w:t>23</w:t>
-      </w:r>
-      <w:r>
-        <w:rPr>
-          <w:rFonts w:ascii="Times New Roman" w:hAnsi="Times New Roman" w:eastAsia="宋体" w:cs="Times New Roman"/>
-          <w:szCs w:val="21"/>
-          <w:sz w:val="21"/>
-        </w:rPr>
-        <w:t>．测量电源电动势和内阻的安阻法</w:t>
+        <w:t/>
+      </w:r>
+      <w:r>
+        <w:rPr>
+          <w:rFonts w:ascii="Times New Roman" w:hAnsi="Times New Roman" w:eastAsia="宋体" w:cs="Times New Roman"/>
+          <w:szCs w:val="21"/>
+          <w:sz w:val="21"/>
+        </w:rPr>
+        <w:t>25．测量电源电动势和内阻的安阻法</w:t>
       </w:r>
     </w:p>
     <w:p>
@@ -20408,15 +20408,15 @@
           <w:szCs w:val="21"/>
           <w:sz w:val="21"/>
         </w:rPr>
-        <w:t>24</w:t>
-      </w:r>
-      <w:r>
-        <w:rPr>
-          <w:rFonts w:ascii="Times New Roman" w:hAnsi="Times New Roman" w:eastAsia="宋体" w:cs="Times New Roman"/>
-          <w:szCs w:val="21"/>
-          <w:sz w:val="21"/>
-        </w:rPr>
-        <w:t>．测量电源电动势和内阻的伏阻法</w:t>
+        <w:t/>
+      </w:r>
+      <w:r>
+        <w:rPr>
+          <w:rFonts w:ascii="Times New Roman" w:hAnsi="Times New Roman" w:eastAsia="宋体" w:cs="Times New Roman"/>
+          <w:szCs w:val="21"/>
+          <w:sz w:val="21"/>
+        </w:rPr>
+        <w:t>26．测量电源电动势和内阻的伏阻法</w:t>
       </w:r>
     </w:p>
     <w:p>
@@ -21790,15 +21790,15 @@
           <w:szCs w:val="21"/>
           <w:sz w:val="21"/>
         </w:rPr>
-        <w:t>25</w:t>
-      </w:r>
-      <w:r>
-        <w:rPr>
-          <w:rFonts w:ascii="Times New Roman" w:hAnsi="Times New Roman" w:eastAsia="宋体" w:cs="Times New Roman"/>
-          <w:szCs w:val="21"/>
-          <w:sz w:val="21"/>
-        </w:rPr>
-        <w:t>．能量守恒定律</w:t>
+        <w:t/>
+      </w:r>
+      <w:r>
+        <w:rPr>
+          <w:rFonts w:ascii="Times New Roman" w:hAnsi="Times New Roman" w:eastAsia="宋体" w:cs="Times New Roman"/>
+          <w:szCs w:val="21"/>
+          <w:sz w:val="21"/>
+        </w:rPr>
+        <w:t>27．能量守恒定律</w:t>
       </w:r>
     </w:p>
     <w:p>
@@ -22210,15 +22210,15 @@
           <w:szCs w:val="21"/>
           <w:sz w:val="21"/>
         </w:rPr>
-        <w:t>26</w:t>
-      </w:r>
-      <w:r>
-        <w:rPr>
-          <w:rFonts w:ascii="Times New Roman" w:hAnsi="Times New Roman" w:eastAsia="宋体" w:cs="Times New Roman"/>
-          <w:szCs w:val="21"/>
-          <w:sz w:val="21"/>
-        </w:rPr>
-        <w:t>．能量转移或转化的方向性</w:t>
+        <w:t/>
+      </w:r>
+      <w:r>
+        <w:rPr>
+          <w:rFonts w:ascii="Times New Roman" w:hAnsi="Times New Roman" w:eastAsia="宋体" w:cs="Times New Roman"/>
+          <w:szCs w:val="21"/>
+          <w:sz w:val="21"/>
+        </w:rPr>
+        <w:t>28．能量转移或转化的方向性</w:t>
       </w:r>
     </w:p>
     <w:p>
@@ -22530,15 +22530,15 @@
           <w:szCs w:val="21"/>
           <w:sz w:val="21"/>
         </w:rPr>
-        <w:t>27</w:t>
-      </w:r>
-      <w:r>
-        <w:rPr>
-          <w:rFonts w:ascii="Times New Roman" w:hAnsi="Times New Roman" w:eastAsia="宋体" w:cs="Times New Roman"/>
-          <w:szCs w:val="21"/>
-          <w:sz w:val="21"/>
-        </w:rPr>
-        <w:t>．能源的分类与应用　能源与社会发展</w:t>
+        <w:t/>
+      </w:r>
+      <w:r>
+        <w:rPr>
+          <w:rFonts w:ascii="Times New Roman" w:hAnsi="Times New Roman" w:eastAsia="宋体" w:cs="Times New Roman"/>
+          <w:szCs w:val="21"/>
+          <w:sz w:val="21"/>
+        </w:rPr>
+        <w:t>29．能源的分类与应用　能源与社会发展</w:t>
       </w:r>
     </w:p>
     <w:p>
@@ -23200,15 +23200,15 @@
           <w:szCs w:val="21"/>
           <w:sz w:val="21"/>
         </w:rPr>
-        <w:t>28</w:t>
-      </w:r>
-      <w:r>
-        <w:rPr>
-          <w:rFonts w:ascii="Times New Roman" w:hAnsi="Times New Roman" w:eastAsia="宋体" w:cs="Times New Roman"/>
-          <w:szCs w:val="21"/>
-          <w:sz w:val="21"/>
-        </w:rPr>
-        <w:t>．能源的分类方式</w:t>
+        <w:t/>
+      </w:r>
+      <w:r>
+        <w:rPr>
+          <w:rFonts w:ascii="Times New Roman" w:hAnsi="Times New Roman" w:eastAsia="宋体" w:cs="Times New Roman"/>
+          <w:szCs w:val="21"/>
+          <w:sz w:val="21"/>
+        </w:rPr>
+        <w:t>30．能源的分类方式</w:t>
       </w:r>
     </w:p>
     <w:tbl>

--- a/高中物理/高中物理同步/人教版必修3 第12章 电能 能量守恒定律·知识清单（完成）.docx
+++ b/高中物理/高中物理同步/人教版必修3 第12章 电能 能量守恒定律·知识清单（完成）.docx
@@ -5,7 +5,7 @@
     <w:p>
       <w:pPr>
         <w:snapToGrid w:val="0"/>
-        <w:spacing w:line="300" w:lineRule="auto"/>
+        <w:spacing w:line="300" w:lineRule="auto" w:before="0" w:after="0"/>
         <w:jc w:val="left"/>
         <w:rPr>
           <w:szCs w:val="21"/>
@@ -117,6 +117,12 @@
         </w:rPr>
         <w:t>知识清单（完成）</w:t>
       </w:r>
+    </w:p>
+    <w:p>
+      <w:pPr>
+        <w:spacing w:before="0" w:after="0" w:line="300" w:lineRule="auto"/>
+        <w:jc w:val="left"/>
+      </w:pPr>
       <w:r>
         <w:rPr>
           <w:b/>
@@ -124,17 +130,9 @@
           <w:szCs w:val="21"/>
         </w:rPr>
         <w:drawing>
-          <wp:anchor distT="0" distB="0" distL="114300" distR="114300" simplePos="0" relativeHeight="251658240" behindDoc="0" locked="0" layoutInCell="1" allowOverlap="1" wp14:anchorId="3D245BDD" wp14:editId="36E50121">
-            <wp:simplePos x="1143745" y="1006734"/>
-            <wp:positionH relativeFrom="column">
-              <wp:align>left</wp:align>
-            </wp:positionH>
-            <wp:positionV relativeFrom="paragraph">
-              <wp:align>top</wp:align>
-            </wp:positionV>
+          <wp:inline distT="0" distB="0" distL="0" distR="0">
             <wp:extent cx="12700" cy="12700"/>
             <wp:effectExtent l="0" t="0" r="0" b="0"/>
-            <wp:wrapSquare wrapText="bothSides"/>
             <wp:docPr id="100001" name="图片 100001"/>
             <wp:cNvGraphicFramePr>
               <a:graphicFrameLocks xmlns:a="http://schemas.openxmlformats.org/drawingml/2006/main" noChangeAspect="1"/>
@@ -172,14 +170,14 @@
                 </pic:pic>
               </a:graphicData>
             </a:graphic>
-          </wp:anchor>
+          </wp:inline>
         </w:drawing>
       </w:r>
     </w:p>
     <w:p>
       <w:pPr>
         <w:snapToGrid w:val="0"/>
-        <w:spacing w:line="300" w:lineRule="auto"/>
+        <w:spacing w:line="300" w:lineRule="auto" w:before="0" w:after="0"/>
         <w:jc w:val="left"/>
         <w:rPr>
           <w:szCs w:val="21"/>
@@ -233,7 +231,7 @@
     <w:p>
       <w:pPr>
         <w:snapToGrid w:val="0"/>
-        <w:spacing w:line="300" w:lineRule="auto"/>
+        <w:spacing w:line="300" w:lineRule="auto" w:before="0" w:after="0"/>
         <w:jc w:val="left"/>
         <w:rPr>
           <w:szCs w:val="21"/>
@@ -294,7 +292,7 @@
     <w:p>
       <w:pPr>
         <w:snapToGrid w:val="0"/>
-        <w:spacing w:line="300" w:lineRule="auto"/>
+        <w:spacing w:line="300" w:lineRule="auto" w:before="0" w:after="0"/>
         <w:jc w:val="left"/>
         <w:rPr>
           <w:szCs w:val="21"/>
@@ -347,7 +345,7 @@
     </w:p>
     <w:p>
       <w:pPr>
-        <w:spacing w:line="300" w:lineRule="auto"/>
+        <w:spacing w:line="300" w:lineRule="auto" w:before="0" w:after="0"/>
         <w:jc w:val="left"/>
         <w:outlineLvl w:val="0"/>
         <w:rPr>
@@ -378,7 +376,7 @@
     <w:p>
       <w:pPr>
         <w:snapToGrid w:val="0"/>
-        <w:spacing w:line="300" w:lineRule="auto"/>
+        <w:spacing w:line="300" w:lineRule="auto" w:before="0" w:after="0"/>
         <w:jc w:val="left"/>
         <w:rPr>
           <w:szCs w:val="21"/>
@@ -388,7 +386,7 @@
     <w:p>
       <w:pPr>
         <w:snapToGrid w:val="0"/>
-        <w:spacing w:line="300" w:lineRule="auto"/>
+        <w:spacing w:line="300" w:lineRule="auto" w:before="0" w:after="0"/>
         <w:jc w:val="left"/>
         <w:rPr>
           <w:szCs w:val="21"/>
@@ -414,7 +412,7 @@
     <w:p>
       <w:pPr>
         <w:snapToGrid w:val="0"/>
-        <w:spacing w:line="300" w:lineRule="auto"/>
+        <w:spacing w:line="300" w:lineRule="auto" w:before="0" w:after="0"/>
         <w:jc w:val="left"/>
         <w:rPr>
           <w:szCs w:val="21"/>
@@ -440,7 +438,7 @@
     <w:p>
       <w:pPr>
         <w:snapToGrid w:val="0"/>
-        <w:spacing w:line="300" w:lineRule="auto"/>
+        <w:spacing w:line="300" w:lineRule="auto" w:before="0" w:after="0"/>
         <w:jc w:val="left"/>
         <w:rPr>
           <w:szCs w:val="21"/>
@@ -483,7 +481,7 @@
     <w:p>
       <w:pPr>
         <w:snapToGrid w:val="0"/>
-        <w:spacing w:line="300" w:lineRule="auto"/>
+        <w:spacing w:line="300" w:lineRule="auto" w:before="0" w:after="0"/>
         <w:jc w:val="left"/>
         <w:rPr>
           <w:szCs w:val="21"/>
@@ -518,7 +516,7 @@
     <w:p>
       <w:pPr>
         <w:snapToGrid w:val="0"/>
-        <w:spacing w:line="300" w:lineRule="auto"/>
+        <w:spacing w:line="300" w:lineRule="auto" w:before="0" w:after="0"/>
         <w:jc w:val="left"/>
         <w:rPr>
           <w:szCs w:val="21"/>
@@ -612,7 +610,7 @@
     <w:p>
       <w:pPr>
         <w:snapToGrid w:val="0"/>
-        <w:spacing w:line="300" w:lineRule="auto"/>
+        <w:spacing w:line="300" w:lineRule="auto" w:before="0" w:after="0"/>
         <w:jc w:val="left"/>
         <w:rPr>
           <w:szCs w:val="21"/>
@@ -730,7 +728,7 @@
     <w:p>
       <w:pPr>
         <w:snapToGrid w:val="0"/>
-        <w:spacing w:line="300" w:lineRule="auto"/>
+        <w:spacing w:line="300" w:lineRule="auto" w:before="0" w:after="0"/>
         <w:jc w:val="left"/>
         <w:rPr>
           <w:szCs w:val="21"/>
@@ -756,7 +754,7 @@
     <w:p>
       <w:pPr>
         <w:snapToGrid w:val="0"/>
-        <w:spacing w:line="300" w:lineRule="auto"/>
+        <w:spacing w:line="300" w:lineRule="auto" w:before="0" w:after="0"/>
         <w:jc w:val="left"/>
         <w:rPr>
           <w:szCs w:val="21"/>
@@ -799,7 +797,7 @@
     <w:p>
       <w:pPr>
         <w:snapToGrid w:val="0"/>
-        <w:spacing w:line="300" w:lineRule="auto"/>
+        <w:spacing w:line="300" w:lineRule="auto" w:before="0" w:after="0"/>
         <w:jc w:val="left"/>
         <w:rPr>
           <w:szCs w:val="21"/>
@@ -890,7 +888,7 @@
     <w:p>
       <w:pPr>
         <w:snapToGrid w:val="0"/>
-        <w:spacing w:line="300" w:lineRule="auto"/>
+        <w:spacing w:line="300" w:lineRule="auto" w:before="0" w:after="0"/>
         <w:jc w:val="left"/>
         <w:rPr>
           <w:szCs w:val="21"/>
@@ -950,7 +948,7 @@
     <w:p>
       <w:pPr>
         <w:snapToGrid w:val="0"/>
-        <w:spacing w:line="300" w:lineRule="auto"/>
+        <w:spacing w:line="300" w:lineRule="auto" w:before="0" w:after="0"/>
         <w:jc w:val="left"/>
         <w:rPr>
           <w:szCs w:val="21"/>
@@ -994,7 +992,7 @@
     <w:p>
       <w:pPr>
         <w:snapToGrid w:val="0"/>
-        <w:spacing w:line="300" w:lineRule="auto"/>
+        <w:spacing w:line="300" w:lineRule="auto" w:before="0" w:after="0"/>
         <w:jc w:val="left"/>
         <w:rPr>
           <w:szCs w:val="21"/>
@@ -1020,7 +1018,7 @@
     <w:p>
       <w:pPr>
         <w:snapToGrid w:val="0"/>
-        <w:spacing w:line="300" w:lineRule="auto"/>
+        <w:spacing w:line="300" w:lineRule="auto" w:before="0" w:after="0"/>
         <w:jc w:val="left"/>
         <w:rPr>
           <w:szCs w:val="21"/>
@@ -1030,7 +1028,7 @@
     <w:p>
       <w:pPr>
         <w:snapToGrid w:val="0"/>
-        <w:spacing w:line="300" w:lineRule="auto"/>
+        <w:spacing w:line="300" w:lineRule="auto" w:before="0" w:after="0"/>
         <w:jc w:val="left"/>
         <w:rPr>
           <w:szCs w:val="21"/>
@@ -1056,7 +1054,7 @@
     <w:p>
       <w:pPr>
         <w:snapToGrid w:val="0"/>
-        <w:spacing w:line="300" w:lineRule="auto"/>
+        <w:spacing w:line="300" w:lineRule="auto" w:before="0" w:after="0"/>
         <w:jc w:val="left"/>
         <w:rPr>
           <w:szCs w:val="21"/>
@@ -1082,7 +1080,7 @@
     <w:p>
       <w:pPr>
         <w:snapToGrid w:val="0"/>
-        <w:spacing w:line="300" w:lineRule="auto"/>
+        <w:spacing w:line="300" w:lineRule="auto" w:before="0" w:after="0"/>
         <w:jc w:val="left"/>
         <w:rPr>
           <w:szCs w:val="21"/>
@@ -1194,7 +1192,7 @@
     <w:p>
       <w:pPr>
         <w:snapToGrid w:val="0"/>
-        <w:spacing w:line="300" w:lineRule="auto"/>
+        <w:spacing w:line="300" w:lineRule="auto" w:before="0" w:after="0"/>
         <w:jc w:val="left"/>
         <w:rPr>
           <w:szCs w:val="21"/>
@@ -1279,7 +1277,7 @@
     <w:p>
       <w:pPr>
         <w:snapToGrid w:val="0"/>
-        <w:spacing w:line="300" w:lineRule="auto"/>
+        <w:spacing w:line="300" w:lineRule="auto" w:before="0" w:after="0"/>
         <w:jc w:val="left"/>
         <w:rPr>
           <w:szCs w:val="21"/>
@@ -1305,7 +1303,7 @@
     <w:p>
       <w:pPr>
         <w:snapToGrid w:val="0"/>
-        <w:spacing w:line="300" w:lineRule="auto"/>
+        <w:spacing w:line="300" w:lineRule="auto" w:before="0" w:after="0"/>
         <w:jc w:val="left"/>
         <w:rPr>
           <w:szCs w:val="21"/>
@@ -1440,7 +1438,7 @@
     <w:p>
       <w:pPr>
         <w:snapToGrid w:val="0"/>
-        <w:spacing w:line="300" w:lineRule="auto"/>
+        <w:spacing w:line="300" w:lineRule="auto" w:before="0" w:after="0"/>
         <w:jc w:val="left"/>
         <w:rPr>
           <w:szCs w:val="21"/>
@@ -1450,7 +1448,7 @@
     <w:p>
       <w:pPr>
         <w:snapToGrid w:val="0"/>
-        <w:spacing w:line="300" w:lineRule="auto"/>
+        <w:spacing w:line="300" w:lineRule="auto" w:before="0" w:after="0"/>
         <w:jc w:val="left"/>
         <w:rPr>
           <w:szCs w:val="21"/>
@@ -1476,7 +1474,7 @@
     <w:p>
       <w:pPr>
         <w:snapToGrid w:val="0"/>
-        <w:spacing w:line="300" w:lineRule="auto"/>
+        <w:spacing w:line="300" w:lineRule="auto" w:before="0" w:after="0"/>
         <w:jc w:val="left"/>
         <w:rPr>
           <w:szCs w:val="21"/>
@@ -1527,7 +1525,7 @@
     <w:p>
       <w:pPr>
         <w:snapToGrid w:val="0"/>
-        <w:spacing w:line="300" w:lineRule="auto"/>
+        <w:spacing w:line="300" w:lineRule="auto" w:before="0" w:after="0"/>
         <w:jc w:val="left"/>
         <w:rPr>
           <w:szCs w:val="21"/>
@@ -1561,7 +1559,7 @@
     <w:p>
       <w:pPr>
         <w:snapToGrid w:val="0"/>
-        <w:spacing w:line="300" w:lineRule="auto"/>
+        <w:spacing w:line="300" w:lineRule="auto" w:before="0" w:after="0"/>
         <w:jc w:val="left"/>
         <w:rPr>
           <w:szCs w:val="21"/>
@@ -1615,7 +1613,7 @@
     <w:p>
       <w:pPr>
         <w:snapToGrid w:val="0"/>
-        <w:spacing w:line="300" w:lineRule="auto"/>
+        <w:spacing w:line="300" w:lineRule="auto" w:before="0" w:after="0"/>
         <w:jc w:val="left"/>
         <w:rPr>
           <w:szCs w:val="21"/>
@@ -1721,7 +1719,7 @@
     <w:p>
       <w:pPr>
         <w:snapToGrid w:val="0"/>
-        <w:spacing w:line="300" w:lineRule="auto"/>
+        <w:spacing w:line="300" w:lineRule="auto" w:before="0" w:after="0"/>
         <w:jc w:val="left"/>
         <w:rPr>
           <w:szCs w:val="21"/>
@@ -1816,7 +1814,7 @@
     <w:p>
       <w:pPr>
         <w:snapToGrid w:val="0"/>
-        <w:spacing w:line="300" w:lineRule="auto"/>
+        <w:spacing w:line="300" w:lineRule="auto" w:before="0" w:after="0"/>
         <w:jc w:val="left"/>
         <w:rPr>
           <w:szCs w:val="21"/>
@@ -2014,7 +2012,7 @@
     <w:p>
       <w:pPr>
         <w:snapToGrid w:val="0"/>
-        <w:spacing w:line="300" w:lineRule="auto"/>
+        <w:spacing w:line="300" w:lineRule="auto" w:before="0" w:after="0"/>
         <w:jc w:val="left"/>
         <w:rPr>
           <w:szCs w:val="21"/>
@@ -2146,7 +2144,7 @@
     <w:p>
       <w:pPr>
         <w:snapToGrid w:val="0"/>
-        <w:spacing w:line="300" w:lineRule="auto"/>
+        <w:spacing w:line="300" w:lineRule="auto" w:before="0" w:after="0"/>
         <w:jc w:val="left"/>
         <w:rPr>
           <w:szCs w:val="21"/>
@@ -2197,7 +2195,7 @@
     <w:p>
       <w:pPr>
         <w:snapToGrid w:val="0"/>
-        <w:spacing w:line="300" w:lineRule="auto"/>
+        <w:spacing w:line="300" w:lineRule="auto" w:before="0" w:after="0"/>
         <w:jc w:val="left"/>
         <w:rPr>
           <w:szCs w:val="21"/>
@@ -2206,7 +2204,7 @@
     </w:p>
     <w:p>
       <w:pPr>
-        <w:spacing w:line="300" w:lineRule="auto"/>
+        <w:spacing w:line="300" w:lineRule="auto" w:before="0" w:after="0"/>
         <w:jc w:val="left"/>
         <w:rPr>
           <w:szCs w:val="21"/>
@@ -2231,7 +2229,7 @@
     </w:p>
     <w:p>
       <w:pPr>
-        <w:spacing w:line="300" w:lineRule="auto"/>
+        <w:spacing w:line="300" w:lineRule="auto" w:before="0" w:after="0"/>
         <w:jc w:val="left"/>
         <w:rPr>
           <w:szCs w:val="21"/>
@@ -2304,7 +2302,7 @@
           </w:tcPr>
           <w:p>
             <w:pPr>
-              <w:spacing w:line="300" w:lineRule="auto"/>
+              <w:spacing w:line="300" w:lineRule="auto" w:before="0" w:after="0"/>
               <w:jc w:val="left"/>
               <w:rPr>
                 <w:szCs w:val="21"/>
@@ -2329,7 +2327,7 @@
           </w:tcPr>
           <w:p>
             <w:pPr>
-              <w:spacing w:line="300" w:lineRule="auto"/>
+              <w:spacing w:line="300" w:lineRule="auto" w:before="0" w:after="0"/>
               <w:jc w:val="left"/>
               <w:rPr>
                 <w:szCs w:val="21"/>
@@ -2362,7 +2360,7 @@
           </w:tcPr>
           <w:p>
             <w:pPr>
-              <w:spacing w:line="300" w:lineRule="auto"/>
+              <w:spacing w:line="300" w:lineRule="auto" w:before="0" w:after="0"/>
               <w:jc w:val="left"/>
               <w:rPr>
                 <w:szCs w:val="21"/>
@@ -2397,7 +2395,7 @@
           </w:tcPr>
           <w:p>
             <w:pPr>
-              <w:spacing w:line="300" w:lineRule="auto"/>
+              <w:spacing w:line="300" w:lineRule="auto" w:before="0" w:after="0"/>
               <w:jc w:val="left"/>
               <w:rPr>
                 <w:szCs w:val="21"/>
@@ -2430,7 +2428,7 @@
           </w:tcPr>
           <w:p>
             <w:pPr>
-              <w:spacing w:line="300" w:lineRule="auto"/>
+              <w:spacing w:line="300" w:lineRule="auto" w:before="0" w:after="0"/>
               <w:jc w:val="left"/>
               <w:rPr>
                 <w:szCs w:val="21"/>
@@ -2463,7 +2461,7 @@
           </w:tcPr>
           <w:p>
             <w:pPr>
-              <w:spacing w:line="300" w:lineRule="auto"/>
+              <w:spacing w:line="300" w:lineRule="auto" w:before="0" w:after="0"/>
               <w:jc w:val="left"/>
               <w:rPr>
                 <w:szCs w:val="21"/>
@@ -2498,7 +2496,7 @@
           </w:tcPr>
           <w:p>
             <w:pPr>
-              <w:spacing w:line="300" w:lineRule="auto"/>
+              <w:spacing w:line="300" w:lineRule="auto" w:before="0" w:after="0"/>
               <w:jc w:val="left"/>
               <w:rPr>
                 <w:szCs w:val="21"/>
@@ -2531,7 +2529,7 @@
           </w:tcPr>
           <w:p>
             <w:pPr>
-              <w:spacing w:line="300" w:lineRule="auto"/>
+              <w:spacing w:line="300" w:lineRule="auto" w:before="0" w:after="0"/>
               <w:jc w:val="left"/>
               <w:rPr>
                 <w:szCs w:val="21"/>
@@ -2564,7 +2562,7 @@
           </w:tcPr>
           <w:p>
             <w:pPr>
-              <w:spacing w:line="300" w:lineRule="auto"/>
+              <w:spacing w:line="300" w:lineRule="auto" w:before="0" w:after="0"/>
               <w:jc w:val="left"/>
               <w:rPr>
                 <w:szCs w:val="21"/>
@@ -2599,7 +2597,7 @@
           </w:tcPr>
           <w:p>
             <w:pPr>
-              <w:spacing w:line="300" w:lineRule="auto"/>
+              <w:spacing w:line="300" w:lineRule="auto" w:before="0" w:after="0"/>
               <w:jc w:val="left"/>
               <w:rPr>
                 <w:szCs w:val="21"/>
@@ -2632,7 +2630,7 @@
           </w:tcPr>
           <w:p>
             <w:pPr>
-              <w:spacing w:line="300" w:lineRule="auto"/>
+              <w:spacing w:line="300" w:lineRule="auto" w:before="0" w:after="0"/>
               <w:jc w:val="left"/>
               <w:rPr>
                 <w:szCs w:val="21"/>
@@ -2665,7 +2663,7 @@
           </w:tcPr>
           <w:p>
             <w:pPr>
-              <w:spacing w:line="300" w:lineRule="auto"/>
+              <w:spacing w:line="300" w:lineRule="auto" w:before="0" w:after="0"/>
               <w:jc w:val="left"/>
               <w:rPr>
                 <w:szCs w:val="21"/>
@@ -2700,7 +2698,7 @@
           </w:tcPr>
           <w:p>
             <w:pPr>
-              <w:spacing w:line="300" w:lineRule="auto"/>
+              <w:spacing w:line="300" w:lineRule="auto" w:before="0" w:after="0"/>
               <w:jc w:val="left"/>
               <w:rPr>
                 <w:szCs w:val="21"/>
@@ -2733,7 +2731,7 @@
           </w:tcPr>
           <w:p>
             <w:pPr>
-              <w:spacing w:line="300" w:lineRule="auto"/>
+              <w:spacing w:line="300" w:lineRule="auto" w:before="0" w:after="0"/>
               <w:jc w:val="left"/>
               <w:rPr>
                 <w:szCs w:val="21"/>
@@ -2766,7 +2764,7 @@
           </w:tcPr>
           <w:p>
             <w:pPr>
-              <w:spacing w:line="300" w:lineRule="auto"/>
+              <w:spacing w:line="300" w:lineRule="auto" w:before="0" w:after="0"/>
               <w:jc w:val="left"/>
               <w:rPr>
                 <w:szCs w:val="21"/>
@@ -2786,7 +2784,7 @@
     </w:tbl>
     <w:p>
       <w:pPr>
-        <w:spacing w:line="300" w:lineRule="auto"/>
+        <w:spacing w:line="300" w:lineRule="auto" w:before="0" w:after="0"/>
         <w:jc w:val="left"/>
         <w:rPr>
           <w:szCs w:val="21"/>
@@ -2819,7 +2817,7 @@
     </w:p>
     <w:p>
       <w:pPr>
-        <w:spacing w:line="300" w:lineRule="auto"/>
+        <w:spacing w:line="300" w:lineRule="auto" w:before="0" w:after="0"/>
         <w:jc w:val="left"/>
         <w:rPr>
           <w:szCs w:val="21"/>
@@ -2852,7 +2850,7 @@
     </w:p>
     <w:p>
       <w:pPr>
-        <w:spacing w:line="300" w:lineRule="auto"/>
+        <w:spacing w:line="300" w:lineRule="auto" w:before="0" w:after="0"/>
         <w:jc w:val="left"/>
         <w:rPr>
           <w:i/>
@@ -3016,7 +3014,7 @@
     </w:p>
     <w:p>
       <w:pPr>
-        <w:spacing w:line="300" w:lineRule="auto"/>
+        <w:spacing w:line="300" w:lineRule="auto" w:before="0" w:after="0"/>
         <w:jc w:val="left"/>
         <w:rPr>
           <w:i/>
@@ -3189,7 +3187,7 @@
     </w:p>
     <w:p>
       <w:pPr>
-        <w:spacing w:line="300" w:lineRule="auto"/>
+        <w:spacing w:line="300" w:lineRule="auto" w:before="0" w:after="0"/>
         <w:jc w:val="left"/>
         <w:rPr>
           <w:i/>
@@ -3223,7 +3221,7 @@
     </w:p>
     <w:p>
       <w:pPr>
-        <w:spacing w:line="300" w:lineRule="auto"/>
+        <w:spacing w:line="300" w:lineRule="auto" w:before="0" w:after="0"/>
         <w:jc w:val="left"/>
         <w:rPr>
           <w:i/>
@@ -3371,7 +3369,7 @@
     </w:p>
     <w:p>
       <w:pPr>
-        <w:spacing w:line="300" w:lineRule="auto"/>
+        <w:spacing w:line="300" w:lineRule="auto" w:before="0" w:after="0"/>
         <w:jc w:val="left"/>
         <w:rPr>
           <w:i/>
@@ -3542,7 +3540,7 @@
     </w:p>
     <w:p>
       <w:pPr>
-        <w:spacing w:line="300" w:lineRule="auto"/>
+        <w:spacing w:line="300" w:lineRule="auto" w:before="0" w:after="0"/>
         <w:jc w:val="left"/>
         <w:outlineLvl w:val="0"/>
         <w:rPr>
@@ -3573,7 +3571,7 @@
     <w:p>
       <w:pPr>
         <w:snapToGrid w:val="0"/>
-        <w:spacing w:line="300" w:lineRule="auto"/>
+        <w:spacing w:line="300" w:lineRule="auto" w:before="0" w:after="0"/>
         <w:jc w:val="left"/>
         <w:rPr>
           <w:szCs w:val="21"/>
@@ -3599,7 +3597,7 @@
     <w:p>
       <w:pPr>
         <w:snapToGrid w:val="0"/>
-        <w:spacing w:line="300" w:lineRule="auto"/>
+        <w:spacing w:line="300" w:lineRule="auto" w:before="0" w:after="0"/>
         <w:jc w:val="left"/>
         <w:rPr>
           <w:szCs w:val="21"/>
@@ -3694,7 +3692,7 @@
     <w:p>
       <w:pPr>
         <w:snapToGrid w:val="0"/>
-        <w:spacing w:line="300" w:lineRule="auto"/>
+        <w:spacing w:line="300" w:lineRule="auto" w:before="0" w:after="0"/>
         <w:jc w:val="left"/>
         <w:rPr>
           <w:szCs w:val="21"/>
@@ -3792,7 +3790,7 @@
     <w:p>
       <w:pPr>
         <w:snapToGrid w:val="0"/>
-        <w:spacing w:line="300" w:lineRule="auto"/>
+        <w:spacing w:line="300" w:lineRule="auto" w:before="0" w:after="0"/>
         <w:jc w:val="left"/>
         <w:rPr>
           <w:szCs w:val="21"/>
@@ -3818,7 +3816,7 @@
     <w:p>
       <w:pPr>
         <w:snapToGrid w:val="0"/>
-        <w:spacing w:line="300" w:lineRule="auto"/>
+        <w:spacing w:line="300" w:lineRule="auto" w:before="0" w:after="0"/>
         <w:jc w:val="left"/>
         <w:rPr>
           <w:szCs w:val="21"/>
@@ -3844,7 +3842,7 @@
     <w:p>
       <w:pPr>
         <w:snapToGrid w:val="0"/>
-        <w:spacing w:line="300" w:lineRule="auto"/>
+        <w:spacing w:line="300" w:lineRule="auto" w:before="0" w:after="0"/>
         <w:jc w:val="left"/>
         <w:rPr>
           <w:szCs w:val="21"/>
@@ -3921,7 +3919,7 @@
     <w:p>
       <w:pPr>
         <w:snapToGrid w:val="0"/>
-        <w:spacing w:line="300" w:lineRule="auto"/>
+        <w:spacing w:line="300" w:lineRule="auto" w:before="0" w:after="0"/>
         <w:jc w:val="left"/>
         <w:rPr>
           <w:szCs w:val="21"/>
@@ -3964,7 +3962,7 @@
     <w:p>
       <w:pPr>
         <w:snapToGrid w:val="0"/>
-        <w:spacing w:line="300" w:lineRule="auto"/>
+        <w:spacing w:line="300" w:lineRule="auto" w:before="0" w:after="0"/>
         <w:jc w:val="left"/>
         <w:rPr>
           <w:szCs w:val="21"/>
@@ -4018,7 +4016,7 @@
     <w:p>
       <w:pPr>
         <w:snapToGrid w:val="0"/>
-        <w:spacing w:line="300" w:lineRule="auto"/>
+        <w:spacing w:line="300" w:lineRule="auto" w:before="0" w:after="0"/>
         <w:jc w:val="left"/>
         <w:rPr>
           <w:szCs w:val="21"/>
@@ -4044,7 +4042,7 @@
     <w:p>
       <w:pPr>
         <w:snapToGrid w:val="0"/>
-        <w:spacing w:line="300" w:lineRule="auto"/>
+        <w:spacing w:line="300" w:lineRule="auto" w:before="0" w:after="0"/>
         <w:jc w:val="left"/>
         <w:rPr>
           <w:szCs w:val="21"/>
@@ -4121,7 +4119,7 @@
     <w:p>
       <w:pPr>
         <w:snapToGrid w:val="0"/>
-        <w:spacing w:line="300" w:lineRule="auto"/>
+        <w:spacing w:line="300" w:lineRule="auto" w:before="0" w:after="0"/>
         <w:jc w:val="left"/>
         <w:rPr>
           <w:szCs w:val="21"/>
@@ -4207,7 +4205,7 @@
     <w:p>
       <w:pPr>
         <w:snapToGrid w:val="0"/>
-        <w:spacing w:line="300" w:lineRule="auto"/>
+        <w:spacing w:line="300" w:lineRule="auto" w:before="0" w:after="0"/>
         <w:jc w:val="left"/>
         <w:rPr>
           <w:szCs w:val="21"/>
@@ -4306,7 +4304,7 @@
     <w:p>
       <w:pPr>
         <w:snapToGrid w:val="0"/>
-        <w:spacing w:line="300" w:lineRule="auto"/>
+        <w:spacing w:line="300" w:lineRule="auto" w:before="0" w:after="0"/>
         <w:jc w:val="left"/>
         <w:rPr>
           <w:szCs w:val="21"/>
@@ -4332,7 +4330,7 @@
     <w:p>
       <w:pPr>
         <w:snapToGrid w:val="0"/>
-        <w:spacing w:line="300" w:lineRule="auto"/>
+        <w:spacing w:line="300" w:lineRule="auto" w:before="0" w:after="0"/>
         <w:jc w:val="left"/>
         <w:rPr>
           <w:szCs w:val="21"/>
@@ -4464,7 +4462,7 @@
     <w:p>
       <w:pPr>
         <w:snapToGrid w:val="0"/>
-        <w:spacing w:line="300" w:lineRule="auto"/>
+        <w:spacing w:line="300" w:lineRule="auto" w:before="0" w:after="0"/>
         <w:jc w:val="left"/>
         <w:rPr>
           <w:szCs w:val="21"/>
@@ -4473,7 +4471,7 @@
     </w:p>
     <w:p>
       <w:pPr>
-        <w:spacing w:line="300" w:lineRule="auto"/>
+        <w:spacing w:line="300" w:lineRule="auto" w:before="0" w:after="0"/>
         <w:jc w:val="left"/>
         <w:rPr>
           <w:szCs w:val="21"/>
@@ -4498,7 +4496,7 @@
     </w:p>
     <w:p>
       <w:pPr>
-        <w:spacing w:line="300" w:lineRule="auto"/>
+        <w:spacing w:line="300" w:lineRule="auto" w:before="0" w:after="0"/>
         <w:jc w:val="left"/>
         <w:rPr>
           <w:i/>
@@ -4572,7 +4570,7 @@
           </w:tcPr>
           <w:p>
             <w:pPr>
-              <w:spacing w:line="300" w:lineRule="auto"/>
+              <w:spacing w:line="300" w:lineRule="auto" w:before="0" w:after="0"/>
               <w:jc w:val="left"/>
               <w:rPr>
                 <w:i/>
@@ -4606,7 +4604,7 @@
           </w:tcPr>
           <w:p>
             <w:pPr>
-              <w:spacing w:line="300" w:lineRule="auto"/>
+              <w:spacing w:line="300" w:lineRule="auto" w:before="0" w:after="0"/>
               <w:jc w:val="left"/>
               <w:rPr>
                 <w:i/>
@@ -4649,7 +4647,7 @@
           </w:tcPr>
           <w:p>
             <w:pPr>
-              <w:spacing w:line="300" w:lineRule="auto"/>
+              <w:spacing w:line="300" w:lineRule="auto" w:before="0" w:after="0"/>
               <w:jc w:val="left"/>
               <w:rPr>
                 <w:i/>
@@ -4694,7 +4692,7 @@
           </w:tcPr>
           <w:p>
             <w:pPr>
-              <w:spacing w:line="300" w:lineRule="auto"/>
+              <w:spacing w:line="300" w:lineRule="auto" w:before="0" w:after="0"/>
               <w:jc w:val="left"/>
               <w:rPr>
                 <w:i/>
@@ -4728,7 +4726,7 @@
           </w:tcPr>
           <w:p>
             <w:pPr>
-              <w:spacing w:line="300" w:lineRule="auto"/>
+              <w:spacing w:line="300" w:lineRule="auto" w:before="0" w:after="0"/>
               <w:jc w:val="left"/>
               <w:rPr>
                 <w:i/>
@@ -4763,7 +4761,7 @@
           </w:tcPr>
           <w:p>
             <w:pPr>
-              <w:spacing w:line="300" w:lineRule="auto"/>
+              <w:spacing w:line="300" w:lineRule="auto" w:before="0" w:after="0"/>
               <w:jc w:val="left"/>
               <w:rPr>
                 <w:i/>
@@ -4800,7 +4798,7 @@
           </w:tcPr>
           <w:p>
             <w:pPr>
-              <w:spacing w:line="300" w:lineRule="auto"/>
+              <w:spacing w:line="300" w:lineRule="auto" w:before="0" w:after="0"/>
               <w:jc w:val="left"/>
               <w:rPr>
                 <w:i/>
@@ -4834,7 +4832,7 @@
           </w:tcPr>
           <w:p>
             <w:pPr>
-              <w:spacing w:line="300" w:lineRule="auto"/>
+              <w:spacing w:line="300" w:lineRule="auto" w:before="0" w:after="0"/>
               <w:jc w:val="left"/>
               <w:rPr>
                 <w:i/>
@@ -4935,7 +4933,7 @@
           </w:tcPr>
           <w:p>
             <w:pPr>
-              <w:spacing w:line="300" w:lineRule="auto"/>
+              <w:spacing w:line="300" w:lineRule="auto" w:before="0" w:after="0"/>
               <w:jc w:val="left"/>
               <w:rPr>
                 <w:i/>
@@ -5038,7 +5036,7 @@
           </w:tcPr>
           <w:p>
             <w:pPr>
-              <w:spacing w:line="300" w:lineRule="auto"/>
+              <w:spacing w:line="300" w:lineRule="auto" w:before="0" w:after="0"/>
               <w:jc w:val="left"/>
               <w:rPr>
                 <w:i/>
@@ -5072,7 +5070,7 @@
           </w:tcPr>
           <w:p>
             <w:pPr>
-              <w:spacing w:line="300" w:lineRule="auto"/>
+              <w:spacing w:line="300" w:lineRule="auto" w:before="0" w:after="0"/>
               <w:jc w:val="left"/>
               <w:rPr>
                 <w:i/>
@@ -5122,7 +5120,7 @@
           </w:tcPr>
           <w:p>
             <w:pPr>
-              <w:spacing w:line="300" w:lineRule="auto"/>
+              <w:spacing w:line="300" w:lineRule="auto" w:before="0" w:after="0"/>
               <w:jc w:val="left"/>
               <w:rPr>
                 <w:i/>
@@ -5174,7 +5172,7 @@
           </w:tcPr>
           <w:p>
             <w:pPr>
-              <w:spacing w:line="300" w:lineRule="auto"/>
+              <w:spacing w:line="300" w:lineRule="auto" w:before="0" w:after="0"/>
               <w:jc w:val="left"/>
               <w:rPr>
                 <w:i/>
@@ -5209,7 +5207,7 @@
           </w:tcPr>
           <w:p>
             <w:pPr>
-              <w:spacing w:line="300" w:lineRule="auto"/>
+              <w:spacing w:line="300" w:lineRule="auto" w:before="0" w:after="0"/>
               <w:jc w:val="left"/>
               <w:rPr>
                 <w:i/>
@@ -5231,7 +5229,7 @@
     </w:tbl>
     <w:p>
       <w:pPr>
-        <w:spacing w:line="300" w:lineRule="auto"/>
+        <w:spacing w:line="300" w:lineRule="auto" w:before="0" w:after="0"/>
         <w:jc w:val="left"/>
         <w:rPr>
           <w:i/>
@@ -5265,7 +5263,7 @@
     </w:p>
     <w:p>
       <w:pPr>
-        <w:spacing w:line="300" w:lineRule="auto"/>
+        <w:spacing w:line="300" w:lineRule="auto" w:before="0" w:after="0"/>
         <w:jc w:val="left"/>
         <w:rPr>
           <w:i/>
@@ -5403,7 +5401,7 @@
     </w:p>
     <w:p>
       <w:pPr>
-        <w:spacing w:line="300" w:lineRule="auto"/>
+        <w:spacing w:line="300" w:lineRule="auto" w:before="0" w:after="0"/>
         <w:jc w:val="left"/>
         <w:rPr>
           <w:i/>
@@ -5562,7 +5560,7 @@
     <w:p>
       <w:pPr>
         <w:snapToGrid w:val="0"/>
-        <w:spacing w:line="300" w:lineRule="auto"/>
+        <w:spacing w:line="300" w:lineRule="auto" w:before="0" w:after="0"/>
         <w:jc w:val="left"/>
         <w:rPr>
           <w:szCs w:val="21"/>
@@ -5588,7 +5586,7 @@
     <w:p>
       <w:pPr>
         <w:snapToGrid w:val="0"/>
-        <w:spacing w:line="300" w:lineRule="auto"/>
+        <w:spacing w:line="300" w:lineRule="auto" w:before="0" w:after="0"/>
         <w:jc w:val="left"/>
         <w:rPr>
           <w:szCs w:val="21"/>
@@ -5614,7 +5612,7 @@
     <w:p>
       <w:pPr>
         <w:snapToGrid w:val="0"/>
-        <w:spacing w:line="300" w:lineRule="auto"/>
+        <w:spacing w:line="300" w:lineRule="auto" w:before="0" w:after="0"/>
         <w:jc w:val="left"/>
         <w:rPr>
           <w:szCs w:val="21"/>
@@ -5668,7 +5666,7 @@
     <w:p>
       <w:pPr>
         <w:snapToGrid w:val="0"/>
-        <w:spacing w:line="300" w:lineRule="auto"/>
+        <w:spacing w:line="300" w:lineRule="auto" w:before="0" w:after="0"/>
         <w:jc w:val="left"/>
         <w:rPr>
           <w:szCs w:val="21"/>
@@ -5762,7 +5760,7 @@
     <w:p>
       <w:pPr>
         <w:snapToGrid w:val="0"/>
-        <w:spacing w:line="300" w:lineRule="auto"/>
+        <w:spacing w:line="300" w:lineRule="auto" w:before="0" w:after="0"/>
         <w:jc w:val="left"/>
         <w:rPr>
           <w:szCs w:val="21"/>
@@ -5931,7 +5929,7 @@
     <w:p>
       <w:pPr>
         <w:snapToGrid w:val="0"/>
-        <w:spacing w:line="300" w:lineRule="auto"/>
+        <w:spacing w:line="300" w:lineRule="auto" w:before="0" w:after="0"/>
         <w:jc w:val="left"/>
         <w:rPr>
           <w:szCs w:val="21"/>
@@ -6177,7 +6175,7 @@
     <w:p>
       <w:pPr>
         <w:snapToGrid w:val="0"/>
-        <w:spacing w:line="300" w:lineRule="auto"/>
+        <w:spacing w:line="300" w:lineRule="auto" w:before="0" w:after="0"/>
         <w:jc w:val="left"/>
         <w:rPr>
           <w:szCs w:val="21"/>
@@ -6306,7 +6304,7 @@
     <w:p>
       <w:pPr>
         <w:snapToGrid w:val="0"/>
-        <w:spacing w:line="300" w:lineRule="auto"/>
+        <w:spacing w:line="300" w:lineRule="auto" w:before="0" w:after="0"/>
         <w:jc w:val="left"/>
         <w:rPr>
           <w:szCs w:val="21"/>
@@ -6332,7 +6330,7 @@
     <w:p>
       <w:pPr>
         <w:snapToGrid w:val="0"/>
-        <w:spacing w:line="300" w:lineRule="auto"/>
+        <w:spacing w:line="300" w:lineRule="auto" w:before="0" w:after="0"/>
         <w:jc w:val="left"/>
         <w:rPr>
           <w:szCs w:val="21"/>
@@ -6392,7 +6390,7 @@
     <w:p>
       <w:pPr>
         <w:snapToGrid w:val="0"/>
-        <w:spacing w:line="300" w:lineRule="auto"/>
+        <w:spacing w:line="300" w:lineRule="auto" w:before="0" w:after="0"/>
         <w:jc w:val="left"/>
         <w:rPr>
           <w:szCs w:val="21"/>
@@ -6478,7 +6476,7 @@
     <w:p>
       <w:pPr>
         <w:snapToGrid w:val="0"/>
-        <w:spacing w:line="300" w:lineRule="auto"/>
+        <w:spacing w:line="300" w:lineRule="auto" w:before="0" w:after="0"/>
         <w:jc w:val="left"/>
         <w:rPr>
           <w:szCs w:val="21"/>
@@ -6644,7 +6642,7 @@
     <w:p>
       <w:pPr>
         <w:snapToGrid w:val="0"/>
-        <w:spacing w:line="300" w:lineRule="auto"/>
+        <w:spacing w:line="300" w:lineRule="auto" w:before="0" w:after="0"/>
         <w:jc w:val="left"/>
         <w:rPr>
           <w:szCs w:val="21"/>
@@ -6654,7 +6652,7 @@
     <w:p>
       <w:pPr>
         <w:snapToGrid w:val="0"/>
-        <w:spacing w:line="300" w:lineRule="auto"/>
+        <w:spacing w:line="300" w:lineRule="auto" w:before="0" w:after="0"/>
         <w:jc w:val="left"/>
         <w:rPr>
           <w:szCs w:val="21"/>
@@ -6680,7 +6678,7 @@
     <w:p>
       <w:pPr>
         <w:snapToGrid w:val="0"/>
-        <w:spacing w:line="300" w:lineRule="auto"/>
+        <w:spacing w:line="300" w:lineRule="auto" w:before="0" w:after="0"/>
         <w:jc w:val="left"/>
         <w:rPr>
           <w:szCs w:val="21"/>
@@ -6768,7 +6766,7 @@
     <w:p>
       <w:pPr>
         <w:snapToGrid w:val="0"/>
-        <w:spacing w:line="300" w:lineRule="auto"/>
+        <w:spacing w:line="300" w:lineRule="auto" w:before="0" w:after="0"/>
         <w:jc w:val="left"/>
         <w:rPr>
           <w:szCs w:val="21"/>
@@ -7035,7 +7033,7 @@
     <w:p>
       <w:pPr>
         <w:snapToGrid w:val="0"/>
-        <w:spacing w:line="300" w:lineRule="auto"/>
+        <w:spacing w:line="300" w:lineRule="auto" w:before="0" w:after="0"/>
         <w:jc w:val="left"/>
         <w:rPr>
           <w:szCs w:val="21"/>
@@ -7103,7 +7101,7 @@
     <w:p>
       <w:pPr>
         <w:snapToGrid w:val="0"/>
-        <w:spacing w:line="300" w:lineRule="auto"/>
+        <w:spacing w:line="300" w:lineRule="auto" w:before="0" w:after="0"/>
         <w:jc w:val="left"/>
         <w:rPr>
           <w:szCs w:val="21"/>
@@ -7366,7 +7364,7 @@
     <w:p>
       <w:pPr>
         <w:snapToGrid w:val="0"/>
-        <w:spacing w:line="300" w:lineRule="auto"/>
+        <w:spacing w:line="300" w:lineRule="auto" w:before="0" w:after="0"/>
         <w:jc w:val="left"/>
         <w:rPr>
           <w:szCs w:val="21"/>
@@ -7418,7 +7416,7 @@
     <w:p>
       <w:pPr>
         <w:snapToGrid w:val="0"/>
-        <w:spacing w:line="300" w:lineRule="auto"/>
+        <w:spacing w:line="300" w:lineRule="auto" w:before="0" w:after="0"/>
         <w:jc w:val="left"/>
         <w:rPr>
           <w:szCs w:val="21"/>
@@ -7444,7 +7442,7 @@
     <w:p>
       <w:pPr>
         <w:snapToGrid w:val="0"/>
-        <w:spacing w:line="300" w:lineRule="auto"/>
+        <w:spacing w:line="300" w:lineRule="auto" w:before="0" w:after="0"/>
         <w:jc w:val="left"/>
         <w:rPr>
           <w:szCs w:val="21"/>
@@ -7547,7 +7545,7 @@
     <w:p>
       <w:pPr>
         <w:snapToGrid w:val="0"/>
-        <w:spacing w:line="300" w:lineRule="auto"/>
+        <w:spacing w:line="300" w:lineRule="auto" w:before="0" w:after="0"/>
         <w:jc w:val="left"/>
         <w:rPr>
           <w:szCs w:val="21"/>
@@ -7658,7 +7656,7 @@
     <w:p>
       <w:pPr>
         <w:snapToGrid w:val="0"/>
-        <w:spacing w:line="300" w:lineRule="auto"/>
+        <w:spacing w:line="300" w:lineRule="auto" w:before="0" w:after="0"/>
         <w:jc w:val="left"/>
         <w:rPr>
           <w:szCs w:val="21"/>
@@ -7667,7 +7665,7 @@
     </w:p>
     <w:p>
       <w:pPr>
-        <w:spacing w:line="300" w:lineRule="auto"/>
+        <w:spacing w:line="300" w:lineRule="auto" w:before="0" w:after="0"/>
         <w:jc w:val="left"/>
         <w:rPr>
           <w:szCs w:val="21"/>
@@ -7692,7 +7690,7 @@
     </w:p>
     <w:p>
       <w:pPr>
-        <w:spacing w:line="300" w:lineRule="auto"/>
+        <w:spacing w:line="300" w:lineRule="auto" w:before="0" w:after="0"/>
         <w:jc w:val="left"/>
         <w:rPr>
           <w:szCs w:val="21"/>
@@ -7764,7 +7762,7 @@
           </w:tcPr>
           <w:p>
             <w:pPr>
-              <w:spacing w:line="300" w:lineRule="auto"/>
+              <w:spacing w:line="300" w:lineRule="auto" w:before="0" w:after="0"/>
               <w:jc w:val="left"/>
               <w:rPr>
                 <w:szCs w:val="21"/>
@@ -7797,7 +7795,7 @@
           </w:tcPr>
           <w:p>
             <w:pPr>
-              <w:spacing w:line="300" w:lineRule="auto"/>
+              <w:spacing w:line="300" w:lineRule="auto" w:before="0" w:after="0"/>
               <w:jc w:val="left"/>
               <w:rPr>
                 <w:szCs w:val="21"/>
@@ -7832,7 +7830,7 @@
           </w:tcPr>
           <w:p>
             <w:pPr>
-              <w:spacing w:line="300" w:lineRule="auto"/>
+              <w:spacing w:line="300" w:lineRule="auto" w:before="0" w:after="0"/>
               <w:jc w:val="left"/>
               <w:rPr>
                 <w:i/>
@@ -7934,7 +7932,7 @@
           </w:tcPr>
           <w:p>
             <w:pPr>
-              <w:spacing w:line="300" w:lineRule="auto"/>
+              <w:spacing w:line="300" w:lineRule="auto" w:before="0" w:after="0"/>
               <w:jc w:val="left"/>
               <w:rPr>
                 <w:i/>
@@ -8117,7 +8115,7 @@
           </w:tcPr>
           <w:p>
             <w:pPr>
-              <w:spacing w:line="300" w:lineRule="auto"/>
+              <w:spacing w:line="300" w:lineRule="auto" w:before="0" w:after="0"/>
               <w:jc w:val="left"/>
               <w:rPr>
                 <w:i/>
@@ -8213,7 +8211,7 @@
           </w:tcPr>
           <w:p>
             <w:pPr>
-              <w:spacing w:line="300" w:lineRule="auto"/>
+              <w:spacing w:line="300" w:lineRule="auto" w:before="0" w:after="0"/>
               <w:jc w:val="left"/>
               <w:rPr>
                 <w:i/>
@@ -8414,7 +8412,7 @@
           </w:tcPr>
           <w:p>
             <w:pPr>
-              <w:spacing w:line="300" w:lineRule="auto"/>
+              <w:spacing w:line="300" w:lineRule="auto" w:before="0" w:after="0"/>
               <w:jc w:val="left"/>
               <w:rPr>
                 <w:i/>
@@ -8550,7 +8548,7 @@
           </w:tcPr>
           <w:p>
             <w:pPr>
-              <w:spacing w:line="300" w:lineRule="auto"/>
+              <w:spacing w:line="300" w:lineRule="auto" w:before="0" w:after="0"/>
               <w:jc w:val="left"/>
               <w:rPr>
                 <w:i/>
@@ -8659,7 +8657,7 @@
           </w:tcPr>
           <w:p>
             <w:pPr>
-              <w:spacing w:line="300" w:lineRule="auto"/>
+              <w:spacing w:line="300" w:lineRule="auto" w:before="0" w:after="0"/>
               <w:jc w:val="left"/>
               <w:rPr>
                 <w:i/>
@@ -8816,7 +8814,7 @@
           </w:tcPr>
           <w:p>
             <w:pPr>
-              <w:spacing w:line="300" w:lineRule="auto"/>
+              <w:spacing w:line="300" w:lineRule="auto" w:before="0" w:after="0"/>
               <w:jc w:val="left"/>
               <w:rPr>
                 <w:i/>
@@ -8829,7 +8827,7 @@
     </w:tbl>
     <w:p>
       <w:pPr>
-        <w:spacing w:line="300" w:lineRule="auto"/>
+        <w:spacing w:line="300" w:lineRule="auto" w:before="0" w:after="0"/>
         <w:jc w:val="left"/>
         <w:rPr>
           <w:szCs w:val="21"/>
@@ -8862,7 +8860,7 @@
     </w:p>
     <w:p>
       <w:pPr>
-        <w:spacing w:line="300" w:lineRule="auto"/>
+        <w:spacing w:line="300" w:lineRule="auto" w:before="0" w:after="0"/>
         <w:jc w:val="left"/>
         <w:rPr>
           <w:szCs w:val="21"/>
@@ -8909,7 +8907,7 @@
     </w:p>
     <w:p>
       <w:pPr>
-        <w:spacing w:line="300" w:lineRule="auto"/>
+        <w:spacing w:line="300" w:lineRule="auto" w:before="0" w:after="0"/>
         <w:jc w:val="left"/>
         <w:rPr>
           <w:szCs w:val="21"/>
@@ -8957,7 +8955,7 @@
     </w:p>
     <w:p>
       <w:pPr>
-        <w:spacing w:line="300" w:lineRule="auto"/>
+        <w:spacing w:line="300" w:lineRule="auto" w:before="0" w:after="0"/>
         <w:jc w:val="left"/>
         <w:rPr>
           <w:szCs w:val="21"/>
@@ -8982,7 +8980,7 @@
     </w:p>
     <w:p>
       <w:pPr>
-        <w:spacing w:line="300" w:lineRule="auto"/>
+        <w:spacing w:line="300" w:lineRule="auto" w:before="0" w:after="0"/>
         <w:jc w:val="left"/>
         <w:rPr>
           <w:i/>
@@ -9145,7 +9143,7 @@
     </w:p>
     <w:p>
       <w:pPr>
-        <w:spacing w:line="300" w:lineRule="auto"/>
+        <w:spacing w:line="300" w:lineRule="auto" w:before="0" w:after="0"/>
         <w:jc w:val="left"/>
         <w:rPr>
           <w:i/>
@@ -9316,7 +9314,7 @@
     </w:p>
     <w:p>
       <w:pPr>
-        <w:spacing w:line="300" w:lineRule="auto"/>
+        <w:spacing w:line="300" w:lineRule="auto" w:before="0" w:after="0"/>
         <w:jc w:val="left"/>
         <w:rPr>
           <w:szCs w:val="21"/>
@@ -9341,7 +9339,7 @@
     </w:p>
     <w:p>
       <w:pPr>
-        <w:spacing w:line="300" w:lineRule="auto"/>
+        <w:spacing w:line="300" w:lineRule="auto" w:before="0" w:after="0"/>
         <w:jc w:val="left"/>
         <w:rPr>
           <w:i/>
@@ -9482,7 +9480,7 @@
     </w:p>
     <w:p>
       <w:pPr>
-        <w:spacing w:line="300" w:lineRule="auto"/>
+        <w:spacing w:line="300" w:lineRule="auto" w:before="0" w:after="0"/>
         <w:jc w:val="left"/>
         <w:rPr>
           <w:szCs w:val="21"/>
@@ -9507,7 +9505,7 @@
     </w:p>
     <w:p>
       <w:pPr>
-        <w:spacing w:line="300" w:lineRule="auto"/>
+        <w:spacing w:line="300" w:lineRule="auto" w:before="0" w:after="0"/>
         <w:jc w:val="left"/>
         <w:rPr>
           <w:i/>
@@ -9670,7 +9668,7 @@
     </w:p>
     <w:p>
       <w:pPr>
-        <w:spacing w:line="300" w:lineRule="auto"/>
+        <w:spacing w:line="300" w:lineRule="auto" w:before="0" w:after="0"/>
         <w:jc w:val="left"/>
         <w:rPr>
           <w:i/>
@@ -9850,7 +9848,7 @@
     </w:p>
     <w:p>
       <w:pPr>
-        <w:spacing w:line="300" w:lineRule="auto"/>
+        <w:spacing w:line="300" w:lineRule="auto" w:before="0" w:after="0"/>
         <w:jc w:val="left"/>
         <w:rPr>
           <w:szCs w:val="21"/>
@@ -9875,7 +9873,7 @@
     </w:p>
     <w:p>
       <w:pPr>
-        <w:spacing w:line="300" w:lineRule="auto"/>
+        <w:spacing w:line="300" w:lineRule="auto" w:before="0" w:after="0"/>
         <w:jc w:val="left"/>
         <w:rPr>
           <w:i/>
@@ -10052,7 +10050,7 @@
     </w:p>
     <w:p>
       <w:pPr>
-        <w:spacing w:line="300" w:lineRule="auto"/>
+        <w:spacing w:line="300" w:lineRule="auto" w:before="0" w:after="0"/>
         <w:jc w:val="left"/>
         <w:rPr>
           <w:i/>
@@ -10144,7 +10142,7 @@
     </w:p>
     <w:p>
       <w:pPr>
-        <w:spacing w:line="300" w:lineRule="auto"/>
+        <w:spacing w:line="300" w:lineRule="auto" w:before="0" w:after="0"/>
         <w:jc w:val="left"/>
         <w:rPr>
           <w:szCs w:val="21"/>
@@ -10201,7 +10199,7 @@
     </w:p>
     <w:p>
       <w:pPr>
-        <w:spacing w:line="300" w:lineRule="auto"/>
+        <w:spacing w:line="300" w:lineRule="auto" w:before="0" w:after="0"/>
         <w:jc w:val="left"/>
         <w:rPr>
           <w:i/>
@@ -10583,7 +10581,7 @@
     </w:p>
     <w:p>
       <w:pPr>
-        <w:spacing w:line="300" w:lineRule="auto"/>
+        <w:spacing w:line="300" w:lineRule="auto" w:before="0" w:after="0"/>
         <w:jc w:val="left"/>
         <w:rPr>
           <w:i/>
@@ -10728,7 +10726,7 @@
     </w:p>
     <w:p>
       <w:pPr>
-        <w:spacing w:line="300" w:lineRule="auto"/>
+        <w:spacing w:line="300" w:lineRule="auto" w:before="0" w:after="0"/>
         <w:jc w:val="left"/>
         <w:rPr>
           <w:szCs w:val="21"/>
@@ -10753,7 +10751,7 @@
     </w:p>
     <w:p>
       <w:pPr>
-        <w:spacing w:line="300" w:lineRule="auto"/>
+        <w:spacing w:line="300" w:lineRule="auto" w:before="0" w:after="0"/>
         <w:jc w:val="left"/>
         <w:rPr>
           <w:i/>
@@ -11040,7 +11038,7 @@
     </w:p>
     <w:p>
       <w:pPr>
-        <w:spacing w:line="300" w:lineRule="auto"/>
+        <w:spacing w:line="300" w:lineRule="auto" w:before="0" w:after="0"/>
         <w:jc w:val="left"/>
         <w:rPr>
           <w:szCs w:val="21"/>
@@ -11065,7 +11063,7 @@
     </w:p>
     <w:p>
       <w:pPr>
-        <w:spacing w:line="300" w:lineRule="auto"/>
+        <w:spacing w:line="300" w:lineRule="auto" w:before="0" w:after="0"/>
         <w:jc w:val="left"/>
         <w:rPr>
           <w:szCs w:val="21"/>
@@ -11082,7 +11080,7 @@
     </w:p>
     <w:p>
       <w:pPr>
-        <w:spacing w:line="300" w:lineRule="auto"/>
+        <w:spacing w:line="300" w:lineRule="auto" w:before="0" w:after="0"/>
         <w:jc w:val="left"/>
         <w:rPr>
           <w:szCs w:val="21"/>
@@ -11107,7 +11105,7 @@
     </w:p>
     <w:p>
       <w:pPr>
-        <w:spacing w:line="300" w:lineRule="auto"/>
+        <w:spacing w:line="300" w:lineRule="auto" w:before="0" w:after="0"/>
         <w:jc w:val="left"/>
         <w:rPr>
           <w:szCs w:val="21"/>
@@ -11141,7 +11139,7 @@
     </w:p>
     <w:p>
       <w:pPr>
-        <w:spacing w:line="300" w:lineRule="auto"/>
+        <w:spacing w:line="300" w:lineRule="auto" w:before="0" w:after="0"/>
         <w:jc w:val="left"/>
         <w:rPr>
           <w:szCs w:val="21"/>
@@ -11257,7 +11255,7 @@
     </w:p>
     <w:p>
       <w:pPr>
-        <w:spacing w:line="300" w:lineRule="auto"/>
+        <w:spacing w:line="300" w:lineRule="auto" w:before="0" w:after="0"/>
         <w:jc w:val="left"/>
         <w:rPr>
           <w:szCs w:val="21"/>
@@ -11318,7 +11316,7 @@
     </w:p>
     <w:p>
       <w:pPr>
-        <w:spacing w:line="300" w:lineRule="auto"/>
+        <w:spacing w:line="300" w:lineRule="auto" w:before="0" w:after="0"/>
         <w:jc w:val="left"/>
         <w:rPr>
           <w:szCs w:val="21"/>
@@ -11379,7 +11377,7 @@
     </w:p>
     <w:p>
       <w:pPr>
-        <w:spacing w:line="300" w:lineRule="auto"/>
+        <w:spacing w:line="300" w:lineRule="auto" w:before="0" w:after="0"/>
         <w:jc w:val="left"/>
         <w:rPr>
           <w:szCs w:val="21"/>
@@ -11413,7 +11411,7 @@
     </w:p>
     <w:p>
       <w:pPr>
-        <w:spacing w:line="300" w:lineRule="auto"/>
+        <w:spacing w:line="300" w:lineRule="auto" w:before="0" w:after="0"/>
         <w:jc w:val="left"/>
         <w:rPr>
           <w:szCs w:val="21"/>
@@ -11448,7 +11446,7 @@
     </w:p>
     <w:p>
       <w:pPr>
-        <w:spacing w:line="300" w:lineRule="auto"/>
+        <w:spacing w:line="300" w:lineRule="auto" w:before="0" w:after="0"/>
         <w:jc w:val="left"/>
         <w:rPr>
           <w:szCs w:val="21"/>
@@ -11491,7 +11489,7 @@
     </w:p>
     <w:p>
       <w:pPr>
-        <w:spacing w:line="300" w:lineRule="auto"/>
+        <w:spacing w:line="300" w:lineRule="auto" w:before="0" w:after="0"/>
         <w:jc w:val="left"/>
         <w:rPr>
           <w:szCs w:val="21"/>
@@ -11524,7 +11522,7 @@
     </w:p>
     <w:p>
       <w:pPr>
-        <w:spacing w:line="300" w:lineRule="auto"/>
+        <w:spacing w:line="300" w:lineRule="auto" w:before="0" w:after="0"/>
         <w:jc w:val="left"/>
         <w:rPr>
           <w:szCs w:val="21"/>
@@ -11542,7 +11540,7 @@
     </w:p>
     <w:p>
       <w:pPr>
-        <w:spacing w:line="300" w:lineRule="auto"/>
+        <w:spacing w:line="300" w:lineRule="auto" w:before="0" w:after="0"/>
         <w:jc w:val="left"/>
         <w:rPr>
           <w:szCs w:val="21"/>
@@ -11575,7 +11573,7 @@
     </w:p>
     <w:p>
       <w:pPr>
-        <w:spacing w:line="300" w:lineRule="auto"/>
+        <w:spacing w:line="300" w:lineRule="auto" w:before="0" w:after="0"/>
         <w:jc w:val="left"/>
         <w:rPr>
           <w:szCs w:val="21"/>
@@ -11608,7 +11606,7 @@
     </w:p>
     <w:p>
       <w:pPr>
-        <w:spacing w:line="300" w:lineRule="auto"/>
+        <w:spacing w:line="300" w:lineRule="auto" w:before="0" w:after="0"/>
         <w:jc w:val="left"/>
         <w:rPr>
           <w:szCs w:val="21"/>
@@ -11642,7 +11640,7 @@
     </w:p>
     <w:p>
       <w:pPr>
-        <w:spacing w:line="300" w:lineRule="auto"/>
+        <w:spacing w:line="300" w:lineRule="auto" w:before="0" w:after="0"/>
         <w:jc w:val="left"/>
         <w:rPr>
           <w:szCs w:val="21"/>
@@ -11675,7 +11673,7 @@
     </w:p>
     <w:p>
       <w:pPr>
-        <w:spacing w:line="300" w:lineRule="auto"/>
+        <w:spacing w:line="300" w:lineRule="auto" w:before="0" w:after="0"/>
         <w:jc w:val="left"/>
         <w:rPr>
           <w:szCs w:val="21"/>
@@ -11708,7 +11706,7 @@
     </w:p>
     <w:p>
       <w:pPr>
-        <w:spacing w:line="300" w:lineRule="auto"/>
+        <w:spacing w:line="300" w:lineRule="auto" w:before="0" w:after="0"/>
         <w:jc w:val="left"/>
         <w:rPr>
           <w:i/>
@@ -11777,7 +11775,7 @@
     </w:p>
     <w:p>
       <w:pPr>
-        <w:spacing w:line="300" w:lineRule="auto"/>
+        <w:spacing w:line="300" w:lineRule="auto" w:before="0" w:after="0"/>
         <w:jc w:val="left"/>
         <w:rPr>
           <w:i/>
@@ -11849,7 +11847,7 @@
     </w:p>
     <w:p>
       <w:pPr>
-        <w:spacing w:line="300" w:lineRule="auto"/>
+        <w:spacing w:line="300" w:lineRule="auto" w:before="0" w:after="0"/>
         <w:jc w:val="left"/>
         <w:outlineLvl w:val="0"/>
         <w:rPr>
@@ -11880,7 +11878,7 @@
     <w:p>
       <w:pPr>
         <w:snapToGrid w:val="0"/>
-        <w:spacing w:line="300" w:lineRule="auto"/>
+        <w:spacing w:line="300" w:lineRule="auto" w:before="0" w:after="0"/>
         <w:jc w:val="left"/>
         <w:rPr>
           <w:szCs w:val="21"/>
@@ -11922,7 +11920,7 @@
     <w:p>
       <w:pPr>
         <w:snapToGrid w:val="0"/>
-        <w:spacing w:line="300" w:lineRule="auto"/>
+        <w:spacing w:line="300" w:lineRule="auto" w:before="0" w:after="0"/>
         <w:jc w:val="left"/>
         <w:rPr>
           <w:szCs w:val="21"/>
@@ -12040,7 +12038,7 @@
     <w:p>
       <w:pPr>
         <w:snapToGrid w:val="0"/>
-        <w:spacing w:line="300" w:lineRule="auto"/>
+        <w:spacing w:line="300" w:lineRule="auto" w:before="0" w:after="0"/>
         <w:jc w:val="left"/>
         <w:rPr>
           <w:szCs w:val="21"/>
@@ -12094,7 +12092,7 @@
     <w:p>
       <w:pPr>
         <w:snapToGrid w:val="0"/>
-        <w:spacing w:line="300" w:lineRule="auto"/>
+        <w:spacing w:line="300" w:lineRule="auto" w:before="0" w:after="0"/>
         <w:jc w:val="left"/>
         <w:rPr>
           <w:szCs w:val="21"/>
@@ -12242,7 +12240,7 @@
     <w:p>
       <w:pPr>
         <w:snapToGrid w:val="0"/>
-        <w:spacing w:line="300" w:lineRule="auto"/>
+        <w:spacing w:line="300" w:lineRule="auto" w:before="0" w:after="0"/>
         <w:jc w:val="left"/>
         <w:rPr>
           <w:szCs w:val="21"/>
@@ -12413,7 +12411,7 @@
     <w:p>
       <w:pPr>
         <w:snapToGrid w:val="0"/>
-        <w:spacing w:line="300" w:lineRule="auto"/>
+        <w:spacing w:line="300" w:lineRule="auto" w:before="0" w:after="0"/>
         <w:jc w:val="left"/>
         <w:rPr>
           <w:szCs w:val="21"/>
@@ -12422,7 +12420,7 @@
     </w:p>
     <w:p>
       <w:pPr>
-        <w:spacing w:line="300" w:lineRule="auto"/>
+        <w:spacing w:line="300" w:lineRule="auto" w:before="0" w:after="0"/>
         <w:jc w:val="left"/>
         <w:rPr>
           <w:szCs w:val="21"/>
@@ -12463,7 +12461,7 @@
     </w:p>
     <w:p>
       <w:pPr>
-        <w:spacing w:line="300" w:lineRule="auto"/>
+        <w:spacing w:line="300" w:lineRule="auto" w:before="0" w:after="0"/>
         <w:jc w:val="left"/>
         <w:rPr>
           <w:i/>
@@ -12581,7 +12579,7 @@
     </w:p>
     <w:p>
       <w:pPr>
-        <w:spacing w:line="300" w:lineRule="auto"/>
+        <w:spacing w:line="300" w:lineRule="auto" w:before="0" w:after="0"/>
         <w:jc w:val="left"/>
         <w:rPr>
           <w:i/>
@@ -12674,7 +12672,7 @@
     </w:p>
     <w:p>
       <w:pPr>
-        <w:spacing w:line="300" w:lineRule="auto"/>
+        <w:spacing w:line="300" w:lineRule="auto" w:before="0" w:after="0"/>
         <w:jc w:val="left"/>
         <w:rPr>
           <w:i/>
@@ -12854,7 +12852,7 @@
     </w:p>
     <w:p>
       <w:pPr>
-        <w:spacing w:line="300" w:lineRule="auto"/>
+        <w:spacing w:line="300" w:lineRule="auto" w:before="0" w:after="0"/>
         <w:jc w:val="left"/>
         <w:rPr>
           <w:i/>
@@ -12917,7 +12915,7 @@
     </w:p>
     <w:p>
       <w:pPr>
-        <w:spacing w:line="300" w:lineRule="auto"/>
+        <w:spacing w:line="300" w:lineRule="auto" w:before="0" w:after="0"/>
         <w:jc w:val="left"/>
         <w:rPr>
           <w:i/>
@@ -13028,7 +13026,7 @@
     </w:p>
     <w:p>
       <w:pPr>
-        <w:spacing w:line="300" w:lineRule="auto"/>
+        <w:spacing w:line="300" w:lineRule="auto" w:before="0" w:after="0"/>
         <w:jc w:val="left"/>
         <w:rPr>
           <w:szCs w:val="21"/>
@@ -13109,7 +13107,7 @@
           </w:tcPr>
           <w:p>
             <w:pPr>
-              <w:spacing w:line="300" w:lineRule="auto"/>
+              <w:spacing w:line="300" w:lineRule="auto" w:before="0" w:after="0"/>
               <w:jc w:val="left"/>
               <w:rPr>
                 <w:i/>
@@ -13135,7 +13133,7 @@
           </w:tcPr>
           <w:p>
             <w:pPr>
-              <w:spacing w:line="300" w:lineRule="auto"/>
+              <w:spacing w:line="300" w:lineRule="auto" w:before="0" w:after="0"/>
               <w:jc w:val="left"/>
               <w:rPr>
                 <w:i/>
@@ -13203,7 +13201,7 @@
           </w:tcPr>
           <w:p>
             <w:pPr>
-              <w:spacing w:line="300" w:lineRule="auto"/>
+              <w:spacing w:line="300" w:lineRule="auto" w:before="0" w:after="0"/>
               <w:jc w:val="left"/>
               <w:rPr>
                 <w:i/>
@@ -13273,7 +13271,7 @@
           </w:tcPr>
           <w:p>
             <w:pPr>
-              <w:spacing w:line="300" w:lineRule="auto"/>
+              <w:spacing w:line="300" w:lineRule="auto" w:before="0" w:after="0"/>
               <w:jc w:val="left"/>
               <w:rPr>
                 <w:i/>
@@ -13307,7 +13305,7 @@
           </w:tcPr>
           <w:p>
             <w:pPr>
-              <w:spacing w:line="300" w:lineRule="auto"/>
+              <w:spacing w:line="300" w:lineRule="auto" w:before="0" w:after="0"/>
               <w:jc w:val="left"/>
               <w:rPr>
                 <w:i/>
@@ -13377,7 +13375,7 @@
           </w:tcPr>
           <w:p>
             <w:pPr>
-              <w:spacing w:line="300" w:lineRule="auto"/>
+              <w:spacing w:line="300" w:lineRule="auto" w:before="0" w:after="0"/>
               <w:jc w:val="left"/>
               <w:rPr>
                 <w:i/>
@@ -13449,7 +13447,7 @@
           </w:tcPr>
           <w:p>
             <w:pPr>
-              <w:spacing w:line="300" w:lineRule="auto"/>
+              <w:spacing w:line="300" w:lineRule="auto" w:before="0" w:after="0"/>
               <w:jc w:val="left"/>
               <w:rPr>
                 <w:i/>
@@ -13483,7 +13481,7 @@
           </w:tcPr>
           <w:p>
             <w:pPr>
-              <w:spacing w:line="300" w:lineRule="auto"/>
+              <w:spacing w:line="300" w:lineRule="auto" w:before="0" w:after="0"/>
               <w:jc w:val="left"/>
               <w:rPr>
                 <w:i/>
@@ -13517,7 +13515,7 @@
           </w:tcPr>
           <w:p>
             <w:pPr>
-              <w:spacing w:line="300" w:lineRule="auto"/>
+              <w:spacing w:line="300" w:lineRule="auto" w:before="0" w:after="0"/>
               <w:jc w:val="left"/>
               <w:rPr>
                 <w:i/>
@@ -13553,7 +13551,7 @@
           </w:tcPr>
           <w:p>
             <w:pPr>
-              <w:spacing w:line="300" w:lineRule="auto"/>
+              <w:spacing w:line="300" w:lineRule="auto" w:before="0" w:after="0"/>
               <w:jc w:val="left"/>
               <w:rPr>
                 <w:i/>
@@ -13587,7 +13585,7 @@
           </w:tcPr>
           <w:p>
             <w:pPr>
-              <w:spacing w:line="300" w:lineRule="auto"/>
+              <w:spacing w:line="300" w:lineRule="auto" w:before="0" w:after="0"/>
               <w:jc w:val="left"/>
               <w:rPr>
                 <w:i/>
@@ -13679,7 +13677,7 @@
           </w:tcPr>
           <w:p>
             <w:pPr>
-              <w:spacing w:line="300" w:lineRule="auto"/>
+              <w:spacing w:line="300" w:lineRule="auto" w:before="0" w:after="0"/>
               <w:jc w:val="left"/>
               <w:rPr>
                 <w:i/>
@@ -13715,7 +13713,7 @@
           </w:tcPr>
           <w:p>
             <w:pPr>
-              <w:spacing w:line="300" w:lineRule="auto"/>
+              <w:spacing w:line="300" w:lineRule="auto" w:before="0" w:after="0"/>
               <w:jc w:val="left"/>
               <w:rPr>
                 <w:i/>
@@ -13758,7 +13756,7 @@
           </w:tcPr>
           <w:p>
             <w:pPr>
-              <w:spacing w:line="300" w:lineRule="auto"/>
+              <w:spacing w:line="300" w:lineRule="auto" w:before="0" w:after="0"/>
               <w:jc w:val="left"/>
               <w:rPr>
                 <w:i/>
@@ -13792,7 +13790,7 @@
           </w:tcPr>
           <w:p>
             <w:pPr>
-              <w:spacing w:line="300" w:lineRule="auto"/>
+              <w:spacing w:line="300" w:lineRule="auto" w:before="0" w:after="0"/>
               <w:jc w:val="left"/>
               <w:rPr>
                 <w:i/>
@@ -13828,7 +13826,7 @@
           </w:tcPr>
           <w:p>
             <w:pPr>
-              <w:spacing w:line="300" w:lineRule="auto"/>
+              <w:spacing w:line="300" w:lineRule="auto" w:before="0" w:after="0"/>
               <w:jc w:val="left"/>
               <w:rPr>
                 <w:i/>
@@ -13846,7 +13844,7 @@
           </w:p>
           <w:p>
             <w:pPr>
-              <w:spacing w:line="300" w:lineRule="auto"/>
+              <w:spacing w:line="300" w:lineRule="auto" w:before="0" w:after="0"/>
               <w:jc w:val="left"/>
               <w:rPr>
                 <w:i/>
@@ -13914,7 +13912,7 @@
           </w:tcPr>
           <w:p>
             <w:pPr>
-              <w:spacing w:line="300" w:lineRule="auto"/>
+              <w:spacing w:line="300" w:lineRule="auto" w:before="0" w:after="0"/>
               <w:jc w:val="left"/>
               <w:rPr>
                 <w:i/>
@@ -13948,7 +13946,7 @@
           </w:tcPr>
           <w:p>
             <w:pPr>
-              <w:spacing w:line="300" w:lineRule="auto"/>
+              <w:spacing w:line="300" w:lineRule="auto" w:before="0" w:after="0"/>
               <w:jc w:val="left"/>
               <w:rPr>
                 <w:i/>
@@ -13984,7 +13982,7 @@
           </w:tcPr>
           <w:p>
             <w:pPr>
-              <w:spacing w:line="300" w:lineRule="auto"/>
+              <w:spacing w:line="300" w:lineRule="auto" w:before="0" w:after="0"/>
               <w:jc w:val="left"/>
               <w:rPr>
                 <w:i/>
@@ -14018,7 +14016,7 @@
           </w:tcPr>
           <w:p>
             <w:pPr>
-              <w:spacing w:line="300" w:lineRule="auto"/>
+              <w:spacing w:line="300" w:lineRule="auto" w:before="0" w:after="0"/>
               <w:jc w:val="left"/>
               <w:rPr>
                 <w:i/>
@@ -14068,7 +14066,7 @@
           </w:tcPr>
           <w:p>
             <w:pPr>
-              <w:spacing w:line="300" w:lineRule="auto"/>
+              <w:spacing w:line="300" w:lineRule="auto" w:before="0" w:after="0"/>
               <w:jc w:val="left"/>
               <w:rPr>
                 <w:i/>
@@ -14089,7 +14087,7 @@
     </w:tbl>
     <w:p>
       <w:pPr>
-        <w:spacing w:line="300" w:lineRule="auto"/>
+        <w:spacing w:line="300" w:lineRule="auto" w:before="0" w:after="0"/>
         <w:jc w:val="left"/>
         <w:rPr>
           <w:szCs w:val="21"/>
@@ -14114,7 +14112,7 @@
     </w:p>
     <w:p>
       <w:pPr>
-        <w:spacing w:line="300" w:lineRule="auto"/>
+        <w:spacing w:line="300" w:lineRule="auto" w:before="0" w:after="0"/>
         <w:jc w:val="left"/>
         <w:rPr>
           <w:szCs w:val="21"/>
@@ -14131,7 +14129,7 @@
     </w:p>
     <w:p>
       <w:pPr>
-        <w:spacing w:line="300" w:lineRule="auto"/>
+        <w:spacing w:line="300" w:lineRule="auto" w:before="0" w:after="0"/>
         <w:jc w:val="left"/>
         <w:rPr>
           <w:i/>
@@ -14200,7 +14198,7 @@
     </w:p>
     <w:p>
       <w:pPr>
-        <w:spacing w:line="300" w:lineRule="auto"/>
+        <w:spacing w:line="300" w:lineRule="auto" w:before="0" w:after="0"/>
         <w:jc w:val="left"/>
         <w:rPr>
           <w:i/>
@@ -14782,7 +14780,7 @@
     </w:p>
     <w:p>
       <w:pPr>
-        <w:spacing w:line="300" w:lineRule="auto"/>
+        <w:spacing w:line="300" w:lineRule="auto" w:before="0" w:after="0"/>
         <w:jc w:val="left"/>
         <w:rPr>
           <w:i/>
@@ -14800,7 +14798,7 @@
     </w:p>
     <w:p>
       <w:pPr>
-        <w:spacing w:line="300" w:lineRule="auto"/>
+        <w:spacing w:line="300" w:lineRule="auto" w:before="0" w:after="0"/>
         <w:jc w:val="left"/>
         <w:rPr>
           <w:i/>
@@ -14882,7 +14880,7 @@
     </w:p>
     <w:p>
       <w:pPr>
-        <w:spacing w:line="300" w:lineRule="auto"/>
+        <w:spacing w:line="300" w:lineRule="auto" w:before="0" w:after="0"/>
         <w:jc w:val="left"/>
         <w:rPr>
           <w:i/>
@@ -14900,7 +14898,7 @@
     </w:p>
     <w:p>
       <w:pPr>
-        <w:spacing w:line="300" w:lineRule="auto"/>
+        <w:spacing w:line="300" w:lineRule="auto" w:before="0" w:after="0"/>
         <w:jc w:val="left"/>
         <w:rPr>
           <w:i/>
@@ -14934,7 +14932,7 @@
     </w:p>
     <w:p>
       <w:pPr>
-        <w:spacing w:line="300" w:lineRule="auto"/>
+        <w:spacing w:line="300" w:lineRule="auto" w:before="0" w:after="0"/>
         <w:jc w:val="left"/>
         <w:rPr>
           <w:i/>
@@ -14968,7 +14966,7 @@
     </w:p>
     <w:p>
       <w:pPr>
-        <w:spacing w:line="300" w:lineRule="auto"/>
+        <w:spacing w:line="300" w:lineRule="auto" w:before="0" w:after="0"/>
         <w:jc w:val="left"/>
         <w:rPr>
           <w:i/>
@@ -15125,7 +15123,7 @@
           </w:tcPr>
           <w:p>
             <w:pPr>
-              <w:spacing w:line="300" w:lineRule="auto"/>
+              <w:spacing w:line="300" w:lineRule="auto" w:before="0" w:after="0"/>
               <w:jc w:val="left"/>
               <w:rPr>
                 <w:i/>
@@ -15159,7 +15157,7 @@
           </w:tcPr>
           <w:p>
             <w:pPr>
-              <w:spacing w:line="300" w:lineRule="auto"/>
+              <w:spacing w:line="300" w:lineRule="auto" w:before="0" w:after="0"/>
               <w:jc w:val="left"/>
               <w:rPr>
                 <w:i/>
@@ -15193,7 +15191,7 @@
           </w:tcPr>
           <w:p>
             <w:pPr>
-              <w:spacing w:line="300" w:lineRule="auto"/>
+              <w:spacing w:line="300" w:lineRule="auto" w:before="0" w:after="0"/>
               <w:jc w:val="left"/>
               <w:rPr>
                 <w:i/>
@@ -15227,7 +15225,7 @@
           </w:tcPr>
           <w:p>
             <w:pPr>
-              <w:spacing w:line="300" w:lineRule="auto"/>
+              <w:spacing w:line="300" w:lineRule="auto" w:before="0" w:after="0"/>
               <w:jc w:val="left"/>
               <w:rPr>
                 <w:i/>
@@ -15261,7 +15259,7 @@
           </w:tcPr>
           <w:p>
             <w:pPr>
-              <w:spacing w:line="300" w:lineRule="auto"/>
+              <w:spacing w:line="300" w:lineRule="auto" w:before="0" w:after="0"/>
               <w:jc w:val="left"/>
               <w:rPr>
                 <w:i/>
@@ -15295,7 +15293,7 @@
           </w:tcPr>
           <w:p>
             <w:pPr>
-              <w:spacing w:line="300" w:lineRule="auto"/>
+              <w:spacing w:line="300" w:lineRule="auto" w:before="0" w:after="0"/>
               <w:jc w:val="left"/>
               <w:rPr>
                 <w:i/>
@@ -15329,7 +15327,7 @@
           </w:tcPr>
           <w:p>
             <w:pPr>
-              <w:spacing w:line="300" w:lineRule="auto"/>
+              <w:spacing w:line="300" w:lineRule="auto" w:before="0" w:after="0"/>
               <w:jc w:val="left"/>
               <w:rPr>
                 <w:i/>
@@ -15365,7 +15363,7 @@
           </w:tcPr>
           <w:p>
             <w:pPr>
-              <w:spacing w:line="300" w:lineRule="auto"/>
+              <w:spacing w:line="300" w:lineRule="auto" w:before="0" w:after="0"/>
               <w:jc w:val="left"/>
               <w:rPr>
                 <w:i/>
@@ -15408,7 +15406,7 @@
           </w:tcPr>
           <w:p>
             <w:pPr>
-              <w:spacing w:line="300" w:lineRule="auto"/>
+              <w:spacing w:line="300" w:lineRule="auto" w:before="0" w:after="0"/>
               <w:jc w:val="left"/>
               <w:rPr>
                 <w:i/>
@@ -15434,7 +15432,7 @@
           </w:tcPr>
           <w:p>
             <w:pPr>
-              <w:spacing w:line="300" w:lineRule="auto"/>
+              <w:spacing w:line="300" w:lineRule="auto" w:before="0" w:after="0"/>
               <w:jc w:val="left"/>
               <w:rPr>
                 <w:i/>
@@ -15460,7 +15458,7 @@
           </w:tcPr>
           <w:p>
             <w:pPr>
-              <w:spacing w:line="300" w:lineRule="auto"/>
+              <w:spacing w:line="300" w:lineRule="auto" w:before="0" w:after="0"/>
               <w:jc w:val="left"/>
               <w:rPr>
                 <w:i/>
@@ -15486,7 +15484,7 @@
           </w:tcPr>
           <w:p>
             <w:pPr>
-              <w:spacing w:line="300" w:lineRule="auto"/>
+              <w:spacing w:line="300" w:lineRule="auto" w:before="0" w:after="0"/>
               <w:jc w:val="left"/>
               <w:rPr>
                 <w:i/>
@@ -15512,7 +15510,7 @@
           </w:tcPr>
           <w:p>
             <w:pPr>
-              <w:spacing w:line="300" w:lineRule="auto"/>
+              <w:spacing w:line="300" w:lineRule="auto" w:before="0" w:after="0"/>
               <w:jc w:val="left"/>
               <w:rPr>
                 <w:i/>
@@ -15538,7 +15536,7 @@
           </w:tcPr>
           <w:p>
             <w:pPr>
-              <w:spacing w:line="300" w:lineRule="auto"/>
+              <w:spacing w:line="300" w:lineRule="auto" w:before="0" w:after="0"/>
               <w:jc w:val="left"/>
               <w:rPr>
                 <w:i/>
@@ -15566,7 +15564,7 @@
           </w:tcPr>
           <w:p>
             <w:pPr>
-              <w:spacing w:line="300" w:lineRule="auto"/>
+              <w:spacing w:line="300" w:lineRule="auto" w:before="0" w:after="0"/>
               <w:jc w:val="left"/>
               <w:rPr>
                 <w:i/>
@@ -15609,7 +15607,7 @@
           </w:tcPr>
           <w:p>
             <w:pPr>
-              <w:spacing w:line="300" w:lineRule="auto"/>
+              <w:spacing w:line="300" w:lineRule="auto" w:before="0" w:after="0"/>
               <w:jc w:val="left"/>
               <w:rPr>
                 <w:i/>
@@ -15635,7 +15633,7 @@
           </w:tcPr>
           <w:p>
             <w:pPr>
-              <w:spacing w:line="300" w:lineRule="auto"/>
+              <w:spacing w:line="300" w:lineRule="auto" w:before="0" w:after="0"/>
               <w:jc w:val="left"/>
               <w:rPr>
                 <w:i/>
@@ -15661,7 +15659,7 @@
           </w:tcPr>
           <w:p>
             <w:pPr>
-              <w:spacing w:line="300" w:lineRule="auto"/>
+              <w:spacing w:line="300" w:lineRule="auto" w:before="0" w:after="0"/>
               <w:jc w:val="left"/>
               <w:rPr>
                 <w:i/>
@@ -15687,7 +15685,7 @@
           </w:tcPr>
           <w:p>
             <w:pPr>
-              <w:spacing w:line="300" w:lineRule="auto"/>
+              <w:spacing w:line="300" w:lineRule="auto" w:before="0" w:after="0"/>
               <w:jc w:val="left"/>
               <w:rPr>
                 <w:i/>
@@ -15713,7 +15711,7 @@
           </w:tcPr>
           <w:p>
             <w:pPr>
-              <w:spacing w:line="300" w:lineRule="auto"/>
+              <w:spacing w:line="300" w:lineRule="auto" w:before="0" w:after="0"/>
               <w:jc w:val="left"/>
               <w:rPr>
                 <w:i/>
@@ -15739,7 +15737,7 @@
           </w:tcPr>
           <w:p>
             <w:pPr>
-              <w:spacing w:line="300" w:lineRule="auto"/>
+              <w:spacing w:line="300" w:lineRule="auto" w:before="0" w:after="0"/>
               <w:jc w:val="left"/>
               <w:rPr>
                 <w:i/>
@@ -15752,7 +15750,7 @@
     </w:tbl>
     <w:p>
       <w:pPr>
-        <w:spacing w:line="300" w:lineRule="auto"/>
+        <w:spacing w:line="300" w:lineRule="auto" w:before="0" w:after="0"/>
         <w:jc w:val="left"/>
         <w:rPr>
           <w:i/>
@@ -15786,7 +15784,7 @@
     </w:p>
     <w:p>
       <w:pPr>
-        <w:spacing w:line="300" w:lineRule="auto"/>
+        <w:spacing w:line="300" w:lineRule="auto" w:before="0" w:after="0"/>
         <w:jc w:val="left"/>
         <w:rPr>
           <w:i/>
@@ -15820,7 +15818,7 @@
     </w:p>
     <w:p>
       <w:pPr>
-        <w:spacing w:line="300" w:lineRule="auto"/>
+        <w:spacing w:line="300" w:lineRule="auto" w:before="0" w:after="0"/>
         <w:jc w:val="left"/>
         <w:rPr>
           <w:i/>
@@ -15838,7 +15836,7 @@
     </w:p>
     <w:p>
       <w:pPr>
-        <w:spacing w:line="300" w:lineRule="auto"/>
+        <w:spacing w:line="300" w:lineRule="auto" w:before="0" w:after="0"/>
         <w:jc w:val="left"/>
         <w:rPr>
           <w:i/>
@@ -15872,7 +15870,7 @@
     </w:p>
     <w:p>
       <w:pPr>
-        <w:spacing w:line="300" w:lineRule="auto"/>
+        <w:spacing w:line="300" w:lineRule="auto" w:before="0" w:after="0"/>
         <w:jc w:val="left"/>
         <w:rPr>
           <w:i/>
@@ -16009,7 +16007,7 @@
     </w:p>
     <w:p>
       <w:pPr>
-        <w:spacing w:line="300" w:lineRule="auto"/>
+        <w:spacing w:line="300" w:lineRule="auto" w:before="0" w:after="0"/>
         <w:jc w:val="left"/>
         <w:rPr>
           <w:i/>
@@ -16043,7 +16041,7 @@
     </w:p>
     <w:p>
       <w:pPr>
-        <w:spacing w:line="300" w:lineRule="auto"/>
+        <w:spacing w:line="300" w:lineRule="auto" w:before="0" w:after="0"/>
         <w:jc w:val="left"/>
         <w:rPr>
           <w:i/>
@@ -16163,7 +16161,7 @@
     </w:p>
     <w:p>
       <w:pPr>
-        <w:spacing w:line="300" w:lineRule="auto"/>
+        <w:spacing w:line="300" w:lineRule="auto" w:before="0" w:after="0"/>
         <w:jc w:val="left"/>
         <w:rPr>
           <w:i/>
@@ -16197,7 +16195,7 @@
     </w:p>
     <w:p>
       <w:pPr>
-        <w:spacing w:line="300" w:lineRule="auto"/>
+        <w:spacing w:line="300" w:lineRule="auto" w:before="0" w:after="0"/>
         <w:jc w:val="left"/>
         <w:rPr>
           <w:i/>
@@ -16275,7 +16273,7 @@
     </w:p>
     <w:p>
       <w:pPr>
-        <w:spacing w:line="300" w:lineRule="auto"/>
+        <w:spacing w:line="300" w:lineRule="auto" w:before="0" w:after="0"/>
         <w:jc w:val="left"/>
         <w:rPr>
           <w:i/>
@@ -16318,7 +16316,7 @@
     </w:p>
     <w:p>
       <w:pPr>
-        <w:spacing w:line="300" w:lineRule="auto"/>
+        <w:spacing w:line="300" w:lineRule="auto" w:before="0" w:after="0"/>
         <w:jc w:val="left"/>
         <w:rPr>
           <w:i/>
@@ -16411,7 +16409,7 @@
     </w:p>
     <w:p>
       <w:pPr>
-        <w:spacing w:line="300" w:lineRule="auto"/>
+        <w:spacing w:line="300" w:lineRule="auto" w:before="0" w:after="0"/>
         <w:jc w:val="left"/>
         <w:rPr>
           <w:i/>
@@ -16495,7 +16493,7 @@
     </w:p>
     <w:p>
       <w:pPr>
-        <w:spacing w:line="300" w:lineRule="auto"/>
+        <w:spacing w:line="300" w:lineRule="auto" w:before="0" w:after="0"/>
         <w:jc w:val="left"/>
         <w:rPr>
           <w:i/>
@@ -16513,7 +16511,7 @@
     </w:p>
     <w:p>
       <w:pPr>
-        <w:spacing w:line="300" w:lineRule="auto"/>
+        <w:spacing w:line="300" w:lineRule="auto" w:before="0" w:after="0"/>
         <w:jc w:val="left"/>
         <w:rPr>
           <w:i/>
@@ -16547,7 +16545,7 @@
     </w:p>
     <w:p>
       <w:pPr>
-        <w:spacing w:line="300" w:lineRule="auto"/>
+        <w:spacing w:line="300" w:lineRule="auto" w:before="0" w:after="0"/>
         <w:jc w:val="left"/>
         <w:rPr>
           <w:i/>
@@ -16573,7 +16571,7 @@
     </w:p>
     <w:p>
       <w:pPr>
-        <w:spacing w:line="300" w:lineRule="auto"/>
+        <w:spacing w:line="300" w:lineRule="auto" w:before="0" w:after="0"/>
         <w:jc w:val="left"/>
         <w:rPr>
           <w:i/>
@@ -16633,7 +16631,7 @@
     </w:p>
     <w:p>
       <w:pPr>
-        <w:spacing w:line="300" w:lineRule="auto"/>
+        <w:spacing w:line="300" w:lineRule="auto" w:before="0" w:after="0"/>
         <w:jc w:val="left"/>
         <w:rPr>
           <w:i/>
@@ -16693,7 +16691,7 @@
     </w:p>
     <w:p>
       <w:pPr>
-        <w:spacing w:line="300" w:lineRule="auto"/>
+        <w:spacing w:line="300" w:lineRule="auto" w:before="0" w:after="0"/>
         <w:jc w:val="left"/>
         <w:rPr>
           <w:i/>
@@ -16727,7 +16725,7 @@
     </w:p>
     <w:p>
       <w:pPr>
-        <w:spacing w:line="300" w:lineRule="auto"/>
+        <w:spacing w:line="300" w:lineRule="auto" w:before="0" w:after="0"/>
         <w:jc w:val="left"/>
         <w:rPr>
           <w:i/>
@@ -16745,7 +16743,7 @@
     </w:p>
     <w:p>
       <w:pPr>
-        <w:spacing w:line="300" w:lineRule="auto"/>
+        <w:spacing w:line="300" w:lineRule="auto" w:before="0" w:after="0"/>
         <w:jc w:val="left"/>
         <w:rPr>
           <w:i/>
@@ -16943,7 +16941,7 @@
     </w:p>
     <w:p>
       <w:pPr>
-        <w:spacing w:line="300" w:lineRule="auto"/>
+        <w:spacing w:line="300" w:lineRule="auto" w:before="0" w:after="0"/>
         <w:jc w:val="left"/>
         <w:rPr>
           <w:i/>
@@ -17058,7 +17056,7 @@
     </w:p>
     <w:p>
       <w:pPr>
-        <w:spacing w:line="300" w:lineRule="auto"/>
+        <w:spacing w:line="300" w:lineRule="auto" w:before="0" w:after="0"/>
         <w:jc w:val="left"/>
         <w:rPr>
           <w:i/>
@@ -17249,7 +17247,7 @@
     </w:p>
     <w:p>
       <w:pPr>
-        <w:spacing w:line="300" w:lineRule="auto"/>
+        <w:spacing w:line="300" w:lineRule="auto" w:before="0" w:after="0"/>
         <w:jc w:val="left"/>
         <w:rPr>
           <w:i/>
@@ -17502,7 +17500,7 @@
     </w:p>
     <w:p>
       <w:pPr>
-        <w:spacing w:line="300" w:lineRule="auto"/>
+        <w:spacing w:line="300" w:lineRule="auto" w:before="0" w:after="0"/>
         <w:jc w:val="left"/>
         <w:rPr>
           <w:i/>
@@ -17622,7 +17620,7 @@
     </w:p>
     <w:p>
       <w:pPr>
-        <w:spacing w:line="300" w:lineRule="auto"/>
+        <w:spacing w:line="300" w:lineRule="auto" w:before="0" w:after="0"/>
         <w:jc w:val="left"/>
         <w:rPr>
           <w:i/>
@@ -17736,7 +17734,7 @@
     </w:p>
     <w:p>
       <w:pPr>
-        <w:spacing w:line="300" w:lineRule="auto"/>
+        <w:spacing w:line="300" w:lineRule="auto" w:before="0" w:after="0"/>
         <w:jc w:val="left"/>
         <w:rPr>
           <w:i/>
@@ -17842,7 +17840,7 @@
     </w:p>
     <w:p>
       <w:pPr>
-        <w:spacing w:line="300" w:lineRule="auto"/>
+        <w:spacing w:line="300" w:lineRule="auto" w:before="0" w:after="0"/>
         <w:jc w:val="left"/>
         <w:rPr>
           <w:i/>
@@ -18095,7 +18093,7 @@
     </w:p>
     <w:p>
       <w:pPr>
-        <w:spacing w:line="300" w:lineRule="auto"/>
+        <w:spacing w:line="300" w:lineRule="auto" w:before="0" w:after="0"/>
         <w:jc w:val="left"/>
         <w:rPr>
           <w:i/>
@@ -18113,7 +18111,7 @@
     </w:p>
     <w:p>
       <w:pPr>
-        <w:spacing w:line="300" w:lineRule="auto"/>
+        <w:spacing w:line="300" w:lineRule="auto" w:before="0" w:after="0"/>
         <w:jc w:val="left"/>
         <w:rPr>
           <w:i/>
@@ -18147,7 +18145,7 @@
     </w:p>
     <w:p>
       <w:pPr>
-        <w:spacing w:line="300" w:lineRule="auto"/>
+        <w:spacing w:line="300" w:lineRule="auto" w:before="0" w:after="0"/>
         <w:jc w:val="left"/>
         <w:rPr>
           <w:i/>
@@ -18197,7 +18195,7 @@
     </w:p>
     <w:p>
       <w:pPr>
-        <w:spacing w:line="300" w:lineRule="auto"/>
+        <w:spacing w:line="300" w:lineRule="auto" w:before="0" w:after="0"/>
         <w:jc w:val="left"/>
         <w:rPr>
           <w:i/>
@@ -18279,7 +18277,7 @@
     </w:p>
     <w:p>
       <w:pPr>
-        <w:spacing w:line="300" w:lineRule="auto"/>
+        <w:spacing w:line="300" w:lineRule="auto" w:before="0" w:after="0"/>
         <w:jc w:val="left"/>
         <w:rPr>
           <w:i/>
@@ -18361,7 +18359,7 @@
     </w:p>
     <w:p>
       <w:pPr>
-        <w:spacing w:line="300" w:lineRule="auto"/>
+        <w:spacing w:line="300" w:lineRule="auto" w:before="0" w:after="0"/>
         <w:jc w:val="left"/>
         <w:rPr>
           <w:i/>
@@ -18395,7 +18393,7 @@
     </w:p>
     <w:p>
       <w:pPr>
-        <w:spacing w:line="300" w:lineRule="auto"/>
+        <w:spacing w:line="300" w:lineRule="auto" w:before="0" w:after="0"/>
         <w:jc w:val="left"/>
         <w:rPr>
           <w:i/>
@@ -18438,7 +18436,7 @@
     </w:p>
     <w:p>
       <w:pPr>
-        <w:spacing w:line="300" w:lineRule="auto"/>
+        <w:spacing w:line="300" w:lineRule="auto" w:before="0" w:after="0"/>
         <w:jc w:val="left"/>
         <w:rPr>
           <w:i/>
@@ -18617,7 +18615,7 @@
     </w:p>
     <w:p>
       <w:pPr>
-        <w:spacing w:line="300" w:lineRule="auto"/>
+        <w:spacing w:line="300" w:lineRule="auto" w:before="0" w:after="0"/>
         <w:jc w:val="left"/>
         <w:rPr>
           <w:i/>
@@ -18651,7 +18649,7 @@
     </w:p>
     <w:p>
       <w:pPr>
-        <w:spacing w:line="300" w:lineRule="auto"/>
+        <w:spacing w:line="300" w:lineRule="auto" w:before="0" w:after="0"/>
         <w:jc w:val="left"/>
         <w:rPr>
           <w:i/>
@@ -18685,7 +18683,7 @@
     </w:p>
     <w:p>
       <w:pPr>
-        <w:spacing w:line="300" w:lineRule="auto"/>
+        <w:spacing w:line="300" w:lineRule="auto" w:before="0" w:after="0"/>
         <w:jc w:val="left"/>
         <w:rPr>
           <w:i/>
@@ -18736,7 +18734,7 @@
     </w:p>
     <w:p>
       <w:pPr>
-        <w:spacing w:line="300" w:lineRule="auto"/>
+        <w:spacing w:line="300" w:lineRule="auto" w:before="0" w:after="0"/>
         <w:jc w:val="left"/>
         <w:rPr>
           <w:szCs w:val="21"/>
@@ -18762,7 +18760,7 @@
     </w:p>
     <w:p>
       <w:pPr>
-        <w:spacing w:line="300" w:lineRule="auto"/>
+        <w:spacing w:line="300" w:lineRule="auto" w:before="0" w:after="0"/>
         <w:jc w:val="left"/>
         <w:rPr>
           <w:szCs w:val="21"/>
@@ -18795,7 +18793,7 @@
     </w:p>
     <w:p>
       <w:pPr>
-        <w:spacing w:line="300" w:lineRule="auto"/>
+        <w:spacing w:line="300" w:lineRule="auto" w:before="0" w:after="0"/>
         <w:jc w:val="left"/>
         <w:rPr>
           <w:i/>
@@ -18864,7 +18862,7 @@
     </w:p>
     <w:p>
       <w:pPr>
-        <w:spacing w:line="300" w:lineRule="auto"/>
+        <w:spacing w:line="300" w:lineRule="auto" w:before="0" w:after="0"/>
         <w:jc w:val="left"/>
         <w:rPr>
           <w:i/>
@@ -18942,7 +18940,7 @@
     </w:p>
     <w:p>
       <w:pPr>
-        <w:spacing w:line="300" w:lineRule="auto"/>
+        <w:spacing w:line="300" w:lineRule="auto" w:before="0" w:after="0"/>
         <w:jc w:val="left"/>
         <w:rPr>
           <w:i/>
@@ -18960,7 +18958,7 @@
     </w:p>
     <w:p>
       <w:pPr>
-        <w:spacing w:line="300" w:lineRule="auto"/>
+        <w:spacing w:line="300" w:lineRule="auto" w:before="0" w:after="0"/>
         <w:jc w:val="left"/>
         <w:rPr>
           <w:i/>
@@ -18994,7 +18992,7 @@
     </w:p>
     <w:p>
       <w:pPr>
-        <w:spacing w:line="300" w:lineRule="auto"/>
+        <w:spacing w:line="300" w:lineRule="auto" w:before="0" w:after="0"/>
         <w:jc w:val="left"/>
         <w:rPr>
           <w:i/>
@@ -19276,7 +19274,7 @@
     </w:p>
     <w:p>
       <w:pPr>
-        <w:spacing w:line="300" w:lineRule="auto"/>
+        <w:spacing w:line="300" w:lineRule="auto" w:before="0" w:after="0"/>
         <w:jc w:val="left"/>
         <w:rPr>
           <w:i/>
@@ -19328,7 +19326,7 @@
     </w:p>
     <w:p>
       <w:pPr>
-        <w:spacing w:line="300" w:lineRule="auto"/>
+        <w:spacing w:line="300" w:lineRule="auto" w:before="0" w:after="0"/>
         <w:jc w:val="left"/>
         <w:rPr>
           <w:i/>
@@ -19430,7 +19428,7 @@
     </w:p>
     <w:p>
       <w:pPr>
-        <w:spacing w:line="300" w:lineRule="auto"/>
+        <w:spacing w:line="300" w:lineRule="auto" w:before="0" w:after="0"/>
         <w:jc w:val="left"/>
         <w:rPr>
           <w:i/>
@@ -19638,7 +19636,7 @@
     </w:p>
     <w:p>
       <w:pPr>
-        <w:spacing w:line="300" w:lineRule="auto"/>
+        <w:spacing w:line="300" w:lineRule="auto" w:before="0" w:after="0"/>
         <w:jc w:val="left"/>
         <w:rPr>
           <w:i/>
@@ -19797,7 +19795,7 @@
     </w:p>
     <w:p>
       <w:pPr>
-        <w:spacing w:line="300" w:lineRule="auto"/>
+        <w:spacing w:line="300" w:lineRule="auto" w:before="0" w:after="0"/>
         <w:jc w:val="left"/>
         <w:rPr>
           <w:i/>
@@ -19965,7 +19963,7 @@
     </w:p>
     <w:p>
       <w:pPr>
-        <w:spacing w:line="300" w:lineRule="auto"/>
+        <w:spacing w:line="300" w:lineRule="auto" w:before="0" w:after="0"/>
         <w:jc w:val="left"/>
         <w:rPr>
           <w:i/>
@@ -20084,7 +20082,7 @@
     </w:p>
     <w:p>
       <w:pPr>
-        <w:spacing w:line="300" w:lineRule="auto"/>
+        <w:spacing w:line="300" w:lineRule="auto" w:before="0" w:after="0"/>
         <w:jc w:val="left"/>
         <w:rPr>
           <w:i/>
@@ -20162,7 +20160,7 @@
     </w:p>
     <w:p>
       <w:pPr>
-        <w:spacing w:line="300" w:lineRule="auto"/>
+        <w:spacing w:line="300" w:lineRule="auto" w:before="0" w:after="0"/>
         <w:jc w:val="left"/>
         <w:rPr>
           <w:i/>
@@ -20196,7 +20194,7 @@
     </w:p>
     <w:p>
       <w:pPr>
-        <w:spacing w:line="300" w:lineRule="auto"/>
+        <w:spacing w:line="300" w:lineRule="auto" w:before="0" w:after="0"/>
         <w:jc w:val="left"/>
         <w:rPr>
           <w:i/>
@@ -20396,7 +20394,7 @@
     </w:p>
     <w:p>
       <w:pPr>
-        <w:spacing w:line="300" w:lineRule="auto"/>
+        <w:spacing w:line="300" w:lineRule="auto" w:before="0" w:after="0"/>
         <w:jc w:val="left"/>
         <w:rPr>
           <w:szCs w:val="21"/>
@@ -20421,7 +20419,7 @@
     </w:p>
     <w:p>
       <w:pPr>
-        <w:spacing w:line="300" w:lineRule="auto"/>
+        <w:spacing w:line="300" w:lineRule="auto" w:before="0" w:after="0"/>
         <w:jc w:val="left"/>
         <w:rPr>
           <w:szCs w:val="21"/>
@@ -20454,7 +20452,7 @@
     </w:p>
     <w:p>
       <w:pPr>
-        <w:spacing w:line="300" w:lineRule="auto"/>
+        <w:spacing w:line="300" w:lineRule="auto" w:before="0" w:after="0"/>
         <w:jc w:val="left"/>
         <w:rPr>
           <w:i/>
@@ -20556,7 +20554,7 @@
     </w:p>
     <w:p>
       <w:pPr>
-        <w:spacing w:line="300" w:lineRule="auto"/>
+        <w:spacing w:line="300" w:lineRule="auto" w:before="0" w:after="0"/>
         <w:jc w:val="left"/>
         <w:rPr>
           <w:i/>
@@ -20634,7 +20632,7 @@
     </w:p>
     <w:p>
       <w:pPr>
-        <w:spacing w:line="300" w:lineRule="auto"/>
+        <w:spacing w:line="300" w:lineRule="auto" w:before="0" w:after="0"/>
         <w:jc w:val="left"/>
         <w:rPr>
           <w:i/>
@@ -20652,7 +20650,7 @@
     </w:p>
     <w:p>
       <w:pPr>
-        <w:spacing w:line="300" w:lineRule="auto"/>
+        <w:spacing w:line="300" w:lineRule="auto" w:before="0" w:after="0"/>
         <w:jc w:val="left"/>
         <w:rPr>
           <w:i/>
@@ -20686,7 +20684,7 @@
     </w:p>
     <w:p>
       <w:pPr>
-        <w:spacing w:line="300" w:lineRule="auto"/>
+        <w:spacing w:line="300" w:lineRule="auto" w:before="0" w:after="0"/>
         <w:jc w:val="left"/>
         <w:rPr>
           <w:i/>
@@ -20988,7 +20986,7 @@
     </w:p>
     <w:p>
       <w:pPr>
-        <w:spacing w:line="300" w:lineRule="auto"/>
+        <w:spacing w:line="300" w:lineRule="auto" w:before="0" w:after="0"/>
         <w:jc w:val="left"/>
         <w:rPr>
           <w:i/>
@@ -21040,7 +21038,7 @@
     </w:p>
     <w:p>
       <w:pPr>
-        <w:spacing w:line="300" w:lineRule="auto"/>
+        <w:spacing w:line="300" w:lineRule="auto" w:before="0" w:after="0"/>
         <w:jc w:val="left"/>
         <w:rPr>
           <w:i/>
@@ -21511,7 +21509,7 @@
     </w:p>
     <w:p>
       <w:pPr>
-        <w:spacing w:line="300" w:lineRule="auto"/>
+        <w:spacing w:line="300" w:lineRule="auto" w:before="0" w:after="0"/>
         <w:jc w:val="left"/>
         <w:rPr>
           <w:i/>
@@ -21590,7 +21588,7 @@
     </w:p>
     <w:p>
       <w:pPr>
-        <w:spacing w:line="300" w:lineRule="auto"/>
+        <w:spacing w:line="300" w:lineRule="auto" w:before="0" w:after="0"/>
         <w:jc w:val="left"/>
         <w:rPr>
           <w:i/>
@@ -21624,7 +21622,7 @@
     </w:p>
     <w:p>
       <w:pPr>
-        <w:spacing w:line="300" w:lineRule="auto"/>
+        <w:spacing w:line="300" w:lineRule="auto" w:before="0" w:after="0"/>
         <w:jc w:val="left"/>
         <w:rPr>
           <w:i/>
@@ -21747,7 +21745,7 @@
     </w:p>
     <w:p>
       <w:pPr>
-        <w:spacing w:line="300" w:lineRule="auto"/>
+        <w:spacing w:line="300" w:lineRule="auto" w:before="0" w:after="0"/>
         <w:jc w:val="left"/>
         <w:outlineLvl w:val="0"/>
         <w:rPr>
@@ -21778,7 +21776,7 @@
     <w:p>
       <w:pPr>
         <w:snapToGrid w:val="0"/>
-        <w:spacing w:line="300" w:lineRule="auto"/>
+        <w:spacing w:line="300" w:lineRule="auto" w:before="0" w:after="0"/>
         <w:jc w:val="left"/>
         <w:rPr>
           <w:szCs w:val="21"/>
@@ -21804,7 +21802,7 @@
     <w:p>
       <w:pPr>
         <w:snapToGrid w:val="0"/>
-        <w:spacing w:line="300" w:lineRule="auto"/>
+        <w:spacing w:line="300" w:lineRule="auto" w:before="0" w:after="0"/>
         <w:jc w:val="left"/>
         <w:rPr>
           <w:szCs w:val="21"/>
@@ -21923,7 +21921,7 @@
     <w:p>
       <w:pPr>
         <w:snapToGrid w:val="0"/>
-        <w:spacing w:line="300" w:lineRule="auto"/>
+        <w:spacing w:line="300" w:lineRule="auto" w:before="0" w:after="0"/>
         <w:jc w:val="left"/>
         <w:rPr>
           <w:szCs w:val="21"/>
@@ -21957,7 +21955,7 @@
     <w:p>
       <w:pPr>
         <w:snapToGrid w:val="0"/>
-        <w:spacing w:line="300" w:lineRule="auto"/>
+        <w:spacing w:line="300" w:lineRule="auto" w:before="0" w:after="0"/>
         <w:jc w:val="left"/>
         <w:rPr>
           <w:szCs w:val="21"/>
@@ -21991,7 +21989,7 @@
     <w:p>
       <w:pPr>
         <w:snapToGrid w:val="0"/>
-        <w:spacing w:line="300" w:lineRule="auto"/>
+        <w:spacing w:line="300" w:lineRule="auto" w:before="0" w:after="0"/>
         <w:jc w:val="left"/>
         <w:rPr>
           <w:szCs w:val="21"/>
@@ -22085,7 +22083,7 @@
     <w:p>
       <w:pPr>
         <w:snapToGrid w:val="0"/>
-        <w:spacing w:line="300" w:lineRule="auto"/>
+        <w:spacing w:line="300" w:lineRule="auto" w:before="0" w:after="0"/>
         <w:jc w:val="left"/>
         <w:rPr>
           <w:szCs w:val="21"/>
@@ -22188,7 +22186,7 @@
     <w:p>
       <w:pPr>
         <w:snapToGrid w:val="0"/>
-        <w:spacing w:line="300" w:lineRule="auto"/>
+        <w:spacing w:line="300" w:lineRule="auto" w:before="0" w:after="0"/>
         <w:jc w:val="left"/>
         <w:rPr>
           <w:szCs w:val="21"/>
@@ -22198,7 +22196,7 @@
     <w:p>
       <w:pPr>
         <w:snapToGrid w:val="0"/>
-        <w:spacing w:line="300" w:lineRule="auto"/>
+        <w:spacing w:line="300" w:lineRule="auto" w:before="0" w:after="0"/>
         <w:jc w:val="left"/>
         <w:rPr>
           <w:szCs w:val="21"/>
@@ -22224,7 +22222,7 @@
     <w:p>
       <w:pPr>
         <w:snapToGrid w:val="0"/>
-        <w:spacing w:line="300" w:lineRule="auto"/>
+        <w:spacing w:line="300" w:lineRule="auto" w:before="0" w:after="0"/>
         <w:jc w:val="left"/>
         <w:rPr>
           <w:szCs w:val="21"/>
@@ -22284,7 +22282,7 @@
     <w:p>
       <w:pPr>
         <w:snapToGrid w:val="0"/>
-        <w:spacing w:line="300" w:lineRule="auto"/>
+        <w:spacing w:line="300" w:lineRule="auto" w:before="0" w:after="0"/>
         <w:jc w:val="left"/>
         <w:rPr>
           <w:szCs w:val="21"/>
@@ -22327,7 +22325,7 @@
     <w:p>
       <w:pPr>
         <w:snapToGrid w:val="0"/>
-        <w:spacing w:line="300" w:lineRule="auto"/>
+        <w:spacing w:line="300" w:lineRule="auto" w:before="0" w:after="0"/>
         <w:jc w:val="left"/>
         <w:rPr>
           <w:szCs w:val="21"/>
@@ -22370,7 +22368,7 @@
     <w:p>
       <w:pPr>
         <w:snapToGrid w:val="0"/>
-        <w:spacing w:line="300" w:lineRule="auto"/>
+        <w:spacing w:line="300" w:lineRule="auto" w:before="0" w:after="0"/>
         <w:jc w:val="left"/>
         <w:rPr>
           <w:szCs w:val="21"/>
@@ -22396,7 +22394,7 @@
     <w:p>
       <w:pPr>
         <w:snapToGrid w:val="0"/>
-        <w:spacing w:line="300" w:lineRule="auto"/>
+        <w:spacing w:line="300" w:lineRule="auto" w:before="0" w:after="0"/>
         <w:jc w:val="left"/>
         <w:rPr>
           <w:szCs w:val="21"/>
@@ -22431,7 +22429,7 @@
     <w:p>
       <w:pPr>
         <w:snapToGrid w:val="0"/>
-        <w:spacing w:line="300" w:lineRule="auto"/>
+        <w:spacing w:line="300" w:lineRule="auto" w:before="0" w:after="0"/>
         <w:jc w:val="left"/>
         <w:rPr>
           <w:szCs w:val="21"/>
@@ -22508,7 +22506,7 @@
     <w:p>
       <w:pPr>
         <w:snapToGrid w:val="0"/>
-        <w:spacing w:line="300" w:lineRule="auto"/>
+        <w:spacing w:line="300" w:lineRule="auto" w:before="0" w:after="0"/>
         <w:jc w:val="left"/>
         <w:rPr>
           <w:szCs w:val="21"/>
@@ -22518,7 +22516,7 @@
     <w:p>
       <w:pPr>
         <w:snapToGrid w:val="0"/>
-        <w:spacing w:line="300" w:lineRule="auto"/>
+        <w:spacing w:line="300" w:lineRule="auto" w:before="0" w:after="0"/>
         <w:jc w:val="left"/>
         <w:rPr>
           <w:szCs w:val="21"/>
@@ -22544,7 +22542,7 @@
     <w:p>
       <w:pPr>
         <w:snapToGrid w:val="0"/>
-        <w:spacing w:line="300" w:lineRule="auto"/>
+        <w:spacing w:line="300" w:lineRule="auto" w:before="0" w:after="0"/>
         <w:jc w:val="left"/>
         <w:rPr>
           <w:szCs w:val="21"/>
@@ -22570,7 +22568,7 @@
     <w:p>
       <w:pPr>
         <w:snapToGrid w:val="0"/>
-        <w:spacing w:line="300" w:lineRule="auto"/>
+        <w:spacing w:line="300" w:lineRule="auto" w:before="0" w:after="0"/>
         <w:jc w:val="left"/>
         <w:rPr>
           <w:szCs w:val="21"/>
@@ -22613,7 +22611,7 @@
     <w:p>
       <w:pPr>
         <w:snapToGrid w:val="0"/>
-        <w:spacing w:line="300" w:lineRule="auto"/>
+        <w:spacing w:line="300" w:lineRule="auto" w:before="0" w:after="0"/>
         <w:jc w:val="left"/>
         <w:rPr>
           <w:szCs w:val="21"/>
@@ -22656,7 +22654,7 @@
     <w:p>
       <w:pPr>
         <w:snapToGrid w:val="0"/>
-        <w:spacing w:line="300" w:lineRule="auto"/>
+        <w:spacing w:line="300" w:lineRule="auto" w:before="0" w:after="0"/>
         <w:jc w:val="left"/>
         <w:rPr>
           <w:szCs w:val="21"/>
@@ -22682,7 +22680,7 @@
     <w:p>
       <w:pPr>
         <w:snapToGrid w:val="0"/>
-        <w:spacing w:line="300" w:lineRule="auto"/>
+        <w:spacing w:line="300" w:lineRule="auto" w:before="0" w:after="0"/>
         <w:jc w:val="left"/>
         <w:rPr>
           <w:szCs w:val="21"/>
@@ -22717,7 +22715,7 @@
     <w:p>
       <w:pPr>
         <w:snapToGrid w:val="0"/>
-        <w:spacing w:line="300" w:lineRule="auto"/>
+        <w:spacing w:line="300" w:lineRule="auto" w:before="0" w:after="0"/>
         <w:jc w:val="left"/>
         <w:rPr>
           <w:szCs w:val="21"/>
@@ -22743,7 +22741,7 @@
     <w:p>
       <w:pPr>
         <w:snapToGrid w:val="0"/>
-        <w:spacing w:line="300" w:lineRule="auto"/>
+        <w:spacing w:line="300" w:lineRule="auto" w:before="0" w:after="0"/>
         <w:jc w:val="left"/>
         <w:rPr>
           <w:szCs w:val="21"/>
@@ -22803,7 +22801,7 @@
     <w:p>
       <w:pPr>
         <w:snapToGrid w:val="0"/>
-        <w:spacing w:line="300" w:lineRule="auto"/>
+        <w:spacing w:line="300" w:lineRule="auto" w:before="0" w:after="0"/>
         <w:jc w:val="left"/>
         <w:rPr>
           <w:szCs w:val="21"/>
@@ -22846,7 +22844,7 @@
     <w:p>
       <w:pPr>
         <w:snapToGrid w:val="0"/>
-        <w:spacing w:line="300" w:lineRule="auto"/>
+        <w:spacing w:line="300" w:lineRule="auto" w:before="0" w:after="0"/>
         <w:jc w:val="left"/>
         <w:rPr>
           <w:szCs w:val="21"/>
@@ -22872,7 +22870,7 @@
     <w:p>
       <w:pPr>
         <w:snapToGrid w:val="0"/>
-        <w:spacing w:line="300" w:lineRule="auto"/>
+        <w:spacing w:line="300" w:lineRule="auto" w:before="0" w:after="0"/>
         <w:jc w:val="left"/>
         <w:rPr>
           <w:szCs w:val="21"/>
@@ -22915,7 +22913,7 @@
     <w:p>
       <w:pPr>
         <w:snapToGrid w:val="0"/>
-        <w:spacing w:line="300" w:lineRule="auto"/>
+        <w:spacing w:line="300" w:lineRule="auto" w:before="0" w:after="0"/>
         <w:jc w:val="left"/>
         <w:rPr>
           <w:szCs w:val="21"/>
@@ -22974,7 +22972,7 @@
     <w:p>
       <w:pPr>
         <w:snapToGrid w:val="0"/>
-        <w:spacing w:line="300" w:lineRule="auto"/>
+        <w:spacing w:line="300" w:lineRule="auto" w:before="0" w:after="0"/>
         <w:jc w:val="left"/>
         <w:rPr>
           <w:szCs w:val="21"/>
@@ -23025,7 +23023,7 @@
     <w:p>
       <w:pPr>
         <w:snapToGrid w:val="0"/>
-        <w:spacing w:line="300" w:lineRule="auto"/>
+        <w:spacing w:line="300" w:lineRule="auto" w:before="0" w:after="0"/>
         <w:jc w:val="left"/>
         <w:rPr>
           <w:szCs w:val="21"/>
@@ -23051,7 +23049,7 @@
     <w:p>
       <w:pPr>
         <w:snapToGrid w:val="0"/>
-        <w:spacing w:line="300" w:lineRule="auto"/>
+        <w:spacing w:line="300" w:lineRule="auto" w:before="0" w:after="0"/>
         <w:jc w:val="left"/>
         <w:rPr>
           <w:szCs w:val="21"/>
@@ -23111,7 +23109,7 @@
     <w:p>
       <w:pPr>
         <w:snapToGrid w:val="0"/>
-        <w:spacing w:line="300" w:lineRule="auto"/>
+        <w:spacing w:line="300" w:lineRule="auto" w:before="0" w:after="0"/>
         <w:jc w:val="left"/>
         <w:rPr>
           <w:szCs w:val="21"/>
@@ -23188,7 +23186,7 @@
     </w:p>
     <w:p>
       <w:pPr>
-        <w:spacing w:line="300" w:lineRule="auto"/>
+        <w:spacing w:line="300" w:lineRule="auto" w:before="0" w:after="0"/>
         <w:jc w:val="left"/>
         <w:rPr>
           <w:szCs w:val="21"/>
@@ -23254,7 +23252,7 @@
           </w:tcPr>
           <w:p>
             <w:pPr>
-              <w:spacing w:line="300" w:lineRule="auto"/>
+              <w:spacing w:line="300" w:lineRule="auto" w:before="0" w:after="0"/>
               <w:jc w:val="left"/>
               <w:rPr>
                 <w:szCs w:val="21"/>
@@ -23287,7 +23285,7 @@
           </w:tcPr>
           <w:p>
             <w:pPr>
-              <w:spacing w:line="300" w:lineRule="auto"/>
+              <w:spacing w:line="300" w:lineRule="auto" w:before="0" w:after="0"/>
               <w:jc w:val="left"/>
               <w:rPr>
                 <w:szCs w:val="21"/>
@@ -23320,7 +23318,7 @@
           </w:tcPr>
           <w:p>
             <w:pPr>
-              <w:spacing w:line="300" w:lineRule="auto"/>
+              <w:spacing w:line="300" w:lineRule="auto" w:before="0" w:after="0"/>
               <w:jc w:val="left"/>
               <w:rPr>
                 <w:szCs w:val="21"/>
@@ -23353,7 +23351,7 @@
           </w:tcPr>
           <w:p>
             <w:pPr>
-              <w:spacing w:line="300" w:lineRule="auto"/>
+              <w:spacing w:line="300" w:lineRule="auto" w:before="0" w:after="0"/>
               <w:jc w:val="left"/>
               <w:rPr>
                 <w:szCs w:val="21"/>
@@ -23389,7 +23387,7 @@
           </w:tcPr>
           <w:p>
             <w:pPr>
-              <w:spacing w:line="300" w:lineRule="auto"/>
+              <w:spacing w:line="300" w:lineRule="auto" w:before="0" w:after="0"/>
               <w:jc w:val="left"/>
               <w:rPr>
                 <w:szCs w:val="21"/>
@@ -23422,7 +23420,7 @@
           </w:tcPr>
           <w:p>
             <w:pPr>
-              <w:spacing w:line="300" w:lineRule="auto"/>
+              <w:spacing w:line="300" w:lineRule="auto" w:before="0" w:after="0"/>
               <w:jc w:val="left"/>
               <w:rPr>
                 <w:szCs w:val="21"/>
@@ -23456,7 +23454,7 @@
           </w:tcPr>
           <w:p>
             <w:pPr>
-              <w:spacing w:line="300" w:lineRule="auto"/>
+              <w:spacing w:line="300" w:lineRule="auto" w:before="0" w:after="0"/>
               <w:jc w:val="left"/>
               <w:rPr>
                 <w:szCs w:val="21"/>
@@ -23489,7 +23487,7 @@
           </w:tcPr>
           <w:p>
             <w:pPr>
-              <w:spacing w:line="300" w:lineRule="auto"/>
+              <w:spacing w:line="300" w:lineRule="auto" w:before="0" w:after="0"/>
               <w:jc w:val="left"/>
               <w:rPr>
                 <w:szCs w:val="21"/>
@@ -23520,7 +23518,7 @@
           </w:tcPr>
           <w:p>
             <w:pPr>
-              <w:spacing w:line="300" w:lineRule="auto"/>
+              <w:spacing w:line="300" w:lineRule="auto" w:before="0" w:after="0"/>
               <w:jc w:val="left"/>
               <w:rPr>
                 <w:szCs w:val="21"/>
@@ -23545,7 +23543,7 @@
           </w:tcPr>
           <w:p>
             <w:pPr>
-              <w:spacing w:line="300" w:lineRule="auto"/>
+              <w:spacing w:line="300" w:lineRule="auto" w:before="0" w:after="0"/>
               <w:jc w:val="left"/>
               <w:rPr>
                 <w:szCs w:val="21"/>
@@ -23579,7 +23577,7 @@
           </w:tcPr>
           <w:p>
             <w:pPr>
-              <w:spacing w:line="300" w:lineRule="auto"/>
+              <w:spacing w:line="300" w:lineRule="auto" w:before="0" w:after="0"/>
               <w:jc w:val="left"/>
               <w:rPr>
                 <w:szCs w:val="21"/>
@@ -23612,7 +23610,7 @@
           </w:tcPr>
           <w:p>
             <w:pPr>
-              <w:spacing w:line="300" w:lineRule="auto"/>
+              <w:spacing w:line="300" w:lineRule="auto" w:before="0" w:after="0"/>
               <w:jc w:val="left"/>
               <w:rPr>
                 <w:szCs w:val="21"/>
@@ -23648,7 +23646,7 @@
           </w:tcPr>
           <w:p>
             <w:pPr>
-              <w:spacing w:line="300" w:lineRule="auto"/>
+              <w:spacing w:line="300" w:lineRule="auto" w:before="0" w:after="0"/>
               <w:jc w:val="left"/>
               <w:rPr>
                 <w:szCs w:val="21"/>
@@ -23691,7 +23689,7 @@
           </w:tcPr>
           <w:p>
             <w:pPr>
-              <w:spacing w:line="300" w:lineRule="auto"/>
+              <w:spacing w:line="300" w:lineRule="auto" w:before="0" w:after="0"/>
               <w:jc w:val="left"/>
               <w:rPr>
                 <w:szCs w:val="21"/>
@@ -23725,7 +23723,7 @@
           </w:tcPr>
           <w:p>
             <w:pPr>
-              <w:spacing w:line="300" w:lineRule="auto"/>
+              <w:spacing w:line="300" w:lineRule="auto" w:before="0" w:after="0"/>
               <w:jc w:val="left"/>
               <w:rPr>
                 <w:szCs w:val="21"/>
@@ -23758,7 +23756,7 @@
           </w:tcPr>
           <w:p>
             <w:pPr>
-              <w:spacing w:line="300" w:lineRule="auto"/>
+              <w:spacing w:line="300" w:lineRule="auto" w:before="0" w:after="0"/>
               <w:jc w:val="left"/>
               <w:rPr>
                 <w:szCs w:val="21"/>
@@ -23789,7 +23787,7 @@
           </w:tcPr>
           <w:p>
             <w:pPr>
-              <w:spacing w:line="300" w:lineRule="auto"/>
+              <w:spacing w:line="300" w:lineRule="auto" w:before="0" w:after="0"/>
               <w:jc w:val="left"/>
               <w:rPr>
                 <w:szCs w:val="21"/>
@@ -23814,7 +23812,7 @@
           </w:tcPr>
           <w:p>
             <w:pPr>
-              <w:spacing w:line="300" w:lineRule="auto"/>
+              <w:spacing w:line="300" w:lineRule="auto" w:before="0" w:after="0"/>
               <w:jc w:val="left"/>
               <w:rPr>
                 <w:szCs w:val="21"/>
@@ -23847,7 +23845,7 @@
           </w:tcPr>
           <w:p>
             <w:pPr>
-              <w:spacing w:line="300" w:lineRule="auto"/>
+              <w:spacing w:line="300" w:lineRule="auto" w:before="0" w:after="0"/>
               <w:jc w:val="left"/>
               <w:rPr>
                 <w:szCs w:val="21"/>
@@ -23880,7 +23878,7 @@
           </w:tcPr>
           <w:p>
             <w:pPr>
-              <w:spacing w:line="300" w:lineRule="auto"/>
+              <w:spacing w:line="300" w:lineRule="auto" w:before="0" w:after="0"/>
               <w:jc w:val="left"/>
               <w:rPr>
                 <w:szCs w:val="21"/>
@@ -23916,7 +23914,7 @@
           </w:tcPr>
           <w:p>
             <w:pPr>
-              <w:spacing w:line="300" w:lineRule="auto"/>
+              <w:spacing w:line="300" w:lineRule="auto" w:before="0" w:after="0"/>
               <w:jc w:val="left"/>
               <w:rPr>
                 <w:szCs w:val="21"/>
@@ -23959,7 +23957,7 @@
           </w:tcPr>
           <w:p>
             <w:pPr>
-              <w:spacing w:line="300" w:lineRule="auto"/>
+              <w:spacing w:line="300" w:lineRule="auto" w:before="0" w:after="0"/>
               <w:jc w:val="left"/>
               <w:rPr>
                 <w:szCs w:val="21"/>
@@ -23992,7 +23990,7 @@
           </w:tcPr>
           <w:p>
             <w:pPr>
-              <w:spacing w:line="300" w:lineRule="auto"/>
+              <w:spacing w:line="300" w:lineRule="auto" w:before="0" w:after="0"/>
               <w:jc w:val="left"/>
               <w:rPr>
                 <w:szCs w:val="21"/>
@@ -24025,7 +24023,7 @@
           </w:tcPr>
           <w:p>
             <w:pPr>
-              <w:spacing w:line="300" w:lineRule="auto"/>
+              <w:spacing w:line="300" w:lineRule="auto" w:before="0" w:after="0"/>
               <w:jc w:val="left"/>
               <w:rPr>
                 <w:szCs w:val="21"/>
@@ -24056,7 +24054,7 @@
           </w:tcPr>
           <w:p>
             <w:pPr>
-              <w:spacing w:line="300" w:lineRule="auto"/>
+              <w:spacing w:line="300" w:lineRule="auto" w:before="0" w:after="0"/>
               <w:jc w:val="left"/>
               <w:rPr>
                 <w:szCs w:val="21"/>
@@ -24081,7 +24079,7 @@
           </w:tcPr>
           <w:p>
             <w:pPr>
-              <w:spacing w:line="300" w:lineRule="auto"/>
+              <w:spacing w:line="300" w:lineRule="auto" w:before="0" w:after="0"/>
               <w:jc w:val="left"/>
               <w:rPr>
                 <w:szCs w:val="21"/>
@@ -24114,7 +24112,7 @@
           </w:tcPr>
           <w:p>
             <w:pPr>
-              <w:spacing w:line="300" w:lineRule="auto"/>
+              <w:spacing w:line="300" w:lineRule="auto" w:before="0" w:after="0"/>
               <w:jc w:val="left"/>
               <w:rPr>
                 <w:szCs w:val="21"/>
@@ -24147,7 +24145,7 @@
           </w:tcPr>
           <w:p>
             <w:pPr>
-              <w:spacing w:line="300" w:lineRule="auto"/>
+              <w:spacing w:line="300" w:lineRule="auto" w:before="0" w:after="0"/>
               <w:jc w:val="left"/>
               <w:rPr>
                 <w:szCs w:val="21"/>
@@ -24183,7 +24181,7 @@
           </w:tcPr>
           <w:p>
             <w:pPr>
-              <w:spacing w:line="300" w:lineRule="auto"/>
+              <w:spacing w:line="300" w:lineRule="auto" w:before="0" w:after="0"/>
               <w:jc w:val="left"/>
               <w:rPr>
                 <w:szCs w:val="21"/>
@@ -24200,7 +24198,7 @@
           </w:p>
           <w:p>
             <w:pPr>
-              <w:spacing w:line="300" w:lineRule="auto"/>
+              <w:spacing w:line="300" w:lineRule="auto" w:before="0" w:after="0"/>
               <w:jc w:val="left"/>
               <w:rPr>
                 <w:szCs w:val="21"/>
@@ -24233,7 +24231,7 @@
           </w:tcPr>
           <w:p>
             <w:pPr>
-              <w:spacing w:line="300" w:lineRule="auto"/>
+              <w:spacing w:line="300" w:lineRule="auto" w:before="0" w:after="0"/>
               <w:jc w:val="left"/>
               <w:rPr>
                 <w:szCs w:val="21"/>
@@ -24267,7 +24265,7 @@
           </w:tcPr>
           <w:p>
             <w:pPr>
-              <w:spacing w:line="300" w:lineRule="auto"/>
+              <w:spacing w:line="300" w:lineRule="auto" w:before="0" w:after="0"/>
               <w:jc w:val="left"/>
               <w:rPr>
                 <w:szCs w:val="21"/>
@@ -24300,7 +24298,7 @@
           </w:tcPr>
           <w:p>
             <w:pPr>
-              <w:spacing w:line="300" w:lineRule="auto"/>
+              <w:spacing w:line="300" w:lineRule="auto" w:before="0" w:after="0"/>
               <w:jc w:val="left"/>
               <w:rPr>
                 <w:szCs w:val="21"/>
@@ -24331,7 +24329,7 @@
           </w:tcPr>
           <w:p>
             <w:pPr>
-              <w:spacing w:line="300" w:lineRule="auto"/>
+              <w:spacing w:line="300" w:lineRule="auto" w:before="0" w:after="0"/>
               <w:jc w:val="left"/>
               <w:rPr>
                 <w:szCs w:val="21"/>
@@ -24356,7 +24354,7 @@
           </w:tcPr>
           <w:p>
             <w:pPr>
-              <w:spacing w:line="300" w:lineRule="auto"/>
+              <w:spacing w:line="300" w:lineRule="auto" w:before="0" w:after="0"/>
               <w:jc w:val="left"/>
               <w:rPr>
                 <w:szCs w:val="21"/>
@@ -24389,7 +24387,7 @@
           </w:tcPr>
           <w:p>
             <w:pPr>
-              <w:spacing w:line="300" w:lineRule="auto"/>
+              <w:spacing w:line="300" w:lineRule="auto" w:before="0" w:after="0"/>
               <w:jc w:val="left"/>
               <w:rPr>
                 <w:szCs w:val="21"/>
@@ -24422,7 +24420,7 @@
           </w:tcPr>
           <w:p>
             <w:pPr>
-              <w:spacing w:line="300" w:lineRule="auto"/>
+              <w:spacing w:line="300" w:lineRule="auto" w:before="0" w:after="0"/>
               <w:jc w:val="left"/>
               <w:rPr>
                 <w:szCs w:val="21"/>
@@ -24477,14 +24475,14 @@
 </file>
 
 <file path=word/footer1.xml><?xml version="1.0" encoding="utf-8"?>
-<w:ftr xmlns:w="http://schemas.openxmlformats.org/wordprocessingml/2006/main" xmlns:r="http://schemas.openxmlformats.org/officeDocument/2006/relationships">
-  <w:p>
+<w:ftr xmlns:w="http://schemas.openxmlformats.org/wordprocessingml/2006/main">
+  <w:p xmlns:w="http://schemas.openxmlformats.org/wordprocessingml/2006/main">
     <w:pPr>
       <w:jc w:val="center"/>
     </w:pPr>
     <w:r>
       <w:rPr>
-        <w:rFonts w:ascii="Times New Roman" w:hAnsi="Times New Roman" w:eastAsia="宋体"/>
+        <w:rFonts w:ascii="Times New Roman" w:hAnsi="Times New Roman" w:eastAsia="宋体" w:cs="Times New Roman"/>
         <w:sz w:val="21"/>
         <w:szCs w:val="21"/>
       </w:rPr>
@@ -24492,47 +24490,107 @@
     </w:r>
     <w:r>
       <w:rPr>
-        <w:rFonts w:ascii="Times New Roman" w:hAnsi="Times New Roman" w:eastAsia="宋体"/>
+        <w:rFonts w:ascii="Times New Roman" w:hAnsi="Times New Roman" w:eastAsia="宋体" w:cs="Times New Roman"/>
         <w:sz w:val="21"/>
         <w:szCs w:val="21"/>
       </w:rPr>
-      <w:t xml:space="preserve">第</w:t>
+      <w:t>第</w:t>
     </w:r>
-    <w:fldSimple w:instr=" PAGE ">
-      <w:r>
-        <w:rPr>
-          <w:rFonts w:ascii="Times New Roman" w:hAnsi="Times New Roman" w:eastAsia="宋体"/>
-          <w:sz w:val="21"/>
-          <w:szCs w:val="21"/>
-        </w:rPr>
-        <w:t xml:space="preserve">1</w:t>
-      </w:r>
-    </w:fldSimple>
     <w:r>
       <w:rPr>
-        <w:rFonts w:ascii="Times New Roman" w:hAnsi="Times New Roman" w:eastAsia="宋体"/>
+        <w:rFonts w:ascii="Times New Roman" w:hAnsi="Times New Roman" w:eastAsia="宋体" w:cs="Times New Roman"/>
         <w:sz w:val="21"/>
         <w:szCs w:val="21"/>
       </w:rPr>
-      <w:t xml:space="preserve">页（共</w:t>
+      <w:fldChar w:fldCharType="begin"/>
     </w:r>
-    <w:fldSimple w:instr=" NUMPAGES ">
-      <w:r>
-        <w:rPr>
-          <w:rFonts w:ascii="Times New Roman" w:hAnsi="Times New Roman" w:eastAsia="宋体"/>
-          <w:sz w:val="21"/>
-          <w:szCs w:val="21"/>
-        </w:rPr>
-        <w:t xml:space="preserve">1</w:t>
-      </w:r>
-    </w:fldSimple>
     <w:r>
       <w:rPr>
-        <w:rFonts w:ascii="Times New Roman" w:hAnsi="Times New Roman" w:eastAsia="宋体"/>
+        <w:rFonts w:ascii="Times New Roman" w:hAnsi="Times New Roman" w:eastAsia="宋体" w:cs="Times New Roman"/>
         <w:sz w:val="21"/>
         <w:szCs w:val="21"/>
       </w:rPr>
-      <w:t xml:space="preserve">页）</w:t>
+      <w:instrText xml:space="preserve"> PAGE </w:instrText>
+    </w:r>
+    <w:r>
+      <w:rPr>
+        <w:rFonts w:ascii="Times New Roman" w:hAnsi="Times New Roman" w:eastAsia="宋体" w:cs="Times New Roman"/>
+        <w:sz w:val="21"/>
+        <w:szCs w:val="21"/>
+      </w:rPr>
+      <w:fldChar w:fldCharType="separate"/>
+    </w:r>
+    <w:r>
+      <w:rPr>
+        <w:rFonts w:ascii="Times New Roman" w:hAnsi="Times New Roman" w:eastAsia="宋体" w:cs="Times New Roman"/>
+        <w:sz w:val="21"/>
+        <w:szCs w:val="21"/>
+      </w:rPr>
+      <w:t>1</w:t>
+    </w:r>
+    <w:r>
+      <w:rPr>
+        <w:rFonts w:ascii="Times New Roman" w:hAnsi="Times New Roman" w:eastAsia="宋体" w:cs="Times New Roman"/>
+        <w:sz w:val="21"/>
+        <w:szCs w:val="21"/>
+      </w:rPr>
+      <w:fldChar w:fldCharType="end"/>
+    </w:r>
+    <w:r>
+      <w:rPr>
+        <w:rFonts w:ascii="Times New Roman" w:hAnsi="Times New Roman" w:eastAsia="宋体" w:cs="Times New Roman"/>
+        <w:sz w:val="21"/>
+        <w:szCs w:val="21"/>
+      </w:rPr>
+      <w:t>页（共</w:t>
+    </w:r>
+    <w:r>
+      <w:rPr>
+        <w:rFonts w:ascii="Times New Roman" w:hAnsi="Times New Roman" w:eastAsia="宋体" w:cs="Times New Roman"/>
+        <w:sz w:val="21"/>
+        <w:szCs w:val="21"/>
+      </w:rPr>
+      <w:fldChar w:fldCharType="begin"/>
+    </w:r>
+    <w:r>
+      <w:rPr>
+        <w:rFonts w:ascii="Times New Roman" w:hAnsi="Times New Roman" w:eastAsia="宋体" w:cs="Times New Roman"/>
+        <w:sz w:val="21"/>
+        <w:szCs w:val="21"/>
+      </w:rPr>
+      <w:instrText xml:space="preserve"> NUMPAGES </w:instrText>
+    </w:r>
+    <w:r>
+      <w:rPr>
+        <w:rFonts w:ascii="Times New Roman" w:hAnsi="Times New Roman" w:eastAsia="宋体" w:cs="Times New Roman"/>
+        <w:sz w:val="21"/>
+        <w:szCs w:val="21"/>
+      </w:rPr>
+      <w:fldChar w:fldCharType="separate"/>
+    </w:r>
+    <w:r>
+      <w:rPr>
+        <w:rFonts w:ascii="Times New Roman" w:hAnsi="Times New Roman" w:eastAsia="宋体" w:cs="Times New Roman"/>
+        <w:sz w:val="21"/>
+        <w:szCs w:val="21"/>
+      </w:rPr>
+      <w:t>13</w:t>
+    </w:r>
+    <w:r>
+      <w:rPr>
+        <w:rFonts w:ascii="Times New Roman" w:hAnsi="Times New Roman" w:eastAsia="宋体" w:cs="Times New Roman"/>
+        <w:sz w:val="21"/>
+        <w:szCs w:val="21"/>
+      </w:rPr>
+      <w:fldChar w:fldCharType="end"/>
+    </w:r>
+    <w:r>
+      <w:rPr>
+        <w:rFonts w:ascii="Times New Roman" w:hAnsi="Times New Roman" w:eastAsia="宋体" w:cs="Times New Roman"/>
+        <w:sz w:val="21"/>
+        <w:szCs w:val="21"/>
+      </w:rPr>
+      <w:t>页）</w:t>
     </w:r>
   </w:p>
 </w:ftr>
@@ -24562,14 +24620,16 @@
   <w:docDefaults>
     <w:rPrDefault>
       <w:rPr>
-        <w:rFonts w:ascii="Times New Roman" w:eastAsia="宋体" w:hAnsi="Times New Roman" w:cs="Times New Roman"/>
-        <w:kern w:val="2"/>
+        <w:rFonts w:ascii="Times New Roman" w:hAnsi="Times New Roman" w:eastAsia="宋体" w:cs="Times New Roman"/>
         <w:sz w:val="21"/>
         <w:szCs w:val="21"/>
-        <w:lang w:val="en-US" w:eastAsia="zh-CN" w:bidi="ar-SA"/>
       </w:rPr>
     </w:rPrDefault>
-    <w:pPrDefault/>
+    <w:pPrDefault>
+      <w:pPr>
+        <w:spacing w:before="0" w:after="0" w:line="300" w:lineRule="auto"/>
+      </w:pPr>
+    </w:pPrDefault>
   </w:docDefaults>
   <w:latentStyles w:defLockedState="0" w:defUIPriority="99" w:defSemiHidden="0" w:defUnhideWhenUsed="0" w:defQFormat="0" w:count="376">
     <w:lsdException w:name="Normal" w:uiPriority="0" w:qFormat="1"/>

--- a/高中物理/高中物理同步/人教版必修3 第12章 电能 能量守恒定律·知识清单（完成）.docx
+++ b/高中物理/高中物理同步/人教版必修3 第12章 电能 能量守恒定律·知识清单（完成）.docx
@@ -465,7 +465,7 @@
           <w:rFonts w:ascii="Times New Roman" w:hAnsi="Times New Roman" w:eastAsia="宋体" w:cs="Times New Roman"/>
           <w:szCs w:val="21"/>
           <w:sz w:val="21"/>
-          <w:bdr w:val="single" w:sz="8" w:space="0" w:color="auto"/>
+          <w:shd w:val="clear" w:color="auto" w:fill="D9D9D9"/>
         </w:rPr>
         <w:t>静电力</w:t>
       </w:r>
@@ -500,7 +500,7 @@
           <w:rFonts w:ascii="Times New Roman" w:hAnsi="Times New Roman" w:eastAsia="宋体" w:cs="Times New Roman"/>
           <w:szCs w:val="21"/>
           <w:sz w:val="21"/>
-          <w:bdr w:val="single" w:sz="8" w:space="0" w:color="auto"/>
+          <w:shd w:val="clear" w:color="auto" w:fill="D9D9D9"/>
         </w:rPr>
         <w:t>电流做功</w:t>
       </w:r>
@@ -560,7 +560,7 @@
           <w:rFonts w:ascii="Times New Roman" w:hAnsi="Times New Roman" w:eastAsia="宋体" w:cs="Times New Roman"/>
           <w:szCs w:val="21"/>
           <w:sz w:val="21"/>
-          <w:bdr w:val="single" w:sz="8" w:space="0" w:color="auto"/>
+          <w:shd w:val="clear" w:color="auto" w:fill="D9D9D9"/>
         </w:rPr>
         <w:t>UIt</w:t>
       </w:r>
@@ -577,7 +577,7 @@
           <w:rFonts w:ascii="Times New Roman" w:hAnsi="Times New Roman" w:eastAsia="宋体" w:cs="Times New Roman"/>
           <w:szCs w:val="21"/>
           <w:sz w:val="21"/>
-          <w:bdr w:val="single" w:sz="8" w:space="0" w:color="auto"/>
+          <w:shd w:val="clear" w:color="auto" w:fill="D9D9D9"/>
         </w:rPr>
         <w:t>焦耳</w:t>
       </w:r>
@@ -594,7 +594,7 @@
           <w:rFonts w:ascii="Times New Roman" w:hAnsi="Times New Roman" w:eastAsia="宋体" w:cs="Times New Roman"/>
           <w:szCs w:val="21"/>
           <w:sz w:val="21"/>
-          <w:bdr w:val="single" w:sz="8" w:space="0" w:color="auto"/>
+          <w:shd w:val="clear" w:color="auto" w:fill="D9D9D9"/>
         </w:rPr>
         <w:t>J</w:t>
       </w:r>
@@ -653,7 +653,7 @@
           <w:rFonts w:ascii="Times New Roman" w:hAnsi="Times New Roman" w:eastAsia="宋体" w:cs="Times New Roman"/>
           <w:szCs w:val="21"/>
           <w:sz w:val="21"/>
-          <w:bdr w:val="single" w:sz="8" w:space="0" w:color="auto"/>
+          <w:shd w:val="clear" w:color="auto" w:fill="D9D9D9"/>
         </w:rPr>
         <w:t>度</w:t>
       </w:r>
@@ -694,7 +694,7 @@
           <w:rFonts w:ascii="Times New Roman" w:hAnsi="Times New Roman" w:eastAsia="宋体" w:cs="Times New Roman"/>
           <w:szCs w:val="21"/>
           <w:sz w:val="21"/>
-          <w:bdr w:val="single" w:sz="8" w:space="0" w:color="auto"/>
+          <w:shd w:val="clear" w:color="auto" w:fill="D9D9D9"/>
         </w:rPr>
         <w:t>3.6×10</w:t>
       </w:r>
@@ -703,7 +703,7 @@
           <w:rFonts w:ascii="Times New Roman" w:hAnsi="Times New Roman" w:eastAsia="宋体" w:cs="Times New Roman"/>
           <w:szCs w:val="21"/>
           <w:sz w:val="21"/>
-          <w:bdr w:val="single" w:sz="8" w:space="0" w:color="auto"/>
+          <w:shd w:val="clear" w:color="auto" w:fill="D9D9D9"/>
           <w:vertAlign w:val="superscript"/>
         </w:rPr>
         <w:t>6</w:t>
@@ -781,7 +781,7 @@
           <w:rFonts w:ascii="Times New Roman" w:hAnsi="Times New Roman" w:eastAsia="宋体" w:cs="Times New Roman"/>
           <w:szCs w:val="21"/>
           <w:sz w:val="21"/>
-          <w:bdr w:val="single" w:sz="8" w:space="0" w:color="auto"/>
+          <w:shd w:val="clear" w:color="auto" w:fill="D9D9D9"/>
         </w:rPr>
         <w:t>时间</w:t>
       </w:r>
@@ -872,7 +872,7 @@
           <w:rFonts w:ascii="Times New Roman" w:hAnsi="Times New Roman" w:eastAsia="宋体" w:cs="Times New Roman"/>
           <w:szCs w:val="21"/>
           <w:sz w:val="21"/>
-          <w:bdr w:val="single" w:sz="8" w:space="0" w:color="auto"/>
+          <w:shd w:val="clear" w:color="auto" w:fill="D9D9D9"/>
         </w:rPr>
         <w:t>UI</w:t>
       </w:r>
@@ -915,7 +915,7 @@
           <w:rFonts w:ascii="Times New Roman" w:hAnsi="Times New Roman" w:eastAsia="宋体" w:cs="Times New Roman"/>
           <w:szCs w:val="21"/>
           <w:sz w:val="21"/>
-          <w:bdr w:val="single" w:sz="8" w:space="0" w:color="auto"/>
+          <w:shd w:val="clear" w:color="auto" w:fill="D9D9D9"/>
         </w:rPr>
         <w:t>瓦特</w:t>
       </w:r>
@@ -932,7 +932,7 @@
           <w:rFonts w:ascii="Times New Roman" w:hAnsi="Times New Roman" w:eastAsia="宋体" w:cs="Times New Roman"/>
           <w:szCs w:val="21"/>
           <w:sz w:val="21"/>
-          <w:bdr w:val="single" w:sz="8" w:space="0" w:color="auto"/>
+          <w:shd w:val="clear" w:color="auto" w:fill="D9D9D9"/>
         </w:rPr>
         <w:t>W</w:t>
       </w:r>
@@ -976,7 +976,7 @@
           <w:rFonts w:ascii="Times New Roman" w:hAnsi="Times New Roman" w:eastAsia="宋体" w:cs="Times New Roman"/>
           <w:szCs w:val="21"/>
           <w:sz w:val="21"/>
-          <w:bdr w:val="single" w:sz="8" w:space="0" w:color="auto"/>
+          <w:shd w:val="clear" w:color="auto" w:fill="D9D9D9"/>
         </w:rPr>
         <w:t>快慢</w:t>
       </w:r>
@@ -1107,7 +1107,7 @@
           <w:rFonts w:ascii="Times New Roman" w:hAnsi="Times New Roman" w:eastAsia="宋体" w:cs="Times New Roman"/>
           <w:szCs w:val="21"/>
           <w:sz w:val="21"/>
-          <w:bdr w:val="single" w:sz="8" w:space="0" w:color="auto"/>
+          <w:shd w:val="clear" w:color="auto" w:fill="D9D9D9"/>
         </w:rPr>
         <w:t>电流的二次方</w:t>
       </w:r>
@@ -1124,7 +1124,7 @@
           <w:rFonts w:ascii="Times New Roman" w:hAnsi="Times New Roman" w:eastAsia="宋体" w:cs="Times New Roman"/>
           <w:szCs w:val="21"/>
           <w:sz w:val="21"/>
-          <w:bdr w:val="single" w:sz="8" w:space="0" w:color="auto"/>
+          <w:shd w:val="clear" w:color="auto" w:fill="D9D9D9"/>
         </w:rPr>
         <w:t>导体的电阻</w:t>
       </w:r>
@@ -1141,7 +1141,7 @@
           <w:rFonts w:ascii="Times New Roman" w:hAnsi="Times New Roman" w:eastAsia="宋体" w:cs="Times New Roman"/>
           <w:szCs w:val="21"/>
           <w:sz w:val="21"/>
-          <w:bdr w:val="single" w:sz="8" w:space="0" w:color="auto"/>
+          <w:shd w:val="clear" w:color="auto" w:fill="D9D9D9"/>
         </w:rPr>
         <w:t>通电时间</w:t>
       </w:r>
@@ -1158,7 +1158,7 @@
           <w:rFonts w:ascii="Times New Roman" w:hAnsi="Times New Roman" w:eastAsia="宋体" w:cs="Times New Roman"/>
           <w:szCs w:val="21"/>
           <w:sz w:val="21"/>
-          <w:bdr w:val="single" w:sz="8" w:space="0" w:color="auto"/>
+          <w:shd w:val="clear" w:color="auto" w:fill="D9D9D9"/>
         </w:rPr>
         <w:t>焦耳</w:t>
       </w:r>
@@ -1242,7 +1242,7 @@
           <w:rFonts w:ascii="Times New Roman" w:hAnsi="Times New Roman" w:eastAsia="宋体" w:cs="Times New Roman"/>
           <w:szCs w:val="21"/>
           <w:sz w:val="21"/>
-          <w:bdr w:val="single" w:sz="8" w:space="0" w:color="auto"/>
+          <w:shd w:val="clear" w:color="auto" w:fill="D9D9D9"/>
         </w:rPr>
         <w:t>I</w:t>
       </w:r>
@@ -1251,7 +1251,7 @@
           <w:rFonts w:ascii="Times New Roman" w:hAnsi="Times New Roman" w:eastAsia="宋体" w:cs="Times New Roman"/>
           <w:szCs w:val="21"/>
           <w:sz w:val="21"/>
-          <w:bdr w:val="single" w:sz="8" w:space="0" w:color="auto"/>
+          <w:shd w:val="clear" w:color="auto" w:fill="D9D9D9"/>
           <w:vertAlign w:val="superscript"/>
         </w:rPr>
         <w:t>2</w:t>
@@ -1261,7 +1261,7 @@
           <w:rFonts w:ascii="Times New Roman" w:hAnsi="Times New Roman" w:eastAsia="宋体" w:cs="Times New Roman"/>
           <w:szCs w:val="21"/>
           <w:sz w:val="21"/>
-          <w:bdr w:val="single" w:sz="8" w:space="0" w:color="auto"/>
+          <w:shd w:val="clear" w:color="auto" w:fill="D9D9D9"/>
         </w:rPr>
         <w:t>Rt</w:t>
       </w:r>
@@ -1330,7 +1330,7 @@
           <w:rFonts w:ascii="Times New Roman" w:hAnsi="Times New Roman" w:eastAsia="宋体" w:cs="Times New Roman"/>
           <w:szCs w:val="21"/>
           <w:sz w:val="21"/>
-          <w:bdr w:val="single" w:sz="8" w:space="0" w:color="auto"/>
+          <w:shd w:val="clear" w:color="auto" w:fill="D9D9D9"/>
         </w:rPr>
         <w:t>单位时间</w:t>
       </w:r>
@@ -1509,7 +1509,7 @@
           <w:rFonts w:ascii="Times New Roman" w:hAnsi="Times New Roman" w:eastAsia="宋体" w:cs="Times New Roman"/>
           <w:szCs w:val="21"/>
           <w:sz w:val="21"/>
-          <w:bdr w:val="single" w:sz="8" w:space="0" w:color="auto"/>
+          <w:shd w:val="clear" w:color="auto" w:fill="D9D9D9"/>
         </w:rPr>
         <w:t>机械能</w:t>
       </w:r>
@@ -1673,7 +1673,7 @@
           <w:i/>
           <w:szCs w:val="21"/>
           <w:sz w:val="21"/>
-          <w:bdr w:val="single" w:sz="8" w:space="0" w:color="auto"/>
+          <w:shd w:val="clear" w:color="auto" w:fill="D9D9D9"/>
         </w:rPr>
         <w:t>P</w:t>
       </w:r>
@@ -1683,7 +1683,7 @@
           <w:i/>
           <w:szCs w:val="21"/>
           <w:sz w:val="21"/>
-          <w:bdr w:val="single" w:sz="8" w:space="0" w:color="auto"/>
+          <w:shd w:val="clear" w:color="auto" w:fill="D9D9D9"/>
           <w:vertAlign w:val="subscript"/>
         </w:rPr>
         <w:t>总</w:t>
@@ -1693,7 +1693,7 @@
           <w:rFonts w:ascii="Times New Roman" w:hAnsi="Times New Roman" w:eastAsia="宋体" w:cs="Times New Roman"/>
           <w:szCs w:val="21"/>
           <w:sz w:val="21"/>
-          <w:bdr w:val="single" w:sz="8" w:space="0" w:color="auto"/>
+          <w:shd w:val="clear" w:color="auto" w:fill="D9D9D9"/>
         </w:rPr>
         <w:t>＝</w:t>
       </w:r>
@@ -1703,7 +1703,7 @@
           <w:i/>
           <w:szCs w:val="21"/>
           <w:sz w:val="21"/>
-          <w:bdr w:val="single" w:sz="8" w:space="0" w:color="auto"/>
+          <w:shd w:val="clear" w:color="auto" w:fill="D9D9D9"/>
         </w:rPr>
         <w:t>UI</w:t>
       </w:r>
@@ -1747,7 +1747,7 @@
           <w:i/>
           <w:szCs w:val="21"/>
           <w:sz w:val="21"/>
-          <w:bdr w:val="single" w:sz="8" w:space="0" w:color="auto"/>
+          <w:shd w:val="clear" w:color="auto" w:fill="D9D9D9"/>
         </w:rPr>
         <w:t>P</w:t>
       </w:r>
@@ -1757,7 +1757,7 @@
           <w:i/>
           <w:szCs w:val="21"/>
           <w:sz w:val="21"/>
-          <w:bdr w:val="single" w:sz="8" w:space="0" w:color="auto"/>
+          <w:shd w:val="clear" w:color="auto" w:fill="D9D9D9"/>
           <w:vertAlign w:val="subscript"/>
         </w:rPr>
         <w:t>热</w:t>
@@ -1767,7 +1767,7 @@
           <w:rFonts w:ascii="Times New Roman" w:hAnsi="Times New Roman" w:eastAsia="宋体" w:cs="Times New Roman"/>
           <w:szCs w:val="21"/>
           <w:sz w:val="21"/>
-          <w:bdr w:val="single" w:sz="8" w:space="0" w:color="auto"/>
+          <w:shd w:val="clear" w:color="auto" w:fill="D9D9D9"/>
         </w:rPr>
         <w:t>＝</w:t>
       </w:r>
@@ -1777,7 +1777,7 @@
           <w:i/>
           <w:szCs w:val="21"/>
           <w:sz w:val="21"/>
-          <w:bdr w:val="single" w:sz="8" w:space="0" w:color="auto"/>
+          <w:shd w:val="clear" w:color="auto" w:fill="D9D9D9"/>
         </w:rPr>
         <w:t>I</w:t>
       </w:r>
@@ -1787,7 +1787,7 @@
           <w:i/>
           <w:szCs w:val="21"/>
           <w:sz w:val="21"/>
-          <w:bdr w:val="single" w:sz="8" w:space="0" w:color="auto"/>
+          <w:shd w:val="clear" w:color="auto" w:fill="D9D9D9"/>
           <w:vertAlign w:val="superscript"/>
         </w:rPr>
         <w:t>2</w:t>
@@ -1798,7 +1798,7 @@
           <w:i/>
           <w:szCs w:val="21"/>
           <w:sz w:val="21"/>
-          <w:bdr w:val="single" w:sz="8" w:space="0" w:color="auto"/>
+          <w:shd w:val="clear" w:color="auto" w:fill="D9D9D9"/>
         </w:rPr>
         <w:t>R</w:t>
       </w:r>
@@ -1866,7 +1866,7 @@
           <w:i/>
           <w:szCs w:val="21"/>
           <w:sz w:val="21"/>
-          <w:bdr w:val="single" w:sz="8" w:space="0" w:color="auto"/>
+          <w:shd w:val="clear" w:color="auto" w:fill="D9D9D9"/>
         </w:rPr>
         <w:t>P</w:t>
       </w:r>
@@ -1876,7 +1876,7 @@
           <w:i/>
           <w:szCs w:val="21"/>
           <w:sz w:val="21"/>
-          <w:bdr w:val="single" w:sz="8" w:space="0" w:color="auto"/>
+          <w:shd w:val="clear" w:color="auto" w:fill="D9D9D9"/>
           <w:vertAlign w:val="subscript"/>
         </w:rPr>
         <w:t>机</w:t>
@@ -1886,7 +1886,7 @@
           <w:rFonts w:ascii="Times New Roman" w:hAnsi="Times New Roman" w:eastAsia="宋体" w:cs="Times New Roman"/>
           <w:szCs w:val="21"/>
           <w:sz w:val="21"/>
-          <w:bdr w:val="single" w:sz="8" w:space="0" w:color="auto"/>
+          <w:shd w:val="clear" w:color="auto" w:fill="D9D9D9"/>
         </w:rPr>
         <w:t>＝</w:t>
       </w:r>
@@ -1896,7 +1896,7 @@
           <w:i/>
           <w:szCs w:val="21"/>
           <w:sz w:val="21"/>
-          <w:bdr w:val="single" w:sz="8" w:space="0" w:color="auto"/>
+          <w:shd w:val="clear" w:color="auto" w:fill="D9D9D9"/>
         </w:rPr>
         <w:t>P</w:t>
       </w:r>
@@ -1906,7 +1906,7 @@
           <w:i/>
           <w:szCs w:val="21"/>
           <w:sz w:val="21"/>
-          <w:bdr w:val="single" w:sz="8" w:space="0" w:color="auto"/>
+          <w:shd w:val="clear" w:color="auto" w:fill="D9D9D9"/>
           <w:vertAlign w:val="subscript"/>
         </w:rPr>
         <w:t>总</w:t>
@@ -1916,7 +1916,7 @@
           <w:rFonts w:ascii="Times New Roman" w:hAnsi="Times New Roman" w:eastAsia="宋体" w:cs="Times New Roman"/>
           <w:szCs w:val="21"/>
           <w:sz w:val="21"/>
-          <w:bdr w:val="single" w:sz="8" w:space="0" w:color="auto"/>
+          <w:shd w:val="clear" w:color="auto" w:fill="D9D9D9"/>
         </w:rPr>
         <w:t>－</w:t>
       </w:r>
@@ -1926,7 +1926,7 @@
           <w:i/>
           <w:szCs w:val="21"/>
           <w:sz w:val="21"/>
-          <w:bdr w:val="single" w:sz="8" w:space="0" w:color="auto"/>
+          <w:shd w:val="clear" w:color="auto" w:fill="D9D9D9"/>
         </w:rPr>
         <w:t>P</w:t>
       </w:r>
@@ -1936,7 +1936,7 @@
           <w:i/>
           <w:szCs w:val="21"/>
           <w:sz w:val="21"/>
-          <w:bdr w:val="single" w:sz="8" w:space="0" w:color="auto"/>
+          <w:shd w:val="clear" w:color="auto" w:fill="D9D9D9"/>
           <w:vertAlign w:val="subscript"/>
         </w:rPr>
         <w:t>热</w:t>
@@ -1946,7 +1946,7 @@
           <w:rFonts w:ascii="Times New Roman" w:hAnsi="Times New Roman" w:eastAsia="宋体" w:cs="Times New Roman"/>
           <w:szCs w:val="21"/>
           <w:sz w:val="21"/>
-          <w:bdr w:val="single" w:sz="8" w:space="0" w:color="auto"/>
+          <w:shd w:val="clear" w:color="auto" w:fill="D9D9D9"/>
         </w:rPr>
         <w:t>＝</w:t>
       </w:r>
@@ -1956,7 +1956,7 @@
           <w:i/>
           <w:szCs w:val="21"/>
           <w:sz w:val="21"/>
-          <w:bdr w:val="single" w:sz="8" w:space="0" w:color="auto"/>
+          <w:shd w:val="clear" w:color="auto" w:fill="D9D9D9"/>
         </w:rPr>
         <w:t>UI</w:t>
       </w:r>
@@ -1965,7 +1965,7 @@
           <w:rFonts w:ascii="Times New Roman" w:hAnsi="Times New Roman" w:eastAsia="宋体" w:cs="Times New Roman"/>
           <w:szCs w:val="21"/>
           <w:sz w:val="21"/>
-          <w:bdr w:val="single" w:sz="8" w:space="0" w:color="auto"/>
+          <w:shd w:val="clear" w:color="auto" w:fill="D9D9D9"/>
         </w:rPr>
         <w:t>－</w:t>
       </w:r>
@@ -1975,7 +1975,7 @@
           <w:i/>
           <w:szCs w:val="21"/>
           <w:sz w:val="21"/>
-          <w:bdr w:val="single" w:sz="8" w:space="0" w:color="auto"/>
+          <w:shd w:val="clear" w:color="auto" w:fill="D9D9D9"/>
         </w:rPr>
         <w:t>I</w:t>
       </w:r>
@@ -1985,7 +1985,7 @@
           <w:i/>
           <w:szCs w:val="21"/>
           <w:sz w:val="21"/>
-          <w:bdr w:val="single" w:sz="8" w:space="0" w:color="auto"/>
+          <w:shd w:val="clear" w:color="auto" w:fill="D9D9D9"/>
           <w:vertAlign w:val="superscript"/>
         </w:rPr>
         <w:t>2</w:t>
@@ -1996,7 +1996,7 @@
           <w:i/>
           <w:szCs w:val="21"/>
           <w:sz w:val="21"/>
-          <w:bdr w:val="single" w:sz="8" w:space="0" w:color="auto"/>
+          <w:shd w:val="clear" w:color="auto" w:fill="D9D9D9"/>
         </w:rPr>
         <w:t>R</w:t>
       </w:r>
@@ -2056,7 +2056,7 @@
           <m:fPr>
             <m:ctrlPr>
               <w:rPr>
-                <w:bdr w:val="single" w:sz="8" w:space="0" w:color="auto"/>
+                <w:shd w:val="clear" w:color="auto" w:fill="D9D9D9"/>
               </w:rPr>
             </m:ctrlPr>
           </m:fPr>
@@ -2179,7 +2179,7 @@
           <w:rFonts w:ascii="Times New Roman" w:hAnsi="Times New Roman" w:eastAsia="宋体" w:cs="Times New Roman"/>
           <w:szCs w:val="21"/>
           <w:sz w:val="21"/>
-          <w:bdr w:val="single" w:sz="8" w:space="0" w:color="auto"/>
+          <w:shd w:val="clear" w:color="auto" w:fill="D9D9D9"/>
         </w:rPr>
         <w:t>化学</w:t>
       </w:r>
@@ -2948,7 +2948,7 @@
           <m:fPr>
             <m:ctrlPr>
               <w:rPr>
-                <w:bdr w:val="single" w:sz="8" w:space="0" w:color="auto"/>
+                <w:shd w:val="clear" w:color="auto" w:fill="D9D9D9"/>
               </w:rPr>
             </m:ctrlPr>
           </m:fPr>
@@ -3130,7 +3130,7 @@
           <m:fPr>
             <m:ctrlPr>
               <w:rPr>
-                <w:bdr w:val="single" w:sz="8" w:space="0" w:color="auto"/>
+                <w:shd w:val="clear" w:color="auto" w:fill="D9D9D9"/>
               </w:rPr>
             </m:ctrlPr>
           </m:fPr>
@@ -3334,7 +3334,7 @@
           <w:i/>
           <w:szCs w:val="21"/>
           <w:sz w:val="21"/>
-          <w:bdr w:val="single" w:sz="8" w:space="0" w:color="auto"/>
+          <w:shd w:val="clear" w:color="auto" w:fill="D9D9D9"/>
         </w:rPr>
         <w:t>W</w:t>
       </w:r>
@@ -3344,7 +3344,7 @@
           <w:i/>
           <w:szCs w:val="21"/>
           <w:sz w:val="21"/>
-          <w:bdr w:val="single" w:sz="8" w:space="0" w:color="auto"/>
+          <w:shd w:val="clear" w:color="auto" w:fill="D9D9D9"/>
         </w:rPr>
         <w:t>＞</w:t>
       </w:r>
@@ -3354,7 +3354,7 @@
           <w:i/>
           <w:szCs w:val="21"/>
           <w:sz w:val="21"/>
-          <w:bdr w:val="single" w:sz="8" w:space="0" w:color="auto"/>
+          <w:shd w:val="clear" w:color="auto" w:fill="D9D9D9"/>
         </w:rPr>
         <w:t>Q</w:t>
       </w:r>
@@ -3495,7 +3495,7 @@
           <w:i/>
           <w:szCs w:val="21"/>
           <w:sz w:val="21"/>
-          <w:bdr w:val="single" w:sz="8" w:space="0" w:color="auto"/>
+          <w:shd w:val="clear" w:color="auto" w:fill="D9D9D9"/>
         </w:rPr>
         <w:t>P</w:t>
       </w:r>
@@ -3505,7 +3505,7 @@
           <w:i/>
           <w:szCs w:val="21"/>
           <w:sz w:val="21"/>
-          <w:bdr w:val="single" w:sz="8" w:space="0" w:color="auto"/>
+          <w:shd w:val="clear" w:color="auto" w:fill="D9D9D9"/>
         </w:rPr>
         <w:t>电＞</w:t>
       </w:r>
@@ -3515,7 +3515,7 @@
           <w:i/>
           <w:szCs w:val="21"/>
           <w:sz w:val="21"/>
-          <w:bdr w:val="single" w:sz="8" w:space="0" w:color="auto"/>
+          <w:shd w:val="clear" w:color="auto" w:fill="D9D9D9"/>
         </w:rPr>
         <w:t>P</w:t>
       </w:r>
@@ -3525,7 +3525,7 @@
           <w:i/>
           <w:szCs w:val="21"/>
           <w:sz w:val="21"/>
-          <w:bdr w:val="single" w:sz="8" w:space="0" w:color="auto"/>
+          <w:shd w:val="clear" w:color="auto" w:fill="D9D9D9"/>
         </w:rPr>
         <w:t>热</w:t>
       </w:r>
@@ -3624,7 +3624,7 @@
           <w:rFonts w:ascii="Times New Roman" w:hAnsi="Times New Roman" w:eastAsia="宋体" w:cs="Times New Roman"/>
           <w:szCs w:val="21"/>
           <w:sz w:val="21"/>
-          <w:bdr w:val="single" w:sz="8" w:space="0" w:color="auto"/>
+          <w:shd w:val="clear" w:color="auto" w:fill="D9D9D9"/>
         </w:rPr>
         <w:t>电源</w:t>
       </w:r>
@@ -3659,7 +3659,7 @@
           <w:rFonts w:ascii="Times New Roman" w:hAnsi="Times New Roman" w:eastAsia="宋体" w:cs="Times New Roman"/>
           <w:szCs w:val="21"/>
           <w:sz w:val="21"/>
-          <w:bdr w:val="single" w:sz="8" w:space="0" w:color="auto"/>
+          <w:shd w:val="clear" w:color="auto" w:fill="D9D9D9"/>
         </w:rPr>
         <w:t>外</w:t>
       </w:r>
@@ -3676,7 +3676,7 @@
           <w:rFonts w:ascii="Times New Roman" w:hAnsi="Times New Roman" w:eastAsia="宋体" w:cs="Times New Roman"/>
           <w:szCs w:val="21"/>
           <w:sz w:val="21"/>
-          <w:bdr w:val="single" w:sz="8" w:space="0" w:color="auto"/>
+          <w:shd w:val="clear" w:color="auto" w:fill="D9D9D9"/>
         </w:rPr>
         <w:t>内</w:t>
       </w:r>
@@ -3869,7 +3869,7 @@
           <w:rFonts w:ascii="Times New Roman" w:hAnsi="Times New Roman" w:eastAsia="宋体" w:cs="Times New Roman"/>
           <w:szCs w:val="21"/>
           <w:sz w:val="21"/>
-          <w:bdr w:val="single" w:sz="8" w:space="0" w:color="auto"/>
+          <w:shd w:val="clear" w:color="auto" w:fill="D9D9D9"/>
         </w:rPr>
         <w:t>负</w:t>
       </w:r>
@@ -3886,7 +3886,7 @@
           <w:rFonts w:ascii="Times New Roman" w:hAnsi="Times New Roman" w:eastAsia="宋体" w:cs="Times New Roman"/>
           <w:szCs w:val="21"/>
           <w:sz w:val="21"/>
-          <w:bdr w:val="single" w:sz="8" w:space="0" w:color="auto"/>
+          <w:shd w:val="clear" w:color="auto" w:fill="D9D9D9"/>
         </w:rPr>
         <w:t>正</w:t>
       </w:r>
@@ -3903,7 +3903,7 @@
           <w:rFonts w:ascii="Times New Roman" w:hAnsi="Times New Roman" w:eastAsia="宋体" w:cs="Times New Roman"/>
           <w:szCs w:val="21"/>
           <w:sz w:val="21"/>
-          <w:bdr w:val="single" w:sz="8" w:space="0" w:color="auto"/>
+          <w:shd w:val="clear" w:color="auto" w:fill="D9D9D9"/>
         </w:rPr>
         <w:t>电磁</w:t>
       </w:r>
@@ -3946,7 +3946,7 @@
           <w:rFonts w:ascii="Times New Roman" w:hAnsi="Times New Roman" w:eastAsia="宋体" w:cs="Times New Roman"/>
           <w:szCs w:val="21"/>
           <w:sz w:val="21"/>
-          <w:bdr w:val="single" w:sz="8" w:space="0" w:color="auto"/>
+          <w:shd w:val="clear" w:color="auto" w:fill="D9D9D9"/>
         </w:rPr>
         <w:t>电能</w:t>
       </w:r>
@@ -4069,7 +4069,7 @@
           <w:rFonts w:ascii="Times New Roman" w:hAnsi="Times New Roman" w:eastAsia="宋体" w:cs="Times New Roman"/>
           <w:szCs w:val="21"/>
           <w:sz w:val="21"/>
-          <w:bdr w:val="single" w:sz="8" w:space="0" w:color="auto"/>
+          <w:shd w:val="clear" w:color="auto" w:fill="D9D9D9"/>
         </w:rPr>
         <w:t>非静电力</w:t>
       </w:r>
@@ -4163,7 +4163,7 @@
           <m:fPr>
             <m:ctrlPr>
               <w:rPr>
-                <w:bdr w:val="single" w:sz="8" w:space="0" w:color="auto"/>
+                <w:shd w:val="clear" w:color="auto" w:fill="D9D9D9"/>
               </w:rPr>
             </m:ctrlPr>
           </m:fPr>
@@ -4239,7 +4239,7 @@
           <w:rFonts w:ascii="Times New Roman" w:hAnsi="Times New Roman" w:eastAsia="宋体" w:cs="Times New Roman"/>
           <w:szCs w:val="21"/>
           <w:sz w:val="21"/>
-          <w:bdr w:val="single" w:sz="8" w:space="0" w:color="auto"/>
+          <w:shd w:val="clear" w:color="auto" w:fill="D9D9D9"/>
         </w:rPr>
         <w:t>伏特</w:t>
       </w:r>
@@ -4357,7 +4357,7 @@
           <w:rFonts w:ascii="Times New Roman" w:hAnsi="Times New Roman" w:eastAsia="宋体" w:cs="Times New Roman"/>
           <w:szCs w:val="21"/>
           <w:sz w:val="21"/>
-          <w:bdr w:val="single" w:sz="8" w:space="0" w:color="auto"/>
+          <w:shd w:val="clear" w:color="auto" w:fill="D9D9D9"/>
         </w:rPr>
         <w:t>无关</w:t>
       </w:r>
@@ -4374,7 +4374,7 @@
           <w:rFonts w:ascii="Times New Roman" w:hAnsi="Times New Roman" w:eastAsia="宋体" w:cs="Times New Roman"/>
           <w:szCs w:val="21"/>
           <w:sz w:val="21"/>
-          <w:bdr w:val="single" w:sz="8" w:space="0" w:color="auto"/>
+          <w:shd w:val="clear" w:color="auto" w:fill="D9D9D9"/>
         </w:rPr>
         <w:t>无关</w:t>
       </w:r>
@@ -4738,7 +4738,7 @@
                 <w:rFonts w:ascii="Times New Roman" w:hAnsi="Times New Roman" w:eastAsia="宋体" w:cs="Times New Roman"/>
                 <w:szCs w:val="21"/>
                 <w:sz w:val="21"/>
-                <w:bdr w:val="single" w:sz="8" w:space="0" w:color="auto"/>
+                <w:shd w:val="clear" w:color="auto" w:fill="D9D9D9"/>
               </w:rPr>
               <w:t>非静电力做功将其他形式的能转化为电能的本领，表征电源的性质</w:t>
             </w:r>
@@ -4773,7 +4773,7 @@
                 <w:rFonts w:ascii="Times New Roman" w:hAnsi="Times New Roman" w:eastAsia="宋体" w:cs="Times New Roman"/>
                 <w:szCs w:val="21"/>
                 <w:sz w:val="21"/>
-                <w:bdr w:val="single" w:sz="8" w:space="0" w:color="auto"/>
+                <w:shd w:val="clear" w:color="auto" w:fill="D9D9D9"/>
               </w:rPr>
               <w:t>表示电场力做功将电能转化为其他形式的能的本领，表征电场的性质</w:t>
             </w:r>
@@ -4861,7 +4861,7 @@
                 <m:fPr>
                   <m:ctrlPr>
                     <w:rPr>
-                      <w:bdr w:val="single" w:sz="8" w:space="0" w:color="auto"/>
+                      <w:shd w:val="clear" w:color="auto" w:fill="D9D9D9"/>
                     </w:rPr>
                   </m:ctrlPr>
                 </m:fPr>
@@ -4962,7 +4962,7 @@
                 <m:fPr>
                   <m:ctrlPr>
                     <w:rPr>
-                      <w:bdr w:val="single" w:sz="8" w:space="0" w:color="auto"/>
+                      <w:shd w:val="clear" w:color="auto" w:fill="D9D9D9"/>
                     </w:rPr>
                   </m:ctrlPr>
                 </m:fPr>
@@ -5219,7 +5219,7 @@
                 <w:rFonts w:ascii="Times New Roman" w:hAnsi="Times New Roman" w:eastAsia="宋体" w:cs="Times New Roman"/>
                 <w:szCs w:val="21"/>
                 <w:sz w:val="21"/>
-                <w:bdr w:val="single" w:sz="8" w:space="0" w:color="auto"/>
+                <w:shd w:val="clear" w:color="auto" w:fill="D9D9D9"/>
               </w:rPr>
               <w:t>电动势等于电源未接入电路时两极间的电压</w:t>
             </w:r>
@@ -5328,7 +5328,7 @@
           <w:i/>
           <w:szCs w:val="21"/>
           <w:sz w:val="21"/>
-          <w:bdr w:val="single" w:sz="8" w:space="0" w:color="auto"/>
+          <w:shd w:val="clear" w:color="auto" w:fill="D9D9D9"/>
         </w:rPr>
         <w:t>E</w:t>
       </w:r>
@@ -5338,7 +5338,7 @@
           <w:i/>
           <w:szCs w:val="21"/>
           <w:sz w:val="21"/>
-          <w:bdr w:val="single" w:sz="8" w:space="0" w:color="auto"/>
+          <w:shd w:val="clear" w:color="auto" w:fill="D9D9D9"/>
         </w:rPr>
         <w:t>总＝</w:t>
       </w:r>
@@ -5348,7 +5348,7 @@
           <w:i/>
           <w:szCs w:val="21"/>
           <w:sz w:val="21"/>
-          <w:bdr w:val="single" w:sz="8" w:space="0" w:color="auto"/>
+          <w:shd w:val="clear" w:color="auto" w:fill="D9D9D9"/>
         </w:rPr>
         <w:t>nE</w:t>
       </w:r>
@@ -5366,7 +5366,7 @@
           <w:i/>
           <w:szCs w:val="21"/>
           <w:sz w:val="21"/>
-          <w:bdr w:val="single" w:sz="8" w:space="0" w:color="auto"/>
+          <w:shd w:val="clear" w:color="auto" w:fill="D9D9D9"/>
         </w:rPr>
         <w:t>r</w:t>
       </w:r>
@@ -5376,7 +5376,7 @@
           <w:i/>
           <w:szCs w:val="21"/>
           <w:sz w:val="21"/>
-          <w:bdr w:val="single" w:sz="8" w:space="0" w:color="auto"/>
+          <w:shd w:val="clear" w:color="auto" w:fill="D9D9D9"/>
         </w:rPr>
         <w:t>总＝</w:t>
       </w:r>
@@ -5386,7 +5386,7 @@
           <w:i/>
           <w:szCs w:val="21"/>
           <w:sz w:val="21"/>
-          <w:bdr w:val="single" w:sz="8" w:space="0" w:color="auto"/>
+          <w:shd w:val="clear" w:color="auto" w:fill="D9D9D9"/>
         </w:rPr>
         <w:t>nr</w:t>
       </w:r>
@@ -5465,7 +5465,7 @@
           <w:i/>
           <w:szCs w:val="21"/>
           <w:sz w:val="21"/>
-          <w:bdr w:val="single" w:sz="8" w:space="0" w:color="auto"/>
+          <w:shd w:val="clear" w:color="auto" w:fill="D9D9D9"/>
         </w:rPr>
         <w:t>E</w:t>
       </w:r>
@@ -5475,7 +5475,7 @@
           <w:i/>
           <w:szCs w:val="21"/>
           <w:sz w:val="21"/>
-          <w:bdr w:val="single" w:sz="8" w:space="0" w:color="auto"/>
+          <w:shd w:val="clear" w:color="auto" w:fill="D9D9D9"/>
         </w:rPr>
         <w:t>总＝</w:t>
       </w:r>
@@ -5485,7 +5485,7 @@
           <w:i/>
           <w:szCs w:val="21"/>
           <w:sz w:val="21"/>
-          <w:bdr w:val="single" w:sz="8" w:space="0" w:color="auto"/>
+          <w:shd w:val="clear" w:color="auto" w:fill="D9D9D9"/>
         </w:rPr>
         <w:t>E</w:t>
       </w:r>
@@ -5528,7 +5528,7 @@
           <m:fPr>
             <m:ctrlPr>
               <w:rPr>
-                <w:bdr w:val="single" w:sz="8" w:space="0" w:color="auto"/>
+                <w:shd w:val="clear" w:color="auto" w:fill="D9D9D9"/>
               </w:rPr>
             </m:ctrlPr>
           </m:fPr>
@@ -5744,7 +5744,7 @@
           <w:rFonts w:ascii="Times New Roman" w:hAnsi="Times New Roman" w:eastAsia="宋体" w:cs="Times New Roman"/>
           <w:szCs w:val="21"/>
           <w:sz w:val="21"/>
-          <w:bdr w:val="single" w:sz="8" w:space="0" w:color="auto"/>
+          <w:shd w:val="clear" w:color="auto" w:fill="D9D9D9"/>
         </w:rPr>
         <w:t>EIt</w:t>
       </w:r>
@@ -5831,7 +5831,7 @@
           <w:rFonts w:ascii="Times New Roman" w:hAnsi="Times New Roman" w:eastAsia="宋体" w:cs="Times New Roman"/>
           <w:szCs w:val="21"/>
           <w:sz w:val="21"/>
-          <w:bdr w:val="single" w:sz="8" w:space="0" w:color="auto"/>
+          <w:shd w:val="clear" w:color="auto" w:fill="D9D9D9"/>
         </w:rPr>
         <w:t>I</w:t>
       </w:r>
@@ -5840,7 +5840,7 @@
           <w:rFonts w:ascii="Times New Roman" w:hAnsi="Times New Roman" w:eastAsia="宋体" w:cs="Times New Roman"/>
           <w:szCs w:val="21"/>
           <w:sz w:val="21"/>
-          <w:bdr w:val="single" w:sz="8" w:space="0" w:color="auto"/>
+          <w:shd w:val="clear" w:color="auto" w:fill="D9D9D9"/>
           <w:vertAlign w:val="superscript"/>
         </w:rPr>
         <w:t>2</w:t>
@@ -5850,7 +5850,7 @@
           <w:rFonts w:ascii="Times New Roman" w:hAnsi="Times New Roman" w:eastAsia="宋体" w:cs="Times New Roman"/>
           <w:szCs w:val="21"/>
           <w:sz w:val="21"/>
-          <w:bdr w:val="single" w:sz="8" w:space="0" w:color="auto"/>
+          <w:shd w:val="clear" w:color="auto" w:fill="D9D9D9"/>
         </w:rPr>
         <w:t>Rt</w:t>
       </w:r>
@@ -5894,7 +5894,7 @@
           <w:rFonts w:ascii="Times New Roman" w:hAnsi="Times New Roman" w:eastAsia="宋体" w:cs="Times New Roman"/>
           <w:szCs w:val="21"/>
           <w:sz w:val="21"/>
-          <w:bdr w:val="single" w:sz="8" w:space="0" w:color="auto"/>
+          <w:shd w:val="clear" w:color="auto" w:fill="D9D9D9"/>
         </w:rPr>
         <w:t>I</w:t>
       </w:r>
@@ -5903,7 +5903,7 @@
           <w:rFonts w:ascii="Times New Roman" w:hAnsi="Times New Roman" w:eastAsia="宋体" w:cs="Times New Roman"/>
           <w:szCs w:val="21"/>
           <w:sz w:val="21"/>
-          <w:bdr w:val="single" w:sz="8" w:space="0" w:color="auto"/>
+          <w:shd w:val="clear" w:color="auto" w:fill="D9D9D9"/>
           <w:vertAlign w:val="superscript"/>
         </w:rPr>
         <w:t>2</w:t>
@@ -5913,7 +5913,7 @@
           <w:rFonts w:ascii="Times New Roman" w:hAnsi="Times New Roman" w:eastAsia="宋体" w:cs="Times New Roman"/>
           <w:szCs w:val="21"/>
           <w:sz w:val="21"/>
-          <w:bdr w:val="single" w:sz="8" w:space="0" w:color="auto"/>
+          <w:shd w:val="clear" w:color="auto" w:fill="D9D9D9"/>
         </w:rPr>
         <w:t>rt</w:t>
       </w:r>
@@ -6044,7 +6044,7 @@
           <w:rFonts w:ascii="Times New Roman" w:hAnsi="Times New Roman" w:eastAsia="宋体" w:cs="Times New Roman"/>
           <w:szCs w:val="21"/>
           <w:sz w:val="21"/>
-          <w:bdr w:val="single" w:sz="8" w:space="0" w:color="auto"/>
+          <w:shd w:val="clear" w:color="auto" w:fill="D9D9D9"/>
         </w:rPr>
         <w:t>I</w:t>
       </w:r>
@@ -6053,7 +6053,7 @@
           <w:rFonts w:ascii="Times New Roman" w:hAnsi="Times New Roman" w:eastAsia="宋体" w:cs="Times New Roman"/>
           <w:szCs w:val="21"/>
           <w:sz w:val="21"/>
-          <w:bdr w:val="single" w:sz="8" w:space="0" w:color="auto"/>
+          <w:shd w:val="clear" w:color="auto" w:fill="D9D9D9"/>
           <w:vertAlign w:val="superscript"/>
         </w:rPr>
         <w:t>2</w:t>
@@ -6063,7 +6063,7 @@
           <w:rFonts w:ascii="Times New Roman" w:hAnsi="Times New Roman" w:eastAsia="宋体" w:cs="Times New Roman"/>
           <w:szCs w:val="21"/>
           <w:sz w:val="21"/>
-          <w:bdr w:val="single" w:sz="8" w:space="0" w:color="auto"/>
+          <w:shd w:val="clear" w:color="auto" w:fill="D9D9D9"/>
         </w:rPr>
         <w:t>Rt+I</w:t>
       </w:r>
@@ -6072,7 +6072,7 @@
           <w:rFonts w:ascii="Times New Roman" w:hAnsi="Times New Roman" w:eastAsia="宋体" w:cs="Times New Roman"/>
           <w:szCs w:val="21"/>
           <w:sz w:val="21"/>
-          <w:bdr w:val="single" w:sz="8" w:space="0" w:color="auto"/>
+          <w:shd w:val="clear" w:color="auto" w:fill="D9D9D9"/>
           <w:vertAlign w:val="superscript"/>
         </w:rPr>
         <w:t>2</w:t>
@@ -6082,7 +6082,7 @@
           <w:rFonts w:ascii="Times New Roman" w:hAnsi="Times New Roman" w:eastAsia="宋体" w:cs="Times New Roman"/>
           <w:szCs w:val="21"/>
           <w:sz w:val="21"/>
-          <w:bdr w:val="single" w:sz="8" w:space="0" w:color="auto"/>
+          <w:shd w:val="clear" w:color="auto" w:fill="D9D9D9"/>
         </w:rPr>
         <w:t>rt</w:t>
       </w:r>
@@ -6116,7 +6116,7 @@
           <w:rFonts w:ascii="Times New Roman" w:hAnsi="Times New Roman" w:eastAsia="宋体" w:cs="Times New Roman"/>
           <w:szCs w:val="21"/>
           <w:sz w:val="21"/>
-          <w:bdr w:val="single" w:sz="8" w:space="0" w:color="auto"/>
+          <w:shd w:val="clear" w:color="auto" w:fill="D9D9D9"/>
         </w:rPr>
         <w:t>IR+Ir</w:t>
       </w:r>
@@ -6197,7 +6197,7 @@
           <w:rPr>
             <w:rFonts w:cs="Cambria Math"/>
             <w:szCs w:val="21"/>
-            <w:bdr w:val="single" w:sz="8" w:space="0" w:color="auto"/>
+            <w:shd w:val="clear" w:color="auto" w:fill="D9D9D9"/>
           </w:rPr>
           <m:t>I=</m:t>
         </m:r>
@@ -6205,7 +6205,7 @@
           <m:fPr>
             <m:ctrlPr>
               <w:rPr>
-                <w:bdr w:val="single" w:sz="8" w:space="0" w:color="auto"/>
+                <w:shd w:val="clear" w:color="auto" w:fill="D9D9D9"/>
               </w:rPr>
             </m:ctrlPr>
           </m:fPr>
@@ -6240,7 +6240,7 @@
           <w:rFonts w:ascii="Times New Roman" w:hAnsi="Times New Roman" w:eastAsia="宋体" w:cs="Times New Roman"/>
           <w:szCs w:val="21"/>
           <w:sz w:val="21"/>
-          <w:bdr w:val="single" w:sz="8" w:space="0" w:color="auto"/>
+          <w:shd w:val="clear" w:color="auto" w:fill="D9D9D9"/>
         </w:rPr>
         <w:t>、</w:t>
       </w:r>
@@ -6250,7 +6250,7 @@
           <w:i/>
           <w:szCs w:val="21"/>
           <w:sz w:val="21"/>
-          <w:bdr w:val="single" w:sz="8" w:space="0" w:color="auto"/>
+          <w:shd w:val="clear" w:color="auto" w:fill="D9D9D9"/>
         </w:rPr>
         <w:t>E</w:t>
       </w:r>
@@ -6259,7 +6259,7 @@
           <w:rFonts w:ascii="Times New Roman" w:hAnsi="Times New Roman" w:eastAsia="宋体" w:cs="Times New Roman"/>
           <w:szCs w:val="21"/>
           <w:sz w:val="21"/>
-          <w:bdr w:val="single" w:sz="8" w:space="0" w:color="auto"/>
+          <w:shd w:val="clear" w:color="auto" w:fill="D9D9D9"/>
         </w:rPr>
         <w:t>=</w:t>
       </w:r>
@@ -6269,7 +6269,7 @@
           <w:i/>
           <w:szCs w:val="21"/>
           <w:sz w:val="21"/>
-          <w:bdr w:val="single" w:sz="8" w:space="0" w:color="auto"/>
+          <w:shd w:val="clear" w:color="auto" w:fill="D9D9D9"/>
         </w:rPr>
         <w:t>IR</w:t>
       </w:r>
@@ -6278,7 +6278,7 @@
           <w:rFonts w:ascii="Times New Roman" w:hAnsi="Times New Roman" w:eastAsia="宋体" w:cs="Times New Roman"/>
           <w:szCs w:val="21"/>
           <w:sz w:val="21"/>
-          <w:bdr w:val="single" w:sz="8" w:space="0" w:color="auto"/>
+          <w:shd w:val="clear" w:color="auto" w:fill="D9D9D9"/>
         </w:rPr>
         <w:t>+</w:t>
       </w:r>
@@ -6288,7 +6288,7 @@
           <w:i/>
           <w:szCs w:val="21"/>
           <w:sz w:val="21"/>
-          <w:bdr w:val="single" w:sz="8" w:space="0" w:color="auto"/>
+          <w:shd w:val="clear" w:color="auto" w:fill="D9D9D9"/>
         </w:rPr>
         <w:t>Ir</w:t>
       </w:r>
@@ -6357,7 +6357,7 @@
           <w:rFonts w:ascii="Times New Roman" w:hAnsi="Times New Roman" w:eastAsia="宋体" w:cs="Times New Roman"/>
           <w:szCs w:val="21"/>
           <w:sz w:val="21"/>
-          <w:bdr w:val="single" w:sz="8" w:space="0" w:color="auto"/>
+          <w:shd w:val="clear" w:color="auto" w:fill="D9D9D9"/>
         </w:rPr>
         <w:t>电动势</w:t>
       </w:r>
@@ -6374,7 +6374,7 @@
           <w:rFonts w:ascii="Times New Roman" w:hAnsi="Times New Roman" w:eastAsia="宋体" w:cs="Times New Roman"/>
           <w:szCs w:val="21"/>
           <w:sz w:val="21"/>
-          <w:bdr w:val="single" w:sz="8" w:space="0" w:color="auto"/>
+          <w:shd w:val="clear" w:color="auto" w:fill="D9D9D9"/>
         </w:rPr>
         <w:t>内、外电路的电阻之和</w:t>
       </w:r>
@@ -6434,7 +6434,7 @@
           <m:fPr>
             <m:ctrlPr>
               <w:rPr>
-                <w:bdr w:val="single" w:sz="8" w:space="0" w:color="auto"/>
+                <w:shd w:val="clear" w:color="auto" w:fill="D9D9D9"/>
               </w:rPr>
             </m:ctrlPr>
           </m:fPr>
@@ -6520,7 +6520,7 @@
           <w:rFonts w:ascii="Times New Roman" w:hAnsi="Times New Roman" w:eastAsia="宋体" w:cs="Times New Roman"/>
           <w:szCs w:val="21"/>
           <w:sz w:val="21"/>
-          <w:bdr w:val="single" w:sz="8" w:space="0" w:color="auto"/>
+          <w:shd w:val="clear" w:color="auto" w:fill="D9D9D9"/>
         </w:rPr>
         <w:t>U</w:t>
       </w:r>
@@ -6529,7 +6529,7 @@
           <w:rFonts w:ascii="Times New Roman" w:hAnsi="Times New Roman" w:eastAsia="宋体" w:cs="Times New Roman"/>
           <w:szCs w:val="21"/>
           <w:sz w:val="21"/>
-          <w:bdr w:val="single" w:sz="8" w:space="0" w:color="auto"/>
+          <w:shd w:val="clear" w:color="auto" w:fill="D9D9D9"/>
         </w:rPr>
         <w:t>外</w:t>
       </w:r>
@@ -6538,7 +6538,7 @@
           <w:rFonts w:ascii="Times New Roman" w:hAnsi="Times New Roman" w:eastAsia="宋体" w:cs="Times New Roman"/>
           <w:szCs w:val="21"/>
           <w:sz w:val="21"/>
-          <w:bdr w:val="single" w:sz="8" w:space="0" w:color="auto"/>
+          <w:shd w:val="clear" w:color="auto" w:fill="D9D9D9"/>
         </w:rPr>
         <w:t>+U</w:t>
       </w:r>
@@ -6547,7 +6547,7 @@
           <w:rFonts w:ascii="Times New Roman" w:hAnsi="Times New Roman" w:eastAsia="宋体" w:cs="Times New Roman"/>
           <w:szCs w:val="21"/>
           <w:sz w:val="21"/>
-          <w:bdr w:val="single" w:sz="8" w:space="0" w:color="auto"/>
+          <w:shd w:val="clear" w:color="auto" w:fill="D9D9D9"/>
         </w:rPr>
         <w:t>内</w:t>
       </w:r>
@@ -6564,7 +6564,7 @@
           <w:rFonts w:ascii="Times New Roman" w:hAnsi="Times New Roman" w:eastAsia="宋体" w:cs="Times New Roman"/>
           <w:szCs w:val="21"/>
           <w:sz w:val="21"/>
-          <w:bdr w:val="single" w:sz="8" w:space="0" w:color="auto"/>
+          <w:shd w:val="clear" w:color="auto" w:fill="D9D9D9"/>
         </w:rPr>
         <w:t>电势降落</w:t>
       </w:r>
@@ -6723,7 +6723,7 @@
           <w:rFonts w:ascii="Times New Roman" w:hAnsi="Times New Roman" w:eastAsia="宋体" w:cs="Times New Roman"/>
           <w:szCs w:val="21"/>
           <w:sz w:val="21"/>
-          <w:bdr w:val="single" w:sz="8" w:space="0" w:color="auto"/>
+          <w:shd w:val="clear" w:color="auto" w:fill="D9D9D9"/>
         </w:rPr>
         <w:t>负载</w:t>
       </w:r>
@@ -6750,7 +6750,7 @@
           <w:rFonts w:ascii="Times New Roman" w:hAnsi="Times New Roman" w:eastAsia="宋体" w:cs="Times New Roman"/>
           <w:szCs w:val="21"/>
           <w:sz w:val="21"/>
-          <w:bdr w:val="single" w:sz="8" w:space="0" w:color="auto"/>
+          <w:shd w:val="clear" w:color="auto" w:fill="D9D9D9"/>
         </w:rPr>
         <w:t>路端电压</w:t>
       </w:r>
@@ -6979,7 +6979,7 @@
           <w:i/>
           <w:szCs w:val="21"/>
           <w:sz w:val="21"/>
-          <w:bdr w:val="single" w:sz="8" w:space="0" w:color="auto"/>
+          <w:shd w:val="clear" w:color="auto" w:fill="D9D9D9"/>
         </w:rPr>
         <w:t>U</w:t>
       </w:r>
@@ -6988,7 +6988,7 @@
           <w:rFonts w:ascii="Times New Roman" w:hAnsi="Times New Roman" w:eastAsia="宋体" w:cs="Times New Roman"/>
           <w:szCs w:val="21"/>
           <w:sz w:val="21"/>
-          <w:bdr w:val="single" w:sz="8" w:space="0" w:color="auto"/>
+          <w:shd w:val="clear" w:color="auto" w:fill="D9D9D9"/>
         </w:rPr>
         <w:t>＝</w:t>
       </w:r>
@@ -6998,7 +6998,7 @@
           <w:i/>
           <w:szCs w:val="21"/>
           <w:sz w:val="21"/>
-          <w:bdr w:val="single" w:sz="8" w:space="0" w:color="auto"/>
+          <w:shd w:val="clear" w:color="auto" w:fill="D9D9D9"/>
         </w:rPr>
         <w:t>E</w:t>
       </w:r>
@@ -7007,7 +7007,7 @@
           <w:rFonts w:ascii="Times New Roman" w:hAnsi="Times New Roman" w:eastAsia="宋体" w:cs="Times New Roman"/>
           <w:szCs w:val="21"/>
           <w:sz w:val="21"/>
-          <w:bdr w:val="single" w:sz="8" w:space="0" w:color="auto"/>
+          <w:shd w:val="clear" w:color="auto" w:fill="D9D9D9"/>
         </w:rPr>
         <w:t>－</w:t>
       </w:r>
@@ -7017,7 +7017,7 @@
           <w:i/>
           <w:szCs w:val="21"/>
           <w:sz w:val="21"/>
-          <w:bdr w:val="single" w:sz="8" w:space="0" w:color="auto"/>
+          <w:shd w:val="clear" w:color="auto" w:fill="D9D9D9"/>
         </w:rPr>
         <w:t>Ir</w:t>
       </w:r>
@@ -7202,7 +7202,7 @@
           <w:rFonts w:ascii="Times New Roman" w:hAnsi="Times New Roman" w:eastAsia="宋体" w:cs="Times New Roman"/>
           <w:szCs w:val="21"/>
           <w:sz w:val="21"/>
-          <w:bdr w:val="single" w:sz="8" w:space="0" w:color="auto"/>
+          <w:shd w:val="clear" w:color="auto" w:fill="D9D9D9"/>
         </w:rPr>
         <w:t>减小</w:t>
       </w:r>
@@ -7279,7 +7279,7 @@
           <w:rFonts w:ascii="Times New Roman" w:hAnsi="Times New Roman" w:eastAsia="宋体" w:cs="Times New Roman"/>
           <w:szCs w:val="21"/>
           <w:sz w:val="21"/>
-          <w:bdr w:val="single" w:sz="8" w:space="0" w:color="auto"/>
+          <w:shd w:val="clear" w:color="auto" w:fill="D9D9D9"/>
         </w:rPr>
         <w:t>增大</w:t>
       </w:r>
@@ -7322,7 +7322,7 @@
           <w:rFonts w:ascii="Times New Roman" w:hAnsi="Times New Roman" w:eastAsia="宋体" w:cs="Times New Roman"/>
           <w:szCs w:val="21"/>
           <w:sz w:val="21"/>
-          <w:bdr w:val="single" w:sz="8" w:space="0" w:color="auto"/>
+          <w:shd w:val="clear" w:color="auto" w:fill="D9D9D9"/>
         </w:rPr>
         <w:t>增大</w:t>
       </w:r>
@@ -7348,7 +7348,7 @@
           <w:rFonts w:ascii="Times New Roman" w:hAnsi="Times New Roman" w:eastAsia="宋体" w:cs="Times New Roman"/>
           <w:szCs w:val="21"/>
           <w:sz w:val="21"/>
-          <w:bdr w:val="single" w:sz="8" w:space="0" w:color="auto"/>
+          <w:shd w:val="clear" w:color="auto" w:fill="D9D9D9"/>
         </w:rPr>
         <w:t>减小</w:t>
       </w:r>
@@ -7383,7 +7383,7 @@
           <w:rFonts w:ascii="Times New Roman" w:hAnsi="Times New Roman" w:eastAsia="宋体" w:cs="Times New Roman"/>
           <w:szCs w:val="21"/>
           <w:sz w:val="21"/>
-          <w:bdr w:val="single" w:sz="8" w:space="0" w:color="auto"/>
+          <w:shd w:val="clear" w:color="auto" w:fill="D9D9D9"/>
         </w:rPr>
         <w:t>增大</w:t>
       </w:r>
@@ -7400,7 +7400,7 @@
           <w:rFonts w:ascii="Times New Roman" w:hAnsi="Times New Roman" w:eastAsia="宋体" w:cs="Times New Roman"/>
           <w:szCs w:val="21"/>
           <w:sz w:val="21"/>
-          <w:bdr w:val="single" w:sz="8" w:space="0" w:color="auto"/>
+          <w:shd w:val="clear" w:color="auto" w:fill="D9D9D9"/>
         </w:rPr>
         <w:t>减小</w:t>
       </w:r>
@@ -7478,7 +7478,7 @@
           <w:rFonts w:ascii="Times New Roman" w:hAnsi="Times New Roman" w:eastAsia="宋体" w:cs="Times New Roman"/>
           <w:szCs w:val="21"/>
           <w:sz w:val="21"/>
-          <w:bdr w:val="single" w:sz="8" w:space="0" w:color="auto"/>
+          <w:shd w:val="clear" w:color="auto" w:fill="D9D9D9"/>
         </w:rPr>
         <w:t>0</w:t>
       </w:r>
@@ -7512,7 +7512,7 @@
           <w:rFonts w:ascii="Times New Roman" w:hAnsi="Times New Roman" w:eastAsia="宋体" w:cs="Times New Roman"/>
           <w:szCs w:val="21"/>
           <w:sz w:val="21"/>
-          <w:bdr w:val="single" w:sz="8" w:space="0" w:color="auto"/>
+          <w:shd w:val="clear" w:color="auto" w:fill="D9D9D9"/>
         </w:rPr>
         <w:t>E</w:t>
       </w:r>
@@ -7529,7 +7529,7 @@
           <w:rFonts w:ascii="Times New Roman" w:hAnsi="Times New Roman" w:eastAsia="宋体" w:cs="Times New Roman"/>
           <w:szCs w:val="21"/>
           <w:sz w:val="21"/>
-          <w:bdr w:val="single" w:sz="8" w:space="0" w:color="auto"/>
+          <w:shd w:val="clear" w:color="auto" w:fill="D9D9D9"/>
         </w:rPr>
         <w:t>电源电动势</w:t>
       </w:r>
@@ -7614,7 +7614,7 @@
           <m:fPr>
             <m:ctrlPr>
               <w:rPr>
-                <w:bdr w:val="single" w:sz="8" w:space="0" w:color="auto"/>
+                <w:shd w:val="clear" w:color="auto" w:fill="D9D9D9"/>
               </w:rPr>
             </m:ctrlPr>
           </m:fPr>
@@ -7991,7 +7991,7 @@
                 <m:fPr>
                   <m:ctrlPr>
                     <w:rPr>
-                      <w:bdr w:val="single" w:sz="8" w:space="0" w:color="auto"/>
+                      <w:shd w:val="clear" w:color="auto" w:fill="D9D9D9"/>
                     </w:rPr>
                   </m:ctrlPr>
                 </m:fPr>
@@ -8049,7 +8049,7 @@
                 <m:fPr>
                   <m:ctrlPr>
                     <w:rPr>
-                      <w:bdr w:val="single" w:sz="8" w:space="0" w:color="auto"/>
+                      <w:shd w:val="clear" w:color="auto" w:fill="D9D9D9"/>
                     </w:rPr>
                   </m:ctrlPr>
                 </m:fPr>
@@ -8169,7 +8169,7 @@
                 <m:fPr>
                   <m:ctrlPr>
                     <w:rPr>
-                      <w:bdr w:val="single" w:sz="8" w:space="0" w:color="auto"/>
+                      <w:shd w:val="clear" w:color="auto" w:fill="D9D9D9"/>
                     </w:rPr>
                   </m:ctrlPr>
                 </m:fPr>
@@ -8329,7 +8329,7 @@
                 <m:fPr>
                   <m:ctrlPr>
                     <w:rPr>
-                      <w:bdr w:val="single" w:sz="8" w:space="0" w:color="auto"/>
+                      <w:shd w:val="clear" w:color="auto" w:fill="D9D9D9"/>
                     </w:rPr>
                   </m:ctrlPr>
                 </m:fPr>
@@ -8710,7 +8710,7 @@
                 <m:fPr>
                   <m:ctrlPr>
                     <w:rPr>
-                      <w:bdr w:val="single" w:sz="8" w:space="0" w:color="auto"/>
+                      <w:shd w:val="clear" w:color="auto" w:fill="D9D9D9"/>
                     </w:rPr>
                   </m:ctrlPr>
                 </m:fPr>
@@ -8948,7 +8948,7 @@
           <w:rFonts w:ascii="Times New Roman" w:hAnsi="Times New Roman" w:eastAsia="宋体" w:cs="Times New Roman"/>
           <w:szCs w:val="21"/>
           <w:sz w:val="21"/>
-          <w:bdr w:val="single" w:sz="8" w:space="0" w:color="auto"/>
+          <w:shd w:val="clear" w:color="auto" w:fill="D9D9D9"/>
         </w:rPr>
         <w:t>外电路含有非纯电阻元件（如电动机、电解槽等）时，不能直接用欧姆定律解决电流问题，可以根据串、并联电路特点或能量守恒定律列式计算。</w:t>
       </w:r>
@@ -9017,7 +9017,7 @@
           <w:i/>
           <w:szCs w:val="21"/>
           <w:sz w:val="21"/>
-          <w:bdr w:val="single" w:sz="8" w:space="0" w:color="auto"/>
+          <w:shd w:val="clear" w:color="auto" w:fill="D9D9D9"/>
         </w:rPr>
         <w:t>P</w:t>
       </w:r>
@@ -9027,7 +9027,7 @@
           <w:i/>
           <w:szCs w:val="21"/>
           <w:sz w:val="21"/>
-          <w:bdr w:val="single" w:sz="8" w:space="0" w:color="auto"/>
+          <w:shd w:val="clear" w:color="auto" w:fill="D9D9D9"/>
         </w:rPr>
         <w:t>总＝</w:t>
       </w:r>
@@ -9037,7 +9037,7 @@
           <w:i/>
           <w:szCs w:val="21"/>
           <w:sz w:val="21"/>
-          <w:bdr w:val="single" w:sz="8" w:space="0" w:color="auto"/>
+          <w:shd w:val="clear" w:color="auto" w:fill="D9D9D9"/>
         </w:rPr>
         <w:t>IE</w:t>
       </w:r>
@@ -9047,7 +9047,7 @@
           <w:i/>
           <w:szCs w:val="21"/>
           <w:sz w:val="21"/>
-          <w:bdr w:val="single" w:sz="8" w:space="0" w:color="auto"/>
+          <w:shd w:val="clear" w:color="auto" w:fill="D9D9D9"/>
         </w:rPr>
         <w:t>＝</w:t>
       </w:r>
@@ -9057,7 +9057,7 @@
           <w:i/>
           <w:szCs w:val="21"/>
           <w:sz w:val="21"/>
-          <w:bdr w:val="single" w:sz="8" w:space="0" w:color="auto"/>
+          <w:shd w:val="clear" w:color="auto" w:fill="D9D9D9"/>
         </w:rPr>
         <w:t>IU</w:t>
       </w:r>
@@ -9067,7 +9067,7 @@
           <w:i/>
           <w:szCs w:val="21"/>
           <w:sz w:val="21"/>
-          <w:bdr w:val="single" w:sz="8" w:space="0" w:color="auto"/>
+          <w:shd w:val="clear" w:color="auto" w:fill="D9D9D9"/>
         </w:rPr>
         <w:t>外＋</w:t>
       </w:r>
@@ -9077,7 +9077,7 @@
           <w:i/>
           <w:szCs w:val="21"/>
           <w:sz w:val="21"/>
-          <w:bdr w:val="single" w:sz="8" w:space="0" w:color="auto"/>
+          <w:shd w:val="clear" w:color="auto" w:fill="D9D9D9"/>
         </w:rPr>
         <w:t>IU</w:t>
       </w:r>
@@ -9087,7 +9087,7 @@
           <w:i/>
           <w:szCs w:val="21"/>
           <w:sz w:val="21"/>
-          <w:bdr w:val="single" w:sz="8" w:space="0" w:color="auto"/>
+          <w:shd w:val="clear" w:color="auto" w:fill="D9D9D9"/>
         </w:rPr>
         <w:t>内＝</w:t>
       </w:r>
@@ -9097,7 +9097,7 @@
           <w:i/>
           <w:szCs w:val="21"/>
           <w:sz w:val="21"/>
-          <w:bdr w:val="single" w:sz="8" w:space="0" w:color="auto"/>
+          <w:shd w:val="clear" w:color="auto" w:fill="D9D9D9"/>
         </w:rPr>
         <w:t>P</w:t>
       </w:r>
@@ -9107,7 +9107,7 @@
           <w:i/>
           <w:szCs w:val="21"/>
           <w:sz w:val="21"/>
-          <w:bdr w:val="single" w:sz="8" w:space="0" w:color="auto"/>
+          <w:shd w:val="clear" w:color="auto" w:fill="D9D9D9"/>
         </w:rPr>
         <w:t>出＋</w:t>
       </w:r>
@@ -9117,7 +9117,7 @@
           <w:i/>
           <w:szCs w:val="21"/>
           <w:sz w:val="21"/>
-          <w:bdr w:val="single" w:sz="8" w:space="0" w:color="auto"/>
+          <w:shd w:val="clear" w:color="auto" w:fill="D9D9D9"/>
         </w:rPr>
         <w:t>P</w:t>
       </w:r>
@@ -9127,7 +9127,7 @@
           <w:i/>
           <w:szCs w:val="21"/>
           <w:sz w:val="21"/>
-          <w:bdr w:val="single" w:sz="8" w:space="0" w:color="auto"/>
+          <w:shd w:val="clear" w:color="auto" w:fill="D9D9D9"/>
         </w:rPr>
         <w:t>内</w:t>
       </w:r>
@@ -9265,7 +9265,7 @@
           <m:fPr>
             <m:ctrlPr>
               <w:rPr>
-                <w:bdr w:val="single" w:sz="8" w:space="0" w:color="auto"/>
+                <w:shd w:val="clear" w:color="auto" w:fill="D9D9D9"/>
               </w:rPr>
             </m:ctrlPr>
           </m:fPr>
@@ -9542,7 +9542,7 @@
           <w:i/>
           <w:szCs w:val="21"/>
           <w:sz w:val="21"/>
-          <w:bdr w:val="single" w:sz="8" w:space="0" w:color="auto"/>
+          <w:shd w:val="clear" w:color="auto" w:fill="D9D9D9"/>
         </w:rPr>
         <w:t>P</w:t>
       </w:r>
@@ -9552,7 +9552,7 @@
           <w:i/>
           <w:szCs w:val="21"/>
           <w:sz w:val="21"/>
-          <w:bdr w:val="single" w:sz="8" w:space="0" w:color="auto"/>
+          <w:shd w:val="clear" w:color="auto" w:fill="D9D9D9"/>
         </w:rPr>
         <w:t>出＝</w:t>
       </w:r>
@@ -9562,7 +9562,7 @@
           <w:i/>
           <w:szCs w:val="21"/>
           <w:sz w:val="21"/>
-          <w:bdr w:val="single" w:sz="8" w:space="0" w:color="auto"/>
+          <w:shd w:val="clear" w:color="auto" w:fill="D9D9D9"/>
         </w:rPr>
         <w:t>IU</w:t>
       </w:r>
@@ -9572,7 +9572,7 @@
           <w:i/>
           <w:szCs w:val="21"/>
           <w:sz w:val="21"/>
-          <w:bdr w:val="single" w:sz="8" w:space="0" w:color="auto"/>
+          <w:shd w:val="clear" w:color="auto" w:fill="D9D9D9"/>
         </w:rPr>
         <w:t>＝</w:t>
       </w:r>
@@ -9582,7 +9582,7 @@
           <w:i/>
           <w:szCs w:val="21"/>
           <w:sz w:val="21"/>
-          <w:bdr w:val="single" w:sz="8" w:space="0" w:color="auto"/>
+          <w:shd w:val="clear" w:color="auto" w:fill="D9D9D9"/>
         </w:rPr>
         <w:t>IE</w:t>
       </w:r>
@@ -9592,7 +9592,7 @@
           <w:i/>
           <w:szCs w:val="21"/>
           <w:sz w:val="21"/>
-          <w:bdr w:val="single" w:sz="8" w:space="0" w:color="auto"/>
+          <w:shd w:val="clear" w:color="auto" w:fill="D9D9D9"/>
         </w:rPr>
         <w:t>－</w:t>
       </w:r>
@@ -9602,7 +9602,7 @@
           <w:i/>
           <w:szCs w:val="21"/>
           <w:sz w:val="21"/>
-          <w:bdr w:val="single" w:sz="8" w:space="0" w:color="auto"/>
+          <w:shd w:val="clear" w:color="auto" w:fill="D9D9D9"/>
         </w:rPr>
         <w:t>I2r</w:t>
       </w:r>
@@ -9612,7 +9612,7 @@
           <w:i/>
           <w:szCs w:val="21"/>
           <w:sz w:val="21"/>
-          <w:bdr w:val="single" w:sz="8" w:space="0" w:color="auto"/>
+          <w:shd w:val="clear" w:color="auto" w:fill="D9D9D9"/>
         </w:rPr>
         <w:t>＝</w:t>
       </w:r>
@@ -9622,7 +9622,7 @@
           <w:i/>
           <w:szCs w:val="21"/>
           <w:sz w:val="21"/>
-          <w:bdr w:val="single" w:sz="8" w:space="0" w:color="auto"/>
+          <w:shd w:val="clear" w:color="auto" w:fill="D9D9D9"/>
         </w:rPr>
         <w:t>P</w:t>
       </w:r>
@@ -9632,7 +9632,7 @@
           <w:i/>
           <w:szCs w:val="21"/>
           <w:sz w:val="21"/>
-          <w:bdr w:val="single" w:sz="8" w:space="0" w:color="auto"/>
+          <w:shd w:val="clear" w:color="auto" w:fill="D9D9D9"/>
         </w:rPr>
         <w:t>总－</w:t>
       </w:r>
@@ -9642,7 +9642,7 @@
           <w:i/>
           <w:szCs w:val="21"/>
           <w:sz w:val="21"/>
-          <w:bdr w:val="single" w:sz="8" w:space="0" w:color="auto"/>
+          <w:shd w:val="clear" w:color="auto" w:fill="D9D9D9"/>
         </w:rPr>
         <w:t>P</w:t>
       </w:r>
@@ -9652,7 +9652,7 @@
           <w:i/>
           <w:szCs w:val="21"/>
           <w:sz w:val="21"/>
-          <w:bdr w:val="single" w:sz="8" w:space="0" w:color="auto"/>
+          <w:shd w:val="clear" w:color="auto" w:fill="D9D9D9"/>
         </w:rPr>
         <w:t>内</w:t>
       </w:r>
@@ -9765,7 +9765,7 @@
           <m:fPr>
             <m:ctrlPr>
               <w:rPr>
-                <w:bdr w:val="single" w:sz="8" w:space="0" w:color="auto"/>
+                <w:shd w:val="clear" w:color="auto" w:fill="D9D9D9"/>
               </w:rPr>
             </m:ctrlPr>
           </m:fPr>
@@ -9926,7 +9926,7 @@
           <m:fPr>
             <m:ctrlPr>
               <w:rPr>
-                <w:bdr w:val="single" w:sz="8" w:space="0" w:color="auto"/>
+                <w:shd w:val="clear" w:color="auto" w:fill="D9D9D9"/>
               </w:rPr>
             </m:ctrlPr>
           </m:fPr>
@@ -10011,7 +10011,7 @@
           <m:fPr>
             <m:ctrlPr>
               <w:rPr>
-                <w:bdr w:val="single" w:sz="8" w:space="0" w:color="auto"/>
+                <w:shd w:val="clear" w:color="auto" w:fill="D9D9D9"/>
               </w:rPr>
             </m:ctrlPr>
           </m:fPr>
@@ -10103,7 +10103,7 @@
           <m:fPr>
             <m:ctrlPr>
               <w:rPr>
-                <w:bdr w:val="single" w:sz="8" w:space="0" w:color="auto"/>
+                <w:shd w:val="clear" w:color="auto" w:fill="D9D9D9"/>
               </w:rPr>
             </m:ctrlPr>
           </m:fPr>
@@ -10289,7 +10289,7 @@
           <m:fPr>
             <m:ctrlPr>
               <w:rPr>
-                <w:bdr w:val="single" w:sz="8" w:space="0" w:color="auto"/>
+                <w:shd w:val="clear" w:color="auto" w:fill="D9D9D9"/>
               </w:rPr>
             </m:ctrlPr>
           </m:fPr>
@@ -10382,7 +10382,7 @@
           <m:fPr>
             <m:ctrlPr>
               <w:rPr>
-                <w:bdr w:val="single" w:sz="8" w:space="0" w:color="auto"/>
+                <w:shd w:val="clear" w:color="auto" w:fill="D9D9D9"/>
               </w:rPr>
             </m:ctrlPr>
           </m:fPr>
@@ -10484,7 +10484,7 @@
           <m:fPr>
             <m:ctrlPr>
               <w:rPr>
-                <w:bdr w:val="single" w:sz="8" w:space="0" w:color="auto"/>
+                <w:shd w:val="clear" w:color="auto" w:fill="D9D9D9"/>
               </w:rPr>
             </m:ctrlPr>
           </m:fPr>
@@ -10573,7 +10573,7 @@
           </m:rPr>
           <w:rPr>
             <w:rFonts w:cs="Cambria Math"/>
-            <w:bdr w:val="single" w:sz="8" w:space="0" w:color="auto"/>
+            <w:shd w:val="clear" w:color="auto" w:fill="D9D9D9"/>
           </w:rPr>
           <m:t>+4r</m:t>
         </m:r>
@@ -10593,7 +10593,7 @@
           <w:rFonts w:ascii="Times New Roman" w:hAnsi="Times New Roman" w:eastAsia="宋体" w:cs="Times New Roman"/>
           <w:szCs w:val="21"/>
           <w:sz w:val="21"/>
-          <w:bdr w:val="single" w:sz="8" w:space="0" w:color="auto"/>
+          <w:shd w:val="clear" w:color="auto" w:fill="D9D9D9"/>
         </w:rPr>
         <w:t>当</w:t>
       </w:r>
@@ -10602,7 +10602,7 @@
           <w:rFonts w:ascii="Times New Roman" w:hAnsi="Times New Roman" w:eastAsia="宋体" w:cs="Times New Roman"/>
           <w:szCs w:val="21"/>
           <w:sz w:val="21"/>
-          <w:bdr w:val="single" w:sz="8" w:space="0" w:color="auto"/>
+          <w:shd w:val="clear" w:color="auto" w:fill="D9D9D9"/>
         </w:rPr>
         <w:t>R</w:t>
       </w:r>
@@ -10611,7 +10611,7 @@
           <w:rFonts w:ascii="Times New Roman" w:hAnsi="Times New Roman" w:eastAsia="宋体" w:cs="Times New Roman"/>
           <w:szCs w:val="21"/>
           <w:sz w:val="21"/>
-          <w:bdr w:val="single" w:sz="8" w:space="0" w:color="auto"/>
+          <w:shd w:val="clear" w:color="auto" w:fill="D9D9D9"/>
         </w:rPr>
         <w:t>＝</w:t>
       </w:r>
@@ -10620,7 +10620,7 @@
           <w:rFonts w:ascii="Times New Roman" w:hAnsi="Times New Roman" w:eastAsia="宋体" w:cs="Times New Roman"/>
           <w:szCs w:val="21"/>
           <w:sz w:val="21"/>
-          <w:bdr w:val="single" w:sz="8" w:space="0" w:color="auto"/>
+          <w:shd w:val="clear" w:color="auto" w:fill="D9D9D9"/>
         </w:rPr>
         <w:t>r</w:t>
       </w:r>
@@ -10629,7 +10629,7 @@
           <w:rFonts w:ascii="Times New Roman" w:hAnsi="Times New Roman" w:eastAsia="宋体" w:cs="Times New Roman"/>
           <w:szCs w:val="21"/>
           <w:sz w:val="21"/>
-          <w:bdr w:val="single" w:sz="8" w:space="0" w:color="auto"/>
+          <w:shd w:val="clear" w:color="auto" w:fill="D9D9D9"/>
         </w:rPr>
         <w:t>时</w:t>
       </w:r>
@@ -10672,7 +10672,7 @@
           <m:fPr>
             <m:ctrlPr>
               <w:rPr>
-                <w:bdr w:val="single" w:sz="8" w:space="0" w:color="auto"/>
+                <w:shd w:val="clear" w:color="auto" w:fill="D9D9D9"/>
               </w:rPr>
             </m:ctrlPr>
           </m:fPr>
@@ -10780,7 +10780,7 @@
           <m:fPr>
             <m:ctrlPr>
               <w:rPr>
-                <w:bdr w:val="single" w:sz="8" w:space="0" w:color="auto"/>
+                <w:shd w:val="clear" w:color="auto" w:fill="D9D9D9"/>
               </w:rPr>
             </m:ctrlPr>
           </m:fPr>
@@ -10865,7 +10865,7 @@
           <m:fPr>
             <m:ctrlPr>
               <w:rPr>
-                <w:bdr w:val="single" w:sz="8" w:space="0" w:color="auto"/>
+                <w:shd w:val="clear" w:color="auto" w:fill="D9D9D9"/>
               </w:rPr>
             </m:ctrlPr>
           </m:fPr>
@@ -10914,7 +10914,7 @@
           <m:fPr>
             <m:ctrlPr>
               <w:rPr>
-                <w:bdr w:val="single" w:sz="8" w:space="0" w:color="auto"/>
+                <w:shd w:val="clear" w:color="auto" w:fill="D9D9D9"/>
               </w:rPr>
             </m:ctrlPr>
           </m:fPr>
@@ -10993,7 +10993,7 @@
           <w:i/>
           <w:szCs w:val="21"/>
           <w:sz w:val="21"/>
-          <w:bdr w:val="single" w:sz="8" w:space="0" w:color="auto"/>
+          <w:shd w:val="clear" w:color="auto" w:fill="D9D9D9"/>
         </w:rPr>
         <w:t>R</w:t>
       </w:r>
@@ -11003,7 +11003,7 @@
           <w:i/>
           <w:szCs w:val="21"/>
           <w:sz w:val="21"/>
-          <w:bdr w:val="single" w:sz="8" w:space="0" w:color="auto"/>
+          <w:shd w:val="clear" w:color="auto" w:fill="D9D9D9"/>
         </w:rPr>
         <w:t>增大，</w:t>
       </w:r>
@@ -11013,7 +11013,7 @@
           <w:i/>
           <w:szCs w:val="21"/>
           <w:sz w:val="21"/>
-          <w:bdr w:val="single" w:sz="8" w:space="0" w:color="auto"/>
+          <w:shd w:val="clear" w:color="auto" w:fill="D9D9D9"/>
         </w:rPr>
         <w:t>η</w:t>
       </w:r>
@@ -11023,7 +11023,7 @@
           <w:i/>
           <w:szCs w:val="21"/>
           <w:sz w:val="21"/>
-          <w:bdr w:val="single" w:sz="8" w:space="0" w:color="auto"/>
+          <w:shd w:val="clear" w:color="auto" w:fill="D9D9D9"/>
         </w:rPr>
         <w:t>越高</w:t>
       </w:r>
@@ -11132,7 +11132,7 @@
           <w:rFonts w:ascii="Times New Roman" w:hAnsi="Times New Roman" w:eastAsia="宋体" w:cs="Times New Roman"/>
           <w:szCs w:val="21"/>
           <w:sz w:val="21"/>
-          <w:bdr w:val="single" w:sz="8" w:space="0" w:color="auto"/>
+          <w:shd w:val="clear" w:color="auto" w:fill="D9D9D9"/>
         </w:rPr>
         <w:t>）程序法</w:t>
       </w:r>
@@ -11274,7 +11274,7 @@
           <w:rFonts w:ascii="Times New Roman" w:hAnsi="Times New Roman" w:eastAsia="宋体" w:cs="Times New Roman"/>
           <w:szCs w:val="21"/>
           <w:sz w:val="21"/>
-          <w:bdr w:val="single" w:sz="8" w:space="0" w:color="auto"/>
+          <w:shd w:val="clear" w:color="auto" w:fill="D9D9D9"/>
         </w:rPr>
         <w:t>所谓</w:t>
       </w:r>
@@ -11283,7 +11283,7 @@
           <w:rFonts w:ascii="Times New Roman" w:hAnsi="Times New Roman" w:eastAsia="宋体" w:cs="Times New Roman"/>
           <w:szCs w:val="21"/>
           <w:sz w:val="21"/>
-          <w:bdr w:val="single" w:sz="8" w:space="0" w:color="auto"/>
+          <w:shd w:val="clear" w:color="auto" w:fill="D9D9D9"/>
         </w:rPr>
         <w:t>“</w:t>
       </w:r>
@@ -11292,7 +11292,7 @@
           <w:rFonts w:ascii="Times New Roman" w:hAnsi="Times New Roman" w:eastAsia="宋体" w:cs="Times New Roman"/>
           <w:szCs w:val="21"/>
           <w:sz w:val="21"/>
-          <w:bdr w:val="single" w:sz="8" w:space="0" w:color="auto"/>
+          <w:shd w:val="clear" w:color="auto" w:fill="D9D9D9"/>
         </w:rPr>
         <w:t>串反</w:t>
       </w:r>
@@ -11301,7 +11301,7 @@
           <w:rFonts w:ascii="Times New Roman" w:hAnsi="Times New Roman" w:eastAsia="宋体" w:cs="Times New Roman"/>
           <w:szCs w:val="21"/>
           <w:sz w:val="21"/>
-          <w:bdr w:val="single" w:sz="8" w:space="0" w:color="auto"/>
+          <w:shd w:val="clear" w:color="auto" w:fill="D9D9D9"/>
         </w:rPr>
         <w:t>”</w:t>
       </w:r>
@@ -11335,7 +11335,7 @@
           <w:rFonts w:ascii="Times New Roman" w:hAnsi="Times New Roman" w:eastAsia="宋体" w:cs="Times New Roman"/>
           <w:szCs w:val="21"/>
           <w:sz w:val="21"/>
-          <w:bdr w:val="single" w:sz="8" w:space="0" w:color="auto"/>
+          <w:shd w:val="clear" w:color="auto" w:fill="D9D9D9"/>
         </w:rPr>
         <w:t>所谓</w:t>
       </w:r>
@@ -11344,7 +11344,7 @@
           <w:rFonts w:ascii="Times New Roman" w:hAnsi="Times New Roman" w:eastAsia="宋体" w:cs="Times New Roman"/>
           <w:szCs w:val="21"/>
           <w:sz w:val="21"/>
-          <w:bdr w:val="single" w:sz="8" w:space="0" w:color="auto"/>
+          <w:shd w:val="clear" w:color="auto" w:fill="D9D9D9"/>
         </w:rPr>
         <w:t>“</w:t>
       </w:r>
@@ -11353,7 +11353,7 @@
           <w:rFonts w:ascii="Times New Roman" w:hAnsi="Times New Roman" w:eastAsia="宋体" w:cs="Times New Roman"/>
           <w:szCs w:val="21"/>
           <w:sz w:val="21"/>
-          <w:bdr w:val="single" w:sz="8" w:space="0" w:color="auto"/>
+          <w:shd w:val="clear" w:color="auto" w:fill="D9D9D9"/>
         </w:rPr>
         <w:t>并同</w:t>
       </w:r>
@@ -11362,7 +11362,7 @@
           <w:rFonts w:ascii="Times New Roman" w:hAnsi="Times New Roman" w:eastAsia="宋体" w:cs="Times New Roman"/>
           <w:szCs w:val="21"/>
           <w:sz w:val="21"/>
-          <w:bdr w:val="single" w:sz="8" w:space="0" w:color="auto"/>
+          <w:shd w:val="clear" w:color="auto" w:fill="D9D9D9"/>
         </w:rPr>
         <w:t>”</w:t>
       </w:r>
@@ -11404,7 +11404,7 @@
           <w:rFonts w:ascii="Times New Roman" w:hAnsi="Times New Roman" w:eastAsia="宋体" w:cs="Times New Roman"/>
           <w:szCs w:val="21"/>
           <w:sz w:val="21"/>
-          <w:bdr w:val="single" w:sz="8" w:space="0" w:color="auto"/>
+          <w:shd w:val="clear" w:color="auto" w:fill="D9D9D9"/>
         </w:rPr>
         <w:t>）极限法</w:t>
       </w:r>
@@ -11533,7 +11533,7 @@
           <w:rFonts w:ascii="Times New Roman" w:hAnsi="Times New Roman" w:eastAsia="宋体" w:cs="Times New Roman"/>
           <w:szCs w:val="21"/>
           <w:sz w:val="21"/>
-          <w:bdr w:val="single" w:sz="8" w:space="0" w:color="auto"/>
+          <w:shd w:val="clear" w:color="auto" w:fill="D9D9D9"/>
         </w:rPr>
         <w:t>把电容器所在的支路稳定时视为断路，简化电路时可以去掉，求电荷量时再在相应位置补上．</w:t>
       </w:r>
@@ -11633,7 +11633,7 @@
           <w:rFonts w:ascii="Times New Roman" w:hAnsi="Times New Roman" w:eastAsia="宋体" w:cs="Times New Roman"/>
           <w:szCs w:val="21"/>
           <w:sz w:val="21"/>
-          <w:bdr w:val="single" w:sz="8" w:space="0" w:color="auto"/>
+          <w:shd w:val="clear" w:color="auto" w:fill="D9D9D9"/>
         </w:rPr>
         <w:t>）电容器两端的电压等于与之并联的电阻两端的电压．</w:t>
       </w:r>
@@ -11742,7 +11742,7 @@
           <w:rFonts w:ascii="Times New Roman" w:hAnsi="Times New Roman" w:eastAsia="宋体" w:cs="Times New Roman"/>
           <w:szCs w:val="21"/>
           <w:sz w:val="21"/>
-          <w:bdr w:val="single" w:sz="8" w:space="0" w:color="auto"/>
+          <w:shd w:val="clear" w:color="auto" w:fill="D9D9D9"/>
         </w:rPr>
         <w:t>|Q1</w:t>
       </w:r>
@@ -11751,7 +11751,7 @@
           <w:rFonts w:ascii="Times New Roman" w:hAnsi="Times New Roman" w:eastAsia="宋体" w:cs="Times New Roman"/>
           <w:szCs w:val="21"/>
           <w:sz w:val="21"/>
-          <w:bdr w:val="single" w:sz="8" w:space="0" w:color="auto"/>
+          <w:shd w:val="clear" w:color="auto" w:fill="D9D9D9"/>
         </w:rPr>
         <w:t>－</w:t>
       </w:r>
@@ -11760,7 +11760,7 @@
           <w:rFonts w:ascii="Times New Roman" w:hAnsi="Times New Roman" w:eastAsia="宋体" w:cs="Times New Roman"/>
           <w:szCs w:val="21"/>
           <w:sz w:val="21"/>
-          <w:bdr w:val="single" w:sz="8" w:space="0" w:color="auto"/>
+          <w:shd w:val="clear" w:color="auto" w:fill="D9D9D9"/>
         </w:rPr>
         <w:t>Q2|</w:t>
       </w:r>
@@ -11812,7 +11812,7 @@
           <w:i/>
           <w:szCs w:val="21"/>
           <w:sz w:val="21"/>
-          <w:bdr w:val="single" w:sz="8" w:space="0" w:color="auto"/>
+          <w:shd w:val="clear" w:color="auto" w:fill="D9D9D9"/>
         </w:rPr>
         <w:t>Q1</w:t>
       </w:r>
@@ -11822,7 +11822,7 @@
           <w:i/>
           <w:szCs w:val="21"/>
           <w:sz w:val="21"/>
-          <w:bdr w:val="single" w:sz="8" w:space="0" w:color="auto"/>
+          <w:shd w:val="clear" w:color="auto" w:fill="D9D9D9"/>
         </w:rPr>
         <w:t>＋</w:t>
       </w:r>
@@ -11832,7 +11832,7 @@
           <w:i/>
           <w:szCs w:val="21"/>
           <w:sz w:val="21"/>
-          <w:bdr w:val="single" w:sz="8" w:space="0" w:color="auto"/>
+          <w:shd w:val="clear" w:color="auto" w:fill="D9D9D9"/>
         </w:rPr>
         <w:t>Q2</w:t>
       </w:r>
@@ -11972,7 +11972,7 @@
           <w:rFonts w:ascii="Times New Roman" w:hAnsi="Times New Roman" w:eastAsia="宋体" w:cs="Times New Roman"/>
           <w:szCs w:val="21"/>
           <w:sz w:val="21"/>
-          <w:bdr w:val="single" w:sz="8" w:space="0" w:color="auto"/>
+          <w:shd w:val="clear" w:color="auto" w:fill="D9D9D9"/>
         </w:rPr>
         <w:t>E-Ir</w:t>
       </w:r>
@@ -12127,7 +12127,7 @@
           <w:rFonts w:ascii="Times New Roman" w:hAnsi="Times New Roman" w:eastAsia="宋体" w:cs="Times New Roman"/>
           <w:szCs w:val="21"/>
           <w:sz w:val="21"/>
-          <w:bdr w:val="single" w:sz="8" w:space="0" w:color="auto"/>
+          <w:shd w:val="clear" w:color="auto" w:fill="D9D9D9"/>
         </w:rPr>
         <w:t>电动势</w:t>
       </w:r>
@@ -12198,7 +12198,7 @@
           <m:fPr>
             <m:ctrlPr>
               <w:rPr>
-                <w:bdr w:val="single" w:sz="8" w:space="0" w:color="auto"/>
+                <w:shd w:val="clear" w:color="auto" w:fill="D9D9D9"/>
               </w:rPr>
             </m:ctrlPr>
           </m:fPr>
@@ -12275,7 +12275,7 @@
           <w:rFonts w:ascii="Times New Roman" w:hAnsi="Times New Roman" w:eastAsia="宋体" w:cs="Times New Roman"/>
           <w:szCs w:val="21"/>
           <w:sz w:val="21"/>
-          <w:bdr w:val="single" w:sz="8" w:space="0" w:color="auto"/>
+          <w:shd w:val="clear" w:color="auto" w:fill="D9D9D9"/>
         </w:rPr>
         <w:t>内阻</w:t>
       </w:r>
@@ -12349,7 +12349,7 @@
           <m:fPr>
             <m:ctrlPr>
               <w:rPr>
-                <w:bdr w:val="single" w:sz="8" w:space="0" w:color="auto"/>
+                <w:shd w:val="clear" w:color="auto" w:fill="D9D9D9"/>
               </w:rPr>
             </m:ctrlPr>
           </m:fPr>
@@ -12548,7 +12548,7 @@
           <m:fPr>
             <m:ctrlPr>
               <w:rPr>
-                <w:bdr w:val="single" w:sz="8" w:space="0" w:color="auto"/>
+                <w:shd w:val="clear" w:color="auto" w:fill="D9D9D9"/>
               </w:rPr>
             </m:ctrlPr>
           </m:fPr>
@@ -12641,7 +12641,7 @@
           <m:fPr>
             <m:ctrlPr>
               <w:rPr>
-                <w:bdr w:val="single" w:sz="8" w:space="0" w:color="auto"/>
+                <w:shd w:val="clear" w:color="auto" w:fill="D9D9D9"/>
               </w:rPr>
             </m:ctrlPr>
           </m:fPr>
@@ -12727,7 +12727,7 @@
             <m:endChr m:val="|"/>
             <m:ctrlPr>
               <w:rPr>
-                <w:bdr w:val="single" w:sz="8" w:space="0" w:color="auto"/>
+                <w:shd w:val="clear" w:color="auto" w:fill="D9D9D9"/>
               </w:rPr>
             </m:ctrlPr>
           </m:dPr>
@@ -12787,7 +12787,7 @@
           </m:rPr>
           <w:rPr>
             <w:rFonts w:cs="Cambria Math"/>
-            <w:bdr w:val="single" w:sz="8" w:space="0" w:color="auto"/>
+            <w:shd w:val="clear" w:color="auto" w:fill="D9D9D9"/>
           </w:rPr>
           <m:t>=</m:t>
         </m:r>
@@ -12795,7 +12795,7 @@
           <m:fPr>
             <m:ctrlPr>
               <w:rPr>
-                <w:bdr w:val="single" w:sz="8" w:space="0" w:color="auto"/>
+                <w:shd w:val="clear" w:color="auto" w:fill="D9D9D9"/>
               </w:rPr>
             </m:ctrlPr>
           </m:fPr>
@@ -12975,7 +12975,7 @@
           <w:rFonts w:ascii="Times New Roman" w:hAnsi="Times New Roman" w:eastAsia="宋体" w:cs="Times New Roman"/>
           <w:szCs w:val="21"/>
           <w:sz w:val="21"/>
-          <w:bdr w:val="single" w:sz="8" w:space="0" w:color="auto"/>
+          <w:shd w:val="clear" w:color="auto" w:fill="D9D9D9"/>
         </w:rPr>
         <w:t>：如图所示，图中的阴影</w:t>
       </w:r>
@@ -12984,7 +12984,7 @@
           <w:rFonts w:ascii="Times New Roman" w:hAnsi="Times New Roman" w:eastAsia="宋体" w:cs="Times New Roman"/>
           <w:szCs w:val="21"/>
           <w:sz w:val="21"/>
-          <w:bdr w:val="single" w:sz="8" w:space="0" w:color="auto"/>
+          <w:shd w:val="clear" w:color="auto" w:fill="D9D9D9"/>
         </w:rPr>
         <w:t>“</w:t>
       </w:r>
@@ -12993,7 +12993,7 @@
           <w:rFonts w:ascii="Times New Roman" w:hAnsi="Times New Roman" w:eastAsia="宋体" w:cs="Times New Roman"/>
           <w:szCs w:val="21"/>
           <w:sz w:val="21"/>
-          <w:bdr w:val="single" w:sz="8" w:space="0" w:color="auto"/>
+          <w:shd w:val="clear" w:color="auto" w:fill="D9D9D9"/>
         </w:rPr>
         <w:t>面积</w:t>
       </w:r>
@@ -13002,7 +13002,7 @@
           <w:rFonts w:ascii="Times New Roman" w:hAnsi="Times New Roman" w:eastAsia="宋体" w:cs="Times New Roman"/>
           <w:szCs w:val="21"/>
           <w:sz w:val="21"/>
-          <w:bdr w:val="single" w:sz="8" w:space="0" w:color="auto"/>
+          <w:shd w:val="clear" w:color="auto" w:fill="D9D9D9"/>
         </w:rPr>
         <w:t>”</w:t>
       </w:r>
@@ -13011,7 +13011,7 @@
           <w:rFonts w:ascii="Times New Roman" w:hAnsi="Times New Roman" w:eastAsia="宋体" w:cs="Times New Roman"/>
           <w:szCs w:val="21"/>
           <w:sz w:val="21"/>
-          <w:bdr w:val="single" w:sz="8" w:space="0" w:color="auto"/>
+          <w:shd w:val="clear" w:color="auto" w:fill="D9D9D9"/>
         </w:rPr>
         <w:t>表示电源的输出功率</w:t>
       </w:r>
@@ -13622,7 +13622,7 @@
                 <m:fPr>
                   <m:ctrlPr>
                     <w:rPr>
-                      <w:bdr w:val="single" w:sz="8" w:space="0" w:color="auto"/>
+                      <w:shd w:val="clear" w:color="auto" w:fill="D9D9D9"/>
                     </w:rPr>
                   </m:ctrlPr>
                 </m:fPr>
@@ -14256,7 +14256,7 @@
           </m:rPr>
           <w:rPr>
             <w:rFonts w:cs="Cambria Math"/>
-            <w:bdr w:val="single" w:sz="8" w:space="0" w:color="auto"/>
+            <w:shd w:val="clear" w:color="auto" w:fill="D9D9D9"/>
           </w:rPr>
           <m:t>E=</m:t>
         </m:r>
@@ -14264,7 +14264,7 @@
           <m:sSubPr>
             <m:ctrlPr>
               <w:rPr>
-                <w:bdr w:val="single" w:sz="8" w:space="0" w:color="auto"/>
+                <w:shd w:val="clear" w:color="auto" w:fill="D9D9D9"/>
               </w:rPr>
             </m:ctrlPr>
           </m:sSubPr>
@@ -14297,7 +14297,7 @@
           </m:rPr>
           <w:rPr>
             <w:rFonts w:cs="Cambria Math"/>
-            <w:bdr w:val="single" w:sz="8" w:space="0" w:color="auto"/>
+            <w:shd w:val="clear" w:color="auto" w:fill="D9D9D9"/>
           </w:rPr>
           <m:t>+</m:t>
         </m:r>
@@ -14305,7 +14305,7 @@
           <m:sSubPr>
             <m:ctrlPr>
               <w:rPr>
-                <w:bdr w:val="single" w:sz="8" w:space="0" w:color="auto"/>
+                <w:shd w:val="clear" w:color="auto" w:fill="D9D9D9"/>
               </w:rPr>
             </m:ctrlPr>
           </m:sSubPr>
@@ -14338,7 +14338,7 @@
           </m:rPr>
           <w:rPr>
             <w:rFonts w:cs="Cambria Math"/>
-            <w:bdr w:val="single" w:sz="8" w:space="0" w:color="auto"/>
+            <w:shd w:val="clear" w:color="auto" w:fill="D9D9D9"/>
           </w:rPr>
           <m:t>rE=</m:t>
         </m:r>
@@ -14346,7 +14346,7 @@
           <m:sSubPr>
             <m:ctrlPr>
               <w:rPr>
-                <w:bdr w:val="single" w:sz="8" w:space="0" w:color="auto"/>
+                <w:shd w:val="clear" w:color="auto" w:fill="D9D9D9"/>
               </w:rPr>
             </m:ctrlPr>
           </m:sSubPr>
@@ -14379,7 +14379,7 @@
           </m:rPr>
           <w:rPr>
             <w:rFonts w:cs="Cambria Math"/>
-            <w:bdr w:val="single" w:sz="8" w:space="0" w:color="auto"/>
+            <w:shd w:val="clear" w:color="auto" w:fill="D9D9D9"/>
           </w:rPr>
           <m:t>+</m:t>
         </m:r>
@@ -14387,7 +14387,7 @@
           <m:sSubPr>
             <m:ctrlPr>
               <w:rPr>
-                <w:bdr w:val="single" w:sz="8" w:space="0" w:color="auto"/>
+                <w:shd w:val="clear" w:color="auto" w:fill="D9D9D9"/>
               </w:rPr>
             </m:ctrlPr>
           </m:sSubPr>
@@ -14420,7 +14420,7 @@
           </m:rPr>
           <w:rPr>
             <w:rFonts w:cs="Cambria Math"/>
-            <w:bdr w:val="single" w:sz="8" w:space="0" w:color="auto"/>
+            <w:shd w:val="clear" w:color="auto" w:fill="D9D9D9"/>
           </w:rPr>
           <m:t>r</m:t>
         </m:r>
@@ -14430,7 +14430,7 @@
           </m:rPr>
           <w:rPr>
             <w:rFonts w:cs="Cambria Math"/>
-            <w:bdr w:val="single" w:sz="8" w:space="0" w:color="auto"/>
+            <w:shd w:val="clear" w:color="auto" w:fill="D9D9D9"/>
           </w:rPr>
           <m:t>E=</m:t>
         </m:r>
@@ -14438,7 +14438,7 @@
           <m:fPr>
             <m:ctrlPr>
               <w:rPr>
-                <w:bdr w:val="single" w:sz="8" w:space="0" w:color="auto"/>
+                <w:shd w:val="clear" w:color="auto" w:fill="D9D9D9"/>
               </w:rPr>
             </m:ctrlPr>
           </m:fPr>
@@ -14633,7 +14633,7 @@
           </m:rPr>
           <w:rPr>
             <w:rFonts w:cs="Cambria Math"/>
-            <w:bdr w:val="single" w:sz="8" w:space="0" w:color="auto"/>
+            <w:shd w:val="clear" w:color="auto" w:fill="D9D9D9"/>
           </w:rPr>
           <m:t>r=</m:t>
         </m:r>
@@ -14641,7 +14641,7 @@
           <m:fPr>
             <m:ctrlPr>
               <w:rPr>
-                <w:bdr w:val="single" w:sz="8" w:space="0" w:color="auto"/>
+                <w:shd w:val="clear" w:color="auto" w:fill="D9D9D9"/>
               </w:rPr>
             </m:ctrlPr>
           </m:fPr>
@@ -16370,7 +16370,7 @@
           <m:fPr>
             <m:ctrlPr>
               <w:rPr>
-                <w:bdr w:val="single" w:sz="8" w:space="0" w:color="auto"/>
+                <w:shd w:val="clear" w:color="auto" w:fill="D9D9D9"/>
               </w:rPr>
             </m:ctrlPr>
           </m:fPr>
@@ -16454,7 +16454,7 @@
           <m:fPr>
             <m:ctrlPr>
               <w:rPr>
-                <w:bdr w:val="single" w:sz="8" w:space="0" w:color="auto"/>
+                <w:shd w:val="clear" w:color="auto" w:fill="D9D9D9"/>
               </w:rPr>
             </m:ctrlPr>
           </m:fPr>
@@ -17172,7 +17172,7 @@
           <m:fPr>
             <m:ctrlPr>
               <w:rPr>
-                <w:bdr w:val="single" w:sz="8" w:space="0" w:color="auto"/>
+                <w:shd w:val="clear" w:color="auto" w:fill="D9D9D9"/>
               </w:rPr>
             </m:ctrlPr>
           </m:fPr>
@@ -17414,7 +17414,7 @@
           <w:i/>
           <w:szCs w:val="21"/>
           <w:sz w:val="21"/>
-          <w:bdr w:val="single" w:sz="8" w:space="0" w:color="auto"/>
+          <w:shd w:val="clear" w:color="auto" w:fill="D9D9D9"/>
         </w:rPr>
         <w:t>E</w:t>
       </w:r>
@@ -17424,7 +17424,7 @@
           <w:i/>
           <w:szCs w:val="21"/>
           <w:sz w:val="21"/>
-          <w:bdr w:val="single" w:sz="8" w:space="0" w:color="auto"/>
+          <w:shd w:val="clear" w:color="auto" w:fill="D9D9D9"/>
         </w:rPr>
         <w:t>真</w:t>
       </w:r>
@@ -17434,7 +17434,7 @@
           <w:i/>
           <w:szCs w:val="21"/>
           <w:sz w:val="21"/>
-          <w:bdr w:val="single" w:sz="8" w:space="0" w:color="auto"/>
+          <w:shd w:val="clear" w:color="auto" w:fill="D9D9D9"/>
         </w:rPr>
         <w:t>&gt;E</w:t>
       </w:r>
@@ -17444,7 +17444,7 @@
           <w:i/>
           <w:szCs w:val="21"/>
           <w:sz w:val="21"/>
-          <w:bdr w:val="single" w:sz="8" w:space="0" w:color="auto"/>
+          <w:shd w:val="clear" w:color="auto" w:fill="D9D9D9"/>
         </w:rPr>
         <w:t>测，</w:t>
       </w:r>
@@ -17454,7 +17454,7 @@
           <w:i/>
           <w:szCs w:val="21"/>
           <w:sz w:val="21"/>
-          <w:bdr w:val="single" w:sz="8" w:space="0" w:color="auto"/>
+          <w:shd w:val="clear" w:color="auto" w:fill="D9D9D9"/>
         </w:rPr>
         <w:t>r</w:t>
       </w:r>
@@ -17464,7 +17464,7 @@
           <w:i/>
           <w:szCs w:val="21"/>
           <w:sz w:val="21"/>
-          <w:bdr w:val="single" w:sz="8" w:space="0" w:color="auto"/>
+          <w:shd w:val="clear" w:color="auto" w:fill="D9D9D9"/>
         </w:rPr>
         <w:t>真</w:t>
       </w:r>
@@ -17474,7 +17474,7 @@
           <w:i/>
           <w:szCs w:val="21"/>
           <w:sz w:val="21"/>
-          <w:bdr w:val="single" w:sz="8" w:space="0" w:color="auto"/>
+          <w:shd w:val="clear" w:color="auto" w:fill="D9D9D9"/>
         </w:rPr>
         <w:t>&gt;r</w:t>
       </w:r>
@@ -17484,7 +17484,7 @@
           <w:i/>
           <w:szCs w:val="21"/>
           <w:sz w:val="21"/>
-          <w:bdr w:val="single" w:sz="8" w:space="0" w:color="auto"/>
+          <w:shd w:val="clear" w:color="auto" w:fill="D9D9D9"/>
         </w:rPr>
         <w:t>测</w:t>
       </w:r>
@@ -18007,7 +18007,7 @@
           <w:i/>
           <w:szCs w:val="21"/>
           <w:sz w:val="21"/>
-          <w:bdr w:val="single" w:sz="8" w:space="0" w:color="auto"/>
+          <w:shd w:val="clear" w:color="auto" w:fill="D9D9D9"/>
         </w:rPr>
         <w:t>E</w:t>
       </w:r>
@@ -18017,7 +18017,7 @@
           <w:i/>
           <w:szCs w:val="21"/>
           <w:sz w:val="21"/>
-          <w:bdr w:val="single" w:sz="8" w:space="0" w:color="auto"/>
+          <w:shd w:val="clear" w:color="auto" w:fill="D9D9D9"/>
         </w:rPr>
         <w:t>测＝</w:t>
       </w:r>
@@ -18027,7 +18027,7 @@
           <w:i/>
           <w:szCs w:val="21"/>
           <w:sz w:val="21"/>
-          <w:bdr w:val="single" w:sz="8" w:space="0" w:color="auto"/>
+          <w:shd w:val="clear" w:color="auto" w:fill="D9D9D9"/>
         </w:rPr>
         <w:t>E</w:t>
       </w:r>
@@ -18037,7 +18037,7 @@
           <w:i/>
           <w:szCs w:val="21"/>
           <w:sz w:val="21"/>
-          <w:bdr w:val="single" w:sz="8" w:space="0" w:color="auto"/>
+          <w:shd w:val="clear" w:color="auto" w:fill="D9D9D9"/>
         </w:rPr>
         <w:t>真，</w:t>
       </w:r>
@@ -18047,7 +18047,7 @@
           <w:i/>
           <w:szCs w:val="21"/>
           <w:sz w:val="21"/>
-          <w:bdr w:val="single" w:sz="8" w:space="0" w:color="auto"/>
+          <w:shd w:val="clear" w:color="auto" w:fill="D9D9D9"/>
         </w:rPr>
         <w:t>r</w:t>
       </w:r>
@@ -18057,7 +18057,7 @@
           <w:i/>
           <w:szCs w:val="21"/>
           <w:sz w:val="21"/>
-          <w:bdr w:val="single" w:sz="8" w:space="0" w:color="auto"/>
+          <w:shd w:val="clear" w:color="auto" w:fill="D9D9D9"/>
         </w:rPr>
         <w:t>测</w:t>
       </w:r>
@@ -18067,7 +18067,7 @@
           <w:i/>
           <w:szCs w:val="21"/>
           <w:sz w:val="21"/>
-          <w:bdr w:val="single" w:sz="8" w:space="0" w:color="auto"/>
+          <w:shd w:val="clear" w:color="auto" w:fill="D9D9D9"/>
         </w:rPr>
         <w:t>&gt;r</w:t>
       </w:r>
@@ -18077,7 +18077,7 @@
           <w:i/>
           <w:szCs w:val="21"/>
           <w:sz w:val="21"/>
-          <w:bdr w:val="single" w:sz="8" w:space="0" w:color="auto"/>
+          <w:shd w:val="clear" w:color="auto" w:fill="D9D9D9"/>
         </w:rPr>
         <w:t>真</w:t>
       </w:r>
@@ -18429,7 +18429,7 @@
           <w:rFonts w:ascii="Times New Roman" w:hAnsi="Times New Roman" w:eastAsia="宋体" w:cs="Times New Roman"/>
           <w:szCs w:val="21"/>
           <w:sz w:val="21"/>
-          <w:bdr w:val="single" w:sz="8" w:space="0" w:color="auto"/>
+          <w:shd w:val="clear" w:color="auto" w:fill="D9D9D9"/>
         </w:rPr>
         <w:t>电路的选择：伏安法测电源电动势和内阻有两种接法，由于电流表内阻与干电池内阻接近，所以电流表应采用内接法，即一般选择误差较小的甲电路图。</w:t>
       </w:r>
@@ -19030,7 +19030,7 @@
           </m:rPr>
           <w:rPr>
             <w:rFonts w:cs="Cambria Math"/>
-            <w:bdr w:val="single" w:sz="8" w:space="0" w:color="auto"/>
+            <w:shd w:val="clear" w:color="auto" w:fill="D9D9D9"/>
           </w:rPr>
           <m:t>E=</m:t>
         </m:r>
@@ -19038,7 +19038,7 @@
           <m:sSubPr>
             <m:ctrlPr>
               <w:rPr>
-                <w:bdr w:val="single" w:sz="8" w:space="0" w:color="auto"/>
+                <w:shd w:val="clear" w:color="auto" w:fill="D9D9D9"/>
               </w:rPr>
             </m:ctrlPr>
           </m:sSubPr>
@@ -19069,7 +19069,7 @@
           <m:sSubPr>
             <m:ctrlPr>
               <w:rPr>
-                <w:bdr w:val="single" w:sz="8" w:space="0" w:color="auto"/>
+                <w:shd w:val="clear" w:color="auto" w:fill="D9D9D9"/>
               </w:rPr>
             </m:ctrlPr>
           </m:sSubPr>
@@ -19102,7 +19102,7 @@
           </m:rPr>
           <w:rPr>
             <w:rFonts w:cs="Cambria Math"/>
-            <w:bdr w:val="single" w:sz="8" w:space="0" w:color="auto"/>
+            <w:shd w:val="clear" w:color="auto" w:fill="D9D9D9"/>
           </w:rPr>
           <m:t>+</m:t>
         </m:r>
@@ -19110,7 +19110,7 @@
           <m:sSubPr>
             <m:ctrlPr>
               <w:rPr>
-                <w:bdr w:val="single" w:sz="8" w:space="0" w:color="auto"/>
+                <w:shd w:val="clear" w:color="auto" w:fill="D9D9D9"/>
               </w:rPr>
             </m:ctrlPr>
           </m:sSubPr>
@@ -19143,7 +19143,7 @@
           </m:rPr>
           <w:rPr>
             <w:rFonts w:cs="Cambria Math"/>
-            <w:bdr w:val="single" w:sz="8" w:space="0" w:color="auto"/>
+            <w:shd w:val="clear" w:color="auto" w:fill="D9D9D9"/>
           </w:rPr>
           <m:t>r</m:t>
         </m:r>
@@ -19153,7 +19153,7 @@
           </m:rPr>
           <w:rPr>
             <w:rFonts w:cs="Cambria Math"/>
-            <w:bdr w:val="single" w:sz="8" w:space="0" w:color="auto"/>
+            <w:shd w:val="clear" w:color="auto" w:fill="D9D9D9"/>
           </w:rPr>
           <m:t>E=</m:t>
         </m:r>
@@ -19161,7 +19161,7 @@
           <m:sSubPr>
             <m:ctrlPr>
               <w:rPr>
-                <w:bdr w:val="single" w:sz="8" w:space="0" w:color="auto"/>
+                <w:shd w:val="clear" w:color="auto" w:fill="D9D9D9"/>
               </w:rPr>
             </m:ctrlPr>
           </m:sSubPr>
@@ -19192,7 +19192,7 @@
           <m:sSubPr>
             <m:ctrlPr>
               <w:rPr>
-                <w:bdr w:val="single" w:sz="8" w:space="0" w:color="auto"/>
+                <w:shd w:val="clear" w:color="auto" w:fill="D9D9D9"/>
               </w:rPr>
             </m:ctrlPr>
           </m:sSubPr>
@@ -19225,7 +19225,7 @@
           </m:rPr>
           <w:rPr>
             <w:rFonts w:cs="Cambria Math"/>
-            <w:bdr w:val="single" w:sz="8" w:space="0" w:color="auto"/>
+            <w:shd w:val="clear" w:color="auto" w:fill="D9D9D9"/>
           </w:rPr>
           <m:t>+</m:t>
         </m:r>
@@ -19233,7 +19233,7 @@
           <m:sSubPr>
             <m:ctrlPr>
               <w:rPr>
-                <w:bdr w:val="single" w:sz="8" w:space="0" w:color="auto"/>
+                <w:shd w:val="clear" w:color="auto" w:fill="D9D9D9"/>
               </w:rPr>
             </m:ctrlPr>
           </m:sSubPr>
@@ -19266,7 +19266,7 @@
           </m:rPr>
           <w:rPr>
             <w:rFonts w:cs="Cambria Math"/>
-            <w:bdr w:val="single" w:sz="8" w:space="0" w:color="auto"/>
+            <w:shd w:val="clear" w:color="auto" w:fill="D9D9D9"/>
           </w:rPr>
           <m:t>r</m:t>
         </m:r>
@@ -19448,7 +19448,7 @@
           <m:fPr>
             <m:ctrlPr>
               <w:rPr>
-                <w:bdr w:val="single" w:sz="8" w:space="0" w:color="auto"/>
+                <w:shd w:val="clear" w:color="auto" w:fill="D9D9D9"/>
               </w:rPr>
             </m:ctrlPr>
           </m:fPr>
@@ -19489,7 +19489,7 @@
           <m:fPr>
             <m:ctrlPr>
               <w:rPr>
-                <w:bdr w:val="single" w:sz="8" w:space="0" w:color="auto"/>
+                <w:shd w:val="clear" w:color="auto" w:fill="D9D9D9"/>
               </w:rPr>
             </m:ctrlPr>
           </m:fPr>
@@ -19539,7 +19539,7 @@
           <m:fPr>
             <m:ctrlPr>
               <w:rPr>
-                <w:bdr w:val="single" w:sz="8" w:space="0" w:color="auto"/>
+                <w:shd w:val="clear" w:color="auto" w:fill="D9D9D9"/>
               </w:rPr>
             </m:ctrlPr>
           </m:fPr>
@@ -19580,7 +19580,7 @@
           <m:fPr>
             <m:ctrlPr>
               <w:rPr>
-                <w:bdr w:val="single" w:sz="8" w:space="0" w:color="auto"/>
+                <w:shd w:val="clear" w:color="auto" w:fill="D9D9D9"/>
               </w:rPr>
             </m:ctrlPr>
           </m:fPr>
@@ -19648,7 +19648,7 @@
           <m:fPr>
             <m:ctrlPr>
               <w:rPr>
-                <w:bdr w:val="single" w:sz="8" w:space="0" w:color="auto"/>
+                <w:shd w:val="clear" w:color="auto" w:fill="D9D9D9"/>
               </w:rPr>
             </m:ctrlPr>
           </m:fPr>
@@ -19723,7 +19723,7 @@
           <m:fPr>
             <m:ctrlPr>
               <w:rPr>
-                <w:bdr w:val="single" w:sz="8" w:space="0" w:color="auto"/>
+                <w:shd w:val="clear" w:color="auto" w:fill="D9D9D9"/>
               </w:rPr>
             </m:ctrlPr>
           </m:fPr>
@@ -19764,7 +19764,7 @@
           <m:fPr>
             <m:ctrlPr>
               <w:rPr>
-                <w:bdr w:val="single" w:sz="8" w:space="0" w:color="auto"/>
+                <w:shd w:val="clear" w:color="auto" w:fill="D9D9D9"/>
               </w:rPr>
             </m:ctrlPr>
           </m:fPr>
@@ -19849,7 +19849,7 @@
           <m:fPr>
             <m:ctrlPr>
               <w:rPr>
-                <w:bdr w:val="single" w:sz="8" w:space="0" w:color="auto"/>
+                <w:shd w:val="clear" w:color="auto" w:fill="D9D9D9"/>
               </w:rPr>
             </m:ctrlPr>
           </m:fPr>
@@ -19924,7 +19924,7 @@
           <m:fPr>
             <m:ctrlPr>
               <w:rPr>
-                <w:bdr w:val="single" w:sz="8" w:space="0" w:color="auto"/>
+                <w:shd w:val="clear" w:color="auto" w:fill="D9D9D9"/>
               </w:rPr>
             </m:ctrlPr>
           </m:fPr>
@@ -19992,7 +19992,7 @@
           <m:fPr>
             <m:ctrlPr>
               <w:rPr>
-                <w:bdr w:val="single" w:sz="8" w:space="0" w:color="auto"/>
+                <w:shd w:val="clear" w:color="auto" w:fill="D9D9D9"/>
               </w:rPr>
             </m:ctrlPr>
           </m:fPr>
@@ -20231,7 +20231,7 @@
           <w:i/>
           <w:szCs w:val="21"/>
           <w:sz w:val="21"/>
-          <w:bdr w:val="single" w:sz="8" w:space="0" w:color="auto"/>
+          <w:shd w:val="clear" w:color="auto" w:fill="D9D9D9"/>
         </w:rPr>
         <w:t>E</w:t>
       </w:r>
@@ -20241,7 +20241,7 @@
           <w:i/>
           <w:szCs w:val="21"/>
           <w:sz w:val="21"/>
-          <w:bdr w:val="single" w:sz="8" w:space="0" w:color="auto"/>
+          <w:shd w:val="clear" w:color="auto" w:fill="D9D9D9"/>
         </w:rPr>
         <w:t>测＝</w:t>
       </w:r>
@@ -20251,7 +20251,7 @@
           <w:i/>
           <w:szCs w:val="21"/>
           <w:sz w:val="21"/>
-          <w:bdr w:val="single" w:sz="8" w:space="0" w:color="auto"/>
+          <w:shd w:val="clear" w:color="auto" w:fill="D9D9D9"/>
         </w:rPr>
         <w:t>E</w:t>
       </w:r>
@@ -20261,7 +20261,7 @@
           <w:i/>
           <w:szCs w:val="21"/>
           <w:sz w:val="21"/>
-          <w:bdr w:val="single" w:sz="8" w:space="0" w:color="auto"/>
+          <w:shd w:val="clear" w:color="auto" w:fill="D9D9D9"/>
         </w:rPr>
         <w:t>真，</w:t>
       </w:r>
@@ -20271,7 +20271,7 @@
           <w:i/>
           <w:szCs w:val="21"/>
           <w:sz w:val="21"/>
-          <w:bdr w:val="single" w:sz="8" w:space="0" w:color="auto"/>
+          <w:shd w:val="clear" w:color="auto" w:fill="D9D9D9"/>
         </w:rPr>
         <w:t>r</w:t>
       </w:r>
@@ -20281,7 +20281,7 @@
           <w:i/>
           <w:szCs w:val="21"/>
           <w:sz w:val="21"/>
-          <w:bdr w:val="single" w:sz="8" w:space="0" w:color="auto"/>
+          <w:shd w:val="clear" w:color="auto" w:fill="D9D9D9"/>
         </w:rPr>
         <w:t>测＞</w:t>
       </w:r>
@@ -20291,7 +20291,7 @@
           <w:i/>
           <w:szCs w:val="21"/>
           <w:sz w:val="21"/>
-          <w:bdr w:val="single" w:sz="8" w:space="0" w:color="auto"/>
+          <w:shd w:val="clear" w:color="auto" w:fill="D9D9D9"/>
         </w:rPr>
         <w:t>r</w:t>
       </w:r>
@@ -20301,7 +20301,7 @@
           <w:i/>
           <w:szCs w:val="21"/>
           <w:sz w:val="21"/>
-          <w:bdr w:val="single" w:sz="8" w:space="0" w:color="auto"/>
+          <w:shd w:val="clear" w:color="auto" w:fill="D9D9D9"/>
         </w:rPr>
         <w:t>真</w:t>
       </w:r>
@@ -20506,7 +20506,7 @@
           <m:fPr>
             <m:ctrlPr>
               <w:rPr>
-                <w:bdr w:val="single" w:sz="8" w:space="0" w:color="auto"/>
+                <w:shd w:val="clear" w:color="auto" w:fill="D9D9D9"/>
               </w:rPr>
             </m:ctrlPr>
           </m:fPr>
@@ -20722,7 +20722,7 @@
           </m:rPr>
           <w:rPr>
             <w:rFonts w:cs="Cambria Math"/>
-            <w:bdr w:val="single" w:sz="8" w:space="0" w:color="auto"/>
+            <w:shd w:val="clear" w:color="auto" w:fill="D9D9D9"/>
           </w:rPr>
           <m:t>E=</m:t>
         </m:r>
@@ -20730,7 +20730,7 @@
           <m:sSubPr>
             <m:ctrlPr>
               <w:rPr>
-                <w:bdr w:val="single" w:sz="8" w:space="0" w:color="auto"/>
+                <w:shd w:val="clear" w:color="auto" w:fill="D9D9D9"/>
               </w:rPr>
             </m:ctrlPr>
           </m:sSubPr>
@@ -20763,7 +20763,7 @@
           </m:rPr>
           <w:rPr>
             <w:rFonts w:cs="Cambria Math"/>
-            <w:bdr w:val="single" w:sz="8" w:space="0" w:color="auto"/>
+            <w:shd w:val="clear" w:color="auto" w:fill="D9D9D9"/>
           </w:rPr>
           <m:t>+</m:t>
         </m:r>
@@ -20771,7 +20771,7 @@
           <m:fPr>
             <m:ctrlPr>
               <w:rPr>
-                <w:bdr w:val="single" w:sz="8" w:space="0" w:color="auto"/>
+                <w:shd w:val="clear" w:color="auto" w:fill="D9D9D9"/>
               </w:rPr>
             </m:ctrlPr>
           </m:fPr>
@@ -20840,7 +20840,7 @@
           </m:rPr>
           <w:rPr>
             <w:rFonts w:cs="Cambria Math"/>
-            <w:bdr w:val="single" w:sz="8" w:space="0" w:color="auto"/>
+            <w:shd w:val="clear" w:color="auto" w:fill="D9D9D9"/>
           </w:rPr>
           <m:t>r</m:t>
         </m:r>
@@ -20850,7 +20850,7 @@
           </m:rPr>
           <w:rPr>
             <w:rFonts w:cs="Cambria Math"/>
-            <w:bdr w:val="single" w:sz="8" w:space="0" w:color="auto"/>
+            <w:shd w:val="clear" w:color="auto" w:fill="D9D9D9"/>
           </w:rPr>
           <m:t>,</m:t>
         </m:r>
@@ -20860,7 +20860,7 @@
           </m:rPr>
           <w:rPr>
             <w:rFonts w:cs="Cambria Math"/>
-            <w:bdr w:val="single" w:sz="8" w:space="0" w:color="auto"/>
+            <w:shd w:val="clear" w:color="auto" w:fill="D9D9D9"/>
           </w:rPr>
           <m:t>E=</m:t>
         </m:r>
@@ -20868,7 +20868,7 @@
           <m:sSubPr>
             <m:ctrlPr>
               <w:rPr>
-                <w:bdr w:val="single" w:sz="8" w:space="0" w:color="auto"/>
+                <w:shd w:val="clear" w:color="auto" w:fill="D9D9D9"/>
               </w:rPr>
             </m:ctrlPr>
           </m:sSubPr>
@@ -20901,7 +20901,7 @@
           </m:rPr>
           <w:rPr>
             <w:rFonts w:cs="Cambria Math"/>
-            <w:bdr w:val="single" w:sz="8" w:space="0" w:color="auto"/>
+            <w:shd w:val="clear" w:color="auto" w:fill="D9D9D9"/>
           </w:rPr>
           <m:t>+</m:t>
         </m:r>
@@ -20909,7 +20909,7 @@
           <m:fPr>
             <m:ctrlPr>
               <w:rPr>
-                <w:bdr w:val="single" w:sz="8" w:space="0" w:color="auto"/>
+                <w:shd w:val="clear" w:color="auto" w:fill="D9D9D9"/>
               </w:rPr>
             </m:ctrlPr>
           </m:fPr>
@@ -20978,7 +20978,7 @@
           </m:rPr>
           <w:rPr>
             <w:rFonts w:cs="Cambria Math"/>
-            <w:bdr w:val="single" w:sz="8" w:space="0" w:color="auto"/>
+            <w:shd w:val="clear" w:color="auto" w:fill="D9D9D9"/>
           </w:rPr>
           <m:t>r</m:t>
         </m:r>
@@ -21108,7 +21108,7 @@
           <m:fPr>
             <m:ctrlPr>
               <w:rPr>
-                <w:bdr w:val="single" w:sz="8" w:space="0" w:color="auto"/>
+                <w:shd w:val="clear" w:color="auto" w:fill="D9D9D9"/>
               </w:rPr>
             </m:ctrlPr>
           </m:fPr>
@@ -21158,7 +21158,7 @@
           <m:fPr>
             <m:ctrlPr>
               <w:rPr>
-                <w:bdr w:val="single" w:sz="8" w:space="0" w:color="auto"/>
+                <w:shd w:val="clear" w:color="auto" w:fill="D9D9D9"/>
               </w:rPr>
             </m:ctrlPr>
           </m:fPr>
@@ -21199,7 +21199,7 @@
           <m:fPr>
             <m:ctrlPr>
               <w:rPr>
-                <w:bdr w:val="single" w:sz="8" w:space="0" w:color="auto"/>
+                <w:shd w:val="clear" w:color="auto" w:fill="D9D9D9"/>
               </w:rPr>
             </m:ctrlPr>
           </m:fPr>
@@ -21240,7 +21240,7 @@
           <m:fPr>
             <m:ctrlPr>
               <w:rPr>
-                <w:bdr w:val="single" w:sz="8" w:space="0" w:color="auto"/>
+                <w:shd w:val="clear" w:color="auto" w:fill="D9D9D9"/>
               </w:rPr>
             </m:ctrlPr>
           </m:fPr>
@@ -21281,7 +21281,7 @@
           <m:fPr>
             <m:ctrlPr>
               <w:rPr>
-                <w:bdr w:val="single" w:sz="8" w:space="0" w:color="auto"/>
+                <w:shd w:val="clear" w:color="auto" w:fill="D9D9D9"/>
               </w:rPr>
             </m:ctrlPr>
           </m:fPr>
@@ -21330,7 +21330,7 @@
           <m:fPr>
             <m:ctrlPr>
               <w:rPr>
-                <w:bdr w:val="single" w:sz="8" w:space="0" w:color="auto"/>
+                <w:shd w:val="clear" w:color="auto" w:fill="D9D9D9"/>
               </w:rPr>
             </m:ctrlPr>
           </m:fPr>
@@ -21371,7 +21371,7 @@
           <m:fPr>
             <m:ctrlPr>
               <w:rPr>
-                <w:bdr w:val="single" w:sz="8" w:space="0" w:color="auto"/>
+                <w:shd w:val="clear" w:color="auto" w:fill="D9D9D9"/>
               </w:rPr>
             </m:ctrlPr>
           </m:fPr>
@@ -21429,7 +21429,7 @@
           <m:fPr>
             <m:ctrlPr>
               <w:rPr>
-                <w:bdr w:val="single" w:sz="8" w:space="0" w:color="auto"/>
+                <w:shd w:val="clear" w:color="auto" w:fill="D9D9D9"/>
               </w:rPr>
             </m:ctrlPr>
           </m:fPr>
@@ -21470,7 +21470,7 @@
           <m:fPr>
             <m:ctrlPr>
               <w:rPr>
-                <w:bdr w:val="single" w:sz="8" w:space="0" w:color="auto"/>
+                <w:shd w:val="clear" w:color="auto" w:fill="D9D9D9"/>
               </w:rPr>
             </m:ctrlPr>
           </m:fPr>
@@ -21659,7 +21659,7 @@
           <w:i/>
           <w:szCs w:val="21"/>
           <w:sz w:val="21"/>
-          <w:bdr w:val="single" w:sz="8" w:space="0" w:color="auto"/>
+          <w:shd w:val="clear" w:color="auto" w:fill="D9D9D9"/>
         </w:rPr>
         <w:t>E</w:t>
       </w:r>
@@ -21669,7 +21669,7 @@
           <w:i/>
           <w:szCs w:val="21"/>
           <w:sz w:val="21"/>
-          <w:bdr w:val="single" w:sz="8" w:space="0" w:color="auto"/>
+          <w:shd w:val="clear" w:color="auto" w:fill="D9D9D9"/>
         </w:rPr>
         <w:t>测＜</w:t>
       </w:r>
@@ -21679,7 +21679,7 @@
           <w:i/>
           <w:szCs w:val="21"/>
           <w:sz w:val="21"/>
-          <w:bdr w:val="single" w:sz="8" w:space="0" w:color="auto"/>
+          <w:shd w:val="clear" w:color="auto" w:fill="D9D9D9"/>
         </w:rPr>
         <w:t>E</w:t>
       </w:r>
@@ -21689,7 +21689,7 @@
           <w:i/>
           <w:szCs w:val="21"/>
           <w:sz w:val="21"/>
-          <w:bdr w:val="single" w:sz="8" w:space="0" w:color="auto"/>
+          <w:shd w:val="clear" w:color="auto" w:fill="D9D9D9"/>
         </w:rPr>
         <w:t>真，</w:t>
       </w:r>
@@ -21699,7 +21699,7 @@
           <w:i/>
           <w:szCs w:val="21"/>
           <w:sz w:val="21"/>
-          <w:bdr w:val="single" w:sz="8" w:space="0" w:color="auto"/>
+          <w:shd w:val="clear" w:color="auto" w:fill="D9D9D9"/>
         </w:rPr>
         <w:t>r</w:t>
       </w:r>
@@ -21709,7 +21709,7 @@
           <w:i/>
           <w:szCs w:val="21"/>
           <w:sz w:val="21"/>
-          <w:bdr w:val="single" w:sz="8" w:space="0" w:color="auto"/>
+          <w:shd w:val="clear" w:color="auto" w:fill="D9D9D9"/>
         </w:rPr>
         <w:t>测＜</w:t>
       </w:r>
@@ -21719,7 +21719,7 @@
           <w:i/>
           <w:szCs w:val="21"/>
           <w:sz w:val="21"/>
-          <w:bdr w:val="single" w:sz="8" w:space="0" w:color="auto"/>
+          <w:shd w:val="clear" w:color="auto" w:fill="D9D9D9"/>
         </w:rPr>
         <w:t>r</w:t>
       </w:r>
@@ -21729,7 +21729,7 @@
           <w:i/>
           <w:szCs w:val="21"/>
           <w:sz w:val="21"/>
-          <w:bdr w:val="single" w:sz="8" w:space="0" w:color="auto"/>
+          <w:shd w:val="clear" w:color="auto" w:fill="D9D9D9"/>
         </w:rPr>
         <w:t>真</w:t>
       </w:r>
@@ -21837,7 +21837,7 @@
           <w:rFonts w:ascii="Times New Roman" w:hAnsi="Times New Roman" w:eastAsia="宋体" w:cs="Times New Roman"/>
           <w:szCs w:val="21"/>
           <w:sz w:val="21"/>
-          <w:bdr w:val="single" w:sz="8" w:space="0" w:color="auto"/>
+          <w:shd w:val="clear" w:color="auto" w:fill="D9D9D9"/>
         </w:rPr>
         <w:t>产生</w:t>
       </w:r>
@@ -21854,7 +21854,7 @@
           <w:rFonts w:ascii="Times New Roman" w:hAnsi="Times New Roman" w:eastAsia="宋体" w:cs="Times New Roman"/>
           <w:szCs w:val="21"/>
           <w:sz w:val="21"/>
-          <w:bdr w:val="single" w:sz="8" w:space="0" w:color="auto"/>
+          <w:shd w:val="clear" w:color="auto" w:fill="D9D9D9"/>
         </w:rPr>
         <w:t>消失</w:t>
       </w:r>
@@ -21871,7 +21871,7 @@
           <w:rFonts w:ascii="Times New Roman" w:hAnsi="Times New Roman" w:eastAsia="宋体" w:cs="Times New Roman"/>
           <w:szCs w:val="21"/>
           <w:sz w:val="21"/>
-          <w:bdr w:val="single" w:sz="8" w:space="0" w:color="auto"/>
+          <w:shd w:val="clear" w:color="auto" w:fill="D9D9D9"/>
         </w:rPr>
         <w:t>转化</w:t>
       </w:r>
@@ -21888,7 +21888,7 @@
           <w:rFonts w:ascii="Times New Roman" w:hAnsi="Times New Roman" w:eastAsia="宋体" w:cs="Times New Roman"/>
           <w:szCs w:val="21"/>
           <w:sz w:val="21"/>
-          <w:bdr w:val="single" w:sz="8" w:space="0" w:color="auto"/>
+          <w:shd w:val="clear" w:color="auto" w:fill="D9D9D9"/>
         </w:rPr>
         <w:t>转移</w:t>
       </w:r>
@@ -21905,7 +21905,7 @@
           <w:rFonts w:ascii="Times New Roman" w:hAnsi="Times New Roman" w:eastAsia="宋体" w:cs="Times New Roman"/>
           <w:szCs w:val="21"/>
           <w:sz w:val="21"/>
-          <w:bdr w:val="single" w:sz="8" w:space="0" w:color="auto"/>
+          <w:shd w:val="clear" w:color="auto" w:fill="D9D9D9"/>
         </w:rPr>
         <w:t>保持不变</w:t>
       </w:r>
@@ -22009,7 +22009,7 @@
           <w:i/>
           <w:szCs w:val="21"/>
           <w:sz w:val="21"/>
-          <w:bdr w:val="single" w:sz="8" w:space="0" w:color="auto"/>
+          <w:shd w:val="clear" w:color="auto" w:fill="D9D9D9"/>
         </w:rPr>
         <w:t>E</w:t>
       </w:r>
@@ -22019,7 +22019,7 @@
           <w:i/>
           <w:szCs w:val="21"/>
           <w:sz w:val="21"/>
-          <w:bdr w:val="single" w:sz="8" w:space="0" w:color="auto"/>
+          <w:shd w:val="clear" w:color="auto" w:fill="D9D9D9"/>
           <w:vertAlign w:val="subscript"/>
         </w:rPr>
         <w:t>初</w:t>
@@ -22029,7 +22029,7 @@
           <w:rFonts w:ascii="Times New Roman" w:hAnsi="Times New Roman" w:eastAsia="宋体" w:cs="Times New Roman"/>
           <w:szCs w:val="21"/>
           <w:sz w:val="21"/>
-          <w:bdr w:val="single" w:sz="8" w:space="0" w:color="auto"/>
+          <w:shd w:val="clear" w:color="auto" w:fill="D9D9D9"/>
         </w:rPr>
         <w:t>=</w:t>
       </w:r>
@@ -22039,7 +22039,7 @@
           <w:i/>
           <w:szCs w:val="21"/>
           <w:sz w:val="21"/>
-          <w:bdr w:val="single" w:sz="8" w:space="0" w:color="auto"/>
+          <w:shd w:val="clear" w:color="auto" w:fill="D9D9D9"/>
         </w:rPr>
         <w:t>E</w:t>
       </w:r>
@@ -22049,7 +22049,7 @@
           <w:i/>
           <w:szCs w:val="21"/>
           <w:sz w:val="21"/>
-          <w:bdr w:val="single" w:sz="8" w:space="0" w:color="auto"/>
+          <w:shd w:val="clear" w:color="auto" w:fill="D9D9D9"/>
           <w:vertAlign w:val="subscript"/>
         </w:rPr>
         <w:t>末</w:t>
@@ -22067,7 +22067,7 @@
           <w:rFonts w:ascii="Times New Roman" w:hAnsi="Times New Roman" w:eastAsia="宋体" w:cs="Times New Roman"/>
           <w:szCs w:val="21"/>
           <w:sz w:val="21"/>
-          <w:bdr w:val="single" w:sz="8" w:space="0" w:color="auto"/>
+          <w:shd w:val="clear" w:color="auto" w:fill="D9D9D9"/>
         </w:rPr>
         <w:t>末</w:t>
       </w:r>
@@ -22102,7 +22102,7 @@
           <w:rFonts w:ascii="Times New Roman" w:hAnsi="Times New Roman" w:eastAsia="宋体" w:cs="Times New Roman"/>
           <w:szCs w:val="21"/>
           <w:sz w:val="21"/>
-          <w:bdr w:val="single" w:sz="8" w:space="0" w:color="auto"/>
+          <w:shd w:val="clear" w:color="auto" w:fill="D9D9D9"/>
         </w:rPr>
         <w:t>Δ</w:t>
       </w:r>
@@ -22112,7 +22112,7 @@
           <w:i/>
           <w:szCs w:val="21"/>
           <w:sz w:val="21"/>
-          <w:bdr w:val="single" w:sz="8" w:space="0" w:color="auto"/>
+          <w:shd w:val="clear" w:color="auto" w:fill="D9D9D9"/>
         </w:rPr>
         <w:t>E</w:t>
       </w:r>
@@ -22122,7 +22122,7 @@
           <w:i/>
           <w:szCs w:val="21"/>
           <w:sz w:val="21"/>
-          <w:bdr w:val="single" w:sz="8" w:space="0" w:color="auto"/>
+          <w:shd w:val="clear" w:color="auto" w:fill="D9D9D9"/>
           <w:vertAlign w:val="subscript"/>
         </w:rPr>
         <w:t>增</w:t>
@@ -22132,7 +22132,7 @@
           <w:rFonts w:ascii="Times New Roman" w:hAnsi="Times New Roman" w:eastAsia="宋体" w:cs="Times New Roman"/>
           <w:szCs w:val="21"/>
           <w:sz w:val="21"/>
-          <w:bdr w:val="single" w:sz="8" w:space="0" w:color="auto"/>
+          <w:shd w:val="clear" w:color="auto" w:fill="D9D9D9"/>
         </w:rPr>
         <w:t>=Δ</w:t>
       </w:r>
@@ -22142,7 +22142,7 @@
           <w:i/>
           <w:szCs w:val="21"/>
           <w:sz w:val="21"/>
-          <w:bdr w:val="single" w:sz="8" w:space="0" w:color="auto"/>
+          <w:shd w:val="clear" w:color="auto" w:fill="D9D9D9"/>
         </w:rPr>
         <w:t>E</w:t>
       </w:r>
@@ -22152,7 +22152,7 @@
           <w:i/>
           <w:szCs w:val="21"/>
           <w:sz w:val="21"/>
-          <w:bdr w:val="single" w:sz="8" w:space="0" w:color="auto"/>
+          <w:shd w:val="clear" w:color="auto" w:fill="D9D9D9"/>
           <w:vertAlign w:val="subscript"/>
         </w:rPr>
         <w:t>减</w:t>
@@ -22170,7 +22170,7 @@
           <w:rFonts w:ascii="Times New Roman" w:hAnsi="Times New Roman" w:eastAsia="宋体" w:cs="Times New Roman"/>
           <w:szCs w:val="21"/>
           <w:sz w:val="21"/>
-          <w:bdr w:val="single" w:sz="8" w:space="0" w:color="auto"/>
+          <w:shd w:val="clear" w:color="auto" w:fill="D9D9D9"/>
         </w:rPr>
         <w:t>减少量</w:t>
       </w:r>
@@ -22249,7 +22249,7 @@
           <w:rFonts w:ascii="Times New Roman" w:hAnsi="Times New Roman" w:eastAsia="宋体" w:cs="Times New Roman"/>
           <w:szCs w:val="21"/>
           <w:sz w:val="21"/>
-          <w:bdr w:val="single" w:sz="8" w:space="0" w:color="auto"/>
+          <w:shd w:val="clear" w:color="auto" w:fill="D9D9D9"/>
         </w:rPr>
         <w:t>不可逆</w:t>
       </w:r>
@@ -22266,7 +22266,7 @@
           <w:rFonts w:ascii="Times New Roman" w:hAnsi="Times New Roman" w:eastAsia="宋体" w:cs="Times New Roman"/>
           <w:szCs w:val="21"/>
           <w:sz w:val="21"/>
-          <w:bdr w:val="single" w:sz="8" w:space="0" w:color="auto"/>
+          <w:shd w:val="clear" w:color="auto" w:fill="D9D9D9"/>
         </w:rPr>
         <w:t>方向性</w:t>
       </w:r>
@@ -22309,7 +22309,7 @@
           <w:rFonts w:ascii="Times New Roman" w:hAnsi="Times New Roman" w:eastAsia="宋体" w:cs="Times New Roman"/>
           <w:szCs w:val="21"/>
           <w:sz w:val="21"/>
-          <w:bdr w:val="single" w:sz="8" w:space="0" w:color="auto"/>
+          <w:shd w:val="clear" w:color="auto" w:fill="D9D9D9"/>
         </w:rPr>
         <w:t>方向性</w:t>
       </w:r>
@@ -22352,7 +22352,7 @@
           <w:rFonts w:ascii="Times New Roman" w:hAnsi="Times New Roman" w:eastAsia="宋体" w:cs="Times New Roman"/>
           <w:szCs w:val="21"/>
           <w:sz w:val="21"/>
-          <w:bdr w:val="single" w:sz="8" w:space="0" w:color="auto"/>
+          <w:shd w:val="clear" w:color="auto" w:fill="D9D9D9"/>
         </w:rPr>
         <w:t>方向性</w:t>
       </w:r>
@@ -22413,7 +22413,7 @@
           <w:rFonts w:ascii="Times New Roman" w:hAnsi="Times New Roman" w:eastAsia="宋体" w:cs="Times New Roman"/>
           <w:szCs w:val="21"/>
           <w:sz w:val="21"/>
-          <w:bdr w:val="single" w:sz="8" w:space="0" w:color="auto"/>
+          <w:shd w:val="clear" w:color="auto" w:fill="D9D9D9"/>
         </w:rPr>
         <w:t>方向性</w:t>
       </w:r>
@@ -22456,7 +22456,7 @@
           <w:rFonts w:ascii="Times New Roman" w:hAnsi="Times New Roman" w:eastAsia="宋体" w:cs="Times New Roman"/>
           <w:szCs w:val="21"/>
           <w:sz w:val="21"/>
-          <w:bdr w:val="single" w:sz="8" w:space="0" w:color="auto"/>
+          <w:shd w:val="clear" w:color="auto" w:fill="D9D9D9"/>
         </w:rPr>
         <w:t>品质上</w:t>
       </w:r>
@@ -22473,7 +22473,7 @@
           <w:rFonts w:ascii="Times New Roman" w:hAnsi="Times New Roman" w:eastAsia="宋体" w:cs="Times New Roman"/>
           <w:szCs w:val="21"/>
           <w:sz w:val="21"/>
-          <w:bdr w:val="single" w:sz="8" w:space="0" w:color="auto"/>
+          <w:shd w:val="clear" w:color="auto" w:fill="D9D9D9"/>
         </w:rPr>
         <w:t>便于利用</w:t>
       </w:r>
@@ -22490,7 +22490,7 @@
           <w:rFonts w:ascii="Times New Roman" w:hAnsi="Times New Roman" w:eastAsia="宋体" w:cs="Times New Roman"/>
           <w:szCs w:val="21"/>
           <w:sz w:val="21"/>
-          <w:bdr w:val="single" w:sz="8" w:space="0" w:color="auto"/>
+          <w:shd w:val="clear" w:color="auto" w:fill="D9D9D9"/>
         </w:rPr>
         <w:t>不便于利用</w:t>
       </w:r>
@@ -22595,7 +22595,7 @@
           <w:rFonts w:ascii="Times New Roman" w:hAnsi="Times New Roman" w:eastAsia="宋体" w:cs="Times New Roman"/>
           <w:szCs w:val="21"/>
           <w:sz w:val="21"/>
-          <w:bdr w:val="single" w:sz="8" w:space="0" w:color="auto"/>
+          <w:shd w:val="clear" w:color="auto" w:fill="D9D9D9"/>
         </w:rPr>
         <w:t>化石</w:t>
       </w:r>
@@ -22638,7 +22638,7 @@
           <w:rFonts w:ascii="Times New Roman" w:hAnsi="Times New Roman" w:eastAsia="宋体" w:cs="Times New Roman"/>
           <w:szCs w:val="21"/>
           <w:sz w:val="21"/>
-          <w:bdr w:val="single" w:sz="8" w:space="0" w:color="auto"/>
+          <w:shd w:val="clear" w:color="auto" w:fill="D9D9D9"/>
         </w:rPr>
         <w:t>再生</w:t>
       </w:r>
@@ -22699,7 +22699,7 @@
           <w:rFonts w:ascii="Times New Roman" w:hAnsi="Times New Roman" w:eastAsia="宋体" w:cs="Times New Roman"/>
           <w:szCs w:val="21"/>
           <w:sz w:val="21"/>
-          <w:bdr w:val="single" w:sz="8" w:space="0" w:color="auto"/>
+          <w:shd w:val="clear" w:color="auto" w:fill="D9D9D9"/>
         </w:rPr>
         <w:t>核能</w:t>
       </w:r>
@@ -22768,7 +22768,7 @@
           <w:rFonts w:ascii="Times New Roman" w:hAnsi="Times New Roman" w:eastAsia="宋体" w:cs="Times New Roman"/>
           <w:szCs w:val="21"/>
           <w:sz w:val="21"/>
-          <w:bdr w:val="single" w:sz="8" w:space="0" w:color="auto"/>
+          <w:shd w:val="clear" w:color="auto" w:fill="D9D9D9"/>
         </w:rPr>
         <w:t>煤炭</w:t>
       </w:r>
@@ -22785,7 +22785,7 @@
           <w:rFonts w:ascii="Times New Roman" w:hAnsi="Times New Roman" w:eastAsia="宋体" w:cs="Times New Roman"/>
           <w:szCs w:val="21"/>
           <w:sz w:val="21"/>
-          <w:bdr w:val="single" w:sz="8" w:space="0" w:color="auto"/>
+          <w:shd w:val="clear" w:color="auto" w:fill="D9D9D9"/>
         </w:rPr>
         <w:t>石油</w:t>
       </w:r>
@@ -22828,7 +22828,7 @@
           <w:rFonts w:ascii="Times New Roman" w:hAnsi="Times New Roman" w:eastAsia="宋体" w:cs="Times New Roman"/>
           <w:szCs w:val="21"/>
           <w:sz w:val="21"/>
-          <w:bdr w:val="single" w:sz="8" w:space="0" w:color="auto"/>
+          <w:shd w:val="clear" w:color="auto" w:fill="D9D9D9"/>
         </w:rPr>
         <w:t>物质基础</w:t>
       </w:r>
@@ -22897,7 +22897,7 @@
           <w:rFonts w:ascii="Times New Roman" w:hAnsi="Times New Roman" w:eastAsia="宋体" w:cs="Times New Roman"/>
           <w:szCs w:val="21"/>
           <w:sz w:val="21"/>
-          <w:bdr w:val="single" w:sz="8" w:space="0" w:color="auto"/>
+          <w:shd w:val="clear" w:color="auto" w:fill="D9D9D9"/>
         </w:rPr>
         <w:t>二氧化碳</w:t>
       </w:r>
@@ -22948,7 +22948,7 @@
           <w:rFonts w:ascii="Times New Roman" w:hAnsi="Times New Roman" w:eastAsia="宋体" w:cs="Times New Roman"/>
           <w:szCs w:val="21"/>
           <w:sz w:val="21"/>
-          <w:bdr w:val="single" w:sz="8" w:space="0" w:color="auto"/>
+          <w:shd w:val="clear" w:color="auto" w:fill="D9D9D9"/>
         </w:rPr>
         <w:t>酸雨</w:t>
       </w:r>
@@ -23007,7 +23007,7 @@
           <w:rFonts w:ascii="Times New Roman" w:hAnsi="Times New Roman" w:eastAsia="宋体" w:cs="Times New Roman"/>
           <w:szCs w:val="21"/>
           <w:sz w:val="21"/>
-          <w:bdr w:val="single" w:sz="8" w:space="0" w:color="auto"/>
+          <w:shd w:val="clear" w:color="auto" w:fill="D9D9D9"/>
         </w:rPr>
         <w:t>光化学烟雾</w:t>
       </w:r>
@@ -23076,7 +23076,7 @@
           <w:rFonts w:ascii="Times New Roman" w:hAnsi="Times New Roman" w:eastAsia="宋体" w:cs="Times New Roman"/>
           <w:szCs w:val="21"/>
           <w:sz w:val="21"/>
-          <w:bdr w:val="single" w:sz="8" w:space="0" w:color="auto"/>
+          <w:shd w:val="clear" w:color="auto" w:fill="D9D9D9"/>
         </w:rPr>
         <w:t>能源</w:t>
       </w:r>
@@ -23093,7 +23093,7 @@
           <w:rFonts w:ascii="Times New Roman" w:hAnsi="Times New Roman" w:eastAsia="宋体" w:cs="Times New Roman"/>
           <w:szCs w:val="21"/>
           <w:sz w:val="21"/>
-          <w:bdr w:val="single" w:sz="8" w:space="0" w:color="auto"/>
+          <w:shd w:val="clear" w:color="auto" w:fill="D9D9D9"/>
         </w:rPr>
         <w:t>造成影响</w:t>
       </w:r>
@@ -23137,7 +23137,7 @@
           <w:rFonts w:ascii="Times New Roman" w:hAnsi="Times New Roman" w:eastAsia="宋体" w:cs="Times New Roman"/>
           <w:szCs w:val="21"/>
           <w:sz w:val="21"/>
-          <w:bdr w:val="single" w:sz="8" w:space="0" w:color="auto"/>
+          <w:shd w:val="clear" w:color="auto" w:fill="D9D9D9"/>
         </w:rPr>
         <w:t>节能</w:t>
       </w:r>
@@ -23154,7 +23154,7 @@
           <w:rFonts w:ascii="Times New Roman" w:hAnsi="Times New Roman" w:eastAsia="宋体" w:cs="Times New Roman"/>
           <w:szCs w:val="21"/>
           <w:sz w:val="21"/>
-          <w:bdr w:val="single" w:sz="8" w:space="0" w:color="auto"/>
+          <w:shd w:val="clear" w:color="auto" w:fill="D9D9D9"/>
         </w:rPr>
         <w:t>可再生</w:t>
       </w:r>
@@ -23171,7 +23171,7 @@
           <w:rFonts w:ascii="Times New Roman" w:hAnsi="Times New Roman" w:eastAsia="宋体" w:cs="Times New Roman"/>
           <w:szCs w:val="21"/>
           <w:sz w:val="21"/>
-          <w:bdr w:val="single" w:sz="8" w:space="0" w:color="auto"/>
+          <w:shd w:val="clear" w:color="auto" w:fill="D9D9D9"/>
         </w:rPr>
         <w:t>清洁</w:t>
       </w:r>
@@ -23431,7 +23431,7 @@
                 <w:rFonts w:ascii="Times New Roman" w:hAnsi="Times New Roman" w:eastAsia="宋体" w:cs="Times New Roman"/>
                 <w:szCs w:val="21"/>
                 <w:sz w:val="21"/>
-                <w:bdr w:val="single" w:sz="8" w:space="0" w:color="auto"/>
+                <w:shd w:val="clear" w:color="auto" w:fill="D9D9D9"/>
               </w:rPr>
               <w:t>一次能源</w:t>
             </w:r>
@@ -23554,7 +23554,7 @@
                 <w:rFonts w:ascii="Times New Roman" w:hAnsi="Times New Roman" w:eastAsia="宋体" w:cs="Times New Roman"/>
                 <w:szCs w:val="21"/>
                 <w:sz w:val="21"/>
-                <w:bdr w:val="single" w:sz="8" w:space="0" w:color="auto"/>
+                <w:shd w:val="clear" w:color="auto" w:fill="D9D9D9"/>
               </w:rPr>
               <w:t>二次能源</w:t>
             </w:r>
@@ -23700,7 +23700,7 @@
                 <w:rFonts w:ascii="Times New Roman" w:hAnsi="Times New Roman" w:eastAsia="宋体" w:cs="Times New Roman"/>
                 <w:szCs w:val="21"/>
                 <w:sz w:val="21"/>
-                <w:bdr w:val="single" w:sz="8" w:space="0" w:color="auto"/>
+                <w:shd w:val="clear" w:color="auto" w:fill="D9D9D9"/>
               </w:rPr>
               <w:t>常规能源</w:t>
             </w:r>
@@ -24242,7 +24242,7 @@
                 <w:rFonts w:ascii="Times New Roman" w:hAnsi="Times New Roman" w:eastAsia="宋体" w:cs="Times New Roman"/>
                 <w:szCs w:val="21"/>
                 <w:sz w:val="21"/>
-                <w:bdr w:val="single" w:sz="8" w:space="0" w:color="auto"/>
+                <w:shd w:val="clear" w:color="auto" w:fill="D9D9D9"/>
               </w:rPr>
               <w:t>清洁能源</w:t>
             </w:r>
@@ -24574,7 +24574,7 @@
         <w:sz w:val="21"/>
         <w:szCs w:val="21"/>
       </w:rPr>
-      <w:t>13</w:t>
+      <w:t>12</w:t>
     </w:r>
     <w:r>
       <w:rPr>

--- a/高中物理/高中物理同步/人教版必修3 第12章 电能 能量守恒定律·知识清单（完成）.docx
+++ b/高中物理/高中物理同步/人教版必修3 第12章 电能 能量守恒定律·知识清单（完成）.docx
@@ -465,7 +465,7 @@
           <w:rFonts w:ascii="Times New Roman" w:hAnsi="Times New Roman" w:eastAsia="宋体" w:cs="Times New Roman"/>
           <w:szCs w:val="21"/>
           <w:sz w:val="21"/>
-          <w:shd w:val="clear" w:color="auto" w:fill="D9D9D9"/>
+          <w:shd w:val="clear" w:color="auto" w:fill="A6A6A6"/>
         </w:rPr>
         <w:t>静电力</w:t>
       </w:r>
@@ -500,7 +500,7 @@
           <w:rFonts w:ascii="Times New Roman" w:hAnsi="Times New Roman" w:eastAsia="宋体" w:cs="Times New Roman"/>
           <w:szCs w:val="21"/>
           <w:sz w:val="21"/>
-          <w:shd w:val="clear" w:color="auto" w:fill="D9D9D9"/>
+          <w:shd w:val="clear" w:color="auto" w:fill="A6A6A6"/>
         </w:rPr>
         <w:t>电流做功</w:t>
       </w:r>
@@ -560,7 +560,7 @@
           <w:rFonts w:ascii="Times New Roman" w:hAnsi="Times New Roman" w:eastAsia="宋体" w:cs="Times New Roman"/>
           <w:szCs w:val="21"/>
           <w:sz w:val="21"/>
-          <w:shd w:val="clear" w:color="auto" w:fill="D9D9D9"/>
+          <w:shd w:val="clear" w:color="auto" w:fill="A6A6A6"/>
         </w:rPr>
         <w:t>UIt</w:t>
       </w:r>
@@ -577,7 +577,7 @@
           <w:rFonts w:ascii="Times New Roman" w:hAnsi="Times New Roman" w:eastAsia="宋体" w:cs="Times New Roman"/>
           <w:szCs w:val="21"/>
           <w:sz w:val="21"/>
-          <w:shd w:val="clear" w:color="auto" w:fill="D9D9D9"/>
+          <w:shd w:val="clear" w:color="auto" w:fill="A6A6A6"/>
         </w:rPr>
         <w:t>焦耳</w:t>
       </w:r>
@@ -594,7 +594,7 @@
           <w:rFonts w:ascii="Times New Roman" w:hAnsi="Times New Roman" w:eastAsia="宋体" w:cs="Times New Roman"/>
           <w:szCs w:val="21"/>
           <w:sz w:val="21"/>
-          <w:shd w:val="clear" w:color="auto" w:fill="D9D9D9"/>
+          <w:shd w:val="clear" w:color="auto" w:fill="A6A6A6"/>
         </w:rPr>
         <w:t>J</w:t>
       </w:r>
@@ -653,7 +653,7 @@
           <w:rFonts w:ascii="Times New Roman" w:hAnsi="Times New Roman" w:eastAsia="宋体" w:cs="Times New Roman"/>
           <w:szCs w:val="21"/>
           <w:sz w:val="21"/>
-          <w:shd w:val="clear" w:color="auto" w:fill="D9D9D9"/>
+          <w:shd w:val="clear" w:color="auto" w:fill="A6A6A6"/>
         </w:rPr>
         <w:t>度</w:t>
       </w:r>
@@ -694,7 +694,7 @@
           <w:rFonts w:ascii="Times New Roman" w:hAnsi="Times New Roman" w:eastAsia="宋体" w:cs="Times New Roman"/>
           <w:szCs w:val="21"/>
           <w:sz w:val="21"/>
-          <w:shd w:val="clear" w:color="auto" w:fill="D9D9D9"/>
+          <w:shd w:val="clear" w:color="auto" w:fill="A6A6A6"/>
         </w:rPr>
         <w:t>3.6×10</w:t>
       </w:r>
@@ -703,7 +703,7 @@
           <w:rFonts w:ascii="Times New Roman" w:hAnsi="Times New Roman" w:eastAsia="宋体" w:cs="Times New Roman"/>
           <w:szCs w:val="21"/>
           <w:sz w:val="21"/>
-          <w:shd w:val="clear" w:color="auto" w:fill="D9D9D9"/>
+          <w:shd w:val="clear" w:color="auto" w:fill="A6A6A6"/>
           <w:vertAlign w:val="superscript"/>
         </w:rPr>
         <w:t>6</w:t>
@@ -781,7 +781,7 @@
           <w:rFonts w:ascii="Times New Roman" w:hAnsi="Times New Roman" w:eastAsia="宋体" w:cs="Times New Roman"/>
           <w:szCs w:val="21"/>
           <w:sz w:val="21"/>
-          <w:shd w:val="clear" w:color="auto" w:fill="D9D9D9"/>
+          <w:shd w:val="clear" w:color="auto" w:fill="A6A6A6"/>
         </w:rPr>
         <w:t>时间</w:t>
       </w:r>
@@ -872,7 +872,7 @@
           <w:rFonts w:ascii="Times New Roman" w:hAnsi="Times New Roman" w:eastAsia="宋体" w:cs="Times New Roman"/>
           <w:szCs w:val="21"/>
           <w:sz w:val="21"/>
-          <w:shd w:val="clear" w:color="auto" w:fill="D9D9D9"/>
+          <w:shd w:val="clear" w:color="auto" w:fill="A6A6A6"/>
         </w:rPr>
         <w:t>UI</w:t>
       </w:r>
@@ -915,7 +915,7 @@
           <w:rFonts w:ascii="Times New Roman" w:hAnsi="Times New Roman" w:eastAsia="宋体" w:cs="Times New Roman"/>
           <w:szCs w:val="21"/>
           <w:sz w:val="21"/>
-          <w:shd w:val="clear" w:color="auto" w:fill="D9D9D9"/>
+          <w:shd w:val="clear" w:color="auto" w:fill="A6A6A6"/>
         </w:rPr>
         <w:t>瓦特</w:t>
       </w:r>
@@ -932,7 +932,7 @@
           <w:rFonts w:ascii="Times New Roman" w:hAnsi="Times New Roman" w:eastAsia="宋体" w:cs="Times New Roman"/>
           <w:szCs w:val="21"/>
           <w:sz w:val="21"/>
-          <w:shd w:val="clear" w:color="auto" w:fill="D9D9D9"/>
+          <w:shd w:val="clear" w:color="auto" w:fill="A6A6A6"/>
         </w:rPr>
         <w:t>W</w:t>
       </w:r>
@@ -976,7 +976,7 @@
           <w:rFonts w:ascii="Times New Roman" w:hAnsi="Times New Roman" w:eastAsia="宋体" w:cs="Times New Roman"/>
           <w:szCs w:val="21"/>
           <w:sz w:val="21"/>
-          <w:shd w:val="clear" w:color="auto" w:fill="D9D9D9"/>
+          <w:shd w:val="clear" w:color="auto" w:fill="A6A6A6"/>
         </w:rPr>
         <w:t>快慢</w:t>
       </w:r>
@@ -1107,7 +1107,7 @@
           <w:rFonts w:ascii="Times New Roman" w:hAnsi="Times New Roman" w:eastAsia="宋体" w:cs="Times New Roman"/>
           <w:szCs w:val="21"/>
           <w:sz w:val="21"/>
-          <w:shd w:val="clear" w:color="auto" w:fill="D9D9D9"/>
+          <w:shd w:val="clear" w:color="auto" w:fill="A6A6A6"/>
         </w:rPr>
         <w:t>电流的二次方</w:t>
       </w:r>
@@ -1124,7 +1124,7 @@
           <w:rFonts w:ascii="Times New Roman" w:hAnsi="Times New Roman" w:eastAsia="宋体" w:cs="Times New Roman"/>
           <w:szCs w:val="21"/>
           <w:sz w:val="21"/>
-          <w:shd w:val="clear" w:color="auto" w:fill="D9D9D9"/>
+          <w:shd w:val="clear" w:color="auto" w:fill="A6A6A6"/>
         </w:rPr>
         <w:t>导体的电阻</w:t>
       </w:r>
@@ -1141,7 +1141,7 @@
           <w:rFonts w:ascii="Times New Roman" w:hAnsi="Times New Roman" w:eastAsia="宋体" w:cs="Times New Roman"/>
           <w:szCs w:val="21"/>
           <w:sz w:val="21"/>
-          <w:shd w:val="clear" w:color="auto" w:fill="D9D9D9"/>
+          <w:shd w:val="clear" w:color="auto" w:fill="A6A6A6"/>
         </w:rPr>
         <w:t>通电时间</w:t>
       </w:r>
@@ -1158,7 +1158,7 @@
           <w:rFonts w:ascii="Times New Roman" w:hAnsi="Times New Roman" w:eastAsia="宋体" w:cs="Times New Roman"/>
           <w:szCs w:val="21"/>
           <w:sz w:val="21"/>
-          <w:shd w:val="clear" w:color="auto" w:fill="D9D9D9"/>
+          <w:shd w:val="clear" w:color="auto" w:fill="A6A6A6"/>
         </w:rPr>
         <w:t>焦耳</w:t>
       </w:r>
@@ -1242,7 +1242,7 @@
           <w:rFonts w:ascii="Times New Roman" w:hAnsi="Times New Roman" w:eastAsia="宋体" w:cs="Times New Roman"/>
           <w:szCs w:val="21"/>
           <w:sz w:val="21"/>
-          <w:shd w:val="clear" w:color="auto" w:fill="D9D9D9"/>
+          <w:shd w:val="clear" w:color="auto" w:fill="A6A6A6"/>
         </w:rPr>
         <w:t>I</w:t>
       </w:r>
@@ -1251,7 +1251,7 @@
           <w:rFonts w:ascii="Times New Roman" w:hAnsi="Times New Roman" w:eastAsia="宋体" w:cs="Times New Roman"/>
           <w:szCs w:val="21"/>
           <w:sz w:val="21"/>
-          <w:shd w:val="clear" w:color="auto" w:fill="D9D9D9"/>
+          <w:shd w:val="clear" w:color="auto" w:fill="A6A6A6"/>
           <w:vertAlign w:val="superscript"/>
         </w:rPr>
         <w:t>2</w:t>
@@ -1261,7 +1261,7 @@
           <w:rFonts w:ascii="Times New Roman" w:hAnsi="Times New Roman" w:eastAsia="宋体" w:cs="Times New Roman"/>
           <w:szCs w:val="21"/>
           <w:sz w:val="21"/>
-          <w:shd w:val="clear" w:color="auto" w:fill="D9D9D9"/>
+          <w:shd w:val="clear" w:color="auto" w:fill="A6A6A6"/>
         </w:rPr>
         <w:t>Rt</w:t>
       </w:r>
@@ -1330,7 +1330,7 @@
           <w:rFonts w:ascii="Times New Roman" w:hAnsi="Times New Roman" w:eastAsia="宋体" w:cs="Times New Roman"/>
           <w:szCs w:val="21"/>
           <w:sz w:val="21"/>
-          <w:shd w:val="clear" w:color="auto" w:fill="D9D9D9"/>
+          <w:shd w:val="clear" w:color="auto" w:fill="A6A6A6"/>
         </w:rPr>
         <w:t>单位时间</w:t>
       </w:r>
@@ -1509,7 +1509,7 @@
           <w:rFonts w:ascii="Times New Roman" w:hAnsi="Times New Roman" w:eastAsia="宋体" w:cs="Times New Roman"/>
           <w:szCs w:val="21"/>
           <w:sz w:val="21"/>
-          <w:shd w:val="clear" w:color="auto" w:fill="D9D9D9"/>
+          <w:shd w:val="clear" w:color="auto" w:fill="A6A6A6"/>
         </w:rPr>
         <w:t>机械能</w:t>
       </w:r>
@@ -1673,7 +1673,7 @@
           <w:i/>
           <w:szCs w:val="21"/>
           <w:sz w:val="21"/>
-          <w:shd w:val="clear" w:color="auto" w:fill="D9D9D9"/>
+          <w:shd w:val="clear" w:color="auto" w:fill="A6A6A6"/>
         </w:rPr>
         <w:t>P</w:t>
       </w:r>
@@ -1683,7 +1683,7 @@
           <w:i/>
           <w:szCs w:val="21"/>
           <w:sz w:val="21"/>
-          <w:shd w:val="clear" w:color="auto" w:fill="D9D9D9"/>
+          <w:shd w:val="clear" w:color="auto" w:fill="A6A6A6"/>
           <w:vertAlign w:val="subscript"/>
         </w:rPr>
         <w:t>总</w:t>
@@ -1693,7 +1693,7 @@
           <w:rFonts w:ascii="Times New Roman" w:hAnsi="Times New Roman" w:eastAsia="宋体" w:cs="Times New Roman"/>
           <w:szCs w:val="21"/>
           <w:sz w:val="21"/>
-          <w:shd w:val="clear" w:color="auto" w:fill="D9D9D9"/>
+          <w:shd w:val="clear" w:color="auto" w:fill="A6A6A6"/>
         </w:rPr>
         <w:t>＝</w:t>
       </w:r>
@@ -1703,7 +1703,7 @@
           <w:i/>
           <w:szCs w:val="21"/>
           <w:sz w:val="21"/>
-          <w:shd w:val="clear" w:color="auto" w:fill="D9D9D9"/>
+          <w:shd w:val="clear" w:color="auto" w:fill="A6A6A6"/>
         </w:rPr>
         <w:t>UI</w:t>
       </w:r>
@@ -1747,7 +1747,7 @@
           <w:i/>
           <w:szCs w:val="21"/>
           <w:sz w:val="21"/>
-          <w:shd w:val="clear" w:color="auto" w:fill="D9D9D9"/>
+          <w:shd w:val="clear" w:color="auto" w:fill="A6A6A6"/>
         </w:rPr>
         <w:t>P</w:t>
       </w:r>
@@ -1757,7 +1757,7 @@
           <w:i/>
           <w:szCs w:val="21"/>
           <w:sz w:val="21"/>
-          <w:shd w:val="clear" w:color="auto" w:fill="D9D9D9"/>
+          <w:shd w:val="clear" w:color="auto" w:fill="A6A6A6"/>
           <w:vertAlign w:val="subscript"/>
         </w:rPr>
         <w:t>热</w:t>
@@ -1767,7 +1767,7 @@
           <w:rFonts w:ascii="Times New Roman" w:hAnsi="Times New Roman" w:eastAsia="宋体" w:cs="Times New Roman"/>
           <w:szCs w:val="21"/>
           <w:sz w:val="21"/>
-          <w:shd w:val="clear" w:color="auto" w:fill="D9D9D9"/>
+          <w:shd w:val="clear" w:color="auto" w:fill="A6A6A6"/>
         </w:rPr>
         <w:t>＝</w:t>
       </w:r>
@@ -1777,7 +1777,7 @@
           <w:i/>
           <w:szCs w:val="21"/>
           <w:sz w:val="21"/>
-          <w:shd w:val="clear" w:color="auto" w:fill="D9D9D9"/>
+          <w:shd w:val="clear" w:color="auto" w:fill="A6A6A6"/>
         </w:rPr>
         <w:t>I</w:t>
       </w:r>
@@ -1787,7 +1787,7 @@
           <w:i/>
           <w:szCs w:val="21"/>
           <w:sz w:val="21"/>
-          <w:shd w:val="clear" w:color="auto" w:fill="D9D9D9"/>
+          <w:shd w:val="clear" w:color="auto" w:fill="A6A6A6"/>
           <w:vertAlign w:val="superscript"/>
         </w:rPr>
         <w:t>2</w:t>
@@ -1798,7 +1798,7 @@
           <w:i/>
           <w:szCs w:val="21"/>
           <w:sz w:val="21"/>
-          <w:shd w:val="clear" w:color="auto" w:fill="D9D9D9"/>
+          <w:shd w:val="clear" w:color="auto" w:fill="A6A6A6"/>
         </w:rPr>
         <w:t>R</w:t>
       </w:r>
@@ -1866,7 +1866,7 @@
           <w:i/>
           <w:szCs w:val="21"/>
           <w:sz w:val="21"/>
-          <w:shd w:val="clear" w:color="auto" w:fill="D9D9D9"/>
+          <w:shd w:val="clear" w:color="auto" w:fill="A6A6A6"/>
         </w:rPr>
         <w:t>P</w:t>
       </w:r>
@@ -1876,7 +1876,7 @@
           <w:i/>
           <w:szCs w:val="21"/>
           <w:sz w:val="21"/>
-          <w:shd w:val="clear" w:color="auto" w:fill="D9D9D9"/>
+          <w:shd w:val="clear" w:color="auto" w:fill="A6A6A6"/>
           <w:vertAlign w:val="subscript"/>
         </w:rPr>
         <w:t>机</w:t>
@@ -1886,7 +1886,7 @@
           <w:rFonts w:ascii="Times New Roman" w:hAnsi="Times New Roman" w:eastAsia="宋体" w:cs="Times New Roman"/>
           <w:szCs w:val="21"/>
           <w:sz w:val="21"/>
-          <w:shd w:val="clear" w:color="auto" w:fill="D9D9D9"/>
+          <w:shd w:val="clear" w:color="auto" w:fill="A6A6A6"/>
         </w:rPr>
         <w:t>＝</w:t>
       </w:r>
@@ -1896,7 +1896,7 @@
           <w:i/>
           <w:szCs w:val="21"/>
           <w:sz w:val="21"/>
-          <w:shd w:val="clear" w:color="auto" w:fill="D9D9D9"/>
+          <w:shd w:val="clear" w:color="auto" w:fill="A6A6A6"/>
         </w:rPr>
         <w:t>P</w:t>
       </w:r>
@@ -1906,7 +1906,7 @@
           <w:i/>
           <w:szCs w:val="21"/>
           <w:sz w:val="21"/>
-          <w:shd w:val="clear" w:color="auto" w:fill="D9D9D9"/>
+          <w:shd w:val="clear" w:color="auto" w:fill="A6A6A6"/>
           <w:vertAlign w:val="subscript"/>
         </w:rPr>
         <w:t>总</w:t>
@@ -1916,7 +1916,7 @@
           <w:rFonts w:ascii="Times New Roman" w:hAnsi="Times New Roman" w:eastAsia="宋体" w:cs="Times New Roman"/>
           <w:szCs w:val="21"/>
           <w:sz w:val="21"/>
-          <w:shd w:val="clear" w:color="auto" w:fill="D9D9D9"/>
+          <w:shd w:val="clear" w:color="auto" w:fill="A6A6A6"/>
         </w:rPr>
         <w:t>－</w:t>
       </w:r>
@@ -1926,7 +1926,7 @@
           <w:i/>
           <w:szCs w:val="21"/>
           <w:sz w:val="21"/>
-          <w:shd w:val="clear" w:color="auto" w:fill="D9D9D9"/>
+          <w:shd w:val="clear" w:color="auto" w:fill="A6A6A6"/>
         </w:rPr>
         <w:t>P</w:t>
       </w:r>
@@ -1936,7 +1936,7 @@
           <w:i/>
           <w:szCs w:val="21"/>
           <w:sz w:val="21"/>
-          <w:shd w:val="clear" w:color="auto" w:fill="D9D9D9"/>
+          <w:shd w:val="clear" w:color="auto" w:fill="A6A6A6"/>
           <w:vertAlign w:val="subscript"/>
         </w:rPr>
         <w:t>热</w:t>
@@ -1946,7 +1946,7 @@
           <w:rFonts w:ascii="Times New Roman" w:hAnsi="Times New Roman" w:eastAsia="宋体" w:cs="Times New Roman"/>
           <w:szCs w:val="21"/>
           <w:sz w:val="21"/>
-          <w:shd w:val="clear" w:color="auto" w:fill="D9D9D9"/>
+          <w:shd w:val="clear" w:color="auto" w:fill="A6A6A6"/>
         </w:rPr>
         <w:t>＝</w:t>
       </w:r>
@@ -1956,7 +1956,7 @@
           <w:i/>
           <w:szCs w:val="21"/>
           <w:sz w:val="21"/>
-          <w:shd w:val="clear" w:color="auto" w:fill="D9D9D9"/>
+          <w:shd w:val="clear" w:color="auto" w:fill="A6A6A6"/>
         </w:rPr>
         <w:t>UI</w:t>
       </w:r>
@@ -1965,7 +1965,7 @@
           <w:rFonts w:ascii="Times New Roman" w:hAnsi="Times New Roman" w:eastAsia="宋体" w:cs="Times New Roman"/>
           <w:szCs w:val="21"/>
           <w:sz w:val="21"/>
-          <w:shd w:val="clear" w:color="auto" w:fill="D9D9D9"/>
+          <w:shd w:val="clear" w:color="auto" w:fill="A6A6A6"/>
         </w:rPr>
         <w:t>－</w:t>
       </w:r>
@@ -1975,7 +1975,7 @@
           <w:i/>
           <w:szCs w:val="21"/>
           <w:sz w:val="21"/>
-          <w:shd w:val="clear" w:color="auto" w:fill="D9D9D9"/>
+          <w:shd w:val="clear" w:color="auto" w:fill="A6A6A6"/>
         </w:rPr>
         <w:t>I</w:t>
       </w:r>
@@ -1985,7 +1985,7 @@
           <w:i/>
           <w:szCs w:val="21"/>
           <w:sz w:val="21"/>
-          <w:shd w:val="clear" w:color="auto" w:fill="D9D9D9"/>
+          <w:shd w:val="clear" w:color="auto" w:fill="A6A6A6"/>
           <w:vertAlign w:val="superscript"/>
         </w:rPr>
         <w:t>2</w:t>
@@ -1996,7 +1996,7 @@
           <w:i/>
           <w:szCs w:val="21"/>
           <w:sz w:val="21"/>
-          <w:shd w:val="clear" w:color="auto" w:fill="D9D9D9"/>
+          <w:shd w:val="clear" w:color="auto" w:fill="A6A6A6"/>
         </w:rPr>
         <w:t>R</w:t>
       </w:r>
@@ -2056,7 +2056,7 @@
           <m:fPr>
             <m:ctrlPr>
               <w:rPr>
-                <w:shd w:val="clear" w:color="auto" w:fill="D9D9D9"/>
+                <w:shd w:val="clear" w:color="auto" w:fill="A6A6A6"/>
               </w:rPr>
             </m:ctrlPr>
           </m:fPr>
@@ -2179,7 +2179,7 @@
           <w:rFonts w:ascii="Times New Roman" w:hAnsi="Times New Roman" w:eastAsia="宋体" w:cs="Times New Roman"/>
           <w:szCs w:val="21"/>
           <w:sz w:val="21"/>
-          <w:shd w:val="clear" w:color="auto" w:fill="D9D9D9"/>
+          <w:shd w:val="clear" w:color="auto" w:fill="A6A6A6"/>
         </w:rPr>
         <w:t>化学</w:t>
       </w:r>
@@ -2948,7 +2948,7 @@
           <m:fPr>
             <m:ctrlPr>
               <w:rPr>
-                <w:shd w:val="clear" w:color="auto" w:fill="D9D9D9"/>
+                <w:shd w:val="clear" w:color="auto" w:fill="A6A6A6"/>
               </w:rPr>
             </m:ctrlPr>
           </m:fPr>
@@ -3130,7 +3130,7 @@
           <m:fPr>
             <m:ctrlPr>
               <w:rPr>
-                <w:shd w:val="clear" w:color="auto" w:fill="D9D9D9"/>
+                <w:shd w:val="clear" w:color="auto" w:fill="A6A6A6"/>
               </w:rPr>
             </m:ctrlPr>
           </m:fPr>
@@ -3334,7 +3334,7 @@
           <w:i/>
           <w:szCs w:val="21"/>
           <w:sz w:val="21"/>
-          <w:shd w:val="clear" w:color="auto" w:fill="D9D9D9"/>
+          <w:shd w:val="clear" w:color="auto" w:fill="A6A6A6"/>
         </w:rPr>
         <w:t>W</w:t>
       </w:r>
@@ -3344,7 +3344,7 @@
           <w:i/>
           <w:szCs w:val="21"/>
           <w:sz w:val="21"/>
-          <w:shd w:val="clear" w:color="auto" w:fill="D9D9D9"/>
+          <w:shd w:val="clear" w:color="auto" w:fill="A6A6A6"/>
         </w:rPr>
         <w:t>＞</w:t>
       </w:r>
@@ -3354,7 +3354,7 @@
           <w:i/>
           <w:szCs w:val="21"/>
           <w:sz w:val="21"/>
-          <w:shd w:val="clear" w:color="auto" w:fill="D9D9D9"/>
+          <w:shd w:val="clear" w:color="auto" w:fill="A6A6A6"/>
         </w:rPr>
         <w:t>Q</w:t>
       </w:r>
@@ -3495,7 +3495,7 @@
           <w:i/>
           <w:szCs w:val="21"/>
           <w:sz w:val="21"/>
-          <w:shd w:val="clear" w:color="auto" w:fill="D9D9D9"/>
+          <w:shd w:val="clear" w:color="auto" w:fill="A6A6A6"/>
         </w:rPr>
         <w:t>P</w:t>
       </w:r>
@@ -3505,7 +3505,7 @@
           <w:i/>
           <w:szCs w:val="21"/>
           <w:sz w:val="21"/>
-          <w:shd w:val="clear" w:color="auto" w:fill="D9D9D9"/>
+          <w:shd w:val="clear" w:color="auto" w:fill="A6A6A6"/>
         </w:rPr>
         <w:t>电＞</w:t>
       </w:r>
@@ -3515,7 +3515,7 @@
           <w:i/>
           <w:szCs w:val="21"/>
           <w:sz w:val="21"/>
-          <w:shd w:val="clear" w:color="auto" w:fill="D9D9D9"/>
+          <w:shd w:val="clear" w:color="auto" w:fill="A6A6A6"/>
         </w:rPr>
         <w:t>P</w:t>
       </w:r>
@@ -3525,7 +3525,7 @@
           <w:i/>
           <w:szCs w:val="21"/>
           <w:sz w:val="21"/>
-          <w:shd w:val="clear" w:color="auto" w:fill="D9D9D9"/>
+          <w:shd w:val="clear" w:color="auto" w:fill="A6A6A6"/>
         </w:rPr>
         <w:t>热</w:t>
       </w:r>
@@ -3624,7 +3624,7 @@
           <w:rFonts w:ascii="Times New Roman" w:hAnsi="Times New Roman" w:eastAsia="宋体" w:cs="Times New Roman"/>
           <w:szCs w:val="21"/>
           <w:sz w:val="21"/>
-          <w:shd w:val="clear" w:color="auto" w:fill="D9D9D9"/>
+          <w:shd w:val="clear" w:color="auto" w:fill="A6A6A6"/>
         </w:rPr>
         <w:t>电源</w:t>
       </w:r>
@@ -3659,7 +3659,7 @@
           <w:rFonts w:ascii="Times New Roman" w:hAnsi="Times New Roman" w:eastAsia="宋体" w:cs="Times New Roman"/>
           <w:szCs w:val="21"/>
           <w:sz w:val="21"/>
-          <w:shd w:val="clear" w:color="auto" w:fill="D9D9D9"/>
+          <w:shd w:val="clear" w:color="auto" w:fill="A6A6A6"/>
         </w:rPr>
         <w:t>外</w:t>
       </w:r>
@@ -3676,7 +3676,7 @@
           <w:rFonts w:ascii="Times New Roman" w:hAnsi="Times New Roman" w:eastAsia="宋体" w:cs="Times New Roman"/>
           <w:szCs w:val="21"/>
           <w:sz w:val="21"/>
-          <w:shd w:val="clear" w:color="auto" w:fill="D9D9D9"/>
+          <w:shd w:val="clear" w:color="auto" w:fill="A6A6A6"/>
         </w:rPr>
         <w:t>内</w:t>
       </w:r>
@@ -3869,7 +3869,7 @@
           <w:rFonts w:ascii="Times New Roman" w:hAnsi="Times New Roman" w:eastAsia="宋体" w:cs="Times New Roman"/>
           <w:szCs w:val="21"/>
           <w:sz w:val="21"/>
-          <w:shd w:val="clear" w:color="auto" w:fill="D9D9D9"/>
+          <w:shd w:val="clear" w:color="auto" w:fill="A6A6A6"/>
         </w:rPr>
         <w:t>负</w:t>
       </w:r>
@@ -3886,7 +3886,7 @@
           <w:rFonts w:ascii="Times New Roman" w:hAnsi="Times New Roman" w:eastAsia="宋体" w:cs="Times New Roman"/>
           <w:szCs w:val="21"/>
           <w:sz w:val="21"/>
-          <w:shd w:val="clear" w:color="auto" w:fill="D9D9D9"/>
+          <w:shd w:val="clear" w:color="auto" w:fill="A6A6A6"/>
         </w:rPr>
         <w:t>正</w:t>
       </w:r>
@@ -3903,7 +3903,7 @@
           <w:rFonts w:ascii="Times New Roman" w:hAnsi="Times New Roman" w:eastAsia="宋体" w:cs="Times New Roman"/>
           <w:szCs w:val="21"/>
           <w:sz w:val="21"/>
-          <w:shd w:val="clear" w:color="auto" w:fill="D9D9D9"/>
+          <w:shd w:val="clear" w:color="auto" w:fill="A6A6A6"/>
         </w:rPr>
         <w:t>电磁</w:t>
       </w:r>
@@ -3946,7 +3946,7 @@
           <w:rFonts w:ascii="Times New Roman" w:hAnsi="Times New Roman" w:eastAsia="宋体" w:cs="Times New Roman"/>
           <w:szCs w:val="21"/>
           <w:sz w:val="21"/>
-          <w:shd w:val="clear" w:color="auto" w:fill="D9D9D9"/>
+          <w:shd w:val="clear" w:color="auto" w:fill="A6A6A6"/>
         </w:rPr>
         <w:t>电能</w:t>
       </w:r>
@@ -4069,7 +4069,7 @@
           <w:rFonts w:ascii="Times New Roman" w:hAnsi="Times New Roman" w:eastAsia="宋体" w:cs="Times New Roman"/>
           <w:szCs w:val="21"/>
           <w:sz w:val="21"/>
-          <w:shd w:val="clear" w:color="auto" w:fill="D9D9D9"/>
+          <w:shd w:val="clear" w:color="auto" w:fill="A6A6A6"/>
         </w:rPr>
         <w:t>非静电力</w:t>
       </w:r>
@@ -4163,7 +4163,7 @@
           <m:fPr>
             <m:ctrlPr>
               <w:rPr>
-                <w:shd w:val="clear" w:color="auto" w:fill="D9D9D9"/>
+                <w:shd w:val="clear" w:color="auto" w:fill="A6A6A6"/>
               </w:rPr>
             </m:ctrlPr>
           </m:fPr>
@@ -4239,7 +4239,7 @@
           <w:rFonts w:ascii="Times New Roman" w:hAnsi="Times New Roman" w:eastAsia="宋体" w:cs="Times New Roman"/>
           <w:szCs w:val="21"/>
           <w:sz w:val="21"/>
-          <w:shd w:val="clear" w:color="auto" w:fill="D9D9D9"/>
+          <w:shd w:val="clear" w:color="auto" w:fill="A6A6A6"/>
         </w:rPr>
         <w:t>伏特</w:t>
       </w:r>
@@ -4357,7 +4357,7 @@
           <w:rFonts w:ascii="Times New Roman" w:hAnsi="Times New Roman" w:eastAsia="宋体" w:cs="Times New Roman"/>
           <w:szCs w:val="21"/>
           <w:sz w:val="21"/>
-          <w:shd w:val="clear" w:color="auto" w:fill="D9D9D9"/>
+          <w:shd w:val="clear" w:color="auto" w:fill="A6A6A6"/>
         </w:rPr>
         <w:t>无关</w:t>
       </w:r>
@@ -4374,7 +4374,7 @@
           <w:rFonts w:ascii="Times New Roman" w:hAnsi="Times New Roman" w:eastAsia="宋体" w:cs="Times New Roman"/>
           <w:szCs w:val="21"/>
           <w:sz w:val="21"/>
-          <w:shd w:val="clear" w:color="auto" w:fill="D9D9D9"/>
+          <w:shd w:val="clear" w:color="auto" w:fill="A6A6A6"/>
         </w:rPr>
         <w:t>无关</w:t>
       </w:r>
@@ -4738,7 +4738,7 @@
                 <w:rFonts w:ascii="Times New Roman" w:hAnsi="Times New Roman" w:eastAsia="宋体" w:cs="Times New Roman"/>
                 <w:szCs w:val="21"/>
                 <w:sz w:val="21"/>
-                <w:shd w:val="clear" w:color="auto" w:fill="D9D9D9"/>
+                <w:shd w:val="clear" w:color="auto" w:fill="A6A6A6"/>
               </w:rPr>
               <w:t>非静电力做功将其他形式的能转化为电能的本领，表征电源的性质</w:t>
             </w:r>
@@ -4773,7 +4773,7 @@
                 <w:rFonts w:ascii="Times New Roman" w:hAnsi="Times New Roman" w:eastAsia="宋体" w:cs="Times New Roman"/>
                 <w:szCs w:val="21"/>
                 <w:sz w:val="21"/>
-                <w:shd w:val="clear" w:color="auto" w:fill="D9D9D9"/>
+                <w:shd w:val="clear" w:color="auto" w:fill="A6A6A6"/>
               </w:rPr>
               <w:t>表示电场力做功将电能转化为其他形式的能的本领，表征电场的性质</w:t>
             </w:r>
@@ -4861,7 +4861,7 @@
                 <m:fPr>
                   <m:ctrlPr>
                     <w:rPr>
-                      <w:shd w:val="clear" w:color="auto" w:fill="D9D9D9"/>
+                      <w:shd w:val="clear" w:color="auto" w:fill="A6A6A6"/>
                     </w:rPr>
                   </m:ctrlPr>
                 </m:fPr>
@@ -4962,7 +4962,7 @@
                 <m:fPr>
                   <m:ctrlPr>
                     <w:rPr>
-                      <w:shd w:val="clear" w:color="auto" w:fill="D9D9D9"/>
+                      <w:shd w:val="clear" w:color="auto" w:fill="A6A6A6"/>
                     </w:rPr>
                   </m:ctrlPr>
                 </m:fPr>
@@ -5219,7 +5219,7 @@
                 <w:rFonts w:ascii="Times New Roman" w:hAnsi="Times New Roman" w:eastAsia="宋体" w:cs="Times New Roman"/>
                 <w:szCs w:val="21"/>
                 <w:sz w:val="21"/>
-                <w:shd w:val="clear" w:color="auto" w:fill="D9D9D9"/>
+                <w:shd w:val="clear" w:color="auto" w:fill="A6A6A6"/>
               </w:rPr>
               <w:t>电动势等于电源未接入电路时两极间的电压</w:t>
             </w:r>
@@ -5328,7 +5328,7 @@
           <w:i/>
           <w:szCs w:val="21"/>
           <w:sz w:val="21"/>
-          <w:shd w:val="clear" w:color="auto" w:fill="D9D9D9"/>
+          <w:shd w:val="clear" w:color="auto" w:fill="A6A6A6"/>
         </w:rPr>
         <w:t>E</w:t>
       </w:r>
@@ -5338,7 +5338,7 @@
           <w:i/>
           <w:szCs w:val="21"/>
           <w:sz w:val="21"/>
-          <w:shd w:val="clear" w:color="auto" w:fill="D9D9D9"/>
+          <w:shd w:val="clear" w:color="auto" w:fill="A6A6A6"/>
         </w:rPr>
         <w:t>总＝</w:t>
       </w:r>
@@ -5348,7 +5348,7 @@
           <w:i/>
           <w:szCs w:val="21"/>
           <w:sz w:val="21"/>
-          <w:shd w:val="clear" w:color="auto" w:fill="D9D9D9"/>
+          <w:shd w:val="clear" w:color="auto" w:fill="A6A6A6"/>
         </w:rPr>
         <w:t>nE</w:t>
       </w:r>
@@ -5366,7 +5366,7 @@
           <w:i/>
           <w:szCs w:val="21"/>
           <w:sz w:val="21"/>
-          <w:shd w:val="clear" w:color="auto" w:fill="D9D9D9"/>
+          <w:shd w:val="clear" w:color="auto" w:fill="A6A6A6"/>
         </w:rPr>
         <w:t>r</w:t>
       </w:r>
@@ -5376,7 +5376,7 @@
           <w:i/>
           <w:szCs w:val="21"/>
           <w:sz w:val="21"/>
-          <w:shd w:val="clear" w:color="auto" w:fill="D9D9D9"/>
+          <w:shd w:val="clear" w:color="auto" w:fill="A6A6A6"/>
         </w:rPr>
         <w:t>总＝</w:t>
       </w:r>
@@ -5386,7 +5386,7 @@
           <w:i/>
           <w:szCs w:val="21"/>
           <w:sz w:val="21"/>
-          <w:shd w:val="clear" w:color="auto" w:fill="D9D9D9"/>
+          <w:shd w:val="clear" w:color="auto" w:fill="A6A6A6"/>
         </w:rPr>
         <w:t>nr</w:t>
       </w:r>
@@ -5465,7 +5465,7 @@
           <w:i/>
           <w:szCs w:val="21"/>
           <w:sz w:val="21"/>
-          <w:shd w:val="clear" w:color="auto" w:fill="D9D9D9"/>
+          <w:shd w:val="clear" w:color="auto" w:fill="A6A6A6"/>
         </w:rPr>
         <w:t>E</w:t>
       </w:r>
@@ -5475,7 +5475,7 @@
           <w:i/>
           <w:szCs w:val="21"/>
           <w:sz w:val="21"/>
-          <w:shd w:val="clear" w:color="auto" w:fill="D9D9D9"/>
+          <w:shd w:val="clear" w:color="auto" w:fill="A6A6A6"/>
         </w:rPr>
         <w:t>总＝</w:t>
       </w:r>
@@ -5485,7 +5485,7 @@
           <w:i/>
           <w:szCs w:val="21"/>
           <w:sz w:val="21"/>
-          <w:shd w:val="clear" w:color="auto" w:fill="D9D9D9"/>
+          <w:shd w:val="clear" w:color="auto" w:fill="A6A6A6"/>
         </w:rPr>
         <w:t>E</w:t>
       </w:r>
@@ -5528,7 +5528,7 @@
           <m:fPr>
             <m:ctrlPr>
               <w:rPr>
-                <w:shd w:val="clear" w:color="auto" w:fill="D9D9D9"/>
+                <w:shd w:val="clear" w:color="auto" w:fill="A6A6A6"/>
               </w:rPr>
             </m:ctrlPr>
           </m:fPr>
@@ -5744,7 +5744,7 @@
           <w:rFonts w:ascii="Times New Roman" w:hAnsi="Times New Roman" w:eastAsia="宋体" w:cs="Times New Roman"/>
           <w:szCs w:val="21"/>
           <w:sz w:val="21"/>
-          <w:shd w:val="clear" w:color="auto" w:fill="D9D9D9"/>
+          <w:shd w:val="clear" w:color="auto" w:fill="A6A6A6"/>
         </w:rPr>
         <w:t>EIt</w:t>
       </w:r>
@@ -5831,7 +5831,7 @@
           <w:rFonts w:ascii="Times New Roman" w:hAnsi="Times New Roman" w:eastAsia="宋体" w:cs="Times New Roman"/>
           <w:szCs w:val="21"/>
           <w:sz w:val="21"/>
-          <w:shd w:val="clear" w:color="auto" w:fill="D9D9D9"/>
+          <w:shd w:val="clear" w:color="auto" w:fill="A6A6A6"/>
         </w:rPr>
         <w:t>I</w:t>
       </w:r>
@@ -5840,7 +5840,7 @@
           <w:rFonts w:ascii="Times New Roman" w:hAnsi="Times New Roman" w:eastAsia="宋体" w:cs="Times New Roman"/>
           <w:szCs w:val="21"/>
           <w:sz w:val="21"/>
-          <w:shd w:val="clear" w:color="auto" w:fill="D9D9D9"/>
+          <w:shd w:val="clear" w:color="auto" w:fill="A6A6A6"/>
           <w:vertAlign w:val="superscript"/>
         </w:rPr>
         <w:t>2</w:t>
@@ -5850,7 +5850,7 @@
           <w:rFonts w:ascii="Times New Roman" w:hAnsi="Times New Roman" w:eastAsia="宋体" w:cs="Times New Roman"/>
           <w:szCs w:val="21"/>
           <w:sz w:val="21"/>
-          <w:shd w:val="clear" w:color="auto" w:fill="D9D9D9"/>
+          <w:shd w:val="clear" w:color="auto" w:fill="A6A6A6"/>
         </w:rPr>
         <w:t>Rt</w:t>
       </w:r>
@@ -5894,7 +5894,7 @@
           <w:rFonts w:ascii="Times New Roman" w:hAnsi="Times New Roman" w:eastAsia="宋体" w:cs="Times New Roman"/>
           <w:szCs w:val="21"/>
           <w:sz w:val="21"/>
-          <w:shd w:val="clear" w:color="auto" w:fill="D9D9D9"/>
+          <w:shd w:val="clear" w:color="auto" w:fill="A6A6A6"/>
         </w:rPr>
         <w:t>I</w:t>
       </w:r>
@@ -5903,7 +5903,7 @@
           <w:rFonts w:ascii="Times New Roman" w:hAnsi="Times New Roman" w:eastAsia="宋体" w:cs="Times New Roman"/>
           <w:szCs w:val="21"/>
           <w:sz w:val="21"/>
-          <w:shd w:val="clear" w:color="auto" w:fill="D9D9D9"/>
+          <w:shd w:val="clear" w:color="auto" w:fill="A6A6A6"/>
           <w:vertAlign w:val="superscript"/>
         </w:rPr>
         <w:t>2</w:t>
@@ -5913,7 +5913,7 @@
           <w:rFonts w:ascii="Times New Roman" w:hAnsi="Times New Roman" w:eastAsia="宋体" w:cs="Times New Roman"/>
           <w:szCs w:val="21"/>
           <w:sz w:val="21"/>
-          <w:shd w:val="clear" w:color="auto" w:fill="D9D9D9"/>
+          <w:shd w:val="clear" w:color="auto" w:fill="A6A6A6"/>
         </w:rPr>
         <w:t>rt</w:t>
       </w:r>
@@ -6044,7 +6044,7 @@
           <w:rFonts w:ascii="Times New Roman" w:hAnsi="Times New Roman" w:eastAsia="宋体" w:cs="Times New Roman"/>
           <w:szCs w:val="21"/>
           <w:sz w:val="21"/>
-          <w:shd w:val="clear" w:color="auto" w:fill="D9D9D9"/>
+          <w:shd w:val="clear" w:color="auto" w:fill="A6A6A6"/>
         </w:rPr>
         <w:t>I</w:t>
       </w:r>
@@ -6053,7 +6053,7 @@
           <w:rFonts w:ascii="Times New Roman" w:hAnsi="Times New Roman" w:eastAsia="宋体" w:cs="Times New Roman"/>
           <w:szCs w:val="21"/>
           <w:sz w:val="21"/>
-          <w:shd w:val="clear" w:color="auto" w:fill="D9D9D9"/>
+          <w:shd w:val="clear" w:color="auto" w:fill="A6A6A6"/>
           <w:vertAlign w:val="superscript"/>
         </w:rPr>
         <w:t>2</w:t>
@@ -6063,7 +6063,7 @@
           <w:rFonts w:ascii="Times New Roman" w:hAnsi="Times New Roman" w:eastAsia="宋体" w:cs="Times New Roman"/>
           <w:szCs w:val="21"/>
           <w:sz w:val="21"/>
-          <w:shd w:val="clear" w:color="auto" w:fill="D9D9D9"/>
+          <w:shd w:val="clear" w:color="auto" w:fill="A6A6A6"/>
         </w:rPr>
         <w:t>Rt+I</w:t>
       </w:r>
@@ -6072,7 +6072,7 @@
           <w:rFonts w:ascii="Times New Roman" w:hAnsi="Times New Roman" w:eastAsia="宋体" w:cs="Times New Roman"/>
           <w:szCs w:val="21"/>
           <w:sz w:val="21"/>
-          <w:shd w:val="clear" w:color="auto" w:fill="D9D9D9"/>
+          <w:shd w:val="clear" w:color="auto" w:fill="A6A6A6"/>
           <w:vertAlign w:val="superscript"/>
         </w:rPr>
         <w:t>2</w:t>
@@ -6082,7 +6082,7 @@
           <w:rFonts w:ascii="Times New Roman" w:hAnsi="Times New Roman" w:eastAsia="宋体" w:cs="Times New Roman"/>
           <w:szCs w:val="21"/>
           <w:sz w:val="21"/>
-          <w:shd w:val="clear" w:color="auto" w:fill="D9D9D9"/>
+          <w:shd w:val="clear" w:color="auto" w:fill="A6A6A6"/>
         </w:rPr>
         <w:t>rt</w:t>
       </w:r>
@@ -6116,7 +6116,7 @@
           <w:rFonts w:ascii="Times New Roman" w:hAnsi="Times New Roman" w:eastAsia="宋体" w:cs="Times New Roman"/>
           <w:szCs w:val="21"/>
           <w:sz w:val="21"/>
-          <w:shd w:val="clear" w:color="auto" w:fill="D9D9D9"/>
+          <w:shd w:val="clear" w:color="auto" w:fill="A6A6A6"/>
         </w:rPr>
         <w:t>IR+Ir</w:t>
       </w:r>
@@ -6197,7 +6197,7 @@
           <w:rPr>
             <w:rFonts w:cs="Cambria Math"/>
             <w:szCs w:val="21"/>
-            <w:shd w:val="clear" w:color="auto" w:fill="D9D9D9"/>
+            <w:shd w:val="clear" w:color="auto" w:fill="A6A6A6"/>
           </w:rPr>
           <m:t>I=</m:t>
         </m:r>
@@ -6205,7 +6205,7 @@
           <m:fPr>
             <m:ctrlPr>
               <w:rPr>
-                <w:shd w:val="clear" w:color="auto" w:fill="D9D9D9"/>
+                <w:shd w:val="clear" w:color="auto" w:fill="A6A6A6"/>
               </w:rPr>
             </m:ctrlPr>
           </m:fPr>
@@ -6240,7 +6240,7 @@
           <w:rFonts w:ascii="Times New Roman" w:hAnsi="Times New Roman" w:eastAsia="宋体" w:cs="Times New Roman"/>
           <w:szCs w:val="21"/>
           <w:sz w:val="21"/>
-          <w:shd w:val="clear" w:color="auto" w:fill="D9D9D9"/>
+          <w:shd w:val="clear" w:color="auto" w:fill="A6A6A6"/>
         </w:rPr>
         <w:t>、</w:t>
       </w:r>
@@ -6250,7 +6250,7 @@
           <w:i/>
           <w:szCs w:val="21"/>
           <w:sz w:val="21"/>
-          <w:shd w:val="clear" w:color="auto" w:fill="D9D9D9"/>
+          <w:shd w:val="clear" w:color="auto" w:fill="A6A6A6"/>
         </w:rPr>
         <w:t>E</w:t>
       </w:r>
@@ -6259,7 +6259,7 @@
           <w:rFonts w:ascii="Times New Roman" w:hAnsi="Times New Roman" w:eastAsia="宋体" w:cs="Times New Roman"/>
           <w:szCs w:val="21"/>
           <w:sz w:val="21"/>
-          <w:shd w:val="clear" w:color="auto" w:fill="D9D9D9"/>
+          <w:shd w:val="clear" w:color="auto" w:fill="A6A6A6"/>
         </w:rPr>
         <w:t>=</w:t>
       </w:r>
@@ -6269,7 +6269,7 @@
           <w:i/>
           <w:szCs w:val="21"/>
           <w:sz w:val="21"/>
-          <w:shd w:val="clear" w:color="auto" w:fill="D9D9D9"/>
+          <w:shd w:val="clear" w:color="auto" w:fill="A6A6A6"/>
         </w:rPr>
         <w:t>IR</w:t>
       </w:r>
@@ -6278,7 +6278,7 @@
           <w:rFonts w:ascii="Times New Roman" w:hAnsi="Times New Roman" w:eastAsia="宋体" w:cs="Times New Roman"/>
           <w:szCs w:val="21"/>
           <w:sz w:val="21"/>
-          <w:shd w:val="clear" w:color="auto" w:fill="D9D9D9"/>
+          <w:shd w:val="clear" w:color="auto" w:fill="A6A6A6"/>
         </w:rPr>
         <w:t>+</w:t>
       </w:r>
@@ -6288,7 +6288,7 @@
           <w:i/>
           <w:szCs w:val="21"/>
           <w:sz w:val="21"/>
-          <w:shd w:val="clear" w:color="auto" w:fill="D9D9D9"/>
+          <w:shd w:val="clear" w:color="auto" w:fill="A6A6A6"/>
         </w:rPr>
         <w:t>Ir</w:t>
       </w:r>
@@ -6357,7 +6357,7 @@
           <w:rFonts w:ascii="Times New Roman" w:hAnsi="Times New Roman" w:eastAsia="宋体" w:cs="Times New Roman"/>
           <w:szCs w:val="21"/>
           <w:sz w:val="21"/>
-          <w:shd w:val="clear" w:color="auto" w:fill="D9D9D9"/>
+          <w:shd w:val="clear" w:color="auto" w:fill="A6A6A6"/>
         </w:rPr>
         <w:t>电动势</w:t>
       </w:r>
@@ -6374,7 +6374,7 @@
           <w:rFonts w:ascii="Times New Roman" w:hAnsi="Times New Roman" w:eastAsia="宋体" w:cs="Times New Roman"/>
           <w:szCs w:val="21"/>
           <w:sz w:val="21"/>
-          <w:shd w:val="clear" w:color="auto" w:fill="D9D9D9"/>
+          <w:shd w:val="clear" w:color="auto" w:fill="A6A6A6"/>
         </w:rPr>
         <w:t>内、外电路的电阻之和</w:t>
       </w:r>
@@ -6434,7 +6434,7 @@
           <m:fPr>
             <m:ctrlPr>
               <w:rPr>
-                <w:shd w:val="clear" w:color="auto" w:fill="D9D9D9"/>
+                <w:shd w:val="clear" w:color="auto" w:fill="A6A6A6"/>
               </w:rPr>
             </m:ctrlPr>
           </m:fPr>
@@ -6520,7 +6520,7 @@
           <w:rFonts w:ascii="Times New Roman" w:hAnsi="Times New Roman" w:eastAsia="宋体" w:cs="Times New Roman"/>
           <w:szCs w:val="21"/>
           <w:sz w:val="21"/>
-          <w:shd w:val="clear" w:color="auto" w:fill="D9D9D9"/>
+          <w:shd w:val="clear" w:color="auto" w:fill="A6A6A6"/>
         </w:rPr>
         <w:t>U</w:t>
       </w:r>
@@ -6529,7 +6529,7 @@
           <w:rFonts w:ascii="Times New Roman" w:hAnsi="Times New Roman" w:eastAsia="宋体" w:cs="Times New Roman"/>
           <w:szCs w:val="21"/>
           <w:sz w:val="21"/>
-          <w:shd w:val="clear" w:color="auto" w:fill="D9D9D9"/>
+          <w:shd w:val="clear" w:color="auto" w:fill="A6A6A6"/>
         </w:rPr>
         <w:t>外</w:t>
       </w:r>
@@ -6538,7 +6538,7 @@
           <w:rFonts w:ascii="Times New Roman" w:hAnsi="Times New Roman" w:eastAsia="宋体" w:cs="Times New Roman"/>
           <w:szCs w:val="21"/>
           <w:sz w:val="21"/>
-          <w:shd w:val="clear" w:color="auto" w:fill="D9D9D9"/>
+          <w:shd w:val="clear" w:color="auto" w:fill="A6A6A6"/>
         </w:rPr>
         <w:t>+U</w:t>
       </w:r>
@@ -6547,7 +6547,7 @@
           <w:rFonts w:ascii="Times New Roman" w:hAnsi="Times New Roman" w:eastAsia="宋体" w:cs="Times New Roman"/>
           <w:szCs w:val="21"/>
           <w:sz w:val="21"/>
-          <w:shd w:val="clear" w:color="auto" w:fill="D9D9D9"/>
+          <w:shd w:val="clear" w:color="auto" w:fill="A6A6A6"/>
         </w:rPr>
         <w:t>内</w:t>
       </w:r>
@@ -6564,7 +6564,7 @@
           <w:rFonts w:ascii="Times New Roman" w:hAnsi="Times New Roman" w:eastAsia="宋体" w:cs="Times New Roman"/>
           <w:szCs w:val="21"/>
           <w:sz w:val="21"/>
-          <w:shd w:val="clear" w:color="auto" w:fill="D9D9D9"/>
+          <w:shd w:val="clear" w:color="auto" w:fill="A6A6A6"/>
         </w:rPr>
         <w:t>电势降落</w:t>
       </w:r>
@@ -6723,7 +6723,7 @@
           <w:rFonts w:ascii="Times New Roman" w:hAnsi="Times New Roman" w:eastAsia="宋体" w:cs="Times New Roman"/>
           <w:szCs w:val="21"/>
           <w:sz w:val="21"/>
-          <w:shd w:val="clear" w:color="auto" w:fill="D9D9D9"/>
+          <w:shd w:val="clear" w:color="auto" w:fill="A6A6A6"/>
         </w:rPr>
         <w:t>负载</w:t>
       </w:r>
@@ -6750,7 +6750,7 @@
           <w:rFonts w:ascii="Times New Roman" w:hAnsi="Times New Roman" w:eastAsia="宋体" w:cs="Times New Roman"/>
           <w:szCs w:val="21"/>
           <w:sz w:val="21"/>
-          <w:shd w:val="clear" w:color="auto" w:fill="D9D9D9"/>
+          <w:shd w:val="clear" w:color="auto" w:fill="A6A6A6"/>
         </w:rPr>
         <w:t>路端电压</w:t>
       </w:r>
@@ -6979,7 +6979,7 @@
           <w:i/>
           <w:szCs w:val="21"/>
           <w:sz w:val="21"/>
-          <w:shd w:val="clear" w:color="auto" w:fill="D9D9D9"/>
+          <w:shd w:val="clear" w:color="auto" w:fill="A6A6A6"/>
         </w:rPr>
         <w:t>U</w:t>
       </w:r>
@@ -6988,7 +6988,7 @@
           <w:rFonts w:ascii="Times New Roman" w:hAnsi="Times New Roman" w:eastAsia="宋体" w:cs="Times New Roman"/>
           <w:szCs w:val="21"/>
           <w:sz w:val="21"/>
-          <w:shd w:val="clear" w:color="auto" w:fill="D9D9D9"/>
+          <w:shd w:val="clear" w:color="auto" w:fill="A6A6A6"/>
         </w:rPr>
         <w:t>＝</w:t>
       </w:r>
@@ -6998,7 +6998,7 @@
           <w:i/>
           <w:szCs w:val="21"/>
           <w:sz w:val="21"/>
-          <w:shd w:val="clear" w:color="auto" w:fill="D9D9D9"/>
+          <w:shd w:val="clear" w:color="auto" w:fill="A6A6A6"/>
         </w:rPr>
         <w:t>E</w:t>
       </w:r>
@@ -7007,7 +7007,7 @@
           <w:rFonts w:ascii="Times New Roman" w:hAnsi="Times New Roman" w:eastAsia="宋体" w:cs="Times New Roman"/>
           <w:szCs w:val="21"/>
           <w:sz w:val="21"/>
-          <w:shd w:val="clear" w:color="auto" w:fill="D9D9D9"/>
+          <w:shd w:val="clear" w:color="auto" w:fill="A6A6A6"/>
         </w:rPr>
         <w:t>－</w:t>
       </w:r>
@@ -7017,7 +7017,7 @@
           <w:i/>
           <w:szCs w:val="21"/>
           <w:sz w:val="21"/>
-          <w:shd w:val="clear" w:color="auto" w:fill="D9D9D9"/>
+          <w:shd w:val="clear" w:color="auto" w:fill="A6A6A6"/>
         </w:rPr>
         <w:t>Ir</w:t>
       </w:r>
@@ -7202,7 +7202,7 @@
           <w:rFonts w:ascii="Times New Roman" w:hAnsi="Times New Roman" w:eastAsia="宋体" w:cs="Times New Roman"/>
           <w:szCs w:val="21"/>
           <w:sz w:val="21"/>
-          <w:shd w:val="clear" w:color="auto" w:fill="D9D9D9"/>
+          <w:shd w:val="clear" w:color="auto" w:fill="A6A6A6"/>
         </w:rPr>
         <w:t>减小</w:t>
       </w:r>
@@ -7279,7 +7279,7 @@
           <w:rFonts w:ascii="Times New Roman" w:hAnsi="Times New Roman" w:eastAsia="宋体" w:cs="Times New Roman"/>
           <w:szCs w:val="21"/>
           <w:sz w:val="21"/>
-          <w:shd w:val="clear" w:color="auto" w:fill="D9D9D9"/>
+          <w:shd w:val="clear" w:color="auto" w:fill="A6A6A6"/>
         </w:rPr>
         <w:t>增大</w:t>
       </w:r>
@@ -7322,7 +7322,7 @@
           <w:rFonts w:ascii="Times New Roman" w:hAnsi="Times New Roman" w:eastAsia="宋体" w:cs="Times New Roman"/>
           <w:szCs w:val="21"/>
           <w:sz w:val="21"/>
-          <w:shd w:val="clear" w:color="auto" w:fill="D9D9D9"/>
+          <w:shd w:val="clear" w:color="auto" w:fill="A6A6A6"/>
         </w:rPr>
         <w:t>增大</w:t>
       </w:r>
@@ -7348,7 +7348,7 @@
           <w:rFonts w:ascii="Times New Roman" w:hAnsi="Times New Roman" w:eastAsia="宋体" w:cs="Times New Roman"/>
           <w:szCs w:val="21"/>
           <w:sz w:val="21"/>
-          <w:shd w:val="clear" w:color="auto" w:fill="D9D9D9"/>
+          <w:shd w:val="clear" w:color="auto" w:fill="A6A6A6"/>
         </w:rPr>
         <w:t>减小</w:t>
       </w:r>
@@ -7383,7 +7383,7 @@
           <w:rFonts w:ascii="Times New Roman" w:hAnsi="Times New Roman" w:eastAsia="宋体" w:cs="Times New Roman"/>
           <w:szCs w:val="21"/>
           <w:sz w:val="21"/>
-          <w:shd w:val="clear" w:color="auto" w:fill="D9D9D9"/>
+          <w:shd w:val="clear" w:color="auto" w:fill="A6A6A6"/>
         </w:rPr>
         <w:t>增大</w:t>
       </w:r>
@@ -7400,7 +7400,7 @@
           <w:rFonts w:ascii="Times New Roman" w:hAnsi="Times New Roman" w:eastAsia="宋体" w:cs="Times New Roman"/>
           <w:szCs w:val="21"/>
           <w:sz w:val="21"/>
-          <w:shd w:val="clear" w:color="auto" w:fill="D9D9D9"/>
+          <w:shd w:val="clear" w:color="auto" w:fill="A6A6A6"/>
         </w:rPr>
         <w:t>减小</w:t>
       </w:r>
@@ -7478,7 +7478,7 @@
           <w:rFonts w:ascii="Times New Roman" w:hAnsi="Times New Roman" w:eastAsia="宋体" w:cs="Times New Roman"/>
           <w:szCs w:val="21"/>
           <w:sz w:val="21"/>
-          <w:shd w:val="clear" w:color="auto" w:fill="D9D9D9"/>
+          <w:shd w:val="clear" w:color="auto" w:fill="A6A6A6"/>
         </w:rPr>
         <w:t>0</w:t>
       </w:r>
@@ -7512,7 +7512,7 @@
           <w:rFonts w:ascii="Times New Roman" w:hAnsi="Times New Roman" w:eastAsia="宋体" w:cs="Times New Roman"/>
           <w:szCs w:val="21"/>
           <w:sz w:val="21"/>
-          <w:shd w:val="clear" w:color="auto" w:fill="D9D9D9"/>
+          <w:shd w:val="clear" w:color="auto" w:fill="A6A6A6"/>
         </w:rPr>
         <w:t>E</w:t>
       </w:r>
@@ -7529,7 +7529,7 @@
           <w:rFonts w:ascii="Times New Roman" w:hAnsi="Times New Roman" w:eastAsia="宋体" w:cs="Times New Roman"/>
           <w:szCs w:val="21"/>
           <w:sz w:val="21"/>
-          <w:shd w:val="clear" w:color="auto" w:fill="D9D9D9"/>
+          <w:shd w:val="clear" w:color="auto" w:fill="A6A6A6"/>
         </w:rPr>
         <w:t>电源电动势</w:t>
       </w:r>
@@ -7614,7 +7614,7 @@
           <m:fPr>
             <m:ctrlPr>
               <w:rPr>
-                <w:shd w:val="clear" w:color="auto" w:fill="D9D9D9"/>
+                <w:shd w:val="clear" w:color="auto" w:fill="A6A6A6"/>
               </w:rPr>
             </m:ctrlPr>
           </m:fPr>
@@ -7991,7 +7991,7 @@
                 <m:fPr>
                   <m:ctrlPr>
                     <w:rPr>
-                      <w:shd w:val="clear" w:color="auto" w:fill="D9D9D9"/>
+                      <w:shd w:val="clear" w:color="auto" w:fill="A6A6A6"/>
                     </w:rPr>
                   </m:ctrlPr>
                 </m:fPr>
@@ -8049,7 +8049,7 @@
                 <m:fPr>
                   <m:ctrlPr>
                     <w:rPr>
-                      <w:shd w:val="clear" w:color="auto" w:fill="D9D9D9"/>
+                      <w:shd w:val="clear" w:color="auto" w:fill="A6A6A6"/>
                     </w:rPr>
                   </m:ctrlPr>
                 </m:fPr>
@@ -8169,7 +8169,7 @@
                 <m:fPr>
                   <m:ctrlPr>
                     <w:rPr>
-                      <w:shd w:val="clear" w:color="auto" w:fill="D9D9D9"/>
+                      <w:shd w:val="clear" w:color="auto" w:fill="A6A6A6"/>
                     </w:rPr>
                   </m:ctrlPr>
                 </m:fPr>
@@ -8329,7 +8329,7 @@
                 <m:fPr>
                   <m:ctrlPr>
                     <w:rPr>
-                      <w:shd w:val="clear" w:color="auto" w:fill="D9D9D9"/>
+                      <w:shd w:val="clear" w:color="auto" w:fill="A6A6A6"/>
                     </w:rPr>
                   </m:ctrlPr>
                 </m:fPr>
@@ -8710,7 +8710,7 @@
                 <m:fPr>
                   <m:ctrlPr>
                     <w:rPr>
-                      <w:shd w:val="clear" w:color="auto" w:fill="D9D9D9"/>
+                      <w:shd w:val="clear" w:color="auto" w:fill="A6A6A6"/>
                     </w:rPr>
                   </m:ctrlPr>
                 </m:fPr>
@@ -8948,7 +8948,7 @@
           <w:rFonts w:ascii="Times New Roman" w:hAnsi="Times New Roman" w:eastAsia="宋体" w:cs="Times New Roman"/>
           <w:szCs w:val="21"/>
           <w:sz w:val="21"/>
-          <w:shd w:val="clear" w:color="auto" w:fill="D9D9D9"/>
+          <w:shd w:val="clear" w:color="auto" w:fill="A6A6A6"/>
         </w:rPr>
         <w:t>外电路含有非纯电阻元件（如电动机、电解槽等）时，不能直接用欧姆定律解决电流问题，可以根据串、并联电路特点或能量守恒定律列式计算。</w:t>
       </w:r>
@@ -9017,7 +9017,7 @@
           <w:i/>
           <w:szCs w:val="21"/>
           <w:sz w:val="21"/>
-          <w:shd w:val="clear" w:color="auto" w:fill="D9D9D9"/>
+          <w:shd w:val="clear" w:color="auto" w:fill="A6A6A6"/>
         </w:rPr>
         <w:t>P</w:t>
       </w:r>
@@ -9027,7 +9027,7 @@
           <w:i/>
           <w:szCs w:val="21"/>
           <w:sz w:val="21"/>
-          <w:shd w:val="clear" w:color="auto" w:fill="D9D9D9"/>
+          <w:shd w:val="clear" w:color="auto" w:fill="A6A6A6"/>
         </w:rPr>
         <w:t>总＝</w:t>
       </w:r>
@@ -9037,7 +9037,7 @@
           <w:i/>
           <w:szCs w:val="21"/>
           <w:sz w:val="21"/>
-          <w:shd w:val="clear" w:color="auto" w:fill="D9D9D9"/>
+          <w:shd w:val="clear" w:color="auto" w:fill="A6A6A6"/>
         </w:rPr>
         <w:t>IE</w:t>
       </w:r>
@@ -9047,7 +9047,7 @@
           <w:i/>
           <w:szCs w:val="21"/>
           <w:sz w:val="21"/>
-          <w:shd w:val="clear" w:color="auto" w:fill="D9D9D9"/>
+          <w:shd w:val="clear" w:color="auto" w:fill="A6A6A6"/>
         </w:rPr>
         <w:t>＝</w:t>
       </w:r>
@@ -9057,7 +9057,7 @@
           <w:i/>
           <w:szCs w:val="21"/>
           <w:sz w:val="21"/>
-          <w:shd w:val="clear" w:color="auto" w:fill="D9D9D9"/>
+          <w:shd w:val="clear" w:color="auto" w:fill="A6A6A6"/>
         </w:rPr>
         <w:t>IU</w:t>
       </w:r>
@@ -9067,7 +9067,7 @@
           <w:i/>
           <w:szCs w:val="21"/>
           <w:sz w:val="21"/>
-          <w:shd w:val="clear" w:color="auto" w:fill="D9D9D9"/>
+          <w:shd w:val="clear" w:color="auto" w:fill="A6A6A6"/>
         </w:rPr>
         <w:t>外＋</w:t>
       </w:r>
@@ -9077,7 +9077,7 @@
           <w:i/>
           <w:szCs w:val="21"/>
           <w:sz w:val="21"/>
-          <w:shd w:val="clear" w:color="auto" w:fill="D9D9D9"/>
+          <w:shd w:val="clear" w:color="auto" w:fill="A6A6A6"/>
         </w:rPr>
         <w:t>IU</w:t>
       </w:r>
@@ -9087,7 +9087,7 @@
           <w:i/>
           <w:szCs w:val="21"/>
           <w:sz w:val="21"/>
-          <w:shd w:val="clear" w:color="auto" w:fill="D9D9D9"/>
+          <w:shd w:val="clear" w:color="auto" w:fill="A6A6A6"/>
         </w:rPr>
         <w:t>内＝</w:t>
       </w:r>
@@ -9097,7 +9097,7 @@
           <w:i/>
           <w:szCs w:val="21"/>
           <w:sz w:val="21"/>
-          <w:shd w:val="clear" w:color="auto" w:fill="D9D9D9"/>
+          <w:shd w:val="clear" w:color="auto" w:fill="A6A6A6"/>
         </w:rPr>
         <w:t>P</w:t>
       </w:r>
@@ -9107,7 +9107,7 @@
           <w:i/>
           <w:szCs w:val="21"/>
           <w:sz w:val="21"/>
-          <w:shd w:val="clear" w:color="auto" w:fill="D9D9D9"/>
+          <w:shd w:val="clear" w:color="auto" w:fill="A6A6A6"/>
         </w:rPr>
         <w:t>出＋</w:t>
       </w:r>
@@ -9117,7 +9117,7 @@
           <w:i/>
           <w:szCs w:val="21"/>
           <w:sz w:val="21"/>
-          <w:shd w:val="clear" w:color="auto" w:fill="D9D9D9"/>
+          <w:shd w:val="clear" w:color="auto" w:fill="A6A6A6"/>
         </w:rPr>
         <w:t>P</w:t>
       </w:r>
@@ -9127,7 +9127,7 @@
           <w:i/>
           <w:szCs w:val="21"/>
           <w:sz w:val="21"/>
-          <w:shd w:val="clear" w:color="auto" w:fill="D9D9D9"/>
+          <w:shd w:val="clear" w:color="auto" w:fill="A6A6A6"/>
         </w:rPr>
         <w:t>内</w:t>
       </w:r>
@@ -9265,7 +9265,7 @@
           <m:fPr>
             <m:ctrlPr>
               <w:rPr>
-                <w:shd w:val="clear" w:color="auto" w:fill="D9D9D9"/>
+                <w:shd w:val="clear" w:color="auto" w:fill="A6A6A6"/>
               </w:rPr>
             </m:ctrlPr>
           </m:fPr>
@@ -9542,7 +9542,7 @@
           <w:i/>
           <w:szCs w:val="21"/>
           <w:sz w:val="21"/>
-          <w:shd w:val="clear" w:color="auto" w:fill="D9D9D9"/>
+          <w:shd w:val="clear" w:color="auto" w:fill="A6A6A6"/>
         </w:rPr>
         <w:t>P</w:t>
       </w:r>
@@ -9552,7 +9552,7 @@
           <w:i/>
           <w:szCs w:val="21"/>
           <w:sz w:val="21"/>
-          <w:shd w:val="clear" w:color="auto" w:fill="D9D9D9"/>
+          <w:shd w:val="clear" w:color="auto" w:fill="A6A6A6"/>
         </w:rPr>
         <w:t>出＝</w:t>
       </w:r>
@@ -9562,7 +9562,7 @@
           <w:i/>
           <w:szCs w:val="21"/>
           <w:sz w:val="21"/>
-          <w:shd w:val="clear" w:color="auto" w:fill="D9D9D9"/>
+          <w:shd w:val="clear" w:color="auto" w:fill="A6A6A6"/>
         </w:rPr>
         <w:t>IU</w:t>
       </w:r>
@@ -9572,7 +9572,7 @@
           <w:i/>
           <w:szCs w:val="21"/>
           <w:sz w:val="21"/>
-          <w:shd w:val="clear" w:color="auto" w:fill="D9D9D9"/>
+          <w:shd w:val="clear" w:color="auto" w:fill="A6A6A6"/>
         </w:rPr>
         <w:t>＝</w:t>
       </w:r>
@@ -9582,7 +9582,7 @@
           <w:i/>
           <w:szCs w:val="21"/>
           <w:sz w:val="21"/>
-          <w:shd w:val="clear" w:color="auto" w:fill="D9D9D9"/>
+          <w:shd w:val="clear" w:color="auto" w:fill="A6A6A6"/>
         </w:rPr>
         <w:t>IE</w:t>
       </w:r>
@@ -9592,7 +9592,7 @@
           <w:i/>
           <w:szCs w:val="21"/>
           <w:sz w:val="21"/>
-          <w:shd w:val="clear" w:color="auto" w:fill="D9D9D9"/>
+          <w:shd w:val="clear" w:color="auto" w:fill="A6A6A6"/>
         </w:rPr>
         <w:t>－</w:t>
       </w:r>
@@ -9602,7 +9602,7 @@
           <w:i/>
           <w:szCs w:val="21"/>
           <w:sz w:val="21"/>
-          <w:shd w:val="clear" w:color="auto" w:fill="D9D9D9"/>
+          <w:shd w:val="clear" w:color="auto" w:fill="A6A6A6"/>
         </w:rPr>
         <w:t>I2r</w:t>
       </w:r>
@@ -9612,7 +9612,7 @@
           <w:i/>
           <w:szCs w:val="21"/>
           <w:sz w:val="21"/>
-          <w:shd w:val="clear" w:color="auto" w:fill="D9D9D9"/>
+          <w:shd w:val="clear" w:color="auto" w:fill="A6A6A6"/>
         </w:rPr>
         <w:t>＝</w:t>
       </w:r>
@@ -9622,7 +9622,7 @@
           <w:i/>
           <w:szCs w:val="21"/>
           <w:sz w:val="21"/>
-          <w:shd w:val="clear" w:color="auto" w:fill="D9D9D9"/>
+          <w:shd w:val="clear" w:color="auto" w:fill="A6A6A6"/>
         </w:rPr>
         <w:t>P</w:t>
       </w:r>
@@ -9632,7 +9632,7 @@
           <w:i/>
           <w:szCs w:val="21"/>
           <w:sz w:val="21"/>
-          <w:shd w:val="clear" w:color="auto" w:fill="D9D9D9"/>
+          <w:shd w:val="clear" w:color="auto" w:fill="A6A6A6"/>
         </w:rPr>
         <w:t>总－</w:t>
       </w:r>
@@ -9642,7 +9642,7 @@
           <w:i/>
           <w:szCs w:val="21"/>
           <w:sz w:val="21"/>
-          <w:shd w:val="clear" w:color="auto" w:fill="D9D9D9"/>
+          <w:shd w:val="clear" w:color="auto" w:fill="A6A6A6"/>
         </w:rPr>
         <w:t>P</w:t>
       </w:r>
@@ -9652,7 +9652,7 @@
           <w:i/>
           <w:szCs w:val="21"/>
           <w:sz w:val="21"/>
-          <w:shd w:val="clear" w:color="auto" w:fill="D9D9D9"/>
+          <w:shd w:val="clear" w:color="auto" w:fill="A6A6A6"/>
         </w:rPr>
         <w:t>内</w:t>
       </w:r>
@@ -9765,7 +9765,7 @@
           <m:fPr>
             <m:ctrlPr>
               <w:rPr>
-                <w:shd w:val="clear" w:color="auto" w:fill="D9D9D9"/>
+                <w:shd w:val="clear" w:color="auto" w:fill="A6A6A6"/>
               </w:rPr>
             </m:ctrlPr>
           </m:fPr>
@@ -9926,7 +9926,7 @@
           <m:fPr>
             <m:ctrlPr>
               <w:rPr>
-                <w:shd w:val="clear" w:color="auto" w:fill="D9D9D9"/>
+                <w:shd w:val="clear" w:color="auto" w:fill="A6A6A6"/>
               </w:rPr>
             </m:ctrlPr>
           </m:fPr>
@@ -10011,7 +10011,7 @@
           <m:fPr>
             <m:ctrlPr>
               <w:rPr>
-                <w:shd w:val="clear" w:color="auto" w:fill="D9D9D9"/>
+                <w:shd w:val="clear" w:color="auto" w:fill="A6A6A6"/>
               </w:rPr>
             </m:ctrlPr>
           </m:fPr>
@@ -10103,7 +10103,7 @@
           <m:fPr>
             <m:ctrlPr>
               <w:rPr>
-                <w:shd w:val="clear" w:color="auto" w:fill="D9D9D9"/>
+                <w:shd w:val="clear" w:color="auto" w:fill="A6A6A6"/>
               </w:rPr>
             </m:ctrlPr>
           </m:fPr>
@@ -10289,7 +10289,7 @@
           <m:fPr>
             <m:ctrlPr>
               <w:rPr>
-                <w:shd w:val="clear" w:color="auto" w:fill="D9D9D9"/>
+                <w:shd w:val="clear" w:color="auto" w:fill="A6A6A6"/>
               </w:rPr>
             </m:ctrlPr>
           </m:fPr>
@@ -10382,7 +10382,7 @@
           <m:fPr>
             <m:ctrlPr>
               <w:rPr>
-                <w:shd w:val="clear" w:color="auto" w:fill="D9D9D9"/>
+                <w:shd w:val="clear" w:color="auto" w:fill="A6A6A6"/>
               </w:rPr>
             </m:ctrlPr>
           </m:fPr>
@@ -10484,7 +10484,7 @@
           <m:fPr>
             <m:ctrlPr>
               <w:rPr>
-                <w:shd w:val="clear" w:color="auto" w:fill="D9D9D9"/>
+                <w:shd w:val="clear" w:color="auto" w:fill="A6A6A6"/>
               </w:rPr>
             </m:ctrlPr>
           </m:fPr>
@@ -10573,7 +10573,7 @@
           </m:rPr>
           <w:rPr>
             <w:rFonts w:cs="Cambria Math"/>
-            <w:shd w:val="clear" w:color="auto" w:fill="D9D9D9"/>
+            <w:shd w:val="clear" w:color="auto" w:fill="A6A6A6"/>
           </w:rPr>
           <m:t>+4r</m:t>
         </m:r>
@@ -10593,7 +10593,7 @@
           <w:rFonts w:ascii="Times New Roman" w:hAnsi="Times New Roman" w:eastAsia="宋体" w:cs="Times New Roman"/>
           <w:szCs w:val="21"/>
           <w:sz w:val="21"/>
-          <w:shd w:val="clear" w:color="auto" w:fill="D9D9D9"/>
+          <w:shd w:val="clear" w:color="auto" w:fill="A6A6A6"/>
         </w:rPr>
         <w:t>当</w:t>
       </w:r>
@@ -10602,7 +10602,7 @@
           <w:rFonts w:ascii="Times New Roman" w:hAnsi="Times New Roman" w:eastAsia="宋体" w:cs="Times New Roman"/>
           <w:szCs w:val="21"/>
           <w:sz w:val="21"/>
-          <w:shd w:val="clear" w:color="auto" w:fill="D9D9D9"/>
+          <w:shd w:val="clear" w:color="auto" w:fill="A6A6A6"/>
         </w:rPr>
         <w:t>R</w:t>
       </w:r>
@@ -10611,7 +10611,7 @@
           <w:rFonts w:ascii="Times New Roman" w:hAnsi="Times New Roman" w:eastAsia="宋体" w:cs="Times New Roman"/>
           <w:szCs w:val="21"/>
           <w:sz w:val="21"/>
-          <w:shd w:val="clear" w:color="auto" w:fill="D9D9D9"/>
+          <w:shd w:val="clear" w:color="auto" w:fill="A6A6A6"/>
         </w:rPr>
         <w:t>＝</w:t>
       </w:r>
@@ -10620,7 +10620,7 @@
           <w:rFonts w:ascii="Times New Roman" w:hAnsi="Times New Roman" w:eastAsia="宋体" w:cs="Times New Roman"/>
           <w:szCs w:val="21"/>
           <w:sz w:val="21"/>
-          <w:shd w:val="clear" w:color="auto" w:fill="D9D9D9"/>
+          <w:shd w:val="clear" w:color="auto" w:fill="A6A6A6"/>
         </w:rPr>
         <w:t>r</w:t>
       </w:r>
@@ -10629,7 +10629,7 @@
           <w:rFonts w:ascii="Times New Roman" w:hAnsi="Times New Roman" w:eastAsia="宋体" w:cs="Times New Roman"/>
           <w:szCs w:val="21"/>
           <w:sz w:val="21"/>
-          <w:shd w:val="clear" w:color="auto" w:fill="D9D9D9"/>
+          <w:shd w:val="clear" w:color="auto" w:fill="A6A6A6"/>
         </w:rPr>
         <w:t>时</w:t>
       </w:r>
@@ -10672,7 +10672,7 @@
           <m:fPr>
             <m:ctrlPr>
               <w:rPr>
-                <w:shd w:val="clear" w:color="auto" w:fill="D9D9D9"/>
+                <w:shd w:val="clear" w:color="auto" w:fill="A6A6A6"/>
               </w:rPr>
             </m:ctrlPr>
           </m:fPr>
@@ -10780,7 +10780,7 @@
           <m:fPr>
             <m:ctrlPr>
               <w:rPr>
-                <w:shd w:val="clear" w:color="auto" w:fill="D9D9D9"/>
+                <w:shd w:val="clear" w:color="auto" w:fill="A6A6A6"/>
               </w:rPr>
             </m:ctrlPr>
           </m:fPr>
@@ -10865,7 +10865,7 @@
           <m:fPr>
             <m:ctrlPr>
               <w:rPr>
-                <w:shd w:val="clear" w:color="auto" w:fill="D9D9D9"/>
+                <w:shd w:val="clear" w:color="auto" w:fill="A6A6A6"/>
               </w:rPr>
             </m:ctrlPr>
           </m:fPr>
@@ -10914,7 +10914,7 @@
           <m:fPr>
             <m:ctrlPr>
               <w:rPr>
-                <w:shd w:val="clear" w:color="auto" w:fill="D9D9D9"/>
+                <w:shd w:val="clear" w:color="auto" w:fill="A6A6A6"/>
               </w:rPr>
             </m:ctrlPr>
           </m:fPr>
@@ -10993,7 +10993,7 @@
           <w:i/>
           <w:szCs w:val="21"/>
           <w:sz w:val="21"/>
-          <w:shd w:val="clear" w:color="auto" w:fill="D9D9D9"/>
+          <w:shd w:val="clear" w:color="auto" w:fill="A6A6A6"/>
         </w:rPr>
         <w:t>R</w:t>
       </w:r>
@@ -11003,7 +11003,7 @@
           <w:i/>
           <w:szCs w:val="21"/>
           <w:sz w:val="21"/>
-          <w:shd w:val="clear" w:color="auto" w:fill="D9D9D9"/>
+          <w:shd w:val="clear" w:color="auto" w:fill="A6A6A6"/>
         </w:rPr>
         <w:t>增大，</w:t>
       </w:r>
@@ -11013,7 +11013,7 @@
           <w:i/>
           <w:szCs w:val="21"/>
           <w:sz w:val="21"/>
-          <w:shd w:val="clear" w:color="auto" w:fill="D9D9D9"/>
+          <w:shd w:val="clear" w:color="auto" w:fill="A6A6A6"/>
         </w:rPr>
         <w:t>η</w:t>
       </w:r>
@@ -11023,7 +11023,7 @@
           <w:i/>
           <w:szCs w:val="21"/>
           <w:sz w:val="21"/>
-          <w:shd w:val="clear" w:color="auto" w:fill="D9D9D9"/>
+          <w:shd w:val="clear" w:color="auto" w:fill="A6A6A6"/>
         </w:rPr>
         <w:t>越高</w:t>
       </w:r>
@@ -11132,7 +11132,7 @@
           <w:rFonts w:ascii="Times New Roman" w:hAnsi="Times New Roman" w:eastAsia="宋体" w:cs="Times New Roman"/>
           <w:szCs w:val="21"/>
           <w:sz w:val="21"/>
-          <w:shd w:val="clear" w:color="auto" w:fill="D9D9D9"/>
+          <w:shd w:val="clear" w:color="auto" w:fill="A6A6A6"/>
         </w:rPr>
         <w:t>）程序法</w:t>
       </w:r>
@@ -11274,7 +11274,7 @@
           <w:rFonts w:ascii="Times New Roman" w:hAnsi="Times New Roman" w:eastAsia="宋体" w:cs="Times New Roman"/>
           <w:szCs w:val="21"/>
           <w:sz w:val="21"/>
-          <w:shd w:val="clear" w:color="auto" w:fill="D9D9D9"/>
+          <w:shd w:val="clear" w:color="auto" w:fill="A6A6A6"/>
         </w:rPr>
         <w:t>所谓</w:t>
       </w:r>
@@ -11283,7 +11283,7 @@
           <w:rFonts w:ascii="Times New Roman" w:hAnsi="Times New Roman" w:eastAsia="宋体" w:cs="Times New Roman"/>
           <w:szCs w:val="21"/>
           <w:sz w:val="21"/>
-          <w:shd w:val="clear" w:color="auto" w:fill="D9D9D9"/>
+          <w:shd w:val="clear" w:color="auto" w:fill="A6A6A6"/>
         </w:rPr>
         <w:t>“</w:t>
       </w:r>
@@ -11292,7 +11292,7 @@
           <w:rFonts w:ascii="Times New Roman" w:hAnsi="Times New Roman" w:eastAsia="宋体" w:cs="Times New Roman"/>
           <w:szCs w:val="21"/>
           <w:sz w:val="21"/>
-          <w:shd w:val="clear" w:color="auto" w:fill="D9D9D9"/>
+          <w:shd w:val="clear" w:color="auto" w:fill="A6A6A6"/>
         </w:rPr>
         <w:t>串反</w:t>
       </w:r>
@@ -11301,7 +11301,7 @@
           <w:rFonts w:ascii="Times New Roman" w:hAnsi="Times New Roman" w:eastAsia="宋体" w:cs="Times New Roman"/>
           <w:szCs w:val="21"/>
           <w:sz w:val="21"/>
-          <w:shd w:val="clear" w:color="auto" w:fill="D9D9D9"/>
+          <w:shd w:val="clear" w:color="auto" w:fill="A6A6A6"/>
         </w:rPr>
         <w:t>”</w:t>
       </w:r>
@@ -11335,7 +11335,7 @@
           <w:rFonts w:ascii="Times New Roman" w:hAnsi="Times New Roman" w:eastAsia="宋体" w:cs="Times New Roman"/>
           <w:szCs w:val="21"/>
           <w:sz w:val="21"/>
-          <w:shd w:val="clear" w:color="auto" w:fill="D9D9D9"/>
+          <w:shd w:val="clear" w:color="auto" w:fill="A6A6A6"/>
         </w:rPr>
         <w:t>所谓</w:t>
       </w:r>
@@ -11344,7 +11344,7 @@
           <w:rFonts w:ascii="Times New Roman" w:hAnsi="Times New Roman" w:eastAsia="宋体" w:cs="Times New Roman"/>
           <w:szCs w:val="21"/>
           <w:sz w:val="21"/>
-          <w:shd w:val="clear" w:color="auto" w:fill="D9D9D9"/>
+          <w:shd w:val="clear" w:color="auto" w:fill="A6A6A6"/>
         </w:rPr>
         <w:t>“</w:t>
       </w:r>
@@ -11353,7 +11353,7 @@
           <w:rFonts w:ascii="Times New Roman" w:hAnsi="Times New Roman" w:eastAsia="宋体" w:cs="Times New Roman"/>
           <w:szCs w:val="21"/>
           <w:sz w:val="21"/>
-          <w:shd w:val="clear" w:color="auto" w:fill="D9D9D9"/>
+          <w:shd w:val="clear" w:color="auto" w:fill="A6A6A6"/>
         </w:rPr>
         <w:t>并同</w:t>
       </w:r>
@@ -11362,7 +11362,7 @@
           <w:rFonts w:ascii="Times New Roman" w:hAnsi="Times New Roman" w:eastAsia="宋体" w:cs="Times New Roman"/>
           <w:szCs w:val="21"/>
           <w:sz w:val="21"/>
-          <w:shd w:val="clear" w:color="auto" w:fill="D9D9D9"/>
+          <w:shd w:val="clear" w:color="auto" w:fill="A6A6A6"/>
         </w:rPr>
         <w:t>”</w:t>
       </w:r>
@@ -11404,7 +11404,7 @@
           <w:rFonts w:ascii="Times New Roman" w:hAnsi="Times New Roman" w:eastAsia="宋体" w:cs="Times New Roman"/>
           <w:szCs w:val="21"/>
           <w:sz w:val="21"/>
-          <w:shd w:val="clear" w:color="auto" w:fill="D9D9D9"/>
+          <w:shd w:val="clear" w:color="auto" w:fill="A6A6A6"/>
         </w:rPr>
         <w:t>）极限法</w:t>
       </w:r>
@@ -11533,7 +11533,7 @@
           <w:rFonts w:ascii="Times New Roman" w:hAnsi="Times New Roman" w:eastAsia="宋体" w:cs="Times New Roman"/>
           <w:szCs w:val="21"/>
           <w:sz w:val="21"/>
-          <w:shd w:val="clear" w:color="auto" w:fill="D9D9D9"/>
+          <w:shd w:val="clear" w:color="auto" w:fill="A6A6A6"/>
         </w:rPr>
         <w:t>把电容器所在的支路稳定时视为断路，简化电路时可以去掉，求电荷量时再在相应位置补上．</w:t>
       </w:r>
@@ -11633,7 +11633,7 @@
           <w:rFonts w:ascii="Times New Roman" w:hAnsi="Times New Roman" w:eastAsia="宋体" w:cs="Times New Roman"/>
           <w:szCs w:val="21"/>
           <w:sz w:val="21"/>
-          <w:shd w:val="clear" w:color="auto" w:fill="D9D9D9"/>
+          <w:shd w:val="clear" w:color="auto" w:fill="A6A6A6"/>
         </w:rPr>
         <w:t>）电容器两端的电压等于与之并联的电阻两端的电压．</w:t>
       </w:r>
@@ -11742,7 +11742,7 @@
           <w:rFonts w:ascii="Times New Roman" w:hAnsi="Times New Roman" w:eastAsia="宋体" w:cs="Times New Roman"/>
           <w:szCs w:val="21"/>
           <w:sz w:val="21"/>
-          <w:shd w:val="clear" w:color="auto" w:fill="D9D9D9"/>
+          <w:shd w:val="clear" w:color="auto" w:fill="A6A6A6"/>
         </w:rPr>
         <w:t>|Q1</w:t>
       </w:r>
@@ -11751,7 +11751,7 @@
           <w:rFonts w:ascii="Times New Roman" w:hAnsi="Times New Roman" w:eastAsia="宋体" w:cs="Times New Roman"/>
           <w:szCs w:val="21"/>
           <w:sz w:val="21"/>
-          <w:shd w:val="clear" w:color="auto" w:fill="D9D9D9"/>
+          <w:shd w:val="clear" w:color="auto" w:fill="A6A6A6"/>
         </w:rPr>
         <w:t>－</w:t>
       </w:r>
@@ -11760,7 +11760,7 @@
           <w:rFonts w:ascii="Times New Roman" w:hAnsi="Times New Roman" w:eastAsia="宋体" w:cs="Times New Roman"/>
           <w:szCs w:val="21"/>
           <w:sz w:val="21"/>
-          <w:shd w:val="clear" w:color="auto" w:fill="D9D9D9"/>
+          <w:shd w:val="clear" w:color="auto" w:fill="A6A6A6"/>
         </w:rPr>
         <w:t>Q2|</w:t>
       </w:r>
@@ -11812,7 +11812,7 @@
           <w:i/>
           <w:szCs w:val="21"/>
           <w:sz w:val="21"/>
-          <w:shd w:val="clear" w:color="auto" w:fill="D9D9D9"/>
+          <w:shd w:val="clear" w:color="auto" w:fill="A6A6A6"/>
         </w:rPr>
         <w:t>Q1</w:t>
       </w:r>
@@ -11822,7 +11822,7 @@
           <w:i/>
           <w:szCs w:val="21"/>
           <w:sz w:val="21"/>
-          <w:shd w:val="clear" w:color="auto" w:fill="D9D9D9"/>
+          <w:shd w:val="clear" w:color="auto" w:fill="A6A6A6"/>
         </w:rPr>
         <w:t>＋</w:t>
       </w:r>
@@ -11832,7 +11832,7 @@
           <w:i/>
           <w:szCs w:val="21"/>
           <w:sz w:val="21"/>
-          <w:shd w:val="clear" w:color="auto" w:fill="D9D9D9"/>
+          <w:shd w:val="clear" w:color="auto" w:fill="A6A6A6"/>
         </w:rPr>
         <w:t>Q2</w:t>
       </w:r>
@@ -11972,7 +11972,7 @@
           <w:rFonts w:ascii="Times New Roman" w:hAnsi="Times New Roman" w:eastAsia="宋体" w:cs="Times New Roman"/>
           <w:szCs w:val="21"/>
           <w:sz w:val="21"/>
-          <w:shd w:val="clear" w:color="auto" w:fill="D9D9D9"/>
+          <w:shd w:val="clear" w:color="auto" w:fill="A6A6A6"/>
         </w:rPr>
         <w:t>E-Ir</w:t>
       </w:r>
@@ -12127,7 +12127,7 @@
           <w:rFonts w:ascii="Times New Roman" w:hAnsi="Times New Roman" w:eastAsia="宋体" w:cs="Times New Roman"/>
           <w:szCs w:val="21"/>
           <w:sz w:val="21"/>
-          <w:shd w:val="clear" w:color="auto" w:fill="D9D9D9"/>
+          <w:shd w:val="clear" w:color="auto" w:fill="A6A6A6"/>
         </w:rPr>
         <w:t>电动势</w:t>
       </w:r>
@@ -12198,7 +12198,7 @@
           <m:fPr>
             <m:ctrlPr>
               <w:rPr>
-                <w:shd w:val="clear" w:color="auto" w:fill="D9D9D9"/>
+                <w:shd w:val="clear" w:color="auto" w:fill="A6A6A6"/>
               </w:rPr>
             </m:ctrlPr>
           </m:fPr>
@@ -12275,7 +12275,7 @@
           <w:rFonts w:ascii="Times New Roman" w:hAnsi="Times New Roman" w:eastAsia="宋体" w:cs="Times New Roman"/>
           <w:szCs w:val="21"/>
           <w:sz w:val="21"/>
-          <w:shd w:val="clear" w:color="auto" w:fill="D9D9D9"/>
+          <w:shd w:val="clear" w:color="auto" w:fill="A6A6A6"/>
         </w:rPr>
         <w:t>内阻</w:t>
       </w:r>
@@ -12349,7 +12349,7 @@
           <m:fPr>
             <m:ctrlPr>
               <w:rPr>
-                <w:shd w:val="clear" w:color="auto" w:fill="D9D9D9"/>
+                <w:shd w:val="clear" w:color="auto" w:fill="A6A6A6"/>
               </w:rPr>
             </m:ctrlPr>
           </m:fPr>
@@ -12548,7 +12548,7 @@
           <m:fPr>
             <m:ctrlPr>
               <w:rPr>
-                <w:shd w:val="clear" w:color="auto" w:fill="D9D9D9"/>
+                <w:shd w:val="clear" w:color="auto" w:fill="A6A6A6"/>
               </w:rPr>
             </m:ctrlPr>
           </m:fPr>
@@ -12641,7 +12641,7 @@
           <m:fPr>
             <m:ctrlPr>
               <w:rPr>
-                <w:shd w:val="clear" w:color="auto" w:fill="D9D9D9"/>
+                <w:shd w:val="clear" w:color="auto" w:fill="A6A6A6"/>
               </w:rPr>
             </m:ctrlPr>
           </m:fPr>
@@ -12727,7 +12727,7 @@
             <m:endChr m:val="|"/>
             <m:ctrlPr>
               <w:rPr>
-                <w:shd w:val="clear" w:color="auto" w:fill="D9D9D9"/>
+                <w:shd w:val="clear" w:color="auto" w:fill="A6A6A6"/>
               </w:rPr>
             </m:ctrlPr>
           </m:dPr>
@@ -12787,7 +12787,7 @@
           </m:rPr>
           <w:rPr>
             <w:rFonts w:cs="Cambria Math"/>
-            <w:shd w:val="clear" w:color="auto" w:fill="D9D9D9"/>
+            <w:shd w:val="clear" w:color="auto" w:fill="A6A6A6"/>
           </w:rPr>
           <m:t>=</m:t>
         </m:r>
@@ -12795,7 +12795,7 @@
           <m:fPr>
             <m:ctrlPr>
               <w:rPr>
-                <w:shd w:val="clear" w:color="auto" w:fill="D9D9D9"/>
+                <w:shd w:val="clear" w:color="auto" w:fill="A6A6A6"/>
               </w:rPr>
             </m:ctrlPr>
           </m:fPr>
@@ -12975,7 +12975,7 @@
           <w:rFonts w:ascii="Times New Roman" w:hAnsi="Times New Roman" w:eastAsia="宋体" w:cs="Times New Roman"/>
           <w:szCs w:val="21"/>
           <w:sz w:val="21"/>
-          <w:shd w:val="clear" w:color="auto" w:fill="D9D9D9"/>
+          <w:shd w:val="clear" w:color="auto" w:fill="A6A6A6"/>
         </w:rPr>
         <w:t>：如图所示，图中的阴影</w:t>
       </w:r>
@@ -12984,7 +12984,7 @@
           <w:rFonts w:ascii="Times New Roman" w:hAnsi="Times New Roman" w:eastAsia="宋体" w:cs="Times New Roman"/>
           <w:szCs w:val="21"/>
           <w:sz w:val="21"/>
-          <w:shd w:val="clear" w:color="auto" w:fill="D9D9D9"/>
+          <w:shd w:val="clear" w:color="auto" w:fill="A6A6A6"/>
         </w:rPr>
         <w:t>“</w:t>
       </w:r>
@@ -12993,7 +12993,7 @@
           <w:rFonts w:ascii="Times New Roman" w:hAnsi="Times New Roman" w:eastAsia="宋体" w:cs="Times New Roman"/>
           <w:szCs w:val="21"/>
           <w:sz w:val="21"/>
-          <w:shd w:val="clear" w:color="auto" w:fill="D9D9D9"/>
+          <w:shd w:val="clear" w:color="auto" w:fill="A6A6A6"/>
         </w:rPr>
         <w:t>面积</w:t>
       </w:r>
@@ -13002,7 +13002,7 @@
           <w:rFonts w:ascii="Times New Roman" w:hAnsi="Times New Roman" w:eastAsia="宋体" w:cs="Times New Roman"/>
           <w:szCs w:val="21"/>
           <w:sz w:val="21"/>
-          <w:shd w:val="clear" w:color="auto" w:fill="D9D9D9"/>
+          <w:shd w:val="clear" w:color="auto" w:fill="A6A6A6"/>
         </w:rPr>
         <w:t>”</w:t>
       </w:r>
@@ -13011,7 +13011,7 @@
           <w:rFonts w:ascii="Times New Roman" w:hAnsi="Times New Roman" w:eastAsia="宋体" w:cs="Times New Roman"/>
           <w:szCs w:val="21"/>
           <w:sz w:val="21"/>
-          <w:shd w:val="clear" w:color="auto" w:fill="D9D9D9"/>
+          <w:shd w:val="clear" w:color="auto" w:fill="A6A6A6"/>
         </w:rPr>
         <w:t>表示电源的输出功率</w:t>
       </w:r>
@@ -13622,7 +13622,7 @@
                 <m:fPr>
                   <m:ctrlPr>
                     <w:rPr>
-                      <w:shd w:val="clear" w:color="auto" w:fill="D9D9D9"/>
+                      <w:shd w:val="clear" w:color="auto" w:fill="A6A6A6"/>
                     </w:rPr>
                   </m:ctrlPr>
                 </m:fPr>
@@ -14256,7 +14256,7 @@
           </m:rPr>
           <w:rPr>
             <w:rFonts w:cs="Cambria Math"/>
-            <w:shd w:val="clear" w:color="auto" w:fill="D9D9D9"/>
+            <w:shd w:val="clear" w:color="auto" w:fill="A6A6A6"/>
           </w:rPr>
           <m:t>E=</m:t>
         </m:r>
@@ -14264,7 +14264,7 @@
           <m:sSubPr>
             <m:ctrlPr>
               <w:rPr>
-                <w:shd w:val="clear" w:color="auto" w:fill="D9D9D9"/>
+                <w:shd w:val="clear" w:color="auto" w:fill="A6A6A6"/>
               </w:rPr>
             </m:ctrlPr>
           </m:sSubPr>
@@ -14297,7 +14297,7 @@
           </m:rPr>
           <w:rPr>
             <w:rFonts w:cs="Cambria Math"/>
-            <w:shd w:val="clear" w:color="auto" w:fill="D9D9D9"/>
+            <w:shd w:val="clear" w:color="auto" w:fill="A6A6A6"/>
           </w:rPr>
           <m:t>+</m:t>
         </m:r>
@@ -14305,7 +14305,7 @@
           <m:sSubPr>
             <m:ctrlPr>
               <w:rPr>
-                <w:shd w:val="clear" w:color="auto" w:fill="D9D9D9"/>
+                <w:shd w:val="clear" w:color="auto" w:fill="A6A6A6"/>
               </w:rPr>
             </m:ctrlPr>
           </m:sSubPr>
@@ -14338,7 +14338,7 @@
           </m:rPr>
           <w:rPr>
             <w:rFonts w:cs="Cambria Math"/>
-            <w:shd w:val="clear" w:color="auto" w:fill="D9D9D9"/>
+            <w:shd w:val="clear" w:color="auto" w:fill="A6A6A6"/>
           </w:rPr>
           <m:t>rE=</m:t>
         </m:r>
@@ -14346,7 +14346,7 @@
           <m:sSubPr>
             <m:ctrlPr>
               <w:rPr>
-                <w:shd w:val="clear" w:color="auto" w:fill="D9D9D9"/>
+                <w:shd w:val="clear" w:color="auto" w:fill="A6A6A6"/>
               </w:rPr>
             </m:ctrlPr>
           </m:sSubPr>
@@ -14379,7 +14379,7 @@
           </m:rPr>
           <w:rPr>
             <w:rFonts w:cs="Cambria Math"/>
-            <w:shd w:val="clear" w:color="auto" w:fill="D9D9D9"/>
+            <w:shd w:val="clear" w:color="auto" w:fill="A6A6A6"/>
           </w:rPr>
           <m:t>+</m:t>
         </m:r>
@@ -14387,7 +14387,7 @@
           <m:sSubPr>
             <m:ctrlPr>
               <w:rPr>
-                <w:shd w:val="clear" w:color="auto" w:fill="D9D9D9"/>
+                <w:shd w:val="clear" w:color="auto" w:fill="A6A6A6"/>
               </w:rPr>
             </m:ctrlPr>
           </m:sSubPr>
@@ -14420,7 +14420,7 @@
           </m:rPr>
           <w:rPr>
             <w:rFonts w:cs="Cambria Math"/>
-            <w:shd w:val="clear" w:color="auto" w:fill="D9D9D9"/>
+            <w:shd w:val="clear" w:color="auto" w:fill="A6A6A6"/>
           </w:rPr>
           <m:t>r</m:t>
         </m:r>
@@ -14430,7 +14430,7 @@
           </m:rPr>
           <w:rPr>
             <w:rFonts w:cs="Cambria Math"/>
-            <w:shd w:val="clear" w:color="auto" w:fill="D9D9D9"/>
+            <w:shd w:val="clear" w:color="auto" w:fill="A6A6A6"/>
           </w:rPr>
           <m:t>E=</m:t>
         </m:r>
@@ -14438,7 +14438,7 @@
           <m:fPr>
             <m:ctrlPr>
               <w:rPr>
-                <w:shd w:val="clear" w:color="auto" w:fill="D9D9D9"/>
+                <w:shd w:val="clear" w:color="auto" w:fill="A6A6A6"/>
               </w:rPr>
             </m:ctrlPr>
           </m:fPr>
@@ -14633,7 +14633,7 @@
           </m:rPr>
           <w:rPr>
             <w:rFonts w:cs="Cambria Math"/>
-            <w:shd w:val="clear" w:color="auto" w:fill="D9D9D9"/>
+            <w:shd w:val="clear" w:color="auto" w:fill="A6A6A6"/>
           </w:rPr>
           <m:t>r=</m:t>
         </m:r>
@@ -14641,7 +14641,7 @@
           <m:fPr>
             <m:ctrlPr>
               <w:rPr>
-                <w:shd w:val="clear" w:color="auto" w:fill="D9D9D9"/>
+                <w:shd w:val="clear" w:color="auto" w:fill="A6A6A6"/>
               </w:rPr>
             </m:ctrlPr>
           </m:fPr>
@@ -16370,7 +16370,7 @@
           <m:fPr>
             <m:ctrlPr>
               <w:rPr>
-                <w:shd w:val="clear" w:color="auto" w:fill="D9D9D9"/>
+                <w:shd w:val="clear" w:color="auto" w:fill="A6A6A6"/>
               </w:rPr>
             </m:ctrlPr>
           </m:fPr>
@@ -16454,7 +16454,7 @@
           <m:fPr>
             <m:ctrlPr>
               <w:rPr>
-                <w:shd w:val="clear" w:color="auto" w:fill="D9D9D9"/>
+                <w:shd w:val="clear" w:color="auto" w:fill="A6A6A6"/>
               </w:rPr>
             </m:ctrlPr>
           </m:fPr>
@@ -17172,7 +17172,7 @@
           <m:fPr>
             <m:ctrlPr>
               <w:rPr>
-                <w:shd w:val="clear" w:color="auto" w:fill="D9D9D9"/>
+                <w:shd w:val="clear" w:color="auto" w:fill="A6A6A6"/>
               </w:rPr>
             </m:ctrlPr>
           </m:fPr>
@@ -17414,7 +17414,7 @@
           <w:i/>
           <w:szCs w:val="21"/>
           <w:sz w:val="21"/>
-          <w:shd w:val="clear" w:color="auto" w:fill="D9D9D9"/>
+          <w:shd w:val="clear" w:color="auto" w:fill="A6A6A6"/>
         </w:rPr>
         <w:t>E</w:t>
       </w:r>
@@ -17424,7 +17424,7 @@
           <w:i/>
           <w:szCs w:val="21"/>
           <w:sz w:val="21"/>
-          <w:shd w:val="clear" w:color="auto" w:fill="D9D9D9"/>
+          <w:shd w:val="clear" w:color="auto" w:fill="A6A6A6"/>
         </w:rPr>
         <w:t>真</w:t>
       </w:r>
@@ -17434,7 +17434,7 @@
           <w:i/>
           <w:szCs w:val="21"/>
           <w:sz w:val="21"/>
-          <w:shd w:val="clear" w:color="auto" w:fill="D9D9D9"/>
+          <w:shd w:val="clear" w:color="auto" w:fill="A6A6A6"/>
         </w:rPr>
         <w:t>&gt;E</w:t>
       </w:r>
@@ -17444,7 +17444,7 @@
           <w:i/>
           <w:szCs w:val="21"/>
           <w:sz w:val="21"/>
-          <w:shd w:val="clear" w:color="auto" w:fill="D9D9D9"/>
+          <w:shd w:val="clear" w:color="auto" w:fill="A6A6A6"/>
         </w:rPr>
         <w:t>测，</w:t>
       </w:r>
@@ -17454,7 +17454,7 @@
           <w:i/>
           <w:szCs w:val="21"/>
           <w:sz w:val="21"/>
-          <w:shd w:val="clear" w:color="auto" w:fill="D9D9D9"/>
+          <w:shd w:val="clear" w:color="auto" w:fill="A6A6A6"/>
         </w:rPr>
         <w:t>r</w:t>
       </w:r>
@@ -17464,7 +17464,7 @@
           <w:i/>
           <w:szCs w:val="21"/>
           <w:sz w:val="21"/>
-          <w:shd w:val="clear" w:color="auto" w:fill="D9D9D9"/>
+          <w:shd w:val="clear" w:color="auto" w:fill="A6A6A6"/>
         </w:rPr>
         <w:t>真</w:t>
       </w:r>
@@ -17474,7 +17474,7 @@
           <w:i/>
           <w:szCs w:val="21"/>
           <w:sz w:val="21"/>
-          <w:shd w:val="clear" w:color="auto" w:fill="D9D9D9"/>
+          <w:shd w:val="clear" w:color="auto" w:fill="A6A6A6"/>
         </w:rPr>
         <w:t>&gt;r</w:t>
       </w:r>
@@ -17484,7 +17484,7 @@
           <w:i/>
           <w:szCs w:val="21"/>
           <w:sz w:val="21"/>
-          <w:shd w:val="clear" w:color="auto" w:fill="D9D9D9"/>
+          <w:shd w:val="clear" w:color="auto" w:fill="A6A6A6"/>
         </w:rPr>
         <w:t>测</w:t>
       </w:r>
@@ -18007,7 +18007,7 @@
           <w:i/>
           <w:szCs w:val="21"/>
           <w:sz w:val="21"/>
-          <w:shd w:val="clear" w:color="auto" w:fill="D9D9D9"/>
+          <w:shd w:val="clear" w:color="auto" w:fill="A6A6A6"/>
         </w:rPr>
         <w:t>E</w:t>
       </w:r>
@@ -18017,7 +18017,7 @@
           <w:i/>
           <w:szCs w:val="21"/>
           <w:sz w:val="21"/>
-          <w:shd w:val="clear" w:color="auto" w:fill="D9D9D9"/>
+          <w:shd w:val="clear" w:color="auto" w:fill="A6A6A6"/>
         </w:rPr>
         <w:t>测＝</w:t>
       </w:r>
@@ -18027,7 +18027,7 @@
           <w:i/>
           <w:szCs w:val="21"/>
           <w:sz w:val="21"/>
-          <w:shd w:val="clear" w:color="auto" w:fill="D9D9D9"/>
+          <w:shd w:val="clear" w:color="auto" w:fill="A6A6A6"/>
         </w:rPr>
         <w:t>E</w:t>
       </w:r>
@@ -18037,7 +18037,7 @@
           <w:i/>
           <w:szCs w:val="21"/>
           <w:sz w:val="21"/>
-          <w:shd w:val="clear" w:color="auto" w:fill="D9D9D9"/>
+          <w:shd w:val="clear" w:color="auto" w:fill="A6A6A6"/>
         </w:rPr>
         <w:t>真，</w:t>
       </w:r>
@@ -18047,7 +18047,7 @@
           <w:i/>
           <w:szCs w:val="21"/>
           <w:sz w:val="21"/>
-          <w:shd w:val="clear" w:color="auto" w:fill="D9D9D9"/>
+          <w:shd w:val="clear" w:color="auto" w:fill="A6A6A6"/>
         </w:rPr>
         <w:t>r</w:t>
       </w:r>
@@ -18057,7 +18057,7 @@
           <w:i/>
           <w:szCs w:val="21"/>
           <w:sz w:val="21"/>
-          <w:shd w:val="clear" w:color="auto" w:fill="D9D9D9"/>
+          <w:shd w:val="clear" w:color="auto" w:fill="A6A6A6"/>
         </w:rPr>
         <w:t>测</w:t>
       </w:r>
@@ -18067,7 +18067,7 @@
           <w:i/>
           <w:szCs w:val="21"/>
           <w:sz w:val="21"/>
-          <w:shd w:val="clear" w:color="auto" w:fill="D9D9D9"/>
+          <w:shd w:val="clear" w:color="auto" w:fill="A6A6A6"/>
         </w:rPr>
         <w:t>&gt;r</w:t>
       </w:r>
@@ -18077,7 +18077,7 @@
           <w:i/>
           <w:szCs w:val="21"/>
           <w:sz w:val="21"/>
-          <w:shd w:val="clear" w:color="auto" w:fill="D9D9D9"/>
+          <w:shd w:val="clear" w:color="auto" w:fill="A6A6A6"/>
         </w:rPr>
         <w:t>真</w:t>
       </w:r>
@@ -18429,7 +18429,7 @@
           <w:rFonts w:ascii="Times New Roman" w:hAnsi="Times New Roman" w:eastAsia="宋体" w:cs="Times New Roman"/>
           <w:szCs w:val="21"/>
           <w:sz w:val="21"/>
-          <w:shd w:val="clear" w:color="auto" w:fill="D9D9D9"/>
+          <w:shd w:val="clear" w:color="auto" w:fill="A6A6A6"/>
         </w:rPr>
         <w:t>电路的选择：伏安法测电源电动势和内阻有两种接法，由于电流表内阻与干电池内阻接近，所以电流表应采用内接法，即一般选择误差较小的甲电路图。</w:t>
       </w:r>
@@ -19030,7 +19030,7 @@
           </m:rPr>
           <w:rPr>
             <w:rFonts w:cs="Cambria Math"/>
-            <w:shd w:val="clear" w:color="auto" w:fill="D9D9D9"/>
+            <w:shd w:val="clear" w:color="auto" w:fill="A6A6A6"/>
           </w:rPr>
           <m:t>E=</m:t>
         </m:r>
@@ -19038,7 +19038,7 @@
           <m:sSubPr>
             <m:ctrlPr>
               <w:rPr>
-                <w:shd w:val="clear" w:color="auto" w:fill="D9D9D9"/>
+                <w:shd w:val="clear" w:color="auto" w:fill="A6A6A6"/>
               </w:rPr>
             </m:ctrlPr>
           </m:sSubPr>
@@ -19069,7 +19069,7 @@
           <m:sSubPr>
             <m:ctrlPr>
               <w:rPr>
-                <w:shd w:val="clear" w:color="auto" w:fill="D9D9D9"/>
+                <w:shd w:val="clear" w:color="auto" w:fill="A6A6A6"/>
               </w:rPr>
             </m:ctrlPr>
           </m:sSubPr>
@@ -19102,7 +19102,7 @@
           </m:rPr>
           <w:rPr>
             <w:rFonts w:cs="Cambria Math"/>
-            <w:shd w:val="clear" w:color="auto" w:fill="D9D9D9"/>
+            <w:shd w:val="clear" w:color="auto" w:fill="A6A6A6"/>
           </w:rPr>
           <m:t>+</m:t>
         </m:r>
@@ -19110,7 +19110,7 @@
           <m:sSubPr>
             <m:ctrlPr>
               <w:rPr>
-                <w:shd w:val="clear" w:color="auto" w:fill="D9D9D9"/>
+                <w:shd w:val="clear" w:color="auto" w:fill="A6A6A6"/>
               </w:rPr>
             </m:ctrlPr>
           </m:sSubPr>
@@ -19143,7 +19143,7 @@
           </m:rPr>
           <w:rPr>
             <w:rFonts w:cs="Cambria Math"/>
-            <w:shd w:val="clear" w:color="auto" w:fill="D9D9D9"/>
+            <w:shd w:val="clear" w:color="auto" w:fill="A6A6A6"/>
           </w:rPr>
           <m:t>r</m:t>
         </m:r>
@@ -19153,7 +19153,7 @@
           </m:rPr>
           <w:rPr>
             <w:rFonts w:cs="Cambria Math"/>
-            <w:shd w:val="clear" w:color="auto" w:fill="D9D9D9"/>
+            <w:shd w:val="clear" w:color="auto" w:fill="A6A6A6"/>
           </w:rPr>
           <m:t>E=</m:t>
         </m:r>
@@ -19161,7 +19161,7 @@
           <m:sSubPr>
             <m:ctrlPr>
               <w:rPr>
-                <w:shd w:val="clear" w:color="auto" w:fill="D9D9D9"/>
+                <w:shd w:val="clear" w:color="auto" w:fill="A6A6A6"/>
               </w:rPr>
             </m:ctrlPr>
           </m:sSubPr>
@@ -19192,7 +19192,7 @@
           <m:sSubPr>
             <m:ctrlPr>
               <w:rPr>
-                <w:shd w:val="clear" w:color="auto" w:fill="D9D9D9"/>
+                <w:shd w:val="clear" w:color="auto" w:fill="A6A6A6"/>
               </w:rPr>
             </m:ctrlPr>
           </m:sSubPr>
@@ -19225,7 +19225,7 @@
           </m:rPr>
           <w:rPr>
             <w:rFonts w:cs="Cambria Math"/>
-            <w:shd w:val="clear" w:color="auto" w:fill="D9D9D9"/>
+            <w:shd w:val="clear" w:color="auto" w:fill="A6A6A6"/>
           </w:rPr>
           <m:t>+</m:t>
         </m:r>
@@ -19233,7 +19233,7 @@
           <m:sSubPr>
             <m:ctrlPr>
               <w:rPr>
-                <w:shd w:val="clear" w:color="auto" w:fill="D9D9D9"/>
+                <w:shd w:val="clear" w:color="auto" w:fill="A6A6A6"/>
               </w:rPr>
             </m:ctrlPr>
           </m:sSubPr>
@@ -19266,7 +19266,7 @@
           </m:rPr>
           <w:rPr>
             <w:rFonts w:cs="Cambria Math"/>
-            <w:shd w:val="clear" w:color="auto" w:fill="D9D9D9"/>
+            <w:shd w:val="clear" w:color="auto" w:fill="A6A6A6"/>
           </w:rPr>
           <m:t>r</m:t>
         </m:r>
@@ -19448,7 +19448,7 @@
           <m:fPr>
             <m:ctrlPr>
               <w:rPr>
-                <w:shd w:val="clear" w:color="auto" w:fill="D9D9D9"/>
+                <w:shd w:val="clear" w:color="auto" w:fill="A6A6A6"/>
               </w:rPr>
             </m:ctrlPr>
           </m:fPr>
@@ -19489,7 +19489,7 @@
           <m:fPr>
             <m:ctrlPr>
               <w:rPr>
-                <w:shd w:val="clear" w:color="auto" w:fill="D9D9D9"/>
+                <w:shd w:val="clear" w:color="auto" w:fill="A6A6A6"/>
               </w:rPr>
             </m:ctrlPr>
           </m:fPr>
@@ -19539,7 +19539,7 @@
           <m:fPr>
             <m:ctrlPr>
               <w:rPr>
-                <w:shd w:val="clear" w:color="auto" w:fill="D9D9D9"/>
+                <w:shd w:val="clear" w:color="auto" w:fill="A6A6A6"/>
               </w:rPr>
             </m:ctrlPr>
           </m:fPr>
@@ -19580,7 +19580,7 @@
           <m:fPr>
             <m:ctrlPr>
               <w:rPr>
-                <w:shd w:val="clear" w:color="auto" w:fill="D9D9D9"/>
+                <w:shd w:val="clear" w:color="auto" w:fill="A6A6A6"/>
               </w:rPr>
             </m:ctrlPr>
           </m:fPr>
@@ -19648,7 +19648,7 @@
           <m:fPr>
             <m:ctrlPr>
               <w:rPr>
-                <w:shd w:val="clear" w:color="auto" w:fill="D9D9D9"/>
+                <w:shd w:val="clear" w:color="auto" w:fill="A6A6A6"/>
               </w:rPr>
             </m:ctrlPr>
           </m:fPr>
@@ -19723,7 +19723,7 @@
           <m:fPr>
             <m:ctrlPr>
               <w:rPr>
-                <w:shd w:val="clear" w:color="auto" w:fill="D9D9D9"/>
+                <w:shd w:val="clear" w:color="auto" w:fill="A6A6A6"/>
               </w:rPr>
             </m:ctrlPr>
           </m:fPr>
@@ -19764,7 +19764,7 @@
           <m:fPr>
             <m:ctrlPr>
               <w:rPr>
-                <w:shd w:val="clear" w:color="auto" w:fill="D9D9D9"/>
+                <w:shd w:val="clear" w:color="auto" w:fill="A6A6A6"/>
               </w:rPr>
             </m:ctrlPr>
           </m:fPr>
@@ -19849,7 +19849,7 @@
           <m:fPr>
             <m:ctrlPr>
               <w:rPr>
-                <w:shd w:val="clear" w:color="auto" w:fill="D9D9D9"/>
+                <w:shd w:val="clear" w:color="auto" w:fill="A6A6A6"/>
               </w:rPr>
             </m:ctrlPr>
           </m:fPr>
@@ -19924,7 +19924,7 @@
           <m:fPr>
             <m:ctrlPr>
               <w:rPr>
-                <w:shd w:val="clear" w:color="auto" w:fill="D9D9D9"/>
+                <w:shd w:val="clear" w:color="auto" w:fill="A6A6A6"/>
               </w:rPr>
             </m:ctrlPr>
           </m:fPr>
@@ -19992,7 +19992,7 @@
           <m:fPr>
             <m:ctrlPr>
               <w:rPr>
-                <w:shd w:val="clear" w:color="auto" w:fill="D9D9D9"/>
+                <w:shd w:val="clear" w:color="auto" w:fill="A6A6A6"/>
               </w:rPr>
             </m:ctrlPr>
           </m:fPr>
@@ -20231,7 +20231,7 @@
           <w:i/>
           <w:szCs w:val="21"/>
           <w:sz w:val="21"/>
-          <w:shd w:val="clear" w:color="auto" w:fill="D9D9D9"/>
+          <w:shd w:val="clear" w:color="auto" w:fill="A6A6A6"/>
         </w:rPr>
         <w:t>E</w:t>
       </w:r>
@@ -20241,7 +20241,7 @@
           <w:i/>
           <w:szCs w:val="21"/>
           <w:sz w:val="21"/>
-          <w:shd w:val="clear" w:color="auto" w:fill="D9D9D9"/>
+          <w:shd w:val="clear" w:color="auto" w:fill="A6A6A6"/>
         </w:rPr>
         <w:t>测＝</w:t>
       </w:r>
@@ -20251,7 +20251,7 @@
           <w:i/>
           <w:szCs w:val="21"/>
           <w:sz w:val="21"/>
-          <w:shd w:val="clear" w:color="auto" w:fill="D9D9D9"/>
+          <w:shd w:val="clear" w:color="auto" w:fill="A6A6A6"/>
         </w:rPr>
         <w:t>E</w:t>
       </w:r>
@@ -20261,7 +20261,7 @@
           <w:i/>
           <w:szCs w:val="21"/>
           <w:sz w:val="21"/>
-          <w:shd w:val="clear" w:color="auto" w:fill="D9D9D9"/>
+          <w:shd w:val="clear" w:color="auto" w:fill="A6A6A6"/>
         </w:rPr>
         <w:t>真，</w:t>
       </w:r>
@@ -20271,7 +20271,7 @@
           <w:i/>
           <w:szCs w:val="21"/>
           <w:sz w:val="21"/>
-          <w:shd w:val="clear" w:color="auto" w:fill="D9D9D9"/>
+          <w:shd w:val="clear" w:color="auto" w:fill="A6A6A6"/>
         </w:rPr>
         <w:t>r</w:t>
       </w:r>
@@ -20281,7 +20281,7 @@
           <w:i/>
           <w:szCs w:val="21"/>
           <w:sz w:val="21"/>
-          <w:shd w:val="clear" w:color="auto" w:fill="D9D9D9"/>
+          <w:shd w:val="clear" w:color="auto" w:fill="A6A6A6"/>
         </w:rPr>
         <w:t>测＞</w:t>
       </w:r>
@@ -20291,7 +20291,7 @@
           <w:i/>
           <w:szCs w:val="21"/>
           <w:sz w:val="21"/>
-          <w:shd w:val="clear" w:color="auto" w:fill="D9D9D9"/>
+          <w:shd w:val="clear" w:color="auto" w:fill="A6A6A6"/>
         </w:rPr>
         <w:t>r</w:t>
       </w:r>
@@ -20301,7 +20301,7 @@
           <w:i/>
           <w:szCs w:val="21"/>
           <w:sz w:val="21"/>
-          <w:shd w:val="clear" w:color="auto" w:fill="D9D9D9"/>
+          <w:shd w:val="clear" w:color="auto" w:fill="A6A6A6"/>
         </w:rPr>
         <w:t>真</w:t>
       </w:r>
@@ -20506,7 +20506,7 @@
           <m:fPr>
             <m:ctrlPr>
               <w:rPr>
-                <w:shd w:val="clear" w:color="auto" w:fill="D9D9D9"/>
+                <w:shd w:val="clear" w:color="auto" w:fill="A6A6A6"/>
               </w:rPr>
             </m:ctrlPr>
           </m:fPr>
@@ -20722,7 +20722,7 @@
           </m:rPr>
           <w:rPr>
             <w:rFonts w:cs="Cambria Math"/>
-            <w:shd w:val="clear" w:color="auto" w:fill="D9D9D9"/>
+            <w:shd w:val="clear" w:color="auto" w:fill="A6A6A6"/>
           </w:rPr>
           <m:t>E=</m:t>
         </m:r>
@@ -20730,7 +20730,7 @@
           <m:sSubPr>
             <m:ctrlPr>
               <w:rPr>
-                <w:shd w:val="clear" w:color="auto" w:fill="D9D9D9"/>
+                <w:shd w:val="clear" w:color="auto" w:fill="A6A6A6"/>
               </w:rPr>
             </m:ctrlPr>
           </m:sSubPr>
@@ -20763,7 +20763,7 @@
           </m:rPr>
           <w:rPr>
             <w:rFonts w:cs="Cambria Math"/>
-            <w:shd w:val="clear" w:color="auto" w:fill="D9D9D9"/>
+            <w:shd w:val="clear" w:color="auto" w:fill="A6A6A6"/>
           </w:rPr>
           <m:t>+</m:t>
         </m:r>
@@ -20771,7 +20771,7 @@
           <m:fPr>
             <m:ctrlPr>
               <w:rPr>
-                <w:shd w:val="clear" w:color="auto" w:fill="D9D9D9"/>
+                <w:shd w:val="clear" w:color="auto" w:fill="A6A6A6"/>
               </w:rPr>
             </m:ctrlPr>
           </m:fPr>
@@ -20840,7 +20840,7 @@
           </m:rPr>
           <w:rPr>
             <w:rFonts w:cs="Cambria Math"/>
-            <w:shd w:val="clear" w:color="auto" w:fill="D9D9D9"/>
+            <w:shd w:val="clear" w:color="auto" w:fill="A6A6A6"/>
           </w:rPr>
           <m:t>r</m:t>
         </m:r>
@@ -20850,7 +20850,7 @@
           </m:rPr>
           <w:rPr>
             <w:rFonts w:cs="Cambria Math"/>
-            <w:shd w:val="clear" w:color="auto" w:fill="D9D9D9"/>
+            <w:shd w:val="clear" w:color="auto" w:fill="A6A6A6"/>
           </w:rPr>
           <m:t>,</m:t>
         </m:r>
@@ -20860,7 +20860,7 @@
           </m:rPr>
           <w:rPr>
             <w:rFonts w:cs="Cambria Math"/>
-            <w:shd w:val="clear" w:color="auto" w:fill="D9D9D9"/>
+            <w:shd w:val="clear" w:color="auto" w:fill="A6A6A6"/>
           </w:rPr>
           <m:t>E=</m:t>
         </m:r>
@@ -20868,7 +20868,7 @@
           <m:sSubPr>
             <m:ctrlPr>
               <w:rPr>
-                <w:shd w:val="clear" w:color="auto" w:fill="D9D9D9"/>
+                <w:shd w:val="clear" w:color="auto" w:fill="A6A6A6"/>
               </w:rPr>
             </m:ctrlPr>
           </m:sSubPr>
@@ -20901,7 +20901,7 @@
           </m:rPr>
           <w:rPr>
             <w:rFonts w:cs="Cambria Math"/>
-            <w:shd w:val="clear" w:color="auto" w:fill="D9D9D9"/>
+            <w:shd w:val="clear" w:color="auto" w:fill="A6A6A6"/>
           </w:rPr>
           <m:t>+</m:t>
         </m:r>
@@ -20909,7 +20909,7 @@
           <m:fPr>
             <m:ctrlPr>
               <w:rPr>
-                <w:shd w:val="clear" w:color="auto" w:fill="D9D9D9"/>
+                <w:shd w:val="clear" w:color="auto" w:fill="A6A6A6"/>
               </w:rPr>
             </m:ctrlPr>
           </m:fPr>
@@ -20978,7 +20978,7 @@
           </m:rPr>
           <w:rPr>
             <w:rFonts w:cs="Cambria Math"/>
-            <w:shd w:val="clear" w:color="auto" w:fill="D9D9D9"/>
+            <w:shd w:val="clear" w:color="auto" w:fill="A6A6A6"/>
           </w:rPr>
           <m:t>r</m:t>
         </m:r>
@@ -21108,7 +21108,7 @@
           <m:fPr>
             <m:ctrlPr>
               <w:rPr>
-                <w:shd w:val="clear" w:color="auto" w:fill="D9D9D9"/>
+                <w:shd w:val="clear" w:color="auto" w:fill="A6A6A6"/>
               </w:rPr>
             </m:ctrlPr>
           </m:fPr>
@@ -21158,7 +21158,7 @@
           <m:fPr>
             <m:ctrlPr>
               <w:rPr>
-                <w:shd w:val="clear" w:color="auto" w:fill="D9D9D9"/>
+                <w:shd w:val="clear" w:color="auto" w:fill="A6A6A6"/>
               </w:rPr>
             </m:ctrlPr>
           </m:fPr>
@@ -21199,7 +21199,7 @@
           <m:fPr>
             <m:ctrlPr>
               <w:rPr>
-                <w:shd w:val="clear" w:color="auto" w:fill="D9D9D9"/>
+                <w:shd w:val="clear" w:color="auto" w:fill="A6A6A6"/>
               </w:rPr>
             </m:ctrlPr>
           </m:fPr>
@@ -21240,7 +21240,7 @@
           <m:fPr>
             <m:ctrlPr>
               <w:rPr>
-                <w:shd w:val="clear" w:color="auto" w:fill="D9D9D9"/>
+                <w:shd w:val="clear" w:color="auto" w:fill="A6A6A6"/>
               </w:rPr>
             </m:ctrlPr>
           </m:fPr>
@@ -21281,7 +21281,7 @@
           <m:fPr>
             <m:ctrlPr>
               <w:rPr>
-                <w:shd w:val="clear" w:color="auto" w:fill="D9D9D9"/>
+                <w:shd w:val="clear" w:color="auto" w:fill="A6A6A6"/>
               </w:rPr>
             </m:ctrlPr>
           </m:fPr>
@@ -21330,7 +21330,7 @@
           <m:fPr>
             <m:ctrlPr>
               <w:rPr>
-                <w:shd w:val="clear" w:color="auto" w:fill="D9D9D9"/>
+                <w:shd w:val="clear" w:color="auto" w:fill="A6A6A6"/>
               </w:rPr>
             </m:ctrlPr>
           </m:fPr>
@@ -21371,7 +21371,7 @@
           <m:fPr>
             <m:ctrlPr>
               <w:rPr>
-                <w:shd w:val="clear" w:color="auto" w:fill="D9D9D9"/>
+                <w:shd w:val="clear" w:color="auto" w:fill="A6A6A6"/>
               </w:rPr>
             </m:ctrlPr>
           </m:fPr>
@@ -21429,7 +21429,7 @@
           <m:fPr>
             <m:ctrlPr>
               <w:rPr>
-                <w:shd w:val="clear" w:color="auto" w:fill="D9D9D9"/>
+                <w:shd w:val="clear" w:color="auto" w:fill="A6A6A6"/>
               </w:rPr>
             </m:ctrlPr>
           </m:fPr>
@@ -21470,7 +21470,7 @@
           <m:fPr>
             <m:ctrlPr>
               <w:rPr>
-                <w:shd w:val="clear" w:color="auto" w:fill="D9D9D9"/>
+                <w:shd w:val="clear" w:color="auto" w:fill="A6A6A6"/>
               </w:rPr>
             </m:ctrlPr>
           </m:fPr>
@@ -21659,7 +21659,7 @@
           <w:i/>
           <w:szCs w:val="21"/>
           <w:sz w:val="21"/>
-          <w:shd w:val="clear" w:color="auto" w:fill="D9D9D9"/>
+          <w:shd w:val="clear" w:color="auto" w:fill="A6A6A6"/>
         </w:rPr>
         <w:t>E</w:t>
       </w:r>
@@ -21669,7 +21669,7 @@
           <w:i/>
           <w:szCs w:val="21"/>
           <w:sz w:val="21"/>
-          <w:shd w:val="clear" w:color="auto" w:fill="D9D9D9"/>
+          <w:shd w:val="clear" w:color="auto" w:fill="A6A6A6"/>
         </w:rPr>
         <w:t>测＜</w:t>
       </w:r>
@@ -21679,7 +21679,7 @@
           <w:i/>
           <w:szCs w:val="21"/>
           <w:sz w:val="21"/>
-          <w:shd w:val="clear" w:color="auto" w:fill="D9D9D9"/>
+          <w:shd w:val="clear" w:color="auto" w:fill="A6A6A6"/>
         </w:rPr>
         <w:t>E</w:t>
       </w:r>
@@ -21689,7 +21689,7 @@
           <w:i/>
           <w:szCs w:val="21"/>
           <w:sz w:val="21"/>
-          <w:shd w:val="clear" w:color="auto" w:fill="D9D9D9"/>
+          <w:shd w:val="clear" w:color="auto" w:fill="A6A6A6"/>
         </w:rPr>
         <w:t>真，</w:t>
       </w:r>
@@ -21699,7 +21699,7 @@
           <w:i/>
           <w:szCs w:val="21"/>
           <w:sz w:val="21"/>
-          <w:shd w:val="clear" w:color="auto" w:fill="D9D9D9"/>
+          <w:shd w:val="clear" w:color="auto" w:fill="A6A6A6"/>
         </w:rPr>
         <w:t>r</w:t>
       </w:r>
@@ -21709,7 +21709,7 @@
           <w:i/>
           <w:szCs w:val="21"/>
           <w:sz w:val="21"/>
-          <w:shd w:val="clear" w:color="auto" w:fill="D9D9D9"/>
+          <w:shd w:val="clear" w:color="auto" w:fill="A6A6A6"/>
         </w:rPr>
         <w:t>测＜</w:t>
       </w:r>
@@ -21719,7 +21719,7 @@
           <w:i/>
           <w:szCs w:val="21"/>
           <w:sz w:val="21"/>
-          <w:shd w:val="clear" w:color="auto" w:fill="D9D9D9"/>
+          <w:shd w:val="clear" w:color="auto" w:fill="A6A6A6"/>
         </w:rPr>
         <w:t>r</w:t>
       </w:r>
@@ -21729,7 +21729,7 @@
           <w:i/>
           <w:szCs w:val="21"/>
           <w:sz w:val="21"/>
-          <w:shd w:val="clear" w:color="auto" w:fill="D9D9D9"/>
+          <w:shd w:val="clear" w:color="auto" w:fill="A6A6A6"/>
         </w:rPr>
         <w:t>真</w:t>
       </w:r>
@@ -21837,7 +21837,7 @@
           <w:rFonts w:ascii="Times New Roman" w:hAnsi="Times New Roman" w:eastAsia="宋体" w:cs="Times New Roman"/>
           <w:szCs w:val="21"/>
           <w:sz w:val="21"/>
-          <w:shd w:val="clear" w:color="auto" w:fill="D9D9D9"/>
+          <w:shd w:val="clear" w:color="auto" w:fill="A6A6A6"/>
         </w:rPr>
         <w:t>产生</w:t>
       </w:r>
@@ -21854,7 +21854,7 @@
           <w:rFonts w:ascii="Times New Roman" w:hAnsi="Times New Roman" w:eastAsia="宋体" w:cs="Times New Roman"/>
           <w:szCs w:val="21"/>
           <w:sz w:val="21"/>
-          <w:shd w:val="clear" w:color="auto" w:fill="D9D9D9"/>
+          <w:shd w:val="clear" w:color="auto" w:fill="A6A6A6"/>
         </w:rPr>
         <w:t>消失</w:t>
       </w:r>
@@ -21871,7 +21871,7 @@
           <w:rFonts w:ascii="Times New Roman" w:hAnsi="Times New Roman" w:eastAsia="宋体" w:cs="Times New Roman"/>
           <w:szCs w:val="21"/>
           <w:sz w:val="21"/>
-          <w:shd w:val="clear" w:color="auto" w:fill="D9D9D9"/>
+          <w:shd w:val="clear" w:color="auto" w:fill="A6A6A6"/>
         </w:rPr>
         <w:t>转化</w:t>
       </w:r>
@@ -21888,7 +21888,7 @@
           <w:rFonts w:ascii="Times New Roman" w:hAnsi="Times New Roman" w:eastAsia="宋体" w:cs="Times New Roman"/>
           <w:szCs w:val="21"/>
           <w:sz w:val="21"/>
-          <w:shd w:val="clear" w:color="auto" w:fill="D9D9D9"/>
+          <w:shd w:val="clear" w:color="auto" w:fill="A6A6A6"/>
         </w:rPr>
         <w:t>转移</w:t>
       </w:r>
@@ -21905,7 +21905,7 @@
           <w:rFonts w:ascii="Times New Roman" w:hAnsi="Times New Roman" w:eastAsia="宋体" w:cs="Times New Roman"/>
           <w:szCs w:val="21"/>
           <w:sz w:val="21"/>
-          <w:shd w:val="clear" w:color="auto" w:fill="D9D9D9"/>
+          <w:shd w:val="clear" w:color="auto" w:fill="A6A6A6"/>
         </w:rPr>
         <w:t>保持不变</w:t>
       </w:r>
@@ -22009,7 +22009,7 @@
           <w:i/>
           <w:szCs w:val="21"/>
           <w:sz w:val="21"/>
-          <w:shd w:val="clear" w:color="auto" w:fill="D9D9D9"/>
+          <w:shd w:val="clear" w:color="auto" w:fill="A6A6A6"/>
         </w:rPr>
         <w:t>E</w:t>
       </w:r>
@@ -22019,7 +22019,7 @@
           <w:i/>
           <w:szCs w:val="21"/>
           <w:sz w:val="21"/>
-          <w:shd w:val="clear" w:color="auto" w:fill="D9D9D9"/>
+          <w:shd w:val="clear" w:color="auto" w:fill="A6A6A6"/>
           <w:vertAlign w:val="subscript"/>
         </w:rPr>
         <w:t>初</w:t>
@@ -22029,7 +22029,7 @@
           <w:rFonts w:ascii="Times New Roman" w:hAnsi="Times New Roman" w:eastAsia="宋体" w:cs="Times New Roman"/>
           <w:szCs w:val="21"/>
           <w:sz w:val="21"/>
-          <w:shd w:val="clear" w:color="auto" w:fill="D9D9D9"/>
+          <w:shd w:val="clear" w:color="auto" w:fill="A6A6A6"/>
         </w:rPr>
         <w:t>=</w:t>
       </w:r>
@@ -22039,7 +22039,7 @@
           <w:i/>
           <w:szCs w:val="21"/>
           <w:sz w:val="21"/>
-          <w:shd w:val="clear" w:color="auto" w:fill="D9D9D9"/>
+          <w:shd w:val="clear" w:color="auto" w:fill="A6A6A6"/>
         </w:rPr>
         <w:t>E</w:t>
       </w:r>
@@ -22049,7 +22049,7 @@
           <w:i/>
           <w:szCs w:val="21"/>
           <w:sz w:val="21"/>
-          <w:shd w:val="clear" w:color="auto" w:fill="D9D9D9"/>
+          <w:shd w:val="clear" w:color="auto" w:fill="A6A6A6"/>
           <w:vertAlign w:val="subscript"/>
         </w:rPr>
         <w:t>末</w:t>
@@ -22067,7 +22067,7 @@
           <w:rFonts w:ascii="Times New Roman" w:hAnsi="Times New Roman" w:eastAsia="宋体" w:cs="Times New Roman"/>
           <w:szCs w:val="21"/>
           <w:sz w:val="21"/>
-          <w:shd w:val="clear" w:color="auto" w:fill="D9D9D9"/>
+          <w:shd w:val="clear" w:color="auto" w:fill="A6A6A6"/>
         </w:rPr>
         <w:t>末</w:t>
       </w:r>
@@ -22102,7 +22102,7 @@
           <w:rFonts w:ascii="Times New Roman" w:hAnsi="Times New Roman" w:eastAsia="宋体" w:cs="Times New Roman"/>
           <w:szCs w:val="21"/>
           <w:sz w:val="21"/>
-          <w:shd w:val="clear" w:color="auto" w:fill="D9D9D9"/>
+          <w:shd w:val="clear" w:color="auto" w:fill="A6A6A6"/>
         </w:rPr>
         <w:t>Δ</w:t>
       </w:r>
@@ -22112,7 +22112,7 @@
           <w:i/>
           <w:szCs w:val="21"/>
           <w:sz w:val="21"/>
-          <w:shd w:val="clear" w:color="auto" w:fill="D9D9D9"/>
+          <w:shd w:val="clear" w:color="auto" w:fill="A6A6A6"/>
         </w:rPr>
         <w:t>E</w:t>
       </w:r>
@@ -22122,7 +22122,7 @@
           <w:i/>
           <w:szCs w:val="21"/>
           <w:sz w:val="21"/>
-          <w:shd w:val="clear" w:color="auto" w:fill="D9D9D9"/>
+          <w:shd w:val="clear" w:color="auto" w:fill="A6A6A6"/>
           <w:vertAlign w:val="subscript"/>
         </w:rPr>
         <w:t>增</w:t>
@@ -22132,7 +22132,7 @@
           <w:rFonts w:ascii="Times New Roman" w:hAnsi="Times New Roman" w:eastAsia="宋体" w:cs="Times New Roman"/>
           <w:szCs w:val="21"/>
           <w:sz w:val="21"/>
-          <w:shd w:val="clear" w:color="auto" w:fill="D9D9D9"/>
+          <w:shd w:val="clear" w:color="auto" w:fill="A6A6A6"/>
         </w:rPr>
         <w:t>=Δ</w:t>
       </w:r>
@@ -22142,7 +22142,7 @@
           <w:i/>
           <w:szCs w:val="21"/>
           <w:sz w:val="21"/>
-          <w:shd w:val="clear" w:color="auto" w:fill="D9D9D9"/>
+          <w:shd w:val="clear" w:color="auto" w:fill="A6A6A6"/>
         </w:rPr>
         <w:t>E</w:t>
       </w:r>
@@ -22152,7 +22152,7 @@
           <w:i/>
           <w:szCs w:val="21"/>
           <w:sz w:val="21"/>
-          <w:shd w:val="clear" w:color="auto" w:fill="D9D9D9"/>
+          <w:shd w:val="clear" w:color="auto" w:fill="A6A6A6"/>
           <w:vertAlign w:val="subscript"/>
         </w:rPr>
         <w:t>减</w:t>
@@ -22170,7 +22170,7 @@
           <w:rFonts w:ascii="Times New Roman" w:hAnsi="Times New Roman" w:eastAsia="宋体" w:cs="Times New Roman"/>
           <w:szCs w:val="21"/>
           <w:sz w:val="21"/>
-          <w:shd w:val="clear" w:color="auto" w:fill="D9D9D9"/>
+          <w:shd w:val="clear" w:color="auto" w:fill="A6A6A6"/>
         </w:rPr>
         <w:t>减少量</w:t>
       </w:r>
@@ -22249,7 +22249,7 @@
           <w:rFonts w:ascii="Times New Roman" w:hAnsi="Times New Roman" w:eastAsia="宋体" w:cs="Times New Roman"/>
           <w:szCs w:val="21"/>
           <w:sz w:val="21"/>
-          <w:shd w:val="clear" w:color="auto" w:fill="D9D9D9"/>
+          <w:shd w:val="clear" w:color="auto" w:fill="A6A6A6"/>
         </w:rPr>
         <w:t>不可逆</w:t>
       </w:r>
@@ -22266,7 +22266,7 @@
           <w:rFonts w:ascii="Times New Roman" w:hAnsi="Times New Roman" w:eastAsia="宋体" w:cs="Times New Roman"/>
           <w:szCs w:val="21"/>
           <w:sz w:val="21"/>
-          <w:shd w:val="clear" w:color="auto" w:fill="D9D9D9"/>
+          <w:shd w:val="clear" w:color="auto" w:fill="A6A6A6"/>
         </w:rPr>
         <w:t>方向性</w:t>
       </w:r>
@@ -22309,7 +22309,7 @@
           <w:rFonts w:ascii="Times New Roman" w:hAnsi="Times New Roman" w:eastAsia="宋体" w:cs="Times New Roman"/>
           <w:szCs w:val="21"/>
           <w:sz w:val="21"/>
-          <w:shd w:val="clear" w:color="auto" w:fill="D9D9D9"/>
+          <w:shd w:val="clear" w:color="auto" w:fill="A6A6A6"/>
         </w:rPr>
         <w:t>方向性</w:t>
       </w:r>
@@ -22352,7 +22352,7 @@
           <w:rFonts w:ascii="Times New Roman" w:hAnsi="Times New Roman" w:eastAsia="宋体" w:cs="Times New Roman"/>
           <w:szCs w:val="21"/>
           <w:sz w:val="21"/>
-          <w:shd w:val="clear" w:color="auto" w:fill="D9D9D9"/>
+          <w:shd w:val="clear" w:color="auto" w:fill="A6A6A6"/>
         </w:rPr>
         <w:t>方向性</w:t>
       </w:r>
@@ -22413,7 +22413,7 @@
           <w:rFonts w:ascii="Times New Roman" w:hAnsi="Times New Roman" w:eastAsia="宋体" w:cs="Times New Roman"/>
           <w:szCs w:val="21"/>
           <w:sz w:val="21"/>
-          <w:shd w:val="clear" w:color="auto" w:fill="D9D9D9"/>
+          <w:shd w:val="clear" w:color="auto" w:fill="A6A6A6"/>
         </w:rPr>
         <w:t>方向性</w:t>
       </w:r>
@@ -22456,7 +22456,7 @@
           <w:rFonts w:ascii="Times New Roman" w:hAnsi="Times New Roman" w:eastAsia="宋体" w:cs="Times New Roman"/>
           <w:szCs w:val="21"/>
           <w:sz w:val="21"/>
-          <w:shd w:val="clear" w:color="auto" w:fill="D9D9D9"/>
+          <w:shd w:val="clear" w:color="auto" w:fill="A6A6A6"/>
         </w:rPr>
         <w:t>品质上</w:t>
       </w:r>
@@ -22473,7 +22473,7 @@
           <w:rFonts w:ascii="Times New Roman" w:hAnsi="Times New Roman" w:eastAsia="宋体" w:cs="Times New Roman"/>
           <w:szCs w:val="21"/>
           <w:sz w:val="21"/>
-          <w:shd w:val="clear" w:color="auto" w:fill="D9D9D9"/>
+          <w:shd w:val="clear" w:color="auto" w:fill="A6A6A6"/>
         </w:rPr>
         <w:t>便于利用</w:t>
       </w:r>
@@ -22490,7 +22490,7 @@
           <w:rFonts w:ascii="Times New Roman" w:hAnsi="Times New Roman" w:eastAsia="宋体" w:cs="Times New Roman"/>
           <w:szCs w:val="21"/>
           <w:sz w:val="21"/>
-          <w:shd w:val="clear" w:color="auto" w:fill="D9D9D9"/>
+          <w:shd w:val="clear" w:color="auto" w:fill="A6A6A6"/>
         </w:rPr>
         <w:t>不便于利用</w:t>
       </w:r>
@@ -22595,7 +22595,7 @@
           <w:rFonts w:ascii="Times New Roman" w:hAnsi="Times New Roman" w:eastAsia="宋体" w:cs="Times New Roman"/>
           <w:szCs w:val="21"/>
           <w:sz w:val="21"/>
-          <w:shd w:val="clear" w:color="auto" w:fill="D9D9D9"/>
+          <w:shd w:val="clear" w:color="auto" w:fill="A6A6A6"/>
         </w:rPr>
         <w:t>化石</w:t>
       </w:r>
@@ -22638,7 +22638,7 @@
           <w:rFonts w:ascii="Times New Roman" w:hAnsi="Times New Roman" w:eastAsia="宋体" w:cs="Times New Roman"/>
           <w:szCs w:val="21"/>
           <w:sz w:val="21"/>
-          <w:shd w:val="clear" w:color="auto" w:fill="D9D9D9"/>
+          <w:shd w:val="clear" w:color="auto" w:fill="A6A6A6"/>
         </w:rPr>
         <w:t>再生</w:t>
       </w:r>
@@ -22699,7 +22699,7 @@
           <w:rFonts w:ascii="Times New Roman" w:hAnsi="Times New Roman" w:eastAsia="宋体" w:cs="Times New Roman"/>
           <w:szCs w:val="21"/>
           <w:sz w:val="21"/>
-          <w:shd w:val="clear" w:color="auto" w:fill="D9D9D9"/>
+          <w:shd w:val="clear" w:color="auto" w:fill="A6A6A6"/>
         </w:rPr>
         <w:t>核能</w:t>
       </w:r>
@@ -22768,7 +22768,7 @@
           <w:rFonts w:ascii="Times New Roman" w:hAnsi="Times New Roman" w:eastAsia="宋体" w:cs="Times New Roman"/>
           <w:szCs w:val="21"/>
           <w:sz w:val="21"/>
-          <w:shd w:val="clear" w:color="auto" w:fill="D9D9D9"/>
+          <w:shd w:val="clear" w:color="auto" w:fill="A6A6A6"/>
         </w:rPr>
         <w:t>煤炭</w:t>
       </w:r>
@@ -22785,7 +22785,7 @@
           <w:rFonts w:ascii="Times New Roman" w:hAnsi="Times New Roman" w:eastAsia="宋体" w:cs="Times New Roman"/>
           <w:szCs w:val="21"/>
           <w:sz w:val="21"/>
-          <w:shd w:val="clear" w:color="auto" w:fill="D9D9D9"/>
+          <w:shd w:val="clear" w:color="auto" w:fill="A6A6A6"/>
         </w:rPr>
         <w:t>石油</w:t>
       </w:r>
@@ -22828,7 +22828,7 @@
           <w:rFonts w:ascii="Times New Roman" w:hAnsi="Times New Roman" w:eastAsia="宋体" w:cs="Times New Roman"/>
           <w:szCs w:val="21"/>
           <w:sz w:val="21"/>
-          <w:shd w:val="clear" w:color="auto" w:fill="D9D9D9"/>
+          <w:shd w:val="clear" w:color="auto" w:fill="A6A6A6"/>
         </w:rPr>
         <w:t>物质基础</w:t>
       </w:r>
@@ -22897,7 +22897,7 @@
           <w:rFonts w:ascii="Times New Roman" w:hAnsi="Times New Roman" w:eastAsia="宋体" w:cs="Times New Roman"/>
           <w:szCs w:val="21"/>
           <w:sz w:val="21"/>
-          <w:shd w:val="clear" w:color="auto" w:fill="D9D9D9"/>
+          <w:shd w:val="clear" w:color="auto" w:fill="A6A6A6"/>
         </w:rPr>
         <w:t>二氧化碳</w:t>
       </w:r>
@@ -22948,7 +22948,7 @@
           <w:rFonts w:ascii="Times New Roman" w:hAnsi="Times New Roman" w:eastAsia="宋体" w:cs="Times New Roman"/>
           <w:szCs w:val="21"/>
           <w:sz w:val="21"/>
-          <w:shd w:val="clear" w:color="auto" w:fill="D9D9D9"/>
+          <w:shd w:val="clear" w:color="auto" w:fill="A6A6A6"/>
         </w:rPr>
         <w:t>酸雨</w:t>
       </w:r>
@@ -23007,7 +23007,7 @@
           <w:rFonts w:ascii="Times New Roman" w:hAnsi="Times New Roman" w:eastAsia="宋体" w:cs="Times New Roman"/>
           <w:szCs w:val="21"/>
           <w:sz w:val="21"/>
-          <w:shd w:val="clear" w:color="auto" w:fill="D9D9D9"/>
+          <w:shd w:val="clear" w:color="auto" w:fill="A6A6A6"/>
         </w:rPr>
         <w:t>光化学烟雾</w:t>
       </w:r>
@@ -23076,7 +23076,7 @@
           <w:rFonts w:ascii="Times New Roman" w:hAnsi="Times New Roman" w:eastAsia="宋体" w:cs="Times New Roman"/>
           <w:szCs w:val="21"/>
           <w:sz w:val="21"/>
-          <w:shd w:val="clear" w:color="auto" w:fill="D9D9D9"/>
+          <w:shd w:val="clear" w:color="auto" w:fill="A6A6A6"/>
         </w:rPr>
         <w:t>能源</w:t>
       </w:r>
@@ -23093,7 +23093,7 @@
           <w:rFonts w:ascii="Times New Roman" w:hAnsi="Times New Roman" w:eastAsia="宋体" w:cs="Times New Roman"/>
           <w:szCs w:val="21"/>
           <w:sz w:val="21"/>
-          <w:shd w:val="clear" w:color="auto" w:fill="D9D9D9"/>
+          <w:shd w:val="clear" w:color="auto" w:fill="A6A6A6"/>
         </w:rPr>
         <w:t>造成影响</w:t>
       </w:r>
@@ -23137,7 +23137,7 @@
           <w:rFonts w:ascii="Times New Roman" w:hAnsi="Times New Roman" w:eastAsia="宋体" w:cs="Times New Roman"/>
           <w:szCs w:val="21"/>
           <w:sz w:val="21"/>
-          <w:shd w:val="clear" w:color="auto" w:fill="D9D9D9"/>
+          <w:shd w:val="clear" w:color="auto" w:fill="A6A6A6"/>
         </w:rPr>
         <w:t>节能</w:t>
       </w:r>
@@ -23154,7 +23154,7 @@
           <w:rFonts w:ascii="Times New Roman" w:hAnsi="Times New Roman" w:eastAsia="宋体" w:cs="Times New Roman"/>
           <w:szCs w:val="21"/>
           <w:sz w:val="21"/>
-          <w:shd w:val="clear" w:color="auto" w:fill="D9D9D9"/>
+          <w:shd w:val="clear" w:color="auto" w:fill="A6A6A6"/>
         </w:rPr>
         <w:t>可再生</w:t>
       </w:r>
@@ -23171,7 +23171,7 @@
           <w:rFonts w:ascii="Times New Roman" w:hAnsi="Times New Roman" w:eastAsia="宋体" w:cs="Times New Roman"/>
           <w:szCs w:val="21"/>
           <w:sz w:val="21"/>
-          <w:shd w:val="clear" w:color="auto" w:fill="D9D9D9"/>
+          <w:shd w:val="clear" w:color="auto" w:fill="A6A6A6"/>
         </w:rPr>
         <w:t>清洁</w:t>
       </w:r>
@@ -23431,7 +23431,7 @@
                 <w:rFonts w:ascii="Times New Roman" w:hAnsi="Times New Roman" w:eastAsia="宋体" w:cs="Times New Roman"/>
                 <w:szCs w:val="21"/>
                 <w:sz w:val="21"/>
-                <w:shd w:val="clear" w:color="auto" w:fill="D9D9D9"/>
+                <w:shd w:val="clear" w:color="auto" w:fill="A6A6A6"/>
               </w:rPr>
               <w:t>一次能源</w:t>
             </w:r>
@@ -23554,7 +23554,7 @@
                 <w:rFonts w:ascii="Times New Roman" w:hAnsi="Times New Roman" w:eastAsia="宋体" w:cs="Times New Roman"/>
                 <w:szCs w:val="21"/>
                 <w:sz w:val="21"/>
-                <w:shd w:val="clear" w:color="auto" w:fill="D9D9D9"/>
+                <w:shd w:val="clear" w:color="auto" w:fill="A6A6A6"/>
               </w:rPr>
               <w:t>二次能源</w:t>
             </w:r>
@@ -23700,7 +23700,7 @@
                 <w:rFonts w:ascii="Times New Roman" w:hAnsi="Times New Roman" w:eastAsia="宋体" w:cs="Times New Roman"/>
                 <w:szCs w:val="21"/>
                 <w:sz w:val="21"/>
-                <w:shd w:val="clear" w:color="auto" w:fill="D9D9D9"/>
+                <w:shd w:val="clear" w:color="auto" w:fill="A6A6A6"/>
               </w:rPr>
               <w:t>常规能源</w:t>
             </w:r>
@@ -24242,7 +24242,7 @@
                 <w:rFonts w:ascii="Times New Roman" w:hAnsi="Times New Roman" w:eastAsia="宋体" w:cs="Times New Roman"/>
                 <w:szCs w:val="21"/>
                 <w:sz w:val="21"/>
-                <w:shd w:val="clear" w:color="auto" w:fill="D9D9D9"/>
+                <w:shd w:val="clear" w:color="auto" w:fill="A6A6A6"/>
               </w:rPr>
               <w:t>清洁能源</w:t>
             </w:r>

--- a/高中物理/高中物理同步/人教版必修3 第12章 电能 能量守恒定律·知识清单（完成）.docx
+++ b/高中物理/高中物理同步/人教版必修3 第12章 电能 能量守恒定律·知识清单（完成）.docx
@@ -8872,23 +8872,21 @@
           <w:szCs w:val="21"/>
           <w:sz w:val="21"/>
         </w:rPr>
-        <w:t>（</w:t>
-      </w:r>
-      <w:r>
-        <w:rPr>
-          <w:rFonts w:ascii="Times New Roman" w:hAnsi="Times New Roman" w:eastAsia="宋体" w:cs="Times New Roman"/>
-          <w:szCs w:val="21"/>
-          <w:sz w:val="21"/>
-        </w:rPr>
-        <w:t>1</w:t>
-      </w:r>
-      <w:r>
-        <w:rPr>
-          <w:rFonts w:ascii="Times New Roman" w:hAnsi="Times New Roman" w:eastAsia="宋体" w:cs="Times New Roman"/>
-          <w:szCs w:val="21"/>
-          <w:sz w:val="21"/>
-        </w:rPr>
-        <w:t>）</w:t>
+        <w:t>①</w:t>
+      </w:r>
+      <w:r>
+        <w:rPr>
+          <w:rFonts w:ascii="Times New Roman" w:hAnsi="Times New Roman" w:eastAsia="宋体" w:cs="Times New Roman"/>
+          <w:szCs w:val="21"/>
+          <w:sz w:val="21"/>
+        </w:rPr>
+      </w:r>
+      <w:r>
+        <w:rPr>
+          <w:rFonts w:ascii="Times New Roman" w:hAnsi="Times New Roman" w:eastAsia="宋体" w:cs="Times New Roman"/>
+          <w:szCs w:val="21"/>
+          <w:sz w:val="21"/>
+        </w:rPr>
       </w:r>
       <w:r>
         <w:rPr>
@@ -8919,23 +8917,21 @@
           <w:szCs w:val="21"/>
           <w:sz w:val="21"/>
         </w:rPr>
-        <w:t>（</w:t>
-      </w:r>
-      <w:r>
-        <w:rPr>
-          <w:rFonts w:ascii="Times New Roman" w:hAnsi="Times New Roman" w:eastAsia="宋体" w:cs="Times New Roman"/>
-          <w:szCs w:val="21"/>
-          <w:sz w:val="21"/>
-        </w:rPr>
-        <w:t>2</w:t>
-      </w:r>
-      <w:r>
-        <w:rPr>
-          <w:rFonts w:ascii="Times New Roman" w:hAnsi="Times New Roman" w:eastAsia="宋体" w:cs="Times New Roman"/>
-          <w:szCs w:val="21"/>
-          <w:sz w:val="21"/>
-        </w:rPr>
-        <w:t>）</w:t>
+        <w:t>②</w:t>
+      </w:r>
+      <w:r>
+        <w:rPr>
+          <w:rFonts w:ascii="Times New Roman" w:hAnsi="Times New Roman" w:eastAsia="宋体" w:cs="Times New Roman"/>
+          <w:szCs w:val="21"/>
+          <w:sz w:val="21"/>
+        </w:rPr>
+      </w:r>
+      <w:r>
+        <w:rPr>
+          <w:rFonts w:ascii="Times New Roman" w:hAnsi="Times New Roman" w:eastAsia="宋体" w:cs="Times New Roman"/>
+          <w:szCs w:val="21"/>
+          <w:sz w:val="21"/>
+        </w:rPr>
       </w:r>
       <w:r>
         <w:rPr>
@@ -11585,23 +11581,22 @@
           <w:szCs w:val="21"/>
           <w:sz w:val="21"/>
         </w:rPr>
-        <w:t>（</w:t>
-      </w:r>
-      <w:r>
-        <w:rPr>
-          <w:rFonts w:ascii="Times New Roman" w:hAnsi="Times New Roman" w:eastAsia="宋体" w:cs="Times New Roman"/>
-          <w:szCs w:val="21"/>
-          <w:sz w:val="21"/>
-        </w:rPr>
-        <w:t>1</w:t>
-      </w:r>
-      <w:r>
-        <w:rPr>
-          <w:rFonts w:ascii="Times New Roman" w:hAnsi="Times New Roman" w:eastAsia="宋体" w:cs="Times New Roman"/>
-          <w:szCs w:val="21"/>
-          <w:sz w:val="21"/>
-        </w:rPr>
-        <w:t>）电容器所在的支路中没有电流，与之串联的电阻两端无电压，相当于导线．</w:t>
+        <w:t>①</w:t>
+      </w:r>
+      <w:r>
+        <w:rPr>
+          <w:rFonts w:ascii="Times New Roman" w:hAnsi="Times New Roman" w:eastAsia="宋体" w:cs="Times New Roman"/>
+          <w:szCs w:val="21"/>
+          <w:sz w:val="21"/>
+        </w:rPr>
+      </w:r>
+      <w:r>
+        <w:rPr>
+          <w:rFonts w:ascii="Times New Roman" w:hAnsi="Times New Roman" w:eastAsia="宋体" w:cs="Times New Roman"/>
+          <w:szCs w:val="21"/>
+          <w:sz w:val="21"/>
+        </w:rPr>
+        <w:t>电容器所在的支路中没有电流，与之串联的电阻两端无电压，相当于导线．</w:t>
       </w:r>
     </w:p>
     <w:p>
@@ -11618,15 +11613,14 @@
           <w:szCs w:val="21"/>
           <w:sz w:val="21"/>
         </w:rPr>
-        <w:t>（</w:t>
-      </w:r>
-      <w:r>
-        <w:rPr>
-          <w:rFonts w:ascii="Times New Roman" w:hAnsi="Times New Roman" w:eastAsia="宋体" w:cs="Times New Roman"/>
-          <w:szCs w:val="21"/>
-          <w:sz w:val="21"/>
-        </w:rPr>
-        <w:t>2</w:t>
+        <w:t>②</w:t>
+      </w:r>
+      <w:r>
+        <w:rPr>
+          <w:rFonts w:ascii="Times New Roman" w:hAnsi="Times New Roman" w:eastAsia="宋体" w:cs="Times New Roman"/>
+          <w:szCs w:val="21"/>
+          <w:sz w:val="21"/>
+        </w:rPr>
       </w:r>
       <w:r>
         <w:rPr>
@@ -11635,7 +11629,7 @@
           <w:sz w:val="21"/>
           <w:shd w:val="clear" w:color="auto" w:fill="A6A6A6"/>
         </w:rPr>
-        <w:t>）电容器两端的电压等于与之并联的电阻两端的电压．</w:t>
+        <w:t>电容器两端的电压等于与之并联的电阻两端的电压．</w:t>
       </w:r>
     </w:p>
     <w:p>
@@ -11685,23 +11679,22 @@
           <w:szCs w:val="21"/>
           <w:sz w:val="21"/>
         </w:rPr>
-        <w:t>（</w:t>
-      </w:r>
-      <w:r>
-        <w:rPr>
-          <w:rFonts w:ascii="Times New Roman" w:hAnsi="Times New Roman" w:eastAsia="宋体" w:cs="Times New Roman"/>
-          <w:szCs w:val="21"/>
-          <w:sz w:val="21"/>
-        </w:rPr>
-        <w:t>1</w:t>
-      </w:r>
-      <w:r>
-        <w:rPr>
-          <w:rFonts w:ascii="Times New Roman" w:hAnsi="Times New Roman" w:eastAsia="宋体" w:cs="Times New Roman"/>
-          <w:szCs w:val="21"/>
-          <w:sz w:val="21"/>
-        </w:rPr>
-        <w:t>）电路中电流、电压的变化可能会引起电容器的充、放电．若电容器两端电压升高，电容器将充电；若电压降低，电容器将通过与它连接的电路放电．</w:t>
+        <w:t>①</w:t>
+      </w:r>
+      <w:r>
+        <w:rPr>
+          <w:rFonts w:ascii="Times New Roman" w:hAnsi="Times New Roman" w:eastAsia="宋体" w:cs="Times New Roman"/>
+          <w:szCs w:val="21"/>
+          <w:sz w:val="21"/>
+        </w:rPr>
+      </w:r>
+      <w:r>
+        <w:rPr>
+          <w:rFonts w:ascii="Times New Roman" w:hAnsi="Times New Roman" w:eastAsia="宋体" w:cs="Times New Roman"/>
+          <w:szCs w:val="21"/>
+          <w:sz w:val="21"/>
+        </w:rPr>
+        <w:t>电路中电流、电压的变化可能会引起电容器的充、放电．若电容器两端电压升高，电容器将充电；若电压降低，电容器将通过与它连接的电路放电．</w:t>
       </w:r>
     </w:p>
     <w:p>
@@ -11719,23 +11712,22 @@
           <w:szCs w:val="21"/>
           <w:sz w:val="21"/>
         </w:rPr>
-        <w:t>（</w:t>
-      </w:r>
-      <w:r>
-        <w:rPr>
-          <w:rFonts w:ascii="Times New Roman" w:hAnsi="Times New Roman" w:eastAsia="宋体" w:cs="Times New Roman"/>
-          <w:szCs w:val="21"/>
-          <w:sz w:val="21"/>
-        </w:rPr>
-        <w:t>2</w:t>
-      </w:r>
-      <w:r>
-        <w:rPr>
-          <w:rFonts w:ascii="Times New Roman" w:hAnsi="Times New Roman" w:eastAsia="宋体" w:cs="Times New Roman"/>
-          <w:szCs w:val="21"/>
-          <w:sz w:val="21"/>
-        </w:rPr>
-        <w:t>）如果变化前后极板带电的电性相同，通过所连导线的电荷量为</w:t>
+        <w:t>②</w:t>
+      </w:r>
+      <w:r>
+        <w:rPr>
+          <w:rFonts w:ascii="Times New Roman" w:hAnsi="Times New Roman" w:eastAsia="宋体" w:cs="Times New Roman"/>
+          <w:szCs w:val="21"/>
+          <w:sz w:val="21"/>
+        </w:rPr>
+      </w:r>
+      <w:r>
+        <w:rPr>
+          <w:rFonts w:ascii="Times New Roman" w:hAnsi="Times New Roman" w:eastAsia="宋体" w:cs="Times New Roman"/>
+          <w:szCs w:val="21"/>
+          <w:sz w:val="21"/>
+        </w:rPr>
+        <w:t>如果变化前后极板带电的电性相同，通过所连导线的电荷量为</w:t>
       </w:r>
       <w:r>
         <w:rPr>
@@ -11788,23 +11780,22 @@
           <w:szCs w:val="21"/>
           <w:sz w:val="21"/>
         </w:rPr>
-        <w:t>（</w:t>
-      </w:r>
-      <w:r>
-        <w:rPr>
-          <w:rFonts w:ascii="Times New Roman" w:hAnsi="Times New Roman" w:eastAsia="宋体" w:cs="Times New Roman"/>
-          <w:szCs w:val="21"/>
-          <w:sz w:val="21"/>
-        </w:rPr>
-        <w:t>3</w:t>
-      </w:r>
-      <w:r>
-        <w:rPr>
-          <w:rFonts w:ascii="Times New Roman" w:hAnsi="Times New Roman" w:eastAsia="宋体" w:cs="Times New Roman"/>
-          <w:szCs w:val="21"/>
-          <w:sz w:val="21"/>
-        </w:rPr>
-        <w:t>）如果变化前后极板带电的电性相反，通过所连导线的电荷量为</w:t>
+        <w:t>③</w:t>
+      </w:r>
+      <w:r>
+        <w:rPr>
+          <w:rFonts w:ascii="Times New Roman" w:hAnsi="Times New Roman" w:eastAsia="宋体" w:cs="Times New Roman"/>
+          <w:szCs w:val="21"/>
+          <w:sz w:val="21"/>
+        </w:rPr>
+      </w:r>
+      <w:r>
+        <w:rPr>
+          <w:rFonts w:ascii="Times New Roman" w:hAnsi="Times New Roman" w:eastAsia="宋体" w:cs="Times New Roman"/>
+          <w:szCs w:val="21"/>
+          <w:sz w:val="21"/>
+        </w:rPr>
+        <w:t>如果变化前后极板带电的电性相反，通过所连导线的电荷量为</w:t>
       </w:r>
       <w:r>
         <w:rPr>
@@ -14340,7 +14331,27 @@
             <w:rFonts w:cs="Cambria Math"/>
             <w:shd w:val="clear" w:color="auto" w:fill="A6A6A6"/>
           </w:rPr>
-          <m:t>rE=</m:t>
+          <m:t>r</m:t>
+        </m:r>
+        <m:r>
+          <m:rPr>
+            <m:sty m:val="i"/>
+          </m:rPr>
+          <w:rPr>
+            <w:rFonts w:cs="Cambria Math"/>
+            <w:shd w:val="clear" w:color="auto" w:fill="A6A6A6"/>
+          </w:rPr>
+          <m:t>,</m:t>
+        </m:r>
+        <m:r>
+          <m:rPr>
+            <m:sty m:val="i"/>
+          </m:rPr>
+          <w:rPr>
+            <w:rFonts w:cs="Cambria Math"/>
+            <w:shd w:val="clear" w:color="auto" w:fill="A6A6A6"/>
+          </w:rPr>
+          <m:t>E=</m:t>
         </m:r>
         <m:sSub>
           <m:sSubPr>
@@ -14423,6 +14434,16 @@
             <w:shd w:val="clear" w:color="auto" w:fill="A6A6A6"/>
           </w:rPr>
           <m:t>r</m:t>
+        </m:r>
+        <m:r>
+          <m:rPr>
+            <m:sty m:val="i"/>
+          </m:rPr>
+          <w:rPr>
+            <w:rFonts w:cs="Cambria Math"/>
+            <w:shd w:val="clear" w:color="auto" w:fill="A6A6A6"/>
+          </w:rPr>
+          <m:t>,</m:t>
         </m:r>
         <m:r>
           <m:rPr>
@@ -14635,6 +14656,16 @@
             <w:rFonts w:cs="Cambria Math"/>
             <w:shd w:val="clear" w:color="auto" w:fill="A6A6A6"/>
           </w:rPr>
+          <m:t>,</m:t>
+        </m:r>
+        <m:r>
+          <m:rPr>
+            <m:sty m:val="i"/>
+          </m:rPr>
+          <w:rPr>
+            <w:rFonts w:cs="Cambria Math"/>
+            <w:shd w:val="clear" w:color="auto" w:fill="A6A6A6"/>
+          </w:rPr>
           <m:t>r=</m:t>
         </m:r>
         <m:f>
@@ -16054,23 +16085,22 @@
           <w:szCs w:val="21"/>
           <w:sz w:val="21"/>
         </w:rPr>
-        <w:t>（</w:t>
-      </w:r>
-      <w:r>
-        <w:rPr>
-          <w:rFonts w:ascii="Times New Roman" w:hAnsi="Times New Roman" w:eastAsia="宋体" w:cs="Times New Roman"/>
-          <w:szCs w:val="21"/>
-          <w:sz w:val="21"/>
-        </w:rPr>
-        <w:t>1</w:t>
-      </w:r>
-      <w:r>
-        <w:rPr>
-          <w:rFonts w:ascii="Times New Roman" w:hAnsi="Times New Roman" w:eastAsia="宋体" w:cs="Times New Roman"/>
-          <w:szCs w:val="21"/>
-          <w:sz w:val="21"/>
-        </w:rPr>
-        <w:t>）以</w:t>
+        <w:t>①</w:t>
+      </w:r>
+      <w:r>
+        <w:rPr>
+          <w:rFonts w:ascii="Times New Roman" w:hAnsi="Times New Roman" w:eastAsia="宋体" w:cs="Times New Roman"/>
+          <w:szCs w:val="21"/>
+          <w:sz w:val="21"/>
+        </w:rPr>
+      </w:r>
+      <w:r>
+        <w:rPr>
+          <w:rFonts w:ascii="Times New Roman" w:hAnsi="Times New Roman" w:eastAsia="宋体" w:cs="Times New Roman"/>
+          <w:szCs w:val="21"/>
+          <w:sz w:val="21"/>
+        </w:rPr>
+        <w:t>以</w:t>
       </w:r>
       <w:r>
         <w:rPr>
@@ -16174,23 +16204,22 @@
           <w:szCs w:val="21"/>
           <w:sz w:val="21"/>
         </w:rPr>
-        <w:t>（</w:t>
-      </w:r>
-      <w:r>
-        <w:rPr>
-          <w:rFonts w:ascii="Times New Roman" w:hAnsi="Times New Roman" w:eastAsia="宋体" w:cs="Times New Roman"/>
-          <w:szCs w:val="21"/>
-          <w:sz w:val="21"/>
-        </w:rPr>
-        <w:t>2</w:t>
-      </w:r>
-      <w:r>
-        <w:rPr>
-          <w:rFonts w:ascii="Times New Roman" w:hAnsi="Times New Roman" w:eastAsia="宋体" w:cs="Times New Roman"/>
-          <w:szCs w:val="21"/>
-          <w:sz w:val="21"/>
-        </w:rPr>
-        <w:t>）用直尺画一条直线，使尽量多的点落在这条直线上，不在直线上的点，能大致均衡地分布在直线两侧。</w:t>
+        <w:t>②</w:t>
+      </w:r>
+      <w:r>
+        <w:rPr>
+          <w:rFonts w:ascii="Times New Roman" w:hAnsi="Times New Roman" w:eastAsia="宋体" w:cs="Times New Roman"/>
+          <w:szCs w:val="21"/>
+          <w:sz w:val="21"/>
+        </w:rPr>
+      </w:r>
+      <w:r>
+        <w:rPr>
+          <w:rFonts w:ascii="Times New Roman" w:hAnsi="Times New Roman" w:eastAsia="宋体" w:cs="Times New Roman"/>
+          <w:szCs w:val="21"/>
+          <w:sz w:val="21"/>
+        </w:rPr>
+        <w:t>用直尺画一条直线，使尽量多的点落在这条直线上，不在直线上的点，能大致均衡地分布在直线两侧。</w:t>
       </w:r>
     </w:p>
     <w:p>
@@ -16208,67 +16237,29 @@
           <w:kern w:val="0"/>
           <w:szCs w:val="21"/>
         </w:rPr>
-        <w:drawing>
-          <wp:inline distT="0" distB="0" distL="0" distR="0" wp14:anchorId="59D84436" wp14:editId="58BDB437">
-            <wp:extent cx="990600" cy="838200"/>
-            <wp:effectExtent l="0" t="0" r="0" b="0"/>
-            <wp:docPr id="100101" name="图片 100101" descr="@@@e137ae7e197c4044baa3bfbf83d52203"/>
-            <wp:cNvGraphicFramePr>
-              <a:graphicFrameLocks xmlns:a="http://schemas.openxmlformats.org/drawingml/2006/main" noChangeAspect="1"/>
-            </wp:cNvGraphicFramePr>
-            <a:graphic xmlns:a="http://schemas.openxmlformats.org/drawingml/2006/main">
-              <a:graphicData uri="http://schemas.openxmlformats.org/drawingml/2006/picture">
-                <pic:pic xmlns:pic="http://schemas.openxmlformats.org/drawingml/2006/picture">
-                  <pic:nvPicPr>
-                    <pic:cNvPr id="100101" name=""/>
-                    <pic:cNvPicPr>
-                      <a:picLocks noChangeAspect="1"/>
-                    </pic:cNvPicPr>
-                  </pic:nvPicPr>
-                  <pic:blipFill>
-                    <a:blip r:embed="rId23"/>
-                    <a:stretch>
-                      <a:fillRect/>
-                    </a:stretch>
-                  </pic:blipFill>
-                  <pic:spPr>
-                    <a:xfrm>
-                      <a:off x="0" y="0"/>
-                      <a:ext cx="990600" cy="838200"/>
-                    </a:xfrm>
-                    <a:prstGeom prst="rect">
-                      <a:avLst/>
-                    </a:prstGeom>
-                  </pic:spPr>
-                </pic:pic>
-              </a:graphicData>
-            </a:graphic>
-          </wp:inline>
-        </w:drawing>
-      </w:r>
-      <w:r>
-        <w:rPr>
-          <w:rFonts w:ascii="Times New Roman" w:hAnsi="Times New Roman" w:eastAsia="宋体" w:cs="Times New Roman"/>
-          <w:szCs w:val="21"/>
-          <w:sz w:val="21"/>
-        </w:rPr>
-        <w:t>（</w:t>
-      </w:r>
-      <w:r>
-        <w:rPr>
-          <w:rFonts w:ascii="Times New Roman" w:hAnsi="Times New Roman" w:eastAsia="宋体" w:cs="Times New Roman"/>
-          <w:szCs w:val="21"/>
-          <w:sz w:val="21"/>
-        </w:rPr>
-        <w:t>3</w:t>
-      </w:r>
-      <w:r>
-        <w:rPr>
-          <w:rFonts w:ascii="Times New Roman" w:hAnsi="Times New Roman" w:eastAsia="宋体" w:cs="Times New Roman"/>
-          <w:szCs w:val="21"/>
-          <w:sz w:val="21"/>
-        </w:rPr>
-        <w:t>）如图所示：</w:t>
+        <w:t>③</w:t>
+      </w:r>
+      <w:r>
+        <w:rPr>
+          <w:rFonts w:ascii="Times New Roman" w:hAnsi="Times New Roman" w:eastAsia="宋体" w:cs="Times New Roman"/>
+          <w:szCs w:val="21"/>
+          <w:sz w:val="21"/>
+        </w:rPr>
+      </w:r>
+      <w:r>
+        <w:rPr>
+          <w:rFonts w:ascii="Times New Roman" w:hAnsi="Times New Roman" w:eastAsia="宋体" w:cs="Times New Roman"/>
+          <w:szCs w:val="21"/>
+          <w:sz w:val="21"/>
+        </w:rPr>
+      </w:r>
+      <w:r>
+        <w:rPr>
+          <w:rFonts w:ascii="Times New Roman" w:hAnsi="Times New Roman" w:eastAsia="宋体" w:cs="Times New Roman"/>
+          <w:szCs w:val="21"/>
+          <w:sz w:val="21"/>
+        </w:rPr>
+        <w:t>如图所示：</w:t>
       </w:r>
     </w:p>
     <w:p>
@@ -16286,7 +16277,7 @@
           <w:szCs w:val="21"/>
           <w:sz w:val="21"/>
         </w:rPr>
-        <w:t>①</w:t>
+        <w:t>（1）</w:t>
       </w:r>
       <w:r>
         <w:rPr>
@@ -16329,7 +16320,7 @@
           <w:szCs w:val="21"/>
           <w:sz w:val="21"/>
         </w:rPr>
-        <w:t>②</w:t>
+        <w:t>（2）</w:t>
       </w:r>
       <w:r>
         <w:rPr>
@@ -16422,7 +16413,7 @@
           <w:szCs w:val="21"/>
           <w:sz w:val="21"/>
         </w:rPr>
-        <w:t>③</w:t>
+        <w:t>（3）</w:t>
       </w:r>
       <w:r>
         <w:rPr>
@@ -18158,23 +18149,22 @@
           <w:szCs w:val="21"/>
           <w:sz w:val="21"/>
         </w:rPr>
-        <w:t>（</w:t>
-      </w:r>
-      <w:r>
-        <w:rPr>
-          <w:rFonts w:ascii="Times New Roman" w:hAnsi="Times New Roman" w:eastAsia="宋体" w:cs="Times New Roman"/>
-          <w:szCs w:val="21"/>
-          <w:sz w:val="21"/>
-        </w:rPr>
-        <w:t>1</w:t>
-      </w:r>
-      <w:r>
-        <w:rPr>
-          <w:rFonts w:ascii="Times New Roman" w:hAnsi="Times New Roman" w:eastAsia="宋体" w:cs="Times New Roman"/>
-          <w:szCs w:val="21"/>
-          <w:sz w:val="21"/>
-        </w:rPr>
-        <w:t>）电池：为了使路端电压变化明显，电池的内阻宜大些，可选用已使用过一段时间的</w:t>
+        <w:t>①</w:t>
+      </w:r>
+      <w:r>
+        <w:rPr>
+          <w:rFonts w:ascii="Times New Roman" w:hAnsi="Times New Roman" w:eastAsia="宋体" w:cs="Times New Roman"/>
+          <w:szCs w:val="21"/>
+          <w:sz w:val="21"/>
+        </w:rPr>
+      </w:r>
+      <w:r>
+        <w:rPr>
+          <w:rFonts w:ascii="Times New Roman" w:hAnsi="Times New Roman" w:eastAsia="宋体" w:cs="Times New Roman"/>
+          <w:szCs w:val="21"/>
+          <w:sz w:val="21"/>
+        </w:rPr>
+        <w:t>电池：为了使路端电压变化明显，电池的内阻宜大些，可选用已使用过一段时间的</w:t>
       </w:r>
       <w:r>
         <w:rPr>
@@ -18208,23 +18198,22 @@
           <w:szCs w:val="21"/>
           <w:sz w:val="21"/>
         </w:rPr>
-        <w:t>（</w:t>
-      </w:r>
-      <w:r>
-        <w:rPr>
-          <w:rFonts w:ascii="Times New Roman" w:hAnsi="Times New Roman" w:eastAsia="宋体" w:cs="Times New Roman"/>
-          <w:szCs w:val="21"/>
-          <w:sz w:val="21"/>
-        </w:rPr>
-        <w:t>2</w:t>
-      </w:r>
-      <w:r>
-        <w:rPr>
-          <w:rFonts w:ascii="Times New Roman" w:hAnsi="Times New Roman" w:eastAsia="宋体" w:cs="Times New Roman"/>
-          <w:szCs w:val="21"/>
-          <w:sz w:val="21"/>
-        </w:rPr>
-        <w:t>）电压表的量程：实验用的是一节干电池，因此电压表量程在大于</w:t>
+        <w:t>②</w:t>
+      </w:r>
+      <w:r>
+        <w:rPr>
+          <w:rFonts w:ascii="Times New Roman" w:hAnsi="Times New Roman" w:eastAsia="宋体" w:cs="Times New Roman"/>
+          <w:szCs w:val="21"/>
+          <w:sz w:val="21"/>
+        </w:rPr>
+      </w:r>
+      <w:r>
+        <w:rPr>
+          <w:rFonts w:ascii="Times New Roman" w:hAnsi="Times New Roman" w:eastAsia="宋体" w:cs="Times New Roman"/>
+          <w:szCs w:val="21"/>
+          <w:sz w:val="21"/>
+        </w:rPr>
+        <w:t>电压表的量程：实验用的是一节干电池，因此电压表量程在大于</w:t>
       </w:r>
       <w:r>
         <w:rPr>
@@ -18290,23 +18279,22 @@
           <w:szCs w:val="21"/>
           <w:sz w:val="21"/>
         </w:rPr>
-        <w:t>（</w:t>
-      </w:r>
-      <w:r>
-        <w:rPr>
-          <w:rFonts w:ascii="Times New Roman" w:hAnsi="Times New Roman" w:eastAsia="宋体" w:cs="Times New Roman"/>
-          <w:szCs w:val="21"/>
-          <w:sz w:val="21"/>
-        </w:rPr>
-        <w:t>3</w:t>
-      </w:r>
-      <w:r>
-        <w:rPr>
-          <w:rFonts w:ascii="Times New Roman" w:hAnsi="Times New Roman" w:eastAsia="宋体" w:cs="Times New Roman"/>
-          <w:szCs w:val="21"/>
-          <w:sz w:val="21"/>
-        </w:rPr>
-        <w:t>）电流表的量程：对于电池来讲允许通过的电流最大为</w:t>
+        <w:t>③</w:t>
+      </w:r>
+      <w:r>
+        <w:rPr>
+          <w:rFonts w:ascii="Times New Roman" w:hAnsi="Times New Roman" w:eastAsia="宋体" w:cs="Times New Roman"/>
+          <w:szCs w:val="21"/>
+          <w:sz w:val="21"/>
+        </w:rPr>
+      </w:r>
+      <w:r>
+        <w:rPr>
+          <w:rFonts w:ascii="Times New Roman" w:hAnsi="Times New Roman" w:eastAsia="宋体" w:cs="Times New Roman"/>
+          <w:szCs w:val="21"/>
+          <w:sz w:val="21"/>
+        </w:rPr>
+        <w:t>电流表的量程：对于电池来讲允许通过的电流最大为</w:t>
       </w:r>
       <w:r>
         <w:rPr>
@@ -18372,23 +18360,22 @@
           <w:szCs w:val="21"/>
           <w:sz w:val="21"/>
         </w:rPr>
-        <w:t>（</w:t>
-      </w:r>
-      <w:r>
-        <w:rPr>
-          <w:rFonts w:ascii="Times New Roman" w:hAnsi="Times New Roman" w:eastAsia="宋体" w:cs="Times New Roman"/>
-          <w:szCs w:val="21"/>
-          <w:sz w:val="21"/>
-        </w:rPr>
-        <w:t>4</w:t>
-      </w:r>
-      <w:r>
-        <w:rPr>
-          <w:rFonts w:ascii="Times New Roman" w:hAnsi="Times New Roman" w:eastAsia="宋体" w:cs="Times New Roman"/>
-          <w:szCs w:val="21"/>
-          <w:sz w:val="21"/>
-        </w:rPr>
-        <w:t>）滑动变阻器：干电池的内阻较小，为了获得变化明显的路端电压，滑动变阻器选择阻值较小一点的。</w:t>
+        <w:t>④</w:t>
+      </w:r>
+      <w:r>
+        <w:rPr>
+          <w:rFonts w:ascii="Times New Roman" w:hAnsi="Times New Roman" w:eastAsia="宋体" w:cs="Times New Roman"/>
+          <w:szCs w:val="21"/>
+          <w:sz w:val="21"/>
+        </w:rPr>
+      </w:r>
+      <w:r>
+        <w:rPr>
+          <w:rFonts w:ascii="Times New Roman" w:hAnsi="Times New Roman" w:eastAsia="宋体" w:cs="Times New Roman"/>
+          <w:szCs w:val="21"/>
+          <w:sz w:val="21"/>
+        </w:rPr>
+        <w:t>滑动变阻器：干电池的内阻较小，为了获得变化明显的路端电压，滑动变阻器选择阻值较小一点的。</w:t>
       </w:r>
     </w:p>
     <w:p>
@@ -18662,23 +18649,22 @@
           <w:szCs w:val="21"/>
           <w:sz w:val="21"/>
         </w:rPr>
-        <w:t>（</w:t>
-      </w:r>
-      <w:r>
-        <w:rPr>
-          <w:rFonts w:ascii="Times New Roman" w:hAnsi="Times New Roman" w:eastAsia="宋体" w:cs="Times New Roman"/>
-          <w:szCs w:val="21"/>
-          <w:sz w:val="21"/>
-        </w:rPr>
-        <w:t>1</w:t>
-      </w:r>
-      <w:r>
-        <w:rPr>
-          <w:rFonts w:ascii="Times New Roman" w:hAnsi="Times New Roman" w:eastAsia="宋体" w:cs="Times New Roman"/>
-          <w:szCs w:val="21"/>
-          <w:sz w:val="21"/>
-        </w:rPr>
-        <w:t>）当路端电压变化不是很明显时，作图像时，纵轴单位可以取得小一些，且纵轴起点不从零开始，把纵坐标的比例放大。</w:t>
+        <w:t>①</w:t>
+      </w:r>
+      <w:r>
+        <w:rPr>
+          <w:rFonts w:ascii="Times New Roman" w:hAnsi="Times New Roman" w:eastAsia="宋体" w:cs="Times New Roman"/>
+          <w:szCs w:val="21"/>
+          <w:sz w:val="21"/>
+        </w:rPr>
+      </w:r>
+      <w:r>
+        <w:rPr>
+          <w:rFonts w:ascii="Times New Roman" w:hAnsi="Times New Roman" w:eastAsia="宋体" w:cs="Times New Roman"/>
+          <w:szCs w:val="21"/>
+          <w:sz w:val="21"/>
+        </w:rPr>
+        <w:t>当路端电压变化不是很明显时，作图像时，纵轴单位可以取得小一些，且纵轴起点不从零开始，把纵坐标的比例放大。</w:t>
       </w:r>
     </w:p>
     <w:p>
@@ -18696,23 +18682,22 @@
           <w:szCs w:val="21"/>
           <w:sz w:val="21"/>
         </w:rPr>
-        <w:t>（</w:t>
-      </w:r>
-      <w:r>
-        <w:rPr>
-          <w:rFonts w:ascii="Times New Roman" w:hAnsi="Times New Roman" w:eastAsia="宋体" w:cs="Times New Roman"/>
-          <w:szCs w:val="21"/>
-          <w:sz w:val="21"/>
-        </w:rPr>
-        <w:t>2</w:t>
-      </w:r>
-      <w:r>
-        <w:rPr>
-          <w:rFonts w:ascii="Times New Roman" w:hAnsi="Times New Roman" w:eastAsia="宋体" w:cs="Times New Roman"/>
-          <w:szCs w:val="21"/>
-          <w:sz w:val="21"/>
-        </w:rPr>
-        <w:t>）画</w:t>
+        <w:t>②</w:t>
+      </w:r>
+      <w:r>
+        <w:rPr>
+          <w:rFonts w:ascii="Times New Roman" w:hAnsi="Times New Roman" w:eastAsia="宋体" w:cs="Times New Roman"/>
+          <w:szCs w:val="21"/>
+          <w:sz w:val="21"/>
+        </w:rPr>
+      </w:r>
+      <w:r>
+        <w:rPr>
+          <w:rFonts w:ascii="Times New Roman" w:hAnsi="Times New Roman" w:eastAsia="宋体" w:cs="Times New Roman"/>
+          <w:szCs w:val="21"/>
+          <w:sz w:val="21"/>
+        </w:rPr>
+        <w:t>画</w:t>
       </w:r>
       <w:r>
         <w:rPr>
@@ -19005,23 +18990,22 @@
           <w:szCs w:val="21"/>
           <w:sz w:val="21"/>
         </w:rPr>
-        <w:t>（</w:t>
-      </w:r>
-      <w:r>
-        <w:rPr>
-          <w:rFonts w:ascii="Times New Roman" w:hAnsi="Times New Roman" w:eastAsia="宋体" w:cs="Times New Roman"/>
-          <w:szCs w:val="21"/>
-          <w:sz w:val="21"/>
-        </w:rPr>
-        <w:t>1</w:t>
-      </w:r>
-      <w:r>
-        <w:rPr>
-          <w:rFonts w:ascii="Times New Roman" w:hAnsi="Times New Roman" w:eastAsia="宋体" w:cs="Times New Roman"/>
-          <w:szCs w:val="21"/>
-          <w:sz w:val="21"/>
-        </w:rPr>
-        <w:t>）计算法：由</w:t>
+        <w:t>①</w:t>
+      </w:r>
+      <w:r>
+        <w:rPr>
+          <w:rFonts w:ascii="Times New Roman" w:hAnsi="Times New Roman" w:eastAsia="宋体" w:cs="Times New Roman"/>
+          <w:szCs w:val="21"/>
+          <w:sz w:val="21"/>
+        </w:rPr>
+      </w:r>
+      <w:r>
+        <w:rPr>
+          <w:rFonts w:ascii="Times New Roman" w:hAnsi="Times New Roman" w:eastAsia="宋体" w:cs="Times New Roman"/>
+          <w:szCs w:val="21"/>
+          <w:sz w:val="21"/>
+        </w:rPr>
+        <w:t>计算法：由</w:t>
       </w:r>
       <m:oMath>
         <m:r>
@@ -19155,6 +19139,16 @@
             <w:rFonts w:cs="Cambria Math"/>
             <w:shd w:val="clear" w:color="auto" w:fill="A6A6A6"/>
           </w:rPr>
+          <m:t>,</m:t>
+        </m:r>
+        <m:r>
+          <m:rPr>
+            <m:sty m:val="i"/>
+          </m:rPr>
+          <w:rPr>
+            <w:rFonts w:cs="Cambria Math"/>
+            <w:shd w:val="clear" w:color="auto" w:fill="A6A6A6"/>
+          </w:rPr>
           <m:t>E=</m:t>
         </m:r>
         <m:sSub>
@@ -19339,23 +19333,22 @@
           <w:szCs w:val="21"/>
           <w:sz w:val="21"/>
         </w:rPr>
-        <w:t>（</w:t>
-      </w:r>
-      <w:r>
-        <w:rPr>
-          <w:rFonts w:ascii="Times New Roman" w:hAnsi="Times New Roman" w:eastAsia="宋体" w:cs="Times New Roman"/>
-          <w:szCs w:val="21"/>
-          <w:sz w:val="21"/>
-        </w:rPr>
-        <w:t>2</w:t>
-      </w:r>
-      <w:r>
-        <w:rPr>
-          <w:rFonts w:ascii="Times New Roman" w:hAnsi="Times New Roman" w:eastAsia="宋体" w:cs="Times New Roman"/>
-          <w:szCs w:val="21"/>
-          <w:sz w:val="21"/>
-        </w:rPr>
-        <w:t>）图像法：由</w:t>
+        <w:t>②</w:t>
+      </w:r>
+      <w:r>
+        <w:rPr>
+          <w:rFonts w:ascii="Times New Roman" w:hAnsi="Times New Roman" w:eastAsia="宋体" w:cs="Times New Roman"/>
+          <w:szCs w:val="21"/>
+          <w:sz w:val="21"/>
+        </w:rPr>
+      </w:r>
+      <w:r>
+        <w:rPr>
+          <w:rFonts w:ascii="Times New Roman" w:hAnsi="Times New Roman" w:eastAsia="宋体" w:cs="Times New Roman"/>
+          <w:szCs w:val="21"/>
+          <w:sz w:val="21"/>
+        </w:rPr>
+        <w:t>图像法：由</w:t>
       </w:r>
       <w:r>
         <w:rPr>
@@ -19441,7 +19434,7 @@
           <w:szCs w:val="21"/>
           <w:sz w:val="21"/>
         </w:rPr>
-        <w:t>①</w:t>
+        <w:t>（1）</w:t>
       </w:r>
       <m:oMath>
         <m:f>
@@ -19808,7 +19801,7 @@
           <w:szCs w:val="21"/>
           <w:sz w:val="21"/>
         </w:rPr>
-        <w:t>②</w:t>
+        <w:t>（2）</w:t>
       </w:r>
       <w:r>
         <w:rPr>
@@ -20173,23 +20166,22 @@
           <w:szCs w:val="21"/>
           <w:sz w:val="21"/>
         </w:rPr>
-        <w:t>（</w:t>
-      </w:r>
-      <w:r>
-        <w:rPr>
-          <w:rFonts w:ascii="Times New Roman" w:hAnsi="Times New Roman" w:eastAsia="宋体" w:cs="Times New Roman"/>
-          <w:szCs w:val="21"/>
-          <w:sz w:val="21"/>
-        </w:rPr>
-        <w:t>1</w:t>
-      </w:r>
-      <w:r>
-        <w:rPr>
-          <w:rFonts w:ascii="Times New Roman" w:hAnsi="Times New Roman" w:eastAsia="宋体" w:cs="Times New Roman"/>
-          <w:szCs w:val="21"/>
-          <w:sz w:val="21"/>
-        </w:rPr>
-        <w:t>）误差来源：电流表有电阻，导致内阻测量不准确；</w:t>
+        <w:t>①</w:t>
+      </w:r>
+      <w:r>
+        <w:rPr>
+          <w:rFonts w:ascii="Times New Roman" w:hAnsi="Times New Roman" w:eastAsia="宋体" w:cs="Times New Roman"/>
+          <w:szCs w:val="21"/>
+          <w:sz w:val="21"/>
+        </w:rPr>
+      </w:r>
+      <w:r>
+        <w:rPr>
+          <w:rFonts w:ascii="Times New Roman" w:hAnsi="Times New Roman" w:eastAsia="宋体" w:cs="Times New Roman"/>
+          <w:szCs w:val="21"/>
+          <w:sz w:val="21"/>
+        </w:rPr>
+        <w:t>误差来源：电流表有电阻，导致内阻测量不准确；</w:t>
       </w:r>
     </w:p>
     <w:p>
@@ -20207,23 +20199,22 @@
           <w:szCs w:val="21"/>
           <w:sz w:val="21"/>
         </w:rPr>
-        <w:t>（</w:t>
-      </w:r>
-      <w:r>
-        <w:rPr>
-          <w:rFonts w:ascii="Times New Roman" w:hAnsi="Times New Roman" w:eastAsia="宋体" w:cs="Times New Roman"/>
-          <w:szCs w:val="21"/>
-          <w:sz w:val="21"/>
-        </w:rPr>
-        <w:t>2</w:t>
-      </w:r>
-      <w:r>
-        <w:rPr>
-          <w:rFonts w:ascii="Times New Roman" w:hAnsi="Times New Roman" w:eastAsia="宋体" w:cs="Times New Roman"/>
-          <w:szCs w:val="21"/>
-          <w:sz w:val="21"/>
-        </w:rPr>
-        <w:t>）结论：</w:t>
+        <w:t>②</w:t>
+      </w:r>
+      <w:r>
+        <w:rPr>
+          <w:rFonts w:ascii="Times New Roman" w:hAnsi="Times New Roman" w:eastAsia="宋体" w:cs="Times New Roman"/>
+          <w:szCs w:val="21"/>
+          <w:sz w:val="21"/>
+        </w:rPr>
+      </w:r>
+      <w:r>
+        <w:rPr>
+          <w:rFonts w:ascii="Times New Roman" w:hAnsi="Times New Roman" w:eastAsia="宋体" w:cs="Times New Roman"/>
+          <w:szCs w:val="21"/>
+          <w:sz w:val="21"/>
+        </w:rPr>
+        <w:t>结论：</w:t>
       </w:r>
       <w:r>
         <w:rPr>
@@ -20697,23 +20688,22 @@
           <w:szCs w:val="21"/>
           <w:sz w:val="21"/>
         </w:rPr>
-        <w:t>（</w:t>
-      </w:r>
-      <w:r>
-        <w:rPr>
-          <w:rFonts w:ascii="Times New Roman" w:hAnsi="Times New Roman" w:eastAsia="宋体" w:cs="Times New Roman"/>
-          <w:szCs w:val="21"/>
-          <w:sz w:val="21"/>
-        </w:rPr>
-        <w:t>1</w:t>
-      </w:r>
-      <w:r>
-        <w:rPr>
-          <w:rFonts w:ascii="Times New Roman" w:hAnsi="Times New Roman" w:eastAsia="宋体" w:cs="Times New Roman"/>
-          <w:szCs w:val="21"/>
-          <w:sz w:val="21"/>
-        </w:rPr>
-        <w:t>）计算法：由</w:t>
+        <w:t>①</w:t>
+      </w:r>
+      <w:r>
+        <w:rPr>
+          <w:rFonts w:ascii="Times New Roman" w:hAnsi="Times New Roman" w:eastAsia="宋体" w:cs="Times New Roman"/>
+          <w:szCs w:val="21"/>
+          <w:sz w:val="21"/>
+        </w:rPr>
+      </w:r>
+      <w:r>
+        <w:rPr>
+          <w:rFonts w:ascii="Times New Roman" w:hAnsi="Times New Roman" w:eastAsia="宋体" w:cs="Times New Roman"/>
+          <w:szCs w:val="21"/>
+          <w:sz w:val="21"/>
+        </w:rPr>
+        <w:t>计算法：由</w:t>
       </w:r>
       <m:oMath>
         <m:r>
@@ -21051,23 +21041,22 @@
           <w:szCs w:val="21"/>
           <w:sz w:val="21"/>
         </w:rPr>
-        <w:t>（</w:t>
-      </w:r>
-      <w:r>
-        <w:rPr>
-          <w:rFonts w:ascii="Times New Roman" w:hAnsi="Times New Roman" w:eastAsia="宋体" w:cs="Times New Roman"/>
-          <w:szCs w:val="21"/>
-          <w:sz w:val="21"/>
-        </w:rPr>
-        <w:t>2</w:t>
-      </w:r>
-      <w:r>
-        <w:rPr>
-          <w:rFonts w:ascii="Times New Roman" w:hAnsi="Times New Roman" w:eastAsia="宋体" w:cs="Times New Roman"/>
-          <w:szCs w:val="21"/>
-          <w:sz w:val="21"/>
-        </w:rPr>
-        <w:t>）图像法：由</w:t>
+        <w:t>②</w:t>
+      </w:r>
+      <w:r>
+        <w:rPr>
+          <w:rFonts w:ascii="Times New Roman" w:hAnsi="Times New Roman" w:eastAsia="宋体" w:cs="Times New Roman"/>
+          <w:szCs w:val="21"/>
+          <w:sz w:val="21"/>
+        </w:rPr>
+      </w:r>
+      <w:r>
+        <w:rPr>
+          <w:rFonts w:ascii="Times New Roman" w:hAnsi="Times New Roman" w:eastAsia="宋体" w:cs="Times New Roman"/>
+          <w:szCs w:val="21"/>
+          <w:sz w:val="21"/>
+        </w:rPr>
+        <w:t>图像法：由</w:t>
       </w:r>
       <w:r>
         <w:rPr>
@@ -21601,23 +21590,22 @@
           <w:szCs w:val="21"/>
           <w:sz w:val="21"/>
         </w:rPr>
-        <w:t>（</w:t>
-      </w:r>
-      <w:r>
-        <w:rPr>
-          <w:rFonts w:ascii="Times New Roman" w:hAnsi="Times New Roman" w:eastAsia="宋体" w:cs="Times New Roman"/>
-          <w:szCs w:val="21"/>
-          <w:sz w:val="21"/>
-        </w:rPr>
-        <w:t>1</w:t>
-      </w:r>
-      <w:r>
-        <w:rPr>
-          <w:rFonts w:ascii="Times New Roman" w:hAnsi="Times New Roman" w:eastAsia="宋体" w:cs="Times New Roman"/>
-          <w:szCs w:val="21"/>
-          <w:sz w:val="21"/>
-        </w:rPr>
-        <w:t>）误差来源：电压表有内阻，干路电流表达式不准确，导致电动势测量不准确；</w:t>
+        <w:t>①</w:t>
+      </w:r>
+      <w:r>
+        <w:rPr>
+          <w:rFonts w:ascii="Times New Roman" w:hAnsi="Times New Roman" w:eastAsia="宋体" w:cs="Times New Roman"/>
+          <w:szCs w:val="21"/>
+          <w:sz w:val="21"/>
+        </w:rPr>
+      </w:r>
+      <w:r>
+        <w:rPr>
+          <w:rFonts w:ascii="Times New Roman" w:hAnsi="Times New Roman" w:eastAsia="宋体" w:cs="Times New Roman"/>
+          <w:szCs w:val="21"/>
+          <w:sz w:val="21"/>
+        </w:rPr>
+        <w:t>误差来源：电压表有内阻，干路电流表达式不准确，导致电动势测量不准确；</w:t>
       </w:r>
     </w:p>
     <w:p>
@@ -21635,23 +21623,22 @@
           <w:szCs w:val="21"/>
           <w:sz w:val="21"/>
         </w:rPr>
-        <w:t>（</w:t>
-      </w:r>
-      <w:r>
-        <w:rPr>
-          <w:rFonts w:ascii="Times New Roman" w:hAnsi="Times New Roman" w:eastAsia="宋体" w:cs="Times New Roman"/>
-          <w:szCs w:val="21"/>
-          <w:sz w:val="21"/>
-        </w:rPr>
-        <w:t>2</w:t>
-      </w:r>
-      <w:r>
-        <w:rPr>
-          <w:rFonts w:ascii="Times New Roman" w:hAnsi="Times New Roman" w:eastAsia="宋体" w:cs="Times New Roman"/>
-          <w:szCs w:val="21"/>
-          <w:sz w:val="21"/>
-        </w:rPr>
-        <w:t>）结论：</w:t>
+        <w:t>②</w:t>
+      </w:r>
+      <w:r>
+        <w:rPr>
+          <w:rFonts w:ascii="Times New Roman" w:hAnsi="Times New Roman" w:eastAsia="宋体" w:cs="Times New Roman"/>
+          <w:szCs w:val="21"/>
+          <w:sz w:val="21"/>
+        </w:rPr>
+      </w:r>
+      <w:r>
+        <w:rPr>
+          <w:rFonts w:ascii="Times New Roman" w:hAnsi="Times New Roman" w:eastAsia="宋体" w:cs="Times New Roman"/>
+          <w:szCs w:val="21"/>
+          <w:sz w:val="21"/>
+        </w:rPr>
+        <w:t>结论：</w:t>
       </w:r>
       <w:r>
         <w:rPr>

--- a/高中物理/高中物理同步/人教版必修3 第12章 电能 能量守恒定律·知识清单（完成）.docx
+++ b/高中物理/高中物理同步/人教版必修3 第12章 电能 能量守恒定律·知识清单（完成）.docx
@@ -89,55 +89,6 @@
       <w:pPr>
         <w:jc w:val="left"/>
       </w:pPr>
-      <w:r>
-        <w:rPr>
-          <w:b/>
-          <w:noProof/>
-        </w:rPr>
-        <w:drawing>
-          <wp:inline distT="0" distB="0" distL="0" distR="0" wp14:anchorId="518DCDF3" wp14:editId="4822D76B">
-            <wp:extent cx="12700" cy="12700"/>
-            <wp:effectExtent l="0" t="0" r="0" b="0"/>
-            <wp:docPr id="100001" name="图片 100001"/>
-            <wp:cNvGraphicFramePr>
-              <a:graphicFrameLocks xmlns:a="http://schemas.openxmlformats.org/drawingml/2006/main" noChangeAspect="1"/>
-            </wp:cNvGraphicFramePr>
-            <a:graphic xmlns:a="http://schemas.openxmlformats.org/drawingml/2006/main">
-              <a:graphicData uri="http://schemas.openxmlformats.org/drawingml/2006/picture">
-                <pic:pic xmlns:pic="http://schemas.openxmlformats.org/drawingml/2006/picture">
-                  <pic:nvPicPr>
-                    <pic:cNvPr id="100001" name=""/>
-                    <pic:cNvPicPr>
-                      <a:picLocks noChangeAspect="1"/>
-                    </pic:cNvPicPr>
-                  </pic:nvPicPr>
-                  <pic:blipFill>
-                    <a:blip r:embed="rId7" cstate="print">
-                      <a:extLst>
-                        <a:ext uri="{28A0092B-C50C-407E-A947-70E740481C1C}">
-                          <a14:useLocalDpi xmlns:a14="http://schemas.microsoft.com/office/drawing/2010/main" val="0"/>
-                        </a:ext>
-                      </a:extLst>
-                    </a:blip>
-                    <a:stretch>
-                      <a:fillRect/>
-                    </a:stretch>
-                  </pic:blipFill>
-                  <pic:spPr>
-                    <a:xfrm>
-                      <a:off x="0" y="0"/>
-                      <a:ext cx="12700" cy="12700"/>
-                    </a:xfrm>
-                    <a:prstGeom prst="rect">
-                      <a:avLst/>
-                    </a:prstGeom>
-                  </pic:spPr>
-                </pic:pic>
-              </a:graphicData>
-            </a:graphic>
-          </wp:inline>
-        </w:drawing>
-      </w:r>
     </w:p>
     <w:p>
       <w:pPr>

--- a/高中物理/高中物理同步/人教版必修3 第12章 电能 能量守恒定律·知识清单（完成）.docx
+++ b/高中物理/高中物理同步/人教版必修3 第12章 电能 能量守恒定律·知识清单（完成）.docx
@@ -15805,7 +15805,7 @@
 <w:ftr xmlns:wpc="http://schemas.microsoft.com/office/word/2010/wordprocessingCanvas" xmlns:cx="http://schemas.microsoft.com/office/drawing/2014/chartex" xmlns:cx1="http://schemas.microsoft.com/office/drawing/2015/9/8/chartex" xmlns:cx2="http://schemas.microsoft.com/office/drawing/2015/10/21/chartex" xmlns:cx3="http://schemas.microsoft.com/office/drawing/2016/5/9/chartex" xmlns:cx4="http://schemas.microsoft.com/office/drawing/2016/5/10/chartex" xmlns:cx5="http://schemas.microsoft.com/office/drawing/2016/5/11/chartex" xmlns:cx6="http://schemas.microsoft.com/office/drawing/2016/5/12/chartex" xmlns:cx7="http://schemas.microsoft.com/office/drawing/2016/5/13/chartex" xmlns:cx8="http://schemas.microsoft.com/office/drawing/2016/5/14/chartex" xmlns:mc="http://schemas.openxmlformats.org/markup-compatibility/2006" xmlns:aink="http://schemas.microsoft.com/office/drawing/2016/ink" xmlns:am3d="http://schemas.microsoft.com/office/drawing/2017/model3d" xmlns:o="urn:schemas-microsoft-com:office:office" xmlns:r="http://schemas.openxmlformats.org/officeDocument/2006/relationships" xmlns:m="http://schemas.openxmlformats.org/officeDocument/2006/math" xmlns:v="urn:schemas-microsoft-com:vml" xmlns:wp14="http://schemas.microsoft.com/office/word/2010/wordprocessingDrawing" xmlns:wp="http://schemas.openxmlformats.org/drawingml/2006/wordprocessingDrawing" xmlns:w10="urn:schemas-microsoft-com:office:word" xmlns:w="http://schemas.openxmlformats.org/wordprocessingml/2006/main" xmlns:w14="http://schemas.microsoft.com/office/word/2010/wordml" xmlns:w15="http://schemas.microsoft.com/office/word/2012/wordml" xmlns:w16cex="http://schemas.microsoft.com/office/word/2018/wordml/cex" xmlns:w16cid="http://schemas.microsoft.com/office/word/2016/wordml/cid" xmlns:w16="http://schemas.microsoft.com/office/word/2018/wordml" xmlns:w16sdtdh="http://schemas.microsoft.com/office/word/2020/wordml/sdtdatahash" xmlns:w16se="http://schemas.microsoft.com/office/word/2015/wordml/symex" xmlns:wpg="http://schemas.microsoft.com/office/word/2010/wordprocessingGroup" xmlns:wpi="http://schemas.microsoft.com/office/word/2010/wordprocessingInk" xmlns:wne="http://schemas.microsoft.com/office/word/2006/wordml" xmlns:wps="http://schemas.microsoft.com/office/word/2010/wordprocessingShape" mc:Ignorable="w14 w15 w16se w16cid w16 w16cex w16sdtdh wp14">
   <w:p>
     <w:pPr>
-      <w:jc w:val="center"/>
+      <w:jc w:val="left"/>
     </w:pPr>
     <w:r>
       <w:t>第</w:t>

--- a/高中物理/高中物理同步/人教版必修3 第12章 电能 能量守恒定律·知识清单（完成）.docx
+++ b/高中物理/高中物理同步/人教版必修3 第12章 电能 能量守恒定律·知识清单（完成）.docx
@@ -6568,51 +6568,36 @@
       </w:r>
       <m:oMath>
         <m:f>
-          <m:fPr>
-            <m:ctrlPr>
-              <w:rPr>
-                <w:rFonts w:ascii="Cambria Math" w:hAnsi="Cambria Math"/>
-                <w:shd w:val="clear" w:color="auto" w:fill="A6A6A6"/>
-              </w:rPr>
-            </m:ctrlPr>
-          </m:fPr>
           <m:num>
-            <m:f>
-              <m:fPr>
+            <m:sSup>
+              <m:sSupPr>
                 <m:ctrlPr>
                   <w:rPr>
                     <w:rFonts w:ascii="Cambria Math" w:hAnsi="Cambria Math"/>
                   </w:rPr>
                 </m:ctrlPr>
-              </m:fPr>
+              </m:sSupPr>
+              <m:e>
+                <m:r>
+                  <w:rPr>
+                    <w:rFonts w:ascii="Cambria Math" w:hAnsi="Cambria Math" w:cs="Cambria Math"/>
+                  </w:rPr>
+                  <m:t>E</m:t>
+                </m:r>
+              </m:e>
+              <m:sup>
+                <m:r>
+                  <w:rPr>
+                    <w:rFonts w:ascii="Cambria Math" w:hAnsi="Cambria Math" w:cs="Cambria Math"/>
+                  </w:rPr>
+                  <m:t>2</m:t>
+                </m:r>
+              </m:sup>
+            </m:sSup>
+          </m:num>
+          <m:den>
+            <m:f>
               <m:num>
-                <m:sSup>
-                  <m:sSupPr>
-                    <m:ctrlPr>
-                      <w:rPr>
-                        <w:rFonts w:ascii="Cambria Math" w:hAnsi="Cambria Math"/>
-                      </w:rPr>
-                    </m:ctrlPr>
-                  </m:sSupPr>
-                  <m:e>
-                    <m:r>
-                      <w:rPr>
-                        <w:rFonts w:ascii="Cambria Math" w:hAnsi="Cambria Math" w:cs="Cambria Math"/>
-                      </w:rPr>
-                      <m:t>E</m:t>
-                    </m:r>
-                  </m:e>
-                  <m:sup>
-                    <m:r>
-                      <w:rPr>
-                        <w:rFonts w:ascii="Cambria Math" w:hAnsi="Cambria Math" w:cs="Cambria Math"/>
-                      </w:rPr>
-                      <m:t>2</m:t>
-                    </m:r>
-                  </m:sup>
-                </m:sSup>
-              </m:num>
-              <m:den>
                 <m:sSup>
                   <m:sSupPr>
                     <m:ctrlPr>
@@ -6662,32 +6647,32 @@
                     </m:r>
                   </m:sup>
                 </m:sSup>
+              </m:num>
+              <m:den>
+                <m:r>
+                  <w:rPr>
+                    <w:rFonts w:ascii="Cambria Math" w:hAnsi="Cambria Math" w:cs="Cambria Math"/>
+                  </w:rPr>
+                  <m:t>R</m:t>
+                </m:r>
               </m:den>
             </m:f>
-          </m:num>
-          <m:den>
             <m:r>
               <w:rPr>
                 <w:rFonts w:ascii="Cambria Math" w:hAnsi="Cambria Math" w:cs="Cambria Math"/>
-              </w:rPr>
-              <m:t>R</m:t>
+                <w:shd w:val="clear" w:color="auto" w:fill="A6A6A6"/>
+              </w:rPr>
+              <m:t>+4</m:t>
+            </m:r>
+            <m:r>
+              <w:rPr>
+                <w:rFonts w:ascii="Cambria Math" w:hAnsi="Cambria Math" w:cs="Cambria Math"/>
+                <w:shd w:val="clear" w:color="auto" w:fill="A6A6A6"/>
+              </w:rPr>
+              <m:t>r</m:t>
             </m:r>
           </m:den>
         </m:f>
-        <m:r>
-          <w:rPr>
-            <w:rFonts w:ascii="Cambria Math" w:hAnsi="Cambria Math" w:cs="Cambria Math"/>
-            <w:shd w:val="clear" w:color="auto" w:fill="A6A6A6"/>
-          </w:rPr>
-          <m:t>+4</m:t>
-        </m:r>
-        <m:r>
-          <w:rPr>
-            <w:rFonts w:ascii="Cambria Math" w:hAnsi="Cambria Math" w:cs="Cambria Math"/>
-            <w:shd w:val="clear" w:color="auto" w:fill="A6A6A6"/>
-          </w:rPr>
-          <m:t>r</m:t>
-        </m:r>
       </m:oMath>
     </w:p>
     <w:p>
@@ -7821,6 +7806,54 @@
       </w:r>
       <w:r>
         <w:t>图像的理解</w:t>
+      </w:r>
+    </w:p>
+    <w:p>
+      <w:pPr>
+        <w:snapToGrid w:val="0"/>
+        <w:jc w:val="left"/>
+      </w:pPr>
+      <w:r>
+        <w:rPr>
+          <w:noProof/>
+        </w:rPr>
+        <w:drawing>
+          <wp:inline distT="0" distB="0" distL="0" distR="0" wp14:anchorId="7BAEEC2C" wp14:editId="00A75F0E">
+            <wp:extent cx="923925" cy="752475"/>
+            <wp:effectExtent l="0" t="0" r="0" b="0"/>
+            <wp:docPr id="200003" name="图片 100003" descr="@@@bbe622a11a7a4a83bdbace33f4d5f903"/>
+            <wp:cNvGraphicFramePr>
+              <a:graphicFrameLocks xmlns:a="http://schemas.openxmlformats.org/drawingml/2006/main" noChangeAspect="1"/>
+            </wp:cNvGraphicFramePr>
+            <a:graphic xmlns:a="http://schemas.openxmlformats.org/drawingml/2006/main">
+              <a:graphicData uri="http://schemas.openxmlformats.org/drawingml/2006/picture">
+                <pic:pic xmlns:pic="http://schemas.openxmlformats.org/drawingml/2006/picture">
+                  <pic:nvPicPr>
+                    <pic:cNvPr id="100003" name=""/>
+                    <pic:cNvPicPr>
+                      <a:picLocks noChangeAspect="1"/>
+                    </pic:cNvPicPr>
+                  </pic:nvPicPr>
+                  <pic:blipFill>
+                    <a:blip r:embed="rId999"/>
+                    <a:stretch>
+                      <a:fillRect/>
+                    </a:stretch>
+                  </pic:blipFill>
+                  <pic:spPr>
+                    <a:xfrm>
+                      <a:off x="0" y="0"/>
+                      <a:ext cx="923925" cy="752475"/>
+                    </a:xfrm>
+                    <a:prstGeom prst="rect">
+                      <a:avLst/>
+                    </a:prstGeom>
+                  </pic:spPr>
+                </pic:pic>
+              </a:graphicData>
+            </a:graphic>
+          </wp:inline>
+        </w:drawing>
       </w:r>
     </w:p>
     <w:p>
@@ -14535,10 +14568,10 @@
         <w:jc w:val="left"/>
       </w:pPr>
       <w:r>
-        <w:t>29</w:t>
-      </w:r>
-      <w:r>
-        <w:t>．能源的分类与应用　能源与社会发展</w:t>
+        <w:t>29．能源的分类与应用</w:t>
+      </w:r>
+      <w:r>
+        <w:t/>
       </w:r>
     </w:p>
     <w:p>
@@ -14631,7 +14664,19 @@
         <w:jc w:val="left"/>
       </w:pPr>
       <w:r>
-        <w:t>(3)</w:t>
+        <w:t>30．能源与社会发展</w:t>
+      </w:r>
+      <w:r>
+        <w:t/>
+      </w:r>
+    </w:p>
+    <w:p>
+      <w:pPr>
+        <w:snapToGrid w:val="0"/>
+        <w:jc w:val="left"/>
+      </w:pPr>
+      <w:r>
+        <w:t>(1)</w:t>
       </w:r>
       <w:r>
         <w:t>能源与社会发展</w:t>
@@ -14694,7 +14739,7 @@
         <w:jc w:val="left"/>
       </w:pPr>
       <w:r>
-        <w:t>(4)</w:t>
+        <w:t>(2)</w:t>
       </w:r>
       <w:r>
         <w:t>煤炭和石油的燃烧对环境的危害</w:t>
@@ -14779,7 +14824,7 @@
         <w:jc w:val="left"/>
       </w:pPr>
       <w:r>
-        <w:t>(5)</w:t>
+        <w:t>(3)</w:t>
       </w:r>
       <w:r>
         <w:t>能源的开发与环境的关系</w:t>
@@ -14859,7 +14904,7 @@
         <w:jc w:val="left"/>
       </w:pPr>
       <w:r>
-        <w:t>30</w:t>
+        <w:t>31</w:t>
       </w:r>
       <w:r>
         <w:t>．能源的分类方式</w:t>
@@ -15808,54 +15853,115 @@
       <w:jc w:val="left"/>
     </w:pPr>
     <w:r>
+      <w:rPr>
+        <w:rFonts w:ascii="Times New Roman" w:hAnsi="Times New Roman" w:eastAsia="宋体"/>
+        <w:sz w:val="21"/>
+        <w:szCs w:val="21"/>
+      </w:rPr>
       <w:t>第</w:t>
     </w:r>
     <w:r>
+      <w:rPr>
+        <w:rFonts w:ascii="Times New Roman" w:hAnsi="Times New Roman" w:eastAsia="宋体"/>
+        <w:sz w:val="21"/>
+        <w:szCs w:val="21"/>
+      </w:rPr>
       <w:t>12</w:t>
     </w:r>
     <w:r>
+      <w:rPr>
+        <w:rFonts w:ascii="Times New Roman" w:hAnsi="Times New Roman" w:eastAsia="宋体"/>
+        <w:sz w:val="21"/>
+        <w:szCs w:val="21"/>
+      </w:rPr>
       <w:t>章</w:t>
     </w:r>
     <w:r>
+      <w:rPr>
+        <w:rFonts w:ascii="Times New Roman" w:hAnsi="Times New Roman" w:eastAsia="宋体"/>
+        <w:sz w:val="21"/>
+        <w:szCs w:val="21"/>
+      </w:rPr>
       <w:t>·</w:t>
     </w:r>
     <w:r>
+      <w:rPr>
+        <w:rFonts w:ascii="Times New Roman" w:hAnsi="Times New Roman" w:eastAsia="宋体"/>
+        <w:sz w:val="21"/>
+        <w:szCs w:val="21"/>
+      </w:rPr>
       <w:t>清单　第</w:t>
     </w:r>
     <w:r>
+      <w:rPr>
+        <w:rFonts w:ascii="Times New Roman" w:hAnsi="Times New Roman" w:eastAsia="宋体"/>
+        <w:sz w:val="21"/>
+        <w:szCs w:val="21"/>
+      </w:rPr>
       <w:fldChar w:fldCharType="begin"/>
     </w:r>
     <w:r>
+      <w:rPr>
+        <w:rFonts w:ascii="Times New Roman" w:hAnsi="Times New Roman" w:eastAsia="宋体"/>
+        <w:sz w:val="21"/>
+        <w:szCs w:val="21"/>
+      </w:rPr>
       <w:instrText xml:space="preserve"> PAGE </w:instrText>
     </w:r>
     <w:r>
+      <w:rPr>
+        <w:rFonts w:ascii="Times New Roman" w:hAnsi="Times New Roman" w:eastAsia="宋体"/>
+        <w:sz w:val="21"/>
+        <w:szCs w:val="21"/>
+      </w:rPr>
       <w:fldChar w:fldCharType="separate"/>
     </w:r>
     <w:r>
+      <w:rPr>
+        <w:rFonts w:ascii="Times New Roman" w:hAnsi="Times New Roman" w:eastAsia="宋体"/>
+        <w:sz w:val="21"/>
+        <w:szCs w:val="21"/>
+      </w:rPr>
       <w:t>1</w:t>
     </w:r>
     <w:r>
+      <w:rPr>
+        <w:rFonts w:ascii="Times New Roman" w:hAnsi="Times New Roman" w:eastAsia="宋体"/>
+        <w:sz w:val="21"/>
+        <w:szCs w:val="21"/>
+      </w:rPr>
       <w:fldChar w:fldCharType="end"/>
     </w:r>
     <w:r>
+      <w:rPr>
+        <w:rFonts w:ascii="Times New Roman" w:hAnsi="Times New Roman" w:eastAsia="宋体"/>
+        <w:sz w:val="21"/>
+        <w:szCs w:val="21"/>
+      </w:rPr>
       <w:t>页（共</w:t>
     </w:r>
     <w:r>
+      <w:rPr>
+        <w:rFonts w:ascii="Times New Roman" w:hAnsi="Times New Roman" w:eastAsia="宋体"/>
+        <w:sz w:val="21"/>
+        <w:szCs w:val="21"/>
+      </w:rPr>
       <w:fldChar w:fldCharType="begin"/>
     </w:r>
     <w:r>
-      <w:instrText xml:space="preserve"> NUMPAGES </w:instrText>
-    </w:r>
-    <w:r>
-      <w:fldChar w:fldCharType="separate"/>
-    </w:r>
-    <w:r>
+      <w:rPr>
+        <w:rFonts w:ascii="Times New Roman" w:hAnsi="Times New Roman" w:eastAsia="宋体"/>
+        <w:sz w:val="21"/>
+        <w:szCs w:val="21"/>
+      </w:rPr>
       <w:t>12</w:t>
     </w:r>
     <w:r>
-      <w:fldChar w:fldCharType="end"/>
-    </w:r>
-    <w:r>
+      <w:rPr>
+        <w:rFonts w:ascii="Times New Roman" w:hAnsi="Times New Roman" w:eastAsia="宋体"/>
+        <w:sz w:val="21"/>
+        <w:szCs w:val="21"/>
+      </w:rPr>
       <w:t>页）</w:t>
     </w:r>
   </w:p>
@@ -15894,7 +16000,7 @@
     </w:rPrDefault>
     <w:pPrDefault>
       <w:pPr>
-        <w:spacing w:line="300" w:lineRule="auto"/>
+        <w:spacing w:line="300" w:lineRule="auto" w:before="0" w:after="0"/>
       </w:pPr>
     </w:pPrDefault>
   </w:docDefaults>

--- a/高中物理/高中物理同步/人教版必修3 第12章 电能 能量守恒定律·知识清单（完成）.docx
+++ b/高中物理/高中物理同步/人教版必修3 第12章 电能 能量守恒定律·知识清单（完成）.docx
@@ -304,7 +304,7 @@
       </w:r>
       <w:r>
         <w:rPr>
-          <w:shd w:val="clear" w:color="auto" w:fill="A6A6A6"/>
+          <w:shd w:val="clear" w:color="auto" w:fill="C9C9C9"/>
         </w:rPr>
         <w:t>静电力</w:t>
       </w:r>
@@ -322,7 +322,7 @@
       </w:r>
       <w:r>
         <w:rPr>
-          <w:shd w:val="clear" w:color="auto" w:fill="A6A6A6"/>
+          <w:shd w:val="clear" w:color="auto" w:fill="C9C9C9"/>
         </w:rPr>
         <w:t>电流做功</w:t>
       </w:r>
@@ -352,7 +352,7 @@
       </w:r>
       <w:r>
         <w:rPr>
-          <w:shd w:val="clear" w:color="auto" w:fill="A6A6A6"/>
+          <w:shd w:val="clear" w:color="auto" w:fill="C9C9C9"/>
         </w:rPr>
         <w:t>UIt</w:t>
       </w:r>
@@ -361,7 +361,7 @@
       </w:r>
       <w:r>
         <w:rPr>
-          <w:shd w:val="clear" w:color="auto" w:fill="A6A6A6"/>
+          <w:shd w:val="clear" w:color="auto" w:fill="C9C9C9"/>
         </w:rPr>
         <w:t>焦耳</w:t>
       </w:r>
@@ -370,7 +370,7 @@
       </w:r>
       <w:r>
         <w:rPr>
-          <w:shd w:val="clear" w:color="auto" w:fill="A6A6A6"/>
+          <w:shd w:val="clear" w:color="auto" w:fill="C9C9C9"/>
         </w:rPr>
         <w:t>J</w:t>
       </w:r>
@@ -397,7 +397,7 @@
       </w:r>
       <w:r>
         <w:rPr>
-          <w:shd w:val="clear" w:color="auto" w:fill="A6A6A6"/>
+          <w:shd w:val="clear" w:color="auto" w:fill="C9C9C9"/>
         </w:rPr>
         <w:t>度</w:t>
       </w:r>
@@ -415,13 +415,13 @@
       </w:r>
       <w:r>
         <w:rPr>
-          <w:shd w:val="clear" w:color="auto" w:fill="A6A6A6"/>
+          <w:shd w:val="clear" w:color="auto" w:fill="C9C9C9"/>
         </w:rPr>
         <w:t>3.6×10</w:t>
       </w:r>
       <w:r>
         <w:rPr>
-          <w:shd w:val="clear" w:color="auto" w:fill="A6A6A6"/>
+          <w:shd w:val="clear" w:color="auto" w:fill="C9C9C9"/>
           <w:vertAlign w:val="superscript"/>
         </w:rPr>
         <w:t>6</w:t>
@@ -458,7 +458,7 @@
       </w:r>
       <w:r>
         <w:rPr>
-          <w:shd w:val="clear" w:color="auto" w:fill="A6A6A6"/>
+          <w:shd w:val="clear" w:color="auto" w:fill="C9C9C9"/>
         </w:rPr>
         <w:t>时间</w:t>
       </w:r>
@@ -519,7 +519,7 @@
       </w:r>
       <w:r>
         <w:rPr>
-          <w:shd w:val="clear" w:color="auto" w:fill="A6A6A6"/>
+          <w:shd w:val="clear" w:color="auto" w:fill="C9C9C9"/>
         </w:rPr>
         <w:t>UI</w:t>
       </w:r>
@@ -540,7 +540,7 @@
       </w:r>
       <w:r>
         <w:rPr>
-          <w:shd w:val="clear" w:color="auto" w:fill="A6A6A6"/>
+          <w:shd w:val="clear" w:color="auto" w:fill="C9C9C9"/>
         </w:rPr>
         <w:t>瓦特</w:t>
       </w:r>
@@ -549,7 +549,7 @@
       </w:r>
       <w:r>
         <w:rPr>
-          <w:shd w:val="clear" w:color="auto" w:fill="A6A6A6"/>
+          <w:shd w:val="clear" w:color="auto" w:fill="C9C9C9"/>
         </w:rPr>
         <w:t>W</w:t>
       </w:r>
@@ -570,7 +570,7 @@
       </w:r>
       <w:r>
         <w:rPr>
-          <w:shd w:val="clear" w:color="auto" w:fill="A6A6A6"/>
+          <w:shd w:val="clear" w:color="auto" w:fill="C9C9C9"/>
         </w:rPr>
         <w:t>快慢</w:t>
       </w:r>
@@ -633,7 +633,7 @@
       </w:r>
       <w:r>
         <w:rPr>
-          <w:shd w:val="clear" w:color="auto" w:fill="A6A6A6"/>
+          <w:shd w:val="clear" w:color="auto" w:fill="C9C9C9"/>
         </w:rPr>
         <w:t>电流的二次方</w:t>
       </w:r>
@@ -642,7 +642,7 @@
       </w:r>
       <w:r>
         <w:rPr>
-          <w:shd w:val="clear" w:color="auto" w:fill="A6A6A6"/>
+          <w:shd w:val="clear" w:color="auto" w:fill="C9C9C9"/>
         </w:rPr>
         <w:t>导体的电阻</w:t>
       </w:r>
@@ -651,7 +651,7 @@
       </w:r>
       <w:r>
         <w:rPr>
-          <w:shd w:val="clear" w:color="auto" w:fill="A6A6A6"/>
+          <w:shd w:val="clear" w:color="auto" w:fill="C9C9C9"/>
         </w:rPr>
         <w:t>通电时间</w:t>
       </w:r>
@@ -660,7 +660,7 @@
       </w:r>
       <w:r>
         <w:rPr>
-          <w:shd w:val="clear" w:color="auto" w:fill="A6A6A6"/>
+          <w:shd w:val="clear" w:color="auto" w:fill="C9C9C9"/>
         </w:rPr>
         <w:t>焦耳</w:t>
       </w:r>
@@ -693,20 +693,20 @@
       </w:r>
       <w:r>
         <w:rPr>
-          <w:shd w:val="clear" w:color="auto" w:fill="A6A6A6"/>
+          <w:shd w:val="clear" w:color="auto" w:fill="C9C9C9"/>
         </w:rPr>
         <w:t>I</w:t>
       </w:r>
       <w:r>
         <w:rPr>
-          <w:shd w:val="clear" w:color="auto" w:fill="A6A6A6"/>
+          <w:shd w:val="clear" w:color="auto" w:fill="C9C9C9"/>
           <w:vertAlign w:val="superscript"/>
         </w:rPr>
         <w:t>2</w:t>
       </w:r>
       <w:r>
         <w:rPr>
-          <w:shd w:val="clear" w:color="auto" w:fill="A6A6A6"/>
+          <w:shd w:val="clear" w:color="auto" w:fill="C9C9C9"/>
         </w:rPr>
         <w:t>Rt</w:t>
       </w:r>
@@ -739,7 +739,7 @@
       </w:r>
       <w:r>
         <w:rPr>
-          <w:shd w:val="clear" w:color="auto" w:fill="A6A6A6"/>
+          <w:shd w:val="clear" w:color="auto" w:fill="C9C9C9"/>
         </w:rPr>
         <w:t>单位时间</w:t>
       </w:r>
@@ -834,7 +834,7 @@
       </w:r>
       <w:r>
         <w:rPr>
-          <w:shd w:val="clear" w:color="auto" w:fill="A6A6A6"/>
+          <w:shd w:val="clear" w:color="auto" w:fill="C9C9C9"/>
         </w:rPr>
         <w:t>机械能</w:t>
       </w:r>
@@ -931,28 +931,28 @@
       <w:r>
         <w:rPr>
           <w:i/>
-          <w:shd w:val="clear" w:color="auto" w:fill="A6A6A6"/>
+          <w:shd w:val="clear" w:color="auto" w:fill="C9C9C9"/>
         </w:rPr>
         <w:t>P</w:t>
       </w:r>
       <w:r>
         <w:rPr>
           <w:i/>
-          <w:shd w:val="clear" w:color="auto" w:fill="A6A6A6"/>
+          <w:shd w:val="clear" w:color="auto" w:fill="C9C9C9"/>
           <w:vertAlign w:val="subscript"/>
         </w:rPr>
         <w:t>总</w:t>
       </w:r>
       <w:r>
         <w:rPr>
-          <w:shd w:val="clear" w:color="auto" w:fill="A6A6A6"/>
+          <w:shd w:val="clear" w:color="auto" w:fill="C9C9C9"/>
         </w:rPr>
         <w:t>＝</w:t>
       </w:r>
       <w:r>
         <w:rPr>
           <w:i/>
-          <w:shd w:val="clear" w:color="auto" w:fill="A6A6A6"/>
+          <w:shd w:val="clear" w:color="auto" w:fill="C9C9C9"/>
         </w:rPr>
         <w:t>UI</w:t>
       </w:r>
@@ -974,35 +974,35 @@
       <w:r>
         <w:rPr>
           <w:i/>
-          <w:shd w:val="clear" w:color="auto" w:fill="A6A6A6"/>
+          <w:shd w:val="clear" w:color="auto" w:fill="C9C9C9"/>
         </w:rPr>
         <w:t>P</w:t>
       </w:r>
       <w:r>
         <w:rPr>
           <w:i/>
-          <w:shd w:val="clear" w:color="auto" w:fill="A6A6A6"/>
+          <w:shd w:val="clear" w:color="auto" w:fill="C9C9C9"/>
           <w:vertAlign w:val="subscript"/>
         </w:rPr>
         <w:t>热</w:t>
       </w:r>
       <w:r>
         <w:rPr>
-          <w:shd w:val="clear" w:color="auto" w:fill="A6A6A6"/>
+          <w:shd w:val="clear" w:color="auto" w:fill="C9C9C9"/>
         </w:rPr>
         <w:t>＝</w:t>
       </w:r>
       <w:r>
         <w:rPr>
           <w:i/>
-          <w:shd w:val="clear" w:color="auto" w:fill="A6A6A6"/>
+          <w:shd w:val="clear" w:color="auto" w:fill="C9C9C9"/>
         </w:rPr>
         <w:t>I</w:t>
       </w:r>
       <w:r>
         <w:rPr>
           <w:i/>
-          <w:shd w:val="clear" w:color="auto" w:fill="A6A6A6"/>
+          <w:shd w:val="clear" w:color="auto" w:fill="C9C9C9"/>
           <w:vertAlign w:val="superscript"/>
         </w:rPr>
         <w:t>2</w:t>
@@ -1010,7 +1010,7 @@
       <w:r>
         <w:rPr>
           <w:i/>
-          <w:shd w:val="clear" w:color="auto" w:fill="A6A6A6"/>
+          <w:shd w:val="clear" w:color="auto" w:fill="C9C9C9"/>
         </w:rPr>
         <w:t>R</w:t>
       </w:r>
@@ -1041,90 +1041,90 @@
       <w:r>
         <w:rPr>
           <w:i/>
-          <w:shd w:val="clear" w:color="auto" w:fill="A6A6A6"/>
+          <w:shd w:val="clear" w:color="auto" w:fill="C9C9C9"/>
         </w:rPr>
         <w:t>P</w:t>
       </w:r>
       <w:r>
         <w:rPr>
           <w:i/>
-          <w:shd w:val="clear" w:color="auto" w:fill="A6A6A6"/>
+          <w:shd w:val="clear" w:color="auto" w:fill="C9C9C9"/>
           <w:vertAlign w:val="subscript"/>
         </w:rPr>
         <w:t>机</w:t>
       </w:r>
       <w:r>
         <w:rPr>
-          <w:shd w:val="clear" w:color="auto" w:fill="A6A6A6"/>
+          <w:shd w:val="clear" w:color="auto" w:fill="C9C9C9"/>
         </w:rPr>
         <w:t>＝</w:t>
       </w:r>
       <w:r>
         <w:rPr>
           <w:i/>
-          <w:shd w:val="clear" w:color="auto" w:fill="A6A6A6"/>
+          <w:shd w:val="clear" w:color="auto" w:fill="C9C9C9"/>
         </w:rPr>
         <w:t>P</w:t>
       </w:r>
       <w:r>
         <w:rPr>
           <w:i/>
-          <w:shd w:val="clear" w:color="auto" w:fill="A6A6A6"/>
+          <w:shd w:val="clear" w:color="auto" w:fill="C9C9C9"/>
           <w:vertAlign w:val="subscript"/>
         </w:rPr>
         <w:t>总</w:t>
       </w:r>
       <w:r>
         <w:rPr>
-          <w:shd w:val="clear" w:color="auto" w:fill="A6A6A6"/>
+          <w:shd w:val="clear" w:color="auto" w:fill="C9C9C9"/>
         </w:rPr>
         <w:t>－</w:t>
       </w:r>
       <w:r>
         <w:rPr>
           <w:i/>
-          <w:shd w:val="clear" w:color="auto" w:fill="A6A6A6"/>
+          <w:shd w:val="clear" w:color="auto" w:fill="C9C9C9"/>
         </w:rPr>
         <w:t>P</w:t>
       </w:r>
       <w:r>
         <w:rPr>
           <w:i/>
-          <w:shd w:val="clear" w:color="auto" w:fill="A6A6A6"/>
+          <w:shd w:val="clear" w:color="auto" w:fill="C9C9C9"/>
           <w:vertAlign w:val="subscript"/>
         </w:rPr>
         <w:t>热</w:t>
       </w:r>
       <w:r>
         <w:rPr>
-          <w:shd w:val="clear" w:color="auto" w:fill="A6A6A6"/>
+          <w:shd w:val="clear" w:color="auto" w:fill="C9C9C9"/>
         </w:rPr>
         <w:t>＝</w:t>
       </w:r>
       <w:r>
         <w:rPr>
           <w:i/>
-          <w:shd w:val="clear" w:color="auto" w:fill="A6A6A6"/>
+          <w:shd w:val="clear" w:color="auto" w:fill="C9C9C9"/>
         </w:rPr>
         <w:t>UI</w:t>
       </w:r>
       <w:r>
         <w:rPr>
-          <w:shd w:val="clear" w:color="auto" w:fill="A6A6A6"/>
+          <w:shd w:val="clear" w:color="auto" w:fill="C9C9C9"/>
         </w:rPr>
         <w:t>－</w:t>
       </w:r>
       <w:r>
         <w:rPr>
           <w:i/>
-          <w:shd w:val="clear" w:color="auto" w:fill="A6A6A6"/>
+          <w:shd w:val="clear" w:color="auto" w:fill="C9C9C9"/>
         </w:rPr>
         <w:t>I</w:t>
       </w:r>
       <w:r>
         <w:rPr>
           <w:i/>
-          <w:shd w:val="clear" w:color="auto" w:fill="A6A6A6"/>
+          <w:shd w:val="clear" w:color="auto" w:fill="C9C9C9"/>
           <w:vertAlign w:val="superscript"/>
         </w:rPr>
         <w:t>2</w:t>
@@ -1132,7 +1132,7 @@
       <w:r>
         <w:rPr>
           <w:i/>
-          <w:shd w:val="clear" w:color="auto" w:fill="A6A6A6"/>
+          <w:shd w:val="clear" w:color="auto" w:fill="C9C9C9"/>
         </w:rPr>
         <w:t>R</w:t>
       </w:r>
@@ -1166,7 +1166,7 @@
             <m:ctrlPr>
               <w:rPr>
                 <w:rFonts w:ascii="Cambria Math" w:hAnsi="Cambria Math"/>
-                <w:shd w:val="clear" w:color="auto" w:fill="A6A6A6"/>
+                <w:shd w:val="clear" w:color="auto" w:fill="C9C9C9"/>
               </w:rPr>
             </m:ctrlPr>
           </m:fPr>
@@ -1255,7 +1255,7 @@
       </w:r>
       <w:r>
         <w:rPr>
-          <w:shd w:val="clear" w:color="auto" w:fill="A6A6A6"/>
+          <w:shd w:val="clear" w:color="auto" w:fill="C9C9C9"/>
         </w:rPr>
         <w:t>化学</w:t>
       </w:r>
@@ -1772,7 +1772,7 @@
             <m:ctrlPr>
               <w:rPr>
                 <w:rFonts w:ascii="Cambria Math" w:hAnsi="Cambria Math"/>
-                <w:shd w:val="clear" w:color="auto" w:fill="A6A6A6"/>
+                <w:shd w:val="clear" w:color="auto" w:fill="C9C9C9"/>
               </w:rPr>
             </m:ctrlPr>
           </m:fPr>
@@ -1897,7 +1897,7 @@
             <m:ctrlPr>
               <w:rPr>
                 <w:rFonts w:ascii="Cambria Math" w:hAnsi="Cambria Math"/>
-                <w:shd w:val="clear" w:color="auto" w:fill="A6A6A6"/>
+                <w:shd w:val="clear" w:color="auto" w:fill="C9C9C9"/>
               </w:rPr>
             </m:ctrlPr>
           </m:fPr>
@@ -2023,21 +2023,21 @@
       <w:r>
         <w:rPr>
           <w:i/>
-          <w:shd w:val="clear" w:color="auto" w:fill="A6A6A6"/>
+          <w:shd w:val="clear" w:color="auto" w:fill="C9C9C9"/>
         </w:rPr>
         <w:t>W</w:t>
       </w:r>
       <w:r>
         <w:rPr>
           <w:i/>
-          <w:shd w:val="clear" w:color="auto" w:fill="A6A6A6"/>
+          <w:shd w:val="clear" w:color="auto" w:fill="C9C9C9"/>
         </w:rPr>
         <w:t>＞</w:t>
       </w:r>
       <w:r>
         <w:rPr>
           <w:i/>
-          <w:shd w:val="clear" w:color="auto" w:fill="A6A6A6"/>
+          <w:shd w:val="clear" w:color="auto" w:fill="C9C9C9"/>
         </w:rPr>
         <w:t>Q</w:t>
       </w:r>
@@ -2118,28 +2118,28 @@
       <w:r>
         <w:rPr>
           <w:i/>
-          <w:shd w:val="clear" w:color="auto" w:fill="A6A6A6"/>
+          <w:shd w:val="clear" w:color="auto" w:fill="C9C9C9"/>
         </w:rPr>
         <w:t>P</w:t>
       </w:r>
       <w:r>
         <w:rPr>
           <w:i/>
-          <w:shd w:val="clear" w:color="auto" w:fill="A6A6A6"/>
+          <w:shd w:val="clear" w:color="auto" w:fill="C9C9C9"/>
         </w:rPr>
         <w:t>电＞</w:t>
       </w:r>
       <w:r>
         <w:rPr>
           <w:i/>
-          <w:shd w:val="clear" w:color="auto" w:fill="A6A6A6"/>
+          <w:shd w:val="clear" w:color="auto" w:fill="C9C9C9"/>
         </w:rPr>
         <w:t>P</w:t>
       </w:r>
       <w:r>
         <w:rPr>
           <w:i/>
-          <w:shd w:val="clear" w:color="auto" w:fill="A6A6A6"/>
+          <w:shd w:val="clear" w:color="auto" w:fill="C9C9C9"/>
         </w:rPr>
         <w:t>热</w:t>
       </w:r>
@@ -2192,7 +2192,7 @@
       </w:r>
       <w:r>
         <w:rPr>
-          <w:shd w:val="clear" w:color="auto" w:fill="A6A6A6"/>
+          <w:shd w:val="clear" w:color="auto" w:fill="C9C9C9"/>
         </w:rPr>
         <w:t>电源</w:t>
       </w:r>
@@ -2201,7 +2201,7 @@
       </w:r>
       <w:r>
         <w:rPr>
-          <w:shd w:val="clear" w:color="auto" w:fill="A6A6A6"/>
+          <w:shd w:val="clear" w:color="auto" w:fill="C9C9C9"/>
         </w:rPr>
         <w:t>外</w:t>
       </w:r>
@@ -2210,7 +2210,7 @@
       </w:r>
       <w:r>
         <w:rPr>
-          <w:shd w:val="clear" w:color="auto" w:fill="A6A6A6"/>
+          <w:shd w:val="clear" w:color="auto" w:fill="C9C9C9"/>
         </w:rPr>
         <w:t>内</w:t>
       </w:r>
@@ -2345,7 +2345,7 @@
       </w:r>
       <w:r>
         <w:rPr>
-          <w:shd w:val="clear" w:color="auto" w:fill="A6A6A6"/>
+          <w:shd w:val="clear" w:color="auto" w:fill="C9C9C9"/>
         </w:rPr>
         <w:t>负</w:t>
       </w:r>
@@ -2354,7 +2354,7 @@
       </w:r>
       <w:r>
         <w:rPr>
-          <w:shd w:val="clear" w:color="auto" w:fill="A6A6A6"/>
+          <w:shd w:val="clear" w:color="auto" w:fill="C9C9C9"/>
         </w:rPr>
         <w:t>正</w:t>
       </w:r>
@@ -2363,7 +2363,7 @@
       </w:r>
       <w:r>
         <w:rPr>
-          <w:shd w:val="clear" w:color="auto" w:fill="A6A6A6"/>
+          <w:shd w:val="clear" w:color="auto" w:fill="C9C9C9"/>
         </w:rPr>
         <w:t>电磁</w:t>
       </w:r>
@@ -2384,7 +2384,7 @@
       </w:r>
       <w:r>
         <w:rPr>
-          <w:shd w:val="clear" w:color="auto" w:fill="A6A6A6"/>
+          <w:shd w:val="clear" w:color="auto" w:fill="C9C9C9"/>
         </w:rPr>
         <w:t>电能</w:t>
       </w:r>
@@ -2465,7 +2465,7 @@
       </w:r>
       <w:r>
         <w:rPr>
-          <w:shd w:val="clear" w:color="auto" w:fill="A6A6A6"/>
+          <w:shd w:val="clear" w:color="auto" w:fill="C9C9C9"/>
         </w:rPr>
         <w:t>非静电力</w:t>
       </w:r>
@@ -2517,7 +2517,7 @@
             <m:ctrlPr>
               <w:rPr>
                 <w:rFonts w:ascii="Cambria Math" w:hAnsi="Cambria Math"/>
-                <w:shd w:val="clear" w:color="auto" w:fill="A6A6A6"/>
+                <w:shd w:val="clear" w:color="auto" w:fill="C9C9C9"/>
               </w:rPr>
             </m:ctrlPr>
           </m:fPr>
@@ -2559,7 +2559,7 @@
       </w:r>
       <w:r>
         <w:rPr>
-          <w:shd w:val="clear" w:color="auto" w:fill="A6A6A6"/>
+          <w:shd w:val="clear" w:color="auto" w:fill="C9C9C9"/>
         </w:rPr>
         <w:t>伏特</w:t>
       </w:r>
@@ -2607,7 +2607,7 @@
       </w:r>
       <w:r>
         <w:rPr>
-          <w:shd w:val="clear" w:color="auto" w:fill="A6A6A6"/>
+          <w:shd w:val="clear" w:color="auto" w:fill="C9C9C9"/>
         </w:rPr>
         <w:t>无关</w:t>
       </w:r>
@@ -2616,7 +2616,7 @@
       </w:r>
       <w:r>
         <w:rPr>
-          <w:shd w:val="clear" w:color="auto" w:fill="A6A6A6"/>
+          <w:shd w:val="clear" w:color="auto" w:fill="C9C9C9"/>
         </w:rPr>
         <w:t>无关</w:t>
       </w:r>
@@ -2856,7 +2856,7 @@
             </w:pPr>
             <w:r>
               <w:rPr>
-                <w:shd w:val="clear" w:color="auto" w:fill="A6A6A6"/>
+                <w:shd w:val="clear" w:color="auto" w:fill="C9C9C9"/>
               </w:rPr>
               <w:t>非静电力做功将其他形式的能转化为电能的本领，表征电源的性质</w:t>
             </w:r>
@@ -2886,7 +2886,7 @@
             </w:pPr>
             <w:r>
               <w:rPr>
-                <w:shd w:val="clear" w:color="auto" w:fill="A6A6A6"/>
+                <w:shd w:val="clear" w:color="auto" w:fill="C9C9C9"/>
               </w:rPr>
               <w:t>表示电场力做功将电能转化为其他形式的能的本领，表征电场的性质</w:t>
             </w:r>
@@ -2959,7 +2959,7 @@
                   <m:ctrlPr>
                     <w:rPr>
                       <w:rFonts w:ascii="Cambria Math" w:hAnsi="Cambria Math"/>
-                      <w:shd w:val="clear" w:color="auto" w:fill="A6A6A6"/>
+                      <w:shd w:val="clear" w:color="auto" w:fill="C9C9C9"/>
                     </w:rPr>
                   </m:ctrlPr>
                 </m:fPr>
@@ -3032,7 +3032,7 @@
                   <m:ctrlPr>
                     <w:rPr>
                       <w:rFonts w:ascii="Cambria Math" w:hAnsi="Cambria Math"/>
-                      <w:shd w:val="clear" w:color="auto" w:fill="A6A6A6"/>
+                      <w:shd w:val="clear" w:color="auto" w:fill="C9C9C9"/>
                     </w:rPr>
                   </m:ctrlPr>
                 </m:fPr>
@@ -3217,7 +3217,7 @@
             </w:pPr>
             <w:r>
               <w:rPr>
-                <w:shd w:val="clear" w:color="auto" w:fill="A6A6A6"/>
+                <w:shd w:val="clear" w:color="auto" w:fill="C9C9C9"/>
               </w:rPr>
               <w:t>电动势等于电源未接入电路时两极间的电压</w:t>
             </w:r>
@@ -3267,21 +3267,21 @@
       <w:r>
         <w:rPr>
           <w:i/>
-          <w:shd w:val="clear" w:color="auto" w:fill="A6A6A6"/>
+          <w:shd w:val="clear" w:color="auto" w:fill="C9C9C9"/>
         </w:rPr>
         <w:t>E</w:t>
       </w:r>
       <w:r>
         <w:rPr>
           <w:i/>
-          <w:shd w:val="clear" w:color="auto" w:fill="A6A6A6"/>
+          <w:shd w:val="clear" w:color="auto" w:fill="C9C9C9"/>
         </w:rPr>
         <w:t>总＝</w:t>
       </w:r>
       <w:r>
         <w:rPr>
           <w:i/>
-          <w:shd w:val="clear" w:color="auto" w:fill="A6A6A6"/>
+          <w:shd w:val="clear" w:color="auto" w:fill="C9C9C9"/>
         </w:rPr>
         <w:t>nE</w:t>
       </w:r>
@@ -3291,21 +3291,21 @@
       <w:r>
         <w:rPr>
           <w:i/>
-          <w:shd w:val="clear" w:color="auto" w:fill="A6A6A6"/>
+          <w:shd w:val="clear" w:color="auto" w:fill="C9C9C9"/>
         </w:rPr>
         <w:t>r</w:t>
       </w:r>
       <w:r>
         <w:rPr>
           <w:i/>
-          <w:shd w:val="clear" w:color="auto" w:fill="A6A6A6"/>
+          <w:shd w:val="clear" w:color="auto" w:fill="C9C9C9"/>
         </w:rPr>
         <w:t>总＝</w:t>
       </w:r>
       <w:r>
         <w:rPr>
           <w:i/>
-          <w:shd w:val="clear" w:color="auto" w:fill="A6A6A6"/>
+          <w:shd w:val="clear" w:color="auto" w:fill="C9C9C9"/>
         </w:rPr>
         <w:t>nr</w:t>
       </w:r>
@@ -3341,21 +3341,21 @@
       <w:r>
         <w:rPr>
           <w:i/>
-          <w:shd w:val="clear" w:color="auto" w:fill="A6A6A6"/>
+          <w:shd w:val="clear" w:color="auto" w:fill="C9C9C9"/>
         </w:rPr>
         <w:t>E</w:t>
       </w:r>
       <w:r>
         <w:rPr>
           <w:i/>
-          <w:shd w:val="clear" w:color="auto" w:fill="A6A6A6"/>
+          <w:shd w:val="clear" w:color="auto" w:fill="C9C9C9"/>
         </w:rPr>
         <w:t>总＝</w:t>
       </w:r>
       <w:r>
         <w:rPr>
           <w:i/>
-          <w:shd w:val="clear" w:color="auto" w:fill="A6A6A6"/>
+          <w:shd w:val="clear" w:color="auto" w:fill="C9C9C9"/>
         </w:rPr>
         <w:t>E</w:t>
       </w:r>
@@ -3383,7 +3383,7 @@
             <m:ctrlPr>
               <w:rPr>
                 <w:rFonts w:ascii="Cambria Math" w:hAnsi="Cambria Math"/>
-                <w:shd w:val="clear" w:color="auto" w:fill="A6A6A6"/>
+                <w:shd w:val="clear" w:color="auto" w:fill="C9C9C9"/>
               </w:rPr>
             </m:ctrlPr>
           </m:fPr>
@@ -3518,7 +3518,7 @@
       </w:r>
       <w:r>
         <w:rPr>
-          <w:shd w:val="clear" w:color="auto" w:fill="A6A6A6"/>
+          <w:shd w:val="clear" w:color="auto" w:fill="C9C9C9"/>
         </w:rPr>
         <w:t>EIt</w:t>
       </w:r>
@@ -3564,20 +3564,20 @@
       </w:r>
       <w:r>
         <w:rPr>
-          <w:shd w:val="clear" w:color="auto" w:fill="A6A6A6"/>
+          <w:shd w:val="clear" w:color="auto" w:fill="C9C9C9"/>
         </w:rPr>
         <w:t>I</w:t>
       </w:r>
       <w:r>
         <w:rPr>
-          <w:shd w:val="clear" w:color="auto" w:fill="A6A6A6"/>
+          <w:shd w:val="clear" w:color="auto" w:fill="C9C9C9"/>
           <w:vertAlign w:val="superscript"/>
         </w:rPr>
         <w:t>2</w:t>
       </w:r>
       <w:r>
         <w:rPr>
-          <w:shd w:val="clear" w:color="auto" w:fill="A6A6A6"/>
+          <w:shd w:val="clear" w:color="auto" w:fill="C9C9C9"/>
         </w:rPr>
         <w:t>Rt</w:t>
       </w:r>
@@ -3602,20 +3602,20 @@
       </w:r>
       <w:r>
         <w:rPr>
-          <w:shd w:val="clear" w:color="auto" w:fill="A6A6A6"/>
+          <w:shd w:val="clear" w:color="auto" w:fill="C9C9C9"/>
         </w:rPr>
         <w:t>I</w:t>
       </w:r>
       <w:r>
         <w:rPr>
-          <w:shd w:val="clear" w:color="auto" w:fill="A6A6A6"/>
+          <w:shd w:val="clear" w:color="auto" w:fill="C9C9C9"/>
           <w:vertAlign w:val="superscript"/>
         </w:rPr>
         <w:t>2</w:t>
       </w:r>
       <w:r>
         <w:rPr>
-          <w:shd w:val="clear" w:color="auto" w:fill="A6A6A6"/>
+          <w:shd w:val="clear" w:color="auto" w:fill="C9C9C9"/>
         </w:rPr>
         <w:t>rt</w:t>
       </w:r>
@@ -3686,33 +3686,33 @@
       </w:r>
       <w:r>
         <w:rPr>
-          <w:shd w:val="clear" w:color="auto" w:fill="A6A6A6"/>
+          <w:shd w:val="clear" w:color="auto" w:fill="C9C9C9"/>
         </w:rPr>
         <w:t>I</w:t>
       </w:r>
       <w:r>
         <w:rPr>
-          <w:shd w:val="clear" w:color="auto" w:fill="A6A6A6"/>
+          <w:shd w:val="clear" w:color="auto" w:fill="C9C9C9"/>
           <w:vertAlign w:val="superscript"/>
         </w:rPr>
         <w:t>2</w:t>
       </w:r>
       <w:r>
         <w:rPr>
-          <w:shd w:val="clear" w:color="auto" w:fill="A6A6A6"/>
+          <w:shd w:val="clear" w:color="auto" w:fill="C9C9C9"/>
         </w:rPr>
         <w:t>Rt+I</w:t>
       </w:r>
       <w:r>
         <w:rPr>
-          <w:shd w:val="clear" w:color="auto" w:fill="A6A6A6"/>
+          <w:shd w:val="clear" w:color="auto" w:fill="C9C9C9"/>
           <w:vertAlign w:val="superscript"/>
         </w:rPr>
         <w:t>2</w:t>
       </w:r>
       <w:r>
         <w:rPr>
-          <w:shd w:val="clear" w:color="auto" w:fill="A6A6A6"/>
+          <w:shd w:val="clear" w:color="auto" w:fill="C9C9C9"/>
         </w:rPr>
         <w:t>rt</w:t>
       </w:r>
@@ -3730,7 +3730,7 @@
       </w:r>
       <w:r>
         <w:rPr>
-          <w:shd w:val="clear" w:color="auto" w:fill="A6A6A6"/>
+          <w:shd w:val="clear" w:color="auto" w:fill="C9C9C9"/>
         </w:rPr>
         <w:t>IR+Ir</w:t>
       </w:r>
@@ -3789,7 +3789,7 @@
         <m:r>
           <w:rPr>
             <w:rFonts w:ascii="Cambria Math" w:hAnsi="Cambria Math" w:cs="Cambria Math"/>
-            <w:shd w:val="clear" w:color="auto" w:fill="A6A6A6"/>
+            <w:shd w:val="clear" w:color="auto" w:fill="C9C9C9"/>
           </w:rPr>
           <m:t>I=</m:t>
         </m:r>
@@ -3798,7 +3798,7 @@
             <m:ctrlPr>
               <w:rPr>
                 <w:rFonts w:ascii="Cambria Math" w:hAnsi="Cambria Math"/>
-                <w:shd w:val="clear" w:color="auto" w:fill="A6A6A6"/>
+                <w:shd w:val="clear" w:color="auto" w:fill="C9C9C9"/>
               </w:rPr>
             </m:ctrlPr>
           </m:fPr>
@@ -3822,40 +3822,40 @@
       </m:oMath>
       <w:r>
         <w:rPr>
-          <w:shd w:val="clear" w:color="auto" w:fill="A6A6A6"/>
+          <w:shd w:val="clear" w:color="auto" w:fill="C9C9C9"/>
         </w:rPr>
         <w:t>、</w:t>
       </w:r>
       <w:r>
         <w:rPr>
           <w:i/>
-          <w:shd w:val="clear" w:color="auto" w:fill="A6A6A6"/>
+          <w:shd w:val="clear" w:color="auto" w:fill="C9C9C9"/>
         </w:rPr>
         <w:t>E</w:t>
       </w:r>
       <w:r>
         <w:rPr>
-          <w:shd w:val="clear" w:color="auto" w:fill="A6A6A6"/>
+          <w:shd w:val="clear" w:color="auto" w:fill="C9C9C9"/>
         </w:rPr>
         <w:t>=</w:t>
       </w:r>
       <w:r>
         <w:rPr>
           <w:i/>
-          <w:shd w:val="clear" w:color="auto" w:fill="A6A6A6"/>
+          <w:shd w:val="clear" w:color="auto" w:fill="C9C9C9"/>
         </w:rPr>
         <w:t>IR</w:t>
       </w:r>
       <w:r>
         <w:rPr>
-          <w:shd w:val="clear" w:color="auto" w:fill="A6A6A6"/>
+          <w:shd w:val="clear" w:color="auto" w:fill="C9C9C9"/>
         </w:rPr>
         <w:t>+</w:t>
       </w:r>
       <w:r>
         <w:rPr>
           <w:i/>
-          <w:shd w:val="clear" w:color="auto" w:fill="A6A6A6"/>
+          <w:shd w:val="clear" w:color="auto" w:fill="C9C9C9"/>
         </w:rPr>
         <w:t>Ir</w:t>
       </w:r>
@@ -3888,7 +3888,7 @@
       </w:r>
       <w:r>
         <w:rPr>
-          <w:shd w:val="clear" w:color="auto" w:fill="A6A6A6"/>
+          <w:shd w:val="clear" w:color="auto" w:fill="C9C9C9"/>
         </w:rPr>
         <w:t>电动势</w:t>
       </w:r>
@@ -3897,7 +3897,7 @@
       </w:r>
       <w:r>
         <w:rPr>
-          <w:shd w:val="clear" w:color="auto" w:fill="A6A6A6"/>
+          <w:shd w:val="clear" w:color="auto" w:fill="C9C9C9"/>
         </w:rPr>
         <w:t>内、外电路的电阻之和</w:t>
       </w:r>
@@ -3931,7 +3931,7 @@
             <m:ctrlPr>
               <w:rPr>
                 <w:rFonts w:ascii="Cambria Math" w:hAnsi="Cambria Math"/>
-                <w:shd w:val="clear" w:color="auto" w:fill="A6A6A6"/>
+                <w:shd w:val="clear" w:color="auto" w:fill="C9C9C9"/>
               </w:rPr>
             </m:ctrlPr>
           </m:fPr>
@@ -3979,25 +3979,25 @@
       </w:r>
       <w:r>
         <w:rPr>
-          <w:shd w:val="clear" w:color="auto" w:fill="A6A6A6"/>
+          <w:shd w:val="clear" w:color="auto" w:fill="C9C9C9"/>
         </w:rPr>
         <w:t>U</w:t>
       </w:r>
       <w:r>
         <w:rPr>
-          <w:shd w:val="clear" w:color="auto" w:fill="A6A6A6"/>
+          <w:shd w:val="clear" w:color="auto" w:fill="C9C9C9"/>
         </w:rPr>
         <w:t>外</w:t>
       </w:r>
       <w:r>
         <w:rPr>
-          <w:shd w:val="clear" w:color="auto" w:fill="A6A6A6"/>
+          <w:shd w:val="clear" w:color="auto" w:fill="C9C9C9"/>
         </w:rPr>
         <w:t>+U</w:t>
       </w:r>
       <w:r>
         <w:rPr>
-          <w:shd w:val="clear" w:color="auto" w:fill="A6A6A6"/>
+          <w:shd w:val="clear" w:color="auto" w:fill="C9C9C9"/>
         </w:rPr>
         <w:t>内</w:t>
       </w:r>
@@ -4006,7 +4006,7 @@
       </w:r>
       <w:r>
         <w:rPr>
-          <w:shd w:val="clear" w:color="auto" w:fill="A6A6A6"/>
+          <w:shd w:val="clear" w:color="auto" w:fill="C9C9C9"/>
         </w:rPr>
         <w:t>电势降落</w:t>
       </w:r>
@@ -4090,7 +4090,7 @@
       </w:r>
       <w:r>
         <w:rPr>
-          <w:shd w:val="clear" w:color="auto" w:fill="A6A6A6"/>
+          <w:shd w:val="clear" w:color="auto" w:fill="C9C9C9"/>
         </w:rPr>
         <w:t>负载</w:t>
       </w:r>
@@ -4099,7 +4099,7 @@
       </w:r>
       <w:r>
         <w:rPr>
-          <w:shd w:val="clear" w:color="auto" w:fill="A6A6A6"/>
+          <w:shd w:val="clear" w:color="auto" w:fill="C9C9C9"/>
         </w:rPr>
         <w:t>路端电压</w:t>
       </w:r>
@@ -4224,33 +4224,33 @@
       <w:r>
         <w:rPr>
           <w:i/>
-          <w:shd w:val="clear" w:color="auto" w:fill="A6A6A6"/>
+          <w:shd w:val="clear" w:color="auto" w:fill="C9C9C9"/>
         </w:rPr>
         <w:t>U</w:t>
       </w:r>
       <w:r>
         <w:rPr>
-          <w:shd w:val="clear" w:color="auto" w:fill="A6A6A6"/>
+          <w:shd w:val="clear" w:color="auto" w:fill="C9C9C9"/>
         </w:rPr>
         <w:t>＝</w:t>
       </w:r>
       <w:r>
         <w:rPr>
           <w:i/>
-          <w:shd w:val="clear" w:color="auto" w:fill="A6A6A6"/>
+          <w:shd w:val="clear" w:color="auto" w:fill="C9C9C9"/>
         </w:rPr>
         <w:t>E</w:t>
       </w:r>
       <w:r>
         <w:rPr>
-          <w:shd w:val="clear" w:color="auto" w:fill="A6A6A6"/>
+          <w:shd w:val="clear" w:color="auto" w:fill="C9C9C9"/>
         </w:rPr>
         <w:t>－</w:t>
       </w:r>
       <w:r>
         <w:rPr>
           <w:i/>
-          <w:shd w:val="clear" w:color="auto" w:fill="A6A6A6"/>
+          <w:shd w:val="clear" w:color="auto" w:fill="C9C9C9"/>
         </w:rPr>
         <w:t>Ir</w:t>
       </w:r>
@@ -4358,7 +4358,7 @@
       </w:r>
       <w:r>
         <w:rPr>
-          <w:shd w:val="clear" w:color="auto" w:fill="A6A6A6"/>
+          <w:shd w:val="clear" w:color="auto" w:fill="C9C9C9"/>
         </w:rPr>
         <w:t>减小</w:t>
       </w:r>
@@ -4400,7 +4400,7 @@
       </w:r>
       <w:r>
         <w:rPr>
-          <w:shd w:val="clear" w:color="auto" w:fill="A6A6A6"/>
+          <w:shd w:val="clear" w:color="auto" w:fill="C9C9C9"/>
         </w:rPr>
         <w:t>增大</w:t>
       </w:r>
@@ -4424,7 +4424,7 @@
       </w:r>
       <w:r>
         <w:rPr>
-          <w:shd w:val="clear" w:color="auto" w:fill="A6A6A6"/>
+          <w:shd w:val="clear" w:color="auto" w:fill="C9C9C9"/>
         </w:rPr>
         <w:t>增大</w:t>
       </w:r>
@@ -4439,7 +4439,7 @@
       </w:r>
       <w:r>
         <w:rPr>
-          <w:shd w:val="clear" w:color="auto" w:fill="A6A6A6"/>
+          <w:shd w:val="clear" w:color="auto" w:fill="C9C9C9"/>
         </w:rPr>
         <w:t>减小</w:t>
       </w:r>
@@ -4457,7 +4457,7 @@
       </w:r>
       <w:r>
         <w:rPr>
-          <w:shd w:val="clear" w:color="auto" w:fill="A6A6A6"/>
+          <w:shd w:val="clear" w:color="auto" w:fill="C9C9C9"/>
         </w:rPr>
         <w:t>增大</w:t>
       </w:r>
@@ -4466,7 +4466,7 @@
       </w:r>
       <w:r>
         <w:rPr>
-          <w:shd w:val="clear" w:color="auto" w:fill="A6A6A6"/>
+          <w:shd w:val="clear" w:color="auto" w:fill="C9C9C9"/>
         </w:rPr>
         <w:t>减小</w:t>
       </w:r>
@@ -4505,7 +4505,7 @@
       </w:r>
       <w:r>
         <w:rPr>
-          <w:shd w:val="clear" w:color="auto" w:fill="A6A6A6"/>
+          <w:shd w:val="clear" w:color="auto" w:fill="C9C9C9"/>
         </w:rPr>
         <w:t>0</w:t>
       </w:r>
@@ -4523,7 +4523,7 @@
       </w:r>
       <w:r>
         <w:rPr>
-          <w:shd w:val="clear" w:color="auto" w:fill="A6A6A6"/>
+          <w:shd w:val="clear" w:color="auto" w:fill="C9C9C9"/>
         </w:rPr>
         <w:t>E</w:t>
       </w:r>
@@ -4532,7 +4532,7 @@
       </w:r>
       <w:r>
         <w:rPr>
-          <w:shd w:val="clear" w:color="auto" w:fill="A6A6A6"/>
+          <w:shd w:val="clear" w:color="auto" w:fill="C9C9C9"/>
         </w:rPr>
         <w:t>电源电动势</w:t>
       </w:r>
@@ -4579,7 +4579,7 @@
             <m:ctrlPr>
               <w:rPr>
                 <w:rFonts w:ascii="Cambria Math" w:hAnsi="Cambria Math"/>
-                <w:shd w:val="clear" w:color="auto" w:fill="A6A6A6"/>
+                <w:shd w:val="clear" w:color="auto" w:fill="C9C9C9"/>
               </w:rPr>
             </m:ctrlPr>
           </m:fPr>
@@ -4822,7 +4822,7 @@
                   <m:ctrlPr>
                     <w:rPr>
                       <w:rFonts w:ascii="Cambria Math" w:hAnsi="Cambria Math"/>
-                      <w:shd w:val="clear" w:color="auto" w:fill="A6A6A6"/>
+                      <w:shd w:val="clear" w:color="auto" w:fill="C9C9C9"/>
                     </w:rPr>
                   </m:ctrlPr>
                 </m:fPr>
@@ -4874,7 +4874,7 @@
                   <m:ctrlPr>
                     <w:rPr>
                       <w:rFonts w:ascii="Cambria Math" w:hAnsi="Cambria Math"/>
-                      <w:shd w:val="clear" w:color="auto" w:fill="A6A6A6"/>
+                      <w:shd w:val="clear" w:color="auto" w:fill="C9C9C9"/>
                     </w:rPr>
                   </m:ctrlPr>
                 </m:fPr>
@@ -4967,7 +4967,7 @@
                   <m:ctrlPr>
                     <w:rPr>
                       <w:rFonts w:ascii="Cambria Math" w:hAnsi="Cambria Math"/>
-                      <w:shd w:val="clear" w:color="auto" w:fill="A6A6A6"/>
+                      <w:shd w:val="clear" w:color="auto" w:fill="C9C9C9"/>
                     </w:rPr>
                   </m:ctrlPr>
                 </m:fPr>
@@ -5077,7 +5077,7 @@
                   <m:ctrlPr>
                     <w:rPr>
                       <w:rFonts w:ascii="Cambria Math" w:hAnsi="Cambria Math"/>
-                      <w:shd w:val="clear" w:color="auto" w:fill="A6A6A6"/>
+                      <w:shd w:val="clear" w:color="auto" w:fill="C9C9C9"/>
                     </w:rPr>
                   </m:ctrlPr>
                 </m:fPr>
@@ -5326,7 +5326,7 @@
                   <m:ctrlPr>
                     <w:rPr>
                       <w:rFonts w:ascii="Cambria Math" w:hAnsi="Cambria Math"/>
-                      <w:shd w:val="clear" w:color="auto" w:fill="A6A6A6"/>
+                      <w:shd w:val="clear" w:color="auto" w:fill="C9C9C9"/>
                     </w:rPr>
                   </m:ctrlPr>
                 </m:fPr>
@@ -5458,7 +5458,7 @@
       </w:r>
       <w:r>
         <w:rPr>
-          <w:shd w:val="clear" w:color="auto" w:fill="A6A6A6"/>
+          <w:shd w:val="clear" w:color="auto" w:fill="C9C9C9"/>
         </w:rPr>
         <w:t>外电路含有非纯电阻元件（如电动机、电解槽等）时，不能直接用欧姆定律解决电流问题，可以根据串、并联电路特点或能量守恒定律列式计算。</w:t>
       </w:r>
@@ -5493,84 +5493,84 @@
       <w:r>
         <w:rPr>
           <w:i/>
-          <w:shd w:val="clear" w:color="auto" w:fill="A6A6A6"/>
+          <w:shd w:val="clear" w:color="auto" w:fill="C9C9C9"/>
         </w:rPr>
         <w:t>P</w:t>
       </w:r>
       <w:r>
         <w:rPr>
           <w:i/>
-          <w:shd w:val="clear" w:color="auto" w:fill="A6A6A6"/>
+          <w:shd w:val="clear" w:color="auto" w:fill="C9C9C9"/>
         </w:rPr>
         <w:t>总＝</w:t>
       </w:r>
       <w:r>
         <w:rPr>
           <w:i/>
-          <w:shd w:val="clear" w:color="auto" w:fill="A6A6A6"/>
+          <w:shd w:val="clear" w:color="auto" w:fill="C9C9C9"/>
         </w:rPr>
         <w:t>IE</w:t>
       </w:r>
       <w:r>
         <w:rPr>
           <w:i/>
-          <w:shd w:val="clear" w:color="auto" w:fill="A6A6A6"/>
+          <w:shd w:val="clear" w:color="auto" w:fill="C9C9C9"/>
         </w:rPr>
         <w:t>＝</w:t>
       </w:r>
       <w:r>
         <w:rPr>
           <w:i/>
-          <w:shd w:val="clear" w:color="auto" w:fill="A6A6A6"/>
+          <w:shd w:val="clear" w:color="auto" w:fill="C9C9C9"/>
         </w:rPr>
         <w:t>IU</w:t>
       </w:r>
       <w:r>
         <w:rPr>
           <w:i/>
-          <w:shd w:val="clear" w:color="auto" w:fill="A6A6A6"/>
+          <w:shd w:val="clear" w:color="auto" w:fill="C9C9C9"/>
         </w:rPr>
         <w:t>外＋</w:t>
       </w:r>
       <w:r>
         <w:rPr>
           <w:i/>
-          <w:shd w:val="clear" w:color="auto" w:fill="A6A6A6"/>
+          <w:shd w:val="clear" w:color="auto" w:fill="C9C9C9"/>
         </w:rPr>
         <w:t>IU</w:t>
       </w:r>
       <w:r>
         <w:rPr>
           <w:i/>
-          <w:shd w:val="clear" w:color="auto" w:fill="A6A6A6"/>
+          <w:shd w:val="clear" w:color="auto" w:fill="C9C9C9"/>
         </w:rPr>
         <w:t>内＝</w:t>
       </w:r>
       <w:r>
         <w:rPr>
           <w:i/>
-          <w:shd w:val="clear" w:color="auto" w:fill="A6A6A6"/>
+          <w:shd w:val="clear" w:color="auto" w:fill="C9C9C9"/>
         </w:rPr>
         <w:t>P</w:t>
       </w:r>
       <w:r>
         <w:rPr>
           <w:i/>
-          <w:shd w:val="clear" w:color="auto" w:fill="A6A6A6"/>
+          <w:shd w:val="clear" w:color="auto" w:fill="C9C9C9"/>
         </w:rPr>
         <w:t>出＋</w:t>
       </w:r>
       <w:r>
         <w:rPr>
           <w:i/>
-          <w:shd w:val="clear" w:color="auto" w:fill="A6A6A6"/>
+          <w:shd w:val="clear" w:color="auto" w:fill="C9C9C9"/>
         </w:rPr>
         <w:t>P</w:t>
       </w:r>
       <w:r>
         <w:rPr>
           <w:i/>
-          <w:shd w:val="clear" w:color="auto" w:fill="A6A6A6"/>
+          <w:shd w:val="clear" w:color="auto" w:fill="C9C9C9"/>
         </w:rPr>
         <w:t>内</w:t>
       </w:r>
@@ -5651,7 +5651,7 @@
             <m:ctrlPr>
               <w:rPr>
                 <w:rFonts w:ascii="Cambria Math" w:hAnsi="Cambria Math"/>
-                <w:shd w:val="clear" w:color="auto" w:fill="A6A6A6"/>
+                <w:shd w:val="clear" w:color="auto" w:fill="C9C9C9"/>
               </w:rPr>
             </m:ctrlPr>
           </m:fPr>
@@ -5832,84 +5832,84 @@
       <w:r>
         <w:rPr>
           <w:i/>
-          <w:shd w:val="clear" w:color="auto" w:fill="A6A6A6"/>
+          <w:shd w:val="clear" w:color="auto" w:fill="C9C9C9"/>
         </w:rPr>
         <w:t>P</w:t>
       </w:r>
       <w:r>
         <w:rPr>
           <w:i/>
-          <w:shd w:val="clear" w:color="auto" w:fill="A6A6A6"/>
+          <w:shd w:val="clear" w:color="auto" w:fill="C9C9C9"/>
         </w:rPr>
         <w:t>出＝</w:t>
       </w:r>
       <w:r>
         <w:rPr>
           <w:i/>
-          <w:shd w:val="clear" w:color="auto" w:fill="A6A6A6"/>
+          <w:shd w:val="clear" w:color="auto" w:fill="C9C9C9"/>
         </w:rPr>
         <w:t>IU</w:t>
       </w:r>
       <w:r>
         <w:rPr>
           <w:i/>
-          <w:shd w:val="clear" w:color="auto" w:fill="A6A6A6"/>
+          <w:shd w:val="clear" w:color="auto" w:fill="C9C9C9"/>
         </w:rPr>
         <w:t>＝</w:t>
       </w:r>
       <w:r>
         <w:rPr>
           <w:i/>
-          <w:shd w:val="clear" w:color="auto" w:fill="A6A6A6"/>
+          <w:shd w:val="clear" w:color="auto" w:fill="C9C9C9"/>
         </w:rPr>
         <w:t>IE</w:t>
       </w:r>
       <w:r>
         <w:rPr>
           <w:i/>
-          <w:shd w:val="clear" w:color="auto" w:fill="A6A6A6"/>
+          <w:shd w:val="clear" w:color="auto" w:fill="C9C9C9"/>
         </w:rPr>
         <w:t>－</w:t>
       </w:r>
       <w:r>
         <w:rPr>
           <w:i/>
-          <w:shd w:val="clear" w:color="auto" w:fill="A6A6A6"/>
+          <w:shd w:val="clear" w:color="auto" w:fill="C9C9C9"/>
         </w:rPr>
         <w:t>I2r</w:t>
       </w:r>
       <w:r>
         <w:rPr>
           <w:i/>
-          <w:shd w:val="clear" w:color="auto" w:fill="A6A6A6"/>
+          <w:shd w:val="clear" w:color="auto" w:fill="C9C9C9"/>
         </w:rPr>
         <w:t>＝</w:t>
       </w:r>
       <w:r>
         <w:rPr>
           <w:i/>
-          <w:shd w:val="clear" w:color="auto" w:fill="A6A6A6"/>
+          <w:shd w:val="clear" w:color="auto" w:fill="C9C9C9"/>
         </w:rPr>
         <w:t>P</w:t>
       </w:r>
       <w:r>
         <w:rPr>
           <w:i/>
-          <w:shd w:val="clear" w:color="auto" w:fill="A6A6A6"/>
+          <w:shd w:val="clear" w:color="auto" w:fill="C9C9C9"/>
         </w:rPr>
         <w:t>总－</w:t>
       </w:r>
       <w:r>
         <w:rPr>
           <w:i/>
-          <w:shd w:val="clear" w:color="auto" w:fill="A6A6A6"/>
+          <w:shd w:val="clear" w:color="auto" w:fill="C9C9C9"/>
         </w:rPr>
         <w:t>P</w:t>
       </w:r>
       <w:r>
         <w:rPr>
           <w:i/>
-          <w:shd w:val="clear" w:color="auto" w:fill="A6A6A6"/>
+          <w:shd w:val="clear" w:color="auto" w:fill="C9C9C9"/>
         </w:rPr>
         <w:t>内</w:t>
       </w:r>
@@ -5978,7 +5978,7 @@
             <m:ctrlPr>
               <w:rPr>
                 <w:rFonts w:ascii="Cambria Math" w:hAnsi="Cambria Math"/>
-                <w:shd w:val="clear" w:color="auto" w:fill="A6A6A6"/>
+                <w:shd w:val="clear" w:color="auto" w:fill="C9C9C9"/>
               </w:rPr>
             </m:ctrlPr>
           </m:fPr>
@@ -6110,7 +6110,7 @@
             <m:ctrlPr>
               <w:rPr>
                 <w:rFonts w:ascii="Cambria Math" w:hAnsi="Cambria Math"/>
-                <w:shd w:val="clear" w:color="auto" w:fill="A6A6A6"/>
+                <w:shd w:val="clear" w:color="auto" w:fill="C9C9C9"/>
               </w:rPr>
             </m:ctrlPr>
           </m:fPr>
@@ -6188,7 +6188,7 @@
             <m:ctrlPr>
               <w:rPr>
                 <w:rFonts w:ascii="Cambria Math" w:hAnsi="Cambria Math"/>
-                <w:shd w:val="clear" w:color="auto" w:fill="A6A6A6"/>
+                <w:shd w:val="clear" w:color="auto" w:fill="C9C9C9"/>
               </w:rPr>
             </m:ctrlPr>
           </m:fPr>
@@ -6245,7 +6245,7 @@
             <m:ctrlPr>
               <w:rPr>
                 <w:rFonts w:ascii="Cambria Math" w:hAnsi="Cambria Math"/>
-                <w:shd w:val="clear" w:color="auto" w:fill="A6A6A6"/>
+                <w:shd w:val="clear" w:color="auto" w:fill="C9C9C9"/>
               </w:rPr>
             </m:ctrlPr>
           </m:fPr>
@@ -6364,7 +6364,7 @@
             <m:ctrlPr>
               <w:rPr>
                 <w:rFonts w:ascii="Cambria Math" w:hAnsi="Cambria Math"/>
-                <w:shd w:val="clear" w:color="auto" w:fill="A6A6A6"/>
+                <w:shd w:val="clear" w:color="auto" w:fill="C9C9C9"/>
               </w:rPr>
             </m:ctrlPr>
           </m:fPr>
@@ -6462,7 +6462,7 @@
             <m:ctrlPr>
               <w:rPr>
                 <w:rFonts w:ascii="Cambria Math" w:hAnsi="Cambria Math"/>
-                <w:shd w:val="clear" w:color="auto" w:fill="A6A6A6"/>
+                <w:shd w:val="clear" w:color="auto" w:fill="C9C9C9"/>
               </w:rPr>
             </m:ctrlPr>
           </m:fPr>
@@ -6660,14 +6660,14 @@
             <m:r>
               <w:rPr>
                 <w:rFonts w:ascii="Cambria Math" w:hAnsi="Cambria Math" w:cs="Cambria Math"/>
-                <w:shd w:val="clear" w:color="auto" w:fill="A6A6A6"/>
+                <w:shd w:val="clear" w:color="auto" w:fill="C9C9C9"/>
               </w:rPr>
               <m:t>+4</m:t>
             </m:r>
             <m:r>
               <w:rPr>
                 <w:rFonts w:ascii="Cambria Math" w:hAnsi="Cambria Math" w:cs="Cambria Math"/>
-                <w:shd w:val="clear" w:color="auto" w:fill="A6A6A6"/>
+                <w:shd w:val="clear" w:color="auto" w:fill="C9C9C9"/>
               </w:rPr>
               <m:t>r</m:t>
             </m:r>
@@ -6684,31 +6684,31 @@
       </w:pPr>
       <w:r>
         <w:rPr>
-          <w:shd w:val="clear" w:color="auto" w:fill="A6A6A6"/>
+          <w:shd w:val="clear" w:color="auto" w:fill="C9C9C9"/>
         </w:rPr>
         <w:t>当</w:t>
       </w:r>
       <w:r>
         <w:rPr>
-          <w:shd w:val="clear" w:color="auto" w:fill="A6A6A6"/>
+          <w:shd w:val="clear" w:color="auto" w:fill="C9C9C9"/>
         </w:rPr>
         <w:t>R</w:t>
       </w:r>
       <w:r>
         <w:rPr>
-          <w:shd w:val="clear" w:color="auto" w:fill="A6A6A6"/>
+          <w:shd w:val="clear" w:color="auto" w:fill="C9C9C9"/>
         </w:rPr>
         <w:t>＝</w:t>
       </w:r>
       <w:r>
         <w:rPr>
-          <w:shd w:val="clear" w:color="auto" w:fill="A6A6A6"/>
+          <w:shd w:val="clear" w:color="auto" w:fill="C9C9C9"/>
         </w:rPr>
         <w:t>r</w:t>
       </w:r>
       <w:r>
         <w:rPr>
-          <w:shd w:val="clear" w:color="auto" w:fill="A6A6A6"/>
+          <w:shd w:val="clear" w:color="auto" w:fill="C9C9C9"/>
         </w:rPr>
         <w:t>时</w:t>
       </w:r>
@@ -6736,7 +6736,7 @@
             <m:ctrlPr>
               <w:rPr>
                 <w:rFonts w:ascii="Cambria Math" w:hAnsi="Cambria Math"/>
-                <w:shd w:val="clear" w:color="auto" w:fill="A6A6A6"/>
+                <w:shd w:val="clear" w:color="auto" w:fill="C9C9C9"/>
               </w:rPr>
             </m:ctrlPr>
           </m:fPr>
@@ -6821,7 +6821,7 @@
             <m:ctrlPr>
               <w:rPr>
                 <w:rFonts w:ascii="Cambria Math" w:hAnsi="Cambria Math"/>
-                <w:shd w:val="clear" w:color="auto" w:fill="A6A6A6"/>
+                <w:shd w:val="clear" w:color="auto" w:fill="C9C9C9"/>
               </w:rPr>
             </m:ctrlPr>
           </m:fPr>
@@ -6899,7 +6899,7 @@
             <m:ctrlPr>
               <w:rPr>
                 <w:rFonts w:ascii="Cambria Math" w:hAnsi="Cambria Math"/>
-                <w:shd w:val="clear" w:color="auto" w:fill="A6A6A6"/>
+                <w:shd w:val="clear" w:color="auto" w:fill="C9C9C9"/>
               </w:rPr>
             </m:ctrlPr>
           </m:fPr>
@@ -6945,7 +6945,7 @@
             <m:ctrlPr>
               <w:rPr>
                 <w:rFonts w:ascii="Cambria Math" w:hAnsi="Cambria Math"/>
-                <w:shd w:val="clear" w:color="auto" w:fill="A6A6A6"/>
+                <w:shd w:val="clear" w:color="auto" w:fill="C9C9C9"/>
               </w:rPr>
             </m:ctrlPr>
           </m:fPr>
@@ -7001,28 +7001,28 @@
       <w:r>
         <w:rPr>
           <w:i/>
-          <w:shd w:val="clear" w:color="auto" w:fill="A6A6A6"/>
+          <w:shd w:val="clear" w:color="auto" w:fill="C9C9C9"/>
         </w:rPr>
         <w:t>R</w:t>
       </w:r>
       <w:r>
         <w:rPr>
           <w:i/>
-          <w:shd w:val="clear" w:color="auto" w:fill="A6A6A6"/>
+          <w:shd w:val="clear" w:color="auto" w:fill="C9C9C9"/>
         </w:rPr>
         <w:t>增大，</w:t>
       </w:r>
       <w:r>
         <w:rPr>
           <w:i/>
-          <w:shd w:val="clear" w:color="auto" w:fill="A6A6A6"/>
+          <w:shd w:val="clear" w:color="auto" w:fill="C9C9C9"/>
         </w:rPr>
         <w:t>η</w:t>
       </w:r>
       <w:r>
         <w:rPr>
           <w:i/>
-          <w:shd w:val="clear" w:color="auto" w:fill="A6A6A6"/>
+          <w:shd w:val="clear" w:color="auto" w:fill="C9C9C9"/>
         </w:rPr>
         <w:t>越高</w:t>
       </w:r>
@@ -7072,7 +7072,7 @@
       </w:r>
       <w:r>
         <w:rPr>
-          <w:shd w:val="clear" w:color="auto" w:fill="A6A6A6"/>
+          <w:shd w:val="clear" w:color="auto" w:fill="C9C9C9"/>
         </w:rPr>
         <w:t>）程序法</w:t>
       </w:r>
@@ -7157,25 +7157,25 @@
       </w:r>
       <w:r>
         <w:rPr>
-          <w:shd w:val="clear" w:color="auto" w:fill="A6A6A6"/>
+          <w:shd w:val="clear" w:color="auto" w:fill="C9C9C9"/>
         </w:rPr>
         <w:t>所谓</w:t>
       </w:r>
       <w:r>
         <w:rPr>
-          <w:shd w:val="clear" w:color="auto" w:fill="A6A6A6"/>
+          <w:shd w:val="clear" w:color="auto" w:fill="C9C9C9"/>
         </w:rPr>
         <w:t>“</w:t>
       </w:r>
       <w:r>
         <w:rPr>
-          <w:shd w:val="clear" w:color="auto" w:fill="A6A6A6"/>
+          <w:shd w:val="clear" w:color="auto" w:fill="C9C9C9"/>
         </w:rPr>
         <w:t>串反</w:t>
       </w:r>
       <w:r>
         <w:rPr>
-          <w:shd w:val="clear" w:color="auto" w:fill="A6A6A6"/>
+          <w:shd w:val="clear" w:color="auto" w:fill="C9C9C9"/>
         </w:rPr>
         <w:t>”</w:t>
       </w:r>
@@ -7192,25 +7192,25 @@
       </w:r>
       <w:r>
         <w:rPr>
-          <w:shd w:val="clear" w:color="auto" w:fill="A6A6A6"/>
+          <w:shd w:val="clear" w:color="auto" w:fill="C9C9C9"/>
         </w:rPr>
         <w:t>所谓</w:t>
       </w:r>
       <w:r>
         <w:rPr>
-          <w:shd w:val="clear" w:color="auto" w:fill="A6A6A6"/>
+          <w:shd w:val="clear" w:color="auto" w:fill="C9C9C9"/>
         </w:rPr>
         <w:t>“</w:t>
       </w:r>
       <w:r>
         <w:rPr>
-          <w:shd w:val="clear" w:color="auto" w:fill="A6A6A6"/>
+          <w:shd w:val="clear" w:color="auto" w:fill="C9C9C9"/>
         </w:rPr>
         <w:t>并同</w:t>
       </w:r>
       <w:r>
         <w:rPr>
-          <w:shd w:val="clear" w:color="auto" w:fill="A6A6A6"/>
+          <w:shd w:val="clear" w:color="auto" w:fill="C9C9C9"/>
         </w:rPr>
         <w:t>”</w:t>
       </w:r>
@@ -7230,7 +7230,7 @@
       </w:r>
       <w:r>
         <w:rPr>
-          <w:shd w:val="clear" w:color="auto" w:fill="A6A6A6"/>
+          <w:shd w:val="clear" w:color="auto" w:fill="C9C9C9"/>
         </w:rPr>
         <w:t>）极限法</w:t>
       </w:r>
@@ -7274,7 +7274,7 @@
       </w:pPr>
       <w:r>
         <w:rPr>
-          <w:shd w:val="clear" w:color="auto" w:fill="A6A6A6"/>
+          <w:shd w:val="clear" w:color="auto" w:fill="C9C9C9"/>
         </w:rPr>
         <w:t>把电容器所在的支路稳定时视为断路，简化电路时可以去掉，求电荷量时再在相应位置补上．</w:t>
       </w:r>
@@ -7313,7 +7313,7 @@
       </w:r>
       <w:r>
         <w:rPr>
-          <w:shd w:val="clear" w:color="auto" w:fill="A6A6A6"/>
+          <w:shd w:val="clear" w:color="auto" w:fill="C9C9C9"/>
         </w:rPr>
         <w:t>电容器两端的电压等于与之并联的电阻两端的电压．</w:t>
       </w:r>
@@ -7361,19 +7361,19 @@
       </w:r>
       <w:r>
         <w:rPr>
-          <w:shd w:val="clear" w:color="auto" w:fill="A6A6A6"/>
+          <w:shd w:val="clear" w:color="auto" w:fill="C9C9C9"/>
         </w:rPr>
         <w:t>|Q1</w:t>
       </w:r>
       <w:r>
         <w:rPr>
-          <w:shd w:val="clear" w:color="auto" w:fill="A6A6A6"/>
+          <w:shd w:val="clear" w:color="auto" w:fill="C9C9C9"/>
         </w:rPr>
         <w:t>－</w:t>
       </w:r>
       <w:r>
         <w:rPr>
-          <w:shd w:val="clear" w:color="auto" w:fill="A6A6A6"/>
+          <w:shd w:val="clear" w:color="auto" w:fill="C9C9C9"/>
         </w:rPr>
         <w:t>Q2|</w:t>
       </w:r>
@@ -7397,21 +7397,21 @@
       <w:r>
         <w:rPr>
           <w:i/>
-          <w:shd w:val="clear" w:color="auto" w:fill="A6A6A6"/>
+          <w:shd w:val="clear" w:color="auto" w:fill="C9C9C9"/>
         </w:rPr>
         <w:t>Q1</w:t>
       </w:r>
       <w:r>
         <w:rPr>
           <w:i/>
-          <w:shd w:val="clear" w:color="auto" w:fill="A6A6A6"/>
+          <w:shd w:val="clear" w:color="auto" w:fill="C9C9C9"/>
         </w:rPr>
         <w:t>＋</w:t>
       </w:r>
       <w:r>
         <w:rPr>
           <w:i/>
-          <w:shd w:val="clear" w:color="auto" w:fill="A6A6A6"/>
+          <w:shd w:val="clear" w:color="auto" w:fill="C9C9C9"/>
         </w:rPr>
         <w:t>Q2</w:t>
       </w:r>
@@ -7482,7 +7482,7 @@
       </w:r>
       <w:r>
         <w:rPr>
-          <w:shd w:val="clear" w:color="auto" w:fill="A6A6A6"/>
+          <w:shd w:val="clear" w:color="auto" w:fill="C9C9C9"/>
         </w:rPr>
         <w:t>E-Ir</w:t>
       </w:r>
@@ -7578,7 +7578,7 @@
       </w:r>
       <w:r>
         <w:rPr>
-          <w:shd w:val="clear" w:color="auto" w:fill="A6A6A6"/>
+          <w:shd w:val="clear" w:color="auto" w:fill="C9C9C9"/>
         </w:rPr>
         <w:t>电动势</w:t>
       </w:r>
@@ -7623,7 +7623,7 @@
             <m:ctrlPr>
               <w:rPr>
                 <w:rFonts w:ascii="Cambria Math" w:hAnsi="Cambria Math"/>
-                <w:shd w:val="clear" w:color="auto" w:fill="A6A6A6"/>
+                <w:shd w:val="clear" w:color="auto" w:fill="C9C9C9"/>
               </w:rPr>
             </m:ctrlPr>
           </m:fPr>
@@ -7665,7 +7665,7 @@
       </w:r>
       <w:r>
         <w:rPr>
-          <w:shd w:val="clear" w:color="auto" w:fill="A6A6A6"/>
+          <w:shd w:val="clear" w:color="auto" w:fill="C9C9C9"/>
         </w:rPr>
         <w:t>内阻</w:t>
       </w:r>
@@ -7740,7 +7740,7 @@
             <m:ctrlPr>
               <w:rPr>
                 <w:rFonts w:ascii="Cambria Math" w:hAnsi="Cambria Math"/>
-                <w:shd w:val="clear" w:color="auto" w:fill="A6A6A6"/>
+                <w:shd w:val="clear" w:color="auto" w:fill="C9C9C9"/>
               </w:rPr>
             </m:ctrlPr>
           </m:fPr>
@@ -7905,7 +7905,7 @@
             <m:ctrlPr>
               <w:rPr>
                 <w:rFonts w:ascii="Cambria Math" w:hAnsi="Cambria Math"/>
-                <w:shd w:val="clear" w:color="auto" w:fill="A6A6A6"/>
+                <w:shd w:val="clear" w:color="auto" w:fill="C9C9C9"/>
               </w:rPr>
             </m:ctrlPr>
           </m:fPr>
@@ -7965,7 +7965,7 @@
             <m:ctrlPr>
               <w:rPr>
                 <w:rFonts w:ascii="Cambria Math" w:hAnsi="Cambria Math"/>
-                <w:shd w:val="clear" w:color="auto" w:fill="A6A6A6"/>
+                <w:shd w:val="clear" w:color="auto" w:fill="C9C9C9"/>
               </w:rPr>
             </m:ctrlPr>
           </m:fPr>
@@ -8021,7 +8021,7 @@
             <m:ctrlPr>
               <w:rPr>
                 <w:rFonts w:ascii="Cambria Math" w:hAnsi="Cambria Math"/>
-                <w:shd w:val="clear" w:color="auto" w:fill="A6A6A6"/>
+                <w:shd w:val="clear" w:color="auto" w:fill="C9C9C9"/>
               </w:rPr>
             </m:ctrlPr>
           </m:dPr>
@@ -8074,7 +8074,7 @@
         <m:r>
           <w:rPr>
             <w:rFonts w:ascii="Cambria Math" w:hAnsi="Cambria Math" w:cs="Cambria Math"/>
-            <w:shd w:val="clear" w:color="auto" w:fill="A6A6A6"/>
+            <w:shd w:val="clear" w:color="auto" w:fill="C9C9C9"/>
           </w:rPr>
           <m:t>=</m:t>
         </m:r>
@@ -8083,7 +8083,7 @@
             <m:ctrlPr>
               <w:rPr>
                 <w:rFonts w:ascii="Cambria Math" w:hAnsi="Cambria Math"/>
-                <w:shd w:val="clear" w:color="auto" w:fill="A6A6A6"/>
+                <w:shd w:val="clear" w:color="auto" w:fill="C9C9C9"/>
               </w:rPr>
             </m:ctrlPr>
           </m:fPr>
@@ -8187,31 +8187,31 @@
       </w:r>
       <w:r>
         <w:rPr>
-          <w:shd w:val="clear" w:color="auto" w:fill="A6A6A6"/>
+          <w:shd w:val="clear" w:color="auto" w:fill="C9C9C9"/>
         </w:rPr>
         <w:t>：如图所示，图中的阴影</w:t>
       </w:r>
       <w:r>
         <w:rPr>
-          <w:shd w:val="clear" w:color="auto" w:fill="A6A6A6"/>
+          <w:shd w:val="clear" w:color="auto" w:fill="C9C9C9"/>
         </w:rPr>
         <w:t>“</w:t>
       </w:r>
       <w:r>
         <w:rPr>
-          <w:shd w:val="clear" w:color="auto" w:fill="A6A6A6"/>
+          <w:shd w:val="clear" w:color="auto" w:fill="C9C9C9"/>
         </w:rPr>
         <w:t>面积</w:t>
       </w:r>
       <w:r>
         <w:rPr>
-          <w:shd w:val="clear" w:color="auto" w:fill="A6A6A6"/>
+          <w:shd w:val="clear" w:color="auto" w:fill="C9C9C9"/>
         </w:rPr>
         <w:t>”</w:t>
       </w:r>
       <w:r>
         <w:rPr>
-          <w:shd w:val="clear" w:color="auto" w:fill="A6A6A6"/>
+          <w:shd w:val="clear" w:color="auto" w:fill="C9C9C9"/>
         </w:rPr>
         <w:t>表示电源的输出功率</w:t>
       </w:r>
@@ -8691,7 +8691,7 @@
                   <m:ctrlPr>
                     <w:rPr>
                       <w:rFonts w:ascii="Cambria Math" w:hAnsi="Cambria Math"/>
-                      <w:shd w:val="clear" w:color="auto" w:fill="A6A6A6"/>
+                      <w:shd w:val="clear" w:color="auto" w:fill="C9C9C9"/>
                     </w:rPr>
                   </m:ctrlPr>
                 </m:fPr>
@@ -9148,14 +9148,14 @@
         <m:r>
           <w:rPr>
             <w:rFonts w:ascii="Cambria Math" w:hAnsi="Cambria Math" w:cs="Cambria Math"/>
-            <w:shd w:val="clear" w:color="auto" w:fill="A6A6A6"/>
+            <w:shd w:val="clear" w:color="auto" w:fill="C9C9C9"/>
           </w:rPr>
           <m:t>E</m:t>
         </m:r>
         <m:r>
           <w:rPr>
             <w:rFonts w:ascii="Cambria Math" w:hAnsi="Cambria Math" w:cs="Cambria Math"/>
-            <w:shd w:val="clear" w:color="auto" w:fill="A6A6A6"/>
+            <w:shd w:val="clear" w:color="auto" w:fill="C9C9C9"/>
           </w:rPr>
           <m:t>=</m:t>
         </m:r>
@@ -9164,7 +9164,7 @@
             <m:ctrlPr>
               <w:rPr>
                 <w:rFonts w:ascii="Cambria Math" w:hAnsi="Cambria Math"/>
-                <w:shd w:val="clear" w:color="auto" w:fill="A6A6A6"/>
+                <w:shd w:val="clear" w:color="auto" w:fill="C9C9C9"/>
               </w:rPr>
             </m:ctrlPr>
           </m:sSubPr>
@@ -9188,7 +9188,7 @@
         <m:r>
           <w:rPr>
             <w:rFonts w:ascii="Cambria Math" w:hAnsi="Cambria Math" w:cs="Cambria Math"/>
-            <w:shd w:val="clear" w:color="auto" w:fill="A6A6A6"/>
+            <w:shd w:val="clear" w:color="auto" w:fill="C9C9C9"/>
           </w:rPr>
           <m:t>+</m:t>
         </m:r>
@@ -9197,7 +9197,7 @@
             <m:ctrlPr>
               <w:rPr>
                 <w:rFonts w:ascii="Cambria Math" w:hAnsi="Cambria Math"/>
-                <w:shd w:val="clear" w:color="auto" w:fill="A6A6A6"/>
+                <w:shd w:val="clear" w:color="auto" w:fill="C9C9C9"/>
               </w:rPr>
             </m:ctrlPr>
           </m:sSubPr>
@@ -9221,28 +9221,28 @@
         <m:r>
           <w:rPr>
             <w:rFonts w:ascii="Cambria Math" w:hAnsi="Cambria Math" w:cs="Cambria Math"/>
-            <w:shd w:val="clear" w:color="auto" w:fill="A6A6A6"/>
+            <w:shd w:val="clear" w:color="auto" w:fill="C9C9C9"/>
           </w:rPr>
           <m:t>r</m:t>
         </m:r>
         <m:r>
           <w:rPr>
             <w:rFonts w:ascii="Cambria Math" w:hAnsi="Cambria Math" w:cs="Cambria Math"/>
-            <w:shd w:val="clear" w:color="auto" w:fill="A6A6A6"/>
+            <w:shd w:val="clear" w:color="auto" w:fill="C9C9C9"/>
           </w:rPr>
           <m:t>,</m:t>
         </m:r>
         <m:r>
           <w:rPr>
             <w:rFonts w:ascii="Cambria Math" w:hAnsi="Cambria Math" w:cs="Cambria Math"/>
-            <w:shd w:val="clear" w:color="auto" w:fill="A6A6A6"/>
+            <w:shd w:val="clear" w:color="auto" w:fill="C9C9C9"/>
           </w:rPr>
           <m:t>E</m:t>
         </m:r>
         <m:r>
           <w:rPr>
             <w:rFonts w:ascii="Cambria Math" w:hAnsi="Cambria Math" w:cs="Cambria Math"/>
-            <w:shd w:val="clear" w:color="auto" w:fill="A6A6A6"/>
+            <w:shd w:val="clear" w:color="auto" w:fill="C9C9C9"/>
           </w:rPr>
           <m:t>=</m:t>
         </m:r>
@@ -9251,7 +9251,7 @@
             <m:ctrlPr>
               <w:rPr>
                 <w:rFonts w:ascii="Cambria Math" w:hAnsi="Cambria Math"/>
-                <w:shd w:val="clear" w:color="auto" w:fill="A6A6A6"/>
+                <w:shd w:val="clear" w:color="auto" w:fill="C9C9C9"/>
               </w:rPr>
             </m:ctrlPr>
           </m:sSubPr>
@@ -9275,7 +9275,7 @@
         <m:r>
           <w:rPr>
             <w:rFonts w:ascii="Cambria Math" w:hAnsi="Cambria Math" w:cs="Cambria Math"/>
-            <w:shd w:val="clear" w:color="auto" w:fill="A6A6A6"/>
+            <w:shd w:val="clear" w:color="auto" w:fill="C9C9C9"/>
           </w:rPr>
           <m:t>+</m:t>
         </m:r>
@@ -9284,7 +9284,7 @@
             <m:ctrlPr>
               <w:rPr>
                 <w:rFonts w:ascii="Cambria Math" w:hAnsi="Cambria Math"/>
-                <w:shd w:val="clear" w:color="auto" w:fill="A6A6A6"/>
+                <w:shd w:val="clear" w:color="auto" w:fill="C9C9C9"/>
               </w:rPr>
             </m:ctrlPr>
           </m:sSubPr>
@@ -9308,28 +9308,28 @@
         <m:r>
           <w:rPr>
             <w:rFonts w:ascii="Cambria Math" w:hAnsi="Cambria Math" w:cs="Cambria Math"/>
-            <w:shd w:val="clear" w:color="auto" w:fill="A6A6A6"/>
+            <w:shd w:val="clear" w:color="auto" w:fill="C9C9C9"/>
           </w:rPr>
           <m:t>r</m:t>
         </m:r>
         <m:r>
           <w:rPr>
             <w:rFonts w:ascii="Cambria Math" w:hAnsi="Cambria Math" w:cs="Cambria Math"/>
-            <w:shd w:val="clear" w:color="auto" w:fill="A6A6A6"/>
+            <w:shd w:val="clear" w:color="auto" w:fill="C9C9C9"/>
           </w:rPr>
           <m:t>,</m:t>
         </m:r>
         <m:r>
           <w:rPr>
             <w:rFonts w:ascii="Cambria Math" w:hAnsi="Cambria Math" w:cs="Cambria Math"/>
-            <w:shd w:val="clear" w:color="auto" w:fill="A6A6A6"/>
+            <w:shd w:val="clear" w:color="auto" w:fill="C9C9C9"/>
           </w:rPr>
           <m:t>E</m:t>
         </m:r>
         <m:r>
           <w:rPr>
             <w:rFonts w:ascii="Cambria Math" w:hAnsi="Cambria Math" w:cs="Cambria Math"/>
-            <w:shd w:val="clear" w:color="auto" w:fill="A6A6A6"/>
+            <w:shd w:val="clear" w:color="auto" w:fill="C9C9C9"/>
           </w:rPr>
           <m:t>=</m:t>
         </m:r>
@@ -9338,7 +9338,7 @@
             <m:ctrlPr>
               <w:rPr>
                 <w:rFonts w:ascii="Cambria Math" w:hAnsi="Cambria Math"/>
-                <w:shd w:val="clear" w:color="auto" w:fill="A6A6A6"/>
+                <w:shd w:val="clear" w:color="auto" w:fill="C9C9C9"/>
               </w:rPr>
             </m:ctrlPr>
           </m:fPr>
@@ -9512,21 +9512,21 @@
         <m:r>
           <w:rPr>
             <w:rFonts w:ascii="Cambria Math" w:hAnsi="Cambria Math" w:cs="Cambria Math"/>
-            <w:shd w:val="clear" w:color="auto" w:fill="A6A6A6"/>
+            <w:shd w:val="clear" w:color="auto" w:fill="C9C9C9"/>
           </w:rPr>
           <m:t>,</m:t>
         </m:r>
         <m:r>
           <w:rPr>
             <w:rFonts w:ascii="Cambria Math" w:hAnsi="Cambria Math" w:cs="Cambria Math"/>
-            <w:shd w:val="clear" w:color="auto" w:fill="A6A6A6"/>
+            <w:shd w:val="clear" w:color="auto" w:fill="C9C9C9"/>
           </w:rPr>
           <m:t>r</m:t>
         </m:r>
         <m:r>
           <w:rPr>
             <w:rFonts w:ascii="Cambria Math" w:hAnsi="Cambria Math" w:cs="Cambria Math"/>
-            <w:shd w:val="clear" w:color="auto" w:fill="A6A6A6"/>
+            <w:shd w:val="clear" w:color="auto" w:fill="C9C9C9"/>
           </w:rPr>
           <m:t>=</m:t>
         </m:r>
@@ -9535,7 +9535,7 @@
             <m:ctrlPr>
               <w:rPr>
                 <w:rFonts w:ascii="Cambria Math" w:hAnsi="Cambria Math"/>
-                <w:shd w:val="clear" w:color="auto" w:fill="A6A6A6"/>
+                <w:shd w:val="clear" w:color="auto" w:fill="C9C9C9"/>
               </w:rPr>
             </m:ctrlPr>
           </m:fPr>
@@ -10701,7 +10701,7 @@
             <m:ctrlPr>
               <w:rPr>
                 <w:rFonts w:ascii="Cambria Math" w:hAnsi="Cambria Math"/>
-                <w:shd w:val="clear" w:color="auto" w:fill="A6A6A6"/>
+                <w:shd w:val="clear" w:color="auto" w:fill="C9C9C9"/>
               </w:rPr>
             </m:ctrlPr>
           </m:fPr>
@@ -10758,7 +10758,7 @@
             <m:ctrlPr>
               <w:rPr>
                 <w:rFonts w:ascii="Cambria Math" w:hAnsi="Cambria Math"/>
-                <w:shd w:val="clear" w:color="auto" w:fill="A6A6A6"/>
+                <w:shd w:val="clear" w:color="auto" w:fill="C9C9C9"/>
               </w:rPr>
             </m:ctrlPr>
           </m:fPr>
@@ -11197,7 +11197,7 @@
             <m:ctrlPr>
               <w:rPr>
                 <w:rFonts w:ascii="Cambria Math" w:hAnsi="Cambria Math"/>
-                <w:shd w:val="clear" w:color="auto" w:fill="A6A6A6"/>
+                <w:shd w:val="clear" w:color="auto" w:fill="C9C9C9"/>
               </w:rPr>
             </m:ctrlPr>
           </m:fPr>
@@ -11358,56 +11358,56 @@
       <w:r>
         <w:rPr>
           <w:i/>
-          <w:shd w:val="clear" w:color="auto" w:fill="A6A6A6"/>
+          <w:shd w:val="clear" w:color="auto" w:fill="C9C9C9"/>
         </w:rPr>
         <w:t>E</w:t>
       </w:r>
       <w:r>
         <w:rPr>
           <w:i/>
-          <w:shd w:val="clear" w:color="auto" w:fill="A6A6A6"/>
+          <w:shd w:val="clear" w:color="auto" w:fill="C9C9C9"/>
         </w:rPr>
         <w:t>真</w:t>
       </w:r>
       <w:r>
         <w:rPr>
           <w:i/>
-          <w:shd w:val="clear" w:color="auto" w:fill="A6A6A6"/>
+          <w:shd w:val="clear" w:color="auto" w:fill="C9C9C9"/>
         </w:rPr>
         <w:t>&gt;E</w:t>
       </w:r>
       <w:r>
         <w:rPr>
           <w:i/>
-          <w:shd w:val="clear" w:color="auto" w:fill="A6A6A6"/>
+          <w:shd w:val="clear" w:color="auto" w:fill="C9C9C9"/>
         </w:rPr>
         <w:t>测，</w:t>
       </w:r>
       <w:r>
         <w:rPr>
           <w:i/>
-          <w:shd w:val="clear" w:color="auto" w:fill="A6A6A6"/>
+          <w:shd w:val="clear" w:color="auto" w:fill="C9C9C9"/>
         </w:rPr>
         <w:t>r</w:t>
       </w:r>
       <w:r>
         <w:rPr>
           <w:i/>
-          <w:shd w:val="clear" w:color="auto" w:fill="A6A6A6"/>
+          <w:shd w:val="clear" w:color="auto" w:fill="C9C9C9"/>
         </w:rPr>
         <w:t>真</w:t>
       </w:r>
       <w:r>
         <w:rPr>
           <w:i/>
-          <w:shd w:val="clear" w:color="auto" w:fill="A6A6A6"/>
+          <w:shd w:val="clear" w:color="auto" w:fill="C9C9C9"/>
         </w:rPr>
         <w:t>&gt;r</w:t>
       </w:r>
       <w:r>
         <w:rPr>
           <w:i/>
-          <w:shd w:val="clear" w:color="auto" w:fill="A6A6A6"/>
+          <w:shd w:val="clear" w:color="auto" w:fill="C9C9C9"/>
         </w:rPr>
         <w:t>测</w:t>
       </w:r>
@@ -11725,56 +11725,56 @@
       <w:r>
         <w:rPr>
           <w:i/>
-          <w:shd w:val="clear" w:color="auto" w:fill="A6A6A6"/>
+          <w:shd w:val="clear" w:color="auto" w:fill="C9C9C9"/>
         </w:rPr>
         <w:t>E</w:t>
       </w:r>
       <w:r>
         <w:rPr>
           <w:i/>
-          <w:shd w:val="clear" w:color="auto" w:fill="A6A6A6"/>
+          <w:shd w:val="clear" w:color="auto" w:fill="C9C9C9"/>
         </w:rPr>
         <w:t>测＝</w:t>
       </w:r>
       <w:r>
         <w:rPr>
           <w:i/>
-          <w:shd w:val="clear" w:color="auto" w:fill="A6A6A6"/>
+          <w:shd w:val="clear" w:color="auto" w:fill="C9C9C9"/>
         </w:rPr>
         <w:t>E</w:t>
       </w:r>
       <w:r>
         <w:rPr>
           <w:i/>
-          <w:shd w:val="clear" w:color="auto" w:fill="A6A6A6"/>
+          <w:shd w:val="clear" w:color="auto" w:fill="C9C9C9"/>
         </w:rPr>
         <w:t>真，</w:t>
       </w:r>
       <w:r>
         <w:rPr>
           <w:i/>
-          <w:shd w:val="clear" w:color="auto" w:fill="A6A6A6"/>
+          <w:shd w:val="clear" w:color="auto" w:fill="C9C9C9"/>
         </w:rPr>
         <w:t>r</w:t>
       </w:r>
       <w:r>
         <w:rPr>
           <w:i/>
-          <w:shd w:val="clear" w:color="auto" w:fill="A6A6A6"/>
+          <w:shd w:val="clear" w:color="auto" w:fill="C9C9C9"/>
         </w:rPr>
         <w:t>测</w:t>
       </w:r>
       <w:r>
         <w:rPr>
           <w:i/>
-          <w:shd w:val="clear" w:color="auto" w:fill="A6A6A6"/>
+          <w:shd w:val="clear" w:color="auto" w:fill="C9C9C9"/>
         </w:rPr>
         <w:t>&gt;r</w:t>
       </w:r>
       <w:r>
         <w:rPr>
           <w:i/>
-          <w:shd w:val="clear" w:color="auto" w:fill="A6A6A6"/>
+          <w:shd w:val="clear" w:color="auto" w:fill="C9C9C9"/>
         </w:rPr>
         <w:t>真</w:t>
       </w:r>
@@ -11929,7 +11929,7 @@
       </w:r>
       <w:r>
         <w:rPr>
-          <w:shd w:val="clear" w:color="auto" w:fill="A6A6A6"/>
+          <w:shd w:val="clear" w:color="auto" w:fill="C9C9C9"/>
         </w:rPr>
         <w:t>电路的选择：伏安法测电源电动势和内阻有两种接法，由于电流表内阻与干电池内阻接近，所以电流表应采用内接法，即一般选择误差较小的甲电路图。</w:t>
       </w:r>
@@ -12257,14 +12257,14 @@
         <m:r>
           <w:rPr>
             <w:rFonts w:ascii="Cambria Math" w:hAnsi="Cambria Math" w:cs="Cambria Math"/>
-            <w:shd w:val="clear" w:color="auto" w:fill="A6A6A6"/>
+            <w:shd w:val="clear" w:color="auto" w:fill="C9C9C9"/>
           </w:rPr>
           <m:t>E</m:t>
         </m:r>
         <m:r>
           <w:rPr>
             <w:rFonts w:ascii="Cambria Math" w:hAnsi="Cambria Math" w:cs="Cambria Math"/>
-            <w:shd w:val="clear" w:color="auto" w:fill="A6A6A6"/>
+            <w:shd w:val="clear" w:color="auto" w:fill="C9C9C9"/>
           </w:rPr>
           <m:t>=</m:t>
         </m:r>
@@ -12273,7 +12273,7 @@
             <m:ctrlPr>
               <w:rPr>
                 <w:rFonts w:ascii="Cambria Math" w:hAnsi="Cambria Math"/>
-                <w:shd w:val="clear" w:color="auto" w:fill="A6A6A6"/>
+                <w:shd w:val="clear" w:color="auto" w:fill="C9C9C9"/>
               </w:rPr>
             </m:ctrlPr>
           </m:sSubPr>
@@ -12299,7 +12299,7 @@
             <m:ctrlPr>
               <w:rPr>
                 <w:rFonts w:ascii="Cambria Math" w:hAnsi="Cambria Math"/>
-                <w:shd w:val="clear" w:color="auto" w:fill="A6A6A6"/>
+                <w:shd w:val="clear" w:color="auto" w:fill="C9C9C9"/>
               </w:rPr>
             </m:ctrlPr>
           </m:sSubPr>
@@ -12323,7 +12323,7 @@
         <m:r>
           <w:rPr>
             <w:rFonts w:ascii="Cambria Math" w:hAnsi="Cambria Math" w:cs="Cambria Math"/>
-            <w:shd w:val="clear" w:color="auto" w:fill="A6A6A6"/>
+            <w:shd w:val="clear" w:color="auto" w:fill="C9C9C9"/>
           </w:rPr>
           <m:t>+</m:t>
         </m:r>
@@ -12332,7 +12332,7 @@
             <m:ctrlPr>
               <w:rPr>
                 <w:rFonts w:ascii="Cambria Math" w:hAnsi="Cambria Math"/>
-                <w:shd w:val="clear" w:color="auto" w:fill="A6A6A6"/>
+                <w:shd w:val="clear" w:color="auto" w:fill="C9C9C9"/>
               </w:rPr>
             </m:ctrlPr>
           </m:sSubPr>
@@ -12356,28 +12356,28 @@
         <m:r>
           <w:rPr>
             <w:rFonts w:ascii="Cambria Math" w:hAnsi="Cambria Math" w:cs="Cambria Math"/>
-            <w:shd w:val="clear" w:color="auto" w:fill="A6A6A6"/>
+            <w:shd w:val="clear" w:color="auto" w:fill="C9C9C9"/>
           </w:rPr>
           <m:t>r</m:t>
         </m:r>
         <m:r>
           <w:rPr>
             <w:rFonts w:ascii="Cambria Math" w:hAnsi="Cambria Math" w:cs="Cambria Math"/>
-            <w:shd w:val="clear" w:color="auto" w:fill="A6A6A6"/>
+            <w:shd w:val="clear" w:color="auto" w:fill="C9C9C9"/>
           </w:rPr>
           <m:t>,</m:t>
         </m:r>
         <m:r>
           <w:rPr>
             <w:rFonts w:ascii="Cambria Math" w:hAnsi="Cambria Math" w:cs="Cambria Math"/>
-            <w:shd w:val="clear" w:color="auto" w:fill="A6A6A6"/>
+            <w:shd w:val="clear" w:color="auto" w:fill="C9C9C9"/>
           </w:rPr>
           <m:t>E</m:t>
         </m:r>
         <m:r>
           <w:rPr>
             <w:rFonts w:ascii="Cambria Math" w:hAnsi="Cambria Math" w:cs="Cambria Math"/>
-            <w:shd w:val="clear" w:color="auto" w:fill="A6A6A6"/>
+            <w:shd w:val="clear" w:color="auto" w:fill="C9C9C9"/>
           </w:rPr>
           <m:t>=</m:t>
         </m:r>
@@ -12386,7 +12386,7 @@
             <m:ctrlPr>
               <w:rPr>
                 <w:rFonts w:ascii="Cambria Math" w:hAnsi="Cambria Math"/>
-                <w:shd w:val="clear" w:color="auto" w:fill="A6A6A6"/>
+                <w:shd w:val="clear" w:color="auto" w:fill="C9C9C9"/>
               </w:rPr>
             </m:ctrlPr>
           </m:sSubPr>
@@ -12412,7 +12412,7 @@
             <m:ctrlPr>
               <w:rPr>
                 <w:rFonts w:ascii="Cambria Math" w:hAnsi="Cambria Math"/>
-                <w:shd w:val="clear" w:color="auto" w:fill="A6A6A6"/>
+                <w:shd w:val="clear" w:color="auto" w:fill="C9C9C9"/>
               </w:rPr>
             </m:ctrlPr>
           </m:sSubPr>
@@ -12436,7 +12436,7 @@
         <m:r>
           <w:rPr>
             <w:rFonts w:ascii="Cambria Math" w:hAnsi="Cambria Math" w:cs="Cambria Math"/>
-            <w:shd w:val="clear" w:color="auto" w:fill="A6A6A6"/>
+            <w:shd w:val="clear" w:color="auto" w:fill="C9C9C9"/>
           </w:rPr>
           <m:t>+</m:t>
         </m:r>
@@ -12445,7 +12445,7 @@
             <m:ctrlPr>
               <w:rPr>
                 <w:rFonts w:ascii="Cambria Math" w:hAnsi="Cambria Math"/>
-                <w:shd w:val="clear" w:color="auto" w:fill="A6A6A6"/>
+                <w:shd w:val="clear" w:color="auto" w:fill="C9C9C9"/>
               </w:rPr>
             </m:ctrlPr>
           </m:sSubPr>
@@ -12469,7 +12469,7 @@
         <m:r>
           <w:rPr>
             <w:rFonts w:ascii="Cambria Math" w:hAnsi="Cambria Math" w:cs="Cambria Math"/>
-            <w:shd w:val="clear" w:color="auto" w:fill="A6A6A6"/>
+            <w:shd w:val="clear" w:color="auto" w:fill="C9C9C9"/>
           </w:rPr>
           <m:t>r</m:t>
         </m:r>
@@ -12576,7 +12576,7 @@
             <m:ctrlPr>
               <w:rPr>
                 <w:rFonts w:ascii="Cambria Math" w:hAnsi="Cambria Math"/>
-                <w:shd w:val="clear" w:color="auto" w:fill="A6A6A6"/>
+                <w:shd w:val="clear" w:color="auto" w:fill="C9C9C9"/>
               </w:rPr>
             </m:ctrlPr>
           </m:fPr>
@@ -12607,7 +12607,7 @@
             <m:ctrlPr>
               <w:rPr>
                 <w:rFonts w:ascii="Cambria Math" w:hAnsi="Cambria Math"/>
-                <w:shd w:val="clear" w:color="auto" w:fill="A6A6A6"/>
+                <w:shd w:val="clear" w:color="auto" w:fill="C9C9C9"/>
               </w:rPr>
             </m:ctrlPr>
           </m:fPr>
@@ -12644,7 +12644,7 @@
             <m:ctrlPr>
               <w:rPr>
                 <w:rFonts w:ascii="Cambria Math" w:hAnsi="Cambria Math"/>
-                <w:shd w:val="clear" w:color="auto" w:fill="A6A6A6"/>
+                <w:shd w:val="clear" w:color="auto" w:fill="C9C9C9"/>
               </w:rPr>
             </m:ctrlPr>
           </m:fPr>
@@ -12675,7 +12675,7 @@
             <m:ctrlPr>
               <w:rPr>
                 <w:rFonts w:ascii="Cambria Math" w:hAnsi="Cambria Math"/>
-                <w:shd w:val="clear" w:color="auto" w:fill="A6A6A6"/>
+                <w:shd w:val="clear" w:color="auto" w:fill="C9C9C9"/>
               </w:rPr>
             </m:ctrlPr>
           </m:fPr>
@@ -12723,7 +12723,7 @@
             <m:ctrlPr>
               <w:rPr>
                 <w:rFonts w:ascii="Cambria Math" w:hAnsi="Cambria Math"/>
-                <w:shd w:val="clear" w:color="auto" w:fill="A6A6A6"/>
+                <w:shd w:val="clear" w:color="auto" w:fill="C9C9C9"/>
               </w:rPr>
             </m:ctrlPr>
           </m:fPr>
@@ -12772,7 +12772,7 @@
             <m:ctrlPr>
               <w:rPr>
                 <w:rFonts w:ascii="Cambria Math" w:hAnsi="Cambria Math"/>
-                <w:shd w:val="clear" w:color="auto" w:fill="A6A6A6"/>
+                <w:shd w:val="clear" w:color="auto" w:fill="C9C9C9"/>
               </w:rPr>
             </m:ctrlPr>
           </m:fPr>
@@ -12803,7 +12803,7 @@
             <m:ctrlPr>
               <w:rPr>
                 <w:rFonts w:ascii="Cambria Math" w:hAnsi="Cambria Math"/>
-                <w:shd w:val="clear" w:color="auto" w:fill="A6A6A6"/>
+                <w:shd w:val="clear" w:color="auto" w:fill="C9C9C9"/>
               </w:rPr>
             </m:ctrlPr>
           </m:fPr>
@@ -12866,7 +12866,7 @@
             <m:ctrlPr>
               <w:rPr>
                 <w:rFonts w:ascii="Cambria Math" w:hAnsi="Cambria Math"/>
-                <w:shd w:val="clear" w:color="auto" w:fill="A6A6A6"/>
+                <w:shd w:val="clear" w:color="auto" w:fill="C9C9C9"/>
               </w:rPr>
             </m:ctrlPr>
           </m:fPr>
@@ -12915,7 +12915,7 @@
             <m:ctrlPr>
               <w:rPr>
                 <w:rFonts w:ascii="Cambria Math" w:hAnsi="Cambria Math"/>
-                <w:shd w:val="clear" w:color="auto" w:fill="A6A6A6"/>
+                <w:shd w:val="clear" w:color="auto" w:fill="C9C9C9"/>
               </w:rPr>
             </m:ctrlPr>
           </m:fPr>
@@ -12963,7 +12963,7 @@
             <m:ctrlPr>
               <w:rPr>
                 <w:rFonts w:ascii="Cambria Math" w:hAnsi="Cambria Math"/>
-                <w:shd w:val="clear" w:color="auto" w:fill="A6A6A6"/>
+                <w:shd w:val="clear" w:color="auto" w:fill="C9C9C9"/>
               </w:rPr>
             </m:ctrlPr>
           </m:fPr>
@@ -13105,56 +13105,56 @@
       <w:r>
         <w:rPr>
           <w:i/>
-          <w:shd w:val="clear" w:color="auto" w:fill="A6A6A6"/>
+          <w:shd w:val="clear" w:color="auto" w:fill="C9C9C9"/>
         </w:rPr>
         <w:t>E</w:t>
       </w:r>
       <w:r>
         <w:rPr>
           <w:i/>
-          <w:shd w:val="clear" w:color="auto" w:fill="A6A6A6"/>
+          <w:shd w:val="clear" w:color="auto" w:fill="C9C9C9"/>
         </w:rPr>
         <w:t>测＝</w:t>
       </w:r>
       <w:r>
         <w:rPr>
           <w:i/>
-          <w:shd w:val="clear" w:color="auto" w:fill="A6A6A6"/>
+          <w:shd w:val="clear" w:color="auto" w:fill="C9C9C9"/>
         </w:rPr>
         <w:t>E</w:t>
       </w:r>
       <w:r>
         <w:rPr>
           <w:i/>
-          <w:shd w:val="clear" w:color="auto" w:fill="A6A6A6"/>
+          <w:shd w:val="clear" w:color="auto" w:fill="C9C9C9"/>
         </w:rPr>
         <w:t>真，</w:t>
       </w:r>
       <w:r>
         <w:rPr>
           <w:i/>
-          <w:shd w:val="clear" w:color="auto" w:fill="A6A6A6"/>
+          <w:shd w:val="clear" w:color="auto" w:fill="C9C9C9"/>
         </w:rPr>
         <w:t>r</w:t>
       </w:r>
       <w:r>
         <w:rPr>
           <w:i/>
-          <w:shd w:val="clear" w:color="auto" w:fill="A6A6A6"/>
+          <w:shd w:val="clear" w:color="auto" w:fill="C9C9C9"/>
         </w:rPr>
         <w:t>测＞</w:t>
       </w:r>
       <w:r>
         <w:rPr>
           <w:i/>
-          <w:shd w:val="clear" w:color="auto" w:fill="A6A6A6"/>
+          <w:shd w:val="clear" w:color="auto" w:fill="C9C9C9"/>
         </w:rPr>
         <w:t>r</w:t>
       </w:r>
       <w:r>
         <w:rPr>
           <w:i/>
-          <w:shd w:val="clear" w:color="auto" w:fill="A6A6A6"/>
+          <w:shd w:val="clear" w:color="auto" w:fill="C9C9C9"/>
         </w:rPr>
         <w:t>真</w:t>
       </w:r>
@@ -13266,7 +13266,7 @@
             <m:ctrlPr>
               <w:rPr>
                 <w:rFonts w:ascii="Cambria Math" w:hAnsi="Cambria Math"/>
-                <w:shd w:val="clear" w:color="auto" w:fill="A6A6A6"/>
+                <w:shd w:val="clear" w:color="auto" w:fill="C9C9C9"/>
               </w:rPr>
             </m:ctrlPr>
           </m:fPr>
@@ -13403,14 +13403,14 @@
         <m:r>
           <w:rPr>
             <w:rFonts w:ascii="Cambria Math" w:hAnsi="Cambria Math" w:cs="Cambria Math"/>
-            <w:shd w:val="clear" w:color="auto" w:fill="A6A6A6"/>
+            <w:shd w:val="clear" w:color="auto" w:fill="C9C9C9"/>
           </w:rPr>
           <m:t>E</m:t>
         </m:r>
         <m:r>
           <w:rPr>
             <w:rFonts w:ascii="Cambria Math" w:hAnsi="Cambria Math" w:cs="Cambria Math"/>
-            <w:shd w:val="clear" w:color="auto" w:fill="A6A6A6"/>
+            <w:shd w:val="clear" w:color="auto" w:fill="C9C9C9"/>
           </w:rPr>
           <m:t>=</m:t>
         </m:r>
@@ -13419,7 +13419,7 @@
             <m:ctrlPr>
               <w:rPr>
                 <w:rFonts w:ascii="Cambria Math" w:hAnsi="Cambria Math"/>
-                <w:shd w:val="clear" w:color="auto" w:fill="A6A6A6"/>
+                <w:shd w:val="clear" w:color="auto" w:fill="C9C9C9"/>
               </w:rPr>
             </m:ctrlPr>
           </m:sSubPr>
@@ -13443,7 +13443,7 @@
         <m:r>
           <w:rPr>
             <w:rFonts w:ascii="Cambria Math" w:hAnsi="Cambria Math" w:cs="Cambria Math"/>
-            <w:shd w:val="clear" w:color="auto" w:fill="A6A6A6"/>
+            <w:shd w:val="clear" w:color="auto" w:fill="C9C9C9"/>
           </w:rPr>
           <m:t>+</m:t>
         </m:r>
@@ -13452,7 +13452,7 @@
             <m:ctrlPr>
               <w:rPr>
                 <w:rFonts w:ascii="Cambria Math" w:hAnsi="Cambria Math"/>
-                <w:shd w:val="clear" w:color="auto" w:fill="A6A6A6"/>
+                <w:shd w:val="clear" w:color="auto" w:fill="C9C9C9"/>
               </w:rPr>
             </m:ctrlPr>
           </m:fPr>
@@ -13514,7 +13514,7 @@
         <m:r>
           <w:rPr>
             <w:rFonts w:ascii="Cambria Math" w:hAnsi="Cambria Math" w:cs="Cambria Math"/>
-            <w:shd w:val="clear" w:color="auto" w:fill="A6A6A6"/>
+            <w:shd w:val="clear" w:color="auto" w:fill="C9C9C9"/>
           </w:rPr>
           <m:t>r</m:t>
         </m:r>
@@ -13524,21 +13524,21 @@
           </m:rPr>
           <w:rPr>
             <w:rFonts w:cs="Cambria Math"/>
-            <w:shd w:val="clear" w:color="auto" w:fill="A6A6A6"/>
+            <w:shd w:val="clear" w:color="auto" w:fill="C9C9C9"/>
           </w:rPr>
           <m:t>,</m:t>
         </m:r>
         <m:r>
           <w:rPr>
             <w:rFonts w:ascii="Cambria Math" w:hAnsi="Cambria Math" w:cs="Cambria Math"/>
-            <w:shd w:val="clear" w:color="auto" w:fill="A6A6A6"/>
+            <w:shd w:val="clear" w:color="auto" w:fill="C9C9C9"/>
           </w:rPr>
           <m:t>E</m:t>
         </m:r>
         <m:r>
           <w:rPr>
             <w:rFonts w:ascii="Cambria Math" w:hAnsi="Cambria Math" w:cs="Cambria Math"/>
-            <w:shd w:val="clear" w:color="auto" w:fill="A6A6A6"/>
+            <w:shd w:val="clear" w:color="auto" w:fill="C9C9C9"/>
           </w:rPr>
           <m:t>=</m:t>
         </m:r>
@@ -13547,7 +13547,7 @@
             <m:ctrlPr>
               <w:rPr>
                 <w:rFonts w:ascii="Cambria Math" w:hAnsi="Cambria Math"/>
-                <w:shd w:val="clear" w:color="auto" w:fill="A6A6A6"/>
+                <w:shd w:val="clear" w:color="auto" w:fill="C9C9C9"/>
               </w:rPr>
             </m:ctrlPr>
           </m:sSubPr>
@@ -13571,7 +13571,7 @@
         <m:r>
           <w:rPr>
             <w:rFonts w:ascii="Cambria Math" w:hAnsi="Cambria Math" w:cs="Cambria Math"/>
-            <w:shd w:val="clear" w:color="auto" w:fill="A6A6A6"/>
+            <w:shd w:val="clear" w:color="auto" w:fill="C9C9C9"/>
           </w:rPr>
           <m:t>+</m:t>
         </m:r>
@@ -13580,7 +13580,7 @@
             <m:ctrlPr>
               <w:rPr>
                 <w:rFonts w:ascii="Cambria Math" w:hAnsi="Cambria Math"/>
-                <w:shd w:val="clear" w:color="auto" w:fill="A6A6A6"/>
+                <w:shd w:val="clear" w:color="auto" w:fill="C9C9C9"/>
               </w:rPr>
             </m:ctrlPr>
           </m:fPr>
@@ -13642,7 +13642,7 @@
         <m:r>
           <w:rPr>
             <w:rFonts w:ascii="Cambria Math" w:hAnsi="Cambria Math" w:cs="Cambria Math"/>
-            <w:shd w:val="clear" w:color="auto" w:fill="A6A6A6"/>
+            <w:shd w:val="clear" w:color="auto" w:fill="C9C9C9"/>
           </w:rPr>
           <m:t>r</m:t>
         </m:r>
@@ -13714,7 +13714,7 @@
             <m:ctrlPr>
               <w:rPr>
                 <w:rFonts w:ascii="Cambria Math" w:hAnsi="Cambria Math"/>
-                <w:shd w:val="clear" w:color="auto" w:fill="A6A6A6"/>
+                <w:shd w:val="clear" w:color="auto" w:fill="C9C9C9"/>
               </w:rPr>
             </m:ctrlPr>
           </m:fPr>
@@ -13751,7 +13751,7 @@
             <m:ctrlPr>
               <w:rPr>
                 <w:rFonts w:ascii="Cambria Math" w:hAnsi="Cambria Math"/>
-                <w:shd w:val="clear" w:color="auto" w:fill="A6A6A6"/>
+                <w:shd w:val="clear" w:color="auto" w:fill="C9C9C9"/>
               </w:rPr>
             </m:ctrlPr>
           </m:fPr>
@@ -13782,7 +13782,7 @@
             <m:ctrlPr>
               <w:rPr>
                 <w:rFonts w:ascii="Cambria Math" w:hAnsi="Cambria Math"/>
-                <w:shd w:val="clear" w:color="auto" w:fill="A6A6A6"/>
+                <w:shd w:val="clear" w:color="auto" w:fill="C9C9C9"/>
               </w:rPr>
             </m:ctrlPr>
           </m:fPr>
@@ -13813,7 +13813,7 @@
             <m:ctrlPr>
               <w:rPr>
                 <w:rFonts w:ascii="Cambria Math" w:hAnsi="Cambria Math"/>
-                <w:shd w:val="clear" w:color="auto" w:fill="A6A6A6"/>
+                <w:shd w:val="clear" w:color="auto" w:fill="C9C9C9"/>
               </w:rPr>
             </m:ctrlPr>
           </m:fPr>
@@ -13844,7 +13844,7 @@
             <m:ctrlPr>
               <w:rPr>
                 <w:rFonts w:ascii="Cambria Math" w:hAnsi="Cambria Math"/>
-                <w:shd w:val="clear" w:color="auto" w:fill="A6A6A6"/>
+                <w:shd w:val="clear" w:color="auto" w:fill="C9C9C9"/>
               </w:rPr>
             </m:ctrlPr>
           </m:fPr>
@@ -13878,7 +13878,7 @@
             <m:ctrlPr>
               <w:rPr>
                 <w:rFonts w:ascii="Cambria Math" w:hAnsi="Cambria Math"/>
-                <w:shd w:val="clear" w:color="auto" w:fill="A6A6A6"/>
+                <w:shd w:val="clear" w:color="auto" w:fill="C9C9C9"/>
               </w:rPr>
             </m:ctrlPr>
           </m:fPr>
@@ -13909,7 +13909,7 @@
             <m:ctrlPr>
               <w:rPr>
                 <w:rFonts w:ascii="Cambria Math" w:hAnsi="Cambria Math"/>
-                <w:shd w:val="clear" w:color="auto" w:fill="A6A6A6"/>
+                <w:shd w:val="clear" w:color="auto" w:fill="C9C9C9"/>
               </w:rPr>
             </m:ctrlPr>
           </m:fPr>
@@ -13949,7 +13949,7 @@
             <m:ctrlPr>
               <w:rPr>
                 <w:rFonts w:ascii="Cambria Math" w:hAnsi="Cambria Math"/>
-                <w:shd w:val="clear" w:color="auto" w:fill="A6A6A6"/>
+                <w:shd w:val="clear" w:color="auto" w:fill="C9C9C9"/>
               </w:rPr>
             </m:ctrlPr>
           </m:fPr>
@@ -13980,7 +13980,7 @@
             <m:ctrlPr>
               <w:rPr>
                 <w:rFonts w:ascii="Cambria Math" w:hAnsi="Cambria Math"/>
-                <w:shd w:val="clear" w:color="auto" w:fill="A6A6A6"/>
+                <w:shd w:val="clear" w:color="auto" w:fill="C9C9C9"/>
               </w:rPr>
             </m:ctrlPr>
           </m:fPr>
@@ -14095,56 +14095,56 @@
       <w:r>
         <w:rPr>
           <w:i/>
-          <w:shd w:val="clear" w:color="auto" w:fill="A6A6A6"/>
+          <w:shd w:val="clear" w:color="auto" w:fill="C9C9C9"/>
         </w:rPr>
         <w:t>E</w:t>
       </w:r>
       <w:r>
         <w:rPr>
           <w:i/>
-          <w:shd w:val="clear" w:color="auto" w:fill="A6A6A6"/>
+          <w:shd w:val="clear" w:color="auto" w:fill="C9C9C9"/>
         </w:rPr>
         <w:t>测＜</w:t>
       </w:r>
       <w:r>
         <w:rPr>
           <w:i/>
-          <w:shd w:val="clear" w:color="auto" w:fill="A6A6A6"/>
+          <w:shd w:val="clear" w:color="auto" w:fill="C9C9C9"/>
         </w:rPr>
         <w:t>E</w:t>
       </w:r>
       <w:r>
         <w:rPr>
           <w:i/>
-          <w:shd w:val="clear" w:color="auto" w:fill="A6A6A6"/>
+          <w:shd w:val="clear" w:color="auto" w:fill="C9C9C9"/>
         </w:rPr>
         <w:t>真，</w:t>
       </w:r>
       <w:r>
         <w:rPr>
           <w:i/>
-          <w:shd w:val="clear" w:color="auto" w:fill="A6A6A6"/>
+          <w:shd w:val="clear" w:color="auto" w:fill="C9C9C9"/>
         </w:rPr>
         <w:t>r</w:t>
       </w:r>
       <w:r>
         <w:rPr>
           <w:i/>
-          <w:shd w:val="clear" w:color="auto" w:fill="A6A6A6"/>
+          <w:shd w:val="clear" w:color="auto" w:fill="C9C9C9"/>
         </w:rPr>
         <w:t>测＜</w:t>
       </w:r>
       <w:r>
         <w:rPr>
           <w:i/>
-          <w:shd w:val="clear" w:color="auto" w:fill="A6A6A6"/>
+          <w:shd w:val="clear" w:color="auto" w:fill="C9C9C9"/>
         </w:rPr>
         <w:t>r</w:t>
       </w:r>
       <w:r>
         <w:rPr>
           <w:i/>
-          <w:shd w:val="clear" w:color="auto" w:fill="A6A6A6"/>
+          <w:shd w:val="clear" w:color="auto" w:fill="C9C9C9"/>
         </w:rPr>
         <w:t>真</w:t>
       </w:r>
@@ -14203,7 +14203,7 @@
       </w:r>
       <w:r>
         <w:rPr>
-          <w:shd w:val="clear" w:color="auto" w:fill="A6A6A6"/>
+          <w:shd w:val="clear" w:color="auto" w:fill="C9C9C9"/>
         </w:rPr>
         <w:t>产生</w:t>
       </w:r>
@@ -14212,7 +14212,7 @@
       </w:r>
       <w:r>
         <w:rPr>
-          <w:shd w:val="clear" w:color="auto" w:fill="A6A6A6"/>
+          <w:shd w:val="clear" w:color="auto" w:fill="C9C9C9"/>
         </w:rPr>
         <w:t>消失</w:t>
       </w:r>
@@ -14221,7 +14221,7 @@
       </w:r>
       <w:r>
         <w:rPr>
-          <w:shd w:val="clear" w:color="auto" w:fill="A6A6A6"/>
+          <w:shd w:val="clear" w:color="auto" w:fill="C9C9C9"/>
         </w:rPr>
         <w:t>转化</w:t>
       </w:r>
@@ -14230,7 +14230,7 @@
       </w:r>
       <w:r>
         <w:rPr>
-          <w:shd w:val="clear" w:color="auto" w:fill="A6A6A6"/>
+          <w:shd w:val="clear" w:color="auto" w:fill="C9C9C9"/>
         </w:rPr>
         <w:t>转移</w:t>
       </w:r>
@@ -14239,7 +14239,7 @@
       </w:r>
       <w:r>
         <w:rPr>
-          <w:shd w:val="clear" w:color="auto" w:fill="A6A6A6"/>
+          <w:shd w:val="clear" w:color="auto" w:fill="C9C9C9"/>
         </w:rPr>
         <w:t>保持不变</w:t>
       </w:r>
@@ -14288,35 +14288,35 @@
       <w:r>
         <w:rPr>
           <w:i/>
-          <w:shd w:val="clear" w:color="auto" w:fill="A6A6A6"/>
+          <w:shd w:val="clear" w:color="auto" w:fill="C9C9C9"/>
         </w:rPr>
         <w:t>E</w:t>
       </w:r>
       <w:r>
         <w:rPr>
           <w:i/>
-          <w:shd w:val="clear" w:color="auto" w:fill="A6A6A6"/>
+          <w:shd w:val="clear" w:color="auto" w:fill="C9C9C9"/>
           <w:vertAlign w:val="subscript"/>
         </w:rPr>
         <w:t>初</w:t>
       </w:r>
       <w:r>
         <w:rPr>
-          <w:shd w:val="clear" w:color="auto" w:fill="A6A6A6"/>
+          <w:shd w:val="clear" w:color="auto" w:fill="C9C9C9"/>
         </w:rPr>
         <w:t>=</w:t>
       </w:r>
       <w:r>
         <w:rPr>
           <w:i/>
-          <w:shd w:val="clear" w:color="auto" w:fill="A6A6A6"/>
+          <w:shd w:val="clear" w:color="auto" w:fill="C9C9C9"/>
         </w:rPr>
         <w:t>E</w:t>
       </w:r>
       <w:r>
         <w:rPr>
           <w:i/>
-          <w:shd w:val="clear" w:color="auto" w:fill="A6A6A6"/>
+          <w:shd w:val="clear" w:color="auto" w:fill="C9C9C9"/>
           <w:vertAlign w:val="subscript"/>
         </w:rPr>
         <w:t>末</w:t>
@@ -14326,7 +14326,7 @@
       </w:r>
       <w:r>
         <w:rPr>
-          <w:shd w:val="clear" w:color="auto" w:fill="A6A6A6"/>
+          <w:shd w:val="clear" w:color="auto" w:fill="C9C9C9"/>
         </w:rPr>
         <w:t>末</w:t>
       </w:r>
@@ -14344,42 +14344,42 @@
       </w:r>
       <w:r>
         <w:rPr>
-          <w:shd w:val="clear" w:color="auto" w:fill="A6A6A6"/>
+          <w:shd w:val="clear" w:color="auto" w:fill="C9C9C9"/>
         </w:rPr>
         <w:t>Δ</w:t>
       </w:r>
       <w:r>
         <w:rPr>
           <w:i/>
-          <w:shd w:val="clear" w:color="auto" w:fill="A6A6A6"/>
+          <w:shd w:val="clear" w:color="auto" w:fill="C9C9C9"/>
         </w:rPr>
         <w:t>E</w:t>
       </w:r>
       <w:r>
         <w:rPr>
           <w:i/>
-          <w:shd w:val="clear" w:color="auto" w:fill="A6A6A6"/>
+          <w:shd w:val="clear" w:color="auto" w:fill="C9C9C9"/>
           <w:vertAlign w:val="subscript"/>
         </w:rPr>
         <w:t>增</w:t>
       </w:r>
       <w:r>
         <w:rPr>
-          <w:shd w:val="clear" w:color="auto" w:fill="A6A6A6"/>
+          <w:shd w:val="clear" w:color="auto" w:fill="C9C9C9"/>
         </w:rPr>
         <w:t>=Δ</w:t>
       </w:r>
       <w:r>
         <w:rPr>
           <w:i/>
-          <w:shd w:val="clear" w:color="auto" w:fill="A6A6A6"/>
+          <w:shd w:val="clear" w:color="auto" w:fill="C9C9C9"/>
         </w:rPr>
         <w:t>E</w:t>
       </w:r>
       <w:r>
         <w:rPr>
           <w:i/>
-          <w:shd w:val="clear" w:color="auto" w:fill="A6A6A6"/>
+          <w:shd w:val="clear" w:color="auto" w:fill="C9C9C9"/>
           <w:vertAlign w:val="subscript"/>
         </w:rPr>
         <w:t>减</w:t>
@@ -14389,7 +14389,7 @@
       </w:r>
       <w:r>
         <w:rPr>
-          <w:shd w:val="clear" w:color="auto" w:fill="A6A6A6"/>
+          <w:shd w:val="clear" w:color="auto" w:fill="C9C9C9"/>
         </w:rPr>
         <w:t>减少量</w:t>
       </w:r>
@@ -14428,7 +14428,7 @@
       </w:r>
       <w:r>
         <w:rPr>
-          <w:shd w:val="clear" w:color="auto" w:fill="A6A6A6"/>
+          <w:shd w:val="clear" w:color="auto" w:fill="C9C9C9"/>
         </w:rPr>
         <w:t>不可逆</w:t>
       </w:r>
@@ -14437,7 +14437,7 @@
       </w:r>
       <w:r>
         <w:rPr>
-          <w:shd w:val="clear" w:color="auto" w:fill="A6A6A6"/>
+          <w:shd w:val="clear" w:color="auto" w:fill="C9C9C9"/>
         </w:rPr>
         <w:t>方向性</w:t>
       </w:r>
@@ -14458,7 +14458,7 @@
       </w:r>
       <w:r>
         <w:rPr>
-          <w:shd w:val="clear" w:color="auto" w:fill="A6A6A6"/>
+          <w:shd w:val="clear" w:color="auto" w:fill="C9C9C9"/>
         </w:rPr>
         <w:t>方向性</w:t>
       </w:r>
@@ -14479,7 +14479,7 @@
       </w:r>
       <w:r>
         <w:rPr>
-          <w:shd w:val="clear" w:color="auto" w:fill="A6A6A6"/>
+          <w:shd w:val="clear" w:color="auto" w:fill="C9C9C9"/>
         </w:rPr>
         <w:t>方向性</w:t>
       </w:r>
@@ -14509,7 +14509,7 @@
       </w:r>
       <w:r>
         <w:rPr>
-          <w:shd w:val="clear" w:color="auto" w:fill="A6A6A6"/>
+          <w:shd w:val="clear" w:color="auto" w:fill="C9C9C9"/>
         </w:rPr>
         <w:t>方向性</w:t>
       </w:r>
@@ -14530,7 +14530,7 @@
       </w:r>
       <w:r>
         <w:rPr>
-          <w:shd w:val="clear" w:color="auto" w:fill="A6A6A6"/>
+          <w:shd w:val="clear" w:color="auto" w:fill="C9C9C9"/>
         </w:rPr>
         <w:t>品质上</w:t>
       </w:r>
@@ -14539,7 +14539,7 @@
       </w:r>
       <w:r>
         <w:rPr>
-          <w:shd w:val="clear" w:color="auto" w:fill="A6A6A6"/>
+          <w:shd w:val="clear" w:color="auto" w:fill="C9C9C9"/>
         </w:rPr>
         <w:t>便于利用</w:t>
       </w:r>
@@ -14548,7 +14548,7 @@
       </w:r>
       <w:r>
         <w:rPr>
-          <w:shd w:val="clear" w:color="auto" w:fill="A6A6A6"/>
+          <w:shd w:val="clear" w:color="auto" w:fill="C9C9C9"/>
         </w:rPr>
         <w:t>不便于利用</w:t>
       </w:r>
@@ -14599,7 +14599,7 @@
       </w:r>
       <w:r>
         <w:rPr>
-          <w:shd w:val="clear" w:color="auto" w:fill="A6A6A6"/>
+          <w:shd w:val="clear" w:color="auto" w:fill="C9C9C9"/>
         </w:rPr>
         <w:t>化石</w:t>
       </w:r>
@@ -14620,7 +14620,7 @@
       </w:r>
       <w:r>
         <w:rPr>
-          <w:shd w:val="clear" w:color="auto" w:fill="A6A6A6"/>
+          <w:shd w:val="clear" w:color="auto" w:fill="C9C9C9"/>
         </w:rPr>
         <w:t>再生</w:t>
       </w:r>
@@ -14650,7 +14650,7 @@
       </w:r>
       <w:r>
         <w:rPr>
-          <w:shd w:val="clear" w:color="auto" w:fill="A6A6A6"/>
+          <w:shd w:val="clear" w:color="auto" w:fill="C9C9C9"/>
         </w:rPr>
         <w:t>核能</w:t>
       </w:r>
@@ -14695,7 +14695,7 @@
       </w:r>
       <w:r>
         <w:rPr>
-          <w:shd w:val="clear" w:color="auto" w:fill="A6A6A6"/>
+          <w:shd w:val="clear" w:color="auto" w:fill="C9C9C9"/>
         </w:rPr>
         <w:t>煤炭</w:t>
       </w:r>
@@ -14704,7 +14704,7 @@
       </w:r>
       <w:r>
         <w:rPr>
-          <w:shd w:val="clear" w:color="auto" w:fill="A6A6A6"/>
+          <w:shd w:val="clear" w:color="auto" w:fill="C9C9C9"/>
         </w:rPr>
         <w:t>石油</w:t>
       </w:r>
@@ -14725,7 +14725,7 @@
       </w:r>
       <w:r>
         <w:rPr>
-          <w:shd w:val="clear" w:color="auto" w:fill="A6A6A6"/>
+          <w:shd w:val="clear" w:color="auto" w:fill="C9C9C9"/>
         </w:rPr>
         <w:t>物质基础</w:t>
       </w:r>
@@ -14758,7 +14758,7 @@
       </w:r>
       <w:r>
         <w:rPr>
-          <w:shd w:val="clear" w:color="auto" w:fill="A6A6A6"/>
+          <w:shd w:val="clear" w:color="auto" w:fill="C9C9C9"/>
         </w:rPr>
         <w:t>二氧化碳</w:t>
       </w:r>
@@ -14783,7 +14783,7 @@
       </w:r>
       <w:r>
         <w:rPr>
-          <w:shd w:val="clear" w:color="auto" w:fill="A6A6A6"/>
+          <w:shd w:val="clear" w:color="auto" w:fill="C9C9C9"/>
         </w:rPr>
         <w:t>酸雨</w:t>
       </w:r>
@@ -14810,7 +14810,7 @@
       </w:r>
       <w:r>
         <w:rPr>
-          <w:shd w:val="clear" w:color="auto" w:fill="A6A6A6"/>
+          <w:shd w:val="clear" w:color="auto" w:fill="C9C9C9"/>
         </w:rPr>
         <w:t>光化学烟雾</w:t>
       </w:r>
@@ -14843,7 +14843,7 @@
       </w:r>
       <w:r>
         <w:rPr>
-          <w:shd w:val="clear" w:color="auto" w:fill="A6A6A6"/>
+          <w:shd w:val="clear" w:color="auto" w:fill="C9C9C9"/>
         </w:rPr>
         <w:t>能源</w:t>
       </w:r>
@@ -14852,7 +14852,7 @@
       </w:r>
       <w:r>
         <w:rPr>
-          <w:shd w:val="clear" w:color="auto" w:fill="A6A6A6"/>
+          <w:shd w:val="clear" w:color="auto" w:fill="C9C9C9"/>
         </w:rPr>
         <w:t>造成影响</w:t>
       </w:r>
@@ -14873,7 +14873,7 @@
       </w:r>
       <w:r>
         <w:rPr>
-          <w:shd w:val="clear" w:color="auto" w:fill="A6A6A6"/>
+          <w:shd w:val="clear" w:color="auto" w:fill="C9C9C9"/>
         </w:rPr>
         <w:t>节能</w:t>
       </w:r>
@@ -14882,7 +14882,7 @@
       </w:r>
       <w:r>
         <w:rPr>
-          <w:shd w:val="clear" w:color="auto" w:fill="A6A6A6"/>
+          <w:shd w:val="clear" w:color="auto" w:fill="C9C9C9"/>
         </w:rPr>
         <w:t>可再生</w:t>
       </w:r>
@@ -14891,7 +14891,7 @@
       </w:r>
       <w:r>
         <w:rPr>
-          <w:shd w:val="clear" w:color="auto" w:fill="A6A6A6"/>
+          <w:shd w:val="clear" w:color="auto" w:fill="C9C9C9"/>
         </w:rPr>
         <w:t>清洁</w:t>
       </w:r>
@@ -15080,7 +15080,7 @@
             </w:pPr>
             <w:r>
               <w:rPr>
-                <w:shd w:val="clear" w:color="auto" w:fill="A6A6A6"/>
+                <w:shd w:val="clear" w:color="auto" w:fill="C9C9C9"/>
               </w:rPr>
               <w:t>一次能源</w:t>
             </w:r>
@@ -15174,7 +15174,7 @@
             </w:pPr>
             <w:r>
               <w:rPr>
-                <w:shd w:val="clear" w:color="auto" w:fill="A6A6A6"/>
+                <w:shd w:val="clear" w:color="auto" w:fill="C9C9C9"/>
               </w:rPr>
               <w:t>二次能源</w:t>
             </w:r>
@@ -15276,7 +15276,7 @@
             </w:pPr>
             <w:r>
               <w:rPr>
-                <w:shd w:val="clear" w:color="auto" w:fill="A6A6A6"/>
+                <w:shd w:val="clear" w:color="auto" w:fill="C9C9C9"/>
               </w:rPr>
               <w:t>常规能源</w:t>
             </w:r>
@@ -15667,7 +15667,7 @@
             </w:pPr>
             <w:r>
               <w:rPr>
-                <w:shd w:val="clear" w:color="auto" w:fill="A6A6A6"/>
+                <w:shd w:val="clear" w:color="auto" w:fill="C9C9C9"/>
               </w:rPr>
               <w:t>清洁能源</w:t>
             </w:r>

--- a/高中物理/高中物理同步/人教版必修3 第12章 电能 能量守恒定律·知识清单（完成）.docx
+++ b/高中物理/高中物理同步/人教版必修3 第12章 电能 能量守恒定律·知识清单（完成）.docx
@@ -273,10 +273,13 @@
         <w:jc w:val="left"/>
       </w:pPr>
       <w:r>
-        <w:t>1</w:t>
-      </w:r>
-      <w:r>
-        <w:t>．电功和电功率</w:t>
+        <w:rPr>
+          <w:shd w:val="clear" w:color="auto" w:fill="C9C9C9"/>
+        </w:rPr>
+        <w:t>1．</w:t>
+      </w:r>
+      <w:r>
+        <w:t>电功和电功率</w:t>
       </w:r>
     </w:p>
     <w:p>
@@ -602,10 +605,119 @@
         <w:jc w:val="left"/>
       </w:pPr>
       <w:r>
+        <w:rPr>
+          <w:shd w:val="clear" w:color="auto" w:fill="C9C9C9"/>
+        </w:rPr>
+        <w:t>2．</w:t>
+      </w:r>
+      <w:r>
+        <w:t>焦耳定律</w:t>
+      </w:r>
+    </w:p>
+    <w:p>
+      <w:pPr>
+        <w:snapToGrid w:val="0"/>
+        <w:jc w:val="left"/>
+      </w:pPr>
+      <w:r>
+        <w:t>(1)</w:t>
+      </w:r>
+      <w:r>
+        <w:t>焦耳定律</w:t>
+      </w:r>
+    </w:p>
+    <w:p>
+      <w:pPr>
+        <w:snapToGrid w:val="0"/>
+        <w:jc w:val="left"/>
+      </w:pPr>
+      <w:r>
+        <w:t>①</w:t>
+      </w:r>
+      <w:r>
+        <w:t>内容：电流通过导体产生的热量跟</w:t>
+      </w:r>
+      <w:r>
+        <w:rPr>
+          <w:shd w:val="clear" w:color="auto" w:fill="C9C9C9"/>
+        </w:rPr>
+        <w:t>电流的二次方</w:t>
+      </w:r>
+      <w:r>
+        <w:t>成正比，跟</w:t>
+      </w:r>
+      <w:r>
+        <w:rPr>
+          <w:shd w:val="clear" w:color="auto" w:fill="C9C9C9"/>
+        </w:rPr>
+        <w:t>导体的电阻</w:t>
+      </w:r>
+      <w:r>
+        <w:t>及</w:t>
+      </w:r>
+      <w:r>
+        <w:rPr>
+          <w:shd w:val="clear" w:color="auto" w:fill="C9C9C9"/>
+        </w:rPr>
+        <w:t>通电时间</w:t>
+      </w:r>
+      <w:r>
+        <w:t>成正比。这个关系式最初是由</w:t>
+      </w:r>
+      <w:r>
+        <w:rPr>
+          <w:shd w:val="clear" w:color="auto" w:fill="C9C9C9"/>
+        </w:rPr>
+        <w:t>焦耳</w:t>
+      </w:r>
+      <w:r>
+        <w:t>通过实验直接得到的，物理学中就把它叫作焦耳定律。</w:t>
+      </w:r>
+    </w:p>
+    <w:p>
+      <w:pPr>
+        <w:snapToGrid w:val="0"/>
+        <w:jc w:val="left"/>
+      </w:pPr>
+      <w:r>
+        <w:t>②</w:t>
+      </w:r>
+      <w:r>
+        <w:t>表达式</w:t>
+      </w:r>
+      <w:r>
+        <w:t xml:space="preserve"> </w:t>
+      </w:r>
+      <w:r>
+        <w:rPr>
+          <w:i/>
+        </w:rPr>
+        <w:t>Q</w:t>
+      </w:r>
+      <w:r>
+        <w:t>＝</w:t>
+      </w:r>
+      <w:r>
+        <w:rPr>
+          <w:shd w:val="clear" w:color="auto" w:fill="C9C9C9"/>
+        </w:rPr>
+        <w:t>I</w:t>
+      </w:r>
+      <w:r>
+        <w:rPr>
+          <w:shd w:val="clear" w:color="auto" w:fill="C9C9C9"/>
+          <w:vertAlign w:val="superscript"/>
+        </w:rPr>
         <w:t>2</w:t>
       </w:r>
       <w:r>
-        <w:t>．焦耳定律</w:t>
+        <w:rPr>
+          <w:shd w:val="clear" w:color="auto" w:fill="C9C9C9"/>
+        </w:rPr>
+        <w:t>Rt</w:t>
+      </w:r>
+      <w:r>
+        <w:t>。</w:t>
       </w:r>
     </w:p>
     <w:p>
@@ -614,10 +726,10 @@
         <w:jc w:val="left"/>
       </w:pPr>
       <w:r>
-        <w:t>(1)</w:t>
-      </w:r>
-      <w:r>
-        <w:t>焦耳定律</w:t>
+        <w:t>(2)</w:t>
+      </w:r>
+      <w:r>
+        <w:t>热功率</w:t>
       </w:r>
     </w:p>
     <w:p>
@@ -629,43 +741,69 @@
         <w:t>①</w:t>
       </w:r>
       <w:r>
-        <w:t>内容：电流通过导体产生的热量跟</w:t>
-      </w:r>
-      <w:r>
-        <w:rPr>
-          <w:shd w:val="clear" w:color="auto" w:fill="C9C9C9"/>
-        </w:rPr>
-        <w:t>电流的二次方</w:t>
-      </w:r>
-      <w:r>
-        <w:t>成正比，跟</w:t>
-      </w:r>
-      <w:r>
-        <w:rPr>
-          <w:shd w:val="clear" w:color="auto" w:fill="C9C9C9"/>
-        </w:rPr>
-        <w:t>导体的电阻</w:t>
-      </w:r>
-      <w:r>
-        <w:t>及</w:t>
-      </w:r>
-      <w:r>
-        <w:rPr>
-          <w:shd w:val="clear" w:color="auto" w:fill="C9C9C9"/>
-        </w:rPr>
-        <w:t>通电时间</w:t>
-      </w:r>
-      <w:r>
-        <w:t>成正比。这个关系式最初是由</w:t>
-      </w:r>
-      <w:r>
-        <w:rPr>
-          <w:shd w:val="clear" w:color="auto" w:fill="C9C9C9"/>
-        </w:rPr>
-        <w:t>焦耳</w:t>
-      </w:r>
-      <w:r>
-        <w:t>通过实验直接得到的，物理学中就把它叫作焦耳定律。</w:t>
+        <w:t>定义：</w:t>
+      </w:r>
+      <w:r>
+        <w:rPr>
+          <w:shd w:val="clear" w:color="auto" w:fill="C9C9C9"/>
+        </w:rPr>
+        <w:t>单位时间</w:t>
+      </w:r>
+      <w:r>
+        <w:t>内的发热量称为热功率。</w:t>
+      </w:r>
+      <w:r>
+        <w:rPr>
+          <w:rFonts w:hint="eastAsia"/>
+        </w:rPr>
+        <w:t xml:space="preserve"> </w:t>
+      </w:r>
+      <w:r>
+        <w:t xml:space="preserve">    </w:t>
+      </w:r>
+      <w:r>
+        <w:t>②</w:t>
+      </w:r>
+      <w:r>
+        <w:t>公式：</w:t>
+      </w:r>
+      <w:r>
+        <w:rPr>
+          <w:i/>
+        </w:rPr>
+        <w:t>P</w:t>
+      </w:r>
+      <w:r>
+        <w:rPr>
+          <w:i/>
+          <w:vertAlign w:val="subscript"/>
+        </w:rPr>
+        <w:t>热</w:t>
+      </w:r>
+      <w:r>
+        <w:t>＝</w:t>
+      </w:r>
+      <w:r>
+        <w:rPr>
+          <w:i/>
+        </w:rPr>
+        <w:t>I</w:t>
+      </w:r>
+      <w:r>
+        <w:rPr>
+          <w:i/>
+          <w:vertAlign w:val="superscript"/>
+        </w:rPr>
+        <w:t>2</w:t>
+      </w:r>
+      <w:r>
+        <w:rPr>
+          <w:i/>
+        </w:rPr>
+        <w:t>R</w:t>
+      </w:r>
+      <w:r>
+        <w:t>。</w:t>
       </w:r>
     </w:p>
     <w:p>
@@ -673,46 +811,6 @@
         <w:snapToGrid w:val="0"/>
         <w:jc w:val="left"/>
       </w:pPr>
-      <w:r>
-        <w:t>②</w:t>
-      </w:r>
-      <w:r>
-        <w:t>表达式</w:t>
-      </w:r>
-      <w:r>
-        <w:t xml:space="preserve"> </w:t>
-      </w:r>
-      <w:r>
-        <w:rPr>
-          <w:i/>
-        </w:rPr>
-        <w:t>Q</w:t>
-      </w:r>
-      <w:r>
-        <w:t>＝</w:t>
-      </w:r>
-      <w:r>
-        <w:rPr>
-          <w:shd w:val="clear" w:color="auto" w:fill="C9C9C9"/>
-        </w:rPr>
-        <w:t>I</w:t>
-      </w:r>
-      <w:r>
-        <w:rPr>
-          <w:shd w:val="clear" w:color="auto" w:fill="C9C9C9"/>
-          <w:vertAlign w:val="superscript"/>
-        </w:rPr>
-        <w:t>2</w:t>
-      </w:r>
-      <w:r>
-        <w:rPr>
-          <w:shd w:val="clear" w:color="auto" w:fill="C9C9C9"/>
-        </w:rPr>
-        <w:t>Rt</w:t>
-      </w:r>
-      <w:r>
-        <w:t>。</w:t>
-      </w:r>
     </w:p>
     <w:p>
       <w:pPr>
@@ -720,102 +818,13 @@
         <w:jc w:val="left"/>
       </w:pPr>
       <w:r>
-        <w:t>(2)</w:t>
-      </w:r>
-      <w:r>
-        <w:t>热功率</w:t>
-      </w:r>
-    </w:p>
-    <w:p>
-      <w:pPr>
-        <w:snapToGrid w:val="0"/>
-        <w:jc w:val="left"/>
-      </w:pPr>
-      <w:r>
-        <w:t>①</w:t>
-      </w:r>
-      <w:r>
-        <w:t>定义：</w:t>
-      </w:r>
-      <w:r>
-        <w:rPr>
-          <w:shd w:val="clear" w:color="auto" w:fill="C9C9C9"/>
-        </w:rPr>
-        <w:t>单位时间</w:t>
-      </w:r>
-      <w:r>
-        <w:t>内的发热量称为热功率。</w:t>
-      </w:r>
-      <w:r>
-        <w:rPr>
-          <w:rFonts w:hint="eastAsia"/>
-        </w:rPr>
-        <w:t xml:space="preserve"> </w:t>
-      </w:r>
-      <w:r>
-        <w:t xml:space="preserve">    </w:t>
-      </w:r>
-      <w:r>
-        <w:t>②</w:t>
-      </w:r>
-      <w:r>
-        <w:t>公式：</w:t>
-      </w:r>
-      <w:r>
-        <w:rPr>
-          <w:i/>
-        </w:rPr>
-        <w:t>P</w:t>
-      </w:r>
-      <w:r>
-        <w:rPr>
-          <w:i/>
-          <w:vertAlign w:val="subscript"/>
-        </w:rPr>
-        <w:t>热</w:t>
-      </w:r>
-      <w:r>
-        <w:t>＝</w:t>
-      </w:r>
-      <w:r>
-        <w:rPr>
-          <w:i/>
-        </w:rPr>
-        <w:t>I</w:t>
-      </w:r>
-      <w:r>
-        <w:rPr>
-          <w:i/>
-          <w:vertAlign w:val="superscript"/>
-        </w:rPr>
-        <w:t>2</w:t>
-      </w:r>
-      <w:r>
-        <w:rPr>
-          <w:i/>
-        </w:rPr>
-        <w:t>R</w:t>
-      </w:r>
-      <w:r>
-        <w:t>。</w:t>
-      </w:r>
-    </w:p>
-    <w:p>
-      <w:pPr>
-        <w:snapToGrid w:val="0"/>
-        <w:jc w:val="left"/>
-      </w:pPr>
-    </w:p>
-    <w:p>
-      <w:pPr>
-        <w:snapToGrid w:val="0"/>
-        <w:jc w:val="left"/>
-      </w:pPr>
-      <w:r>
-        <w:t>3</w:t>
-      </w:r>
-      <w:r>
-        <w:t>．电路中的能量转化</w:t>
+        <w:rPr>
+          <w:shd w:val="clear" w:color="auto" w:fill="C9C9C9"/>
+        </w:rPr>
+        <w:t>3．</w:t>
+      </w:r>
+      <w:r>
+        <w:t>电路中的能量转化</w:t>
       </w:r>
     </w:p>
     <w:p>
@@ -1274,10 +1283,13 @@
         <w:jc w:val="left"/>
       </w:pPr>
       <w:r>
-        <w:t>4</w:t>
-      </w:r>
-      <w:r>
-        <w:t>．纯电阻电路和非纯电阻电路的比较</w:t>
+        <w:rPr>
+          <w:shd w:val="clear" w:color="auto" w:fill="C9C9C9"/>
+        </w:rPr>
+        <w:t>4．</w:t>
+      </w:r>
+      <w:r>
+        <w:t>纯电阻电路和非纯电阻电路的比较</w:t>
       </w:r>
     </w:p>
     <w:p>
@@ -1691,10 +1703,13 @@
         <w:jc w:val="left"/>
       </w:pPr>
       <w:r>
-        <w:t>5</w:t>
-      </w:r>
-      <w:r>
-        <w:t>．电功与电热的区别与联系</w:t>
+        <w:rPr>
+          <w:shd w:val="clear" w:color="auto" w:fill="C9C9C9"/>
+        </w:rPr>
+        <w:t>5．</w:t>
+      </w:r>
+      <w:r>
+        <w:t>电功与电热的区别与联系</w:t>
       </w:r>
     </w:p>
     <w:p>
@@ -2173,10 +2188,13 @@
         <w:jc w:val="left"/>
       </w:pPr>
       <w:r>
-        <w:t>6</w:t>
-      </w:r>
-      <w:r>
-        <w:t>．电动势</w:t>
+        <w:rPr>
+          <w:shd w:val="clear" w:color="auto" w:fill="C9C9C9"/>
+        </w:rPr>
+        <w:t>6．</w:t>
+      </w:r>
+      <w:r>
+        <w:t>电动势</w:t>
       </w:r>
     </w:p>
     <w:p>
@@ -2662,10 +2680,13 @@
         <w:jc w:val="left"/>
       </w:pPr>
       <w:r>
-        <w:t>7</w:t>
-      </w:r>
-      <w:r>
-        <w:t>．电动势与电压的对比</w:t>
+        <w:rPr>
+          <w:shd w:val="clear" w:color="auto" w:fill="C9C9C9"/>
+        </w:rPr>
+        <w:t>7．</w:t>
+      </w:r>
+      <w:r>
+        <w:t>电动势与电压的对比</w:t>
       </w:r>
     </w:p>
     <w:p>
@@ -3233,10 +3254,13 @@
         </w:rPr>
       </w:pPr>
       <w:r>
-        <w:t>8</w:t>
-      </w:r>
-      <w:r>
-        <w:t>．电源的连接</w:t>
+        <w:rPr>
+          <w:shd w:val="clear" w:color="auto" w:fill="C9C9C9"/>
+        </w:rPr>
+        <w:t>8．</w:t>
+      </w:r>
+      <w:r>
+        <w:t>电源的连接</w:t>
       </w:r>
     </w:p>
     <w:p>
@@ -3412,10 +3436,13 @@
         <w:jc w:val="left"/>
       </w:pPr>
       <w:r>
-        <w:t>9</w:t>
-      </w:r>
-      <w:r>
-        <w:t>．闭合电路欧姆定律</w:t>
+        <w:rPr>
+          <w:shd w:val="clear" w:color="auto" w:fill="C9C9C9"/>
+        </w:rPr>
+        <w:t>9．</w:t>
+      </w:r>
+      <w:r>
+        <w:t>闭合电路欧姆定律</w:t>
       </w:r>
     </w:p>
     <w:p>
@@ -4068,10 +4095,13 @@
         <w:jc w:val="left"/>
       </w:pPr>
       <w:r>
-        <w:t>10</w:t>
-      </w:r>
-      <w:r>
-        <w:t>．路端电压与负载的关系</w:t>
+        <w:rPr>
+          <w:shd w:val="clear" w:color="auto" w:fill="C9C9C9"/>
+        </w:rPr>
+        <w:t>10．</w:t>
+      </w:r>
+      <w:r>
+        <w:t>路端电压与负载的关系</w:t>
       </w:r>
     </w:p>
     <w:p>
@@ -4616,10 +4646,13 @@
         <w:jc w:val="left"/>
       </w:pPr>
       <w:r>
-        <w:t>11</w:t>
-      </w:r>
-      <w:r>
-        <w:t>．闭合电路中的几个关系式与使用提醒</w:t>
+        <w:rPr>
+          <w:shd w:val="clear" w:color="auto" w:fill="C9C9C9"/>
+        </w:rPr>
+        <w:t>11．</w:t>
+      </w:r>
+      <w:r>
+        <w:t>闭合电路中的几个关系式与使用提醒</w:t>
       </w:r>
     </w:p>
     <w:p>
@@ -5468,10 +5501,13 @@
         <w:jc w:val="left"/>
       </w:pPr>
       <w:r>
-        <w:t>12</w:t>
-      </w:r>
-      <w:r>
-        <w:t>．电源的总功率</w:t>
+        <w:rPr>
+          <w:shd w:val="clear" w:color="auto" w:fill="C9C9C9"/>
+        </w:rPr>
+        <w:t>12．</w:t>
+      </w:r>
+      <w:r>
+        <w:t>电源的总功率</w:t>
       </w:r>
     </w:p>
     <w:p>
@@ -5710,10 +5746,13 @@
         <w:jc w:val="left"/>
       </w:pPr>
       <w:r>
-        <w:t>13</w:t>
-      </w:r>
-      <w:r>
-        <w:t>．电源内部消耗的功率</w:t>
+        <w:rPr>
+          <w:shd w:val="clear" w:color="auto" w:fill="C9C9C9"/>
+        </w:rPr>
+        <w:t>13．</w:t>
+      </w:r>
+      <w:r>
+        <w:t>电源内部消耗的功率</w:t>
       </w:r>
     </w:p>
     <w:p>
@@ -5807,10 +5846,13 @@
         <w:jc w:val="left"/>
       </w:pPr>
       <w:r>
-        <w:t>14</w:t>
-      </w:r>
-      <w:r>
-        <w:t>．电源的输出功率</w:t>
+        <w:rPr>
+          <w:shd w:val="clear" w:color="auto" w:fill="C9C9C9"/>
+        </w:rPr>
+        <w:t>14．</w:t>
+      </w:r>
+      <w:r>
+        <w:t>电源的输出功率</w:t>
       </w:r>
     </w:p>
     <w:p>
@@ -6073,10 +6115,13 @@
         <w:jc w:val="left"/>
       </w:pPr>
       <w:r>
-        <w:t>15</w:t>
-      </w:r>
-      <w:r>
-        <w:t>．电源的效率</w:t>
+        <w:rPr>
+          <w:shd w:val="clear" w:color="auto" w:fill="C9C9C9"/>
+        </w:rPr>
+        <w:t>15．</w:t>
+      </w:r>
+      <w:r>
+        <w:t>电源的效率</w:t>
       </w:r>
     </w:p>
     <w:p>
@@ -6288,10 +6333,13 @@
         <w:jc w:val="left"/>
       </w:pPr>
       <w:r>
-        <w:t>16</w:t>
-      </w:r>
-      <w:r>
-        <w:t>．纯电阻电路中电源的最大输出功率（</w:t>
+        <w:rPr>
+          <w:shd w:val="clear" w:color="auto" w:fill="C9C9C9"/>
+        </w:rPr>
+        <w:t>16．</w:t>
+      </w:r>
+      <w:r>
+        <w:t>纯电阻电路中电源的最大输出功率（</w:t>
       </w:r>
       <w:r>
         <w:t>R</w:t>
@@ -6792,10 +6840,13 @@
         <w:jc w:val="left"/>
       </w:pPr>
       <w:r>
-        <w:t>17</w:t>
-      </w:r>
-      <w:r>
-        <w:t>．提高纯电阻电路效率的方法</w:t>
+        <w:rPr>
+          <w:shd w:val="clear" w:color="auto" w:fill="C9C9C9"/>
+        </w:rPr>
+        <w:t>17．</w:t>
+      </w:r>
+      <w:r>
+        <w:t>提高纯电阻电路效率的方法</w:t>
       </w:r>
     </w:p>
     <w:p>
@@ -7035,10 +7086,13 @@
         <w:jc w:val="left"/>
       </w:pPr>
       <w:r>
-        <w:t>18</w:t>
-      </w:r>
-      <w:r>
-        <w:t>．动态电路的特点</w:t>
+        <w:rPr>
+          <w:shd w:val="clear" w:color="auto" w:fill="C9C9C9"/>
+        </w:rPr>
+        <w:t>18．</w:t>
+      </w:r>
+      <w:r>
+        <w:t>动态电路的特点</w:t>
       </w:r>
     </w:p>
     <w:p>
@@ -7054,10 +7108,13 @@
         <w:jc w:val="left"/>
       </w:pPr>
       <w:r>
-        <w:t>19</w:t>
-      </w:r>
-      <w:r>
-        <w:t>．电路动态分析的常用方法</w:t>
+        <w:rPr>
+          <w:shd w:val="clear" w:color="auto" w:fill="C9C9C9"/>
+        </w:rPr>
+        <w:t>19．</w:t>
+      </w:r>
+      <w:r>
+        <w:t>电路动态分析的常用方法</w:t>
       </w:r>
     </w:p>
     <w:p>
@@ -7248,10 +7305,13 @@
         <w:jc w:val="left"/>
       </w:pPr>
       <w:r>
-        <w:t>20</w:t>
-      </w:r>
-      <w:r>
-        <w:t>．含容电路的分析</w:t>
+        <w:rPr>
+          <w:shd w:val="clear" w:color="auto" w:fill="C9C9C9"/>
+        </w:rPr>
+        <w:t>20．</w:t>
+      </w:r>
+      <w:r>
+        <w:t>含容电路的分析</w:t>
       </w:r>
     </w:p>
     <w:p>
@@ -7445,10 +7505,13 @@
         <w:jc w:val="left"/>
       </w:pPr>
       <w:r>
-        <w:t>21</w:t>
-      </w:r>
-      <w:r>
-        <w:t>．电源的</w:t>
+        <w:rPr>
+          <w:shd w:val="clear" w:color="auto" w:fill="C9C9C9"/>
+        </w:rPr>
+        <w:t>21．</w:t>
+      </w:r>
+      <w:r>
+        <w:t>电源的</w:t>
       </w:r>
       <w:r>
         <w:t>U-I</w:t>
@@ -7795,11 +7858,14 @@
         <w:jc w:val="left"/>
       </w:pPr>
       <w:r>
+        <w:rPr>
+          <w:shd w:val="clear" w:color="auto" w:fill="C9C9C9"/>
+        </w:rPr>
         <w:lastRenderedPageBreak/>
-        <w:t>22</w:t>
-      </w:r>
-      <w:r>
-        <w:t>．电源的</w:t>
+        <w:t>22．</w:t>
+      </w:r>
+      <w:r>
+        <w:t>电源的</w:t>
       </w:r>
       <w:r>
         <w:t>U-I</w:t>
@@ -8224,10 +8290,13 @@
         <w:jc w:val="left"/>
       </w:pPr>
       <w:r>
-        <w:t>23</w:t>
-      </w:r>
-      <w:r>
-        <w:t>．电源与电阻的</w:t>
+        <w:rPr>
+          <w:shd w:val="clear" w:color="auto" w:fill="C9C9C9"/>
+        </w:rPr>
+        <w:t>23．</w:t>
+      </w:r>
+      <w:r>
+        <w:t>电源与电阻的</w:t>
       </w:r>
       <w:r>
         <w:t>U-I</w:t>
@@ -9042,10 +9111,13 @@
         <w:jc w:val="left"/>
       </w:pPr>
       <w:r>
-        <w:t>24</w:t>
-      </w:r>
-      <w:r>
-        <w:t>．实验：电池电动势和内阻的测量（伏安法）</w:t>
+        <w:rPr>
+          <w:shd w:val="clear" w:color="auto" w:fill="C9C9C9"/>
+        </w:rPr>
+        <w:t>24．</w:t>
+      </w:r>
+      <w:r>
+        <w:t>实验：电池电动势和内阻的测量（伏安法）</w:t>
       </w:r>
     </w:p>
     <w:p>
@@ -12095,10 +12167,13 @@
         <w:jc w:val="left"/>
       </w:pPr>
       <w:r>
-        <w:t>25</w:t>
-      </w:r>
-      <w:r>
-        <w:t>．测量电源电动势和内阻的安阻法</w:t>
+        <w:rPr>
+          <w:shd w:val="clear" w:color="auto" w:fill="C9C9C9"/>
+        </w:rPr>
+        <w:t>25．</w:t>
+      </w:r>
+      <w:r>
+        <w:t>测量电源电动势和内阻的安阻法</w:t>
       </w:r>
     </w:p>
     <w:p>
@@ -13212,10 +13287,13 @@
         <w:jc w:val="left"/>
       </w:pPr>
       <w:r>
-        <w:t>26</w:t>
-      </w:r>
-      <w:r>
-        <w:t>．测量电源电动势和内阻的伏阻法</w:t>
+        <w:rPr>
+          <w:shd w:val="clear" w:color="auto" w:fill="C9C9C9"/>
+        </w:rPr>
+        <w:t>26．</w:t>
+      </w:r>
+      <w:r>
+        <w:t>测量电源电动势和内阻的伏阻法</w:t>
       </w:r>
     </w:p>
     <w:p>
@@ -14181,10 +14259,13 @@
         <w:jc w:val="left"/>
       </w:pPr>
       <w:r>
-        <w:t>27</w:t>
-      </w:r>
-      <w:r>
-        <w:t>．能量守恒定律</w:t>
+        <w:rPr>
+          <w:shd w:val="clear" w:color="auto" w:fill="C9C9C9"/>
+        </w:rPr>
+        <w:t>27．</w:t>
+      </w:r>
+      <w:r>
+        <w:t>能量守恒定律</w:t>
       </w:r>
     </w:p>
     <w:p>
@@ -14409,10 +14490,13 @@
         <w:jc w:val="left"/>
       </w:pPr>
       <w:r>
-        <w:t>28</w:t>
-      </w:r>
-      <w:r>
-        <w:t>．能量转移或转化的方向性</w:t>
+        <w:rPr>
+          <w:shd w:val="clear" w:color="auto" w:fill="C9C9C9"/>
+        </w:rPr>
+        <w:t>28．</w:t>
+      </w:r>
+      <w:r>
+        <w:t>能量转移或转化的方向性</w:t>
       </w:r>
     </w:p>
     <w:p>
@@ -14568,7 +14652,14 @@
         <w:jc w:val="left"/>
       </w:pPr>
       <w:r>
-        <w:t>29．能源的分类与应用</w:t>
+        <w:rPr>
+          <w:shd w:val="clear" w:color="auto" w:fill="C9C9C9"/>
+        </w:rPr>
+        <w:t>29．</w:t>
+      </w:r>
+      <w:r>
+        <w:rPr/>
+        <w:t>能源的分类与应用</w:t>
       </w:r>
       <w:r>
         <w:t/>
@@ -14664,7 +14755,14 @@
         <w:jc w:val="left"/>
       </w:pPr>
       <w:r>
-        <w:t>30．能源与社会发展</w:t>
+        <w:rPr>
+          <w:shd w:val="clear" w:color="auto" w:fill="C9C9C9"/>
+        </w:rPr>
+        <w:t>30．</w:t>
+      </w:r>
+      <w:r>
+        <w:rPr/>
+        <w:t>能源与社会发展</w:t>
       </w:r>
       <w:r>
         <w:t/>
@@ -14904,10 +15002,13 @@
         <w:jc w:val="left"/>
       </w:pPr>
       <w:r>
-        <w:t>31</w:t>
-      </w:r>
-      <w:r>
-        <w:t>．能源的分类方式</w:t>
+        <w:rPr>
+          <w:shd w:val="clear" w:color="auto" w:fill="C9C9C9"/>
+        </w:rPr>
+        <w:t>31．</w:t>
+      </w:r>
+      <w:r>
+        <w:t>能源的分类方式</w:t>
       </w:r>
     </w:p>
     <w:tbl>

--- a/高中物理/高中物理同步/人教版必修3 第12章 电能 能量守恒定律·知识清单（完成）.docx
+++ b/高中物理/高中物理同步/人教版必修3 第12章 电能 能量守恒定律·知识清单（完成）.docx
@@ -250,6 +250,7 @@
         <w:rPr>
           <w:b/>
           <w:bCs/>
+          <w:shd w:val="clear" w:color="auto" w:fill="C9C9C9"/>
         </w:rPr>
         <w:t xml:space="preserve">12.1 </w:t>
       </w:r>
@@ -2171,6 +2172,7 @@
         <w:rPr>
           <w:b/>
           <w:bCs/>
+          <w:shd w:val="clear" w:color="auto" w:fill="C9C9C9"/>
         </w:rPr>
         <w:t xml:space="preserve">12.2 </w:t>
       </w:r>
@@ -14242,6 +14244,7 @@
         <w:rPr>
           <w:b/>
           <w:bCs/>
+          <w:shd w:val="clear" w:color="auto" w:fill="C9C9C9"/>
         </w:rPr>
         <w:t xml:space="preserve">12.4 </w:t>
       </w:r>
